--- a/resultados/Relatório da Pesquisa.docx
+++ b/resultados/Relatório da Pesquisa.docx
@@ -1077,15 +1077,7 @@
           <w:sz w:val="24"/>
           <w:szCs w:val="24"/>
         </w:rPr>
-        <w:t xml:space="preserve">O quadro se mostra ainda mais preocupante após uma análise de indicadores de ocupação entre jovens de 14 a 24 anos de idade. Aliadas à falta de diversificação econômica, que limita a criação de empregos em setores de alto valor agregado, à rigidez das leis trabalhistas que oneram a contratação formal, à problemas de infraestrutura decorrentes de urbanização desordenada e à falta de políticas de incentivos eficazes, a deficiência do sistema educacional, que não dota os jovens recém-formados para as demandas </w:t>
-      </w:r>
-      <w:r>
-        <w:rPr>
-          <w:rFonts w:ascii="Times New Roman" w:eastAsia="Times New Roman" w:hAnsi="Times New Roman" w:cs="Times New Roman"/>
-          <w:sz w:val="24"/>
-          <w:szCs w:val="24"/>
-        </w:rPr>
-        <w:t>do mercado de trabalho modernizado, a marginalização decorrente da falta de experiência, e a localização em regiões periféricas aos grandes centros de desenvolvimento econômico, dificultam a integração econômica dos jovens no setor formal de produção. Empurrados para a informalidade, esses jovens não conseguem adquirir a experiência requerida deles para o ingresso no mercado formal, impedindo-o de quebrar esse ciclo de vulnerabilidade, e, portanto, é uma questão crucial para o fenômeno da mobilidade social.</w:t>
+        <w:t>O quadro se mostra ainda mais preocupante após uma análise de indicadores de ocupação entre jovens de 14 a 24 anos de idade. Aliadas à falta de diversificação econômica, que limita a criação de empregos em setores de alto valor agregado, à rigidez das leis trabalhistas que oneram a contratação formal, à problemas de infraestrutura decorrentes de urbanização desordenada e à falta de políticas de incentivos eficazes, a deficiência do sistema educacional, que não dota os jovens recém-formados para as demandas do mercado de trabalho modernizado, a marginalização decorrente da falta de experiência, e a localização em regiões periféricas aos grandes centros de desenvolvimento econômico, dificultam a integração econômica dos jovens no setor formal de produção. Empurrados para a informalidade, esses jovens não conseguem adquirir a experiência requerida deles para o ingresso no mercado formal, impedindo-o de quebrar esse ciclo de vulnerabilidade, e, portanto, é uma questão crucial para o fenômeno da mobilidade social.</w:t>
       </w:r>
     </w:p>
     <w:p>
@@ -1115,15 +1107,7 @@
           <w:sz w:val="24"/>
           <w:szCs w:val="24"/>
         </w:rPr>
-        <w:t>No Brasil, apesar de algumas mudanças estruturais significativas que ocorreram no setor produtivo e nas relações de trabalho, contribuindo para um aumento da formalização no mercado de trabalho a partir de 2004, a taxa de ocupação entre os jovens vem piorando significativamente desde a década de 1990. Aplicando o índice de participação relativa dos jovens entre 14 e 24 anos em postos formais de emprego desenvolvido em Filho et al. (2015) em dados da Informação Social Anual (RAIS) do Ministério do Trabalho e</w:t>
-      </w:r>
-      <w:r>
-        <w:rPr>
-          <w:rFonts w:ascii="Times New Roman" w:eastAsia="Times New Roman" w:hAnsi="Times New Roman" w:cs="Times New Roman"/>
-          <w:sz w:val="24"/>
-          <w:szCs w:val="24"/>
-        </w:rPr>
-        <w:t xml:space="preserve"> Emprego, para os anos de 1992, 2002 e 2012, estima-se uma redução de cerca de 18,55%, o que indica queda da participação juvenil no setor formal; regionalmente, o Sudeste, polo econômico significante para o país, apresentou uma redução de 21,03% no mesmo indicador.</w:t>
+        <w:t>No Brasil, apesar de algumas mudanças estruturais significativas que ocorreram no setor produtivo e nas relações de trabalho, contribuindo para um aumento da formalização no mercado de trabalho a partir de 2004, a taxa de ocupação entre os jovens vem piorando significativamente desde a década de 1990. Aplicando o índice de participação relativa dos jovens entre 14 e 24 anos em postos formais de emprego desenvolvido em Filho et al. (2015) em dados da Informação Social Anual (RAIS) do Ministério do Trabalho e Emprego, para os anos de 1992, 2002 e 2012, estima-se uma redução de cerca de 18,55%, o que indica queda da participação juvenil no setor formal; regionalmente, o Sudeste, polo econômico significante para o país, apresentou uma redução de 21,03% no mesmo indicador.</w:t>
       </w:r>
     </w:p>
     <w:p>
@@ -1153,7 +1137,23 @@
           <w:sz w:val="24"/>
           <w:szCs w:val="24"/>
         </w:rPr>
-        <w:t xml:space="preserve">Essa problemática, a da falta de qualificação dos jovens para o mercado de trabalho que estava sendo modernizado, foi considerada nas diversas políticas públicas direcionadas aos mais vulneráveis, que foram implementadas visando a ampliação do estoque de capital humano na economia. Pode-se elencar alguns exemplos de sucesso, como o Programa nacional de Acesso ao Ensino Técnico e ao emprego, que ofereceu cursos de </w:t>
+        <w:t xml:space="preserve">Essa problemática, a da falta de qualificação dos jovens para o mercado de trabalho que estava sendo modernizado, foi considerada nas diversas políticas públicas direcionadas aos mais vulneráveis, que foram implementadas visando a ampliação do estoque de capital humano na economia. Pode-se elencar alguns exemplos de sucesso, como o Programa </w:t>
+      </w:r>
+      <w:r>
+        <w:rPr>
+          <w:rFonts w:ascii="Times New Roman" w:eastAsia="Times New Roman" w:hAnsi="Times New Roman" w:cs="Times New Roman"/>
+          <w:sz w:val="24"/>
+          <w:szCs w:val="24"/>
+        </w:rPr>
+        <w:t>N</w:t>
+      </w:r>
+      <w:r>
+        <w:rPr>
+          <w:rFonts w:ascii="Times New Roman" w:eastAsia="Times New Roman" w:hAnsi="Times New Roman" w:cs="Times New Roman"/>
+          <w:sz w:val="24"/>
+          <w:szCs w:val="24"/>
+        </w:rPr>
+        <w:t xml:space="preserve">acional de Acesso ao Ensino Técnico e ao emprego, que ofereceu cursos de </w:t>
       </w:r>
       <w:r>
         <w:rPr>
@@ -1162,23 +1162,7 @@
           <w:szCs w:val="24"/>
         </w:rPr>
         <w:lastRenderedPageBreak/>
-        <w:t>educação profissional e tecnológica, a partir de 2011, atingindo mais de 10 milhões de jovens; como também, o programa Brasil Jovem, lançado em 2018, que promoveu formação técnica, desenvolvimento cultural e incentivou o empreendedorismo. Esses e outros esforços baseiam-se em iniciativas do início da década de 2000, como a Lei do Aprendiz, que incentiva os empregadores a contratar jovens entre 14 e 24 anos, por meio de contratos de trabalho especial de meio período, focado em funções de aprendizagem – conhe</w:t>
-      </w:r>
-      <w:r>
-        <w:rPr>
-          <w:rFonts w:ascii="Times New Roman" w:eastAsia="Times New Roman" w:hAnsi="Times New Roman" w:cs="Times New Roman"/>
-          <w:sz w:val="24"/>
-          <w:szCs w:val="24"/>
-        </w:rPr>
-        <w:t>cido hoje como Programa Jovem Aprendiz; ademais, avaliações da eficácia dessa política social apresentam que houve elevação do emprego dos jovens, principalmente em microempresas, ressaltando a importância de incentivos ao micro empreendedorismo (simplificação tributária, acesso a crédito, incentivos à formalização, etc.). Porém, outros estudos mostram que ainda há muitos avanços a serem feitos quanto à regulamentação, muitos privilégios para trabalhadores existentes oferecem barreiras para quem entra no me</w:t>
-      </w:r>
-      <w:r>
-        <w:rPr>
-          <w:rFonts w:ascii="Times New Roman" w:eastAsia="Times New Roman" w:hAnsi="Times New Roman" w:cs="Times New Roman"/>
-          <w:sz w:val="24"/>
-          <w:szCs w:val="24"/>
-        </w:rPr>
-        <w:t>rcado (Almeida, Truman G., Packard, 2018).</w:t>
+        <w:t>educação profissional e tecnológica, a partir de 2011, atingindo mais de 10 milhões de jovens; como também, o programa Brasil Jovem, lançado em 2018, que promoveu formação técnica, desenvolvimento cultural e incentivou o empreendedorismo. Esses e outros esforços baseiam-se em iniciativas do início da década de 2000, como a Lei do Aprendiz, que incentiva os empregadores a contratar jovens entre 14 e 24 anos, por meio de contratos de trabalho especial de meio período, focado em funções de aprendizagem – conhecido hoje como Programa Jovem Aprendiz; ademais, avaliações da eficácia dessa política social apresentam que houve elevação do emprego dos jovens, principalmente em microempresas, ressaltando a importância de incentivos ao micro empreendedorismo (simplificação tributária, acesso a crédito, incentivos à formalização, etc.). Porém, outros estudos mostram que ainda há muitos avanços a serem feitos quanto à regulamentação, muitos privilégios para trabalhadores existentes oferecem barreiras para quem entra no mercado (Almeida, Truman G., Packard, 2018).</w:t>
       </w:r>
     </w:p>
     <w:p>
@@ -1208,23 +1192,7 @@
           <w:sz w:val="24"/>
           <w:szCs w:val="24"/>
         </w:rPr>
-        <w:t>Ao explorar esses dados de ocupação, vários trabalhos têm analisado os fatores relacionados ao declínio do emprego relativo de jovens no setor formal da economia brasileira, destacando-se a preponderância da informalidade. De acordo com dados da Pesquisa Nacional por Amostra de Domicílios (PNAD) para 2011, a taxa de informalidade entre os jovens era de cerca de 16,3%, com as cidades das regiões metropolitanas do Nordeste apresentando taxas mais elevadas apesar de ter se beneficiado da melhoria do capital hu</w:t>
-      </w:r>
-      <w:r>
-        <w:rPr>
-          <w:rFonts w:ascii="Times New Roman" w:eastAsia="Times New Roman" w:hAnsi="Times New Roman" w:cs="Times New Roman"/>
-          <w:sz w:val="24"/>
-          <w:szCs w:val="24"/>
-        </w:rPr>
-        <w:t>mano entre os jovens, com o crescimento dos investimentos em educação, entre 2001 e 2008 (Filho, Silva, Queiroz, 2015). Souza (2020), por sua vez, explora alguns fatores que expliquem essa alta informalidade entre os jovens, destacando aqueles que dificultam o acesso deles ao mercado de trabalho, e reforçando o papel da alta taxa de rotatividade na manutenção dos obstáculos.  Compreende que, a transição do jovem da escola para o mercado se dá com bastante dificuldade devido à sua falta de experiência e ao s</w:t>
-      </w:r>
-      <w:r>
-        <w:rPr>
-          <w:rFonts w:ascii="Times New Roman" w:eastAsia="Times New Roman" w:hAnsi="Times New Roman" w:cs="Times New Roman"/>
-          <w:sz w:val="24"/>
-          <w:szCs w:val="24"/>
-        </w:rPr>
-        <w:t>ubdesenvolvimento de competências profissionais em geral; sem abstrair de fatores limitantes como condições econômicas instáveis, desigualdades sociais relacionadas à gênero, raça, origem, de dificuldades devidas à concentração produtiva, que afetam a disponibilidade de oportunidades de empregos formais, em meio a uma predominância de ocupações mal remuneradas, sem segurança social e do trabalho, fora das diretrizes da Consolidação das Leis do Trabalho (CLT).</w:t>
+        <w:t>Ao explorar esses dados de ocupação, vários trabalhos têm analisado os fatores relacionados ao declínio do emprego relativo de jovens no setor formal da economia brasileira, destacando-se a preponderância da informalidade. De acordo com dados da Pesquisa Nacional por Amostra de Domicílios (PNAD) para 2011, a taxa de informalidade entre os jovens era de cerca de 16,3%, com as cidades das regiões metropolitanas do Nordeste apresentando taxas mais elevadas apesar de ter se beneficiado da melhoria do capital humano entre os jovens, com o crescimento dos investimentos em educação, entre 2001 e 2008 (Filho, Silva, Queiroz, 2015). Souza (2020), por sua vez, explora alguns fatores que expliquem essa alta informalidade entre os jovens, destacando aqueles que dificultam o acesso deles ao mercado de trabalho, e reforçando o papel da alta taxa de rotatividade na manutenção dos obstáculos.  Compreende que, a transição do jovem da escola para o mercado se dá com bastante dificuldade devido à sua falta de experiência e ao subdesenvolvimento de competências profissionais em geral; sem abstrair de fatores limitantes como condições econômicas instáveis, desigualdades sociais relacionadas à gênero, raça, origem, de dificuldades devidas à concentração produtiva, que afetam a disponibilidade de oportunidades de empregos formais, em meio a uma predominância de ocupações mal remuneradas, sem segurança social e do trabalho, fora das diretrizes da Consolidação das Leis do Trabalho (CLT).</w:t>
       </w:r>
     </w:p>
     <w:p>
@@ -1254,15 +1222,7 @@
           <w:sz w:val="24"/>
           <w:szCs w:val="24"/>
         </w:rPr>
-        <w:t>Por sua vez, as elevadas taxas de rotatividade registradas têm seu lugar na literatura econômica, pois, assim como a taxa de ocupação, expressa o grau de vulnerabilidade profissional dos jovens, que, por serem menos qualificados que outros trabalhadores, são facilmente despedidos, e\ou, por necessitar conciliar trabalho e cursos profissionalizantes, precisam trocar de emprego. Ao traçar um quadro comparativo dos padrões de movimento dos jovens e adultos no mercado de trabalho durante o período de 1996-2011,</w:t>
-      </w:r>
-      <w:r>
-        <w:rPr>
-          <w:rFonts w:ascii="Times New Roman" w:eastAsia="Times New Roman" w:hAnsi="Times New Roman" w:cs="Times New Roman"/>
-          <w:sz w:val="24"/>
-          <w:szCs w:val="24"/>
-        </w:rPr>
-        <w:t xml:space="preserve"> através de uma abordagem de fluxo, </w:t>
+        <w:t xml:space="preserve">Por sua vez, as elevadas taxas de rotatividade registradas têm seu lugar na literatura econômica, pois, assim como a taxa de ocupação, expressa o grau de vulnerabilidade profissional dos jovens, que, por serem menos qualificados que outros trabalhadores, são facilmente despedidos, e\ou, por necessitar conciliar trabalho e cursos profissionalizantes, precisam trocar de emprego. Ao traçar um quadro comparativo dos padrões de movimento dos jovens e adultos no mercado de trabalho durante o período de 1996-2011, através de uma abordagem de fluxo, </w:t>
       </w:r>
       <w:proofErr w:type="spellStart"/>
       <w:r>
@@ -1289,15 +1249,7 @@
           <w:szCs w:val="24"/>
         </w:rPr>
         <w:lastRenderedPageBreak/>
-        <w:t>perspectiva de carreiras estáveis – que apresentam maior produtividade e salários, no longo prazo. Deduz-se daí o quanto a informalidade afeta a mobilidade social, que permanece estagnada enqua</w:t>
-      </w:r>
-      <w:r>
-        <w:rPr>
-          <w:rFonts w:ascii="Times New Roman" w:eastAsia="Times New Roman" w:hAnsi="Times New Roman" w:cs="Times New Roman"/>
-          <w:sz w:val="24"/>
-          <w:szCs w:val="24"/>
-        </w:rPr>
-        <w:t>nto ela aumenta, e é o que mostram os dados para a economia brasileira da década de 1990 até os dias atuais (Filho, Silva, Queiroz, 2015).</w:t>
+        <w:t>perspectiva de carreiras estáveis – que apresentam maior produtividade e salários, no longo prazo. Deduz-se daí o quanto a informalidade afeta a mobilidade social, que permanece estagnada enquanto ela aumenta, e é o que mostram os dados para a economia brasileira da década de 1990 até os dias atuais (Filho, Silva, Queiroz, 2015).</w:t>
       </w:r>
     </w:p>
     <w:p>
@@ -1386,15 +1338,7 @@
           <w:sz w:val="24"/>
           <w:szCs w:val="24"/>
         </w:rPr>
-        <w:t>Na história mais recente da economia brasileira, a pandemia de COVID-19, com as medidas de restrição de contato necessárias para conter seu aprofundamento, teve efeitos drásticos sobre a atividade econômica. Trabalhadores em geral, especialmente os do setor informal, onde atividades de serviços intensivas em contato físico predominam, tiveram que paralisar seus trabalhos devido às medidas de isolamento social; a mão de obra juvenil é prevalente nesse setor. Sem explorar os choques de oferta resultantes da i</w:t>
-      </w:r>
-      <w:r>
-        <w:rPr>
-          <w:rFonts w:ascii="Times New Roman" w:eastAsia="Times New Roman" w:hAnsi="Times New Roman" w:cs="Times New Roman"/>
-          <w:sz w:val="24"/>
-          <w:szCs w:val="24"/>
-        </w:rPr>
-        <w:t xml:space="preserve">nterrupção do comércio internacional e readequação das cadeias globais de valor, algumas firmas tiveram que reduzir sua atividade, e até fechar as portas, enquanto muitas não sobreviveram ao aumento de custos e redução das receitas, e faliram. Reduções da capacidade produtiva da economia e do nível de emprego são consequências esperadas de eventos críticos como esses, em que as decisões econômicas se apresentam significativamente voláteis, ocorrendo descoordenação e quebra de ligações intersetoriais. </w:t>
+        <w:t xml:space="preserve">Na história mais recente da economia brasileira, a pandemia de COVID-19, com as medidas de restrição de contato necessárias para conter seu aprofundamento, teve efeitos drásticos sobre a atividade econômica. Trabalhadores em geral, especialmente os do setor informal, onde atividades de serviços intensivas em contato físico predominam, tiveram que paralisar seus trabalhos devido às medidas de isolamento social; a mão de obra juvenil é prevalente nesse setor. Sem explorar os choques de oferta resultantes da interrupção do comércio internacional e readequação das cadeias globais de valor, algumas firmas tiveram que reduzir sua atividade, e até fechar as portas, enquanto muitas não sobreviveram ao aumento de custos e redução das receitas, e faliram. Reduções da capacidade produtiva da economia e do nível de emprego são consequências esperadas de eventos críticos como esses, em que as decisões econômicas se apresentam significativamente voláteis, ocorrendo descoordenação e quebra de ligações intersetoriais. </w:t>
       </w:r>
     </w:p>
     <w:p>
@@ -1522,7 +1466,7 @@
           <w:sz w:val="24"/>
           <w:szCs w:val="24"/>
         </w:rPr>
-        <w:t xml:space="preserve">A pesquisa atual, em adição aos esforços de outros trabalhos, objetiva analisar os efeitos heterogêneos da pandemia sobre a ocupação dos jovens no mercado de trabalho, </w:t>
+        <w:t xml:space="preserve">A pesquisa atual, em adição aos esforços de outros trabalhos, objetiva analisar os efeitos da pandemia sobre a ocupação dos jovens no mercado de trabalho, extrapolando a </w:t>
       </w:r>
       <w:r>
         <w:rPr>
@@ -1531,15 +1475,57 @@
           <w:szCs w:val="24"/>
         </w:rPr>
         <w:lastRenderedPageBreak/>
-        <w:t>extrapolando a simples análise das taxas de desemprego, estimando, a partir de dados da PNAD Contínua para o período de 2012-2022, diferenças no emprego de jovens antes, durante e após o período crítico da pandemia. Ou seja, pretende mensurar o efeito da pandemia na medida em que desviou a trajetória dos indicadores de ocupação juvenil, estimando qual seria o estado das variáveis na ausência do choque e comparando com a sua performance efetiva, algo ainda não considerado pelas pesquisas que tratam do assunt</w:t>
-      </w:r>
-      <w:r>
-        <w:rPr>
-          <w:rFonts w:ascii="Times New Roman" w:eastAsia="Times New Roman" w:hAnsi="Times New Roman" w:cs="Times New Roman"/>
-          <w:sz w:val="24"/>
-          <w:szCs w:val="24"/>
-        </w:rPr>
-        <w:t>o; isso permitirá comparar o desempenho durante a crise sanitária com a atividade pós retomada da economia, a fim de avaliar se os efeitos do choque são temporários ou se provocaram mudanças estruturais, como afirmam os estudos anteriormente citados.</w:t>
+        <w:t>simples análise das taxas de desemprego, estimando, a partir de dados da PNAD Contínua para o período de 2012-202</w:t>
+      </w:r>
+      <w:r>
+        <w:rPr>
+          <w:rFonts w:ascii="Times New Roman" w:eastAsia="Times New Roman" w:hAnsi="Times New Roman" w:cs="Times New Roman"/>
+          <w:sz w:val="24"/>
+          <w:szCs w:val="24"/>
+        </w:rPr>
+        <w:t>3</w:t>
+      </w:r>
+      <w:r>
+        <w:rPr>
+          <w:rFonts w:ascii="Times New Roman" w:eastAsia="Times New Roman" w:hAnsi="Times New Roman" w:cs="Times New Roman"/>
+          <w:sz w:val="24"/>
+          <w:szCs w:val="24"/>
+        </w:rPr>
+        <w:t>, diferenças n</w:t>
+      </w:r>
+      <w:r>
+        <w:rPr>
+          <w:rFonts w:ascii="Times New Roman" w:eastAsia="Times New Roman" w:hAnsi="Times New Roman" w:cs="Times New Roman"/>
+          <w:sz w:val="24"/>
+          <w:szCs w:val="24"/>
+        </w:rPr>
+        <w:t>as chances de inclusão laboral</w:t>
+      </w:r>
+      <w:r>
+        <w:rPr>
+          <w:rFonts w:ascii="Times New Roman" w:eastAsia="Times New Roman" w:hAnsi="Times New Roman" w:cs="Times New Roman"/>
+          <w:sz w:val="24"/>
+          <w:szCs w:val="24"/>
+        </w:rPr>
+        <w:t xml:space="preserve"> </w:t>
+      </w:r>
+      <w:proofErr w:type="spellStart"/>
+      <w:r>
+        <w:rPr>
+          <w:rFonts w:ascii="Times New Roman" w:eastAsia="Times New Roman" w:hAnsi="Times New Roman" w:cs="Times New Roman"/>
+          <w:sz w:val="24"/>
+          <w:szCs w:val="24"/>
+        </w:rPr>
+        <w:t>de</w:t>
+      </w:r>
+      <w:proofErr w:type="spellEnd"/>
+      <w:r>
+        <w:rPr>
+          <w:rFonts w:ascii="Times New Roman" w:eastAsia="Times New Roman" w:hAnsi="Times New Roman" w:cs="Times New Roman"/>
+          <w:sz w:val="24"/>
+          <w:szCs w:val="24"/>
+        </w:rPr>
+        <w:t xml:space="preserve"> jovens antes, durante e após o período crítico da pandemia. Ou seja, pretende mensurar o efeito da pandemia na medida em que desviou a trajetória dos indicadores de ocupação juvenil, estimando qual seria o estado das variáveis na ausência do choque e comparando com a sua performance efetiva, algo ainda não considerado pelas pesquisas que tratam do assunto; isso permitirá comparar o desempenho durante a crise sanitária com a atividade pós retomada da economia, a fim de avaliar se os efeitos do choque são temporários ou se provocaram mudanças estruturais, como afirmam os estudos anteriormente citados.</w:t>
       </w:r>
     </w:p>
     <w:p>
@@ -1599,15 +1585,7 @@
           <w:sz w:val="24"/>
           <w:szCs w:val="24"/>
         </w:rPr>
-        <w:t>A ampliação da compreensão acerca dos impactos diversos da pandemia de COVID-19 sobre a economia, especialmente sobre o emprego de jovens em diferentes condições lança luz sobre diversos canais de transmissão de choques adversos para as variáveis macroeconômicas relevantes para o desenvolvimento econômico. No caso do emprego de jovens, a possibilidade de planejamento e implantação de políticas públicas focalizadas e eficazes para a integração deles ao mercado de trabalho é um importante mecanismo de promoçã</w:t>
-      </w:r>
-      <w:r>
-        <w:rPr>
-          <w:rFonts w:ascii="Times New Roman" w:eastAsia="Times New Roman" w:hAnsi="Times New Roman" w:cs="Times New Roman"/>
-          <w:sz w:val="24"/>
-          <w:szCs w:val="24"/>
-        </w:rPr>
-        <w:t>o da capacidade produtiva da economia, e, portanto, do crescimento sustentado. Como já discutido, a promoção do emprego entre os jovens é um forte incentivo à mobilidade social com efeitos positivos sobre as desigualdades sociais. O entendimento da extensão e intensidade do choque como motor de mudanças estruturais é necessária para criação de uma rede de proteção para amortecer impactos de crises futuras.</w:t>
+        <w:t>A ampliação da compreensão acerca dos impactos diversos da pandemia de COVID-19 sobre a economia, especialmente sobre o emprego de jovens em diferentes condições lança luz sobre diversos canais de transmissão de choques adversos para as variáveis macroeconômicas relevantes para o desenvolvimento econômico. No caso do emprego de jovens, a possibilidade de planejamento e implantação de políticas públicas focalizadas e eficazes para a integração deles ao mercado de trabalho é um importante mecanismo de promoção da capacidade produtiva da economia, e, portanto, do crescimento sustentado. Como já discutido, a promoção do emprego entre os jovens é um forte incentivo à mobilidade social com efeitos positivos sobre as desigualdades sociais. O entendimento da extensão e intensidade do choque como motor de mudanças estruturais é necessária para criação de uma rede de proteção para amortecer impactos de crises futuras.</w:t>
       </w:r>
     </w:p>
     <w:p>
@@ -1667,15 +1645,7 @@
           <w:sz w:val="24"/>
           <w:szCs w:val="24"/>
         </w:rPr>
-        <w:t>Com a chegada da pandemia de COVID-19 em 2020, essas vulnerabilidades foram acentuadas. A contração abrupta da atividade econômica, o fechamento temporário de setores com alta absorção juvenil (como comércio, serviços, cultura e turismo), e a transição forçada para modalidades digitais de contratação e produção impuseram choques severos ao processo de transição ocupacional dos jovens. Dados agregados já apontavam elevações nas taxas de desemprego juvenil e na inatividade, mas não permitiam mensurar com prec</w:t>
-      </w:r>
-      <w:r>
-        <w:rPr>
-          <w:rFonts w:ascii="Times New Roman" w:eastAsia="Times New Roman" w:hAnsi="Times New Roman" w:cs="Times New Roman"/>
-          <w:sz w:val="24"/>
-          <w:szCs w:val="24"/>
-        </w:rPr>
-        <w:t>isão os mecanismos internos dessas mudanças nem suas implicações de médio prazo.</w:t>
+        <w:t>Com a chegada da pandemia de COVID-19 em 2020, essas vulnerabilidades foram acentuadas. A contração abrupta da atividade econômica, o fechamento temporário de setores com alta absorção juvenil (como comércio, serviços, cultura e turismo), e a transição forçada para modalidades digitais de contratação e produção impuseram choques severos ao processo de transição ocupacional dos jovens. Dados agregados já apontavam elevações nas taxas de desemprego juvenil e na inatividade, mas não permitiam mensurar com precisão os mecanismos internos dessas mudanças nem suas implicações de médio prazo.</w:t>
       </w:r>
     </w:p>
     <w:p>
@@ -1705,7 +1675,7 @@
           <w:sz w:val="24"/>
           <w:szCs w:val="24"/>
         </w:rPr>
-        <w:t xml:space="preserve">Diante desse cenário, torna-se urgente investigar os efeitos da pandemia sobre a estrutura profunda de funcionamento do mercado de trabalho juvenil, indo além das taxas agregadas. Para isso, é necessário integrar abordagens empíricas com modelos </w:t>
+        <w:t xml:space="preserve">Diante desse cenário, torna-se urgente investigar os efeitos da pandemia sobre a estrutura profunda de funcionamento do mercado de trabalho juvenil, indo além das </w:t>
       </w:r>
       <w:r>
         <w:rPr>
@@ -1714,7 +1684,7 @@
           <w:szCs w:val="24"/>
         </w:rPr>
         <w:lastRenderedPageBreak/>
-        <w:t>teóricos capazes de capturar as fricções inerentes à busca e ao emparelhamento entre trabalhadores e vagas. O modelo de Diamond-Mortensen-</w:t>
+        <w:t>taxas agregadas. Para isso, é necessário integrar abordagens empíricas com modelos teóricos capazes de capturar as fricções inerentes à busca e ao emparelhamento entre trabalhadores e vagas. O modelo de Diamond-Mortensen-</w:t>
       </w:r>
       <w:proofErr w:type="spellStart"/>
       <w:r>
@@ -2713,15 +2683,7 @@
           <w:sz w:val="24"/>
           <w:szCs w:val="24"/>
         </w:rPr>
-        <w:t>O aprofundamento das desigualdades pré-existentes antes da pandemia levou vários círculos de investigação nas ciências sociais a medir o impacto da crise na qualidade de vida, especialmente nas fontes de rendimento. Utilizando dados sociodemográficos coletados em pesquisa transversal, Andrade et al. (2024) analisaram dados de perda de emprego durante a pandemia de COVID-19 no país, controlando vários fatores, e descobriram que os trabalhadores mais jovens e com menor escolaridade, especialmente as mulheres,</w:t>
-      </w:r>
-      <w:r>
-        <w:rPr>
-          <w:rFonts w:ascii="Times New Roman" w:eastAsia="Times New Roman" w:hAnsi="Times New Roman" w:cs="Times New Roman"/>
-          <w:sz w:val="24"/>
-          <w:szCs w:val="24"/>
-        </w:rPr>
-        <w:t xml:space="preserve"> enfrentavam as taxas de desemprego mais elevadas. Utilizando a regressão OLS nos dados da PNAD, Camargo e </w:t>
+        <w:t xml:space="preserve">O aprofundamento das desigualdades pré-existentes antes da pandemia levou vários círculos de investigação nas ciências sociais a medir o impacto da crise na qualidade de vida, especialmente nas fontes de rendimento. Utilizando dados sociodemográficos coletados em pesquisa transversal, Andrade et al. (2024) analisaram dados de perda de emprego durante a pandemia de COVID-19 no país, controlando vários fatores, e descobriram que os trabalhadores mais jovens e com menor escolaridade, especialmente as mulheres, enfrentavam as taxas de desemprego mais elevadas. Utilizando a regressão OLS nos dados da PNAD, Camargo e </w:t>
       </w:r>
       <w:proofErr w:type="spellStart"/>
       <w:r>
@@ -2775,15 +2737,7 @@
           <w:sz w:val="24"/>
           <w:szCs w:val="24"/>
         </w:rPr>
-        <w:t xml:space="preserve"> (2023) ampliaram seu foco para investigar os efeitos persistentes do choque econômico e social causado pela pandemia, de</w:t>
-      </w:r>
-      <w:r>
-        <w:rPr>
-          <w:rFonts w:ascii="Times New Roman" w:eastAsia="Times New Roman" w:hAnsi="Times New Roman" w:cs="Times New Roman"/>
-          <w:sz w:val="24"/>
-          <w:szCs w:val="24"/>
-        </w:rPr>
-        <w:t xml:space="preserve">stacando a exacerbação das taxas de abandono escolar e das condições de trabalho precárias, que persistem entre os jovens negros e pardos de baixa renda. Como apontam Guimarães e Mendes (2022), esses fatores amplificam a informalidade no mercado de trabalho e o desalento em períodos de restrição social. É o que mostram os dados da PNAD Contínua do 1º trimestre de 2024, analisados ​​por Feijó e </w:t>
+        <w:t xml:space="preserve"> (2023) ampliaram seu foco para investigar os efeitos persistentes do choque econômico e social causado pela pandemia, destacando a exacerbação das taxas de abandono escolar e das condições de trabalho precárias, que persistem entre os jovens negros e pardos de baixa renda. Como apontam Guimarães e Mendes (2022), esses fatores amplificam a informalidade no mercado de trabalho e o desalento em períodos de restrição social. É o que mostram os dados da PNAD Contínua do 1º trimestre de 2024, analisados ​​por Feijó e </w:t>
       </w:r>
       <w:proofErr w:type="spellStart"/>
       <w:r>
@@ -2819,15 +2773,7 @@
           <w:sz w:val="24"/>
           <w:szCs w:val="24"/>
         </w:rPr>
-        <w:t xml:space="preserve">-pandemia, apesar de uma forte </w:t>
-      </w:r>
-      <w:r>
-        <w:rPr>
-          <w:rFonts w:ascii="Times New Roman" w:eastAsia="Times New Roman" w:hAnsi="Times New Roman" w:cs="Times New Roman"/>
-          <w:sz w:val="24"/>
-          <w:szCs w:val="24"/>
-        </w:rPr>
-        <w:t>melhoria no mercado de trabalho nesse mesmo ano, com níveis mais baixos nas regiões Norte e Nordeste do país.</w:t>
+        <w:t>-pandemia, apesar de uma forte melhoria no mercado de trabalho nesse mesmo ano, com níveis mais baixos nas regiões Norte e Nordeste do país.</w:t>
       </w:r>
     </w:p>
     <w:p>
@@ -2857,15 +2803,7 @@
           <w:sz w:val="24"/>
           <w:szCs w:val="24"/>
         </w:rPr>
-        <w:t>A literatura sobre o mercado de trabalho juvenil destaca sua condição estrutural de vulnerabilidade frente aos processos de inserção, permanência e mobilidade ocupacional. Jovens, sobretudo aqueles de escolaridade média ou inferior, são desproporcionalmente representados entre os desempregados, os trabalhadores informais e os subutilizados, o que configura um padrão persistente de desvantagem (Pastore, 2019). Esses desafios são agravados por fatores interseccionais, como gênero, raça e território, e por uma</w:t>
-      </w:r>
-      <w:r>
-        <w:rPr>
-          <w:rFonts w:ascii="Times New Roman" w:eastAsia="Times New Roman" w:hAnsi="Times New Roman" w:cs="Times New Roman"/>
-          <w:sz w:val="24"/>
-          <w:szCs w:val="24"/>
-        </w:rPr>
-        <w:t xml:space="preserve"> dinâmica produtiva que muitas vezes exclui os mais jovens dos setores de maior qualidade ocupacional (Guimarães et al., 2021).</w:t>
+        <w:t>A literatura sobre o mercado de trabalho juvenil destaca sua condição estrutural de vulnerabilidade frente aos processos de inserção, permanência e mobilidade ocupacional. Jovens, sobretudo aqueles de escolaridade média ou inferior, são desproporcionalmente representados entre os desempregados, os trabalhadores informais e os subutilizados, o que configura um padrão persistente de desvantagem (Pastore, 2019). Esses desafios são agravados por fatores interseccionais, como gênero, raça e território, e por uma dinâmica produtiva que muitas vezes exclui os mais jovens dos setores de maior qualidade ocupacional (Guimarães et al., 2021).</w:t>
       </w:r>
     </w:p>
     <w:p>
@@ -3050,15 +2988,7 @@
           <w:sz w:val="24"/>
           <w:szCs w:val="24"/>
         </w:rPr>
-        <w:t>), ou seja, da razão entre vagas abertas e n</w:t>
-      </w:r>
-      <w:r>
-        <w:rPr>
-          <w:rFonts w:ascii="Times New Roman" w:eastAsia="Times New Roman" w:hAnsi="Times New Roman" w:cs="Times New Roman"/>
-          <w:sz w:val="24"/>
-          <w:szCs w:val="24"/>
-        </w:rPr>
-        <w:t>úmero de desempregados.</w:t>
+        <w:t>), ou seja, da razão entre vagas abertas e número de desempregados.</w:t>
       </w:r>
     </w:p>
     <w:p>
@@ -3204,15 +3134,7 @@
           <w:sz w:val="24"/>
           <w:szCs w:val="24"/>
         </w:rPr>
-        <w:t xml:space="preserve"> e sobre o próprio nível estrutural de desemprego, fenômeno conhecido como histerese. A pandemia de COVID-19 pode ser interpretada, nesse contexto, como um choque de múltiplas frentes: sanitário, econômico, informacional e institucional. Seus efeitos, portanto, não se restringem ao aumento conjuntural do desemprego, mas podem afetar permanentemente os parâmetros que regem</w:t>
-      </w:r>
-      <w:r>
-        <w:rPr>
-          <w:rFonts w:ascii="Times New Roman" w:eastAsia="Times New Roman" w:hAnsi="Times New Roman" w:cs="Times New Roman"/>
-          <w:sz w:val="24"/>
-          <w:szCs w:val="24"/>
-        </w:rPr>
-        <w:t xml:space="preserve"> o funcionamento do mercado de trabalho.</w:t>
+        <w:t xml:space="preserve"> e sobre o próprio nível estrutural de desemprego, fenômeno conhecido como histerese. A pandemia de COVID-19 pode ser interpretada, nesse contexto, como um choque de múltiplas frentes: sanitário, econômico, informacional e institucional. Seus efeitos, portanto, não se restringem ao aumento conjuntural do desemprego, mas podem afetar permanentemente os parâmetros que regem o funcionamento do mercado de trabalho.</w:t>
       </w:r>
     </w:p>
     <w:p>
@@ -3357,8 +3279,8 @@
     <w:tbl>
       <w:tblPr>
         <w:tblStyle w:val="a"/>
-        <w:tblW w:w="11130" w:type="dxa"/>
-        <w:tblInd w:w="-941" w:type="dxa"/>
+        <w:tblW w:w="9781" w:type="dxa"/>
+        <w:tblInd w:w="-436" w:type="dxa"/>
         <w:tblBorders>
           <w:top w:val="single" w:sz="8" w:space="0" w:color="000000"/>
           <w:left w:val="single" w:sz="8" w:space="0" w:color="000000"/>
@@ -3371,17 +3293,19 @@
         <w:tblLook w:val="0600" w:firstRow="0" w:lastRow="0" w:firstColumn="0" w:lastColumn="0" w:noHBand="1" w:noVBand="1"/>
       </w:tblPr>
       <w:tblGrid>
-        <w:gridCol w:w="1650"/>
-        <w:gridCol w:w="2115"/>
-        <w:gridCol w:w="2085"/>
-        <w:gridCol w:w="1710"/>
-        <w:gridCol w:w="1815"/>
-        <w:gridCol w:w="1755"/>
+        <w:gridCol w:w="1145"/>
+        <w:gridCol w:w="1408"/>
+        <w:gridCol w:w="1417"/>
+        <w:gridCol w:w="1701"/>
+        <w:gridCol w:w="1134"/>
+        <w:gridCol w:w="992"/>
+        <w:gridCol w:w="992"/>
+        <w:gridCol w:w="992"/>
       </w:tblGrid>
       <w:tr>
         <w:tc>
           <w:tcPr>
-            <w:tcW w:w="1650" w:type="dxa"/>
+            <w:tcW w:w="1145" w:type="dxa"/>
             <w:shd w:val="clear" w:color="auto" w:fill="auto"/>
             <w:tcMar>
               <w:top w:w="100" w:type="dxa"/>
@@ -3406,15 +3330,15 @@
               <w:rPr>
                 <w:rFonts w:ascii="Times New Roman" w:eastAsia="Times New Roman" w:hAnsi="Times New Roman" w:cs="Times New Roman"/>
                 <w:b/>
-                <w:sz w:val="24"/>
-                <w:szCs w:val="24"/>
+                <w:sz w:val="16"/>
+                <w:szCs w:val="16"/>
               </w:rPr>
             </w:pPr>
           </w:p>
         </w:tc>
         <w:tc>
           <w:tcPr>
-            <w:tcW w:w="2115" w:type="dxa"/>
+            <w:tcW w:w="1408" w:type="dxa"/>
             <w:shd w:val="clear" w:color="auto" w:fill="auto"/>
             <w:tcMar>
               <w:top w:w="100" w:type="dxa"/>
@@ -3438,18 +3362,27 @@
               <w:rPr>
                 <w:rFonts w:ascii="Times New Roman" w:eastAsia="Times New Roman" w:hAnsi="Times New Roman" w:cs="Times New Roman"/>
                 <w:b/>
-                <w:sz w:val="24"/>
-                <w:szCs w:val="24"/>
+                <w:sz w:val="16"/>
+                <w:szCs w:val="16"/>
               </w:rPr>
             </w:pPr>
             <w:r>
               <w:rPr>
                 <w:rFonts w:ascii="Times New Roman" w:eastAsia="Times New Roman" w:hAnsi="Times New Roman" w:cs="Times New Roman"/>
                 <w:b/>
-                <w:sz w:val="24"/>
-                <w:szCs w:val="24"/>
-              </w:rPr>
-              <w:t>BCB</w:t>
+                <w:sz w:val="16"/>
+                <w:szCs w:val="16"/>
+              </w:rPr>
+              <w:t>B</w:t>
+            </w:r>
+            <w:r>
+              <w:rPr>
+                <w:rFonts w:ascii="Times New Roman" w:eastAsia="Times New Roman" w:hAnsi="Times New Roman" w:cs="Times New Roman"/>
+                <w:b/>
+                <w:sz w:val="16"/>
+                <w:szCs w:val="16"/>
+              </w:rPr>
+              <w:t>loom &amp; Williamson</w:t>
             </w:r>
           </w:p>
           <w:p>
@@ -3467,24 +3400,42 @@
               <w:rPr>
                 <w:rFonts w:ascii="Times New Roman" w:eastAsia="Times New Roman" w:hAnsi="Times New Roman" w:cs="Times New Roman"/>
                 <w:b/>
-                <w:sz w:val="24"/>
-                <w:szCs w:val="24"/>
+                <w:sz w:val="16"/>
+                <w:szCs w:val="16"/>
               </w:rPr>
             </w:pPr>
             <w:r>
               <w:rPr>
                 <w:rFonts w:ascii="Times New Roman" w:eastAsia="Times New Roman" w:hAnsi="Times New Roman" w:cs="Times New Roman"/>
                 <w:b/>
-                <w:sz w:val="24"/>
-                <w:szCs w:val="24"/>
-              </w:rPr>
-              <w:t>(2013)</w:t>
+                <w:sz w:val="16"/>
+                <w:szCs w:val="16"/>
+              </w:rPr>
+              <w:t>(</w:t>
+            </w:r>
+            <w:r>
+              <w:rPr>
+                <w:rFonts w:ascii="Times New Roman" w:eastAsia="Times New Roman" w:hAnsi="Times New Roman" w:cs="Times New Roman"/>
+                <w:b/>
+                <w:sz w:val="16"/>
+                <w:szCs w:val="16"/>
+              </w:rPr>
+              <w:t>1998</w:t>
+            </w:r>
+            <w:r>
+              <w:rPr>
+                <w:rFonts w:ascii="Times New Roman" w:eastAsia="Times New Roman" w:hAnsi="Times New Roman" w:cs="Times New Roman"/>
+                <w:b/>
+                <w:sz w:val="16"/>
+                <w:szCs w:val="16"/>
+              </w:rPr>
+              <w:t>)</w:t>
             </w:r>
           </w:p>
         </w:tc>
         <w:tc>
           <w:tcPr>
-            <w:tcW w:w="2085" w:type="dxa"/>
+            <w:tcW w:w="1417" w:type="dxa"/>
             <w:shd w:val="clear" w:color="auto" w:fill="auto"/>
             <w:tcMar>
               <w:top w:w="100" w:type="dxa"/>
@@ -3508,53 +3459,35 @@
               <w:rPr>
                 <w:rFonts w:ascii="Times New Roman" w:eastAsia="Times New Roman" w:hAnsi="Times New Roman" w:cs="Times New Roman"/>
                 <w:b/>
-                <w:sz w:val="24"/>
-                <w:szCs w:val="24"/>
+                <w:sz w:val="16"/>
+                <w:szCs w:val="16"/>
               </w:rPr>
             </w:pPr>
+            <w:proofErr w:type="spellStart"/>
             <w:r>
               <w:rPr>
                 <w:rFonts w:ascii="Times New Roman" w:eastAsia="Times New Roman" w:hAnsi="Times New Roman" w:cs="Times New Roman"/>
                 <w:b/>
-                <w:sz w:val="24"/>
-                <w:szCs w:val="24"/>
-              </w:rPr>
-              <w:t>Andrade e tal.</w:t>
-            </w:r>
-          </w:p>
-          <w:p>
-            <w:pPr>
-              <w:widowControl w:val="0"/>
-              <w:pBdr>
-                <w:top w:val="nil"/>
-                <w:left w:val="nil"/>
-                <w:bottom w:val="nil"/>
-                <w:right w:val="nil"/>
-                <w:between w:val="nil"/>
-              </w:pBdr>
-              <w:spacing w:line="240" w:lineRule="auto"/>
-              <w:jc w:val="both"/>
+                <w:sz w:val="16"/>
+                <w:szCs w:val="16"/>
+              </w:rPr>
+              <w:t>Pissarides</w:t>
+            </w:r>
+            <w:proofErr w:type="spellEnd"/>
+            <w:r>
               <w:rPr>
                 <w:rFonts w:ascii="Times New Roman" w:eastAsia="Times New Roman" w:hAnsi="Times New Roman" w:cs="Times New Roman"/>
                 <w:b/>
-                <w:sz w:val="24"/>
-                <w:szCs w:val="24"/>
-              </w:rPr>
-            </w:pPr>
-            <w:r>
-              <w:rPr>
-                <w:rFonts w:ascii="Times New Roman" w:eastAsia="Times New Roman" w:hAnsi="Times New Roman" w:cs="Times New Roman"/>
-                <w:b/>
-                <w:sz w:val="24"/>
-                <w:szCs w:val="24"/>
-              </w:rPr>
-              <w:t>(2024)</w:t>
+                <w:sz w:val="16"/>
+                <w:szCs w:val="16"/>
+              </w:rPr>
+              <w:t xml:space="preserve"> (2000)</w:t>
             </w:r>
           </w:p>
         </w:tc>
         <w:tc>
           <w:tcPr>
-            <w:tcW w:w="1710" w:type="dxa"/>
+            <w:tcW w:w="1701" w:type="dxa"/>
             <w:shd w:val="clear" w:color="auto" w:fill="auto"/>
             <w:tcMar>
               <w:top w:w="100" w:type="dxa"/>
@@ -3578,64 +3511,24 @@
               <w:rPr>
                 <w:rFonts w:ascii="Times New Roman" w:eastAsia="Times New Roman" w:hAnsi="Times New Roman" w:cs="Times New Roman"/>
                 <w:b/>
-                <w:sz w:val="24"/>
-                <w:szCs w:val="24"/>
+                <w:sz w:val="16"/>
+                <w:szCs w:val="16"/>
               </w:rPr>
             </w:pPr>
             <w:r>
               <w:rPr>
                 <w:rFonts w:ascii="Times New Roman" w:eastAsia="Times New Roman" w:hAnsi="Times New Roman" w:cs="Times New Roman"/>
                 <w:b/>
-                <w:sz w:val="24"/>
-                <w:szCs w:val="24"/>
-              </w:rPr>
-              <w:t xml:space="preserve">Camargo e </w:t>
-            </w:r>
-            <w:proofErr w:type="spellStart"/>
-            <w:r>
-              <w:rPr>
-                <w:rFonts w:ascii="Times New Roman" w:eastAsia="Times New Roman" w:hAnsi="Times New Roman" w:cs="Times New Roman"/>
-                <w:b/>
-                <w:sz w:val="24"/>
-                <w:szCs w:val="24"/>
-              </w:rPr>
-              <w:t>Tessmann</w:t>
-            </w:r>
-            <w:proofErr w:type="spellEnd"/>
-          </w:p>
-          <w:p>
-            <w:pPr>
-              <w:widowControl w:val="0"/>
-              <w:pBdr>
-                <w:top w:val="nil"/>
-                <w:left w:val="nil"/>
-                <w:bottom w:val="nil"/>
-                <w:right w:val="nil"/>
-                <w:between w:val="nil"/>
-              </w:pBdr>
-              <w:spacing w:line="240" w:lineRule="auto"/>
-              <w:jc w:val="both"/>
-              <w:rPr>
-                <w:rFonts w:ascii="Times New Roman" w:eastAsia="Times New Roman" w:hAnsi="Times New Roman" w:cs="Times New Roman"/>
-                <w:b/>
-                <w:sz w:val="24"/>
-                <w:szCs w:val="24"/>
-              </w:rPr>
-            </w:pPr>
-            <w:r>
-              <w:rPr>
-                <w:rFonts w:ascii="Times New Roman" w:eastAsia="Times New Roman" w:hAnsi="Times New Roman" w:cs="Times New Roman"/>
-                <w:b/>
-                <w:sz w:val="24"/>
-                <w:szCs w:val="24"/>
-              </w:rPr>
-              <w:t>(2023)</w:t>
+                <w:sz w:val="16"/>
+                <w:szCs w:val="16"/>
+              </w:rPr>
+              <w:t>Diamond (1982)</w:t>
             </w:r>
           </w:p>
         </w:tc>
         <w:tc>
           <w:tcPr>
-            <w:tcW w:w="1815" w:type="dxa"/>
+            <w:tcW w:w="1134" w:type="dxa"/>
             <w:shd w:val="clear" w:color="auto" w:fill="auto"/>
             <w:tcMar>
               <w:top w:w="100" w:type="dxa"/>
@@ -3659,18 +3552,18 @@
               <w:rPr>
                 <w:rFonts w:ascii="Times New Roman" w:eastAsia="Times New Roman" w:hAnsi="Times New Roman" w:cs="Times New Roman"/>
                 <w:b/>
-                <w:sz w:val="24"/>
-                <w:szCs w:val="24"/>
+                <w:sz w:val="16"/>
+                <w:szCs w:val="16"/>
               </w:rPr>
             </w:pPr>
             <w:r>
               <w:rPr>
                 <w:rFonts w:ascii="Times New Roman" w:eastAsia="Times New Roman" w:hAnsi="Times New Roman" w:cs="Times New Roman"/>
                 <w:b/>
-                <w:sz w:val="24"/>
-                <w:szCs w:val="24"/>
-              </w:rPr>
-              <w:t>Guimarães e Mendes</w:t>
+                <w:sz w:val="16"/>
+                <w:szCs w:val="16"/>
+              </w:rPr>
+              <w:t>Carvalho &amp; Garcia</w:t>
             </w:r>
           </w:p>
           <w:p>
@@ -3688,24 +3581,42 @@
               <w:rPr>
                 <w:rFonts w:ascii="Times New Roman" w:eastAsia="Times New Roman" w:hAnsi="Times New Roman" w:cs="Times New Roman"/>
                 <w:b/>
-                <w:sz w:val="24"/>
-                <w:szCs w:val="24"/>
+                <w:sz w:val="16"/>
+                <w:szCs w:val="16"/>
               </w:rPr>
             </w:pPr>
             <w:r>
               <w:rPr>
                 <w:rFonts w:ascii="Times New Roman" w:eastAsia="Times New Roman" w:hAnsi="Times New Roman" w:cs="Times New Roman"/>
                 <w:b/>
-                <w:sz w:val="24"/>
-                <w:szCs w:val="24"/>
-              </w:rPr>
-              <w:t>(2022)</w:t>
+                <w:sz w:val="16"/>
+                <w:szCs w:val="16"/>
+              </w:rPr>
+              <w:t>(20</w:t>
+            </w:r>
+            <w:r>
+              <w:rPr>
+                <w:rFonts w:ascii="Times New Roman" w:eastAsia="Times New Roman" w:hAnsi="Times New Roman" w:cs="Times New Roman"/>
+                <w:b/>
+                <w:sz w:val="16"/>
+                <w:szCs w:val="16"/>
+              </w:rPr>
+              <w:t>03</w:t>
+            </w:r>
+            <w:r>
+              <w:rPr>
+                <w:rFonts w:ascii="Times New Roman" w:eastAsia="Times New Roman" w:hAnsi="Times New Roman" w:cs="Times New Roman"/>
+                <w:b/>
+                <w:sz w:val="16"/>
+                <w:szCs w:val="16"/>
+              </w:rPr>
+              <w:t>)</w:t>
             </w:r>
           </w:p>
         </w:tc>
         <w:tc>
           <w:tcPr>
-            <w:tcW w:w="1755" w:type="dxa"/>
+            <w:tcW w:w="992" w:type="dxa"/>
             <w:shd w:val="clear" w:color="auto" w:fill="auto"/>
             <w:tcMar>
               <w:top w:w="100" w:type="dxa"/>
@@ -3729,16 +3640,16 @@
               <w:rPr>
                 <w:rFonts w:ascii="Times New Roman" w:eastAsia="Times New Roman" w:hAnsi="Times New Roman" w:cs="Times New Roman"/>
                 <w:b/>
-                <w:sz w:val="24"/>
-                <w:szCs w:val="24"/>
+                <w:sz w:val="16"/>
+                <w:szCs w:val="16"/>
               </w:rPr>
             </w:pPr>
             <w:r>
               <w:rPr>
                 <w:rFonts w:ascii="Times New Roman" w:eastAsia="Times New Roman" w:hAnsi="Times New Roman" w:cs="Times New Roman"/>
                 <w:b/>
-                <w:sz w:val="24"/>
-                <w:szCs w:val="24"/>
+                <w:sz w:val="16"/>
+                <w:szCs w:val="16"/>
               </w:rPr>
               <w:t xml:space="preserve">Feijó e </w:t>
             </w:r>
@@ -3747,8 +3658,8 @@
               <w:rPr>
                 <w:rFonts w:ascii="Times New Roman" w:eastAsia="Times New Roman" w:hAnsi="Times New Roman" w:cs="Times New Roman"/>
                 <w:b/>
-                <w:sz w:val="24"/>
-                <w:szCs w:val="24"/>
+                <w:sz w:val="16"/>
+                <w:szCs w:val="16"/>
               </w:rPr>
               <w:t>Peruchetti</w:t>
             </w:r>
@@ -3769,18 +3680,97 @@
               <w:rPr>
                 <w:rFonts w:ascii="Times New Roman" w:eastAsia="Times New Roman" w:hAnsi="Times New Roman" w:cs="Times New Roman"/>
                 <w:b/>
-                <w:sz w:val="24"/>
-                <w:szCs w:val="24"/>
+                <w:sz w:val="16"/>
+                <w:szCs w:val="16"/>
               </w:rPr>
             </w:pPr>
             <w:r>
               <w:rPr>
                 <w:rFonts w:ascii="Times New Roman" w:eastAsia="Times New Roman" w:hAnsi="Times New Roman" w:cs="Times New Roman"/>
                 <w:b/>
-                <w:sz w:val="24"/>
-                <w:szCs w:val="24"/>
+                <w:sz w:val="16"/>
+                <w:szCs w:val="16"/>
               </w:rPr>
               <w:t>(2024)</w:t>
+            </w:r>
+          </w:p>
+        </w:tc>
+        <w:tc>
+          <w:tcPr>
+            <w:tcW w:w="992" w:type="dxa"/>
+          </w:tcPr>
+          <w:p>
+            <w:pPr>
+              <w:widowControl w:val="0"/>
+              <w:pBdr>
+                <w:top w:val="nil"/>
+                <w:left w:val="nil"/>
+                <w:bottom w:val="nil"/>
+                <w:right w:val="nil"/>
+                <w:between w:val="nil"/>
+              </w:pBdr>
+              <w:spacing w:line="240" w:lineRule="auto"/>
+              <w:jc w:val="both"/>
+              <w:rPr>
+                <w:rFonts w:ascii="Times New Roman" w:eastAsia="Times New Roman" w:hAnsi="Times New Roman" w:cs="Times New Roman"/>
+                <w:b/>
+                <w:sz w:val="16"/>
+                <w:szCs w:val="16"/>
+              </w:rPr>
+            </w:pPr>
+            <w:proofErr w:type="spellStart"/>
+            <w:r>
+              <w:rPr>
+                <w:rFonts w:ascii="Times New Roman" w:eastAsia="Times New Roman" w:hAnsi="Times New Roman" w:cs="Times New Roman"/>
+                <w:b/>
+                <w:sz w:val="16"/>
+                <w:szCs w:val="16"/>
+              </w:rPr>
+              <w:t>Acemoglu</w:t>
+            </w:r>
+            <w:proofErr w:type="spellEnd"/>
+            <w:r>
+              <w:rPr>
+                <w:rFonts w:ascii="Times New Roman" w:eastAsia="Times New Roman" w:hAnsi="Times New Roman" w:cs="Times New Roman"/>
+                <w:b/>
+                <w:sz w:val="16"/>
+                <w:szCs w:val="16"/>
+              </w:rPr>
+              <w:t xml:space="preserve"> (2002)</w:t>
+            </w:r>
+          </w:p>
+        </w:tc>
+        <w:tc>
+          <w:tcPr>
+            <w:tcW w:w="992" w:type="dxa"/>
+          </w:tcPr>
+          <w:p>
+            <w:pPr>
+              <w:widowControl w:val="0"/>
+              <w:pBdr>
+                <w:top w:val="nil"/>
+                <w:left w:val="nil"/>
+                <w:bottom w:val="nil"/>
+                <w:right w:val="nil"/>
+                <w:between w:val="nil"/>
+              </w:pBdr>
+              <w:spacing w:line="240" w:lineRule="auto"/>
+              <w:jc w:val="both"/>
+              <w:rPr>
+                <w:rFonts w:ascii="Times New Roman" w:eastAsia="Times New Roman" w:hAnsi="Times New Roman" w:cs="Times New Roman"/>
+                <w:b/>
+                <w:sz w:val="16"/>
+                <w:szCs w:val="16"/>
+              </w:rPr>
+            </w:pPr>
+            <w:r>
+              <w:rPr>
+                <w:rFonts w:ascii="Times New Roman" w:eastAsia="Times New Roman" w:hAnsi="Times New Roman" w:cs="Times New Roman"/>
+                <w:b/>
+                <w:sz w:val="16"/>
+                <w:szCs w:val="16"/>
+              </w:rPr>
+              <w:t>Camarano (2014)</w:t>
             </w:r>
           </w:p>
         </w:tc>
@@ -3788,7 +3778,7 @@
       <w:tr>
         <w:tc>
           <w:tcPr>
-            <w:tcW w:w="1650" w:type="dxa"/>
+            <w:tcW w:w="1145" w:type="dxa"/>
             <w:shd w:val="clear" w:color="auto" w:fill="auto"/>
             <w:tcMar>
               <w:top w:w="100" w:type="dxa"/>
@@ -3811,15 +3801,15 @@
               <w:jc w:val="both"/>
               <w:rPr>
                 <w:rFonts w:ascii="Times New Roman" w:eastAsia="Times New Roman" w:hAnsi="Times New Roman" w:cs="Times New Roman"/>
-                <w:sz w:val="24"/>
-                <w:szCs w:val="24"/>
+                <w:sz w:val="16"/>
+                <w:szCs w:val="16"/>
               </w:rPr>
             </w:pPr>
             <w:r>
               <w:rPr>
                 <w:rFonts w:ascii="Times New Roman" w:eastAsia="Times New Roman" w:hAnsi="Times New Roman" w:cs="Times New Roman"/>
-                <w:sz w:val="24"/>
-                <w:szCs w:val="24"/>
+                <w:sz w:val="16"/>
+                <w:szCs w:val="16"/>
               </w:rPr>
               <w:t>Instituição de pesquisa</w:t>
             </w:r>
@@ -3827,7 +3817,7 @@
         </w:tc>
         <w:tc>
           <w:tcPr>
-            <w:tcW w:w="2115" w:type="dxa"/>
+            <w:tcW w:w="1408" w:type="dxa"/>
             <w:shd w:val="clear" w:color="auto" w:fill="auto"/>
             <w:tcMar>
               <w:top w:w="100" w:type="dxa"/>
@@ -3850,23 +3840,33 @@
               <w:jc w:val="both"/>
               <w:rPr>
                 <w:rFonts w:ascii="Times New Roman" w:eastAsia="Times New Roman" w:hAnsi="Times New Roman" w:cs="Times New Roman"/>
-                <w:sz w:val="24"/>
-                <w:szCs w:val="24"/>
+                <w:sz w:val="16"/>
+                <w:szCs w:val="16"/>
               </w:rPr>
             </w:pPr>
             <w:r>
               <w:rPr>
                 <w:rFonts w:ascii="Times New Roman" w:eastAsia="Times New Roman" w:hAnsi="Times New Roman" w:cs="Times New Roman"/>
-                <w:sz w:val="24"/>
-                <w:szCs w:val="24"/>
-              </w:rPr>
-              <w:t>BCB</w:t>
-            </w:r>
+                <w:sz w:val="16"/>
+                <w:szCs w:val="16"/>
+              </w:rPr>
+              <w:t xml:space="preserve">World Bank, Harvard </w:t>
+            </w:r>
+            <w:proofErr w:type="spellStart"/>
+            <w:r>
+              <w:rPr>
+                <w:rFonts w:ascii="Times New Roman" w:eastAsia="Times New Roman" w:hAnsi="Times New Roman" w:cs="Times New Roman"/>
+                <w:sz w:val="16"/>
+                <w:szCs w:val="16"/>
+              </w:rPr>
+              <w:t>University</w:t>
+            </w:r>
+            <w:proofErr w:type="spellEnd"/>
           </w:p>
         </w:tc>
         <w:tc>
           <w:tcPr>
-            <w:tcW w:w="2085" w:type="dxa"/>
+            <w:tcW w:w="1417" w:type="dxa"/>
             <w:shd w:val="clear" w:color="auto" w:fill="auto"/>
             <w:tcMar>
               <w:top w:w="100" w:type="dxa"/>
@@ -3889,23 +3889,69 @@
               <w:jc w:val="both"/>
               <w:rPr>
                 <w:rFonts w:ascii="Times New Roman" w:eastAsia="Times New Roman" w:hAnsi="Times New Roman" w:cs="Times New Roman"/>
-                <w:sz w:val="24"/>
-                <w:szCs w:val="24"/>
+                <w:sz w:val="16"/>
+                <w:szCs w:val="16"/>
               </w:rPr>
             </w:pPr>
             <w:r>
               <w:rPr>
                 <w:rFonts w:ascii="Times New Roman" w:eastAsia="Times New Roman" w:hAnsi="Times New Roman" w:cs="Times New Roman"/>
-                <w:sz w:val="24"/>
-                <w:szCs w:val="24"/>
-              </w:rPr>
-              <w:t>UFSCar</w:t>
-            </w:r>
+                <w:sz w:val="16"/>
+                <w:szCs w:val="16"/>
+              </w:rPr>
+              <w:t xml:space="preserve">London </w:t>
+            </w:r>
+            <w:proofErr w:type="spellStart"/>
+            <w:r>
+              <w:rPr>
+                <w:rFonts w:ascii="Times New Roman" w:eastAsia="Times New Roman" w:hAnsi="Times New Roman" w:cs="Times New Roman"/>
+                <w:sz w:val="16"/>
+                <w:szCs w:val="16"/>
+              </w:rPr>
+              <w:t>School</w:t>
+            </w:r>
+            <w:proofErr w:type="spellEnd"/>
+            <w:r>
+              <w:rPr>
+                <w:rFonts w:ascii="Times New Roman" w:eastAsia="Times New Roman" w:hAnsi="Times New Roman" w:cs="Times New Roman"/>
+                <w:sz w:val="16"/>
+                <w:szCs w:val="16"/>
+              </w:rPr>
+              <w:t xml:space="preserve"> </w:t>
+            </w:r>
+            <w:proofErr w:type="spellStart"/>
+            <w:r>
+              <w:rPr>
+                <w:rFonts w:ascii="Times New Roman" w:eastAsia="Times New Roman" w:hAnsi="Times New Roman" w:cs="Times New Roman"/>
+                <w:sz w:val="16"/>
+                <w:szCs w:val="16"/>
+              </w:rPr>
+              <w:t>of</w:t>
+            </w:r>
+            <w:proofErr w:type="spellEnd"/>
+            <w:r>
+              <w:rPr>
+                <w:rFonts w:ascii="Times New Roman" w:eastAsia="Times New Roman" w:hAnsi="Times New Roman" w:cs="Times New Roman"/>
+                <w:sz w:val="16"/>
+                <w:szCs w:val="16"/>
+              </w:rPr>
+              <w:t xml:space="preserve"> </w:t>
+            </w:r>
+            <w:proofErr w:type="spellStart"/>
+            <w:r>
+              <w:rPr>
+                <w:rFonts w:ascii="Times New Roman" w:eastAsia="Times New Roman" w:hAnsi="Times New Roman" w:cs="Times New Roman"/>
+                <w:sz w:val="16"/>
+                <w:szCs w:val="16"/>
+              </w:rPr>
+              <w:t>Economics</w:t>
+            </w:r>
+            <w:proofErr w:type="spellEnd"/>
           </w:p>
         </w:tc>
         <w:tc>
           <w:tcPr>
-            <w:tcW w:w="1710" w:type="dxa"/>
+            <w:tcW w:w="1701" w:type="dxa"/>
             <w:shd w:val="clear" w:color="auto" w:fill="auto"/>
             <w:tcMar>
               <w:top w:w="100" w:type="dxa"/>
@@ -3928,23 +3974,23 @@
               <w:jc w:val="both"/>
               <w:rPr>
                 <w:rFonts w:ascii="Times New Roman" w:eastAsia="Times New Roman" w:hAnsi="Times New Roman" w:cs="Times New Roman"/>
-                <w:sz w:val="24"/>
-                <w:szCs w:val="24"/>
+                <w:sz w:val="16"/>
+                <w:szCs w:val="16"/>
               </w:rPr>
             </w:pPr>
             <w:r>
               <w:rPr>
                 <w:rFonts w:ascii="Times New Roman" w:eastAsia="Times New Roman" w:hAnsi="Times New Roman" w:cs="Times New Roman"/>
-                <w:sz w:val="24"/>
-                <w:szCs w:val="24"/>
-              </w:rPr>
-              <w:t>IDP</w:t>
+                <w:sz w:val="16"/>
+                <w:szCs w:val="16"/>
+              </w:rPr>
+              <w:t>MIT</w:t>
             </w:r>
           </w:p>
         </w:tc>
         <w:tc>
           <w:tcPr>
-            <w:tcW w:w="1815" w:type="dxa"/>
+            <w:tcW w:w="1134" w:type="dxa"/>
             <w:shd w:val="clear" w:color="auto" w:fill="auto"/>
             <w:tcMar>
               <w:top w:w="100" w:type="dxa"/>
@@ -3967,23 +4013,23 @@
               <w:jc w:val="both"/>
               <w:rPr>
                 <w:rFonts w:ascii="Times New Roman" w:eastAsia="Times New Roman" w:hAnsi="Times New Roman" w:cs="Times New Roman"/>
-                <w:sz w:val="24"/>
-                <w:szCs w:val="24"/>
+                <w:sz w:val="16"/>
+                <w:szCs w:val="16"/>
               </w:rPr>
             </w:pPr>
             <w:r>
               <w:rPr>
                 <w:rFonts w:ascii="Times New Roman" w:eastAsia="Times New Roman" w:hAnsi="Times New Roman" w:cs="Times New Roman"/>
-                <w:sz w:val="24"/>
-                <w:szCs w:val="24"/>
-              </w:rPr>
-              <w:t>PUC Rio</w:t>
+                <w:sz w:val="16"/>
+                <w:szCs w:val="16"/>
+              </w:rPr>
+              <w:t>UFMG</w:t>
             </w:r>
           </w:p>
         </w:tc>
         <w:tc>
           <w:tcPr>
-            <w:tcW w:w="1755" w:type="dxa"/>
+            <w:tcW w:w="992" w:type="dxa"/>
             <w:shd w:val="clear" w:color="auto" w:fill="auto"/>
             <w:tcMar>
               <w:top w:w="100" w:type="dxa"/>
@@ -4006,17 +4052,81 @@
               <w:jc w:val="both"/>
               <w:rPr>
                 <w:rFonts w:ascii="Times New Roman" w:eastAsia="Times New Roman" w:hAnsi="Times New Roman" w:cs="Times New Roman"/>
-                <w:sz w:val="24"/>
-                <w:szCs w:val="24"/>
+                <w:sz w:val="16"/>
+                <w:szCs w:val="16"/>
               </w:rPr>
             </w:pPr>
             <w:r>
               <w:rPr>
                 <w:rFonts w:ascii="Times New Roman" w:eastAsia="Times New Roman" w:hAnsi="Times New Roman" w:cs="Times New Roman"/>
-                <w:sz w:val="24"/>
-                <w:szCs w:val="24"/>
+                <w:sz w:val="16"/>
+                <w:szCs w:val="16"/>
               </w:rPr>
               <w:t>FGV IBRE</w:t>
+            </w:r>
+          </w:p>
+        </w:tc>
+        <w:tc>
+          <w:tcPr>
+            <w:tcW w:w="992" w:type="dxa"/>
+          </w:tcPr>
+          <w:p>
+            <w:pPr>
+              <w:widowControl w:val="0"/>
+              <w:pBdr>
+                <w:top w:val="nil"/>
+                <w:left w:val="nil"/>
+                <w:bottom w:val="nil"/>
+                <w:right w:val="nil"/>
+                <w:between w:val="nil"/>
+              </w:pBdr>
+              <w:spacing w:line="240" w:lineRule="auto"/>
+              <w:jc w:val="both"/>
+              <w:rPr>
+                <w:rFonts w:ascii="Times New Roman" w:eastAsia="Times New Roman" w:hAnsi="Times New Roman" w:cs="Times New Roman"/>
+                <w:sz w:val="16"/>
+                <w:szCs w:val="16"/>
+              </w:rPr>
+            </w:pPr>
+            <w:r>
+              <w:rPr>
+                <w:rFonts w:ascii="Times New Roman" w:eastAsia="Times New Roman" w:hAnsi="Times New Roman" w:cs="Times New Roman"/>
+                <w:sz w:val="16"/>
+                <w:szCs w:val="16"/>
+              </w:rPr>
+              <w:t>MIT</w:t>
+            </w:r>
+          </w:p>
+        </w:tc>
+        <w:tc>
+          <w:tcPr>
+            <w:tcW w:w="992" w:type="dxa"/>
+          </w:tcPr>
+          <w:p>
+            <w:pPr>
+              <w:widowControl w:val="0"/>
+              <w:pBdr>
+                <w:top w:val="nil"/>
+                <w:left w:val="nil"/>
+                <w:bottom w:val="nil"/>
+                <w:right w:val="nil"/>
+                <w:between w:val="nil"/>
+              </w:pBdr>
+              <w:spacing w:line="240" w:lineRule="auto"/>
+              <w:jc w:val="both"/>
+              <w:rPr>
+                <w:rFonts w:ascii="Times New Roman" w:eastAsia="Times New Roman" w:hAnsi="Times New Roman" w:cs="Times New Roman"/>
+                <w:sz w:val="16"/>
+                <w:szCs w:val="16"/>
+              </w:rPr>
+            </w:pPr>
+            <w:r>
+              <w:rPr>
+                <w:rFonts w:ascii="Times New Roman" w:eastAsia="Times New Roman" w:hAnsi="Times New Roman" w:cs="Times New Roman"/>
+                <w:sz w:val="16"/>
+                <w:szCs w:val="16"/>
+              </w:rPr>
+              <w:t>Ipea</w:t>
             </w:r>
           </w:p>
         </w:tc>
@@ -4024,7 +4134,7 @@
       <w:tr>
         <w:tc>
           <w:tcPr>
-            <w:tcW w:w="1650" w:type="dxa"/>
+            <w:tcW w:w="1145" w:type="dxa"/>
             <w:shd w:val="clear" w:color="auto" w:fill="auto"/>
             <w:tcMar>
               <w:top w:w="100" w:type="dxa"/>
@@ -4047,15 +4157,15 @@
               <w:jc w:val="both"/>
               <w:rPr>
                 <w:rFonts w:ascii="Times New Roman" w:eastAsia="Times New Roman" w:hAnsi="Times New Roman" w:cs="Times New Roman"/>
-                <w:sz w:val="24"/>
-                <w:szCs w:val="24"/>
+                <w:sz w:val="16"/>
+                <w:szCs w:val="16"/>
               </w:rPr>
             </w:pPr>
             <w:r>
               <w:rPr>
                 <w:rFonts w:ascii="Times New Roman" w:eastAsia="Times New Roman" w:hAnsi="Times New Roman" w:cs="Times New Roman"/>
-                <w:sz w:val="24"/>
-                <w:szCs w:val="24"/>
+                <w:sz w:val="16"/>
+                <w:szCs w:val="16"/>
               </w:rPr>
               <w:t>Metodologia</w:t>
             </w:r>
@@ -4063,7 +4173,7 @@
         </w:tc>
         <w:tc>
           <w:tcPr>
-            <w:tcW w:w="2115" w:type="dxa"/>
+            <w:tcW w:w="1408" w:type="dxa"/>
             <w:shd w:val="clear" w:color="auto" w:fill="auto"/>
             <w:tcMar>
               <w:top w:w="100" w:type="dxa"/>
@@ -4086,23 +4196,23 @@
               <w:jc w:val="both"/>
               <w:rPr>
                 <w:rFonts w:ascii="Times New Roman" w:eastAsia="Times New Roman" w:hAnsi="Times New Roman" w:cs="Times New Roman"/>
-                <w:sz w:val="24"/>
-                <w:szCs w:val="24"/>
+                <w:sz w:val="16"/>
+                <w:szCs w:val="16"/>
               </w:rPr>
             </w:pPr>
             <w:r>
               <w:rPr>
                 <w:rFonts w:ascii="Times New Roman" w:eastAsia="Times New Roman" w:hAnsi="Times New Roman" w:cs="Times New Roman"/>
-                <w:sz w:val="24"/>
-                <w:szCs w:val="24"/>
-              </w:rPr>
-              <w:t>Simulação de número de beneficiários em diferentes cenários a partir de uma matriz de transição obtida com emprego de dados da PME em um modelo de Cadeia de Markov</w:t>
+                <w:sz w:val="16"/>
+                <w:szCs w:val="16"/>
+              </w:rPr>
+              <w:t>Modelo econométrico de crescimento com variáveis demográficas</w:t>
             </w:r>
           </w:p>
         </w:tc>
         <w:tc>
           <w:tcPr>
-            <w:tcW w:w="2085" w:type="dxa"/>
+            <w:tcW w:w="1417" w:type="dxa"/>
             <w:shd w:val="clear" w:color="auto" w:fill="auto"/>
             <w:tcMar>
               <w:top w:w="100" w:type="dxa"/>
@@ -4125,23 +4235,51 @@
               <w:jc w:val="both"/>
               <w:rPr>
                 <w:rFonts w:ascii="Times New Roman" w:eastAsia="Times New Roman" w:hAnsi="Times New Roman" w:cs="Times New Roman"/>
-                <w:sz w:val="24"/>
-                <w:szCs w:val="24"/>
+                <w:sz w:val="16"/>
+                <w:szCs w:val="16"/>
               </w:rPr>
             </w:pPr>
             <w:r>
               <w:rPr>
                 <w:rFonts w:ascii="Times New Roman" w:eastAsia="Times New Roman" w:hAnsi="Times New Roman" w:cs="Times New Roman"/>
-                <w:sz w:val="24"/>
-                <w:szCs w:val="24"/>
-              </w:rPr>
-              <w:t>Estudo transversal on-line com questionário sociodemográfico e análise de regressão logística binomial para estimativa de associação</w:t>
-            </w:r>
+                <w:sz w:val="16"/>
+                <w:szCs w:val="16"/>
+              </w:rPr>
+              <w:t xml:space="preserve">Modelo teórico de equilíbrio geral com </w:t>
+            </w:r>
+            <w:proofErr w:type="spellStart"/>
+            <w:r>
+              <w:rPr>
+                <w:rFonts w:ascii="Times New Roman" w:eastAsia="Times New Roman" w:hAnsi="Times New Roman" w:cs="Times New Roman"/>
+                <w:sz w:val="16"/>
+                <w:szCs w:val="16"/>
+              </w:rPr>
+              <w:t>search</w:t>
+            </w:r>
+            <w:proofErr w:type="spellEnd"/>
+            <w:r>
+              <w:rPr>
+                <w:rFonts w:ascii="Times New Roman" w:eastAsia="Times New Roman" w:hAnsi="Times New Roman" w:cs="Times New Roman"/>
+                <w:sz w:val="16"/>
+                <w:szCs w:val="16"/>
+              </w:rPr>
+              <w:t xml:space="preserve"> &amp; </w:t>
+            </w:r>
+            <w:proofErr w:type="spellStart"/>
+            <w:r>
+              <w:rPr>
+                <w:rFonts w:ascii="Times New Roman" w:eastAsia="Times New Roman" w:hAnsi="Times New Roman" w:cs="Times New Roman"/>
+                <w:sz w:val="16"/>
+                <w:szCs w:val="16"/>
+              </w:rPr>
+              <w:t>matching</w:t>
+            </w:r>
+            <w:proofErr w:type="spellEnd"/>
           </w:p>
         </w:tc>
         <w:tc>
           <w:tcPr>
-            <w:tcW w:w="1710" w:type="dxa"/>
+            <w:tcW w:w="1701" w:type="dxa"/>
             <w:shd w:val="clear" w:color="auto" w:fill="auto"/>
             <w:tcMar>
               <w:top w:w="100" w:type="dxa"/>
@@ -4157,17 +4295,17 @@
               <w:jc w:val="both"/>
               <w:rPr>
                 <w:rFonts w:ascii="Times New Roman" w:eastAsia="Times New Roman" w:hAnsi="Times New Roman" w:cs="Times New Roman"/>
-                <w:sz w:val="24"/>
-                <w:szCs w:val="24"/>
+                <w:sz w:val="16"/>
+                <w:szCs w:val="16"/>
               </w:rPr>
             </w:pPr>
             <w:r>
               <w:rPr>
                 <w:rFonts w:ascii="Times New Roman" w:eastAsia="Times New Roman" w:hAnsi="Times New Roman" w:cs="Times New Roman"/>
-                <w:sz w:val="24"/>
-                <w:szCs w:val="24"/>
-              </w:rPr>
-              <w:t>Análise de dados da PNAD com aplicação de regressão OLS</w:t>
+                <w:sz w:val="16"/>
+                <w:szCs w:val="16"/>
+              </w:rPr>
+              <w:t>Modelo teórico de busca com barganha em mercados com fricções</w:t>
             </w:r>
           </w:p>
           <w:p>
@@ -4184,15 +4322,15 @@
               <w:jc w:val="both"/>
               <w:rPr>
                 <w:rFonts w:ascii="Times New Roman" w:eastAsia="Times New Roman" w:hAnsi="Times New Roman" w:cs="Times New Roman"/>
-                <w:sz w:val="24"/>
-                <w:szCs w:val="24"/>
+                <w:sz w:val="16"/>
+                <w:szCs w:val="16"/>
               </w:rPr>
             </w:pPr>
           </w:p>
         </w:tc>
         <w:tc>
           <w:tcPr>
-            <w:tcW w:w="1815" w:type="dxa"/>
+            <w:tcW w:w="1134" w:type="dxa"/>
             <w:shd w:val="clear" w:color="auto" w:fill="auto"/>
             <w:tcMar>
               <w:top w:w="100" w:type="dxa"/>
@@ -4215,23 +4353,23 @@
               <w:jc w:val="both"/>
               <w:rPr>
                 <w:rFonts w:ascii="Times New Roman" w:eastAsia="Times New Roman" w:hAnsi="Times New Roman" w:cs="Times New Roman"/>
-                <w:sz w:val="24"/>
-                <w:szCs w:val="24"/>
+                <w:sz w:val="16"/>
+                <w:szCs w:val="16"/>
               </w:rPr>
             </w:pPr>
             <w:r>
               <w:rPr>
                 <w:rFonts w:ascii="Times New Roman" w:eastAsia="Times New Roman" w:hAnsi="Times New Roman" w:cs="Times New Roman"/>
-                <w:sz w:val="24"/>
-                <w:szCs w:val="24"/>
-              </w:rPr>
-              <w:t>Revisão bibliográfica e análise documental</w:t>
+                <w:sz w:val="16"/>
+                <w:szCs w:val="16"/>
+              </w:rPr>
+              <w:t>Análise demográfica aplicada ao caso brasileiro</w:t>
             </w:r>
           </w:p>
         </w:tc>
         <w:tc>
           <w:tcPr>
-            <w:tcW w:w="1755" w:type="dxa"/>
+            <w:tcW w:w="992" w:type="dxa"/>
             <w:shd w:val="clear" w:color="auto" w:fill="auto"/>
             <w:tcMar>
               <w:top w:w="100" w:type="dxa"/>
@@ -4254,17 +4392,89 @@
               <w:jc w:val="both"/>
               <w:rPr>
                 <w:rFonts w:ascii="Times New Roman" w:eastAsia="Times New Roman" w:hAnsi="Times New Roman" w:cs="Times New Roman"/>
-                <w:sz w:val="24"/>
-                <w:szCs w:val="24"/>
+                <w:sz w:val="16"/>
+                <w:szCs w:val="16"/>
               </w:rPr>
             </w:pPr>
             <w:r>
               <w:rPr>
                 <w:rFonts w:ascii="Times New Roman" w:eastAsia="Times New Roman" w:hAnsi="Times New Roman" w:cs="Times New Roman"/>
-                <w:sz w:val="24"/>
-                <w:szCs w:val="24"/>
-              </w:rPr>
-              <w:t>Análise de dados da PNAD Contínua e dos indicadores do mercado de trabalho</w:t>
+                <w:sz w:val="16"/>
+                <w:szCs w:val="16"/>
+              </w:rPr>
+              <w:t>Análise estatística e projeções demográficas</w:t>
+            </w:r>
+          </w:p>
+        </w:tc>
+        <w:tc>
+          <w:tcPr>
+            <w:tcW w:w="992" w:type="dxa"/>
+          </w:tcPr>
+          <w:p>
+            <w:pPr>
+              <w:widowControl w:val="0"/>
+              <w:pBdr>
+                <w:top w:val="nil"/>
+                <w:left w:val="nil"/>
+                <w:bottom w:val="nil"/>
+                <w:right w:val="nil"/>
+                <w:between w:val="nil"/>
+              </w:pBdr>
+              <w:spacing w:line="240" w:lineRule="auto"/>
+              <w:jc w:val="both"/>
+              <w:rPr>
+                <w:rFonts w:ascii="Times New Roman" w:eastAsia="Times New Roman" w:hAnsi="Times New Roman" w:cs="Times New Roman"/>
+                <w:sz w:val="16"/>
+                <w:szCs w:val="16"/>
+              </w:rPr>
+            </w:pPr>
+            <w:r>
+              <w:rPr>
+                <w:rFonts w:ascii="Times New Roman" w:eastAsia="Times New Roman" w:hAnsi="Times New Roman" w:cs="Times New Roman"/>
+                <w:sz w:val="16"/>
+                <w:szCs w:val="16"/>
+              </w:rPr>
+              <w:t xml:space="preserve">Modelo Teórico de busca com </w:t>
+            </w:r>
+            <w:r>
+              <w:rPr>
+                <w:rFonts w:ascii="Times New Roman" w:eastAsia="Times New Roman" w:hAnsi="Times New Roman" w:cs="Times New Roman"/>
+                <w:sz w:val="16"/>
+                <w:szCs w:val="16"/>
+              </w:rPr>
+              <w:t>barganha em mercados com fricções</w:t>
+            </w:r>
+          </w:p>
+        </w:tc>
+        <w:tc>
+          <w:tcPr>
+            <w:tcW w:w="992" w:type="dxa"/>
+          </w:tcPr>
+          <w:p>
+            <w:pPr>
+              <w:widowControl w:val="0"/>
+              <w:pBdr>
+                <w:top w:val="nil"/>
+                <w:left w:val="nil"/>
+                <w:bottom w:val="nil"/>
+                <w:right w:val="nil"/>
+                <w:between w:val="nil"/>
+              </w:pBdr>
+              <w:spacing w:line="240" w:lineRule="auto"/>
+              <w:jc w:val="both"/>
+              <w:rPr>
+                <w:rFonts w:ascii="Times New Roman" w:eastAsia="Times New Roman" w:hAnsi="Times New Roman" w:cs="Times New Roman"/>
+                <w:sz w:val="16"/>
+                <w:szCs w:val="16"/>
+              </w:rPr>
+            </w:pPr>
+            <w:r>
+              <w:rPr>
+                <w:rFonts w:ascii="Times New Roman" w:eastAsia="Times New Roman" w:hAnsi="Times New Roman" w:cs="Times New Roman"/>
+                <w:sz w:val="16"/>
+                <w:szCs w:val="16"/>
+              </w:rPr>
+              <w:t>Análise estatística e projeções demográficas</w:t>
             </w:r>
           </w:p>
         </w:tc>
@@ -4272,7 +4482,7 @@
       <w:tr>
         <w:tc>
           <w:tcPr>
-            <w:tcW w:w="1650" w:type="dxa"/>
+            <w:tcW w:w="1145" w:type="dxa"/>
             <w:shd w:val="clear" w:color="auto" w:fill="auto"/>
             <w:tcMar>
               <w:top w:w="100" w:type="dxa"/>
@@ -4295,15 +4505,15 @@
               <w:jc w:val="both"/>
               <w:rPr>
                 <w:rFonts w:ascii="Times New Roman" w:eastAsia="Times New Roman" w:hAnsi="Times New Roman" w:cs="Times New Roman"/>
-                <w:sz w:val="24"/>
-                <w:szCs w:val="24"/>
+                <w:sz w:val="16"/>
+                <w:szCs w:val="16"/>
               </w:rPr>
             </w:pPr>
             <w:r>
               <w:rPr>
                 <w:rFonts w:ascii="Times New Roman" w:eastAsia="Times New Roman" w:hAnsi="Times New Roman" w:cs="Times New Roman"/>
-                <w:sz w:val="24"/>
-                <w:szCs w:val="24"/>
+                <w:sz w:val="16"/>
+                <w:szCs w:val="16"/>
               </w:rPr>
               <w:t>Conclusões</w:t>
             </w:r>
@@ -4311,7 +4521,7 @@
         </w:tc>
         <w:tc>
           <w:tcPr>
-            <w:tcW w:w="2115" w:type="dxa"/>
+            <w:tcW w:w="1408" w:type="dxa"/>
             <w:shd w:val="clear" w:color="auto" w:fill="auto"/>
             <w:tcMar>
               <w:top w:w="100" w:type="dxa"/>
@@ -4334,23 +4544,31 @@
               <w:jc w:val="both"/>
               <w:rPr>
                 <w:rFonts w:ascii="Times New Roman" w:eastAsia="Times New Roman" w:hAnsi="Times New Roman" w:cs="Times New Roman"/>
-                <w:sz w:val="24"/>
-                <w:szCs w:val="24"/>
+                <w:sz w:val="16"/>
+                <w:szCs w:val="16"/>
               </w:rPr>
             </w:pPr>
             <w:r>
               <w:rPr>
                 <w:rFonts w:ascii="Times New Roman" w:eastAsia="Times New Roman" w:hAnsi="Times New Roman" w:cs="Times New Roman"/>
-                <w:sz w:val="24"/>
-                <w:szCs w:val="24"/>
-              </w:rPr>
-              <w:t>Conseguiu-se estimar um número de beneficiários próximo aos dados observados, comprovando a tese de que houve aumento dele</w:t>
+                <w:sz w:val="16"/>
+                <w:szCs w:val="16"/>
+              </w:rPr>
+              <w:t>Transição demográfica explica parte do crescimento asiático; bônus demográfico é decisivo quando be</w:t>
+            </w:r>
+            <w:r>
+              <w:rPr>
+                <w:rFonts w:ascii="Times New Roman" w:eastAsia="Times New Roman" w:hAnsi="Times New Roman" w:cs="Times New Roman"/>
+                <w:sz w:val="16"/>
+                <w:szCs w:val="16"/>
+              </w:rPr>
+              <w:t>m aproveitado</w:t>
             </w:r>
           </w:p>
         </w:tc>
         <w:tc>
           <w:tcPr>
-            <w:tcW w:w="2085" w:type="dxa"/>
+            <w:tcW w:w="1417" w:type="dxa"/>
             <w:shd w:val="clear" w:color="auto" w:fill="auto"/>
             <w:tcMar>
               <w:top w:w="100" w:type="dxa"/>
@@ -4366,23 +4584,41 @@
               <w:jc w:val="both"/>
               <w:rPr>
                 <w:rFonts w:ascii="Times New Roman" w:eastAsia="Times New Roman" w:hAnsi="Times New Roman" w:cs="Times New Roman"/>
-                <w:sz w:val="24"/>
-                <w:szCs w:val="24"/>
+                <w:sz w:val="16"/>
+                <w:szCs w:val="16"/>
               </w:rPr>
             </w:pPr>
             <w:r>
               <w:rPr>
                 <w:rFonts w:ascii="Times New Roman" w:eastAsia="Times New Roman" w:hAnsi="Times New Roman" w:cs="Times New Roman"/>
-                <w:sz w:val="24"/>
-                <w:szCs w:val="24"/>
-              </w:rPr>
-              <w:t>Os trabalhadores mais jovens e com menos escolaridade foram os que mais perderam seus empregos</w:t>
+                <w:sz w:val="16"/>
+                <w:szCs w:val="16"/>
+              </w:rPr>
+              <w:t xml:space="preserve">O desemprego é função da taxa de separação e da eficiência de </w:t>
+            </w:r>
+            <w:proofErr w:type="spellStart"/>
+            <w:r>
+              <w:rPr>
+                <w:rFonts w:ascii="Times New Roman" w:eastAsia="Times New Roman" w:hAnsi="Times New Roman" w:cs="Times New Roman"/>
+                <w:sz w:val="16"/>
+                <w:szCs w:val="16"/>
+              </w:rPr>
+              <w:t>matching</w:t>
+            </w:r>
+            <w:proofErr w:type="spellEnd"/>
+            <w:r>
+              <w:rPr>
+                <w:rFonts w:ascii="Times New Roman" w:eastAsia="Times New Roman" w:hAnsi="Times New Roman" w:cs="Times New Roman"/>
+                <w:sz w:val="16"/>
+                <w:szCs w:val="16"/>
+              </w:rPr>
+              <w:t>; políticas afetam equilíbrio de longo prazo</w:t>
             </w:r>
           </w:p>
         </w:tc>
         <w:tc>
           <w:tcPr>
-            <w:tcW w:w="1710" w:type="dxa"/>
+            <w:tcW w:w="1701" w:type="dxa"/>
             <w:shd w:val="clear" w:color="auto" w:fill="auto"/>
             <w:tcMar>
               <w:top w:w="100" w:type="dxa"/>
@@ -4398,23 +4634,49 @@
               <w:jc w:val="both"/>
               <w:rPr>
                 <w:rFonts w:ascii="Times New Roman" w:eastAsia="Times New Roman" w:hAnsi="Times New Roman" w:cs="Times New Roman"/>
-                <w:sz w:val="24"/>
-                <w:szCs w:val="24"/>
+                <w:sz w:val="16"/>
+                <w:szCs w:val="16"/>
               </w:rPr>
             </w:pPr>
             <w:r>
               <w:rPr>
                 <w:rFonts w:ascii="Times New Roman" w:eastAsia="Times New Roman" w:hAnsi="Times New Roman" w:cs="Times New Roman"/>
-                <w:sz w:val="24"/>
-                <w:szCs w:val="24"/>
-              </w:rPr>
-              <w:t>O impacto da pandemia sobre o desemprego juvenil varia muito de acordo com a renda e o sexo, com as mulheres sendo as mais afetadas</w:t>
+                <w:sz w:val="16"/>
+                <w:szCs w:val="16"/>
+              </w:rPr>
+              <w:t xml:space="preserve">Imperfeições no </w:t>
+            </w:r>
+            <w:proofErr w:type="spellStart"/>
+            <w:r>
+              <w:rPr>
+                <w:rFonts w:ascii="Times New Roman" w:eastAsia="Times New Roman" w:hAnsi="Times New Roman" w:cs="Times New Roman"/>
+                <w:sz w:val="16"/>
+                <w:szCs w:val="16"/>
+              </w:rPr>
+              <w:t>mat</w:t>
+            </w:r>
+            <w:r>
+              <w:rPr>
+                <w:rFonts w:ascii="Times New Roman" w:eastAsia="Times New Roman" w:hAnsi="Times New Roman" w:cs="Times New Roman"/>
+                <w:sz w:val="16"/>
+                <w:szCs w:val="16"/>
+              </w:rPr>
+              <w:t>ching</w:t>
+            </w:r>
+            <w:proofErr w:type="spellEnd"/>
+            <w:r>
+              <w:rPr>
+                <w:rFonts w:ascii="Times New Roman" w:eastAsia="Times New Roman" w:hAnsi="Times New Roman" w:cs="Times New Roman"/>
+                <w:sz w:val="16"/>
+                <w:szCs w:val="16"/>
+              </w:rPr>
+              <w:t xml:space="preserve"> exigem gestão agregada da demanda para eficiência</w:t>
             </w:r>
           </w:p>
         </w:tc>
         <w:tc>
           <w:tcPr>
-            <w:tcW w:w="1815" w:type="dxa"/>
+            <w:tcW w:w="1134" w:type="dxa"/>
             <w:shd w:val="clear" w:color="auto" w:fill="auto"/>
             <w:tcMar>
               <w:top w:w="100" w:type="dxa"/>
@@ -4437,23 +4699,23 @@
               <w:jc w:val="both"/>
               <w:rPr>
                 <w:rFonts w:ascii="Times New Roman" w:eastAsia="Times New Roman" w:hAnsi="Times New Roman" w:cs="Times New Roman"/>
-                <w:sz w:val="24"/>
-                <w:szCs w:val="24"/>
+                <w:sz w:val="16"/>
+                <w:szCs w:val="16"/>
               </w:rPr>
             </w:pPr>
             <w:r>
               <w:rPr>
                 <w:rFonts w:ascii="Times New Roman" w:eastAsia="Times New Roman" w:hAnsi="Times New Roman" w:cs="Times New Roman"/>
-                <w:sz w:val="24"/>
-                <w:szCs w:val="24"/>
-              </w:rPr>
-              <w:t>A pandemia teve papel na intensificação da precarização do trabalho juvenil, aumento de desemprego e informalidade, exacerbando as vulnerabilidades preexistentes</w:t>
+                <w:sz w:val="16"/>
+                <w:szCs w:val="16"/>
+              </w:rPr>
+              <w:t>Brasil entrou no bônus demográfico nos anos 2000; transição foi rápida e concentrada</w:t>
             </w:r>
           </w:p>
         </w:tc>
         <w:tc>
           <w:tcPr>
-            <w:tcW w:w="1755" w:type="dxa"/>
+            <w:tcW w:w="992" w:type="dxa"/>
             <w:shd w:val="clear" w:color="auto" w:fill="auto"/>
             <w:tcMar>
               <w:top w:w="100" w:type="dxa"/>
@@ -4476,25 +4738,107 @@
               <w:jc w:val="both"/>
               <w:rPr>
                 <w:rFonts w:ascii="Times New Roman" w:eastAsia="Times New Roman" w:hAnsi="Times New Roman" w:cs="Times New Roman"/>
-                <w:sz w:val="24"/>
-                <w:szCs w:val="24"/>
+                <w:sz w:val="16"/>
+                <w:szCs w:val="16"/>
               </w:rPr>
             </w:pPr>
             <w:r>
               <w:rPr>
                 <w:rFonts w:ascii="Times New Roman" w:eastAsia="Times New Roman" w:hAnsi="Times New Roman" w:cs="Times New Roman"/>
-                <w:sz w:val="24"/>
-                <w:szCs w:val="24"/>
-              </w:rPr>
-              <w:t>Observou-se diminuição da participação dos jovens, com maiores índices de desemprego nas regiões Norte e Nordeste, especialmente por estarem concentrados no setor informal, o mais afetado pela pandemia</w:t>
-            </w:r>
+                <w:sz w:val="16"/>
+                <w:szCs w:val="16"/>
+              </w:rPr>
+              <w:t>Bônus demográfico está se encerrando</w:t>
+            </w:r>
+            <w:r>
+              <w:rPr>
+                <w:rFonts w:ascii="Times New Roman" w:eastAsia="Times New Roman" w:hAnsi="Times New Roman" w:cs="Times New Roman"/>
+                <w:sz w:val="16"/>
+                <w:szCs w:val="16"/>
+              </w:rPr>
+              <w:t>; desafios previdenciários e de produtividade virão com envelhecimento</w:t>
+            </w:r>
+          </w:p>
+        </w:tc>
+        <w:tc>
+          <w:tcPr>
+            <w:tcW w:w="992" w:type="dxa"/>
+          </w:tcPr>
+          <w:p>
+            <w:pPr>
+              <w:widowControl w:val="0"/>
+              <w:pBdr>
+                <w:top w:val="nil"/>
+                <w:left w:val="nil"/>
+                <w:bottom w:val="nil"/>
+                <w:right w:val="nil"/>
+                <w:between w:val="nil"/>
+              </w:pBdr>
+              <w:spacing w:line="240" w:lineRule="auto"/>
+              <w:jc w:val="both"/>
+              <w:rPr>
+                <w:rFonts w:ascii="Times New Roman" w:eastAsia="Times New Roman" w:hAnsi="Times New Roman" w:cs="Times New Roman"/>
+                <w:sz w:val="16"/>
+                <w:szCs w:val="16"/>
+              </w:rPr>
+            </w:pPr>
+            <w:r>
+              <w:rPr>
+                <w:rFonts w:ascii="Times New Roman" w:eastAsia="Times New Roman" w:hAnsi="Times New Roman" w:cs="Times New Roman"/>
+                <w:sz w:val="16"/>
+                <w:szCs w:val="16"/>
+              </w:rPr>
+              <w:t>Mudanças tecnológicas tendem a favorecer trabalhadores qualificados, ampliando a desigualdade</w:t>
+            </w:r>
+          </w:p>
+        </w:tc>
+        <w:tc>
+          <w:tcPr>
+            <w:tcW w:w="992" w:type="dxa"/>
+          </w:tcPr>
+          <w:p>
+            <w:pPr>
+              <w:widowControl w:val="0"/>
+              <w:pBdr>
+                <w:top w:val="nil"/>
+                <w:left w:val="nil"/>
+                <w:bottom w:val="nil"/>
+                <w:right w:val="nil"/>
+                <w:between w:val="nil"/>
+              </w:pBdr>
+              <w:spacing w:line="240" w:lineRule="auto"/>
+              <w:jc w:val="both"/>
+              <w:rPr>
+                <w:rFonts w:ascii="Times New Roman" w:eastAsia="Times New Roman" w:hAnsi="Times New Roman" w:cs="Times New Roman"/>
+                <w:sz w:val="16"/>
+                <w:szCs w:val="16"/>
+              </w:rPr>
+            </w:pPr>
+            <w:r>
+              <w:rPr>
+                <w:rFonts w:ascii="Times New Roman" w:eastAsia="Times New Roman" w:hAnsi="Times New Roman" w:cs="Times New Roman"/>
+                <w:sz w:val="16"/>
+                <w:szCs w:val="16"/>
+              </w:rPr>
+              <w:t xml:space="preserve">Bônus demográfico está se encerrando; desafios previdenciários e de produtividade virão com </w:t>
+            </w:r>
+            <w:proofErr w:type="spellStart"/>
+            <w:r>
+              <w:rPr>
+                <w:rFonts w:ascii="Times New Roman" w:eastAsia="Times New Roman" w:hAnsi="Times New Roman" w:cs="Times New Roman"/>
+                <w:sz w:val="16"/>
+                <w:szCs w:val="16"/>
+              </w:rPr>
+              <w:t>evelhecimento</w:t>
+            </w:r>
+            <w:proofErr w:type="spellEnd"/>
           </w:p>
         </w:tc>
       </w:tr>
       <w:tr>
         <w:tc>
           <w:tcPr>
-            <w:tcW w:w="1650" w:type="dxa"/>
+            <w:tcW w:w="1145" w:type="dxa"/>
             <w:shd w:val="clear" w:color="auto" w:fill="auto"/>
             <w:tcMar>
               <w:top w:w="100" w:type="dxa"/>
@@ -4517,15 +4861,15 @@
               <w:jc w:val="both"/>
               <w:rPr>
                 <w:rFonts w:ascii="Times New Roman" w:eastAsia="Times New Roman" w:hAnsi="Times New Roman" w:cs="Times New Roman"/>
-                <w:sz w:val="24"/>
-                <w:szCs w:val="24"/>
+                <w:sz w:val="16"/>
+                <w:szCs w:val="16"/>
               </w:rPr>
             </w:pPr>
             <w:r>
               <w:rPr>
                 <w:rFonts w:ascii="Times New Roman" w:eastAsia="Times New Roman" w:hAnsi="Times New Roman" w:cs="Times New Roman"/>
-                <w:sz w:val="24"/>
-                <w:szCs w:val="24"/>
+                <w:sz w:val="16"/>
+                <w:szCs w:val="16"/>
               </w:rPr>
               <w:t>Contribuições</w:t>
             </w:r>
@@ -4533,7 +4877,7 @@
         </w:tc>
         <w:tc>
           <w:tcPr>
-            <w:tcW w:w="2115" w:type="dxa"/>
+            <w:tcW w:w="1408" w:type="dxa"/>
             <w:shd w:val="clear" w:color="auto" w:fill="auto"/>
             <w:tcMar>
               <w:top w:w="100" w:type="dxa"/>
@@ -4556,23 +4900,23 @@
               <w:jc w:val="both"/>
               <w:rPr>
                 <w:rFonts w:ascii="Times New Roman" w:eastAsia="Times New Roman" w:hAnsi="Times New Roman" w:cs="Times New Roman"/>
-                <w:sz w:val="24"/>
-                <w:szCs w:val="24"/>
+                <w:sz w:val="16"/>
+                <w:szCs w:val="16"/>
               </w:rPr>
             </w:pPr>
             <w:r>
               <w:rPr>
                 <w:rFonts w:ascii="Times New Roman" w:eastAsia="Times New Roman" w:hAnsi="Times New Roman" w:cs="Times New Roman"/>
-                <w:sz w:val="24"/>
-                <w:szCs w:val="24"/>
-              </w:rPr>
-              <w:t>Inovação na análise quantitativa com a abordagem baseada em Cadeias de Markov, compreendendo as dinâmicas do mercado de trabalho</w:t>
+                <w:sz w:val="16"/>
+                <w:szCs w:val="16"/>
+              </w:rPr>
+              <w:t>Formaliza o conceito de bônus demográfico como janela de oportunidade econômica</w:t>
             </w:r>
           </w:p>
         </w:tc>
         <w:tc>
           <w:tcPr>
-            <w:tcW w:w="2085" w:type="dxa"/>
+            <w:tcW w:w="1417" w:type="dxa"/>
             <w:shd w:val="clear" w:color="auto" w:fill="auto"/>
             <w:tcMar>
               <w:top w:w="100" w:type="dxa"/>
@@ -4595,23 +4939,23 @@
               <w:jc w:val="both"/>
               <w:rPr>
                 <w:rFonts w:ascii="Times New Roman" w:eastAsia="Times New Roman" w:hAnsi="Times New Roman" w:cs="Times New Roman"/>
-                <w:sz w:val="24"/>
-                <w:szCs w:val="24"/>
+                <w:sz w:val="16"/>
+                <w:szCs w:val="16"/>
               </w:rPr>
             </w:pPr>
             <w:r>
               <w:rPr>
                 <w:rFonts w:ascii="Times New Roman" w:eastAsia="Times New Roman" w:hAnsi="Times New Roman" w:cs="Times New Roman"/>
-                <w:sz w:val="24"/>
-                <w:szCs w:val="24"/>
-              </w:rPr>
-              <w:t>Análises dos efeitos imediatos ao choque da covid-19 sobre a ocupação dos mais jovens</w:t>
+                <w:sz w:val="16"/>
+                <w:szCs w:val="16"/>
+              </w:rPr>
+              <w:t>Estruturação formal do modelo DMP com equilíbrio estacionário; base para análises estruturais de trabalho</w:t>
             </w:r>
           </w:p>
         </w:tc>
         <w:tc>
           <w:tcPr>
-            <w:tcW w:w="1710" w:type="dxa"/>
+            <w:tcW w:w="1701" w:type="dxa"/>
             <w:shd w:val="clear" w:color="auto" w:fill="auto"/>
             <w:tcMar>
               <w:top w:w="100" w:type="dxa"/>
@@ -4634,23 +4978,101 @@
               <w:jc w:val="both"/>
               <w:rPr>
                 <w:rFonts w:ascii="Times New Roman" w:eastAsia="Times New Roman" w:hAnsi="Times New Roman" w:cs="Times New Roman"/>
-                <w:sz w:val="24"/>
-                <w:szCs w:val="24"/>
+                <w:sz w:val="16"/>
+                <w:szCs w:val="16"/>
               </w:rPr>
             </w:pPr>
             <w:r>
               <w:rPr>
                 <w:rFonts w:ascii="Times New Roman" w:eastAsia="Times New Roman" w:hAnsi="Times New Roman" w:cs="Times New Roman"/>
-                <w:sz w:val="24"/>
-                <w:szCs w:val="24"/>
-              </w:rPr>
-              <w:t>Identificação do impacto heterogêneo da covid-19 sobre o desemprego no Brasil, com destaque para os fatores renda e sexo</w:t>
-            </w:r>
+                <w:sz w:val="16"/>
+                <w:szCs w:val="16"/>
+              </w:rPr>
+              <w:t xml:space="preserve">Fundador do arcabouço </w:t>
+            </w:r>
+            <w:proofErr w:type="spellStart"/>
+            <w:r>
+              <w:rPr>
+                <w:rFonts w:ascii="Times New Roman" w:eastAsia="Times New Roman" w:hAnsi="Times New Roman" w:cs="Times New Roman"/>
+                <w:sz w:val="16"/>
+                <w:szCs w:val="16"/>
+              </w:rPr>
+              <w:t>s</w:t>
+            </w:r>
+            <w:r>
+              <w:rPr>
+                <w:rFonts w:ascii="Times New Roman" w:eastAsia="Times New Roman" w:hAnsi="Times New Roman" w:cs="Times New Roman"/>
+                <w:sz w:val="16"/>
+                <w:szCs w:val="16"/>
+              </w:rPr>
+              <w:t>earch</w:t>
+            </w:r>
+            <w:proofErr w:type="spellEnd"/>
+            <w:r>
+              <w:rPr>
+                <w:rFonts w:ascii="Times New Roman" w:eastAsia="Times New Roman" w:hAnsi="Times New Roman" w:cs="Times New Roman"/>
+                <w:sz w:val="16"/>
+                <w:szCs w:val="16"/>
+              </w:rPr>
+              <w:t xml:space="preserve"> &amp; </w:t>
+            </w:r>
+            <w:proofErr w:type="spellStart"/>
+            <w:r>
+              <w:rPr>
+                <w:rFonts w:ascii="Times New Roman" w:eastAsia="Times New Roman" w:hAnsi="Times New Roman" w:cs="Times New Roman"/>
+                <w:sz w:val="16"/>
+                <w:szCs w:val="16"/>
+              </w:rPr>
+              <w:t>m</w:t>
+            </w:r>
+            <w:r>
+              <w:rPr>
+                <w:rFonts w:ascii="Times New Roman" w:eastAsia="Times New Roman" w:hAnsi="Times New Roman" w:cs="Times New Roman"/>
+                <w:sz w:val="16"/>
+                <w:szCs w:val="16"/>
+              </w:rPr>
+              <w:t>atching</w:t>
+            </w:r>
+            <w:proofErr w:type="spellEnd"/>
+            <w:r>
+              <w:rPr>
+                <w:rFonts w:ascii="Times New Roman" w:eastAsia="Times New Roman" w:hAnsi="Times New Roman" w:cs="Times New Roman"/>
+                <w:sz w:val="16"/>
+                <w:szCs w:val="16"/>
+              </w:rPr>
+              <w:t xml:space="preserve"> usado po</w:t>
+            </w:r>
+            <w:r>
+              <w:rPr>
+                <w:rFonts w:ascii="Times New Roman" w:eastAsia="Times New Roman" w:hAnsi="Times New Roman" w:cs="Times New Roman"/>
+                <w:sz w:val="16"/>
+                <w:szCs w:val="16"/>
+              </w:rPr>
+              <w:t>r Mortens</w:t>
+            </w:r>
+            <w:r>
+              <w:rPr>
+                <w:rFonts w:ascii="Times New Roman" w:eastAsia="Times New Roman" w:hAnsi="Times New Roman" w:cs="Times New Roman"/>
+                <w:sz w:val="16"/>
+                <w:szCs w:val="16"/>
+              </w:rPr>
+              <w:t xml:space="preserve">en e </w:t>
+            </w:r>
+            <w:proofErr w:type="spellStart"/>
+            <w:r>
+              <w:rPr>
+                <w:rFonts w:ascii="Times New Roman" w:eastAsia="Times New Roman" w:hAnsi="Times New Roman" w:cs="Times New Roman"/>
+                <w:sz w:val="16"/>
+                <w:szCs w:val="16"/>
+              </w:rPr>
+              <w:t>Pissarides</w:t>
+            </w:r>
+            <w:proofErr w:type="spellEnd"/>
           </w:p>
         </w:tc>
         <w:tc>
           <w:tcPr>
-            <w:tcW w:w="1815" w:type="dxa"/>
+            <w:tcW w:w="1134" w:type="dxa"/>
             <w:shd w:val="clear" w:color="auto" w:fill="auto"/>
             <w:tcMar>
               <w:top w:w="100" w:type="dxa"/>
@@ -4673,32 +5095,23 @@
               <w:jc w:val="both"/>
               <w:rPr>
                 <w:rFonts w:ascii="Times New Roman" w:eastAsia="Times New Roman" w:hAnsi="Times New Roman" w:cs="Times New Roman"/>
-                <w:sz w:val="24"/>
-                <w:szCs w:val="24"/>
+                <w:sz w:val="16"/>
+                <w:szCs w:val="16"/>
               </w:rPr>
             </w:pPr>
             <w:r>
               <w:rPr>
                 <w:rFonts w:ascii="Times New Roman" w:eastAsia="Times New Roman" w:hAnsi="Times New Roman" w:cs="Times New Roman"/>
-                <w:sz w:val="24"/>
-                <w:szCs w:val="24"/>
-              </w:rPr>
-              <w:t xml:space="preserve">Evidencia a importância de políticas que promovam a inserção qualificada dos jovens no mercado de trabalho, assegurem os direitos trabalhistas e </w:t>
-            </w:r>
-            <w:r>
-              <w:rPr>
-                <w:rFonts w:ascii="Times New Roman" w:eastAsia="Times New Roman" w:hAnsi="Times New Roman" w:cs="Times New Roman"/>
-                <w:sz w:val="24"/>
-                <w:szCs w:val="24"/>
-              </w:rPr>
-              <w:lastRenderedPageBreak/>
-              <w:t>condições dignas de trabalho</w:t>
+                <w:sz w:val="16"/>
+                <w:szCs w:val="16"/>
+              </w:rPr>
+              <w:t>Diagnóstico térmico sobre o início e a natureza do bônus demográfico brasileiro</w:t>
             </w:r>
           </w:p>
         </w:tc>
         <w:tc>
           <w:tcPr>
-            <w:tcW w:w="1755" w:type="dxa"/>
+            <w:tcW w:w="992" w:type="dxa"/>
             <w:shd w:val="clear" w:color="auto" w:fill="auto"/>
             <w:tcMar>
               <w:top w:w="100" w:type="dxa"/>
@@ -4721,27 +5134,81 @@
               <w:jc w:val="both"/>
               <w:rPr>
                 <w:rFonts w:ascii="Times New Roman" w:eastAsia="Times New Roman" w:hAnsi="Times New Roman" w:cs="Times New Roman"/>
-                <w:sz w:val="24"/>
-                <w:szCs w:val="24"/>
+                <w:sz w:val="16"/>
+                <w:szCs w:val="16"/>
               </w:rPr>
             </w:pPr>
             <w:r>
               <w:rPr>
                 <w:rFonts w:ascii="Times New Roman" w:eastAsia="Times New Roman" w:hAnsi="Times New Roman" w:cs="Times New Roman"/>
-                <w:sz w:val="24"/>
-                <w:szCs w:val="24"/>
-              </w:rPr>
-              <w:lastRenderedPageBreak/>
-              <w:t xml:space="preserve">Destaque das regiões com maiores desafios, de forma segmentada, subsidiando a formulação de políticas públicas direcionadas a jovens que </w:t>
-            </w:r>
-            <w:r>
-              <w:rPr>
-                <w:rFonts w:ascii="Times New Roman" w:eastAsia="Times New Roman" w:hAnsi="Times New Roman" w:cs="Times New Roman"/>
-                <w:sz w:val="24"/>
-                <w:szCs w:val="24"/>
-              </w:rPr>
-              <w:lastRenderedPageBreak/>
-              <w:t>sofrem desafios específicos</w:t>
+                <w:sz w:val="16"/>
+                <w:szCs w:val="16"/>
+              </w:rPr>
+              <w:t>Destaque das regiões com maiores desafios, de forma segmentada, subsidiando a formulação de políticas públicas direcionadas a jovens que sofrem desafios específicos</w:t>
+            </w:r>
+          </w:p>
+        </w:tc>
+        <w:tc>
+          <w:tcPr>
+            <w:tcW w:w="992" w:type="dxa"/>
+          </w:tcPr>
+          <w:p>
+            <w:pPr>
+              <w:widowControl w:val="0"/>
+              <w:pBdr>
+                <w:top w:val="nil"/>
+                <w:left w:val="nil"/>
+                <w:bottom w:val="nil"/>
+                <w:right w:val="nil"/>
+                <w:between w:val="nil"/>
+              </w:pBdr>
+              <w:spacing w:line="240" w:lineRule="auto"/>
+              <w:jc w:val="both"/>
+              <w:rPr>
+                <w:rFonts w:ascii="Times New Roman" w:eastAsia="Times New Roman" w:hAnsi="Times New Roman" w:cs="Times New Roman"/>
+                <w:sz w:val="16"/>
+                <w:szCs w:val="16"/>
+              </w:rPr>
+            </w:pPr>
+            <w:r>
+              <w:rPr>
+                <w:rFonts w:ascii="Times New Roman" w:eastAsia="Times New Roman" w:hAnsi="Times New Roman" w:cs="Times New Roman"/>
+                <w:sz w:val="16"/>
+                <w:szCs w:val="16"/>
+              </w:rPr>
+              <w:t>Integra teoria do progresso técnico com dinâmica do mercado de trabalho e estrutura ocupacional</w:t>
+            </w:r>
+          </w:p>
+        </w:tc>
+        <w:tc>
+          <w:tcPr>
+            <w:tcW w:w="992" w:type="dxa"/>
+          </w:tcPr>
+          <w:p>
+            <w:pPr>
+              <w:widowControl w:val="0"/>
+              <w:pBdr>
+                <w:top w:val="nil"/>
+                <w:left w:val="nil"/>
+                <w:bottom w:val="nil"/>
+                <w:right w:val="nil"/>
+                <w:between w:val="nil"/>
+              </w:pBdr>
+              <w:spacing w:line="240" w:lineRule="auto"/>
+              <w:jc w:val="both"/>
+              <w:rPr>
+                <w:rFonts w:ascii="Times New Roman" w:eastAsia="Times New Roman" w:hAnsi="Times New Roman" w:cs="Times New Roman"/>
+                <w:sz w:val="16"/>
+                <w:szCs w:val="16"/>
+              </w:rPr>
+            </w:pPr>
+            <w:r>
+              <w:rPr>
+                <w:rFonts w:ascii="Times New Roman" w:eastAsia="Times New Roman" w:hAnsi="Times New Roman" w:cs="Times New Roman"/>
+                <w:sz w:val="16"/>
+                <w:szCs w:val="16"/>
+              </w:rPr>
+              <w:t>Integra o debate populacional com políticas públicas de longo prazo</w:t>
             </w:r>
           </w:p>
         </w:tc>
@@ -4749,18 +5216,6 @@
     </w:tbl>
     <w:p>
       <w:pPr>
-        <w:ind w:left="708"/>
-        <w:jc w:val="both"/>
-        <w:rPr>
-          <w:rFonts w:ascii="Times New Roman" w:eastAsia="Times New Roman" w:hAnsi="Times New Roman" w:cs="Times New Roman"/>
-          <w:b/>
-          <w:sz w:val="24"/>
-          <w:szCs w:val="24"/>
-        </w:rPr>
-      </w:pPr>
-    </w:p>
-    <w:p>
-      <w:pPr>
         <w:pStyle w:val="Ttulo2"/>
         <w:ind w:left="0"/>
         <w:jc w:val="both"/>
@@ -4770,13 +5225,646 @@
       </w:pPr>
       <w:bookmarkStart w:id="12" w:name="_3axo4jp1livm" w:colFirst="0" w:colLast="0"/>
       <w:bookmarkEnd w:id="12"/>
-      <w:r>
-        <w:rPr>
-          <w:rFonts w:ascii="Times New Roman" w:eastAsia="Times New Roman" w:hAnsi="Times New Roman" w:cs="Times New Roman"/>
-        </w:rPr>
-        <w:tab/>
-      </w:r>
-    </w:p>
+    </w:p>
+    <w:p>
+      <w:pPr>
+        <w:jc w:val="both"/>
+        <w:rPr>
+          <w:rFonts w:ascii="Times New Roman" w:eastAsia="Times New Roman" w:hAnsi="Times New Roman" w:cs="Times New Roman"/>
+          <w:b/>
+          <w:sz w:val="24"/>
+          <w:szCs w:val="24"/>
+        </w:rPr>
+      </w:pPr>
+    </w:p>
+    <w:tbl>
+      <w:tblPr>
+        <w:tblW w:w="3970" w:type="dxa"/>
+        <w:tblInd w:w="-436" w:type="dxa"/>
+        <w:tblBorders>
+          <w:top w:val="single" w:sz="8" w:space="0" w:color="000000"/>
+          <w:left w:val="single" w:sz="8" w:space="0" w:color="000000"/>
+          <w:bottom w:val="single" w:sz="8" w:space="0" w:color="000000"/>
+          <w:right w:val="single" w:sz="8" w:space="0" w:color="000000"/>
+          <w:insideH w:val="single" w:sz="8" w:space="0" w:color="000000"/>
+          <w:insideV w:val="single" w:sz="8" w:space="0" w:color="000000"/>
+        </w:tblBorders>
+        <w:tblLayout w:type="fixed"/>
+        <w:tblLook w:val="0600" w:firstRow="0" w:lastRow="0" w:firstColumn="0" w:lastColumn="0" w:noHBand="1" w:noVBand="1"/>
+      </w:tblPr>
+      <w:tblGrid>
+        <w:gridCol w:w="1145"/>
+        <w:gridCol w:w="1408"/>
+        <w:gridCol w:w="1417"/>
+      </w:tblGrid>
+      <w:tr>
+        <w:tc>
+          <w:tcPr>
+            <w:tcW w:w="1145" w:type="dxa"/>
+            <w:shd w:val="clear" w:color="auto" w:fill="auto"/>
+            <w:tcMar>
+              <w:top w:w="100" w:type="dxa"/>
+              <w:left w:w="100" w:type="dxa"/>
+              <w:bottom w:w="100" w:type="dxa"/>
+              <w:right w:w="100" w:type="dxa"/>
+            </w:tcMar>
+          </w:tcPr>
+          <w:p>
+            <w:pPr>
+              <w:widowControl w:val="0"/>
+              <w:pBdr>
+                <w:top w:val="nil"/>
+                <w:left w:val="nil"/>
+                <w:bottom w:val="nil"/>
+                <w:right w:val="nil"/>
+                <w:between w:val="nil"/>
+              </w:pBdr>
+              <w:spacing w:line="240" w:lineRule="auto"/>
+              <w:ind w:left="-850"/>
+              <w:jc w:val="both"/>
+              <w:rPr>
+                <w:rFonts w:ascii="Times New Roman" w:eastAsia="Times New Roman" w:hAnsi="Times New Roman" w:cs="Times New Roman"/>
+                <w:b/>
+                <w:sz w:val="16"/>
+                <w:szCs w:val="16"/>
+              </w:rPr>
+            </w:pPr>
+          </w:p>
+        </w:tc>
+        <w:tc>
+          <w:tcPr>
+            <w:tcW w:w="1408" w:type="dxa"/>
+            <w:shd w:val="clear" w:color="auto" w:fill="auto"/>
+            <w:tcMar>
+              <w:top w:w="100" w:type="dxa"/>
+              <w:left w:w="100" w:type="dxa"/>
+              <w:bottom w:w="100" w:type="dxa"/>
+              <w:right w:w="100" w:type="dxa"/>
+            </w:tcMar>
+          </w:tcPr>
+          <w:p>
+            <w:pPr>
+              <w:widowControl w:val="0"/>
+              <w:pBdr>
+                <w:top w:val="nil"/>
+                <w:left w:val="nil"/>
+                <w:bottom w:val="nil"/>
+                <w:right w:val="nil"/>
+                <w:between w:val="nil"/>
+              </w:pBdr>
+              <w:spacing w:line="240" w:lineRule="auto"/>
+              <w:jc w:val="both"/>
+              <w:rPr>
+                <w:rFonts w:ascii="Times New Roman" w:eastAsia="Times New Roman" w:hAnsi="Times New Roman" w:cs="Times New Roman"/>
+                <w:b/>
+                <w:sz w:val="16"/>
+                <w:szCs w:val="16"/>
+              </w:rPr>
+            </w:pPr>
+            <w:r>
+              <w:rPr>
+                <w:rFonts w:ascii="Times New Roman" w:eastAsia="Times New Roman" w:hAnsi="Times New Roman" w:cs="Times New Roman"/>
+                <w:b/>
+                <w:sz w:val="16"/>
+                <w:szCs w:val="16"/>
+              </w:rPr>
+              <w:t>Guimarães et al. (2021)</w:t>
+            </w:r>
+          </w:p>
+        </w:tc>
+        <w:tc>
+          <w:tcPr>
+            <w:tcW w:w="1417" w:type="dxa"/>
+            <w:shd w:val="clear" w:color="auto" w:fill="auto"/>
+            <w:tcMar>
+              <w:top w:w="100" w:type="dxa"/>
+              <w:left w:w="100" w:type="dxa"/>
+              <w:bottom w:w="100" w:type="dxa"/>
+              <w:right w:w="100" w:type="dxa"/>
+            </w:tcMar>
+          </w:tcPr>
+          <w:p>
+            <w:pPr>
+              <w:widowControl w:val="0"/>
+              <w:pBdr>
+                <w:top w:val="nil"/>
+                <w:left w:val="nil"/>
+                <w:bottom w:val="nil"/>
+                <w:right w:val="nil"/>
+                <w:between w:val="nil"/>
+              </w:pBdr>
+              <w:spacing w:line="240" w:lineRule="auto"/>
+              <w:jc w:val="both"/>
+              <w:rPr>
+                <w:rFonts w:ascii="Times New Roman" w:eastAsia="Times New Roman" w:hAnsi="Times New Roman" w:cs="Times New Roman"/>
+                <w:b/>
+                <w:sz w:val="16"/>
+                <w:szCs w:val="16"/>
+              </w:rPr>
+            </w:pPr>
+            <w:r>
+              <w:rPr>
+                <w:rFonts w:ascii="Times New Roman" w:eastAsia="Times New Roman" w:hAnsi="Times New Roman" w:cs="Times New Roman"/>
+                <w:b/>
+                <w:sz w:val="16"/>
+                <w:szCs w:val="16"/>
+              </w:rPr>
+              <w:t>Pastore (2019)</w:t>
+            </w:r>
+          </w:p>
+        </w:tc>
+      </w:tr>
+      <w:tr>
+        <w:tc>
+          <w:tcPr>
+            <w:tcW w:w="1145" w:type="dxa"/>
+            <w:shd w:val="clear" w:color="auto" w:fill="auto"/>
+            <w:tcMar>
+              <w:top w:w="100" w:type="dxa"/>
+              <w:left w:w="100" w:type="dxa"/>
+              <w:bottom w:w="100" w:type="dxa"/>
+              <w:right w:w="100" w:type="dxa"/>
+            </w:tcMar>
+          </w:tcPr>
+          <w:p>
+            <w:pPr>
+              <w:widowControl w:val="0"/>
+              <w:pBdr>
+                <w:top w:val="nil"/>
+                <w:left w:val="nil"/>
+                <w:bottom w:val="nil"/>
+                <w:right w:val="nil"/>
+                <w:between w:val="nil"/>
+              </w:pBdr>
+              <w:spacing w:line="240" w:lineRule="auto"/>
+              <w:jc w:val="both"/>
+              <w:rPr>
+                <w:rFonts w:ascii="Times New Roman" w:eastAsia="Times New Roman" w:hAnsi="Times New Roman" w:cs="Times New Roman"/>
+                <w:sz w:val="16"/>
+                <w:szCs w:val="16"/>
+              </w:rPr>
+            </w:pPr>
+            <w:r>
+              <w:rPr>
+                <w:rFonts w:ascii="Times New Roman" w:eastAsia="Times New Roman" w:hAnsi="Times New Roman" w:cs="Times New Roman"/>
+                <w:sz w:val="16"/>
+                <w:szCs w:val="16"/>
+              </w:rPr>
+              <w:t>Instituição de pesquisa</w:t>
+            </w:r>
+          </w:p>
+        </w:tc>
+        <w:tc>
+          <w:tcPr>
+            <w:tcW w:w="1408" w:type="dxa"/>
+            <w:shd w:val="clear" w:color="auto" w:fill="auto"/>
+            <w:tcMar>
+              <w:top w:w="100" w:type="dxa"/>
+              <w:left w:w="100" w:type="dxa"/>
+              <w:bottom w:w="100" w:type="dxa"/>
+              <w:right w:w="100" w:type="dxa"/>
+            </w:tcMar>
+          </w:tcPr>
+          <w:p>
+            <w:pPr>
+              <w:widowControl w:val="0"/>
+              <w:pBdr>
+                <w:top w:val="nil"/>
+                <w:left w:val="nil"/>
+                <w:bottom w:val="nil"/>
+                <w:right w:val="nil"/>
+                <w:between w:val="nil"/>
+              </w:pBdr>
+              <w:spacing w:line="240" w:lineRule="auto"/>
+              <w:jc w:val="both"/>
+              <w:rPr>
+                <w:rFonts w:ascii="Times New Roman" w:eastAsia="Times New Roman" w:hAnsi="Times New Roman" w:cs="Times New Roman"/>
+                <w:sz w:val="16"/>
+                <w:szCs w:val="16"/>
+              </w:rPr>
+            </w:pPr>
+            <w:r>
+              <w:rPr>
+                <w:rFonts w:ascii="Times New Roman" w:eastAsia="Times New Roman" w:hAnsi="Times New Roman" w:cs="Times New Roman"/>
+                <w:sz w:val="16"/>
+                <w:szCs w:val="16"/>
+              </w:rPr>
+              <w:t>USP</w:t>
+            </w:r>
+          </w:p>
+        </w:tc>
+        <w:tc>
+          <w:tcPr>
+            <w:tcW w:w="1417" w:type="dxa"/>
+            <w:shd w:val="clear" w:color="auto" w:fill="auto"/>
+            <w:tcMar>
+              <w:top w:w="100" w:type="dxa"/>
+              <w:left w:w="100" w:type="dxa"/>
+              <w:bottom w:w="100" w:type="dxa"/>
+              <w:right w:w="100" w:type="dxa"/>
+            </w:tcMar>
+          </w:tcPr>
+          <w:p>
+            <w:pPr>
+              <w:widowControl w:val="0"/>
+              <w:pBdr>
+                <w:top w:val="nil"/>
+                <w:left w:val="nil"/>
+                <w:bottom w:val="nil"/>
+                <w:right w:val="nil"/>
+                <w:between w:val="nil"/>
+              </w:pBdr>
+              <w:spacing w:line="240" w:lineRule="auto"/>
+              <w:jc w:val="both"/>
+              <w:rPr>
+                <w:rFonts w:ascii="Times New Roman" w:eastAsia="Times New Roman" w:hAnsi="Times New Roman" w:cs="Times New Roman"/>
+                <w:sz w:val="16"/>
+                <w:szCs w:val="16"/>
+              </w:rPr>
+            </w:pPr>
+            <w:r>
+              <w:rPr>
+                <w:rFonts w:ascii="Times New Roman" w:eastAsia="Times New Roman" w:hAnsi="Times New Roman" w:cs="Times New Roman"/>
+                <w:sz w:val="16"/>
+                <w:szCs w:val="16"/>
+              </w:rPr>
+              <w:t>CNI</w:t>
+            </w:r>
+          </w:p>
+        </w:tc>
+      </w:tr>
+      <w:tr>
+        <w:tc>
+          <w:tcPr>
+            <w:tcW w:w="1145" w:type="dxa"/>
+            <w:shd w:val="clear" w:color="auto" w:fill="auto"/>
+            <w:tcMar>
+              <w:top w:w="100" w:type="dxa"/>
+              <w:left w:w="100" w:type="dxa"/>
+              <w:bottom w:w="100" w:type="dxa"/>
+              <w:right w:w="100" w:type="dxa"/>
+            </w:tcMar>
+          </w:tcPr>
+          <w:p>
+            <w:pPr>
+              <w:widowControl w:val="0"/>
+              <w:pBdr>
+                <w:top w:val="nil"/>
+                <w:left w:val="nil"/>
+                <w:bottom w:val="nil"/>
+                <w:right w:val="nil"/>
+                <w:between w:val="nil"/>
+              </w:pBdr>
+              <w:spacing w:line="240" w:lineRule="auto"/>
+              <w:jc w:val="both"/>
+              <w:rPr>
+                <w:rFonts w:ascii="Times New Roman" w:eastAsia="Times New Roman" w:hAnsi="Times New Roman" w:cs="Times New Roman"/>
+                <w:sz w:val="16"/>
+                <w:szCs w:val="16"/>
+              </w:rPr>
+            </w:pPr>
+            <w:r>
+              <w:rPr>
+                <w:rFonts w:ascii="Times New Roman" w:eastAsia="Times New Roman" w:hAnsi="Times New Roman" w:cs="Times New Roman"/>
+                <w:sz w:val="16"/>
+                <w:szCs w:val="16"/>
+              </w:rPr>
+              <w:t>Metodologia</w:t>
+            </w:r>
+          </w:p>
+        </w:tc>
+        <w:tc>
+          <w:tcPr>
+            <w:tcW w:w="1408" w:type="dxa"/>
+            <w:shd w:val="clear" w:color="auto" w:fill="auto"/>
+            <w:tcMar>
+              <w:top w:w="100" w:type="dxa"/>
+              <w:left w:w="100" w:type="dxa"/>
+              <w:bottom w:w="100" w:type="dxa"/>
+              <w:right w:w="100" w:type="dxa"/>
+            </w:tcMar>
+          </w:tcPr>
+          <w:p>
+            <w:pPr>
+              <w:widowControl w:val="0"/>
+              <w:pBdr>
+                <w:top w:val="nil"/>
+                <w:left w:val="nil"/>
+                <w:bottom w:val="nil"/>
+                <w:right w:val="nil"/>
+                <w:between w:val="nil"/>
+              </w:pBdr>
+              <w:spacing w:line="240" w:lineRule="auto"/>
+              <w:jc w:val="both"/>
+              <w:rPr>
+                <w:rFonts w:ascii="Times New Roman" w:eastAsia="Times New Roman" w:hAnsi="Times New Roman" w:cs="Times New Roman"/>
+                <w:sz w:val="16"/>
+                <w:szCs w:val="16"/>
+              </w:rPr>
+            </w:pPr>
+            <w:r>
+              <w:rPr>
+                <w:rFonts w:ascii="Times New Roman" w:eastAsia="Times New Roman" w:hAnsi="Times New Roman" w:cs="Times New Roman"/>
+                <w:sz w:val="16"/>
+                <w:szCs w:val="16"/>
+              </w:rPr>
+              <w:t>Estudo empírico com microdados sobre juventude, escolaridade e ocupação</w:t>
+            </w:r>
+          </w:p>
+        </w:tc>
+        <w:tc>
+          <w:tcPr>
+            <w:tcW w:w="1417" w:type="dxa"/>
+            <w:shd w:val="clear" w:color="auto" w:fill="auto"/>
+            <w:tcMar>
+              <w:top w:w="100" w:type="dxa"/>
+              <w:left w:w="100" w:type="dxa"/>
+              <w:bottom w:w="100" w:type="dxa"/>
+              <w:right w:w="100" w:type="dxa"/>
+            </w:tcMar>
+          </w:tcPr>
+          <w:p>
+            <w:pPr>
+              <w:widowControl w:val="0"/>
+              <w:pBdr>
+                <w:top w:val="nil"/>
+                <w:left w:val="nil"/>
+                <w:bottom w:val="nil"/>
+                <w:right w:val="nil"/>
+                <w:between w:val="nil"/>
+              </w:pBdr>
+              <w:spacing w:line="240" w:lineRule="auto"/>
+              <w:jc w:val="both"/>
+              <w:rPr>
+                <w:rFonts w:ascii="Times New Roman" w:eastAsia="Times New Roman" w:hAnsi="Times New Roman" w:cs="Times New Roman"/>
+                <w:sz w:val="16"/>
+                <w:szCs w:val="16"/>
+              </w:rPr>
+            </w:pPr>
+            <w:r>
+              <w:rPr>
+                <w:rFonts w:ascii="Times New Roman" w:eastAsia="Times New Roman" w:hAnsi="Times New Roman" w:cs="Times New Roman"/>
+                <w:sz w:val="16"/>
+                <w:szCs w:val="16"/>
+              </w:rPr>
+              <w:t>Análise institucional e econômica sobre emprego e futuro do trabalho</w:t>
+            </w:r>
+          </w:p>
+        </w:tc>
+      </w:tr>
+      <w:tr>
+        <w:tc>
+          <w:tcPr>
+            <w:tcW w:w="1145" w:type="dxa"/>
+            <w:shd w:val="clear" w:color="auto" w:fill="auto"/>
+            <w:tcMar>
+              <w:top w:w="100" w:type="dxa"/>
+              <w:left w:w="100" w:type="dxa"/>
+              <w:bottom w:w="100" w:type="dxa"/>
+              <w:right w:w="100" w:type="dxa"/>
+            </w:tcMar>
+          </w:tcPr>
+          <w:p>
+            <w:pPr>
+              <w:widowControl w:val="0"/>
+              <w:pBdr>
+                <w:top w:val="nil"/>
+                <w:left w:val="nil"/>
+                <w:bottom w:val="nil"/>
+                <w:right w:val="nil"/>
+                <w:between w:val="nil"/>
+              </w:pBdr>
+              <w:spacing w:line="240" w:lineRule="auto"/>
+              <w:jc w:val="both"/>
+              <w:rPr>
+                <w:rFonts w:ascii="Times New Roman" w:eastAsia="Times New Roman" w:hAnsi="Times New Roman" w:cs="Times New Roman"/>
+                <w:sz w:val="16"/>
+                <w:szCs w:val="16"/>
+              </w:rPr>
+            </w:pPr>
+            <w:r>
+              <w:rPr>
+                <w:rFonts w:ascii="Times New Roman" w:eastAsia="Times New Roman" w:hAnsi="Times New Roman" w:cs="Times New Roman"/>
+                <w:sz w:val="16"/>
+                <w:szCs w:val="16"/>
+              </w:rPr>
+              <w:t>Conclusões</w:t>
+            </w:r>
+          </w:p>
+        </w:tc>
+        <w:tc>
+          <w:tcPr>
+            <w:tcW w:w="1408" w:type="dxa"/>
+            <w:shd w:val="clear" w:color="auto" w:fill="auto"/>
+            <w:tcMar>
+              <w:top w:w="100" w:type="dxa"/>
+              <w:left w:w="100" w:type="dxa"/>
+              <w:bottom w:w="100" w:type="dxa"/>
+              <w:right w:w="100" w:type="dxa"/>
+            </w:tcMar>
+          </w:tcPr>
+          <w:p>
+            <w:pPr>
+              <w:widowControl w:val="0"/>
+              <w:pBdr>
+                <w:top w:val="nil"/>
+                <w:left w:val="nil"/>
+                <w:bottom w:val="nil"/>
+                <w:right w:val="nil"/>
+                <w:between w:val="nil"/>
+              </w:pBdr>
+              <w:spacing w:line="240" w:lineRule="auto"/>
+              <w:jc w:val="both"/>
+              <w:rPr>
+                <w:rFonts w:ascii="Times New Roman" w:eastAsia="Times New Roman" w:hAnsi="Times New Roman" w:cs="Times New Roman"/>
+                <w:sz w:val="16"/>
+                <w:szCs w:val="16"/>
+              </w:rPr>
+            </w:pPr>
+            <w:r>
+              <w:rPr>
+                <w:rFonts w:ascii="Times New Roman" w:eastAsia="Times New Roman" w:hAnsi="Times New Roman" w:cs="Times New Roman"/>
+                <w:sz w:val="16"/>
+                <w:szCs w:val="16"/>
+              </w:rPr>
+              <w:t xml:space="preserve">Desigualdades de inserção são persistentes; </w:t>
+            </w:r>
+            <w:r>
+              <w:rPr>
+                <w:rFonts w:ascii="Times New Roman" w:eastAsia="Times New Roman" w:hAnsi="Times New Roman" w:cs="Times New Roman"/>
+                <w:sz w:val="16"/>
+                <w:szCs w:val="16"/>
+              </w:rPr>
+              <w:lastRenderedPageBreak/>
+              <w:t>escolaridade não garante acesso a ocupações de qualidade</w:t>
+            </w:r>
+          </w:p>
+        </w:tc>
+        <w:tc>
+          <w:tcPr>
+            <w:tcW w:w="1417" w:type="dxa"/>
+            <w:shd w:val="clear" w:color="auto" w:fill="auto"/>
+            <w:tcMar>
+              <w:top w:w="100" w:type="dxa"/>
+              <w:left w:w="100" w:type="dxa"/>
+              <w:bottom w:w="100" w:type="dxa"/>
+              <w:right w:w="100" w:type="dxa"/>
+            </w:tcMar>
+          </w:tcPr>
+          <w:p>
+            <w:pPr>
+              <w:widowControl w:val="0"/>
+              <w:spacing w:line="240" w:lineRule="auto"/>
+              <w:jc w:val="both"/>
+              <w:rPr>
+                <w:rFonts w:ascii="Times New Roman" w:eastAsia="Times New Roman" w:hAnsi="Times New Roman" w:cs="Times New Roman"/>
+                <w:sz w:val="16"/>
+                <w:szCs w:val="16"/>
+              </w:rPr>
+            </w:pPr>
+            <w:r>
+              <w:rPr>
+                <w:rFonts w:ascii="Times New Roman" w:eastAsia="Times New Roman" w:hAnsi="Times New Roman" w:cs="Times New Roman"/>
+                <w:sz w:val="16"/>
+                <w:szCs w:val="16"/>
+              </w:rPr>
+              <w:lastRenderedPageBreak/>
+              <w:t xml:space="preserve">Mercado de trabalho juvenil exige políticas </w:t>
+            </w:r>
+            <w:r>
+              <w:rPr>
+                <w:rFonts w:ascii="Times New Roman" w:eastAsia="Times New Roman" w:hAnsi="Times New Roman" w:cs="Times New Roman"/>
+                <w:sz w:val="16"/>
+                <w:szCs w:val="16"/>
+              </w:rPr>
+              <w:lastRenderedPageBreak/>
+              <w:t>específicas e transição para a nova economia</w:t>
+            </w:r>
+          </w:p>
+        </w:tc>
+      </w:tr>
+      <w:tr>
+        <w:tc>
+          <w:tcPr>
+            <w:tcW w:w="1145" w:type="dxa"/>
+            <w:shd w:val="clear" w:color="auto" w:fill="auto"/>
+            <w:tcMar>
+              <w:top w:w="100" w:type="dxa"/>
+              <w:left w:w="100" w:type="dxa"/>
+              <w:bottom w:w="100" w:type="dxa"/>
+              <w:right w:w="100" w:type="dxa"/>
+            </w:tcMar>
+          </w:tcPr>
+          <w:p>
+            <w:pPr>
+              <w:widowControl w:val="0"/>
+              <w:pBdr>
+                <w:top w:val="nil"/>
+                <w:left w:val="nil"/>
+                <w:bottom w:val="nil"/>
+                <w:right w:val="nil"/>
+                <w:between w:val="nil"/>
+              </w:pBdr>
+              <w:spacing w:line="240" w:lineRule="auto"/>
+              <w:jc w:val="both"/>
+              <w:rPr>
+                <w:rFonts w:ascii="Times New Roman" w:eastAsia="Times New Roman" w:hAnsi="Times New Roman" w:cs="Times New Roman"/>
+                <w:sz w:val="16"/>
+                <w:szCs w:val="16"/>
+              </w:rPr>
+            </w:pPr>
+            <w:r>
+              <w:rPr>
+                <w:rFonts w:ascii="Times New Roman" w:eastAsia="Times New Roman" w:hAnsi="Times New Roman" w:cs="Times New Roman"/>
+                <w:sz w:val="16"/>
+                <w:szCs w:val="16"/>
+              </w:rPr>
+              <w:lastRenderedPageBreak/>
+              <w:t>Contribuições</w:t>
+            </w:r>
+          </w:p>
+        </w:tc>
+        <w:tc>
+          <w:tcPr>
+            <w:tcW w:w="1408" w:type="dxa"/>
+            <w:shd w:val="clear" w:color="auto" w:fill="auto"/>
+            <w:tcMar>
+              <w:top w:w="100" w:type="dxa"/>
+              <w:left w:w="100" w:type="dxa"/>
+              <w:bottom w:w="100" w:type="dxa"/>
+              <w:right w:w="100" w:type="dxa"/>
+            </w:tcMar>
+          </w:tcPr>
+          <w:p>
+            <w:pPr>
+              <w:widowControl w:val="0"/>
+              <w:pBdr>
+                <w:top w:val="nil"/>
+                <w:left w:val="nil"/>
+                <w:bottom w:val="nil"/>
+                <w:right w:val="nil"/>
+                <w:between w:val="nil"/>
+              </w:pBdr>
+              <w:spacing w:line="240" w:lineRule="auto"/>
+              <w:jc w:val="both"/>
+              <w:rPr>
+                <w:rFonts w:ascii="Times New Roman" w:eastAsia="Times New Roman" w:hAnsi="Times New Roman" w:cs="Times New Roman"/>
+                <w:sz w:val="16"/>
+                <w:szCs w:val="16"/>
+              </w:rPr>
+            </w:pPr>
+            <w:r>
+              <w:rPr>
+                <w:rFonts w:ascii="Times New Roman" w:eastAsia="Times New Roman" w:hAnsi="Times New Roman" w:cs="Times New Roman"/>
+                <w:sz w:val="16"/>
+                <w:szCs w:val="16"/>
+              </w:rPr>
+              <w:t>Atualiza o debate sobre juventude e trabalho com base empírica nacional recente</w:t>
+            </w:r>
+          </w:p>
+        </w:tc>
+        <w:tc>
+          <w:tcPr>
+            <w:tcW w:w="1417" w:type="dxa"/>
+            <w:shd w:val="clear" w:color="auto" w:fill="auto"/>
+            <w:tcMar>
+              <w:top w:w="100" w:type="dxa"/>
+              <w:left w:w="100" w:type="dxa"/>
+              <w:bottom w:w="100" w:type="dxa"/>
+              <w:right w:w="100" w:type="dxa"/>
+            </w:tcMar>
+          </w:tcPr>
+          <w:p>
+            <w:pPr>
+              <w:widowControl w:val="0"/>
+              <w:pBdr>
+                <w:top w:val="nil"/>
+                <w:left w:val="nil"/>
+                <w:bottom w:val="nil"/>
+                <w:right w:val="nil"/>
+                <w:between w:val="nil"/>
+              </w:pBdr>
+              <w:spacing w:line="240" w:lineRule="auto"/>
+              <w:jc w:val="both"/>
+              <w:rPr>
+                <w:rFonts w:ascii="Times New Roman" w:eastAsia="Times New Roman" w:hAnsi="Times New Roman" w:cs="Times New Roman"/>
+                <w:sz w:val="16"/>
+                <w:szCs w:val="16"/>
+              </w:rPr>
+            </w:pPr>
+            <w:r>
+              <w:rPr>
+                <w:rFonts w:ascii="Times New Roman" w:eastAsia="Times New Roman" w:hAnsi="Times New Roman" w:cs="Times New Roman"/>
+                <w:sz w:val="16"/>
+                <w:szCs w:val="16"/>
+              </w:rPr>
+              <w:t>Propõe estratégias institucionais para o futuro da inserção juvenil</w:t>
+            </w:r>
+          </w:p>
+        </w:tc>
+      </w:tr>
+    </w:tbl>
+    <w:p/>
     <w:p>
       <w:pPr>
         <w:rPr>
@@ -4877,15 +5965,7 @@
           <w:sz w:val="24"/>
           <w:szCs w:val="24"/>
         </w:rPr>
-        <w:t xml:space="preserve"> – DMP). A proposta envolve a reconstrução de um painel longitudinal com identificação individual dos jovens ao longo dos trimestres (2012–2023), aplicação de modelos estatísticos para mensuração das transições no mercado de trabalho, estimações econométricas de impacto heterogêneo por características individuais (sexo, raça, escolaridade, localidade), e calibração de parâmetros de equilíbrio estrutural do mercado juvenil. Busca-se, assim, avaliar se os efeitos do choque pandêmico foram meramente </w:t>
-      </w:r>
-      <w:r>
-        <w:rPr>
-          <w:rFonts w:ascii="Times New Roman" w:eastAsia="Times New Roman" w:hAnsi="Times New Roman" w:cs="Times New Roman"/>
-          <w:sz w:val="24"/>
-          <w:szCs w:val="24"/>
-        </w:rPr>
-        <w:t>conjunturais ou se provocaram alterações estruturais e persistentes no processo de inserção e retenção dos jovens no mercado de trabalho.</w:t>
+        <w:t xml:space="preserve"> – DMP). A proposta envolve a reconstrução de um painel longitudinal com identificação individual dos jovens ao longo dos trimestres (2012–2023), aplicação de modelos estatísticos para mensuração das transições no mercado de trabalho, estimações econométricas de impacto heterogêneo por características individuais (sexo, raça, escolaridade, localidade), e calibração de parâmetros de equilíbrio estrutural do mercado juvenil. Busca-se, assim, avaliar se os efeitos do choque pandêmico foram meramente conjunturais ou se provocaram alterações estruturais e persistentes no processo de inserção e retenção dos jovens no mercado de trabalho.</w:t>
       </w:r>
     </w:p>
     <w:p>
@@ -5941,15 +7021,7 @@
               <w:sz w:val="24"/>
               <w:szCs w:val="24"/>
             </w:rPr>
-            <m:t>=</m:t>
-          </m:r>
-          <m:r>
-            <w:rPr>
-              <w:rFonts w:ascii="Cambria Math" w:eastAsia="Cambria Math" w:hAnsi="Cambria Math" w:cs="Cambria Math"/>
-              <w:sz w:val="24"/>
-              <w:szCs w:val="24"/>
-            </w:rPr>
-            <m:t>log</m:t>
+            <m:t>=log</m:t>
           </m:r>
           <m:d>
             <m:dPr>
@@ -5978,15 +7050,7 @@
               <w:sz w:val="24"/>
               <w:szCs w:val="24"/>
             </w:rPr>
-            <m:t>+</m:t>
-          </m:r>
-          <m:r>
-            <w:rPr>
-              <w:rFonts w:ascii="Cambria Math" w:eastAsia="Cambria Math" w:hAnsi="Cambria Math" w:cs="Cambria Math"/>
-              <w:sz w:val="24"/>
-              <w:szCs w:val="24"/>
-            </w:rPr>
-            <m:t>αlog</m:t>
+            <m:t>+αlog</m:t>
           </m:r>
           <m:d>
             <m:dPr>
@@ -6071,15 +7135,7 @@
             <w:sz w:val="24"/>
             <w:szCs w:val="24"/>
           </w:rPr>
-          <m:t>α</m:t>
-        </m:r>
-        <m:r>
-          <w:rPr>
-            <w:rFonts w:ascii="Cambria Math" w:eastAsia="Cambria Math" w:hAnsi="Cambria Math" w:cs="Cambria Math"/>
-            <w:sz w:val="24"/>
-            <w:szCs w:val="24"/>
-          </w:rPr>
-          <m:t xml:space="preserve"> ≈ 0,73</m:t>
+          <m:t>α ≈ 0,73</m:t>
         </m:r>
       </m:oMath>
       <w:r>
@@ -7006,8 +8062,120 @@
           <w:rFonts w:ascii="Times New Roman" w:eastAsia="Times New Roman" w:hAnsi="Times New Roman" w:cs="Times New Roman"/>
           <w:sz w:val="24"/>
           <w:szCs w:val="24"/>
+        </w:rPr>
+      </w:pPr>
+      <w:r>
+        <w:rPr>
+          <w:rFonts w:ascii="Times New Roman" w:eastAsia="Times New Roman" w:hAnsi="Times New Roman" w:cs="Times New Roman"/>
+          <w:sz w:val="24"/>
+          <w:szCs w:val="24"/>
           <w:lang w:val="en-US"/>
         </w:rPr>
+        <w:t xml:space="preserve">ANDRADE, Marcela Alves; MORIGUCHI DE CASTRO, Cristiane Shinohara; MININEL, Vivian Aline; et al. Age and schooling are associated with job loss in the initial months of the COVID-19 pandemic in Brazil. </w:t>
+      </w:r>
+      <w:proofErr w:type="spellStart"/>
+      <w:r>
+        <w:rPr>
+          <w:rFonts w:ascii="Times New Roman" w:eastAsia="Times New Roman" w:hAnsi="Times New Roman" w:cs="Times New Roman"/>
+          <w:b/>
+          <w:sz w:val="24"/>
+          <w:szCs w:val="24"/>
+        </w:rPr>
+        <w:t>Research</w:t>
+      </w:r>
+      <w:proofErr w:type="spellEnd"/>
+      <w:r>
+        <w:rPr>
+          <w:rFonts w:ascii="Times New Roman" w:eastAsia="Times New Roman" w:hAnsi="Times New Roman" w:cs="Times New Roman"/>
+          <w:b/>
+          <w:sz w:val="24"/>
+          <w:szCs w:val="24"/>
+        </w:rPr>
+        <w:t xml:space="preserve">, Society and </w:t>
+      </w:r>
+      <w:proofErr w:type="spellStart"/>
+      <w:r>
+        <w:rPr>
+          <w:rFonts w:ascii="Times New Roman" w:eastAsia="Times New Roman" w:hAnsi="Times New Roman" w:cs="Times New Roman"/>
+          <w:b/>
+          <w:sz w:val="24"/>
+          <w:szCs w:val="24"/>
+        </w:rPr>
+        <w:t>Development</w:t>
+      </w:r>
+      <w:proofErr w:type="spellEnd"/>
+      <w:r>
+        <w:rPr>
+          <w:rFonts w:ascii="Times New Roman" w:eastAsia="Times New Roman" w:hAnsi="Times New Roman" w:cs="Times New Roman"/>
+          <w:sz w:val="24"/>
+          <w:szCs w:val="24"/>
+        </w:rPr>
+        <w:t>, 2024.</w:t>
+      </w:r>
+    </w:p>
+    <w:p>
+      <w:pPr>
+        <w:jc w:val="both"/>
+        <w:rPr>
+          <w:rFonts w:ascii="Times New Roman" w:eastAsia="Times New Roman" w:hAnsi="Times New Roman" w:cs="Times New Roman"/>
+          <w:sz w:val="24"/>
+          <w:szCs w:val="24"/>
+        </w:rPr>
+      </w:pPr>
+    </w:p>
+    <w:p>
+      <w:pPr>
+        <w:jc w:val="both"/>
+        <w:rPr>
+          <w:rFonts w:ascii="Times New Roman" w:eastAsia="Times New Roman" w:hAnsi="Times New Roman" w:cs="Times New Roman"/>
+          <w:sz w:val="24"/>
+          <w:szCs w:val="24"/>
+        </w:rPr>
+      </w:pPr>
+      <w:r>
+        <w:rPr>
+          <w:rFonts w:ascii="Times New Roman" w:eastAsia="Times New Roman" w:hAnsi="Times New Roman" w:cs="Times New Roman"/>
+          <w:sz w:val="24"/>
+          <w:szCs w:val="24"/>
+        </w:rPr>
+        <w:t xml:space="preserve">BANCO CENTRAL DO BRASIL. Evolução do Seguro-desemprego no Brasil: uma simulação de Cadeia de Markov. </w:t>
+      </w:r>
+      <w:r>
+        <w:rPr>
+          <w:rFonts w:ascii="Times New Roman" w:eastAsia="Times New Roman" w:hAnsi="Times New Roman" w:cs="Times New Roman"/>
+          <w:b/>
+          <w:sz w:val="24"/>
+          <w:szCs w:val="24"/>
+        </w:rPr>
+        <w:t>Relatório de Inflação</w:t>
+      </w:r>
+      <w:r>
+        <w:rPr>
+          <w:rFonts w:ascii="Times New Roman" w:eastAsia="Times New Roman" w:hAnsi="Times New Roman" w:cs="Times New Roman"/>
+          <w:sz w:val="24"/>
+          <w:szCs w:val="24"/>
+        </w:rPr>
+        <w:t>, Brasília, v. 15, n. 4, p. 41-46, dez. 2013. Disponível em: https://www.bcb.gov.br/content/ri/relatorioinflacao/201312/RELINF201312-ri201312b2p.pdf. Acesso em: 24 fev. 2025.</w:t>
+      </w:r>
+    </w:p>
+    <w:p>
+      <w:pPr>
+        <w:jc w:val="both"/>
+        <w:rPr>
+          <w:rFonts w:ascii="Times New Roman" w:eastAsia="Times New Roman" w:hAnsi="Times New Roman" w:cs="Times New Roman"/>
+          <w:sz w:val="24"/>
+          <w:szCs w:val="24"/>
+        </w:rPr>
+      </w:pPr>
+    </w:p>
+    <w:p>
+      <w:pPr>
+        <w:jc w:val="both"/>
+        <w:rPr>
+          <w:rFonts w:ascii="Times New Roman" w:eastAsia="Times New Roman" w:hAnsi="Times New Roman" w:cs="Times New Roman"/>
+          <w:sz w:val="24"/>
+          <w:szCs w:val="24"/>
+        </w:rPr>
       </w:pPr>
       <w:r>
         <w:rPr>
@@ -7016,7 +8184,7 @@
           <w:szCs w:val="24"/>
           <w:lang w:val="en-US"/>
         </w:rPr>
-        <w:t xml:space="preserve">ANDRADE, Marcela Alves; MORIGUCHI DE CASTRO, Cristiane Shinohara; MININEL, Vivian Aline; et al. Age and schooling are associated with job loss in the initial months of the COVID-19 pandemic in Brazil. </w:t>
+        <w:t xml:space="preserve">BHATIA, A. et al. The Epidemiology of Young People’s Work and Experiences of Violence in Nine Countries: Evidence from the Violence against Children Surveys. </w:t>
       </w:r>
       <w:r>
         <w:rPr>
@@ -7026,7 +8194,7 @@
           <w:szCs w:val="24"/>
           <w:lang w:val="en-US"/>
         </w:rPr>
-        <w:t>Research, Society and Development</w:t>
+        <w:t>International Journal of Environmental Research and Public Health</w:t>
       </w:r>
       <w:r>
         <w:rPr>
@@ -7035,36 +8203,70 @@
           <w:szCs w:val="24"/>
           <w:lang w:val="en-US"/>
         </w:rPr>
-        <w:t>, 2024.</w:t>
-      </w:r>
-    </w:p>
-    <w:p>
-      <w:pPr>
-        <w:jc w:val="both"/>
+        <w:t xml:space="preserve">, v. 19, n. 24, p. 16936, 1 jan. 2022. </w:t>
+      </w:r>
+      <w:r>
+        <w:rPr>
+          <w:rFonts w:ascii="Times New Roman" w:eastAsia="Times New Roman" w:hAnsi="Times New Roman" w:cs="Times New Roman"/>
+          <w:sz w:val="24"/>
+          <w:szCs w:val="24"/>
+        </w:rPr>
+        <w:t>DOI: 10.3390/ijerph192416936. Disponível em: https://www.mdpi.com/1660-4601/19/24/16936. Acesso em: 11 mar. 2024.</w:t>
+      </w:r>
+    </w:p>
+    <w:p>
+      <w:pPr>
+        <w:jc w:val="both"/>
+        <w:rPr>
+          <w:rFonts w:ascii="Times New Roman" w:eastAsia="Times New Roman" w:hAnsi="Times New Roman" w:cs="Times New Roman"/>
+          <w:sz w:val="24"/>
+          <w:szCs w:val="24"/>
+        </w:rPr>
+      </w:pPr>
+    </w:p>
+    <w:p>
+      <w:pPr>
+        <w:jc w:val="both"/>
+        <w:rPr>
+          <w:rFonts w:ascii="Times New Roman" w:eastAsia="Times New Roman" w:hAnsi="Times New Roman" w:cs="Times New Roman"/>
+          <w:sz w:val="24"/>
+          <w:szCs w:val="24"/>
+        </w:rPr>
+      </w:pPr>
+      <w:r>
+        <w:rPr>
+          <w:rFonts w:ascii="Times New Roman" w:eastAsia="Times New Roman" w:hAnsi="Times New Roman" w:cs="Times New Roman"/>
+          <w:sz w:val="24"/>
+          <w:szCs w:val="24"/>
+        </w:rPr>
+        <w:t xml:space="preserve">CAMARGO, Veridiana Pires de; TESSMANN, Mathias </w:t>
+      </w:r>
+      <w:proofErr w:type="spellStart"/>
+      <w:r>
+        <w:rPr>
+          <w:rFonts w:ascii="Times New Roman" w:eastAsia="Times New Roman" w:hAnsi="Times New Roman" w:cs="Times New Roman"/>
+          <w:sz w:val="24"/>
+          <w:szCs w:val="24"/>
+        </w:rPr>
+        <w:t>Schneid</w:t>
+      </w:r>
+      <w:proofErr w:type="spellEnd"/>
+      <w:r>
+        <w:rPr>
+          <w:rFonts w:ascii="Times New Roman" w:eastAsia="Times New Roman" w:hAnsi="Times New Roman" w:cs="Times New Roman"/>
+          <w:sz w:val="24"/>
+          <w:szCs w:val="24"/>
+        </w:rPr>
+        <w:t xml:space="preserve">. </w:t>
+      </w:r>
+      <w:r>
         <w:rPr>
           <w:rFonts w:ascii="Times New Roman" w:eastAsia="Times New Roman" w:hAnsi="Times New Roman" w:cs="Times New Roman"/>
           <w:sz w:val="24"/>
           <w:szCs w:val="24"/>
           <w:lang w:val="en-US"/>
         </w:rPr>
-      </w:pPr>
-    </w:p>
-    <w:p>
-      <w:pPr>
-        <w:jc w:val="both"/>
-        <w:rPr>
-          <w:rFonts w:ascii="Times New Roman" w:eastAsia="Times New Roman" w:hAnsi="Times New Roman" w:cs="Times New Roman"/>
-          <w:sz w:val="24"/>
-          <w:szCs w:val="24"/>
-        </w:rPr>
-      </w:pPr>
-      <w:r>
-        <w:rPr>
-          <w:rFonts w:ascii="Times New Roman" w:eastAsia="Times New Roman" w:hAnsi="Times New Roman" w:cs="Times New Roman"/>
-          <w:sz w:val="24"/>
-          <w:szCs w:val="24"/>
-        </w:rPr>
-        <w:t xml:space="preserve">BANCO CENTRAL DO BRASIL. Evolução do Seguro-desemprego no Brasil: uma simulação de Cadeia de Markov. </w:t>
+        <w:t xml:space="preserve">Heterogeneous impacts of covid-19 on youth employment: a study for brazilian regions. </w:t>
       </w:r>
       <w:r>
         <w:rPr>
@@ -7073,44 +8275,61 @@
           <w:sz w:val="24"/>
           <w:szCs w:val="24"/>
         </w:rPr>
-        <w:t>Relatório de Inflação</w:t>
-      </w:r>
-      <w:r>
-        <w:rPr>
-          <w:rFonts w:ascii="Times New Roman" w:eastAsia="Times New Roman" w:hAnsi="Times New Roman" w:cs="Times New Roman"/>
-          <w:sz w:val="24"/>
-          <w:szCs w:val="24"/>
-        </w:rPr>
-        <w:t>, Brasília, v. 15, n. 4, p. 41-46, dez. 2013. Disponível em: https://www.bcb.gov.br/content/ri/relatorioinflacao/201312/RELINF201312-ri201312b2p.pdf. Acesso em: 24 fev. 2025.</w:t>
-      </w:r>
-    </w:p>
-    <w:p>
-      <w:pPr>
-        <w:jc w:val="both"/>
-        <w:rPr>
-          <w:rFonts w:ascii="Times New Roman" w:eastAsia="Times New Roman" w:hAnsi="Times New Roman" w:cs="Times New Roman"/>
-          <w:sz w:val="24"/>
-          <w:szCs w:val="24"/>
-        </w:rPr>
-      </w:pPr>
-    </w:p>
-    <w:p>
-      <w:pPr>
-        <w:jc w:val="both"/>
-        <w:rPr>
-          <w:rFonts w:ascii="Times New Roman" w:eastAsia="Times New Roman" w:hAnsi="Times New Roman" w:cs="Times New Roman"/>
-          <w:sz w:val="24"/>
-          <w:szCs w:val="24"/>
-        </w:rPr>
-      </w:pPr>
-      <w:r>
-        <w:rPr>
-          <w:rFonts w:ascii="Times New Roman" w:eastAsia="Times New Roman" w:hAnsi="Times New Roman" w:cs="Times New Roman"/>
-          <w:sz w:val="24"/>
-          <w:szCs w:val="24"/>
-          <w:lang w:val="en-US"/>
-        </w:rPr>
-        <w:t xml:space="preserve">BHATIA, A. et al. The Epidemiology of Young People’s Work and Experiences of Violence in Nine Countries: Evidence from the Violence against Children Surveys. </w:t>
+        <w:t>JOURNAL OF QUANTITATIVE FINANCE AND ECONOMICS</w:t>
+      </w:r>
+      <w:r>
+        <w:rPr>
+          <w:rFonts w:ascii="Times New Roman" w:eastAsia="Times New Roman" w:hAnsi="Times New Roman" w:cs="Times New Roman"/>
+          <w:sz w:val="24"/>
+          <w:szCs w:val="24"/>
+        </w:rPr>
+        <w:t>, v. 5, n. 1, p. 159–183, 2023.</w:t>
+      </w:r>
+    </w:p>
+    <w:p>
+      <w:pPr>
+        <w:jc w:val="both"/>
+        <w:rPr>
+          <w:rFonts w:ascii="Times New Roman" w:eastAsia="Times New Roman" w:hAnsi="Times New Roman" w:cs="Times New Roman"/>
+          <w:sz w:val="24"/>
+          <w:szCs w:val="24"/>
+        </w:rPr>
+      </w:pPr>
+    </w:p>
+    <w:p>
+      <w:pPr>
+        <w:jc w:val="both"/>
+        <w:rPr>
+          <w:rFonts w:ascii="Times New Roman" w:eastAsia="Times New Roman" w:hAnsi="Times New Roman" w:cs="Times New Roman"/>
+          <w:sz w:val="24"/>
+          <w:szCs w:val="24"/>
+        </w:rPr>
+      </w:pPr>
+      <w:r>
+        <w:rPr>
+          <w:rFonts w:ascii="Times New Roman" w:eastAsia="Times New Roman" w:hAnsi="Times New Roman" w:cs="Times New Roman"/>
+          <w:sz w:val="24"/>
+          <w:szCs w:val="24"/>
+        </w:rPr>
+        <w:t xml:space="preserve">CORSEUIL, Carlos Henrique Leite; FRANCA, Maíra Penna; POLOPONSKY, </w:t>
+      </w:r>
+      <w:proofErr w:type="spellStart"/>
+      <w:r>
+        <w:rPr>
+          <w:rFonts w:ascii="Times New Roman" w:eastAsia="Times New Roman" w:hAnsi="Times New Roman" w:cs="Times New Roman"/>
+          <w:sz w:val="24"/>
+          <w:szCs w:val="24"/>
+        </w:rPr>
+        <w:t>Katcha</w:t>
+      </w:r>
+      <w:proofErr w:type="spellEnd"/>
+      <w:r>
+        <w:rPr>
+          <w:rFonts w:ascii="Times New Roman" w:eastAsia="Times New Roman" w:hAnsi="Times New Roman" w:cs="Times New Roman"/>
+          <w:sz w:val="24"/>
+          <w:szCs w:val="24"/>
+        </w:rPr>
+        <w:t xml:space="preserve">. A Inserção dos Jovens Brasileiros no Mercado de Trabalho num Contexto de Recessão. </w:t>
       </w:r>
       <w:r>
         <w:rPr>
@@ -7118,151 +8337,6 @@
           <w:b/>
           <w:sz w:val="24"/>
           <w:szCs w:val="24"/>
-          <w:lang w:val="en-US"/>
-        </w:rPr>
-        <w:t>International Journal of Environmental Research and Public Health</w:t>
-      </w:r>
-      <w:r>
-        <w:rPr>
-          <w:rFonts w:ascii="Times New Roman" w:eastAsia="Times New Roman" w:hAnsi="Times New Roman" w:cs="Times New Roman"/>
-          <w:sz w:val="24"/>
-          <w:szCs w:val="24"/>
-          <w:lang w:val="en-US"/>
-        </w:rPr>
-        <w:t xml:space="preserve">, v. 19, n. 24, p. 16936, 1 jan. 2022. </w:t>
-      </w:r>
-      <w:r>
-        <w:rPr>
-          <w:rFonts w:ascii="Times New Roman" w:eastAsia="Times New Roman" w:hAnsi="Times New Roman" w:cs="Times New Roman"/>
-          <w:sz w:val="24"/>
-          <w:szCs w:val="24"/>
-        </w:rPr>
-        <w:t>DOI: 10.3390/ijerph192416936. Disponível em: https://www.mdpi.com/1660-4601/19/24/16936. Acesso em: 11 mar. 2024.</w:t>
-      </w:r>
-    </w:p>
-    <w:p>
-      <w:pPr>
-        <w:jc w:val="both"/>
-        <w:rPr>
-          <w:rFonts w:ascii="Times New Roman" w:eastAsia="Times New Roman" w:hAnsi="Times New Roman" w:cs="Times New Roman"/>
-          <w:sz w:val="24"/>
-          <w:szCs w:val="24"/>
-        </w:rPr>
-      </w:pPr>
-    </w:p>
-    <w:p>
-      <w:pPr>
-        <w:jc w:val="both"/>
-        <w:rPr>
-          <w:rFonts w:ascii="Times New Roman" w:eastAsia="Times New Roman" w:hAnsi="Times New Roman" w:cs="Times New Roman"/>
-          <w:sz w:val="24"/>
-          <w:szCs w:val="24"/>
-        </w:rPr>
-      </w:pPr>
-      <w:r>
-        <w:rPr>
-          <w:rFonts w:ascii="Times New Roman" w:eastAsia="Times New Roman" w:hAnsi="Times New Roman" w:cs="Times New Roman"/>
-          <w:sz w:val="24"/>
-          <w:szCs w:val="24"/>
-        </w:rPr>
-        <w:t xml:space="preserve">CAMARGO, Veridiana Pires de; TESSMANN, Mathias </w:t>
-      </w:r>
-      <w:proofErr w:type="spellStart"/>
-      <w:r>
-        <w:rPr>
-          <w:rFonts w:ascii="Times New Roman" w:eastAsia="Times New Roman" w:hAnsi="Times New Roman" w:cs="Times New Roman"/>
-          <w:sz w:val="24"/>
-          <w:szCs w:val="24"/>
-        </w:rPr>
-        <w:t>Schneid</w:t>
-      </w:r>
-      <w:proofErr w:type="spellEnd"/>
-      <w:r>
-        <w:rPr>
-          <w:rFonts w:ascii="Times New Roman" w:eastAsia="Times New Roman" w:hAnsi="Times New Roman" w:cs="Times New Roman"/>
-          <w:sz w:val="24"/>
-          <w:szCs w:val="24"/>
-        </w:rPr>
-        <w:t xml:space="preserve">. </w:t>
-      </w:r>
-      <w:r>
-        <w:rPr>
-          <w:rFonts w:ascii="Times New Roman" w:eastAsia="Times New Roman" w:hAnsi="Times New Roman" w:cs="Times New Roman"/>
-          <w:sz w:val="24"/>
-          <w:szCs w:val="24"/>
-          <w:lang w:val="en-US"/>
-        </w:rPr>
-        <w:t xml:space="preserve">Heterogeneous impacts of covid-19 on youth employment: a study for brazilian regions. </w:t>
-      </w:r>
-      <w:r>
-        <w:rPr>
-          <w:rFonts w:ascii="Times New Roman" w:eastAsia="Times New Roman" w:hAnsi="Times New Roman" w:cs="Times New Roman"/>
-          <w:b/>
-          <w:sz w:val="24"/>
-          <w:szCs w:val="24"/>
-        </w:rPr>
-        <w:t>JOURNAL OF QUANTITATIVE FINANCE AND ECONOMICS</w:t>
-      </w:r>
-      <w:r>
-        <w:rPr>
-          <w:rFonts w:ascii="Times New Roman" w:eastAsia="Times New Roman" w:hAnsi="Times New Roman" w:cs="Times New Roman"/>
-          <w:sz w:val="24"/>
-          <w:szCs w:val="24"/>
-        </w:rPr>
-        <w:t>, v. 5, n. 1, p. 159–183, 2023.</w:t>
-      </w:r>
-    </w:p>
-    <w:p>
-      <w:pPr>
-        <w:jc w:val="both"/>
-        <w:rPr>
-          <w:rFonts w:ascii="Times New Roman" w:eastAsia="Times New Roman" w:hAnsi="Times New Roman" w:cs="Times New Roman"/>
-          <w:sz w:val="24"/>
-          <w:szCs w:val="24"/>
-        </w:rPr>
-      </w:pPr>
-    </w:p>
-    <w:p>
-      <w:pPr>
-        <w:jc w:val="both"/>
-        <w:rPr>
-          <w:rFonts w:ascii="Times New Roman" w:eastAsia="Times New Roman" w:hAnsi="Times New Roman" w:cs="Times New Roman"/>
-          <w:sz w:val="24"/>
-          <w:szCs w:val="24"/>
-        </w:rPr>
-      </w:pPr>
-      <w:r>
-        <w:rPr>
-          <w:rFonts w:ascii="Times New Roman" w:eastAsia="Times New Roman" w:hAnsi="Times New Roman" w:cs="Times New Roman"/>
-          <w:sz w:val="24"/>
-          <w:szCs w:val="24"/>
-        </w:rPr>
-        <w:t xml:space="preserve">CORSEUIL, Carlos Henrique Leite; FRANCA, Maíra Penna; POLOPONSKY, </w:t>
-      </w:r>
-      <w:proofErr w:type="spellStart"/>
-      <w:r>
-        <w:rPr>
-          <w:rFonts w:ascii="Times New Roman" w:eastAsia="Times New Roman" w:hAnsi="Times New Roman" w:cs="Times New Roman"/>
-          <w:sz w:val="24"/>
-          <w:szCs w:val="24"/>
-        </w:rPr>
-        <w:t>Katcha</w:t>
-      </w:r>
-      <w:proofErr w:type="spellEnd"/>
-      <w:r>
-        <w:rPr>
-          <w:rFonts w:ascii="Times New Roman" w:eastAsia="Times New Roman" w:hAnsi="Times New Roman" w:cs="Times New Roman"/>
-          <w:sz w:val="24"/>
-          <w:szCs w:val="24"/>
-        </w:rPr>
-        <w:t xml:space="preserve">. A Inserção dos Jovens Brasileiros no Mercado de Trabalho num Contexto de Recessão. </w:t>
-      </w:r>
-      <w:r>
-        <w:rPr>
-          <w:rFonts w:ascii="Times New Roman" w:eastAsia="Times New Roman" w:hAnsi="Times New Roman" w:cs="Times New Roman"/>
-          <w:b/>
-          <w:sz w:val="24"/>
-          <w:szCs w:val="24"/>
         </w:rPr>
         <w:t>Novos estudos CEBRAP</w:t>
       </w:r>
@@ -7292,7 +8366,7 @@
         </w:rPr>
         <w:t xml:space="preserve"> 2024], pp. 501-520. Disponível em: &lt;</w:t>
       </w:r>
-      <w:hyperlink r:id="rId7">
+      <w:hyperlink r:id="rId8">
         <w:r>
           <w:rPr>
             <w:rFonts w:ascii="Times New Roman" w:eastAsia="Times New Roman" w:hAnsi="Times New Roman" w:cs="Times New Roman"/>
@@ -7429,6 +8503,78 @@
           <w:sz w:val="24"/>
           <w:szCs w:val="24"/>
         </w:rPr>
+        <w:t xml:space="preserve"> en </w:t>
+      </w:r>
+      <w:proofErr w:type="spellStart"/>
+      <w:r>
+        <w:rPr>
+          <w:rFonts w:ascii="Times New Roman" w:eastAsia="Times New Roman" w:hAnsi="Times New Roman" w:cs="Times New Roman"/>
+          <w:sz w:val="24"/>
+          <w:szCs w:val="24"/>
+        </w:rPr>
+        <w:t>el</w:t>
+      </w:r>
+      <w:proofErr w:type="spellEnd"/>
+      <w:r>
+        <w:rPr>
+          <w:rFonts w:ascii="Times New Roman" w:eastAsia="Times New Roman" w:hAnsi="Times New Roman" w:cs="Times New Roman"/>
+          <w:sz w:val="24"/>
+          <w:szCs w:val="24"/>
+        </w:rPr>
+        <w:t xml:space="preserve"> mercado de </w:t>
+      </w:r>
+      <w:proofErr w:type="spellStart"/>
+      <w:r>
+        <w:rPr>
+          <w:rFonts w:ascii="Times New Roman" w:eastAsia="Times New Roman" w:hAnsi="Times New Roman" w:cs="Times New Roman"/>
+          <w:sz w:val="24"/>
+          <w:szCs w:val="24"/>
+        </w:rPr>
+        <w:t>trabajo</w:t>
+      </w:r>
+      <w:proofErr w:type="spellEnd"/>
+      <w:r>
+        <w:rPr>
+          <w:rFonts w:ascii="Times New Roman" w:eastAsia="Times New Roman" w:hAnsi="Times New Roman" w:cs="Times New Roman"/>
+          <w:sz w:val="24"/>
+          <w:szCs w:val="24"/>
+        </w:rPr>
+        <w:t xml:space="preserve"> formal </w:t>
+      </w:r>
+      <w:proofErr w:type="spellStart"/>
+      <w:r>
+        <w:rPr>
+          <w:rFonts w:ascii="Times New Roman" w:eastAsia="Times New Roman" w:hAnsi="Times New Roman" w:cs="Times New Roman"/>
+          <w:sz w:val="24"/>
+          <w:szCs w:val="24"/>
+        </w:rPr>
+        <w:t>brasileño</w:t>
+      </w:r>
+      <w:proofErr w:type="spellEnd"/>
+      <w:r>
+        <w:rPr>
+          <w:rFonts w:ascii="Times New Roman" w:eastAsia="Times New Roman" w:hAnsi="Times New Roman" w:cs="Times New Roman"/>
+          <w:sz w:val="24"/>
+          <w:szCs w:val="24"/>
+        </w:rPr>
+        <w:t xml:space="preserve">: </w:t>
+      </w:r>
+      <w:proofErr w:type="spellStart"/>
+      <w:r>
+        <w:rPr>
+          <w:rFonts w:ascii="Times New Roman" w:eastAsia="Times New Roman" w:hAnsi="Times New Roman" w:cs="Times New Roman"/>
+          <w:sz w:val="24"/>
+          <w:szCs w:val="24"/>
+        </w:rPr>
+        <w:t>un</w:t>
+      </w:r>
+      <w:proofErr w:type="spellEnd"/>
+      <w:r>
+        <w:rPr>
+          <w:rFonts w:ascii="Times New Roman" w:eastAsia="Times New Roman" w:hAnsi="Times New Roman" w:cs="Times New Roman"/>
+          <w:sz w:val="24"/>
+          <w:szCs w:val="24"/>
+        </w:rPr>
         <w:t xml:space="preserve"> </w:t>
       </w:r>
       <w:proofErr w:type="spellStart"/>
@@ -7438,7 +8584,7 @@
           <w:sz w:val="24"/>
           <w:szCs w:val="24"/>
         </w:rPr>
-        <w:t>en</w:t>
+        <w:t>análisis</w:t>
       </w:r>
       <w:proofErr w:type="spellEnd"/>
       <w:r>
@@ -7456,7 +8602,7 @@
           <w:sz w:val="24"/>
           <w:szCs w:val="24"/>
         </w:rPr>
-        <w:t>el</w:t>
+        <w:t>cuantitativo</w:t>
       </w:r>
       <w:proofErr w:type="spellEnd"/>
       <w:r>
@@ -7465,52 +8611,156 @@
           <w:sz w:val="24"/>
           <w:szCs w:val="24"/>
         </w:rPr>
-        <w:t xml:space="preserve"> mercado de </w:t>
+        <w:t xml:space="preserve">. </w:t>
+      </w:r>
+      <w:r>
+        <w:rPr>
+          <w:rFonts w:ascii="Times New Roman" w:eastAsia="Times New Roman" w:hAnsi="Times New Roman" w:cs="Times New Roman"/>
+          <w:b/>
+          <w:sz w:val="24"/>
+          <w:szCs w:val="24"/>
+        </w:rPr>
+        <w:t xml:space="preserve">Revista </w:t>
       </w:r>
       <w:proofErr w:type="spellStart"/>
       <w:r>
         <w:rPr>
           <w:rFonts w:ascii="Times New Roman" w:eastAsia="Times New Roman" w:hAnsi="Times New Roman" w:cs="Times New Roman"/>
-          <w:sz w:val="24"/>
-          <w:szCs w:val="24"/>
-        </w:rPr>
-        <w:t>trabajo</w:t>
+          <w:b/>
+          <w:sz w:val="24"/>
+          <w:szCs w:val="24"/>
+        </w:rPr>
+        <w:t>Facultad</w:t>
       </w:r>
       <w:proofErr w:type="spellEnd"/>
       <w:r>
         <w:rPr>
           <w:rFonts w:ascii="Times New Roman" w:eastAsia="Times New Roman" w:hAnsi="Times New Roman" w:cs="Times New Roman"/>
-          <w:sz w:val="24"/>
-          <w:szCs w:val="24"/>
-        </w:rPr>
-        <w:t xml:space="preserve"> formal </w:t>
+          <w:b/>
+          <w:sz w:val="24"/>
+          <w:szCs w:val="24"/>
+        </w:rPr>
+        <w:t xml:space="preserve"> de </w:t>
       </w:r>
       <w:proofErr w:type="spellStart"/>
       <w:r>
         <w:rPr>
           <w:rFonts w:ascii="Times New Roman" w:eastAsia="Times New Roman" w:hAnsi="Times New Roman" w:cs="Times New Roman"/>
-          <w:sz w:val="24"/>
-          <w:szCs w:val="24"/>
-        </w:rPr>
-        <w:t>brasileño</w:t>
+          <w:b/>
+          <w:sz w:val="24"/>
+          <w:szCs w:val="24"/>
+        </w:rPr>
+        <w:t>Ciencias</w:t>
       </w:r>
       <w:proofErr w:type="spellEnd"/>
       <w:r>
         <w:rPr>
           <w:rFonts w:ascii="Times New Roman" w:eastAsia="Times New Roman" w:hAnsi="Times New Roman" w:cs="Times New Roman"/>
-          <w:sz w:val="24"/>
-          <w:szCs w:val="24"/>
-        </w:rPr>
-        <w:t xml:space="preserve">: </w:t>
+          <w:b/>
+          <w:sz w:val="24"/>
+          <w:szCs w:val="24"/>
+        </w:rPr>
+        <w:t xml:space="preserve"> Económicas</w:t>
+      </w:r>
+      <w:r>
+        <w:rPr>
+          <w:rFonts w:ascii="Times New Roman" w:eastAsia="Times New Roman" w:hAnsi="Times New Roman" w:cs="Times New Roman"/>
+          <w:sz w:val="24"/>
+          <w:szCs w:val="24"/>
+        </w:rPr>
+        <w:t>, [S. l.], v. 23, n. 2, p. 21–34, 2015. DOI: 10.18359/rfce.1605. Disponível em: https://revistas.unimilitar.edu.co/index.php/rfce/article/view/1605. Acesso em: 11 mar. 2024.</w:t>
+      </w:r>
+    </w:p>
+    <w:p>
+      <w:pPr>
+        <w:jc w:val="both"/>
+        <w:rPr>
+          <w:rFonts w:ascii="Times New Roman" w:eastAsia="Times New Roman" w:hAnsi="Times New Roman" w:cs="Times New Roman"/>
+          <w:sz w:val="24"/>
+          <w:szCs w:val="24"/>
+        </w:rPr>
+      </w:pPr>
+    </w:p>
+    <w:p>
+      <w:pPr>
+        <w:jc w:val="both"/>
+        <w:rPr>
+          <w:rFonts w:ascii="Times New Roman" w:eastAsia="Times New Roman" w:hAnsi="Times New Roman" w:cs="Times New Roman"/>
+          <w:sz w:val="24"/>
+          <w:szCs w:val="24"/>
+        </w:rPr>
+      </w:pPr>
+      <w:r>
+        <w:rPr>
+          <w:rFonts w:ascii="Times New Roman" w:eastAsia="Times New Roman" w:hAnsi="Times New Roman" w:cs="Times New Roman"/>
+          <w:sz w:val="24"/>
+          <w:szCs w:val="24"/>
+        </w:rPr>
+        <w:t xml:space="preserve">FEIJÓ, Janaína; PERUCHETTI, Paulo. </w:t>
+      </w:r>
+      <w:r>
+        <w:rPr>
+          <w:rFonts w:ascii="Times New Roman" w:eastAsia="Times New Roman" w:hAnsi="Times New Roman" w:cs="Times New Roman"/>
+          <w:b/>
+          <w:sz w:val="24"/>
+          <w:szCs w:val="24"/>
+        </w:rPr>
+        <w:t>Performance dos jovens no mercado de trabalho</w:t>
+      </w:r>
+      <w:r>
+        <w:rPr>
+          <w:rFonts w:ascii="Times New Roman" w:eastAsia="Times New Roman" w:hAnsi="Times New Roman" w:cs="Times New Roman"/>
+          <w:sz w:val="24"/>
+          <w:szCs w:val="24"/>
+        </w:rPr>
+        <w:t>. In: FGV IBRE. Blog do IBRE. São Paulo, 26 jul. 2024. Disponível em: https://blogdoibre.fgv.br/posts/performance-dos-jovens-no-mercado-de-trabalho. Acesso em: 17 fev. 2025.</w:t>
+      </w:r>
+    </w:p>
+    <w:p>
+      <w:pPr>
+        <w:jc w:val="both"/>
+        <w:rPr>
+          <w:rFonts w:ascii="Times New Roman" w:eastAsia="Times New Roman" w:hAnsi="Times New Roman" w:cs="Times New Roman"/>
+          <w:sz w:val="24"/>
+          <w:szCs w:val="24"/>
+        </w:rPr>
+      </w:pPr>
+    </w:p>
+    <w:p>
+      <w:pPr>
+        <w:jc w:val="both"/>
+        <w:rPr>
+          <w:rFonts w:ascii="Times New Roman" w:eastAsia="Times New Roman" w:hAnsi="Times New Roman" w:cs="Times New Roman"/>
+          <w:sz w:val="24"/>
+          <w:szCs w:val="24"/>
+        </w:rPr>
+      </w:pPr>
+      <w:r>
+        <w:rPr>
+          <w:rFonts w:ascii="Times New Roman" w:eastAsia="Times New Roman" w:hAnsi="Times New Roman" w:cs="Times New Roman"/>
+          <w:sz w:val="24"/>
+          <w:szCs w:val="24"/>
+        </w:rPr>
+        <w:t xml:space="preserve">FILHO, P. R. F. O desemprego dos jovens e as políticas públicas no Brasil pós 1990. </w:t>
+      </w:r>
+      <w:r>
+        <w:rPr>
+          <w:rFonts w:ascii="Times New Roman" w:eastAsia="Times New Roman" w:hAnsi="Times New Roman" w:cs="Times New Roman"/>
+          <w:b/>
+          <w:sz w:val="24"/>
+          <w:szCs w:val="24"/>
+        </w:rPr>
+        <w:t xml:space="preserve">Revista </w:t>
       </w:r>
       <w:proofErr w:type="spellStart"/>
       <w:r>
         <w:rPr>
           <w:rFonts w:ascii="Times New Roman" w:eastAsia="Times New Roman" w:hAnsi="Times New Roman" w:cs="Times New Roman"/>
-          <w:sz w:val="24"/>
-          <w:szCs w:val="24"/>
-        </w:rPr>
-        <w:t>un</w:t>
+          <w:b/>
+          <w:sz w:val="24"/>
+          <w:szCs w:val="24"/>
+        </w:rPr>
+        <w:t>Norus</w:t>
       </w:r>
       <w:proofErr w:type="spellEnd"/>
       <w:r>
@@ -7519,7 +8769,35 @@
           <w:sz w:val="24"/>
           <w:szCs w:val="24"/>
         </w:rPr>
-        <w:t xml:space="preserve"> </w:t>
+        <w:t>, v. 8, n. 14, p. 116-134, 2020. DOI: 10.15210/norus.v8i14.20035. Disponível em: https://periodicos.ufpel.edu.br/index.php/NORUS/article/view/20035. Acesso em: 11 mar. 2024.</w:t>
+      </w:r>
+    </w:p>
+    <w:p>
+      <w:pPr>
+        <w:jc w:val="both"/>
+        <w:rPr>
+          <w:rFonts w:ascii="Times New Roman" w:eastAsia="Times New Roman" w:hAnsi="Times New Roman" w:cs="Times New Roman"/>
+          <w:sz w:val="24"/>
+          <w:szCs w:val="24"/>
+        </w:rPr>
+      </w:pPr>
+    </w:p>
+    <w:p>
+      <w:pPr>
+        <w:jc w:val="both"/>
+        <w:rPr>
+          <w:rFonts w:ascii="Times New Roman" w:eastAsia="Times New Roman" w:hAnsi="Times New Roman" w:cs="Times New Roman"/>
+          <w:sz w:val="24"/>
+          <w:szCs w:val="24"/>
+        </w:rPr>
+      </w:pPr>
+      <w:r>
+        <w:rPr>
+          <w:rFonts w:ascii="Times New Roman" w:eastAsia="Times New Roman" w:hAnsi="Times New Roman" w:cs="Times New Roman"/>
+          <w:sz w:val="24"/>
+          <w:szCs w:val="24"/>
+        </w:rPr>
+        <w:t xml:space="preserve">GUIMARÃES, Jairo de Carvalho; MENDES, Karine </w:t>
       </w:r>
       <w:proofErr w:type="spellStart"/>
       <w:r>
@@ -7528,7 +8806,7 @@
           <w:sz w:val="24"/>
           <w:szCs w:val="24"/>
         </w:rPr>
-        <w:t>análisis</w:t>
+        <w:t>Késsia</w:t>
       </w:r>
       <w:proofErr w:type="spellEnd"/>
       <w:r>
@@ -7537,25 +8815,7 @@
           <w:sz w:val="24"/>
           <w:szCs w:val="24"/>
         </w:rPr>
-        <w:t xml:space="preserve"> </w:t>
-      </w:r>
-      <w:proofErr w:type="spellStart"/>
-      <w:r>
-        <w:rPr>
-          <w:rFonts w:ascii="Times New Roman" w:eastAsia="Times New Roman" w:hAnsi="Times New Roman" w:cs="Times New Roman"/>
-          <w:sz w:val="24"/>
-          <w:szCs w:val="24"/>
-        </w:rPr>
-        <w:t>cuantitativo</w:t>
-      </w:r>
-      <w:proofErr w:type="spellEnd"/>
-      <w:r>
-        <w:rPr>
-          <w:rFonts w:ascii="Times New Roman" w:eastAsia="Times New Roman" w:hAnsi="Times New Roman" w:cs="Times New Roman"/>
-          <w:sz w:val="24"/>
-          <w:szCs w:val="24"/>
-        </w:rPr>
-        <w:t xml:space="preserve">. </w:t>
+        <w:t xml:space="preserve"> de Sousa Félix. </w:t>
       </w:r>
       <w:r>
         <w:rPr>
@@ -7564,210 +8824,6 @@
           <w:sz w:val="24"/>
           <w:szCs w:val="24"/>
         </w:rPr>
-        <w:t xml:space="preserve">Revista </w:t>
-      </w:r>
-      <w:proofErr w:type="spellStart"/>
-      <w:r>
-        <w:rPr>
-          <w:rFonts w:ascii="Times New Roman" w:eastAsia="Times New Roman" w:hAnsi="Times New Roman" w:cs="Times New Roman"/>
-          <w:b/>
-          <w:sz w:val="24"/>
-          <w:szCs w:val="24"/>
-        </w:rPr>
-        <w:t>Facultad</w:t>
-      </w:r>
-      <w:proofErr w:type="spellEnd"/>
-      <w:r>
-        <w:rPr>
-          <w:rFonts w:ascii="Times New Roman" w:eastAsia="Times New Roman" w:hAnsi="Times New Roman" w:cs="Times New Roman"/>
-          <w:b/>
-          <w:sz w:val="24"/>
-          <w:szCs w:val="24"/>
-        </w:rPr>
-        <w:t xml:space="preserve"> de </w:t>
-      </w:r>
-      <w:proofErr w:type="spellStart"/>
-      <w:r>
-        <w:rPr>
-          <w:rFonts w:ascii="Times New Roman" w:eastAsia="Times New Roman" w:hAnsi="Times New Roman" w:cs="Times New Roman"/>
-          <w:b/>
-          <w:sz w:val="24"/>
-          <w:szCs w:val="24"/>
-        </w:rPr>
-        <w:t>Ciencias</w:t>
-      </w:r>
-      <w:proofErr w:type="spellEnd"/>
-      <w:r>
-        <w:rPr>
-          <w:rFonts w:ascii="Times New Roman" w:eastAsia="Times New Roman" w:hAnsi="Times New Roman" w:cs="Times New Roman"/>
-          <w:b/>
-          <w:sz w:val="24"/>
-          <w:szCs w:val="24"/>
-        </w:rPr>
-        <w:t xml:space="preserve"> Económicas</w:t>
-      </w:r>
-      <w:r>
-        <w:rPr>
-          <w:rFonts w:ascii="Times New Roman" w:eastAsia="Times New Roman" w:hAnsi="Times New Roman" w:cs="Times New Roman"/>
-          <w:sz w:val="24"/>
-          <w:szCs w:val="24"/>
-        </w:rPr>
-        <w:t>, [S. l.], v. 23, n. 2, p. 21–34, 2015. DOI: 10.18359/rfce.1605. Disponível em: https://revistas.unimilitar.edu.co/index.php/rfce/article/view/1605. Acesso em: 11 mar. 2024.</w:t>
-      </w:r>
-    </w:p>
-    <w:p>
-      <w:pPr>
-        <w:jc w:val="both"/>
-        <w:rPr>
-          <w:rFonts w:ascii="Times New Roman" w:eastAsia="Times New Roman" w:hAnsi="Times New Roman" w:cs="Times New Roman"/>
-          <w:sz w:val="24"/>
-          <w:szCs w:val="24"/>
-        </w:rPr>
-      </w:pPr>
-    </w:p>
-    <w:p>
-      <w:pPr>
-        <w:jc w:val="both"/>
-        <w:rPr>
-          <w:rFonts w:ascii="Times New Roman" w:eastAsia="Times New Roman" w:hAnsi="Times New Roman" w:cs="Times New Roman"/>
-          <w:sz w:val="24"/>
-          <w:szCs w:val="24"/>
-        </w:rPr>
-      </w:pPr>
-      <w:r>
-        <w:rPr>
-          <w:rFonts w:ascii="Times New Roman" w:eastAsia="Times New Roman" w:hAnsi="Times New Roman" w:cs="Times New Roman"/>
-          <w:sz w:val="24"/>
-          <w:szCs w:val="24"/>
-        </w:rPr>
-        <w:t xml:space="preserve">FEIJÓ, Janaína; PERUCHETTI, Paulo. </w:t>
-      </w:r>
-      <w:r>
-        <w:rPr>
-          <w:rFonts w:ascii="Times New Roman" w:eastAsia="Times New Roman" w:hAnsi="Times New Roman" w:cs="Times New Roman"/>
-          <w:b/>
-          <w:sz w:val="24"/>
-          <w:szCs w:val="24"/>
-        </w:rPr>
-        <w:t>Performance dos jovens no mercado de trabalho</w:t>
-      </w:r>
-      <w:r>
-        <w:rPr>
-          <w:rFonts w:ascii="Times New Roman" w:eastAsia="Times New Roman" w:hAnsi="Times New Roman" w:cs="Times New Roman"/>
-          <w:sz w:val="24"/>
-          <w:szCs w:val="24"/>
-        </w:rPr>
-        <w:t>. In: FGV IBRE. Blog do IBRE. São Paulo, 26 jul. 2024. Disponível em: https://blogdoibre.fgv.br/posts/performance-dos-jovens-no-mercado-de-trabalho. Acesso em: 17 fev. 2025.</w:t>
-      </w:r>
-    </w:p>
-    <w:p>
-      <w:pPr>
-        <w:jc w:val="both"/>
-        <w:rPr>
-          <w:rFonts w:ascii="Times New Roman" w:eastAsia="Times New Roman" w:hAnsi="Times New Roman" w:cs="Times New Roman"/>
-          <w:sz w:val="24"/>
-          <w:szCs w:val="24"/>
-        </w:rPr>
-      </w:pPr>
-    </w:p>
-    <w:p>
-      <w:pPr>
-        <w:jc w:val="both"/>
-        <w:rPr>
-          <w:rFonts w:ascii="Times New Roman" w:eastAsia="Times New Roman" w:hAnsi="Times New Roman" w:cs="Times New Roman"/>
-          <w:sz w:val="24"/>
-          <w:szCs w:val="24"/>
-        </w:rPr>
-      </w:pPr>
-      <w:r>
-        <w:rPr>
-          <w:rFonts w:ascii="Times New Roman" w:eastAsia="Times New Roman" w:hAnsi="Times New Roman" w:cs="Times New Roman"/>
-          <w:sz w:val="24"/>
-          <w:szCs w:val="24"/>
-        </w:rPr>
-        <w:t xml:space="preserve">FILHO, P. R. F. O desemprego dos jovens e as políticas públicas no Brasil pós 1990. </w:t>
-      </w:r>
-      <w:r>
-        <w:rPr>
-          <w:rFonts w:ascii="Times New Roman" w:eastAsia="Times New Roman" w:hAnsi="Times New Roman" w:cs="Times New Roman"/>
-          <w:b/>
-          <w:sz w:val="24"/>
-          <w:szCs w:val="24"/>
-        </w:rPr>
-        <w:t xml:space="preserve">Revista </w:t>
-      </w:r>
-      <w:proofErr w:type="spellStart"/>
-      <w:r>
-        <w:rPr>
-          <w:rFonts w:ascii="Times New Roman" w:eastAsia="Times New Roman" w:hAnsi="Times New Roman" w:cs="Times New Roman"/>
-          <w:b/>
-          <w:sz w:val="24"/>
-          <w:szCs w:val="24"/>
-        </w:rPr>
-        <w:t>Norus</w:t>
-      </w:r>
-      <w:proofErr w:type="spellEnd"/>
-      <w:r>
-        <w:rPr>
-          <w:rFonts w:ascii="Times New Roman" w:eastAsia="Times New Roman" w:hAnsi="Times New Roman" w:cs="Times New Roman"/>
-          <w:sz w:val="24"/>
-          <w:szCs w:val="24"/>
-        </w:rPr>
-        <w:t>, v. 8, n. 14, p. 116-134, 2020. DOI: 10.15210/norus.v8i14.20035. Disponível em: https://periodicos.ufpel.edu.br/index.php/NORUS/article/view/20035. Acesso em: 11 mar. 2024.</w:t>
-      </w:r>
-    </w:p>
-    <w:p>
-      <w:pPr>
-        <w:jc w:val="both"/>
-        <w:rPr>
-          <w:rFonts w:ascii="Times New Roman" w:eastAsia="Times New Roman" w:hAnsi="Times New Roman" w:cs="Times New Roman"/>
-          <w:sz w:val="24"/>
-          <w:szCs w:val="24"/>
-        </w:rPr>
-      </w:pPr>
-    </w:p>
-    <w:p>
-      <w:pPr>
-        <w:jc w:val="both"/>
-        <w:rPr>
-          <w:rFonts w:ascii="Times New Roman" w:eastAsia="Times New Roman" w:hAnsi="Times New Roman" w:cs="Times New Roman"/>
-          <w:sz w:val="24"/>
-          <w:szCs w:val="24"/>
-        </w:rPr>
-      </w:pPr>
-      <w:r>
-        <w:rPr>
-          <w:rFonts w:ascii="Times New Roman" w:eastAsia="Times New Roman" w:hAnsi="Times New Roman" w:cs="Times New Roman"/>
-          <w:sz w:val="24"/>
-          <w:szCs w:val="24"/>
-        </w:rPr>
-        <w:t xml:space="preserve">GUIMARÃES, Jairo de Carvalho; MENDES, Karine </w:t>
-      </w:r>
-      <w:proofErr w:type="spellStart"/>
-      <w:r>
-        <w:rPr>
-          <w:rFonts w:ascii="Times New Roman" w:eastAsia="Times New Roman" w:hAnsi="Times New Roman" w:cs="Times New Roman"/>
-          <w:sz w:val="24"/>
-          <w:szCs w:val="24"/>
-        </w:rPr>
-        <w:t>Késsia</w:t>
-      </w:r>
-      <w:proofErr w:type="spellEnd"/>
-      <w:r>
-        <w:rPr>
-          <w:rFonts w:ascii="Times New Roman" w:eastAsia="Times New Roman" w:hAnsi="Times New Roman" w:cs="Times New Roman"/>
-          <w:sz w:val="24"/>
-          <w:szCs w:val="24"/>
-        </w:rPr>
-        <w:t xml:space="preserve"> de Sousa Félix. </w:t>
-      </w:r>
-      <w:r>
-        <w:rPr>
-          <w:rFonts w:ascii="Times New Roman" w:eastAsia="Times New Roman" w:hAnsi="Times New Roman" w:cs="Times New Roman"/>
-          <w:b/>
-          <w:sz w:val="24"/>
-          <w:szCs w:val="24"/>
-        </w:rPr>
         <w:t>Precarização do trabalho e juventude: uma análise sobre a realidade laboral face à pandemia da covid-19</w:t>
       </w:r>
       <w:r>
@@ -7778,7 +8834,7 @@
         </w:rPr>
         <w:t xml:space="preserve">. O Social em Questão, v. 4, n. 53, 2022. Disponível em: </w:t>
       </w:r>
-      <w:hyperlink r:id="rId8">
+      <w:hyperlink r:id="rId9">
         <w:r>
           <w:rPr>
             <w:rFonts w:ascii="Times New Roman" w:eastAsia="Times New Roman" w:hAnsi="Times New Roman" w:cs="Times New Roman"/>
@@ -8156,8 +9212,8 @@
       </w:pPr>
     </w:p>
     <w:sectPr>
-      <w:headerReference w:type="default" r:id="rId9"/>
-      <w:headerReference w:type="first" r:id="rId10"/>
+      <w:headerReference w:type="default" r:id="rId10"/>
+      <w:headerReference w:type="first" r:id="rId11"/>
       <w:pgSz w:w="11906" w:h="16838"/>
       <w:pgMar w:top="1700" w:right="1133" w:bottom="1133" w:left="1700" w:header="720" w:footer="720" w:gutter="0"/>
       <w:pgNumType w:start="0"/>
@@ -8221,53 +9277,9 @@
 
 <file path=word/header1.xml><?xml version="1.0" encoding="utf-8"?>
 <w:hdr xmlns:wpc="http://schemas.microsoft.com/office/word/2010/wordprocessingCanvas" xmlns:cx="http://schemas.microsoft.com/office/drawing/2014/chartex" xmlns:cx1="http://schemas.microsoft.com/office/drawing/2015/9/8/chartex" xmlns:cx2="http://schemas.microsoft.com/office/drawing/2015/10/21/chartex" xmlns:cx3="http://schemas.microsoft.com/office/drawing/2016/5/9/chartex" xmlns:cx4="http://schemas.microsoft.com/office/drawing/2016/5/10/chartex" xmlns:cx5="http://schemas.microsoft.com/office/drawing/2016/5/11/chartex" xmlns:cx6="http://schemas.microsoft.com/office/drawing/2016/5/12/chartex" xmlns:cx7="http://schemas.microsoft.com/office/drawing/2016/5/13/chartex" xmlns:cx8="http://schemas.microsoft.com/office/drawing/2016/5/14/chartex" xmlns:mc="http://schemas.openxmlformats.org/markup-compatibility/2006" xmlns:aink="http://schemas.microsoft.com/office/drawing/2016/ink" xmlns:am3d="http://schemas.microsoft.com/office/drawing/2017/model3d" xmlns:o="urn:schemas-microsoft-com:office:office" xmlns:oel="http://schemas.microsoft.com/office/2019/extlst" xmlns:r="http://schemas.openxmlformats.org/officeDocument/2006/relationships" xmlns:m="http://schemas.openxmlformats.org/officeDocument/2006/math" xmlns:v="urn:schemas-microsoft-com:vml" xmlns:wp14="http://schemas.microsoft.com/office/word/2010/wordprocessingDrawing" xmlns:wp="http://schemas.openxmlformats.org/drawingml/2006/wordprocessingDrawing" xmlns:w10="urn:schemas-microsoft-com:office:word" xmlns:w="http://schemas.openxmlformats.org/wordprocessingml/2006/main" xmlns:w14="http://schemas.microsoft.com/office/word/2010/wordml" xmlns:w15="http://schemas.microsoft.com/office/word/2012/wordml" xmlns:w16cex="http://schemas.microsoft.com/office/word/2018/wordml/cex" xmlns:w16cid="http://schemas.microsoft.com/office/word/2016/wordml/cid" xmlns:w16="http://schemas.microsoft.com/office/word/2018/wordml" xmlns:w16du="http://schemas.microsoft.com/office/word/2023/wordml/word16du" xmlns:w16sdtdh="http://schemas.microsoft.com/office/word/2020/wordml/sdtdatahash" xmlns:w16sdtfl="http://schemas.microsoft.com/office/word/2024/wordml/sdtformatlock" xmlns:w16se="http://schemas.microsoft.com/office/word/2015/wordml/symex" xmlns:wpg="http://schemas.microsoft.com/office/word/2010/wordprocessingGroup" xmlns:wpi="http://schemas.microsoft.com/office/word/2010/wordprocessingInk" xmlns:wne="http://schemas.microsoft.com/office/word/2006/wordml" xmlns:wps="http://schemas.microsoft.com/office/word/2010/wordprocessingShape" mc:Ignorable="w14 w15 w16se w16cid w16 w16cex w16sdtdh w16sdtfl w16du wp14">
-  <w:p>
-    <w:pPr>
-      <w:pBdr>
-        <w:top w:val="nil"/>
-        <w:left w:val="nil"/>
-        <w:bottom w:val="nil"/>
-        <w:right w:val="nil"/>
-        <w:between w:val="nil"/>
-      </w:pBdr>
-      <w:tabs>
-        <w:tab w:val="center" w:pos="4252"/>
-        <w:tab w:val="right" w:pos="8504"/>
-      </w:tabs>
-      <w:spacing w:line="240" w:lineRule="auto"/>
-      <w:jc w:val="center"/>
-      <w:rPr>
-        <w:color w:val="000000"/>
-      </w:rPr>
-    </w:pPr>
-  </w:p>
-  <w:p>
-    <w:pPr>
-      <w:pBdr>
-        <w:top w:val="nil"/>
-        <w:left w:val="nil"/>
-        <w:bottom w:val="nil"/>
-        <w:right w:val="nil"/>
-        <w:between w:val="nil"/>
-      </w:pBdr>
-      <w:tabs>
-        <w:tab w:val="center" w:pos="4252"/>
-        <w:tab w:val="right" w:pos="8504"/>
-      </w:tabs>
-      <w:spacing w:line="240" w:lineRule="auto"/>
-      <w:rPr>
-        <w:color w:val="000000"/>
-      </w:rPr>
-    </w:pPr>
-  </w:p>
-</w:hdr>
-</file>
-
-<file path=word/header2.xml><?xml version="1.0" encoding="utf-8"?>
-<w:hdr xmlns:wpc="http://schemas.microsoft.com/office/word/2010/wordprocessingCanvas" xmlns:cx="http://schemas.microsoft.com/office/drawing/2014/chartex" xmlns:cx1="http://schemas.microsoft.com/office/drawing/2015/9/8/chartex" xmlns:cx2="http://schemas.microsoft.com/office/drawing/2015/10/21/chartex" xmlns:cx3="http://schemas.microsoft.com/office/drawing/2016/5/9/chartex" xmlns:cx4="http://schemas.microsoft.com/office/drawing/2016/5/10/chartex" xmlns:cx5="http://schemas.microsoft.com/office/drawing/2016/5/11/chartex" xmlns:cx6="http://schemas.microsoft.com/office/drawing/2016/5/12/chartex" xmlns:cx7="http://schemas.microsoft.com/office/drawing/2016/5/13/chartex" xmlns:cx8="http://schemas.microsoft.com/office/drawing/2016/5/14/chartex" xmlns:mc="http://schemas.openxmlformats.org/markup-compatibility/2006" xmlns:aink="http://schemas.microsoft.com/office/drawing/2016/ink" xmlns:am3d="http://schemas.microsoft.com/office/drawing/2017/model3d" xmlns:o="urn:schemas-microsoft-com:office:office" xmlns:oel="http://schemas.microsoft.com/office/2019/extlst" xmlns:r="http://schemas.openxmlformats.org/officeDocument/2006/relationships" xmlns:m="http://schemas.openxmlformats.org/officeDocument/2006/math" xmlns:v="urn:schemas-microsoft-com:vml" xmlns:wp14="http://schemas.microsoft.com/office/word/2010/wordprocessingDrawing" xmlns:wp="http://schemas.openxmlformats.org/drawingml/2006/wordprocessingDrawing" xmlns:w10="urn:schemas-microsoft-com:office:word" xmlns:w="http://schemas.openxmlformats.org/wordprocessingml/2006/main" xmlns:w14="http://schemas.microsoft.com/office/word/2010/wordml" xmlns:w15="http://schemas.microsoft.com/office/word/2012/wordml" xmlns:w16cex="http://schemas.microsoft.com/office/word/2018/wordml/cex" xmlns:w16cid="http://schemas.microsoft.com/office/word/2016/wordml/cid" xmlns:w16="http://schemas.microsoft.com/office/word/2018/wordml" xmlns:w16du="http://schemas.microsoft.com/office/word/2023/wordml/word16du" xmlns:w16sdtdh="http://schemas.microsoft.com/office/word/2020/wordml/sdtdatahash" xmlns:w16sdtfl="http://schemas.microsoft.com/office/word/2024/wordml/sdtformatlock" xmlns:w16se="http://schemas.microsoft.com/office/word/2015/wordml/symex" xmlns:wpg="http://schemas.microsoft.com/office/word/2010/wordprocessingGroup" xmlns:wpi="http://schemas.microsoft.com/office/word/2010/wordprocessingInk" xmlns:wne="http://schemas.microsoft.com/office/word/2006/wordml" xmlns:wps="http://schemas.microsoft.com/office/word/2010/wordprocessingShape" mc:Ignorable="w14 w15 w16se w16cid w16 w16cex w16sdtdh w16sdtfl w16du wp14">
   <w:sdt>
     <w:sdtPr>
-      <w:id w:val="-1208795123"/>
+      <w:id w:val="795108221"/>
       <w:docPartObj>
         <w:docPartGallery w:val="Page Numbers (Top of Page)"/>
         <w:docPartUnique/>
@@ -8297,6 +9309,35 @@
       </w:p>
     </w:sdtContent>
   </w:sdt>
+  <w:p>
+    <w:pPr>
+      <w:pBdr>
+        <w:top w:val="nil"/>
+        <w:left w:val="nil"/>
+        <w:bottom w:val="nil"/>
+        <w:right w:val="nil"/>
+        <w:between w:val="nil"/>
+      </w:pBdr>
+      <w:tabs>
+        <w:tab w:val="center" w:pos="4252"/>
+        <w:tab w:val="right" w:pos="8504"/>
+      </w:tabs>
+      <w:spacing w:line="240" w:lineRule="auto"/>
+      <w:rPr>
+        <w:color w:val="000000"/>
+      </w:rPr>
+    </w:pPr>
+  </w:p>
+</w:hdr>
+</file>
+
+<file path=word/header2.xml><?xml version="1.0" encoding="utf-8"?>
+<w:hdr xmlns:wpc="http://schemas.microsoft.com/office/word/2010/wordprocessingCanvas" xmlns:cx="http://schemas.microsoft.com/office/drawing/2014/chartex" xmlns:cx1="http://schemas.microsoft.com/office/drawing/2015/9/8/chartex" xmlns:cx2="http://schemas.microsoft.com/office/drawing/2015/10/21/chartex" xmlns:cx3="http://schemas.microsoft.com/office/drawing/2016/5/9/chartex" xmlns:cx4="http://schemas.microsoft.com/office/drawing/2016/5/10/chartex" xmlns:cx5="http://schemas.microsoft.com/office/drawing/2016/5/11/chartex" xmlns:cx6="http://schemas.microsoft.com/office/drawing/2016/5/12/chartex" xmlns:cx7="http://schemas.microsoft.com/office/drawing/2016/5/13/chartex" xmlns:cx8="http://schemas.microsoft.com/office/drawing/2016/5/14/chartex" xmlns:mc="http://schemas.openxmlformats.org/markup-compatibility/2006" xmlns:aink="http://schemas.microsoft.com/office/drawing/2016/ink" xmlns:am3d="http://schemas.microsoft.com/office/drawing/2017/model3d" xmlns:o="urn:schemas-microsoft-com:office:office" xmlns:oel="http://schemas.microsoft.com/office/2019/extlst" xmlns:r="http://schemas.openxmlformats.org/officeDocument/2006/relationships" xmlns:m="http://schemas.openxmlformats.org/officeDocument/2006/math" xmlns:v="urn:schemas-microsoft-com:vml" xmlns:wp14="http://schemas.microsoft.com/office/word/2010/wordprocessingDrawing" xmlns:wp="http://schemas.openxmlformats.org/drawingml/2006/wordprocessingDrawing" xmlns:w10="urn:schemas-microsoft-com:office:word" xmlns:w="http://schemas.openxmlformats.org/wordprocessingml/2006/main" xmlns:w14="http://schemas.microsoft.com/office/word/2010/wordml" xmlns:w15="http://schemas.microsoft.com/office/word/2012/wordml" xmlns:w16cex="http://schemas.microsoft.com/office/word/2018/wordml/cex" xmlns:w16cid="http://schemas.microsoft.com/office/word/2016/wordml/cid" xmlns:w16="http://schemas.microsoft.com/office/word/2018/wordml" xmlns:w16du="http://schemas.microsoft.com/office/word/2023/wordml/word16du" xmlns:w16sdtdh="http://schemas.microsoft.com/office/word/2020/wordml/sdtdatahash" xmlns:w16sdtfl="http://schemas.microsoft.com/office/word/2024/wordml/sdtformatlock" xmlns:w16se="http://schemas.microsoft.com/office/word/2015/wordml/symex" xmlns:wpg="http://schemas.microsoft.com/office/word/2010/wordprocessingGroup" xmlns:wpi="http://schemas.microsoft.com/office/word/2010/wordprocessingInk" xmlns:wne="http://schemas.microsoft.com/office/word/2006/wordml" xmlns:wps="http://schemas.microsoft.com/office/word/2010/wordprocessingShape" mc:Ignorable="w14 w15 w16se w16cid w16 w16cex w16sdtdh w16sdtfl w16du wp14">
+  <w:p>
+    <w:pPr>
+      <w:pStyle w:val="Cabealho"/>
+    </w:pPr>
+  </w:p>
   <w:p>
     <w:pPr>
       <w:pStyle w:val="Cabealho"/>
@@ -9941,4 +10982,16 @@
   </a:objectDefaults>
   <a:extraClrSchemeLst/>
 </a:theme>
+</file>
+
+<file path=customXml/item1.xml><?xml version="1.0" encoding="utf-8"?>
+<b:Sources xmlns:b="http://schemas.openxmlformats.org/officeDocument/2006/bibliography" xmlns="http://schemas.openxmlformats.org/officeDocument/2006/bibliography" SelectedStyle="\APASixthEditionOfficeOnline.xsl" StyleName="APA" Version="6"/>
+</file>
+
+<file path=customXml/itemProps1.xml><?xml version="1.0" encoding="utf-8"?>
+<ds:datastoreItem xmlns:ds="http://schemas.openxmlformats.org/officeDocument/2006/customXml" ds:itemID="{1AEEA190-F62D-44F2-BBB4-0F68672702C4}">
+  <ds:schemaRefs>
+    <ds:schemaRef ds:uri="http://schemas.openxmlformats.org/officeDocument/2006/bibliography"/>
+  </ds:schemaRefs>
+</ds:datastoreItem>
 </file>
--- a/resultados/Relatório da Pesquisa.docx
+++ b/resultados/Relatório da Pesquisa.docx
@@ -65,7 +65,6 @@
           <w:docPartUnique/>
         </w:docPartObj>
       </w:sdtPr>
-      <w:sdtEndPr/>
       <w:sdtContent>
         <w:p>
           <w:pPr>
@@ -1386,7 +1385,119 @@
           <w:sz w:val="24"/>
           <w:szCs w:val="24"/>
         </w:rPr>
-        <w:t xml:space="preserve"> et al. (2020) avalia como mudanças abruptas na economia impactam negativamente a inserção juvenil no mercado de trabalho, e mostra como isso deve a presença de fatores que tornam sua força de trabalho mais descartável em relação ao mais velhos e experientes. O trabalho também identifica como essa preterição pela força de trabalho jovem, através do canal da rotatividade, estende o período de desemprego para esse estrato da população, gerando superestimação das taxas de desemprego entre os jovens.</w:t>
+        <w:t xml:space="preserve"> et al. (2020) avalia como mudanças abruptas na economia impactam negativamente a inserção juvenil no mercado de trabalho, e </w:t>
+      </w:r>
+      <w:r>
+        <w:rPr>
+          <w:rFonts w:ascii="Times New Roman" w:eastAsia="Times New Roman" w:hAnsi="Times New Roman" w:cs="Times New Roman"/>
+          <w:sz w:val="24"/>
+          <w:szCs w:val="24"/>
+        </w:rPr>
+        <w:t>constata o quanto d</w:t>
+      </w:r>
+      <w:r>
+        <w:rPr>
+          <w:rFonts w:ascii="Times New Roman" w:eastAsia="Times New Roman" w:hAnsi="Times New Roman" w:cs="Times New Roman"/>
+          <w:sz w:val="24"/>
+          <w:szCs w:val="24"/>
+        </w:rPr>
+        <w:t xml:space="preserve">isso </w:t>
+      </w:r>
+      <w:r>
+        <w:rPr>
+          <w:rFonts w:ascii="Times New Roman" w:eastAsia="Times New Roman" w:hAnsi="Times New Roman" w:cs="Times New Roman"/>
+          <w:sz w:val="24"/>
+          <w:szCs w:val="24"/>
+        </w:rPr>
+        <w:t xml:space="preserve">se </w:t>
+      </w:r>
+      <w:r>
+        <w:rPr>
+          <w:rFonts w:ascii="Times New Roman" w:eastAsia="Times New Roman" w:hAnsi="Times New Roman" w:cs="Times New Roman"/>
+          <w:sz w:val="24"/>
+          <w:szCs w:val="24"/>
+        </w:rPr>
+        <w:t xml:space="preserve">deve </w:t>
+      </w:r>
+      <w:r>
+        <w:rPr>
+          <w:rFonts w:ascii="Times New Roman" w:eastAsia="Times New Roman" w:hAnsi="Times New Roman" w:cs="Times New Roman"/>
+          <w:sz w:val="24"/>
+          <w:szCs w:val="24"/>
+        </w:rPr>
+        <w:t>à</w:t>
+      </w:r>
+      <w:r>
+        <w:rPr>
+          <w:rFonts w:ascii="Times New Roman" w:eastAsia="Times New Roman" w:hAnsi="Times New Roman" w:cs="Times New Roman"/>
+          <w:sz w:val="24"/>
+          <w:szCs w:val="24"/>
+        </w:rPr>
+        <w:t xml:space="preserve"> presença de fatores que tornam sua força de trabalho mais descartável em relação </w:t>
+      </w:r>
+      <w:r>
+        <w:rPr>
+          <w:rFonts w:ascii="Times New Roman" w:eastAsia="Times New Roman" w:hAnsi="Times New Roman" w:cs="Times New Roman"/>
+          <w:sz w:val="24"/>
+          <w:szCs w:val="24"/>
+        </w:rPr>
+        <w:t>aos trabalhadores</w:t>
+      </w:r>
+      <w:r>
+        <w:rPr>
+          <w:rFonts w:ascii="Times New Roman" w:eastAsia="Times New Roman" w:hAnsi="Times New Roman" w:cs="Times New Roman"/>
+          <w:sz w:val="24"/>
+          <w:szCs w:val="24"/>
+        </w:rPr>
+        <w:t xml:space="preserve"> mais velhos e </w:t>
+      </w:r>
+      <w:r>
+        <w:rPr>
+          <w:rFonts w:ascii="Times New Roman" w:eastAsia="Times New Roman" w:hAnsi="Times New Roman" w:cs="Times New Roman"/>
+          <w:sz w:val="24"/>
+          <w:szCs w:val="24"/>
+        </w:rPr>
+        <w:t xml:space="preserve">mais </w:t>
+      </w:r>
+      <w:r>
+        <w:rPr>
+          <w:rFonts w:ascii="Times New Roman" w:eastAsia="Times New Roman" w:hAnsi="Times New Roman" w:cs="Times New Roman"/>
+          <w:sz w:val="24"/>
+          <w:szCs w:val="24"/>
+        </w:rPr>
+        <w:t xml:space="preserve">experientes. O trabalho também identifica como essa preterição pela força de trabalho jovem, </w:t>
+      </w:r>
+      <w:r>
+        <w:rPr>
+          <w:rFonts w:ascii="Times New Roman" w:eastAsia="Times New Roman" w:hAnsi="Times New Roman" w:cs="Times New Roman"/>
+          <w:sz w:val="24"/>
+          <w:szCs w:val="24"/>
+        </w:rPr>
+        <w:t xml:space="preserve">reduz o tempo de desemprego </w:t>
+      </w:r>
+      <w:r>
+        <w:rPr>
+          <w:rFonts w:ascii="Times New Roman" w:eastAsia="Times New Roman" w:hAnsi="Times New Roman" w:cs="Times New Roman"/>
+          <w:sz w:val="24"/>
+          <w:szCs w:val="24"/>
+        </w:rPr>
+        <w:t>entre os jovens via rotatividade. Isso gera um</w:t>
+      </w:r>
+      <w:r>
+        <w:rPr>
+          <w:rFonts w:ascii="Times New Roman" w:eastAsia="Times New Roman" w:hAnsi="Times New Roman" w:cs="Times New Roman"/>
+          <w:sz w:val="24"/>
+          <w:szCs w:val="24"/>
+        </w:rPr>
+        <w:t xml:space="preserve"> otimismo ilusório em relação ao mercado de trabalho juvenil</w:t>
+      </w:r>
+      <w:r>
+        <w:rPr>
+          <w:rFonts w:ascii="Times New Roman" w:eastAsia="Times New Roman" w:hAnsi="Times New Roman" w:cs="Times New Roman"/>
+          <w:sz w:val="24"/>
+          <w:szCs w:val="24"/>
+        </w:rPr>
+        <w:t>, quando, na verdade, os indicadores estruturais dele indicam uma deterioração das condições laborais da juventude.</w:t>
       </w:r>
     </w:p>
     <w:p>
@@ -1416,7 +1527,23 @@
           <w:sz w:val="24"/>
           <w:szCs w:val="24"/>
         </w:rPr>
-        <w:t xml:space="preserve">Análises a partir de dados recentes têm sido pessimistas quanto a recuperação da taxa de ocupação dos jovens para níveis </w:t>
+        <w:t xml:space="preserve">Análises a partir de dados recentes têm sido pessimistas quanto </w:t>
+      </w:r>
+      <w:r>
+        <w:rPr>
+          <w:rFonts w:ascii="Times New Roman" w:eastAsia="Times New Roman" w:hAnsi="Times New Roman" w:cs="Times New Roman"/>
+          <w:sz w:val="24"/>
+          <w:szCs w:val="24"/>
+        </w:rPr>
+        <w:t>à</w:t>
+      </w:r>
+      <w:r>
+        <w:rPr>
+          <w:rFonts w:ascii="Times New Roman" w:eastAsia="Times New Roman" w:hAnsi="Times New Roman" w:cs="Times New Roman"/>
+          <w:sz w:val="24"/>
+          <w:szCs w:val="24"/>
+        </w:rPr>
+        <w:t xml:space="preserve"> recuperação da taxa de ocupação dos jovens para níveis </w:t>
       </w:r>
       <w:proofErr w:type="spellStart"/>
       <w:r>
@@ -1434,7 +1561,23 @@
           <w:sz w:val="24"/>
           <w:szCs w:val="24"/>
         </w:rPr>
-        <w:t>-pandemia, apontando para mudanças estruturais nos diversos setores econômicos, nas relações trabalhistas (Branco et al., 2020), que podem dificultar ainda mais a inserção do estrato mais jovem no mercado formal.</w:t>
+        <w:t xml:space="preserve">-pandemia, apontando para mudanças estruturais nos diversos setores econômicos, nas relações trabalhistas (Branco et al., 2020), que podem dificultar ainda mais a inserção </w:t>
+      </w:r>
+      <w:r>
+        <w:rPr>
+          <w:rFonts w:ascii="Times New Roman" w:eastAsia="Times New Roman" w:hAnsi="Times New Roman" w:cs="Times New Roman"/>
+          <w:sz w:val="24"/>
+          <w:szCs w:val="24"/>
+        </w:rPr>
+        <w:t>juvenil</w:t>
+      </w:r>
+      <w:r>
+        <w:rPr>
+          <w:rFonts w:ascii="Times New Roman" w:eastAsia="Times New Roman" w:hAnsi="Times New Roman" w:cs="Times New Roman"/>
+          <w:sz w:val="24"/>
+          <w:szCs w:val="24"/>
+        </w:rPr>
+        <w:t xml:space="preserve"> no mercado formal.</w:t>
       </w:r>
     </w:p>
     <w:p>
@@ -1466,48 +1609,24 @@
           <w:sz w:val="24"/>
           <w:szCs w:val="24"/>
         </w:rPr>
-        <w:t xml:space="preserve">A pesquisa atual, em adição aos esforços de outros trabalhos, objetiva analisar os efeitos da pandemia sobre a ocupação dos jovens no mercado de trabalho, extrapolando a </w:t>
-      </w:r>
-      <w:r>
-        <w:rPr>
-          <w:rFonts w:ascii="Times New Roman" w:eastAsia="Times New Roman" w:hAnsi="Times New Roman" w:cs="Times New Roman"/>
-          <w:sz w:val="24"/>
-          <w:szCs w:val="24"/>
-        </w:rPr>
         <w:lastRenderedPageBreak/>
-        <w:t>simples análise das taxas de desemprego, estimando, a partir de dados da PNAD Contínua para o período de 2012-202</w:t>
-      </w:r>
-      <w:r>
-        <w:rPr>
-          <w:rFonts w:ascii="Times New Roman" w:eastAsia="Times New Roman" w:hAnsi="Times New Roman" w:cs="Times New Roman"/>
-          <w:sz w:val="24"/>
-          <w:szCs w:val="24"/>
-        </w:rPr>
-        <w:t>3</w:t>
-      </w:r>
-      <w:r>
-        <w:rPr>
-          <w:rFonts w:ascii="Times New Roman" w:eastAsia="Times New Roman" w:hAnsi="Times New Roman" w:cs="Times New Roman"/>
-          <w:sz w:val="24"/>
-          <w:szCs w:val="24"/>
-        </w:rPr>
-        <w:t>, diferenças n</w:t>
-      </w:r>
-      <w:r>
-        <w:rPr>
-          <w:rFonts w:ascii="Times New Roman" w:eastAsia="Times New Roman" w:hAnsi="Times New Roman" w:cs="Times New Roman"/>
-          <w:sz w:val="24"/>
-          <w:szCs w:val="24"/>
-        </w:rPr>
-        <w:t>as chances de inclusão laboral</w:t>
-      </w:r>
-      <w:r>
-        <w:rPr>
-          <w:rFonts w:ascii="Times New Roman" w:eastAsia="Times New Roman" w:hAnsi="Times New Roman" w:cs="Times New Roman"/>
-          <w:sz w:val="24"/>
-          <w:szCs w:val="24"/>
-        </w:rPr>
-        <w:t xml:space="preserve"> </w:t>
+        <w:t xml:space="preserve">A pesquisa atual, em adição aos esforços de outros trabalhos, objetiva analisar os efeitos da pandemia sobre a ocupação dos jovens no mercado de trabalho, </w:t>
+      </w:r>
+      <w:r>
+        <w:rPr>
+          <w:rFonts w:ascii="Times New Roman" w:eastAsia="Times New Roman" w:hAnsi="Times New Roman" w:cs="Times New Roman"/>
+          <w:sz w:val="24"/>
+          <w:szCs w:val="24"/>
+        </w:rPr>
+        <w:t xml:space="preserve">secundarizando a análise do das taxas de desemprego, mas </w:t>
+      </w:r>
+      <w:r>
+        <w:rPr>
+          <w:rFonts w:ascii="Times New Roman" w:eastAsia="Times New Roman" w:hAnsi="Times New Roman" w:cs="Times New Roman"/>
+          <w:sz w:val="24"/>
+          <w:szCs w:val="24"/>
+        </w:rPr>
+        <w:t xml:space="preserve">focando em indicadores estruturais do mercado de trabalho, dentro do arcabouço teórico do Modelo Search &amp; </w:t>
       </w:r>
       <w:proofErr w:type="spellStart"/>
       <w:r>
@@ -1516,7 +1635,7 @@
           <w:sz w:val="24"/>
           <w:szCs w:val="24"/>
         </w:rPr>
-        <w:t>de</w:t>
+        <w:t>Matching</w:t>
       </w:r>
       <w:proofErr w:type="spellEnd"/>
       <w:r>
@@ -1525,7 +1644,71 @@
           <w:sz w:val="24"/>
           <w:szCs w:val="24"/>
         </w:rPr>
-        <w:t xml:space="preserve"> jovens antes, durante e após o período crítico da pandemia. Ou seja, pretende mensurar o efeito da pandemia na medida em que desviou a trajetória dos indicadores de ocupação juvenil, estimando qual seria o estado das variáveis na ausência do choque e comparando com a sua performance efetiva, algo ainda não considerado pelas pesquisas que tratam do assunto; isso permitirá comparar o desempenho durante a crise sanitária com a atividade pós retomada da economia, a fim de avaliar se os efeitos do choque são temporários ou se provocaram mudanças estruturais, como afirmam os estudos anteriormente citados.</w:t>
+        <w:t xml:space="preserve"> do Diamond-Mortensen-</w:t>
+      </w:r>
+      <w:proofErr w:type="spellStart"/>
+      <w:r>
+        <w:rPr>
+          <w:rFonts w:ascii="Times New Roman" w:eastAsia="Times New Roman" w:hAnsi="Times New Roman" w:cs="Times New Roman"/>
+          <w:sz w:val="24"/>
+          <w:szCs w:val="24"/>
+        </w:rPr>
+        <w:t>Pissarides</w:t>
+      </w:r>
+      <w:proofErr w:type="spellEnd"/>
+      <w:r>
+        <w:rPr>
+          <w:rFonts w:ascii="Times New Roman" w:eastAsia="Times New Roman" w:hAnsi="Times New Roman" w:cs="Times New Roman"/>
+          <w:sz w:val="24"/>
+          <w:szCs w:val="24"/>
+        </w:rPr>
+        <w:t>.</w:t>
+      </w:r>
+    </w:p>
+    <w:p>
+      <w:pPr>
+        <w:ind w:left="720"/>
+        <w:jc w:val="both"/>
+        <w:rPr>
+          <w:rFonts w:ascii="Times New Roman" w:eastAsia="Times New Roman" w:hAnsi="Times New Roman" w:cs="Times New Roman"/>
+          <w:sz w:val="24"/>
+          <w:szCs w:val="24"/>
+        </w:rPr>
+      </w:pPr>
+    </w:p>
+    <w:p>
+      <w:pPr>
+        <w:ind w:left="720"/>
+        <w:jc w:val="both"/>
+        <w:rPr>
+          <w:rFonts w:ascii="Times New Roman" w:eastAsia="Times New Roman" w:hAnsi="Times New Roman" w:cs="Times New Roman"/>
+          <w:sz w:val="24"/>
+          <w:szCs w:val="24"/>
+        </w:rPr>
+      </w:pPr>
+      <w:r>
+        <w:rPr>
+          <w:rFonts w:ascii="Times New Roman" w:eastAsia="Times New Roman" w:hAnsi="Times New Roman" w:cs="Times New Roman"/>
+          <w:sz w:val="24"/>
+          <w:szCs w:val="24"/>
+        </w:rPr>
+        <w:t>Ao final, pretende-se mensurar sobre diferentes métricas, o impacto d</w:t>
+      </w:r>
+      <w:r>
+        <w:rPr>
+          <w:rFonts w:ascii="Times New Roman" w:eastAsia="Times New Roman" w:hAnsi="Times New Roman" w:cs="Times New Roman"/>
+          <w:sz w:val="24"/>
+          <w:szCs w:val="24"/>
+        </w:rPr>
+        <w:t>o choque econômico decorrente da pandemia de COVID-19 sobre a inclusão laboral dos jovens</w:t>
+      </w:r>
+      <w:r>
+        <w:rPr>
+          <w:rFonts w:ascii="Times New Roman" w:eastAsia="Times New Roman" w:hAnsi="Times New Roman" w:cs="Times New Roman"/>
+          <w:sz w:val="24"/>
+          <w:szCs w:val="24"/>
+        </w:rPr>
+        <w:t>, analisando o desempenho dos indicadores utilizados antes, durante e depois da crise.</w:t>
       </w:r>
     </w:p>
     <w:p>
@@ -1585,7 +1768,31 @@
           <w:sz w:val="24"/>
           <w:szCs w:val="24"/>
         </w:rPr>
-        <w:t>A ampliação da compreensão acerca dos impactos diversos da pandemia de COVID-19 sobre a economia, especialmente sobre o emprego de jovens em diferentes condições lança luz sobre diversos canais de transmissão de choques adversos para as variáveis macroeconômicas relevantes para o desenvolvimento econômico. No caso do emprego de jovens, a possibilidade de planejamento e implantação de políticas públicas focalizadas e eficazes para a integração deles ao mercado de trabalho é um importante mecanismo de promoção da capacidade produtiva da economia, e, portanto, do crescimento sustentado. Como já discutido, a promoção do emprego entre os jovens é um forte incentivo à mobilidade social com efeitos positivos sobre as desigualdades sociais. O entendimento da extensão e intensidade do choque como motor de mudanças estruturais é necessária para criação de uma rede de proteção para amortecer impactos de crises futuras.</w:t>
+        <w:t xml:space="preserve">A juventude brasileira enfrenta, historicamente, maiores dificuldades de inserção, permanência e progressão no mercado de trabalho, caracterizando um ciclo de vulnerabilidade que compromete seu desenvolvimento social e econômico. </w:t>
+      </w:r>
+      <w:r>
+        <w:rPr>
+          <w:rFonts w:ascii="Times New Roman" w:eastAsia="Times New Roman" w:hAnsi="Times New Roman" w:cs="Times New Roman"/>
+          <w:sz w:val="24"/>
+          <w:szCs w:val="24"/>
+        </w:rPr>
+        <w:t xml:space="preserve">Como abordado pela literatura </w:t>
+      </w:r>
+      <w:r>
+        <w:rPr>
+          <w:rFonts w:ascii="Times New Roman" w:eastAsia="Times New Roman" w:hAnsi="Times New Roman" w:cs="Times New Roman"/>
+          <w:sz w:val="24"/>
+          <w:szCs w:val="24"/>
+        </w:rPr>
+        <w:t>em ciências sociais, t</w:t>
+      </w:r>
+      <w:r>
+        <w:rPr>
+          <w:rFonts w:ascii="Times New Roman" w:eastAsia="Times New Roman" w:hAnsi="Times New Roman" w:cs="Times New Roman"/>
+          <w:sz w:val="24"/>
+          <w:szCs w:val="24"/>
+        </w:rPr>
+        <w:t>ais dificuldades decorrem não apenas da menor experiência laboral, mas também da precariedade das condições de contratação, da informalidade, da rotatividade elevada e de desigualdades estruturais relacionadas a raça, gênero, escolaridade e território.</w:t>
       </w:r>
     </w:p>
     <w:p>
@@ -1615,7 +1822,23 @@
           <w:sz w:val="24"/>
           <w:szCs w:val="24"/>
         </w:rPr>
-        <w:t>A juventude brasileira enfrenta, historicamente, maiores dificuldades de inserção, permanência e progressão no mercado de trabalho, caracterizando um ciclo de vulnerabilidade que compromete seu desenvolvimento social e econômico. Tais dificuldades decorrem não apenas da menor experiência laboral, mas também da precariedade das condições de contratação, da informalidade, da rotatividade elevada e de desigualdades estruturais relacionadas a raça, gênero, escolaridade e território.</w:t>
+        <w:t xml:space="preserve">Com a chegada da pandemia de COVID-19 em 2020, essas vulnerabilidades foram acentuadas. A contração abrupta da atividade econômica, o fechamento temporário de setores com alta absorção juvenil (como comércio, serviços, cultura e turismo), e a transição forçada para modalidades digitais de contratação e produção impuseram choques severos ao processo de transição ocupacional dos jovens. </w:t>
+      </w:r>
+      <w:r>
+        <w:rPr>
+          <w:rFonts w:ascii="Times New Roman" w:eastAsia="Times New Roman" w:hAnsi="Times New Roman" w:cs="Times New Roman"/>
+          <w:sz w:val="24"/>
+          <w:szCs w:val="24"/>
+        </w:rPr>
+        <w:t>Análises de d</w:t>
+      </w:r>
+      <w:r>
+        <w:rPr>
+          <w:rFonts w:ascii="Times New Roman" w:eastAsia="Times New Roman" w:hAnsi="Times New Roman" w:cs="Times New Roman"/>
+          <w:sz w:val="24"/>
+          <w:szCs w:val="24"/>
+        </w:rPr>
+        <w:t>ados agregados já apontavam elevações nas taxas de desemprego juvenil e na inatividade, mas não permitiam mensurar com precisão os mecanismos internos dessas mudanças nem suas implicações de médio prazo.</w:t>
       </w:r>
     </w:p>
     <w:p>
@@ -1645,46 +1868,7 @@
           <w:sz w:val="24"/>
           <w:szCs w:val="24"/>
         </w:rPr>
-        <w:t>Com a chegada da pandemia de COVID-19 em 2020, essas vulnerabilidades foram acentuadas. A contração abrupta da atividade econômica, o fechamento temporário de setores com alta absorção juvenil (como comércio, serviços, cultura e turismo), e a transição forçada para modalidades digitais de contratação e produção impuseram choques severos ao processo de transição ocupacional dos jovens. Dados agregados já apontavam elevações nas taxas de desemprego juvenil e na inatividade, mas não permitiam mensurar com precisão os mecanismos internos dessas mudanças nem suas implicações de médio prazo.</w:t>
-      </w:r>
-    </w:p>
-    <w:p>
-      <w:pPr>
-        <w:ind w:left="720"/>
-        <w:jc w:val="both"/>
-        <w:rPr>
-          <w:rFonts w:ascii="Times New Roman" w:eastAsia="Times New Roman" w:hAnsi="Times New Roman" w:cs="Times New Roman"/>
-          <w:sz w:val="24"/>
-          <w:szCs w:val="24"/>
-        </w:rPr>
-      </w:pPr>
-    </w:p>
-    <w:p>
-      <w:pPr>
-        <w:ind w:left="720"/>
-        <w:jc w:val="both"/>
-        <w:rPr>
-          <w:rFonts w:ascii="Times New Roman" w:eastAsia="Times New Roman" w:hAnsi="Times New Roman" w:cs="Times New Roman"/>
-          <w:sz w:val="24"/>
-          <w:szCs w:val="24"/>
-        </w:rPr>
-      </w:pPr>
-      <w:r>
-        <w:rPr>
-          <w:rFonts w:ascii="Times New Roman" w:eastAsia="Times New Roman" w:hAnsi="Times New Roman" w:cs="Times New Roman"/>
-          <w:sz w:val="24"/>
-          <w:szCs w:val="24"/>
-        </w:rPr>
-        <w:t xml:space="preserve">Diante desse cenário, torna-se urgente investigar os efeitos da pandemia sobre a estrutura profunda de funcionamento do mercado de trabalho juvenil, indo além das </w:t>
-      </w:r>
-      <w:r>
-        <w:rPr>
-          <w:rFonts w:ascii="Times New Roman" w:eastAsia="Times New Roman" w:hAnsi="Times New Roman" w:cs="Times New Roman"/>
-          <w:sz w:val="24"/>
-          <w:szCs w:val="24"/>
-        </w:rPr>
-        <w:lastRenderedPageBreak/>
-        <w:t>taxas agregadas. Para isso, é necessário integrar abordagens empíricas com modelos teóricos capazes de capturar as fricções inerentes à busca e ao emparelhamento entre trabalhadores e vagas. O modelo de Diamond-Mortensen-</w:t>
+        <w:t>Diante desse cenário, torna-se urgente investigar os efeitos da pandemia sobre a estrutura profunda de funcionamento do mercado de trabalho juvenil, indo além das taxas agregadas. Para isso, é necessário integrar abordagens empíricas com modelos teóricos capazes de capturar as fricções inerentes à busca e ao emparelhamento entre trabalhadores e vagas. O modelo de Diamond-Mortensen-</w:t>
       </w:r>
       <w:proofErr w:type="spellStart"/>
       <w:r>
@@ -1822,6 +2006,7 @@
           <w:sz w:val="24"/>
           <w:szCs w:val="24"/>
         </w:rPr>
+        <w:lastRenderedPageBreak/>
         <w:t>A relevância social e política do tema, dado o papel estratégico da juventude para o futuro da economia brasileira e a persistência de desigualdades de inserção;</w:t>
       </w:r>
     </w:p>
@@ -1891,7 +2076,23 @@
           <w:sz w:val="24"/>
           <w:szCs w:val="24"/>
         </w:rPr>
-        <w:t>Ao mapear as transformações no funcionamento do mercado de trabalho juvenil antes, durante e após a pandemia, este estudo oferece insumos concretos para o desenho de políticas públicas mais eficazes, direcionadas e baseadas em evidência, com vistas à melhoria da empregabilidade e à redução das desigualdades estruturais entre os jovens brasileiros.</w:t>
+        <w:t xml:space="preserve">Ao mapear as transformações no funcionamento do mercado de trabalho juvenil antes, durante e após a pandemia, este estudo </w:t>
+      </w:r>
+      <w:r>
+        <w:rPr>
+          <w:rFonts w:ascii="Times New Roman" w:eastAsia="Times New Roman" w:hAnsi="Times New Roman" w:cs="Times New Roman"/>
+          <w:sz w:val="24"/>
+          <w:szCs w:val="24"/>
+        </w:rPr>
+        <w:t>adiciona ao estoque acadêmico</w:t>
+      </w:r>
+      <w:r>
+        <w:rPr>
+          <w:rFonts w:ascii="Times New Roman" w:eastAsia="Times New Roman" w:hAnsi="Times New Roman" w:cs="Times New Roman"/>
+          <w:sz w:val="24"/>
+          <w:szCs w:val="24"/>
+        </w:rPr>
+        <w:t xml:space="preserve"> insumos concretos para o desenho de políticas públicas mais eficazes, direcionadas e baseadas em evidência, com vistas à melhoria da empregabilidade e à redução das desigualdades estruturais entre os jovens brasileiros.</w:t>
       </w:r>
     </w:p>
     <w:p>
@@ -2145,7 +2346,23 @@
           <w:sz w:val="24"/>
           <w:szCs w:val="24"/>
         </w:rPr>
-        <w:t xml:space="preserve">Investigar os efeitos da pandemia de COVID-19 sobre o mercado de trabalho juvenil brasileiro, analisando as mudanças nas probabilidades de transição ocupacional, nas desigualdades de acesso ao emprego formal e na estrutura de emparelhamento entre jovens e vagas, com base em microdados da PNAD Contínua Trimestral e dados administrativos do Novo CAGED, à luz do modelo teórico de busca e </w:t>
+        <w:t>Investigar os efeitos da pandemia de COVID-19 sobre o mercado de trabalho juvenil brasileiro, analisando as mudanças nas probabilidades de transição ocupacional, nas desigualdades de acesso ao emprego</w:t>
+      </w:r>
+      <w:r>
+        <w:rPr>
+          <w:rFonts w:ascii="Times New Roman" w:eastAsia="Times New Roman" w:hAnsi="Times New Roman" w:cs="Times New Roman"/>
+          <w:sz w:val="24"/>
+          <w:szCs w:val="24"/>
+        </w:rPr>
+        <w:t xml:space="preserve"> </w:t>
+      </w:r>
+      <w:r>
+        <w:rPr>
+          <w:rFonts w:ascii="Times New Roman" w:eastAsia="Times New Roman" w:hAnsi="Times New Roman" w:cs="Times New Roman"/>
+          <w:sz w:val="24"/>
+          <w:szCs w:val="24"/>
+        </w:rPr>
+        <w:t xml:space="preserve">e na estrutura de emparelhamento entre jovens e vagas, com base em microdados da PNAD Contínua Trimestral e dados administrativos do Novo CAGED, à luz do modelo teórico de busca e </w:t>
       </w:r>
       <w:proofErr w:type="spellStart"/>
       <w:r>
@@ -2276,7 +2493,23 @@
           <w:sz w:val="24"/>
           <w:szCs w:val="24"/>
         </w:rPr>
-        <w:t>-pandemia, pandemia e pós-pandemia).</w:t>
+        <w:t xml:space="preserve">-pandemia, </w:t>
+      </w:r>
+      <w:r>
+        <w:rPr>
+          <w:rFonts w:ascii="Times New Roman" w:eastAsia="Times New Roman" w:hAnsi="Times New Roman" w:cs="Times New Roman"/>
+          <w:sz w:val="24"/>
+          <w:szCs w:val="24"/>
+        </w:rPr>
+        <w:t xml:space="preserve">durante </w:t>
+      </w:r>
+      <w:r>
+        <w:rPr>
+          <w:rFonts w:ascii="Times New Roman" w:eastAsia="Times New Roman" w:hAnsi="Times New Roman" w:cs="Times New Roman"/>
+          <w:sz w:val="24"/>
+          <w:szCs w:val="24"/>
+        </w:rPr>
+        <w:t>pandemia e pós-pandemia).</w:t>
       </w:r>
     </w:p>
     <w:p>
@@ -2307,7 +2540,23 @@
           <w:sz w:val="24"/>
           <w:szCs w:val="24"/>
         </w:rPr>
-        <w:t>Mensurar os efeitos heterogêneos da pandemia sobre a transição ocupacional dos jovens, aplicando regressões logísticas e modelos de Diferenças-em-Diferenças (DIF-in-DIF) com interações para identificar os impactos diferenciados por sexo, raça, escolaridade e localização geográfica.</w:t>
+        <w:t>Mensurar os efeitos heterogêneos da pandemia sobre a transição ocupacional dos jovens, aplicando regressões logísticas e modelos de Diferenças-em-Diferenças (DIF-in-DIF) com interações para identificar os impactos diferenciados por sexo, raça, escolaridade</w:t>
+      </w:r>
+      <w:r>
+        <w:rPr>
+          <w:rFonts w:ascii="Times New Roman" w:eastAsia="Times New Roman" w:hAnsi="Times New Roman" w:cs="Times New Roman"/>
+          <w:sz w:val="24"/>
+          <w:szCs w:val="24"/>
+        </w:rPr>
+        <w:t>, faixa etária</w:t>
+      </w:r>
+      <w:r>
+        <w:rPr>
+          <w:rFonts w:ascii="Times New Roman" w:eastAsia="Times New Roman" w:hAnsi="Times New Roman" w:cs="Times New Roman"/>
+          <w:sz w:val="24"/>
+          <w:szCs w:val="24"/>
+        </w:rPr>
+        <w:t xml:space="preserve"> e localização geográfica.</w:t>
       </w:r>
     </w:p>
     <w:p>
@@ -2490,7 +2739,23 @@
           <w:sz w:val="24"/>
           <w:szCs w:val="24"/>
         </w:rPr>
-        <w:t>-pandemia, pandemia e pós-pandemia, avaliando se houve retorno às condições anteriores, reestruturação do mercado ou persistência dos efeitos do choque pandêmico sobre a juventude.</w:t>
+        <w:t xml:space="preserve">-pandemia, </w:t>
+      </w:r>
+      <w:r>
+        <w:rPr>
+          <w:rFonts w:ascii="Times New Roman" w:eastAsia="Times New Roman" w:hAnsi="Times New Roman" w:cs="Times New Roman"/>
+          <w:sz w:val="24"/>
+          <w:szCs w:val="24"/>
+        </w:rPr>
+        <w:t xml:space="preserve">durante </w:t>
+      </w:r>
+      <w:r>
+        <w:rPr>
+          <w:rFonts w:ascii="Times New Roman" w:eastAsia="Times New Roman" w:hAnsi="Times New Roman" w:cs="Times New Roman"/>
+          <w:sz w:val="24"/>
+          <w:szCs w:val="24"/>
+        </w:rPr>
+        <w:t>pandemia e pós-pandemia, avaliando se houve retorno às condições anteriores, reestruturação do mercado ou persistência dos efeitos do choque pandêmico sobre a juventude.</w:t>
       </w:r>
     </w:p>
     <w:p>
@@ -2581,7 +2846,65 @@
           <w:sz w:val="24"/>
           <w:szCs w:val="24"/>
         </w:rPr>
-        <w:t>A pandemia reduziu ainda mais as chances, já declinantes, de jovens de baixa qualificação serem empregados no mercado de trabalho formal no Brasil. E, suas consequências, a desestruturação das cadeias produtivas, a digitalização de processos de trabalho e introdução de formas mais sofisticadas de tecnologia desencadeou mudanças profundas no mercado de trabalho.</w:t>
+        <w:t xml:space="preserve">A pandemia reduziu ainda mais as chances, já declinantes, de jovens de baixa qualificação serem empregados no mercado de trabalho formal no Brasil. </w:t>
+      </w:r>
+      <w:r>
+        <w:rPr>
+          <w:rFonts w:ascii="Times New Roman" w:eastAsia="Times New Roman" w:hAnsi="Times New Roman" w:cs="Times New Roman"/>
+          <w:sz w:val="24"/>
+          <w:szCs w:val="24"/>
+        </w:rPr>
+        <w:t>Por outro lado, a emergência, dado as restrições pandêmicas, de nov</w:t>
+      </w:r>
+      <w:r>
+        <w:rPr>
+          <w:rFonts w:ascii="Times New Roman" w:eastAsia="Times New Roman" w:hAnsi="Times New Roman" w:cs="Times New Roman"/>
+          <w:sz w:val="24"/>
+          <w:szCs w:val="24"/>
+        </w:rPr>
+        <w:t>a</w:t>
+      </w:r>
+      <w:r>
+        <w:rPr>
+          <w:rFonts w:ascii="Times New Roman" w:eastAsia="Times New Roman" w:hAnsi="Times New Roman" w:cs="Times New Roman"/>
+          <w:sz w:val="24"/>
+          <w:szCs w:val="24"/>
+        </w:rPr>
+        <w:t xml:space="preserve">s </w:t>
+      </w:r>
+      <w:r>
+        <w:rPr>
+          <w:rFonts w:ascii="Times New Roman" w:eastAsia="Times New Roman" w:hAnsi="Times New Roman" w:cs="Times New Roman"/>
+          <w:sz w:val="24"/>
+          <w:szCs w:val="24"/>
+        </w:rPr>
+        <w:t xml:space="preserve">tecnologias de serviços, como de transporte e </w:t>
+      </w:r>
+      <w:proofErr w:type="spellStart"/>
+      <w:r>
+        <w:rPr>
+          <w:rFonts w:ascii="Times New Roman" w:eastAsia="Times New Roman" w:hAnsi="Times New Roman" w:cs="Times New Roman"/>
+          <w:sz w:val="24"/>
+          <w:szCs w:val="24"/>
+        </w:rPr>
+        <w:t>dellivery</w:t>
+      </w:r>
+      <w:proofErr w:type="spellEnd"/>
+      <w:r>
+        <w:rPr>
+          <w:rFonts w:ascii="Times New Roman" w:eastAsia="Times New Roman" w:hAnsi="Times New Roman" w:cs="Times New Roman"/>
+          <w:sz w:val="24"/>
+          <w:szCs w:val="24"/>
+        </w:rPr>
+        <w:t xml:space="preserve">, tem </w:t>
+      </w:r>
+      <w:r>
+        <w:rPr>
+          <w:rFonts w:ascii="Times New Roman" w:eastAsia="Times New Roman" w:hAnsi="Times New Roman" w:cs="Times New Roman"/>
+          <w:sz w:val="24"/>
+          <w:szCs w:val="24"/>
+        </w:rPr>
+        <w:t>promovido a inclusão de muitos jovens que poderiam ter migrado para o desalento.</w:t>
       </w:r>
     </w:p>
     <w:p>
@@ -3034,7 +3357,23 @@
           <w:sz w:val="24"/>
           <w:szCs w:val="24"/>
         </w:rPr>
-        <w:t xml:space="preserve">) e pelos valores alternativos disponíveis (valor de fora, </w:t>
+        <w:t>) e pelos valores alternativos disponíveis (</w:t>
+      </w:r>
+      <w:r>
+        <w:rPr>
+          <w:rFonts w:ascii="Times New Roman" w:eastAsia="Times New Roman" w:hAnsi="Times New Roman" w:cs="Times New Roman"/>
+          <w:sz w:val="24"/>
+          <w:szCs w:val="24"/>
+        </w:rPr>
+        <w:t>salário-desemprego</w:t>
+      </w:r>
+      <w:r>
+        <w:rPr>
+          <w:rFonts w:ascii="Times New Roman" w:eastAsia="Times New Roman" w:hAnsi="Times New Roman" w:cs="Times New Roman"/>
+          <w:sz w:val="24"/>
+          <w:szCs w:val="24"/>
+        </w:rPr>
+        <w:t xml:space="preserve">, </w:t>
       </w:r>
       <w:r>
         <w:rPr>
@@ -3212,37 +3551,25 @@
           <w:sz w:val="24"/>
           <w:szCs w:val="24"/>
         </w:rPr>
-        <w:t xml:space="preserve">Com isso, o referencial teórico do projeto oferece suporte tanto para a construção das hipóteses empíricas (impactos heterogêneos, fricções persistentes, mudança estrutural) quanto para a interpretação dos resultados dos modelos estatísticos e estruturais, consolidando uma abordagem que integra macroeconomia do trabalho, </w:t>
-      </w:r>
-      <w:proofErr w:type="spellStart"/>
-      <w:r>
-        <w:rPr>
-          <w:rFonts w:ascii="Times New Roman" w:eastAsia="Times New Roman" w:hAnsi="Times New Roman" w:cs="Times New Roman"/>
-          <w:sz w:val="24"/>
-          <w:szCs w:val="24"/>
-        </w:rPr>
-        <w:t>microeconometria</w:t>
-      </w:r>
-      <w:proofErr w:type="spellEnd"/>
-      <w:r>
-        <w:rPr>
-          <w:rFonts w:ascii="Times New Roman" w:eastAsia="Times New Roman" w:hAnsi="Times New Roman" w:cs="Times New Roman"/>
-          <w:sz w:val="24"/>
-          <w:szCs w:val="24"/>
-        </w:rPr>
-        <w:t xml:space="preserve"> aplicada e análise de política pública.</w:t>
-      </w:r>
-    </w:p>
-    <w:p>
-      <w:pPr>
-        <w:ind w:left="708"/>
-        <w:jc w:val="both"/>
-        <w:rPr>
-          <w:rFonts w:ascii="Times New Roman" w:eastAsia="Times New Roman" w:hAnsi="Times New Roman" w:cs="Times New Roman"/>
-          <w:sz w:val="24"/>
-          <w:szCs w:val="24"/>
-        </w:rPr>
-      </w:pPr>
+        <w:t>Com isso, o referencial teórico do projeto oferece suporte tanto para a construção das hipóteses empíricas (impactos heterogêneos, fricções persistentes, mudança estrutural) quanto para a interpretação dos resultados dos modelos estatísticos e estruturais.</w:t>
+      </w:r>
+    </w:p>
+    <w:p>
+      <w:pPr>
+        <w:rPr>
+          <w:rFonts w:ascii="Times New Roman" w:eastAsia="Times New Roman" w:hAnsi="Times New Roman" w:cs="Times New Roman"/>
+          <w:sz w:val="24"/>
+          <w:szCs w:val="24"/>
+        </w:rPr>
+      </w:pPr>
+      <w:r>
+        <w:rPr>
+          <w:rFonts w:ascii="Times New Roman" w:eastAsia="Times New Roman" w:hAnsi="Times New Roman" w:cs="Times New Roman"/>
+          <w:sz w:val="24"/>
+          <w:szCs w:val="24"/>
+        </w:rPr>
+        <w:br w:type="page"/>
+      </w:r>
     </w:p>
     <w:p>
       <w:pPr>
@@ -3262,6 +3589,7 @@
           <w:sz w:val="24"/>
           <w:szCs w:val="24"/>
         </w:rPr>
+        <w:lastRenderedPageBreak/>
         <w:t>Quadro Comparativo</w:t>
       </w:r>
     </w:p>
@@ -3279,7 +3607,7 @@
     <w:tbl>
       <w:tblPr>
         <w:tblStyle w:val="a"/>
-        <w:tblW w:w="9781" w:type="dxa"/>
+        <w:tblW w:w="10065" w:type="dxa"/>
         <w:tblInd w:w="-436" w:type="dxa"/>
         <w:tblBorders>
           <w:top w:val="single" w:sz="8" w:space="0" w:color="000000"/>
@@ -3300,7 +3628,7 @@
         <w:gridCol w:w="1134"/>
         <w:gridCol w:w="992"/>
         <w:gridCol w:w="992"/>
-        <w:gridCol w:w="992"/>
+        <w:gridCol w:w="1276"/>
       </w:tblGrid>
       <w:tr>
         <w:tc>
@@ -3742,7 +4070,7 @@
         </w:tc>
         <w:tc>
           <w:tcPr>
-            <w:tcW w:w="992" w:type="dxa"/>
+            <w:tcW w:w="1276" w:type="dxa"/>
           </w:tcPr>
           <w:p>
             <w:pPr>
@@ -4100,7 +4428,7 @@
         </w:tc>
         <w:tc>
           <w:tcPr>
-            <w:tcW w:w="992" w:type="dxa"/>
+            <w:tcW w:w="1276" w:type="dxa"/>
           </w:tcPr>
           <w:p>
             <w:pPr>
@@ -4448,7 +4776,7 @@
         </w:tc>
         <w:tc>
           <w:tcPr>
-            <w:tcW w:w="992" w:type="dxa"/>
+            <w:tcW w:w="1276" w:type="dxa"/>
           </w:tcPr>
           <w:p>
             <w:pPr>
@@ -4794,7 +5122,7 @@
         </w:tc>
         <w:tc>
           <w:tcPr>
-            <w:tcW w:w="992" w:type="dxa"/>
+            <w:tcW w:w="1276" w:type="dxa"/>
           </w:tcPr>
           <w:p>
             <w:pPr>
@@ -5182,7 +5510,7 @@
         </w:tc>
         <w:tc>
           <w:tcPr>
-            <w:tcW w:w="992" w:type="dxa"/>
+            <w:tcW w:w="1276" w:type="dxa"/>
           </w:tcPr>
           <w:p>
             <w:pPr>
@@ -5239,7 +5567,7 @@
     </w:p>
     <w:tbl>
       <w:tblPr>
-        <w:tblW w:w="3970" w:type="dxa"/>
+        <w:tblW w:w="7089" w:type="dxa"/>
         <w:tblInd w:w="-436" w:type="dxa"/>
         <w:tblBorders>
           <w:top w:val="single" w:sz="8" w:space="0" w:color="000000"/>
@@ -5254,8 +5582,8 @@
       </w:tblPr>
       <w:tblGrid>
         <w:gridCol w:w="1145"/>
-        <w:gridCol w:w="1408"/>
-        <w:gridCol w:w="1417"/>
+        <w:gridCol w:w="2967"/>
+        <w:gridCol w:w="2977"/>
       </w:tblGrid>
       <w:tr>
         <w:tc>
@@ -5293,7 +5621,7 @@
         </w:tc>
         <w:tc>
           <w:tcPr>
-            <w:tcW w:w="1408" w:type="dxa"/>
+            <w:tcW w:w="2967" w:type="dxa"/>
             <w:shd w:val="clear" w:color="auto" w:fill="auto"/>
             <w:tcMar>
               <w:top w:w="100" w:type="dxa"/>
@@ -5334,7 +5662,7 @@
         </w:tc>
         <w:tc>
           <w:tcPr>
-            <w:tcW w:w="1417" w:type="dxa"/>
+            <w:tcW w:w="2977" w:type="dxa"/>
             <w:shd w:val="clear" w:color="auto" w:fill="auto"/>
             <w:tcMar>
               <w:top w:w="100" w:type="dxa"/>
@@ -5416,7 +5744,7 @@
         </w:tc>
         <w:tc>
           <w:tcPr>
-            <w:tcW w:w="1408" w:type="dxa"/>
+            <w:tcW w:w="2967" w:type="dxa"/>
             <w:shd w:val="clear" w:color="auto" w:fill="auto"/>
             <w:tcMar>
               <w:top w:w="100" w:type="dxa"/>
@@ -5455,7 +5783,7 @@
         </w:tc>
         <w:tc>
           <w:tcPr>
-            <w:tcW w:w="1417" w:type="dxa"/>
+            <w:tcW w:w="2977" w:type="dxa"/>
             <w:shd w:val="clear" w:color="auto" w:fill="auto"/>
             <w:tcMar>
               <w:top w:w="100" w:type="dxa"/>
@@ -5535,7 +5863,7 @@
         </w:tc>
         <w:tc>
           <w:tcPr>
-            <w:tcW w:w="1408" w:type="dxa"/>
+            <w:tcW w:w="2967" w:type="dxa"/>
             <w:shd w:val="clear" w:color="auto" w:fill="auto"/>
             <w:tcMar>
               <w:top w:w="100" w:type="dxa"/>
@@ -5574,7 +5902,7 @@
         </w:tc>
         <w:tc>
           <w:tcPr>
-            <w:tcW w:w="1417" w:type="dxa"/>
+            <w:tcW w:w="2977" w:type="dxa"/>
             <w:shd w:val="clear" w:color="auto" w:fill="auto"/>
             <w:tcMar>
               <w:top w:w="100" w:type="dxa"/>
@@ -5654,7 +5982,7 @@
         </w:tc>
         <w:tc>
           <w:tcPr>
-            <w:tcW w:w="1408" w:type="dxa"/>
+            <w:tcW w:w="2967" w:type="dxa"/>
             <w:shd w:val="clear" w:color="auto" w:fill="auto"/>
             <w:tcMar>
               <w:top w:w="100" w:type="dxa"/>
@@ -5687,22 +6015,13 @@
                 <w:sz w:val="16"/>
                 <w:szCs w:val="16"/>
               </w:rPr>
-              <w:t xml:space="preserve">Desigualdades de inserção são persistentes; </w:t>
-            </w:r>
-            <w:r>
-              <w:rPr>
-                <w:rFonts w:ascii="Times New Roman" w:eastAsia="Times New Roman" w:hAnsi="Times New Roman" w:cs="Times New Roman"/>
-                <w:sz w:val="16"/>
-                <w:szCs w:val="16"/>
-              </w:rPr>
-              <w:lastRenderedPageBreak/>
-              <w:t>escolaridade não garante acesso a ocupações de qualidade</w:t>
+              <w:t>Desigualdades de inserção são persistentes; escolaridade não garante acesso a ocupações de qualidade</w:t>
             </w:r>
           </w:p>
         </w:tc>
         <w:tc>
           <w:tcPr>
-            <w:tcW w:w="1417" w:type="dxa"/>
+            <w:tcW w:w="2977" w:type="dxa"/>
             <w:shd w:val="clear" w:color="auto" w:fill="auto"/>
             <w:tcMar>
               <w:top w:w="100" w:type="dxa"/>
@@ -5728,17 +6047,7 @@
                 <w:sz w:val="16"/>
                 <w:szCs w:val="16"/>
               </w:rPr>
-              <w:lastRenderedPageBreak/>
-              <w:t xml:space="preserve">Mercado de trabalho juvenil exige políticas </w:t>
-            </w:r>
-            <w:r>
-              <w:rPr>
-                <w:rFonts w:ascii="Times New Roman" w:eastAsia="Times New Roman" w:hAnsi="Times New Roman" w:cs="Times New Roman"/>
-                <w:sz w:val="16"/>
-                <w:szCs w:val="16"/>
-              </w:rPr>
-              <w:lastRenderedPageBreak/>
-              <w:t>específicas e transição para a nova economia</w:t>
+              <w:t>Mercado de trabalho juvenil exige políticas específicas e transição para a nova economia</w:t>
             </w:r>
           </w:p>
         </w:tc>
@@ -5779,14 +6088,13 @@
                 <w:sz w:val="16"/>
                 <w:szCs w:val="16"/>
               </w:rPr>
-              <w:lastRenderedPageBreak/>
               <w:t>Contribuições</w:t>
             </w:r>
           </w:p>
         </w:tc>
         <w:tc>
           <w:tcPr>
-            <w:tcW w:w="1408" w:type="dxa"/>
+            <w:tcW w:w="2967" w:type="dxa"/>
             <w:shd w:val="clear" w:color="auto" w:fill="auto"/>
             <w:tcMar>
               <w:top w:w="100" w:type="dxa"/>
@@ -5825,7 +6133,7 @@
         </w:tc>
         <w:tc>
           <w:tcPr>
-            <w:tcW w:w="1417" w:type="dxa"/>
+            <w:tcW w:w="2977" w:type="dxa"/>
             <w:shd w:val="clear" w:color="auto" w:fill="auto"/>
             <w:tcMar>
               <w:top w:w="100" w:type="dxa"/>
@@ -5867,16 +6175,6 @@
     <w:p/>
     <w:p>
       <w:pPr>
-        <w:rPr>
-          <w:rFonts w:ascii="Times New Roman" w:eastAsia="Times New Roman" w:hAnsi="Times New Roman" w:cs="Times New Roman"/>
-          <w:b/>
-          <w:sz w:val="24"/>
-          <w:szCs w:val="24"/>
-        </w:rPr>
-      </w:pPr>
-    </w:p>
-    <w:p>
-      <w:pPr>
         <w:pStyle w:val="Ttulo1"/>
         <w:jc w:val="both"/>
         <w:rPr>
@@ -5889,6 +6187,7 @@
         <w:rPr>
           <w:rFonts w:ascii="Times New Roman" w:eastAsia="Times New Roman" w:hAnsi="Times New Roman" w:cs="Times New Roman"/>
         </w:rPr>
+        <w:lastRenderedPageBreak/>
         <w:t>METODOLOGIA</w:t>
       </w:r>
     </w:p>
@@ -6023,7 +6322,15 @@
           <w:sz w:val="24"/>
           <w:szCs w:val="24"/>
         </w:rPr>
-        <w:t>Utilizaram-se microdados da PNAD Contínua Trimestral de 2012 a 2023, com tratamento por emparelhamento probabilístico via identificadores de domicílio e indivíduo (</w:t>
+        <w:t xml:space="preserve">Utilizaram-se microdados da PNAD Contínua Trimestral de 2012 a 2023, </w:t>
+      </w:r>
+      <w:r>
+        <w:rPr>
+          <w:rFonts w:ascii="Times New Roman" w:eastAsia="Times New Roman" w:hAnsi="Times New Roman" w:cs="Times New Roman"/>
+          <w:sz w:val="24"/>
+          <w:szCs w:val="24"/>
+        </w:rPr>
+        <w:t xml:space="preserve">coletados a partir do módulo </w:t>
       </w:r>
       <w:proofErr w:type="spellStart"/>
       <w:r>
@@ -6032,6 +6339,98 @@
           <w:sz w:val="24"/>
           <w:szCs w:val="24"/>
         </w:rPr>
+        <w:t>datazoom_p</w:t>
+      </w:r>
+      <w:r>
+        <w:rPr>
+          <w:rFonts w:ascii="Times New Roman" w:eastAsia="Times New Roman" w:hAnsi="Times New Roman" w:cs="Times New Roman"/>
+          <w:sz w:val="24"/>
+          <w:szCs w:val="24"/>
+        </w:rPr>
+        <w:t>na</w:t>
+      </w:r>
+      <w:r>
+        <w:rPr>
+          <w:rFonts w:ascii="Times New Roman" w:eastAsia="Times New Roman" w:hAnsi="Times New Roman" w:cs="Times New Roman"/>
+          <w:sz w:val="24"/>
+          <w:szCs w:val="24"/>
+        </w:rPr>
+        <w:t>dcontinua</w:t>
+      </w:r>
+      <w:proofErr w:type="spellEnd"/>
+      <w:r>
+        <w:rPr>
+          <w:rFonts w:ascii="Times New Roman" w:eastAsia="Times New Roman" w:hAnsi="Times New Roman" w:cs="Times New Roman"/>
+          <w:sz w:val="24"/>
+          <w:szCs w:val="24"/>
+        </w:rPr>
+        <w:t xml:space="preserve"> do STATA, desenvolvido pelo projeto Data Zoom da PUC Rio, que permite</w:t>
+      </w:r>
+      <w:r>
+        <w:rPr>
+          <w:rFonts w:ascii="Times New Roman" w:eastAsia="Times New Roman" w:hAnsi="Times New Roman" w:cs="Times New Roman"/>
+          <w:sz w:val="24"/>
+          <w:szCs w:val="24"/>
+        </w:rPr>
+        <w:t xml:space="preserve"> o emparelhamento dos indivíduos consultados pelo IBGE a partir da técnica </w:t>
+      </w:r>
+      <w:r>
+        <w:rPr>
+          <w:rFonts w:ascii="Times New Roman" w:eastAsia="Times New Roman" w:hAnsi="Times New Roman" w:cs="Times New Roman"/>
+          <w:sz w:val="24"/>
+          <w:szCs w:val="24"/>
+        </w:rPr>
+        <w:t>de emparelhamento probabilístico</w:t>
+      </w:r>
+      <w:r>
+        <w:rPr>
+          <w:rFonts w:ascii="Times New Roman" w:eastAsia="Times New Roman" w:hAnsi="Times New Roman" w:cs="Times New Roman"/>
+          <w:sz w:val="24"/>
+          <w:szCs w:val="24"/>
+        </w:rPr>
+        <w:t xml:space="preserve"> </w:t>
+      </w:r>
+      <w:r>
+        <w:rPr>
+          <w:rFonts w:ascii="Times New Roman" w:eastAsia="Times New Roman" w:hAnsi="Times New Roman" w:cs="Times New Roman"/>
+          <w:sz w:val="24"/>
+          <w:szCs w:val="24"/>
+        </w:rPr>
+        <w:t>proposta por Ribas e Soares (2008).</w:t>
+      </w:r>
+      <w:r>
+        <w:rPr>
+          <w:rFonts w:ascii="Times New Roman" w:eastAsia="Times New Roman" w:hAnsi="Times New Roman" w:cs="Times New Roman"/>
+          <w:sz w:val="24"/>
+          <w:szCs w:val="24"/>
+        </w:rPr>
+        <w:t xml:space="preserve"> </w:t>
+      </w:r>
+      <w:r>
+        <w:rPr>
+          <w:rFonts w:ascii="Times New Roman" w:eastAsia="Times New Roman" w:hAnsi="Times New Roman" w:cs="Times New Roman"/>
+          <w:sz w:val="24"/>
+          <w:szCs w:val="24"/>
+        </w:rPr>
+        <w:t xml:space="preserve">Assim, às variáveis padrão da base de dados disponibilizada pelo IBGE </w:t>
+      </w:r>
+      <w:r>
+        <w:rPr>
+          <w:rFonts w:ascii="Times New Roman" w:eastAsia="Times New Roman" w:hAnsi="Times New Roman" w:cs="Times New Roman"/>
+          <w:sz w:val="24"/>
+          <w:szCs w:val="24"/>
+        </w:rPr>
+        <w:t xml:space="preserve">são adicionados elementos de identificação </w:t>
+      </w:r>
+      <w:proofErr w:type="spellStart"/>
+      <w:r>
+        <w:rPr>
+          <w:rFonts w:ascii="Times New Roman" w:eastAsia="Times New Roman" w:hAnsi="Times New Roman" w:cs="Times New Roman"/>
+          <w:i/>
+          <w:iCs/>
+          <w:sz w:val="24"/>
+          <w:szCs w:val="24"/>
+        </w:rPr>
         <w:t>hous_id</w:t>
       </w:r>
       <w:proofErr w:type="spellEnd"/>
@@ -6047,6 +6446,8 @@
       <w:r>
         <w:rPr>
           <w:rFonts w:ascii="Times New Roman" w:eastAsia="Times New Roman" w:hAnsi="Times New Roman" w:cs="Times New Roman"/>
+          <w:i/>
+          <w:iCs/>
           <w:sz w:val="24"/>
           <w:szCs w:val="24"/>
         </w:rPr>
@@ -6059,7 +6460,370 @@
           <w:sz w:val="24"/>
           <w:szCs w:val="24"/>
         </w:rPr>
-        <w:t>), conforme metodologia do Data Zoom (PUC-Rio). As variáveis selecionadas para análise incluíram sexo (V2007), cor ou raça (V2010), escolaridade (V3009A), localização (V1022), idade (V2009), além das variáveis ocupacionais VD4001 (força de trabalho) e VD4002 (ocupação). Foram também utilizados dados mensais do Novo CAGED, desagregados por idade, sexo e escolaridade, que permitiram a construção de proxies trimestrais para o número de admissões formais (vagas).</w:t>
+        <w:t xml:space="preserve"> para identificação do domicílio e do indivíduo, respectivamente.</w:t>
+      </w:r>
+      <w:r>
+        <w:rPr>
+          <w:rFonts w:ascii="Times New Roman" w:eastAsia="Times New Roman" w:hAnsi="Times New Roman" w:cs="Times New Roman"/>
+          <w:sz w:val="24"/>
+          <w:szCs w:val="24"/>
+        </w:rPr>
+        <w:t xml:space="preserve"> </w:t>
+      </w:r>
+      <w:r>
+        <w:rPr>
+          <w:rFonts w:ascii="Times New Roman" w:eastAsia="Times New Roman" w:hAnsi="Times New Roman" w:cs="Times New Roman"/>
+          <w:sz w:val="24"/>
+          <w:szCs w:val="24"/>
+        </w:rPr>
+        <w:t>Estas informações foram úteis para a observação do mesmo indivíduo em dois ou mais trimestres consecutivos</w:t>
+      </w:r>
+      <w:r>
+        <w:rPr>
+          <w:rFonts w:ascii="Times New Roman" w:eastAsia="Times New Roman" w:hAnsi="Times New Roman" w:cs="Times New Roman"/>
+          <w:sz w:val="24"/>
+          <w:szCs w:val="24"/>
+        </w:rPr>
+        <w:t xml:space="preserve">, e registro de sua evolução no mercado de trabalho. </w:t>
+      </w:r>
+    </w:p>
+    <w:p>
+      <w:pPr>
+        <w:ind w:left="360"/>
+        <w:jc w:val="both"/>
+        <w:rPr>
+          <w:rFonts w:ascii="Times New Roman" w:eastAsia="Times New Roman" w:hAnsi="Times New Roman" w:cs="Times New Roman"/>
+          <w:sz w:val="24"/>
+          <w:szCs w:val="24"/>
+        </w:rPr>
+      </w:pPr>
+    </w:p>
+    <w:p>
+      <w:pPr>
+        <w:ind w:left="360"/>
+        <w:jc w:val="both"/>
+        <w:rPr>
+          <w:rFonts w:ascii="Times New Roman" w:eastAsia="Times New Roman" w:hAnsi="Times New Roman" w:cs="Times New Roman"/>
+          <w:sz w:val="24"/>
+          <w:szCs w:val="24"/>
+        </w:rPr>
+      </w:pPr>
+      <w:r>
+        <w:rPr>
+          <w:rFonts w:ascii="Times New Roman" w:eastAsia="Times New Roman" w:hAnsi="Times New Roman" w:cs="Times New Roman"/>
+          <w:sz w:val="24"/>
+          <w:szCs w:val="24"/>
+        </w:rPr>
+        <w:t xml:space="preserve">No processo de seleção de variáveis, </w:t>
+      </w:r>
+      <w:r>
+        <w:rPr>
+          <w:rFonts w:ascii="Times New Roman" w:eastAsia="Times New Roman" w:hAnsi="Times New Roman" w:cs="Times New Roman"/>
+          <w:sz w:val="24"/>
+          <w:szCs w:val="24"/>
+        </w:rPr>
+        <w:t xml:space="preserve">além das </w:t>
+      </w:r>
+      <w:r>
+        <w:rPr>
+          <w:rFonts w:ascii="Times New Roman" w:eastAsia="Times New Roman" w:hAnsi="Times New Roman" w:cs="Times New Roman"/>
+          <w:sz w:val="24"/>
+          <w:szCs w:val="24"/>
+        </w:rPr>
+        <w:t>referidas anteriormente, foram priorizadas variáveis de identificação característica dos indivíduos, como:</w:t>
+      </w:r>
+      <w:r>
+        <w:rPr>
+          <w:rFonts w:ascii="Times New Roman" w:eastAsia="Times New Roman" w:hAnsi="Times New Roman" w:cs="Times New Roman"/>
+          <w:sz w:val="24"/>
+          <w:szCs w:val="24"/>
+        </w:rPr>
+        <w:t xml:space="preserve"> sexo (V2007),</w:t>
+      </w:r>
+      <w:r>
+        <w:rPr>
+          <w:rFonts w:ascii="Times New Roman" w:eastAsia="Times New Roman" w:hAnsi="Times New Roman" w:cs="Times New Roman"/>
+          <w:sz w:val="24"/>
+          <w:szCs w:val="24"/>
+        </w:rPr>
+        <w:t xml:space="preserve"> se homem ou mulher;</w:t>
+      </w:r>
+      <w:r>
+        <w:rPr>
+          <w:rFonts w:ascii="Times New Roman" w:eastAsia="Times New Roman" w:hAnsi="Times New Roman" w:cs="Times New Roman"/>
+          <w:sz w:val="24"/>
+          <w:szCs w:val="24"/>
+        </w:rPr>
+        <w:t xml:space="preserve"> cor ou raça (V2010), </w:t>
+      </w:r>
+      <w:r>
+        <w:rPr>
+          <w:rFonts w:ascii="Times New Roman" w:eastAsia="Times New Roman" w:hAnsi="Times New Roman" w:cs="Times New Roman"/>
+          <w:sz w:val="24"/>
+          <w:szCs w:val="24"/>
+        </w:rPr>
+        <w:t xml:space="preserve">se branca, preta, parda ou outras; </w:t>
+      </w:r>
+      <w:r>
+        <w:rPr>
+          <w:rFonts w:ascii="Times New Roman" w:eastAsia="Times New Roman" w:hAnsi="Times New Roman" w:cs="Times New Roman"/>
+          <w:sz w:val="24"/>
+          <w:szCs w:val="24"/>
+        </w:rPr>
+        <w:t>escolaridade (V3009A),</w:t>
+      </w:r>
+      <w:r>
+        <w:rPr>
+          <w:rFonts w:ascii="Times New Roman" w:eastAsia="Times New Roman" w:hAnsi="Times New Roman" w:cs="Times New Roman"/>
+          <w:sz w:val="24"/>
+          <w:szCs w:val="24"/>
+        </w:rPr>
+        <w:t xml:space="preserve"> se fundamental ou menos, médio ou superior;</w:t>
+      </w:r>
+      <w:r>
+        <w:rPr>
+          <w:rFonts w:ascii="Times New Roman" w:eastAsia="Times New Roman" w:hAnsi="Times New Roman" w:cs="Times New Roman"/>
+          <w:sz w:val="24"/>
+          <w:szCs w:val="24"/>
+        </w:rPr>
+        <w:t xml:space="preserve"> localização (V1022), </w:t>
+      </w:r>
+      <w:r>
+        <w:rPr>
+          <w:rFonts w:ascii="Times New Roman" w:eastAsia="Times New Roman" w:hAnsi="Times New Roman" w:cs="Times New Roman"/>
+          <w:sz w:val="24"/>
+          <w:szCs w:val="24"/>
+        </w:rPr>
+        <w:t xml:space="preserve">se urbana o rural; </w:t>
+      </w:r>
+      <w:r>
+        <w:rPr>
+          <w:rFonts w:ascii="Times New Roman" w:eastAsia="Times New Roman" w:hAnsi="Times New Roman" w:cs="Times New Roman"/>
+          <w:sz w:val="24"/>
+          <w:szCs w:val="24"/>
+        </w:rPr>
+        <w:t>idade (V2009)</w:t>
+      </w:r>
+      <w:r>
+        <w:rPr>
+          <w:rFonts w:ascii="Times New Roman" w:eastAsia="Times New Roman" w:hAnsi="Times New Roman" w:cs="Times New Roman"/>
+          <w:sz w:val="24"/>
+          <w:szCs w:val="24"/>
+        </w:rPr>
+        <w:t>;</w:t>
+      </w:r>
+      <w:r>
+        <w:rPr>
+          <w:rFonts w:ascii="Times New Roman" w:eastAsia="Times New Roman" w:hAnsi="Times New Roman" w:cs="Times New Roman"/>
+          <w:sz w:val="24"/>
+          <w:szCs w:val="24"/>
+        </w:rPr>
+        <w:t xml:space="preserve"> </w:t>
+      </w:r>
+      <w:r>
+        <w:rPr>
+          <w:rFonts w:ascii="Times New Roman" w:eastAsia="Times New Roman" w:hAnsi="Times New Roman" w:cs="Times New Roman"/>
+          <w:sz w:val="24"/>
+          <w:szCs w:val="24"/>
+        </w:rPr>
+        <w:t>além das variáveis ocupacionais VD4001 (força de trabalho) e VD4002 (ocupação).</w:t>
+      </w:r>
+    </w:p>
+    <w:p>
+      <w:pPr>
+        <w:ind w:left="360"/>
+        <w:jc w:val="both"/>
+        <w:rPr>
+          <w:rFonts w:ascii="Times New Roman" w:eastAsia="Times New Roman" w:hAnsi="Times New Roman" w:cs="Times New Roman"/>
+          <w:sz w:val="24"/>
+          <w:szCs w:val="24"/>
+        </w:rPr>
+      </w:pPr>
+    </w:p>
+    <w:p>
+      <w:pPr>
+        <w:ind w:left="360"/>
+        <w:jc w:val="both"/>
+        <w:rPr>
+          <w:rFonts w:ascii="Times New Roman" w:eastAsia="Times New Roman" w:hAnsi="Times New Roman" w:cs="Times New Roman"/>
+          <w:sz w:val="24"/>
+          <w:szCs w:val="24"/>
+        </w:rPr>
+      </w:pPr>
+      <w:r>
+        <w:rPr>
+          <w:rFonts w:ascii="Times New Roman" w:eastAsia="Times New Roman" w:hAnsi="Times New Roman" w:cs="Times New Roman"/>
+          <w:sz w:val="24"/>
+          <w:szCs w:val="24"/>
+        </w:rPr>
+        <w:t>Seguindo a convenção do IBGE e de estudos da OIT considerou-se como Jovens apenas indivíduos na faixa etária de 14 a 29 anos de idade</w:t>
+      </w:r>
+      <w:r>
+        <w:rPr>
+          <w:rFonts w:ascii="Times New Roman" w:eastAsia="Times New Roman" w:hAnsi="Times New Roman" w:cs="Times New Roman"/>
+          <w:sz w:val="24"/>
+          <w:szCs w:val="24"/>
+        </w:rPr>
+        <w:t xml:space="preserve">, e criou-se uma variável proxy da experiência a partir da idade (Adolescente (14-17), Jovem (18-24) </w:t>
+      </w:r>
+      <w:proofErr w:type="gramStart"/>
+      <w:r>
+        <w:rPr>
+          <w:rFonts w:ascii="Times New Roman" w:eastAsia="Times New Roman" w:hAnsi="Times New Roman" w:cs="Times New Roman"/>
+          <w:sz w:val="24"/>
+          <w:szCs w:val="24"/>
+        </w:rPr>
+        <w:t>e Jovem</w:t>
+      </w:r>
+      <w:proofErr w:type="gramEnd"/>
+      <w:r>
+        <w:rPr>
+          <w:rFonts w:ascii="Times New Roman" w:eastAsia="Times New Roman" w:hAnsi="Times New Roman" w:cs="Times New Roman"/>
+          <w:sz w:val="24"/>
+          <w:szCs w:val="24"/>
+        </w:rPr>
+        <w:t xml:space="preserve"> adulto (25-29)).</w:t>
+      </w:r>
+    </w:p>
+    <w:p>
+      <w:pPr>
+        <w:ind w:left="360"/>
+        <w:jc w:val="both"/>
+        <w:rPr>
+          <w:rFonts w:ascii="Times New Roman" w:eastAsia="Times New Roman" w:hAnsi="Times New Roman" w:cs="Times New Roman"/>
+          <w:sz w:val="24"/>
+          <w:szCs w:val="24"/>
+        </w:rPr>
+      </w:pPr>
+    </w:p>
+    <w:p>
+      <w:pPr>
+        <w:ind w:left="360"/>
+        <w:jc w:val="both"/>
+        <w:rPr>
+          <w:rFonts w:ascii="Times New Roman" w:eastAsia="Times New Roman" w:hAnsi="Times New Roman" w:cs="Times New Roman"/>
+          <w:sz w:val="24"/>
+          <w:szCs w:val="24"/>
+        </w:rPr>
+      </w:pPr>
+      <w:r>
+        <w:rPr>
+          <w:rFonts w:ascii="Times New Roman" w:eastAsia="Times New Roman" w:hAnsi="Times New Roman" w:cs="Times New Roman"/>
+          <w:sz w:val="24"/>
+          <w:szCs w:val="24"/>
+        </w:rPr>
+        <w:t>Para análise do estado ocupacional, dentro do arcabouço teórico</w:t>
+      </w:r>
+      <w:r>
+        <w:rPr>
+          <w:rFonts w:ascii="Times New Roman" w:eastAsia="Times New Roman" w:hAnsi="Times New Roman" w:cs="Times New Roman"/>
+          <w:sz w:val="24"/>
+          <w:szCs w:val="24"/>
+        </w:rPr>
+        <w:t xml:space="preserve">, mostrou-se conveniente trabalhar apenas com jovens dentro da força de trabalho, implicando na seleção apenas daqueles </w:t>
+      </w:r>
+      <w:r>
+        <w:rPr>
+          <w:rFonts w:ascii="Times New Roman" w:eastAsia="Times New Roman" w:hAnsi="Times New Roman" w:cs="Times New Roman"/>
+          <w:sz w:val="24"/>
+          <w:szCs w:val="24"/>
+        </w:rPr>
+        <w:t xml:space="preserve">cuja variável </w:t>
+      </w:r>
+      <w:r>
+        <w:rPr>
+          <w:rFonts w:ascii="Times New Roman" w:eastAsia="Times New Roman" w:hAnsi="Times New Roman" w:cs="Times New Roman"/>
+          <w:i/>
+          <w:iCs/>
+          <w:sz w:val="24"/>
+          <w:szCs w:val="24"/>
+        </w:rPr>
+        <w:t>VD4001</w:t>
+      </w:r>
+      <w:r>
+        <w:rPr>
+          <w:rFonts w:ascii="Times New Roman" w:eastAsia="Times New Roman" w:hAnsi="Times New Roman" w:cs="Times New Roman"/>
+          <w:sz w:val="24"/>
+          <w:szCs w:val="24"/>
+        </w:rPr>
+        <w:t xml:space="preserve"> assume valor 1.</w:t>
+      </w:r>
+      <w:r>
+        <w:rPr>
+          <w:rFonts w:ascii="Times New Roman" w:eastAsia="Times New Roman" w:hAnsi="Times New Roman" w:cs="Times New Roman"/>
+          <w:sz w:val="24"/>
+          <w:szCs w:val="24"/>
+        </w:rPr>
+        <w:t xml:space="preserve"> A partir disso, criou-se uma variável indicadora </w:t>
+      </w:r>
+      <w:proofErr w:type="spellStart"/>
+      <w:r>
+        <w:rPr>
+          <w:rFonts w:ascii="Times New Roman" w:eastAsia="Times New Roman" w:hAnsi="Times New Roman" w:cs="Times New Roman"/>
+          <w:i/>
+          <w:iCs/>
+          <w:sz w:val="24"/>
+          <w:szCs w:val="24"/>
+        </w:rPr>
+        <w:t>estado_ocupacional</w:t>
+      </w:r>
+      <w:proofErr w:type="spellEnd"/>
+      <w:r>
+        <w:rPr>
+          <w:rFonts w:ascii="Times New Roman" w:eastAsia="Times New Roman" w:hAnsi="Times New Roman" w:cs="Times New Roman"/>
+          <w:sz w:val="24"/>
+          <w:szCs w:val="24"/>
+        </w:rPr>
+        <w:t xml:space="preserve"> que assume valores 1 para </w:t>
+      </w:r>
+      <w:r>
+        <w:rPr>
+          <w:rFonts w:ascii="Times New Roman" w:eastAsia="Times New Roman" w:hAnsi="Times New Roman" w:cs="Times New Roman"/>
+          <w:sz w:val="24"/>
+          <w:szCs w:val="24"/>
+        </w:rPr>
+        <w:t>aqueles que estão na força de trabalho.</w:t>
+      </w:r>
+    </w:p>
+    <w:p>
+      <w:pPr>
+        <w:ind w:left="360"/>
+        <w:jc w:val="both"/>
+        <w:rPr>
+          <w:rFonts w:ascii="Times New Roman" w:eastAsia="Times New Roman" w:hAnsi="Times New Roman" w:cs="Times New Roman"/>
+          <w:sz w:val="24"/>
+          <w:szCs w:val="24"/>
+        </w:rPr>
+      </w:pPr>
+    </w:p>
+    <w:p>
+      <w:pPr>
+        <w:ind w:left="360"/>
+        <w:jc w:val="both"/>
+        <w:rPr>
+          <w:rFonts w:ascii="Times New Roman" w:eastAsia="Times New Roman" w:hAnsi="Times New Roman" w:cs="Times New Roman"/>
+          <w:sz w:val="24"/>
+          <w:szCs w:val="24"/>
+        </w:rPr>
+      </w:pPr>
+    </w:p>
+    <w:p>
+      <w:pPr>
+        <w:ind w:left="360"/>
+        <w:jc w:val="both"/>
+        <w:rPr>
+          <w:rFonts w:ascii="Times New Roman" w:eastAsia="Times New Roman" w:hAnsi="Times New Roman" w:cs="Times New Roman"/>
+          <w:sz w:val="24"/>
+          <w:szCs w:val="24"/>
+        </w:rPr>
+      </w:pPr>
+      <w:r>
+        <w:rPr>
+          <w:rFonts w:ascii="Times New Roman" w:eastAsia="Times New Roman" w:hAnsi="Times New Roman" w:cs="Times New Roman"/>
+          <w:sz w:val="24"/>
+          <w:szCs w:val="24"/>
+        </w:rPr>
+        <w:t>Foram também utilizados dados mensais do Novo CAGED, desagregados por idade, sexo e escolaridade, que permitiram a construção de proxies trimestrais para o número de admissões formais (vagas).</w:t>
       </w:r>
     </w:p>
     <w:p>
@@ -6179,7 +6943,297 @@
           <w:sz w:val="24"/>
           <w:szCs w:val="24"/>
         </w:rPr>
-        <w:t xml:space="preserve"> Markov, com probabilidades condicionais de transição trimestral entre os estados de desempregado e empregado;</w:t>
+        <w:t xml:space="preserve"> Markov, com probabilidades condicionais de transição trimestral entre os estados de desempregado e empregado</w:t>
+      </w:r>
+      <w:r>
+        <w:rPr>
+          <w:rFonts w:ascii="Times New Roman" w:eastAsia="Times New Roman" w:hAnsi="Times New Roman" w:cs="Times New Roman"/>
+          <w:color w:val="000000"/>
+          <w:sz w:val="24"/>
+          <w:szCs w:val="24"/>
+        </w:rPr>
+        <w:t>:</w:t>
+      </w:r>
+    </w:p>
+    <w:p>
+      <w:pPr>
+        <w:pBdr>
+          <w:top w:val="nil"/>
+          <w:left w:val="nil"/>
+          <w:bottom w:val="nil"/>
+          <w:right w:val="nil"/>
+          <w:between w:val="nil"/>
+        </w:pBdr>
+        <w:ind w:left="720"/>
+        <w:jc w:val="both"/>
+        <w:rPr>
+          <w:rFonts w:ascii="Times New Roman" w:eastAsia="Times New Roman" w:hAnsi="Times New Roman" w:cs="Times New Roman"/>
+          <w:color w:val="000000"/>
+          <w:sz w:val="24"/>
+          <w:szCs w:val="24"/>
+        </w:rPr>
+      </w:pPr>
+      <w:r>
+        <w:rPr>
+          <w:rFonts w:ascii="Times New Roman" w:eastAsia="Times New Roman" w:hAnsi="Times New Roman" w:cs="Times New Roman"/>
+          <w:color w:val="000000"/>
+          <w:sz w:val="24"/>
+          <w:szCs w:val="24"/>
+        </w:rPr>
+        <w:t>Emparelhou-se, inicialmente, observações consecutivas do estado ocupacional de um mesmo indivíduo</w:t>
+      </w:r>
+      <w:r>
+        <w:rPr>
+          <w:rFonts w:ascii="Times New Roman" w:eastAsia="Times New Roman" w:hAnsi="Times New Roman" w:cs="Times New Roman"/>
+          <w:color w:val="000000"/>
+          <w:sz w:val="24"/>
+          <w:szCs w:val="24"/>
+        </w:rPr>
+        <w:t xml:space="preserve">, e criou-se uma variável </w:t>
+      </w:r>
+      <w:r>
+        <w:rPr>
+          <w:rFonts w:ascii="Times New Roman" w:eastAsia="Times New Roman" w:hAnsi="Times New Roman" w:cs="Times New Roman"/>
+          <w:i/>
+          <w:iCs/>
+          <w:color w:val="000000"/>
+          <w:sz w:val="24"/>
+          <w:szCs w:val="24"/>
+        </w:rPr>
+        <w:t>estado_t1</w:t>
+      </w:r>
+      <w:r>
+        <w:rPr>
+          <w:rFonts w:ascii="Times New Roman" w:eastAsia="Times New Roman" w:hAnsi="Times New Roman" w:cs="Times New Roman"/>
+          <w:color w:val="000000"/>
+          <w:sz w:val="24"/>
+          <w:szCs w:val="24"/>
+        </w:rPr>
+        <w:t xml:space="preserve"> que indica o próximo estado ocupacional do indivíduo. </w:t>
+      </w:r>
+      <w:r>
+        <w:rPr>
+          <w:rFonts w:ascii="Times New Roman" w:eastAsia="Times New Roman" w:hAnsi="Times New Roman" w:cs="Times New Roman"/>
+          <w:color w:val="000000"/>
+          <w:sz w:val="24"/>
+          <w:szCs w:val="24"/>
+        </w:rPr>
+        <w:t xml:space="preserve">Garantido que se preservassem apenas registros de trimestres consecutivos, criou-se uma matriz que </w:t>
+      </w:r>
+      <w:r>
+        <w:rPr>
+          <w:rFonts w:ascii="Times New Roman" w:eastAsia="Times New Roman" w:hAnsi="Times New Roman" w:cs="Times New Roman"/>
+          <w:color w:val="000000"/>
+          <w:sz w:val="24"/>
+          <w:szCs w:val="24"/>
+        </w:rPr>
+        <w:t>unem os valores das duas variáveis de estado ocupacional como pares ordenados, e contabilizou-se quantas vezes</w:t>
+      </w:r>
+      <w:r>
+        <w:rPr>
+          <w:rFonts w:ascii="Times New Roman" w:eastAsia="Times New Roman" w:hAnsi="Times New Roman" w:cs="Times New Roman"/>
+          <w:color w:val="000000"/>
+          <w:sz w:val="24"/>
+          <w:szCs w:val="24"/>
+        </w:rPr>
+        <w:t xml:space="preserve"> cada combinação aparece no conjunto de dados. Dividiu-se, então, cada </w:t>
+      </w:r>
+      <w:r>
+        <w:rPr>
+          <w:rFonts w:ascii="Times New Roman" w:eastAsia="Times New Roman" w:hAnsi="Times New Roman" w:cs="Times New Roman"/>
+          <w:color w:val="000000"/>
+          <w:sz w:val="24"/>
+          <w:szCs w:val="24"/>
+        </w:rPr>
+        <w:t xml:space="preserve">somatório pelo total de observações, obtendo-se as proporções, ou probabilidades condicionais de transição entre os estados ocupacionais 0 e 1, que representam desemprego e emprego, respectivamente. </w:t>
+      </w:r>
+    </w:p>
+    <w:p>
+      <w:pPr>
+        <w:pBdr>
+          <w:top w:val="nil"/>
+          <w:left w:val="nil"/>
+          <w:bottom w:val="nil"/>
+          <w:right w:val="nil"/>
+          <w:between w:val="nil"/>
+        </w:pBdr>
+        <w:ind w:left="720"/>
+        <w:jc w:val="both"/>
+        <w:rPr>
+          <w:rFonts w:ascii="Times New Roman" w:eastAsia="Times New Roman" w:hAnsi="Times New Roman" w:cs="Times New Roman"/>
+          <w:color w:val="000000"/>
+          <w:sz w:val="24"/>
+          <w:szCs w:val="24"/>
+        </w:rPr>
+      </w:pPr>
+    </w:p>
+    <w:p>
+      <w:pPr>
+        <w:pBdr>
+          <w:top w:val="nil"/>
+          <w:left w:val="nil"/>
+          <w:bottom w:val="nil"/>
+          <w:right w:val="nil"/>
+          <w:between w:val="nil"/>
+        </w:pBdr>
+        <w:ind w:left="720"/>
+        <w:jc w:val="both"/>
+        <w:rPr>
+          <w:rFonts w:ascii="Times New Roman" w:eastAsia="Times New Roman" w:hAnsi="Times New Roman" w:cs="Times New Roman"/>
+          <w:color w:val="000000"/>
+          <w:sz w:val="24"/>
+          <w:szCs w:val="24"/>
+        </w:rPr>
+      </w:pPr>
+      <w:r>
+        <w:rPr>
+          <w:rFonts w:ascii="Times New Roman" w:eastAsia="Times New Roman" w:hAnsi="Times New Roman" w:cs="Times New Roman"/>
+          <w:color w:val="000000"/>
+          <w:sz w:val="24"/>
+          <w:szCs w:val="24"/>
+        </w:rPr>
+        <w:t xml:space="preserve">Como </w:t>
+      </w:r>
+      <w:r>
+        <w:rPr>
+          <w:rFonts w:ascii="Times New Roman" w:eastAsia="Times New Roman" w:hAnsi="Times New Roman" w:cs="Times New Roman"/>
+          <w:color w:val="000000"/>
+          <w:sz w:val="24"/>
+          <w:szCs w:val="24"/>
+        </w:rPr>
+        <w:t xml:space="preserve">o que metodologicamente interessa são as matrizes de transição de cada período para posterior </w:t>
+      </w:r>
+      <w:r>
+        <w:rPr>
+          <w:rFonts w:ascii="Times New Roman" w:eastAsia="Times New Roman" w:hAnsi="Times New Roman" w:cs="Times New Roman"/>
+          <w:color w:val="000000"/>
+          <w:sz w:val="24"/>
+          <w:szCs w:val="24"/>
+        </w:rPr>
+        <w:t>comparação</w:t>
+      </w:r>
+      <w:r>
+        <w:rPr>
+          <w:rFonts w:ascii="Times New Roman" w:eastAsia="Times New Roman" w:hAnsi="Times New Roman" w:cs="Times New Roman"/>
+          <w:color w:val="000000"/>
+          <w:sz w:val="24"/>
+          <w:szCs w:val="24"/>
+        </w:rPr>
+        <w:t>,</w:t>
+      </w:r>
+      <w:r>
+        <w:rPr>
+          <w:rFonts w:ascii="Times New Roman" w:eastAsia="Times New Roman" w:hAnsi="Times New Roman" w:cs="Times New Roman"/>
+          <w:color w:val="000000"/>
+          <w:sz w:val="24"/>
+          <w:szCs w:val="24"/>
+        </w:rPr>
+        <w:t xml:space="preserve"> gerou-se matrizes de Markov para cada período: </w:t>
+      </w:r>
+      <w:proofErr w:type="spellStart"/>
+      <w:r>
+        <w:rPr>
+          <w:rFonts w:ascii="Times New Roman" w:eastAsia="Times New Roman" w:hAnsi="Times New Roman" w:cs="Times New Roman"/>
+          <w:color w:val="000000"/>
+          <w:sz w:val="24"/>
+          <w:szCs w:val="24"/>
+        </w:rPr>
+        <w:t>Pré</w:t>
+      </w:r>
+      <w:proofErr w:type="spellEnd"/>
+      <w:r>
+        <w:rPr>
+          <w:rFonts w:ascii="Times New Roman" w:eastAsia="Times New Roman" w:hAnsi="Times New Roman" w:cs="Times New Roman"/>
+          <w:color w:val="000000"/>
+          <w:sz w:val="24"/>
+          <w:szCs w:val="24"/>
+        </w:rPr>
+        <w:t xml:space="preserve">-pandemia (2019), </w:t>
+      </w:r>
+      <w:proofErr w:type="gramStart"/>
+      <w:r>
+        <w:rPr>
+          <w:rFonts w:ascii="Times New Roman" w:eastAsia="Times New Roman" w:hAnsi="Times New Roman" w:cs="Times New Roman"/>
+          <w:color w:val="000000"/>
+          <w:sz w:val="24"/>
+          <w:szCs w:val="24"/>
+        </w:rPr>
+        <w:t>Durante</w:t>
+      </w:r>
+      <w:proofErr w:type="gramEnd"/>
+      <w:r>
+        <w:rPr>
+          <w:rFonts w:ascii="Times New Roman" w:eastAsia="Times New Roman" w:hAnsi="Times New Roman" w:cs="Times New Roman"/>
+          <w:color w:val="000000"/>
+          <w:sz w:val="24"/>
+          <w:szCs w:val="24"/>
+        </w:rPr>
+        <w:t xml:space="preserve"> pandemia (2020-2021) e Pós-pandemia (202</w:t>
+      </w:r>
+      <w:r>
+        <w:rPr>
+          <w:rFonts w:ascii="Times New Roman" w:eastAsia="Times New Roman" w:hAnsi="Times New Roman" w:cs="Times New Roman"/>
+          <w:color w:val="000000"/>
+          <w:sz w:val="24"/>
+          <w:szCs w:val="24"/>
+        </w:rPr>
+        <w:t>2).</w:t>
+      </w:r>
+    </w:p>
+    <w:p>
+      <w:pPr>
+        <w:pBdr>
+          <w:top w:val="nil"/>
+          <w:left w:val="nil"/>
+          <w:bottom w:val="nil"/>
+          <w:right w:val="nil"/>
+          <w:between w:val="nil"/>
+        </w:pBdr>
+        <w:ind w:left="720"/>
+        <w:jc w:val="both"/>
+        <w:rPr>
+          <w:rFonts w:ascii="Times New Roman" w:eastAsia="Times New Roman" w:hAnsi="Times New Roman" w:cs="Times New Roman"/>
+          <w:color w:val="000000"/>
+          <w:sz w:val="24"/>
+          <w:szCs w:val="24"/>
+        </w:rPr>
+      </w:pPr>
+    </w:p>
+    <w:p>
+      <w:pPr>
+        <w:pBdr>
+          <w:top w:val="nil"/>
+          <w:left w:val="nil"/>
+          <w:bottom w:val="nil"/>
+          <w:right w:val="nil"/>
+          <w:between w:val="nil"/>
+        </w:pBdr>
+        <w:ind w:left="720"/>
+        <w:jc w:val="both"/>
+        <w:rPr>
+          <w:rFonts w:ascii="Times New Roman" w:eastAsia="Times New Roman" w:hAnsi="Times New Roman" w:cs="Times New Roman"/>
+          <w:color w:val="000000"/>
+          <w:sz w:val="24"/>
+          <w:szCs w:val="24"/>
+        </w:rPr>
+      </w:pPr>
+      <w:r>
+        <w:rPr>
+          <w:rFonts w:ascii="Times New Roman" w:eastAsia="Times New Roman" w:hAnsi="Times New Roman" w:cs="Times New Roman"/>
+          <w:color w:val="000000"/>
+          <w:sz w:val="24"/>
+          <w:szCs w:val="24"/>
+        </w:rPr>
+        <w:t xml:space="preserve">Ademais, </w:t>
+      </w:r>
+      <w:r>
+        <w:rPr>
+          <w:rFonts w:ascii="Times New Roman" w:eastAsia="Times New Roman" w:hAnsi="Times New Roman" w:cs="Times New Roman"/>
+          <w:color w:val="000000"/>
+          <w:sz w:val="24"/>
+          <w:szCs w:val="24"/>
+        </w:rPr>
+        <w:t>a fim de observar o comportamento heterogêneo entre os jovens, construiu-se matrizes para cada grupo de características.</w:t>
       </w:r>
     </w:p>
     <w:p>
@@ -6229,7 +7283,6 @@
           <w:sz w:val="24"/>
           <w:szCs w:val="24"/>
         </w:rPr>
-        <w:lastRenderedPageBreak/>
         <w:t>Regressões logísticas e Diferenças-em-Diferenças com interações (DIF-in-DIF), para identificar quais grupos juvenis foram mais penalizados pela pandemia e avaliar heterogeneidades significativas;</w:t>
       </w:r>
     </w:p>
@@ -6358,6 +7411,5111 @@
     </w:p>
     <w:p>
       <w:pPr>
+        <w:rPr>
+          <w:rFonts w:ascii="Times New Roman" w:eastAsia="Times New Roman" w:hAnsi="Times New Roman" w:cs="Times New Roman"/>
+          <w:color w:val="000000"/>
+          <w:sz w:val="24"/>
+          <w:szCs w:val="24"/>
+        </w:rPr>
+      </w:pPr>
+      <w:r>
+        <w:rPr>
+          <w:rFonts w:ascii="Times New Roman" w:eastAsia="Times New Roman" w:hAnsi="Times New Roman" w:cs="Times New Roman"/>
+          <w:color w:val="000000"/>
+          <w:sz w:val="24"/>
+          <w:szCs w:val="24"/>
+        </w:rPr>
+        <w:br w:type="page"/>
+      </w:r>
+    </w:p>
+    <w:p>
+      <w:pPr>
+        <w:pStyle w:val="Ttulo1"/>
+        <w:jc w:val="both"/>
+        <w:rPr>
+          <w:rFonts w:ascii="Times New Roman" w:eastAsia="Times New Roman" w:hAnsi="Times New Roman" w:cs="Times New Roman"/>
+        </w:rPr>
+      </w:pPr>
+      <w:bookmarkStart w:id="17" w:name="_3gwm5hggoqz4" w:colFirst="0" w:colLast="0"/>
+      <w:bookmarkEnd w:id="17"/>
+      <w:r>
+        <w:rPr>
+          <w:rFonts w:ascii="Times New Roman" w:eastAsia="Times New Roman" w:hAnsi="Times New Roman" w:cs="Times New Roman"/>
+        </w:rPr>
+        <w:lastRenderedPageBreak/>
+        <w:t>RESULTADOS E ANÁLISES</w:t>
+      </w:r>
+    </w:p>
+    <w:p>
+      <w:pPr>
+        <w:jc w:val="both"/>
+        <w:rPr>
+          <w:rFonts w:ascii="Times New Roman" w:eastAsia="Times New Roman" w:hAnsi="Times New Roman" w:cs="Times New Roman"/>
+          <w:b/>
+          <w:sz w:val="24"/>
+          <w:szCs w:val="24"/>
+        </w:rPr>
+      </w:pPr>
+    </w:p>
+    <w:p>
+      <w:pPr>
+        <w:pStyle w:val="Ttulo2"/>
+        <w:numPr>
+          <w:ilvl w:val="0"/>
+          <w:numId w:val="1"/>
+        </w:numPr>
+        <w:jc w:val="both"/>
+      </w:pPr>
+      <w:bookmarkStart w:id="18" w:name="_jitcuzfv45v4" w:colFirst="0" w:colLast="0"/>
+      <w:bookmarkEnd w:id="18"/>
+      <w:r>
+        <w:rPr>
+          <w:rFonts w:ascii="Times New Roman" w:eastAsia="Times New Roman" w:hAnsi="Times New Roman" w:cs="Times New Roman"/>
+        </w:rPr>
+        <w:t>Apresentação dos dados</w:t>
+      </w:r>
+    </w:p>
+    <w:p>
+      <w:pPr>
+        <w:jc w:val="both"/>
+        <w:rPr>
+          <w:rFonts w:ascii="Times New Roman" w:eastAsia="Times New Roman" w:hAnsi="Times New Roman" w:cs="Times New Roman"/>
+          <w:sz w:val="24"/>
+          <w:szCs w:val="24"/>
+        </w:rPr>
+      </w:pPr>
+    </w:p>
+    <w:p>
+      <w:pPr>
+        <w:ind w:left="360"/>
+        <w:jc w:val="both"/>
+        <w:rPr>
+          <w:rFonts w:ascii="Times New Roman" w:eastAsia="Times New Roman" w:hAnsi="Times New Roman" w:cs="Times New Roman"/>
+          <w:sz w:val="24"/>
+          <w:szCs w:val="24"/>
+        </w:rPr>
+      </w:pPr>
+      <w:r>
+        <w:rPr>
+          <w:rFonts w:ascii="Times New Roman" w:eastAsia="Times New Roman" w:hAnsi="Times New Roman" w:cs="Times New Roman"/>
+          <w:sz w:val="24"/>
+          <w:szCs w:val="24"/>
+        </w:rPr>
+        <w:t xml:space="preserve">O painel longitudinal da PNAD foi construído com cerca de 1,8 milhão de observações juvenis, emparelhadas entre trimestres consecutivos, permitindo mensuração direta de transições ocupacionais. As admissões do CAGED foram agregadas trimestralmente por faixa etária e cruzadas com as séries da PNAD, possibilitando a estimação de </w:t>
+      </w:r>
+      <w:proofErr w:type="spellStart"/>
+      <w:r>
+        <w:rPr>
+          <w:rFonts w:ascii="Times New Roman" w:eastAsia="Times New Roman" w:hAnsi="Times New Roman" w:cs="Times New Roman"/>
+          <w:sz w:val="24"/>
+          <w:szCs w:val="24"/>
+        </w:rPr>
+        <w:t>tightness</w:t>
+      </w:r>
+      <w:proofErr w:type="spellEnd"/>
+      <w:r>
+        <w:rPr>
+          <w:rFonts w:ascii="Times New Roman" w:eastAsia="Times New Roman" w:hAnsi="Times New Roman" w:cs="Times New Roman"/>
+          <w:sz w:val="24"/>
+          <w:szCs w:val="24"/>
+        </w:rPr>
+        <w:t xml:space="preserve"> e eficiência do </w:t>
+      </w:r>
+      <w:proofErr w:type="spellStart"/>
+      <w:r>
+        <w:rPr>
+          <w:rFonts w:ascii="Times New Roman" w:eastAsia="Times New Roman" w:hAnsi="Times New Roman" w:cs="Times New Roman"/>
+          <w:sz w:val="24"/>
+          <w:szCs w:val="24"/>
+        </w:rPr>
+        <w:t>matching</w:t>
+      </w:r>
+      <w:proofErr w:type="spellEnd"/>
+      <w:r>
+        <w:rPr>
+          <w:rFonts w:ascii="Times New Roman" w:eastAsia="Times New Roman" w:hAnsi="Times New Roman" w:cs="Times New Roman"/>
+          <w:sz w:val="24"/>
+          <w:szCs w:val="24"/>
+        </w:rPr>
+        <w:t xml:space="preserve"> para jovens, homens, mulheres e grupos escolares.</w:t>
+      </w:r>
+    </w:p>
+    <w:p>
+      <w:pPr>
+        <w:ind w:left="360"/>
+        <w:jc w:val="both"/>
+        <w:rPr>
+          <w:rFonts w:ascii="Times New Roman" w:eastAsia="Times New Roman" w:hAnsi="Times New Roman" w:cs="Times New Roman"/>
+          <w:sz w:val="24"/>
+          <w:szCs w:val="24"/>
+        </w:rPr>
+      </w:pPr>
+    </w:p>
+    <w:p>
+      <w:pPr>
+        <w:ind w:left="360"/>
+        <w:jc w:val="both"/>
+        <w:rPr>
+          <w:rFonts w:ascii="Times New Roman" w:eastAsia="Times New Roman" w:hAnsi="Times New Roman" w:cs="Times New Roman"/>
+          <w:sz w:val="24"/>
+          <w:szCs w:val="24"/>
+        </w:rPr>
+      </w:pPr>
+      <w:r>
+        <w:rPr>
+          <w:rFonts w:ascii="Times New Roman" w:eastAsia="Times New Roman" w:hAnsi="Times New Roman" w:cs="Times New Roman"/>
+          <w:sz w:val="24"/>
+          <w:szCs w:val="24"/>
+        </w:rPr>
+        <w:t xml:space="preserve">Pode-se construir as seguintes matrizes de </w:t>
+      </w:r>
+      <w:r>
+        <w:rPr>
+          <w:rFonts w:ascii="Times New Roman" w:eastAsia="Times New Roman" w:hAnsi="Times New Roman" w:cs="Times New Roman"/>
+          <w:sz w:val="24"/>
+          <w:szCs w:val="24"/>
+        </w:rPr>
+        <w:t>transição:</w:t>
+      </w:r>
+    </w:p>
+    <w:p>
+      <w:pPr>
+        <w:pStyle w:val="PargrafodaLista"/>
+        <w:numPr>
+          <w:ilvl w:val="0"/>
+          <w:numId w:val="8"/>
+        </w:numPr>
+        <w:jc w:val="both"/>
+        <w:rPr>
+          <w:rFonts w:ascii="Times New Roman" w:eastAsia="Times New Roman" w:hAnsi="Times New Roman" w:cs="Times New Roman"/>
+          <w:sz w:val="24"/>
+          <w:szCs w:val="24"/>
+        </w:rPr>
+      </w:pPr>
+      <w:r>
+        <w:rPr>
+          <w:rFonts w:ascii="Times New Roman" w:eastAsia="Times New Roman" w:hAnsi="Times New Roman" w:cs="Times New Roman"/>
+          <w:sz w:val="24"/>
+          <w:szCs w:val="24"/>
+        </w:rPr>
+        <w:t>Para Jovens em geral:</w:t>
+      </w:r>
+    </w:p>
+    <w:p>
+      <w:pPr>
+        <w:pStyle w:val="PargrafodaLista"/>
+        <w:jc w:val="both"/>
+        <w:rPr>
+          <w:rFonts w:ascii="Times New Roman" w:eastAsia="Times New Roman" w:hAnsi="Times New Roman" w:cs="Times New Roman"/>
+          <w:sz w:val="24"/>
+          <w:szCs w:val="24"/>
+        </w:rPr>
+      </w:pPr>
+    </w:p>
+    <w:tbl>
+      <w:tblPr>
+        <w:tblStyle w:val="Tabelacomgrade"/>
+        <w:tblW w:w="0" w:type="auto"/>
+        <w:tblInd w:w="720" w:type="dxa"/>
+        <w:tblLook w:val="04A0" w:firstRow="1" w:lastRow="0" w:firstColumn="1" w:lastColumn="0" w:noHBand="0" w:noVBand="1"/>
+      </w:tblPr>
+      <w:tblGrid>
+        <w:gridCol w:w="8343"/>
+      </w:tblGrid>
+      <w:tr>
+        <w:tc>
+          <w:tcPr>
+            <w:tcW w:w="9063" w:type="dxa"/>
+          </w:tcPr>
+          <w:tbl>
+            <w:tblPr>
+              <w:tblW w:w="8117" w:type="dxa"/>
+              <w:tblCellMar>
+                <w:left w:w="70" w:type="dxa"/>
+                <w:right w:w="70" w:type="dxa"/>
+              </w:tblCellMar>
+              <w:tblLook w:val="04A0" w:firstRow="1" w:lastRow="0" w:firstColumn="1" w:lastColumn="0" w:noHBand="0" w:noVBand="1"/>
+            </w:tblPr>
+            <w:tblGrid>
+              <w:gridCol w:w="1150"/>
+              <w:gridCol w:w="1134"/>
+              <w:gridCol w:w="850"/>
+              <w:gridCol w:w="1276"/>
+              <w:gridCol w:w="1134"/>
+              <w:gridCol w:w="1134"/>
+              <w:gridCol w:w="1439"/>
+            </w:tblGrid>
+            <w:tr>
+              <w:trPr>
+                <w:trHeight w:val="288"/>
+              </w:trPr>
+              <w:tc>
+                <w:tcPr>
+                  <w:tcW w:w="3134" w:type="dxa"/>
+                  <w:gridSpan w:val="3"/>
+                  <w:tcBorders>
+                    <w:top w:val="single" w:sz="4" w:space="0" w:color="auto"/>
+                    <w:left w:val="single" w:sz="4" w:space="0" w:color="auto"/>
+                    <w:bottom w:val="single" w:sz="4" w:space="0" w:color="auto"/>
+                    <w:right w:val="single" w:sz="4" w:space="0" w:color="000000"/>
+                  </w:tcBorders>
+                  <w:shd w:val="clear" w:color="auto" w:fill="auto"/>
+                  <w:noWrap/>
+                  <w:vAlign w:val="bottom"/>
+                  <w:hideMark/>
+                </w:tcPr>
+                <w:p>
+                  <w:pPr>
+                    <w:spacing w:line="240" w:lineRule="auto"/>
+                    <w:jc w:val="center"/>
+                    <w:rPr>
+                      <w:rFonts w:ascii="Aptos Narrow" w:eastAsia="Times New Roman" w:hAnsi="Aptos Narrow" w:cs="Times New Roman"/>
+                      <w:color w:val="000000"/>
+                      <w:sz w:val="18"/>
+                      <w:szCs w:val="18"/>
+                    </w:rPr>
+                  </w:pPr>
+                  <w:proofErr w:type="spellStart"/>
+                  <w:r>
+                    <w:rPr>
+                      <w:rFonts w:ascii="Aptos Narrow" w:eastAsia="Times New Roman" w:hAnsi="Aptos Narrow" w:cs="Times New Roman"/>
+                      <w:color w:val="000000"/>
+                      <w:sz w:val="18"/>
+                      <w:szCs w:val="18"/>
+                    </w:rPr>
+                    <w:t>Pré</w:t>
+                  </w:r>
+                  <w:proofErr w:type="spellEnd"/>
+                  <w:r>
+                    <w:rPr>
+                      <w:rFonts w:ascii="Aptos Narrow" w:eastAsia="Times New Roman" w:hAnsi="Aptos Narrow" w:cs="Times New Roman"/>
+                      <w:color w:val="000000"/>
+                      <w:sz w:val="18"/>
+                      <w:szCs w:val="18"/>
+                    </w:rPr>
+                    <w:t>-pandemia</w:t>
+                  </w:r>
+                </w:p>
+              </w:tc>
+              <w:tc>
+                <w:tcPr>
+                  <w:tcW w:w="2410" w:type="dxa"/>
+                  <w:gridSpan w:val="2"/>
+                  <w:tcBorders>
+                    <w:top w:val="single" w:sz="4" w:space="0" w:color="auto"/>
+                    <w:left w:val="nil"/>
+                    <w:bottom w:val="single" w:sz="4" w:space="0" w:color="auto"/>
+                    <w:right w:val="single" w:sz="4" w:space="0" w:color="000000"/>
+                  </w:tcBorders>
+                  <w:shd w:val="clear" w:color="auto" w:fill="auto"/>
+                  <w:noWrap/>
+                  <w:vAlign w:val="bottom"/>
+                  <w:hideMark/>
+                </w:tcPr>
+                <w:p>
+                  <w:pPr>
+                    <w:spacing w:line="240" w:lineRule="auto"/>
+                    <w:jc w:val="center"/>
+                    <w:rPr>
+                      <w:rFonts w:ascii="Aptos Narrow" w:eastAsia="Times New Roman" w:hAnsi="Aptos Narrow" w:cs="Times New Roman"/>
+                      <w:color w:val="000000"/>
+                      <w:sz w:val="18"/>
+                      <w:szCs w:val="18"/>
+                    </w:rPr>
+                  </w:pPr>
+                  <w:r>
+                    <w:rPr>
+                      <w:rFonts w:ascii="Aptos Narrow" w:eastAsia="Times New Roman" w:hAnsi="Aptos Narrow" w:cs="Times New Roman"/>
+                      <w:color w:val="000000"/>
+                      <w:sz w:val="18"/>
+                      <w:szCs w:val="18"/>
+                    </w:rPr>
+                    <w:t>Durante pandemia</w:t>
+                  </w:r>
+                </w:p>
+              </w:tc>
+              <w:tc>
+                <w:tcPr>
+                  <w:tcW w:w="2573" w:type="dxa"/>
+                  <w:gridSpan w:val="2"/>
+                  <w:tcBorders>
+                    <w:top w:val="single" w:sz="4" w:space="0" w:color="auto"/>
+                    <w:left w:val="nil"/>
+                    <w:bottom w:val="single" w:sz="4" w:space="0" w:color="auto"/>
+                    <w:right w:val="single" w:sz="4" w:space="0" w:color="000000"/>
+                  </w:tcBorders>
+                  <w:shd w:val="clear" w:color="auto" w:fill="auto"/>
+                  <w:noWrap/>
+                  <w:vAlign w:val="bottom"/>
+                  <w:hideMark/>
+                </w:tcPr>
+                <w:p>
+                  <w:pPr>
+                    <w:spacing w:line="240" w:lineRule="auto"/>
+                    <w:jc w:val="center"/>
+                    <w:rPr>
+                      <w:rFonts w:ascii="Aptos Narrow" w:eastAsia="Times New Roman" w:hAnsi="Aptos Narrow" w:cs="Times New Roman"/>
+                      <w:color w:val="000000"/>
+                      <w:sz w:val="18"/>
+                      <w:szCs w:val="18"/>
+                    </w:rPr>
+                  </w:pPr>
+                  <w:r>
+                    <w:rPr>
+                      <w:rFonts w:ascii="Aptos Narrow" w:eastAsia="Times New Roman" w:hAnsi="Aptos Narrow" w:cs="Times New Roman"/>
+                      <w:color w:val="000000"/>
+                      <w:sz w:val="18"/>
+                      <w:szCs w:val="18"/>
+                    </w:rPr>
+                    <w:t>Pós-pandemia</w:t>
+                  </w:r>
+                </w:p>
+              </w:tc>
+            </w:tr>
+            <w:tr>
+              <w:trPr>
+                <w:trHeight w:val="288"/>
+              </w:trPr>
+              <w:tc>
+                <w:tcPr>
+                  <w:tcW w:w="1150" w:type="dxa"/>
+                  <w:tcBorders>
+                    <w:top w:val="nil"/>
+                    <w:left w:val="single" w:sz="4" w:space="0" w:color="auto"/>
+                    <w:bottom w:val="single" w:sz="4" w:space="0" w:color="auto"/>
+                    <w:right w:val="single" w:sz="4" w:space="0" w:color="auto"/>
+                  </w:tcBorders>
+                  <w:shd w:val="clear" w:color="auto" w:fill="auto"/>
+                  <w:noWrap/>
+                  <w:vAlign w:val="bottom"/>
+                  <w:hideMark/>
+                </w:tcPr>
+                <w:p>
+                  <w:pPr>
+                    <w:spacing w:line="240" w:lineRule="auto"/>
+                    <w:rPr>
+                      <w:rFonts w:ascii="Aptos Narrow" w:eastAsia="Times New Roman" w:hAnsi="Aptos Narrow" w:cs="Times New Roman"/>
+                      <w:color w:val="000000"/>
+                      <w:sz w:val="18"/>
+                      <w:szCs w:val="18"/>
+                    </w:rPr>
+                  </w:pPr>
+                  <w:r>
+                    <w:rPr>
+                      <w:rFonts w:ascii="Aptos Narrow" w:eastAsia="Times New Roman" w:hAnsi="Aptos Narrow" w:cs="Times New Roman"/>
+                      <w:color w:val="000000"/>
+                      <w:sz w:val="18"/>
+                      <w:szCs w:val="18"/>
+                    </w:rPr>
+                    <w:t> </w:t>
+                  </w:r>
+                </w:p>
+              </w:tc>
+              <w:tc>
+                <w:tcPr>
+                  <w:tcW w:w="1134" w:type="dxa"/>
+                  <w:tcBorders>
+                    <w:top w:val="nil"/>
+                    <w:left w:val="nil"/>
+                    <w:bottom w:val="single" w:sz="4" w:space="0" w:color="auto"/>
+                    <w:right w:val="single" w:sz="4" w:space="0" w:color="auto"/>
+                  </w:tcBorders>
+                  <w:shd w:val="clear" w:color="auto" w:fill="auto"/>
+                  <w:noWrap/>
+                  <w:vAlign w:val="bottom"/>
+                  <w:hideMark/>
+                </w:tcPr>
+                <w:p>
+                  <w:pPr>
+                    <w:spacing w:line="240" w:lineRule="auto"/>
+                    <w:rPr>
+                      <w:rFonts w:ascii="Aptos Narrow" w:eastAsia="Times New Roman" w:hAnsi="Aptos Narrow" w:cs="Times New Roman"/>
+                      <w:color w:val="000000"/>
+                      <w:sz w:val="18"/>
+                      <w:szCs w:val="18"/>
+                    </w:rPr>
+                  </w:pPr>
+                  <w:r>
+                    <w:rPr>
+                      <w:rFonts w:ascii="Aptos Narrow" w:eastAsia="Times New Roman" w:hAnsi="Aptos Narrow" w:cs="Times New Roman"/>
+                      <w:color w:val="000000"/>
+                      <w:sz w:val="18"/>
+                      <w:szCs w:val="18"/>
+                    </w:rPr>
+                    <w:t>Desemprego</w:t>
+                  </w:r>
+                </w:p>
+              </w:tc>
+              <w:tc>
+                <w:tcPr>
+                  <w:tcW w:w="850" w:type="dxa"/>
+                  <w:tcBorders>
+                    <w:top w:val="nil"/>
+                    <w:left w:val="nil"/>
+                    <w:bottom w:val="single" w:sz="4" w:space="0" w:color="auto"/>
+                    <w:right w:val="single" w:sz="4" w:space="0" w:color="auto"/>
+                  </w:tcBorders>
+                  <w:shd w:val="clear" w:color="auto" w:fill="auto"/>
+                  <w:noWrap/>
+                  <w:vAlign w:val="bottom"/>
+                  <w:hideMark/>
+                </w:tcPr>
+                <w:p>
+                  <w:pPr>
+                    <w:spacing w:line="240" w:lineRule="auto"/>
+                    <w:rPr>
+                      <w:rFonts w:ascii="Aptos Narrow" w:eastAsia="Times New Roman" w:hAnsi="Aptos Narrow" w:cs="Times New Roman"/>
+                      <w:color w:val="000000"/>
+                      <w:sz w:val="18"/>
+                      <w:szCs w:val="18"/>
+                    </w:rPr>
+                  </w:pPr>
+                  <w:r>
+                    <w:rPr>
+                      <w:rFonts w:ascii="Aptos Narrow" w:eastAsia="Times New Roman" w:hAnsi="Aptos Narrow" w:cs="Times New Roman"/>
+                      <w:color w:val="000000"/>
+                      <w:sz w:val="18"/>
+                      <w:szCs w:val="18"/>
+                    </w:rPr>
+                    <w:t>Emprego</w:t>
+                  </w:r>
+                </w:p>
+              </w:tc>
+              <w:tc>
+                <w:tcPr>
+                  <w:tcW w:w="1276" w:type="dxa"/>
+                  <w:tcBorders>
+                    <w:top w:val="nil"/>
+                    <w:left w:val="nil"/>
+                    <w:bottom w:val="single" w:sz="4" w:space="0" w:color="auto"/>
+                    <w:right w:val="single" w:sz="4" w:space="0" w:color="auto"/>
+                  </w:tcBorders>
+                  <w:shd w:val="clear" w:color="auto" w:fill="auto"/>
+                  <w:noWrap/>
+                  <w:vAlign w:val="bottom"/>
+                  <w:hideMark/>
+                </w:tcPr>
+                <w:p>
+                  <w:pPr>
+                    <w:spacing w:line="240" w:lineRule="auto"/>
+                    <w:rPr>
+                      <w:rFonts w:ascii="Aptos Narrow" w:eastAsia="Times New Roman" w:hAnsi="Aptos Narrow" w:cs="Times New Roman"/>
+                      <w:color w:val="000000"/>
+                      <w:sz w:val="18"/>
+                      <w:szCs w:val="18"/>
+                    </w:rPr>
+                  </w:pPr>
+                  <w:r>
+                    <w:rPr>
+                      <w:rFonts w:ascii="Aptos Narrow" w:eastAsia="Times New Roman" w:hAnsi="Aptos Narrow" w:cs="Times New Roman"/>
+                      <w:color w:val="000000"/>
+                      <w:sz w:val="18"/>
+                      <w:szCs w:val="18"/>
+                    </w:rPr>
+                    <w:t>Desemprego</w:t>
+                  </w:r>
+                </w:p>
+              </w:tc>
+              <w:tc>
+                <w:tcPr>
+                  <w:tcW w:w="1134" w:type="dxa"/>
+                  <w:tcBorders>
+                    <w:top w:val="nil"/>
+                    <w:left w:val="nil"/>
+                    <w:bottom w:val="single" w:sz="4" w:space="0" w:color="auto"/>
+                    <w:right w:val="single" w:sz="4" w:space="0" w:color="auto"/>
+                  </w:tcBorders>
+                  <w:shd w:val="clear" w:color="auto" w:fill="auto"/>
+                  <w:noWrap/>
+                  <w:vAlign w:val="bottom"/>
+                  <w:hideMark/>
+                </w:tcPr>
+                <w:p>
+                  <w:pPr>
+                    <w:spacing w:line="240" w:lineRule="auto"/>
+                    <w:rPr>
+                      <w:rFonts w:ascii="Aptos Narrow" w:eastAsia="Times New Roman" w:hAnsi="Aptos Narrow" w:cs="Times New Roman"/>
+                      <w:color w:val="000000"/>
+                      <w:sz w:val="18"/>
+                      <w:szCs w:val="18"/>
+                    </w:rPr>
+                  </w:pPr>
+                  <w:r>
+                    <w:rPr>
+                      <w:rFonts w:ascii="Aptos Narrow" w:eastAsia="Times New Roman" w:hAnsi="Aptos Narrow" w:cs="Times New Roman"/>
+                      <w:color w:val="000000"/>
+                      <w:sz w:val="18"/>
+                      <w:szCs w:val="18"/>
+                    </w:rPr>
+                    <w:t>Emprego</w:t>
+                  </w:r>
+                </w:p>
+              </w:tc>
+              <w:tc>
+                <w:tcPr>
+                  <w:tcW w:w="1134" w:type="dxa"/>
+                  <w:tcBorders>
+                    <w:top w:val="nil"/>
+                    <w:left w:val="nil"/>
+                    <w:bottom w:val="single" w:sz="4" w:space="0" w:color="auto"/>
+                    <w:right w:val="single" w:sz="4" w:space="0" w:color="auto"/>
+                  </w:tcBorders>
+                  <w:shd w:val="clear" w:color="auto" w:fill="auto"/>
+                  <w:noWrap/>
+                  <w:vAlign w:val="bottom"/>
+                  <w:hideMark/>
+                </w:tcPr>
+                <w:p>
+                  <w:pPr>
+                    <w:spacing w:line="240" w:lineRule="auto"/>
+                    <w:rPr>
+                      <w:rFonts w:ascii="Aptos Narrow" w:eastAsia="Times New Roman" w:hAnsi="Aptos Narrow" w:cs="Times New Roman"/>
+                      <w:color w:val="000000"/>
+                      <w:sz w:val="18"/>
+                      <w:szCs w:val="18"/>
+                    </w:rPr>
+                  </w:pPr>
+                  <w:r>
+                    <w:rPr>
+                      <w:rFonts w:ascii="Aptos Narrow" w:eastAsia="Times New Roman" w:hAnsi="Aptos Narrow" w:cs="Times New Roman"/>
+                      <w:color w:val="000000"/>
+                      <w:sz w:val="18"/>
+                      <w:szCs w:val="18"/>
+                    </w:rPr>
+                    <w:t>Desemprego</w:t>
+                  </w:r>
+                </w:p>
+              </w:tc>
+              <w:tc>
+                <w:tcPr>
+                  <w:tcW w:w="1439" w:type="dxa"/>
+                  <w:tcBorders>
+                    <w:top w:val="nil"/>
+                    <w:left w:val="nil"/>
+                    <w:bottom w:val="single" w:sz="4" w:space="0" w:color="auto"/>
+                    <w:right w:val="single" w:sz="4" w:space="0" w:color="auto"/>
+                  </w:tcBorders>
+                  <w:shd w:val="clear" w:color="auto" w:fill="auto"/>
+                  <w:noWrap/>
+                  <w:vAlign w:val="bottom"/>
+                  <w:hideMark/>
+                </w:tcPr>
+                <w:p>
+                  <w:pPr>
+                    <w:spacing w:line="240" w:lineRule="auto"/>
+                    <w:rPr>
+                      <w:rFonts w:ascii="Aptos Narrow" w:eastAsia="Times New Roman" w:hAnsi="Aptos Narrow" w:cs="Times New Roman"/>
+                      <w:color w:val="000000"/>
+                      <w:sz w:val="18"/>
+                      <w:szCs w:val="18"/>
+                    </w:rPr>
+                  </w:pPr>
+                  <w:r>
+                    <w:rPr>
+                      <w:rFonts w:ascii="Aptos Narrow" w:eastAsia="Times New Roman" w:hAnsi="Aptos Narrow" w:cs="Times New Roman"/>
+                      <w:color w:val="000000"/>
+                      <w:sz w:val="18"/>
+                      <w:szCs w:val="18"/>
+                    </w:rPr>
+                    <w:t>Emprego</w:t>
+                  </w:r>
+                </w:p>
+              </w:tc>
+            </w:tr>
+            <w:tr>
+              <w:trPr>
+                <w:trHeight w:val="288"/>
+              </w:trPr>
+              <w:tc>
+                <w:tcPr>
+                  <w:tcW w:w="1150" w:type="dxa"/>
+                  <w:tcBorders>
+                    <w:top w:val="nil"/>
+                    <w:left w:val="single" w:sz="4" w:space="0" w:color="auto"/>
+                    <w:bottom w:val="single" w:sz="4" w:space="0" w:color="auto"/>
+                    <w:right w:val="single" w:sz="4" w:space="0" w:color="auto"/>
+                  </w:tcBorders>
+                  <w:shd w:val="clear" w:color="auto" w:fill="auto"/>
+                  <w:noWrap/>
+                  <w:vAlign w:val="bottom"/>
+                  <w:hideMark/>
+                </w:tcPr>
+                <w:p>
+                  <w:pPr>
+                    <w:spacing w:line="240" w:lineRule="auto"/>
+                    <w:rPr>
+                      <w:rFonts w:ascii="Aptos Narrow" w:eastAsia="Times New Roman" w:hAnsi="Aptos Narrow" w:cs="Times New Roman"/>
+                      <w:color w:val="000000"/>
+                      <w:sz w:val="18"/>
+                      <w:szCs w:val="18"/>
+                    </w:rPr>
+                  </w:pPr>
+                  <w:r>
+                    <w:rPr>
+                      <w:rFonts w:ascii="Aptos Narrow" w:eastAsia="Times New Roman" w:hAnsi="Aptos Narrow" w:cs="Times New Roman"/>
+                      <w:color w:val="000000"/>
+                      <w:sz w:val="18"/>
+                      <w:szCs w:val="18"/>
+                    </w:rPr>
+                    <w:t>Desemprego</w:t>
+                  </w:r>
+                </w:p>
+              </w:tc>
+              <w:tc>
+                <w:tcPr>
+                  <w:tcW w:w="1134" w:type="dxa"/>
+                  <w:tcBorders>
+                    <w:top w:val="nil"/>
+                    <w:left w:val="nil"/>
+                    <w:bottom w:val="single" w:sz="4" w:space="0" w:color="auto"/>
+                    <w:right w:val="single" w:sz="4" w:space="0" w:color="auto"/>
+                  </w:tcBorders>
+                  <w:shd w:val="clear" w:color="auto" w:fill="auto"/>
+                  <w:noWrap/>
+                  <w:vAlign w:val="bottom"/>
+                  <w:hideMark/>
+                </w:tcPr>
+                <w:p>
+                  <w:pPr>
+                    <w:spacing w:line="240" w:lineRule="auto"/>
+                    <w:jc w:val="right"/>
+                    <w:rPr>
+                      <w:rFonts w:ascii="Aptos Narrow" w:eastAsia="Times New Roman" w:hAnsi="Aptos Narrow" w:cs="Times New Roman"/>
+                      <w:color w:val="000000"/>
+                      <w:sz w:val="18"/>
+                      <w:szCs w:val="18"/>
+                    </w:rPr>
+                  </w:pPr>
+                  <w:r>
+                    <w:rPr>
+                      <w:rFonts w:ascii="Aptos Narrow" w:eastAsia="Times New Roman" w:hAnsi="Aptos Narrow" w:cs="Times New Roman"/>
+                      <w:color w:val="000000"/>
+                      <w:sz w:val="18"/>
+                      <w:szCs w:val="18"/>
+                    </w:rPr>
+                    <w:t>0,628</w:t>
+                  </w:r>
+                </w:p>
+              </w:tc>
+              <w:tc>
+                <w:tcPr>
+                  <w:tcW w:w="850" w:type="dxa"/>
+                  <w:tcBorders>
+                    <w:top w:val="nil"/>
+                    <w:left w:val="nil"/>
+                    <w:bottom w:val="single" w:sz="4" w:space="0" w:color="auto"/>
+                    <w:right w:val="single" w:sz="4" w:space="0" w:color="auto"/>
+                  </w:tcBorders>
+                  <w:shd w:val="clear" w:color="auto" w:fill="auto"/>
+                  <w:noWrap/>
+                  <w:vAlign w:val="bottom"/>
+                  <w:hideMark/>
+                </w:tcPr>
+                <w:p>
+                  <w:pPr>
+                    <w:spacing w:line="240" w:lineRule="auto"/>
+                    <w:jc w:val="right"/>
+                    <w:rPr>
+                      <w:rFonts w:ascii="Aptos Narrow" w:eastAsia="Times New Roman" w:hAnsi="Aptos Narrow" w:cs="Times New Roman"/>
+                      <w:color w:val="000000"/>
+                      <w:sz w:val="18"/>
+                      <w:szCs w:val="18"/>
+                    </w:rPr>
+                  </w:pPr>
+                  <w:r>
+                    <w:rPr>
+                      <w:rFonts w:ascii="Aptos Narrow" w:eastAsia="Times New Roman" w:hAnsi="Aptos Narrow" w:cs="Times New Roman"/>
+                      <w:color w:val="000000"/>
+                      <w:sz w:val="18"/>
+                      <w:szCs w:val="18"/>
+                    </w:rPr>
+                    <w:t>0,372</w:t>
+                  </w:r>
+                </w:p>
+              </w:tc>
+              <w:tc>
+                <w:tcPr>
+                  <w:tcW w:w="1276" w:type="dxa"/>
+                  <w:tcBorders>
+                    <w:top w:val="nil"/>
+                    <w:left w:val="nil"/>
+                    <w:bottom w:val="single" w:sz="4" w:space="0" w:color="auto"/>
+                    <w:right w:val="single" w:sz="4" w:space="0" w:color="auto"/>
+                  </w:tcBorders>
+                  <w:shd w:val="clear" w:color="auto" w:fill="auto"/>
+                  <w:noWrap/>
+                  <w:vAlign w:val="bottom"/>
+                  <w:hideMark/>
+                </w:tcPr>
+                <w:p>
+                  <w:pPr>
+                    <w:spacing w:line="240" w:lineRule="auto"/>
+                    <w:jc w:val="right"/>
+                    <w:rPr>
+                      <w:rFonts w:ascii="Aptos Narrow" w:eastAsia="Times New Roman" w:hAnsi="Aptos Narrow" w:cs="Times New Roman"/>
+                      <w:color w:val="000000"/>
+                      <w:sz w:val="18"/>
+                      <w:szCs w:val="18"/>
+                    </w:rPr>
+                  </w:pPr>
+                  <w:r>
+                    <w:rPr>
+                      <w:rFonts w:ascii="Aptos Narrow" w:eastAsia="Times New Roman" w:hAnsi="Aptos Narrow" w:cs="Times New Roman"/>
+                      <w:color w:val="000000"/>
+                      <w:sz w:val="18"/>
+                      <w:szCs w:val="18"/>
+                    </w:rPr>
+                    <w:t>0,798</w:t>
+                  </w:r>
+                </w:p>
+              </w:tc>
+              <w:tc>
+                <w:tcPr>
+                  <w:tcW w:w="1134" w:type="dxa"/>
+                  <w:tcBorders>
+                    <w:top w:val="nil"/>
+                    <w:left w:val="nil"/>
+                    <w:bottom w:val="single" w:sz="4" w:space="0" w:color="auto"/>
+                    <w:right w:val="single" w:sz="4" w:space="0" w:color="auto"/>
+                  </w:tcBorders>
+                  <w:shd w:val="clear" w:color="auto" w:fill="auto"/>
+                  <w:noWrap/>
+                  <w:vAlign w:val="bottom"/>
+                  <w:hideMark/>
+                </w:tcPr>
+                <w:p>
+                  <w:pPr>
+                    <w:spacing w:line="240" w:lineRule="auto"/>
+                    <w:jc w:val="right"/>
+                    <w:rPr>
+                      <w:rFonts w:ascii="Aptos Narrow" w:eastAsia="Times New Roman" w:hAnsi="Aptos Narrow" w:cs="Times New Roman"/>
+                      <w:color w:val="000000"/>
+                      <w:sz w:val="18"/>
+                      <w:szCs w:val="18"/>
+                    </w:rPr>
+                  </w:pPr>
+                  <w:r>
+                    <w:rPr>
+                      <w:rFonts w:ascii="Aptos Narrow" w:eastAsia="Times New Roman" w:hAnsi="Aptos Narrow" w:cs="Times New Roman"/>
+                      <w:color w:val="000000"/>
+                      <w:sz w:val="18"/>
+                      <w:szCs w:val="18"/>
+                    </w:rPr>
+                    <w:t>0,202</w:t>
+                  </w:r>
+                </w:p>
+              </w:tc>
+              <w:tc>
+                <w:tcPr>
+                  <w:tcW w:w="1134" w:type="dxa"/>
+                  <w:tcBorders>
+                    <w:top w:val="nil"/>
+                    <w:left w:val="nil"/>
+                    <w:bottom w:val="single" w:sz="4" w:space="0" w:color="auto"/>
+                    <w:right w:val="single" w:sz="4" w:space="0" w:color="auto"/>
+                  </w:tcBorders>
+                  <w:shd w:val="clear" w:color="auto" w:fill="auto"/>
+                  <w:noWrap/>
+                  <w:vAlign w:val="bottom"/>
+                  <w:hideMark/>
+                </w:tcPr>
+                <w:p>
+                  <w:pPr>
+                    <w:spacing w:line="240" w:lineRule="auto"/>
+                    <w:jc w:val="right"/>
+                    <w:rPr>
+                      <w:rFonts w:ascii="Aptos Narrow" w:eastAsia="Times New Roman" w:hAnsi="Aptos Narrow" w:cs="Times New Roman"/>
+                      <w:color w:val="000000"/>
+                      <w:sz w:val="18"/>
+                      <w:szCs w:val="18"/>
+                    </w:rPr>
+                  </w:pPr>
+                  <w:r>
+                    <w:rPr>
+                      <w:rFonts w:ascii="Aptos Narrow" w:eastAsia="Times New Roman" w:hAnsi="Aptos Narrow" w:cs="Times New Roman"/>
+                      <w:color w:val="000000"/>
+                      <w:sz w:val="18"/>
+                      <w:szCs w:val="18"/>
+                    </w:rPr>
+                    <w:t>0,542</w:t>
+                  </w:r>
+                </w:p>
+              </w:tc>
+              <w:tc>
+                <w:tcPr>
+                  <w:tcW w:w="1439" w:type="dxa"/>
+                  <w:tcBorders>
+                    <w:top w:val="nil"/>
+                    <w:left w:val="nil"/>
+                    <w:bottom w:val="single" w:sz="4" w:space="0" w:color="auto"/>
+                    <w:right w:val="single" w:sz="4" w:space="0" w:color="auto"/>
+                  </w:tcBorders>
+                  <w:shd w:val="clear" w:color="auto" w:fill="auto"/>
+                  <w:noWrap/>
+                  <w:vAlign w:val="bottom"/>
+                  <w:hideMark/>
+                </w:tcPr>
+                <w:p>
+                  <w:pPr>
+                    <w:spacing w:line="240" w:lineRule="auto"/>
+                    <w:jc w:val="right"/>
+                    <w:rPr>
+                      <w:rFonts w:ascii="Aptos Narrow" w:eastAsia="Times New Roman" w:hAnsi="Aptos Narrow" w:cs="Times New Roman"/>
+                      <w:color w:val="000000"/>
+                      <w:sz w:val="18"/>
+                      <w:szCs w:val="18"/>
+                    </w:rPr>
+                  </w:pPr>
+                  <w:r>
+                    <w:rPr>
+                      <w:rFonts w:ascii="Aptos Narrow" w:eastAsia="Times New Roman" w:hAnsi="Aptos Narrow" w:cs="Times New Roman"/>
+                      <w:color w:val="000000"/>
+                      <w:sz w:val="18"/>
+                      <w:szCs w:val="18"/>
+                    </w:rPr>
+                    <w:t>0,458</w:t>
+                  </w:r>
+                </w:p>
+              </w:tc>
+            </w:tr>
+            <w:tr>
+              <w:trPr>
+                <w:trHeight w:val="288"/>
+              </w:trPr>
+              <w:tc>
+                <w:tcPr>
+                  <w:tcW w:w="1150" w:type="dxa"/>
+                  <w:tcBorders>
+                    <w:top w:val="nil"/>
+                    <w:left w:val="single" w:sz="4" w:space="0" w:color="auto"/>
+                    <w:bottom w:val="single" w:sz="4" w:space="0" w:color="auto"/>
+                    <w:right w:val="single" w:sz="4" w:space="0" w:color="auto"/>
+                  </w:tcBorders>
+                  <w:shd w:val="clear" w:color="auto" w:fill="auto"/>
+                  <w:noWrap/>
+                  <w:vAlign w:val="bottom"/>
+                  <w:hideMark/>
+                </w:tcPr>
+                <w:p>
+                  <w:pPr>
+                    <w:spacing w:line="240" w:lineRule="auto"/>
+                    <w:rPr>
+                      <w:rFonts w:ascii="Aptos Narrow" w:eastAsia="Times New Roman" w:hAnsi="Aptos Narrow" w:cs="Times New Roman"/>
+                      <w:color w:val="000000"/>
+                      <w:sz w:val="18"/>
+                      <w:szCs w:val="18"/>
+                    </w:rPr>
+                  </w:pPr>
+                  <w:r>
+                    <w:rPr>
+                      <w:rFonts w:ascii="Aptos Narrow" w:eastAsia="Times New Roman" w:hAnsi="Aptos Narrow" w:cs="Times New Roman"/>
+                      <w:color w:val="000000"/>
+                      <w:sz w:val="18"/>
+                      <w:szCs w:val="18"/>
+                    </w:rPr>
+                    <w:t>Emprego</w:t>
+                  </w:r>
+                </w:p>
+              </w:tc>
+              <w:tc>
+                <w:tcPr>
+                  <w:tcW w:w="1134" w:type="dxa"/>
+                  <w:tcBorders>
+                    <w:top w:val="nil"/>
+                    <w:left w:val="nil"/>
+                    <w:bottom w:val="single" w:sz="4" w:space="0" w:color="auto"/>
+                    <w:right w:val="single" w:sz="4" w:space="0" w:color="auto"/>
+                  </w:tcBorders>
+                  <w:shd w:val="clear" w:color="auto" w:fill="auto"/>
+                  <w:noWrap/>
+                  <w:vAlign w:val="bottom"/>
+                  <w:hideMark/>
+                </w:tcPr>
+                <w:p>
+                  <w:pPr>
+                    <w:spacing w:line="240" w:lineRule="auto"/>
+                    <w:jc w:val="right"/>
+                    <w:rPr>
+                      <w:rFonts w:ascii="Aptos Narrow" w:eastAsia="Times New Roman" w:hAnsi="Aptos Narrow" w:cs="Times New Roman"/>
+                      <w:color w:val="000000"/>
+                      <w:sz w:val="18"/>
+                      <w:szCs w:val="18"/>
+                    </w:rPr>
+                  </w:pPr>
+                  <w:r>
+                    <w:rPr>
+                      <w:rFonts w:ascii="Aptos Narrow" w:eastAsia="Times New Roman" w:hAnsi="Aptos Narrow" w:cs="Times New Roman"/>
+                      <w:color w:val="000000"/>
+                      <w:sz w:val="18"/>
+                      <w:szCs w:val="18"/>
+                    </w:rPr>
+                    <w:t>0,068</w:t>
+                  </w:r>
+                </w:p>
+              </w:tc>
+              <w:tc>
+                <w:tcPr>
+                  <w:tcW w:w="850" w:type="dxa"/>
+                  <w:tcBorders>
+                    <w:top w:val="nil"/>
+                    <w:left w:val="nil"/>
+                    <w:bottom w:val="single" w:sz="4" w:space="0" w:color="auto"/>
+                    <w:right w:val="single" w:sz="4" w:space="0" w:color="auto"/>
+                  </w:tcBorders>
+                  <w:shd w:val="clear" w:color="auto" w:fill="auto"/>
+                  <w:noWrap/>
+                  <w:vAlign w:val="bottom"/>
+                  <w:hideMark/>
+                </w:tcPr>
+                <w:p>
+                  <w:pPr>
+                    <w:spacing w:line="240" w:lineRule="auto"/>
+                    <w:jc w:val="right"/>
+                    <w:rPr>
+                      <w:rFonts w:ascii="Aptos Narrow" w:eastAsia="Times New Roman" w:hAnsi="Aptos Narrow" w:cs="Times New Roman"/>
+                      <w:color w:val="000000"/>
+                      <w:sz w:val="18"/>
+                      <w:szCs w:val="18"/>
+                    </w:rPr>
+                  </w:pPr>
+                  <w:r>
+                    <w:rPr>
+                      <w:rFonts w:ascii="Aptos Narrow" w:eastAsia="Times New Roman" w:hAnsi="Aptos Narrow" w:cs="Times New Roman"/>
+                      <w:color w:val="000000"/>
+                      <w:sz w:val="18"/>
+                      <w:szCs w:val="18"/>
+                    </w:rPr>
+                    <w:t>0,932</w:t>
+                  </w:r>
+                </w:p>
+              </w:tc>
+              <w:tc>
+                <w:tcPr>
+                  <w:tcW w:w="1276" w:type="dxa"/>
+                  <w:tcBorders>
+                    <w:top w:val="nil"/>
+                    <w:left w:val="nil"/>
+                    <w:bottom w:val="single" w:sz="4" w:space="0" w:color="auto"/>
+                    <w:right w:val="single" w:sz="4" w:space="0" w:color="auto"/>
+                  </w:tcBorders>
+                  <w:shd w:val="clear" w:color="auto" w:fill="auto"/>
+                  <w:noWrap/>
+                  <w:vAlign w:val="bottom"/>
+                  <w:hideMark/>
+                </w:tcPr>
+                <w:p>
+                  <w:pPr>
+                    <w:spacing w:line="240" w:lineRule="auto"/>
+                    <w:jc w:val="right"/>
+                    <w:rPr>
+                      <w:rFonts w:ascii="Aptos Narrow" w:eastAsia="Times New Roman" w:hAnsi="Aptos Narrow" w:cs="Times New Roman"/>
+                      <w:color w:val="000000"/>
+                      <w:sz w:val="18"/>
+                      <w:szCs w:val="18"/>
+                    </w:rPr>
+                  </w:pPr>
+                  <w:r>
+                    <w:rPr>
+                      <w:rFonts w:ascii="Aptos Narrow" w:eastAsia="Times New Roman" w:hAnsi="Aptos Narrow" w:cs="Times New Roman"/>
+                      <w:color w:val="000000"/>
+                      <w:sz w:val="18"/>
+                      <w:szCs w:val="18"/>
+                    </w:rPr>
+                    <w:t>0,049</w:t>
+                  </w:r>
+                </w:p>
+              </w:tc>
+              <w:tc>
+                <w:tcPr>
+                  <w:tcW w:w="1134" w:type="dxa"/>
+                  <w:tcBorders>
+                    <w:top w:val="nil"/>
+                    <w:left w:val="nil"/>
+                    <w:bottom w:val="single" w:sz="4" w:space="0" w:color="auto"/>
+                    <w:right w:val="single" w:sz="4" w:space="0" w:color="auto"/>
+                  </w:tcBorders>
+                  <w:shd w:val="clear" w:color="auto" w:fill="auto"/>
+                  <w:noWrap/>
+                  <w:vAlign w:val="bottom"/>
+                  <w:hideMark/>
+                </w:tcPr>
+                <w:p>
+                  <w:pPr>
+                    <w:spacing w:line="240" w:lineRule="auto"/>
+                    <w:jc w:val="right"/>
+                    <w:rPr>
+                      <w:rFonts w:ascii="Aptos Narrow" w:eastAsia="Times New Roman" w:hAnsi="Aptos Narrow" w:cs="Times New Roman"/>
+                      <w:color w:val="000000"/>
+                      <w:sz w:val="18"/>
+                      <w:szCs w:val="18"/>
+                    </w:rPr>
+                  </w:pPr>
+                  <w:r>
+                    <w:rPr>
+                      <w:rFonts w:ascii="Aptos Narrow" w:eastAsia="Times New Roman" w:hAnsi="Aptos Narrow" w:cs="Times New Roman"/>
+                      <w:color w:val="000000"/>
+                      <w:sz w:val="18"/>
+                      <w:szCs w:val="18"/>
+                    </w:rPr>
+                    <w:t>0,951</w:t>
+                  </w:r>
+                </w:p>
+              </w:tc>
+              <w:tc>
+                <w:tcPr>
+                  <w:tcW w:w="1134" w:type="dxa"/>
+                  <w:tcBorders>
+                    <w:top w:val="nil"/>
+                    <w:left w:val="nil"/>
+                    <w:bottom w:val="single" w:sz="4" w:space="0" w:color="auto"/>
+                    <w:right w:val="single" w:sz="4" w:space="0" w:color="auto"/>
+                  </w:tcBorders>
+                  <w:shd w:val="clear" w:color="auto" w:fill="auto"/>
+                  <w:noWrap/>
+                  <w:vAlign w:val="bottom"/>
+                  <w:hideMark/>
+                </w:tcPr>
+                <w:p>
+                  <w:pPr>
+                    <w:spacing w:line="240" w:lineRule="auto"/>
+                    <w:jc w:val="right"/>
+                    <w:rPr>
+                      <w:rFonts w:ascii="Aptos Narrow" w:eastAsia="Times New Roman" w:hAnsi="Aptos Narrow" w:cs="Times New Roman"/>
+                      <w:color w:val="000000"/>
+                      <w:sz w:val="18"/>
+                      <w:szCs w:val="18"/>
+                    </w:rPr>
+                  </w:pPr>
+                  <w:r>
+                    <w:rPr>
+                      <w:rFonts w:ascii="Aptos Narrow" w:eastAsia="Times New Roman" w:hAnsi="Aptos Narrow" w:cs="Times New Roman"/>
+                      <w:color w:val="000000"/>
+                      <w:sz w:val="18"/>
+                      <w:szCs w:val="18"/>
+                    </w:rPr>
+                    <w:t>0,052</w:t>
+                  </w:r>
+                </w:p>
+              </w:tc>
+              <w:tc>
+                <w:tcPr>
+                  <w:tcW w:w="1439" w:type="dxa"/>
+                  <w:tcBorders>
+                    <w:top w:val="nil"/>
+                    <w:left w:val="nil"/>
+                    <w:bottom w:val="single" w:sz="4" w:space="0" w:color="auto"/>
+                    <w:right w:val="single" w:sz="4" w:space="0" w:color="auto"/>
+                  </w:tcBorders>
+                  <w:shd w:val="clear" w:color="auto" w:fill="auto"/>
+                  <w:noWrap/>
+                  <w:vAlign w:val="bottom"/>
+                  <w:hideMark/>
+                </w:tcPr>
+                <w:p>
+                  <w:pPr>
+                    <w:spacing w:line="240" w:lineRule="auto"/>
+                    <w:jc w:val="right"/>
+                    <w:rPr>
+                      <w:rFonts w:ascii="Aptos Narrow" w:eastAsia="Times New Roman" w:hAnsi="Aptos Narrow" w:cs="Times New Roman"/>
+                      <w:color w:val="000000"/>
+                      <w:sz w:val="18"/>
+                      <w:szCs w:val="18"/>
+                    </w:rPr>
+                  </w:pPr>
+                  <w:r>
+                    <w:rPr>
+                      <w:rFonts w:ascii="Aptos Narrow" w:eastAsia="Times New Roman" w:hAnsi="Aptos Narrow" w:cs="Times New Roman"/>
+                      <w:color w:val="000000"/>
+                      <w:sz w:val="18"/>
+                      <w:szCs w:val="18"/>
+                    </w:rPr>
+                    <w:t>0,948</w:t>
+                  </w:r>
+                </w:p>
+              </w:tc>
+            </w:tr>
+          </w:tbl>
+          <w:p>
+            <w:pPr>
+              <w:pStyle w:val="PargrafodaLista"/>
+              <w:ind w:left="0"/>
+              <w:rPr>
+                <w:rFonts w:ascii="Times New Roman" w:eastAsiaTheme="minorEastAsia" w:hAnsi="Times New Roman" w:cs="Times New Roman"/>
+                <w:sz w:val="18"/>
+                <w:szCs w:val="18"/>
+              </w:rPr>
+            </w:pPr>
+          </w:p>
+        </w:tc>
+      </w:tr>
+    </w:tbl>
+    <w:p>
+      <w:pPr>
+        <w:pStyle w:val="PargrafodaLista"/>
+        <w:jc w:val="both"/>
+        <w:rPr>
+          <w:rFonts w:ascii="Times New Roman" w:eastAsia="Times New Roman" w:hAnsi="Times New Roman" w:cs="Times New Roman"/>
+          <w:sz w:val="24"/>
+          <w:szCs w:val="24"/>
+        </w:rPr>
+      </w:pPr>
+    </w:p>
+    <w:p>
+      <w:pPr>
+        <w:pStyle w:val="PargrafodaLista"/>
+        <w:numPr>
+          <w:ilvl w:val="0"/>
+          <w:numId w:val="8"/>
+        </w:numPr>
+        <w:jc w:val="both"/>
+        <w:rPr>
+          <w:rFonts w:ascii="Times New Roman" w:eastAsia="Times New Roman" w:hAnsi="Times New Roman" w:cs="Times New Roman"/>
+          <w:sz w:val="24"/>
+          <w:szCs w:val="24"/>
+        </w:rPr>
+      </w:pPr>
+      <w:r>
+        <w:rPr>
+          <w:rFonts w:ascii="Times New Roman" w:eastAsia="Times New Roman" w:hAnsi="Times New Roman" w:cs="Times New Roman"/>
+          <w:sz w:val="24"/>
+          <w:szCs w:val="24"/>
+        </w:rPr>
+        <w:t>Por sexo:</w:t>
+      </w:r>
+    </w:p>
+    <w:tbl>
+      <w:tblPr>
+        <w:tblStyle w:val="Tabelacomgrade"/>
+        <w:tblW w:w="0" w:type="auto"/>
+        <w:tblInd w:w="720" w:type="dxa"/>
+        <w:tblLook w:val="04A0" w:firstRow="1" w:lastRow="0" w:firstColumn="1" w:lastColumn="0" w:noHBand="0" w:noVBand="1"/>
+      </w:tblPr>
+      <w:tblGrid>
+        <w:gridCol w:w="8343"/>
+      </w:tblGrid>
+      <w:tr>
+        <w:tc>
+          <w:tcPr>
+            <w:tcW w:w="9063" w:type="dxa"/>
+          </w:tcPr>
+          <w:tbl>
+            <w:tblPr>
+              <w:tblW w:w="11940" w:type="dxa"/>
+              <w:tblCellMar>
+                <w:left w:w="70" w:type="dxa"/>
+                <w:right w:w="70" w:type="dxa"/>
+              </w:tblCellMar>
+              <w:tblLook w:val="04A0" w:firstRow="1" w:lastRow="0" w:firstColumn="1" w:lastColumn="0" w:noHBand="0" w:noVBand="1"/>
+            </w:tblPr>
+            <w:tblGrid>
+              <w:gridCol w:w="721"/>
+              <w:gridCol w:w="721"/>
+              <w:gridCol w:w="721"/>
+              <w:gridCol w:w="720"/>
+              <w:gridCol w:w="654"/>
+              <w:gridCol w:w="654"/>
+              <w:gridCol w:w="654"/>
+              <w:gridCol w:w="654"/>
+              <w:gridCol w:w="725"/>
+              <w:gridCol w:w="725"/>
+              <w:gridCol w:w="584"/>
+              <w:gridCol w:w="584"/>
+            </w:tblGrid>
+            <w:tr>
+              <w:trPr>
+                <w:trHeight w:val="288"/>
+              </w:trPr>
+              <w:tc>
+                <w:tcPr>
+                  <w:tcW w:w="4260" w:type="dxa"/>
+                  <w:gridSpan w:val="4"/>
+                  <w:tcBorders>
+                    <w:top w:val="single" w:sz="4" w:space="0" w:color="auto"/>
+                    <w:left w:val="single" w:sz="4" w:space="0" w:color="auto"/>
+                    <w:bottom w:val="single" w:sz="4" w:space="0" w:color="auto"/>
+                    <w:right w:val="single" w:sz="4" w:space="0" w:color="auto"/>
+                  </w:tcBorders>
+                  <w:shd w:val="clear" w:color="auto" w:fill="auto"/>
+                  <w:noWrap/>
+                  <w:vAlign w:val="bottom"/>
+                  <w:hideMark/>
+                </w:tcPr>
+                <w:p>
+                  <w:pPr>
+                    <w:spacing w:line="240" w:lineRule="auto"/>
+                    <w:jc w:val="center"/>
+                    <w:rPr>
+                      <w:rFonts w:ascii="Aptos Narrow" w:eastAsia="Times New Roman" w:hAnsi="Aptos Narrow" w:cs="Times New Roman"/>
+                      <w:color w:val="000000"/>
+                      <w:sz w:val="18"/>
+                      <w:szCs w:val="18"/>
+                    </w:rPr>
+                  </w:pPr>
+                  <w:proofErr w:type="spellStart"/>
+                  <w:r>
+                    <w:rPr>
+                      <w:rFonts w:ascii="Aptos Narrow" w:eastAsia="Times New Roman" w:hAnsi="Aptos Narrow" w:cs="Times New Roman"/>
+                      <w:color w:val="000000"/>
+                      <w:sz w:val="18"/>
+                      <w:szCs w:val="18"/>
+                    </w:rPr>
+                    <w:t>Pré</w:t>
+                  </w:r>
+                  <w:proofErr w:type="spellEnd"/>
+                  <w:r>
+                    <w:rPr>
+                      <w:rFonts w:ascii="Aptos Narrow" w:eastAsia="Times New Roman" w:hAnsi="Aptos Narrow" w:cs="Times New Roman"/>
+                      <w:color w:val="000000"/>
+                      <w:sz w:val="18"/>
+                      <w:szCs w:val="18"/>
+                    </w:rPr>
+                    <w:t>-pandemia</w:t>
+                  </w:r>
+                </w:p>
+              </w:tc>
+              <w:tc>
+                <w:tcPr>
+                  <w:tcW w:w="3840" w:type="dxa"/>
+                  <w:gridSpan w:val="4"/>
+                  <w:tcBorders>
+                    <w:top w:val="single" w:sz="4" w:space="0" w:color="auto"/>
+                    <w:left w:val="nil"/>
+                    <w:bottom w:val="single" w:sz="4" w:space="0" w:color="auto"/>
+                    <w:right w:val="single" w:sz="4" w:space="0" w:color="auto"/>
+                  </w:tcBorders>
+                  <w:shd w:val="clear" w:color="auto" w:fill="auto"/>
+                  <w:noWrap/>
+                  <w:vAlign w:val="bottom"/>
+                  <w:hideMark/>
+                </w:tcPr>
+                <w:p>
+                  <w:pPr>
+                    <w:spacing w:line="240" w:lineRule="auto"/>
+                    <w:jc w:val="center"/>
+                    <w:rPr>
+                      <w:rFonts w:ascii="Aptos Narrow" w:eastAsia="Times New Roman" w:hAnsi="Aptos Narrow" w:cs="Times New Roman"/>
+                      <w:color w:val="000000"/>
+                      <w:sz w:val="18"/>
+                      <w:szCs w:val="18"/>
+                    </w:rPr>
+                  </w:pPr>
+                  <w:r>
+                    <w:rPr>
+                      <w:rFonts w:ascii="Aptos Narrow" w:eastAsia="Times New Roman" w:hAnsi="Aptos Narrow" w:cs="Times New Roman"/>
+                      <w:color w:val="000000"/>
+                      <w:sz w:val="18"/>
+                      <w:szCs w:val="18"/>
+                    </w:rPr>
+                    <w:t>Durante a Pandemia</w:t>
+                  </w:r>
+                </w:p>
+              </w:tc>
+              <w:tc>
+                <w:tcPr>
+                  <w:tcW w:w="3840" w:type="dxa"/>
+                  <w:gridSpan w:val="4"/>
+                  <w:tcBorders>
+                    <w:top w:val="single" w:sz="4" w:space="0" w:color="auto"/>
+                    <w:left w:val="nil"/>
+                    <w:bottom w:val="single" w:sz="4" w:space="0" w:color="auto"/>
+                    <w:right w:val="single" w:sz="4" w:space="0" w:color="auto"/>
+                  </w:tcBorders>
+                  <w:shd w:val="clear" w:color="auto" w:fill="auto"/>
+                  <w:noWrap/>
+                  <w:vAlign w:val="bottom"/>
+                  <w:hideMark/>
+                </w:tcPr>
+                <w:p>
+                  <w:pPr>
+                    <w:spacing w:line="240" w:lineRule="auto"/>
+                    <w:jc w:val="center"/>
+                    <w:rPr>
+                      <w:rFonts w:ascii="Aptos Narrow" w:eastAsia="Times New Roman" w:hAnsi="Aptos Narrow" w:cs="Times New Roman"/>
+                      <w:color w:val="000000"/>
+                      <w:sz w:val="18"/>
+                      <w:szCs w:val="18"/>
+                    </w:rPr>
+                  </w:pPr>
+                  <w:r>
+                    <w:rPr>
+                      <w:rFonts w:ascii="Aptos Narrow" w:eastAsia="Times New Roman" w:hAnsi="Aptos Narrow" w:cs="Times New Roman"/>
+                      <w:color w:val="000000"/>
+                      <w:sz w:val="18"/>
+                      <w:szCs w:val="18"/>
+                    </w:rPr>
+                    <w:t>Pós-pandemia</w:t>
+                  </w:r>
+                </w:p>
+              </w:tc>
+            </w:tr>
+            <w:tr>
+              <w:trPr>
+                <w:trHeight w:val="288"/>
+              </w:trPr>
+              <w:tc>
+                <w:tcPr>
+                  <w:tcW w:w="2130" w:type="dxa"/>
+                  <w:gridSpan w:val="2"/>
+                  <w:tcBorders>
+                    <w:top w:val="single" w:sz="4" w:space="0" w:color="auto"/>
+                    <w:left w:val="single" w:sz="4" w:space="0" w:color="auto"/>
+                    <w:bottom w:val="single" w:sz="4" w:space="0" w:color="auto"/>
+                    <w:right w:val="single" w:sz="4" w:space="0" w:color="auto"/>
+                  </w:tcBorders>
+                  <w:shd w:val="clear" w:color="auto" w:fill="auto"/>
+                  <w:noWrap/>
+                  <w:vAlign w:val="bottom"/>
+                  <w:hideMark/>
+                </w:tcPr>
+                <w:p>
+                  <w:pPr>
+                    <w:spacing w:line="240" w:lineRule="auto"/>
+                    <w:jc w:val="center"/>
+                    <w:rPr>
+                      <w:rFonts w:ascii="Aptos Narrow" w:eastAsia="Times New Roman" w:hAnsi="Aptos Narrow" w:cs="Times New Roman"/>
+                      <w:color w:val="000000"/>
+                      <w:sz w:val="18"/>
+                      <w:szCs w:val="18"/>
+                    </w:rPr>
+                  </w:pPr>
+                  <w:r>
+                    <w:rPr>
+                      <w:rFonts w:ascii="Aptos Narrow" w:eastAsia="Times New Roman" w:hAnsi="Aptos Narrow" w:cs="Times New Roman"/>
+                      <w:color w:val="000000"/>
+                      <w:sz w:val="18"/>
+                      <w:szCs w:val="18"/>
+                    </w:rPr>
+                    <w:t>Mulher</w:t>
+                  </w:r>
+                </w:p>
+              </w:tc>
+              <w:tc>
+                <w:tcPr>
+                  <w:tcW w:w="2130" w:type="dxa"/>
+                  <w:gridSpan w:val="2"/>
+                  <w:tcBorders>
+                    <w:top w:val="single" w:sz="4" w:space="0" w:color="auto"/>
+                    <w:left w:val="nil"/>
+                    <w:bottom w:val="single" w:sz="4" w:space="0" w:color="auto"/>
+                    <w:right w:val="single" w:sz="4" w:space="0" w:color="auto"/>
+                  </w:tcBorders>
+                  <w:shd w:val="clear" w:color="auto" w:fill="auto"/>
+                  <w:noWrap/>
+                  <w:vAlign w:val="bottom"/>
+                  <w:hideMark/>
+                </w:tcPr>
+                <w:p>
+                  <w:pPr>
+                    <w:spacing w:line="240" w:lineRule="auto"/>
+                    <w:jc w:val="center"/>
+                    <w:rPr>
+                      <w:rFonts w:ascii="Aptos Narrow" w:eastAsia="Times New Roman" w:hAnsi="Aptos Narrow" w:cs="Times New Roman"/>
+                      <w:color w:val="000000"/>
+                      <w:sz w:val="18"/>
+                      <w:szCs w:val="18"/>
+                    </w:rPr>
+                  </w:pPr>
+                  <w:r>
+                    <w:rPr>
+                      <w:rFonts w:ascii="Aptos Narrow" w:eastAsia="Times New Roman" w:hAnsi="Aptos Narrow" w:cs="Times New Roman"/>
+                      <w:color w:val="000000"/>
+                      <w:sz w:val="18"/>
+                      <w:szCs w:val="18"/>
+                    </w:rPr>
+                    <w:t>Homem</w:t>
+                  </w:r>
+                </w:p>
+              </w:tc>
+              <w:tc>
+                <w:tcPr>
+                  <w:tcW w:w="1920" w:type="dxa"/>
+                  <w:gridSpan w:val="2"/>
+                  <w:tcBorders>
+                    <w:top w:val="single" w:sz="4" w:space="0" w:color="auto"/>
+                    <w:left w:val="nil"/>
+                    <w:bottom w:val="single" w:sz="4" w:space="0" w:color="auto"/>
+                    <w:right w:val="single" w:sz="4" w:space="0" w:color="auto"/>
+                  </w:tcBorders>
+                  <w:shd w:val="clear" w:color="auto" w:fill="auto"/>
+                  <w:noWrap/>
+                  <w:vAlign w:val="bottom"/>
+                  <w:hideMark/>
+                </w:tcPr>
+                <w:p>
+                  <w:pPr>
+                    <w:spacing w:line="240" w:lineRule="auto"/>
+                    <w:jc w:val="center"/>
+                    <w:rPr>
+                      <w:rFonts w:ascii="Aptos Narrow" w:eastAsia="Times New Roman" w:hAnsi="Aptos Narrow" w:cs="Times New Roman"/>
+                      <w:color w:val="000000"/>
+                      <w:sz w:val="18"/>
+                      <w:szCs w:val="18"/>
+                    </w:rPr>
+                  </w:pPr>
+                  <w:r>
+                    <w:rPr>
+                      <w:rFonts w:ascii="Aptos Narrow" w:eastAsia="Times New Roman" w:hAnsi="Aptos Narrow" w:cs="Times New Roman"/>
+                      <w:color w:val="000000"/>
+                      <w:sz w:val="18"/>
+                      <w:szCs w:val="18"/>
+                    </w:rPr>
+                    <w:t>Mulher</w:t>
+                  </w:r>
+                </w:p>
+              </w:tc>
+              <w:tc>
+                <w:tcPr>
+                  <w:tcW w:w="1920" w:type="dxa"/>
+                  <w:gridSpan w:val="2"/>
+                  <w:tcBorders>
+                    <w:top w:val="single" w:sz="4" w:space="0" w:color="auto"/>
+                    <w:left w:val="nil"/>
+                    <w:bottom w:val="single" w:sz="4" w:space="0" w:color="auto"/>
+                    <w:right w:val="single" w:sz="4" w:space="0" w:color="auto"/>
+                  </w:tcBorders>
+                  <w:shd w:val="clear" w:color="auto" w:fill="auto"/>
+                  <w:noWrap/>
+                  <w:vAlign w:val="bottom"/>
+                  <w:hideMark/>
+                </w:tcPr>
+                <w:p>
+                  <w:pPr>
+                    <w:spacing w:line="240" w:lineRule="auto"/>
+                    <w:jc w:val="center"/>
+                    <w:rPr>
+                      <w:rFonts w:ascii="Aptos Narrow" w:eastAsia="Times New Roman" w:hAnsi="Aptos Narrow" w:cs="Times New Roman"/>
+                      <w:color w:val="000000"/>
+                      <w:sz w:val="18"/>
+                      <w:szCs w:val="18"/>
+                    </w:rPr>
+                  </w:pPr>
+                  <w:r>
+                    <w:rPr>
+                      <w:rFonts w:ascii="Aptos Narrow" w:eastAsia="Times New Roman" w:hAnsi="Aptos Narrow" w:cs="Times New Roman"/>
+                      <w:color w:val="000000"/>
+                      <w:sz w:val="18"/>
+                      <w:szCs w:val="18"/>
+                    </w:rPr>
+                    <w:t>Homem</w:t>
+                  </w:r>
+                </w:p>
+              </w:tc>
+              <w:tc>
+                <w:tcPr>
+                  <w:tcW w:w="2144" w:type="dxa"/>
+                  <w:gridSpan w:val="2"/>
+                  <w:tcBorders>
+                    <w:top w:val="single" w:sz="4" w:space="0" w:color="auto"/>
+                    <w:left w:val="nil"/>
+                    <w:bottom w:val="single" w:sz="4" w:space="0" w:color="auto"/>
+                    <w:right w:val="single" w:sz="4" w:space="0" w:color="auto"/>
+                  </w:tcBorders>
+                  <w:shd w:val="clear" w:color="auto" w:fill="auto"/>
+                  <w:noWrap/>
+                  <w:vAlign w:val="bottom"/>
+                  <w:hideMark/>
+                </w:tcPr>
+                <w:p>
+                  <w:pPr>
+                    <w:spacing w:line="240" w:lineRule="auto"/>
+                    <w:jc w:val="center"/>
+                    <w:rPr>
+                      <w:rFonts w:ascii="Aptos Narrow" w:eastAsia="Times New Roman" w:hAnsi="Aptos Narrow" w:cs="Times New Roman"/>
+                      <w:color w:val="000000"/>
+                      <w:sz w:val="18"/>
+                      <w:szCs w:val="18"/>
+                    </w:rPr>
+                  </w:pPr>
+                  <w:r>
+                    <w:rPr>
+                      <w:rFonts w:ascii="Aptos Narrow" w:eastAsia="Times New Roman" w:hAnsi="Aptos Narrow" w:cs="Times New Roman"/>
+                      <w:color w:val="000000"/>
+                      <w:sz w:val="18"/>
+                      <w:szCs w:val="18"/>
+                    </w:rPr>
+                    <w:t>Mulher</w:t>
+                  </w:r>
+                </w:p>
+              </w:tc>
+              <w:tc>
+                <w:tcPr>
+                  <w:tcW w:w="1696" w:type="dxa"/>
+                  <w:gridSpan w:val="2"/>
+                  <w:tcBorders>
+                    <w:top w:val="single" w:sz="4" w:space="0" w:color="auto"/>
+                    <w:left w:val="nil"/>
+                    <w:bottom w:val="single" w:sz="4" w:space="0" w:color="auto"/>
+                    <w:right w:val="single" w:sz="4" w:space="0" w:color="auto"/>
+                  </w:tcBorders>
+                  <w:shd w:val="clear" w:color="auto" w:fill="auto"/>
+                  <w:noWrap/>
+                  <w:vAlign w:val="bottom"/>
+                  <w:hideMark/>
+                </w:tcPr>
+                <w:p>
+                  <w:pPr>
+                    <w:spacing w:line="240" w:lineRule="auto"/>
+                    <w:jc w:val="center"/>
+                    <w:rPr>
+                      <w:rFonts w:ascii="Aptos Narrow" w:eastAsia="Times New Roman" w:hAnsi="Aptos Narrow" w:cs="Times New Roman"/>
+                      <w:color w:val="000000"/>
+                      <w:sz w:val="18"/>
+                      <w:szCs w:val="18"/>
+                    </w:rPr>
+                  </w:pPr>
+                  <w:r>
+                    <w:rPr>
+                      <w:rFonts w:ascii="Aptos Narrow" w:eastAsia="Times New Roman" w:hAnsi="Aptos Narrow" w:cs="Times New Roman"/>
+                      <w:color w:val="000000"/>
+                      <w:sz w:val="18"/>
+                      <w:szCs w:val="18"/>
+                    </w:rPr>
+                    <w:t>Homem</w:t>
+                  </w:r>
+                </w:p>
+              </w:tc>
+            </w:tr>
+            <w:tr>
+              <w:trPr>
+                <w:trHeight w:val="288"/>
+              </w:trPr>
+              <w:tc>
+                <w:tcPr>
+                  <w:tcW w:w="1065" w:type="dxa"/>
+                  <w:tcBorders>
+                    <w:top w:val="nil"/>
+                    <w:left w:val="single" w:sz="4" w:space="0" w:color="auto"/>
+                    <w:bottom w:val="single" w:sz="4" w:space="0" w:color="auto"/>
+                    <w:right w:val="single" w:sz="4" w:space="0" w:color="auto"/>
+                  </w:tcBorders>
+                  <w:shd w:val="clear" w:color="auto" w:fill="auto"/>
+                  <w:noWrap/>
+                  <w:vAlign w:val="bottom"/>
+                  <w:hideMark/>
+                </w:tcPr>
+                <w:p>
+                  <w:pPr>
+                    <w:spacing w:line="240" w:lineRule="auto"/>
+                    <w:jc w:val="right"/>
+                    <w:rPr>
+                      <w:rFonts w:ascii="Aptos Narrow" w:eastAsia="Times New Roman" w:hAnsi="Aptos Narrow" w:cs="Times New Roman"/>
+                      <w:color w:val="000000"/>
+                      <w:sz w:val="18"/>
+                      <w:szCs w:val="18"/>
+                    </w:rPr>
+                  </w:pPr>
+                  <w:r>
+                    <w:rPr>
+                      <w:rFonts w:ascii="Aptos Narrow" w:eastAsia="Times New Roman" w:hAnsi="Aptos Narrow" w:cs="Times New Roman"/>
+                      <w:color w:val="000000"/>
+                      <w:sz w:val="18"/>
+                      <w:szCs w:val="18"/>
+                    </w:rPr>
+                    <w:t>0,67</w:t>
+                  </w:r>
+                </w:p>
+              </w:tc>
+              <w:tc>
+                <w:tcPr>
+                  <w:tcW w:w="1065" w:type="dxa"/>
+                  <w:tcBorders>
+                    <w:top w:val="nil"/>
+                    <w:left w:val="nil"/>
+                    <w:bottom w:val="single" w:sz="4" w:space="0" w:color="auto"/>
+                    <w:right w:val="single" w:sz="4" w:space="0" w:color="auto"/>
+                  </w:tcBorders>
+                  <w:shd w:val="clear" w:color="auto" w:fill="auto"/>
+                  <w:noWrap/>
+                  <w:vAlign w:val="bottom"/>
+                  <w:hideMark/>
+                </w:tcPr>
+                <w:p>
+                  <w:pPr>
+                    <w:spacing w:line="240" w:lineRule="auto"/>
+                    <w:jc w:val="right"/>
+                    <w:rPr>
+                      <w:rFonts w:ascii="Aptos Narrow" w:eastAsia="Times New Roman" w:hAnsi="Aptos Narrow" w:cs="Times New Roman"/>
+                      <w:color w:val="000000"/>
+                      <w:sz w:val="18"/>
+                      <w:szCs w:val="18"/>
+                    </w:rPr>
+                  </w:pPr>
+                  <w:r>
+                    <w:rPr>
+                      <w:rFonts w:ascii="Aptos Narrow" w:eastAsia="Times New Roman" w:hAnsi="Aptos Narrow" w:cs="Times New Roman"/>
+                      <w:color w:val="000000"/>
+                      <w:sz w:val="18"/>
+                      <w:szCs w:val="18"/>
+                    </w:rPr>
+                    <w:t>0,33</w:t>
+                  </w:r>
+                </w:p>
+              </w:tc>
+              <w:tc>
+                <w:tcPr>
+                  <w:tcW w:w="1065" w:type="dxa"/>
+                  <w:tcBorders>
+                    <w:top w:val="nil"/>
+                    <w:left w:val="nil"/>
+                    <w:bottom w:val="single" w:sz="4" w:space="0" w:color="auto"/>
+                    <w:right w:val="single" w:sz="4" w:space="0" w:color="auto"/>
+                  </w:tcBorders>
+                  <w:shd w:val="clear" w:color="auto" w:fill="auto"/>
+                  <w:noWrap/>
+                  <w:vAlign w:val="bottom"/>
+                  <w:hideMark/>
+                </w:tcPr>
+                <w:p>
+                  <w:pPr>
+                    <w:spacing w:line="240" w:lineRule="auto"/>
+                    <w:jc w:val="right"/>
+                    <w:rPr>
+                      <w:rFonts w:ascii="Aptos Narrow" w:eastAsia="Times New Roman" w:hAnsi="Aptos Narrow" w:cs="Times New Roman"/>
+                      <w:color w:val="000000"/>
+                      <w:sz w:val="18"/>
+                      <w:szCs w:val="18"/>
+                    </w:rPr>
+                  </w:pPr>
+                  <w:r>
+                    <w:rPr>
+                      <w:rFonts w:ascii="Aptos Narrow" w:eastAsia="Times New Roman" w:hAnsi="Aptos Narrow" w:cs="Times New Roman"/>
+                      <w:color w:val="000000"/>
+                      <w:sz w:val="18"/>
+                      <w:szCs w:val="18"/>
+                    </w:rPr>
+                    <w:t>0,585</w:t>
+                  </w:r>
+                </w:p>
+              </w:tc>
+              <w:tc>
+                <w:tcPr>
+                  <w:tcW w:w="1065" w:type="dxa"/>
+                  <w:tcBorders>
+                    <w:top w:val="nil"/>
+                    <w:left w:val="nil"/>
+                    <w:bottom w:val="single" w:sz="4" w:space="0" w:color="auto"/>
+                    <w:right w:val="single" w:sz="4" w:space="0" w:color="auto"/>
+                  </w:tcBorders>
+                  <w:shd w:val="clear" w:color="auto" w:fill="auto"/>
+                  <w:noWrap/>
+                  <w:vAlign w:val="bottom"/>
+                  <w:hideMark/>
+                </w:tcPr>
+                <w:p>
+                  <w:pPr>
+                    <w:spacing w:line="240" w:lineRule="auto"/>
+                    <w:jc w:val="right"/>
+                    <w:rPr>
+                      <w:rFonts w:ascii="Aptos Narrow" w:eastAsia="Times New Roman" w:hAnsi="Aptos Narrow" w:cs="Times New Roman"/>
+                      <w:color w:val="000000"/>
+                      <w:sz w:val="18"/>
+                      <w:szCs w:val="18"/>
+                    </w:rPr>
+                  </w:pPr>
+                  <w:r>
+                    <w:rPr>
+                      <w:rFonts w:ascii="Aptos Narrow" w:eastAsia="Times New Roman" w:hAnsi="Aptos Narrow" w:cs="Times New Roman"/>
+                      <w:color w:val="000000"/>
+                      <w:sz w:val="18"/>
+                      <w:szCs w:val="18"/>
+                    </w:rPr>
+                    <w:t>0,415</w:t>
+                  </w:r>
+                </w:p>
+              </w:tc>
+              <w:tc>
+                <w:tcPr>
+                  <w:tcW w:w="960" w:type="dxa"/>
+                  <w:tcBorders>
+                    <w:top w:val="nil"/>
+                    <w:left w:val="nil"/>
+                    <w:bottom w:val="single" w:sz="4" w:space="0" w:color="auto"/>
+                    <w:right w:val="single" w:sz="4" w:space="0" w:color="auto"/>
+                  </w:tcBorders>
+                  <w:shd w:val="clear" w:color="auto" w:fill="auto"/>
+                  <w:noWrap/>
+                  <w:vAlign w:val="bottom"/>
+                  <w:hideMark/>
+                </w:tcPr>
+                <w:p>
+                  <w:pPr>
+                    <w:spacing w:line="240" w:lineRule="auto"/>
+                    <w:jc w:val="right"/>
+                    <w:rPr>
+                      <w:rFonts w:ascii="Aptos Narrow" w:eastAsia="Times New Roman" w:hAnsi="Aptos Narrow" w:cs="Times New Roman"/>
+                      <w:color w:val="000000"/>
+                      <w:sz w:val="18"/>
+                      <w:szCs w:val="18"/>
+                    </w:rPr>
+                  </w:pPr>
+                  <w:r>
+                    <w:rPr>
+                      <w:rFonts w:ascii="Aptos Narrow" w:eastAsia="Times New Roman" w:hAnsi="Aptos Narrow" w:cs="Times New Roman"/>
+                      <w:color w:val="000000"/>
+                      <w:sz w:val="18"/>
+                      <w:szCs w:val="18"/>
+                    </w:rPr>
+                    <w:t>0,826</w:t>
+                  </w:r>
+                </w:p>
+              </w:tc>
+              <w:tc>
+                <w:tcPr>
+                  <w:tcW w:w="960" w:type="dxa"/>
+                  <w:tcBorders>
+                    <w:top w:val="nil"/>
+                    <w:left w:val="nil"/>
+                    <w:bottom w:val="single" w:sz="4" w:space="0" w:color="auto"/>
+                    <w:right w:val="single" w:sz="4" w:space="0" w:color="auto"/>
+                  </w:tcBorders>
+                  <w:shd w:val="clear" w:color="auto" w:fill="auto"/>
+                  <w:noWrap/>
+                  <w:vAlign w:val="bottom"/>
+                  <w:hideMark/>
+                </w:tcPr>
+                <w:p>
+                  <w:pPr>
+                    <w:spacing w:line="240" w:lineRule="auto"/>
+                    <w:jc w:val="right"/>
+                    <w:rPr>
+                      <w:rFonts w:ascii="Aptos Narrow" w:eastAsia="Times New Roman" w:hAnsi="Aptos Narrow" w:cs="Times New Roman"/>
+                      <w:color w:val="000000"/>
+                      <w:sz w:val="18"/>
+                      <w:szCs w:val="18"/>
+                    </w:rPr>
+                  </w:pPr>
+                  <w:r>
+                    <w:rPr>
+                      <w:rFonts w:ascii="Aptos Narrow" w:eastAsia="Times New Roman" w:hAnsi="Aptos Narrow" w:cs="Times New Roman"/>
+                      <w:color w:val="000000"/>
+                      <w:sz w:val="18"/>
+                      <w:szCs w:val="18"/>
+                    </w:rPr>
+                    <w:t>0,174</w:t>
+                  </w:r>
+                </w:p>
+              </w:tc>
+              <w:tc>
+                <w:tcPr>
+                  <w:tcW w:w="960" w:type="dxa"/>
+                  <w:tcBorders>
+                    <w:top w:val="nil"/>
+                    <w:left w:val="nil"/>
+                    <w:bottom w:val="single" w:sz="4" w:space="0" w:color="auto"/>
+                    <w:right w:val="single" w:sz="4" w:space="0" w:color="auto"/>
+                  </w:tcBorders>
+                  <w:shd w:val="clear" w:color="auto" w:fill="auto"/>
+                  <w:noWrap/>
+                  <w:vAlign w:val="bottom"/>
+                  <w:hideMark/>
+                </w:tcPr>
+                <w:p>
+                  <w:pPr>
+                    <w:spacing w:line="240" w:lineRule="auto"/>
+                    <w:jc w:val="right"/>
+                    <w:rPr>
+                      <w:rFonts w:ascii="Aptos Narrow" w:eastAsia="Times New Roman" w:hAnsi="Aptos Narrow" w:cs="Times New Roman"/>
+                      <w:color w:val="000000"/>
+                      <w:sz w:val="18"/>
+                      <w:szCs w:val="18"/>
+                    </w:rPr>
+                  </w:pPr>
+                  <w:r>
+                    <w:rPr>
+                      <w:rFonts w:ascii="Aptos Narrow" w:eastAsia="Times New Roman" w:hAnsi="Aptos Narrow" w:cs="Times New Roman"/>
+                      <w:color w:val="000000"/>
+                      <w:sz w:val="18"/>
+                      <w:szCs w:val="18"/>
+                    </w:rPr>
+                    <w:t>0,769</w:t>
+                  </w:r>
+                </w:p>
+              </w:tc>
+              <w:tc>
+                <w:tcPr>
+                  <w:tcW w:w="960" w:type="dxa"/>
+                  <w:tcBorders>
+                    <w:top w:val="nil"/>
+                    <w:left w:val="nil"/>
+                    <w:bottom w:val="single" w:sz="4" w:space="0" w:color="auto"/>
+                    <w:right w:val="single" w:sz="4" w:space="0" w:color="auto"/>
+                  </w:tcBorders>
+                  <w:shd w:val="clear" w:color="auto" w:fill="auto"/>
+                  <w:noWrap/>
+                  <w:vAlign w:val="bottom"/>
+                  <w:hideMark/>
+                </w:tcPr>
+                <w:p>
+                  <w:pPr>
+                    <w:spacing w:line="240" w:lineRule="auto"/>
+                    <w:jc w:val="right"/>
+                    <w:rPr>
+                      <w:rFonts w:ascii="Aptos Narrow" w:eastAsia="Times New Roman" w:hAnsi="Aptos Narrow" w:cs="Times New Roman"/>
+                      <w:color w:val="000000"/>
+                      <w:sz w:val="18"/>
+                      <w:szCs w:val="18"/>
+                    </w:rPr>
+                  </w:pPr>
+                  <w:r>
+                    <w:rPr>
+                      <w:rFonts w:ascii="Aptos Narrow" w:eastAsia="Times New Roman" w:hAnsi="Aptos Narrow" w:cs="Times New Roman"/>
+                      <w:color w:val="000000"/>
+                      <w:sz w:val="18"/>
+                      <w:szCs w:val="18"/>
+                    </w:rPr>
+                    <w:t>0,231</w:t>
+                  </w:r>
+                </w:p>
+              </w:tc>
+              <w:tc>
+                <w:tcPr>
+                  <w:tcW w:w="1072" w:type="dxa"/>
+                  <w:tcBorders>
+                    <w:top w:val="nil"/>
+                    <w:left w:val="nil"/>
+                    <w:bottom w:val="single" w:sz="4" w:space="0" w:color="auto"/>
+                    <w:right w:val="single" w:sz="4" w:space="0" w:color="auto"/>
+                  </w:tcBorders>
+                  <w:shd w:val="clear" w:color="auto" w:fill="auto"/>
+                  <w:noWrap/>
+                  <w:vAlign w:val="bottom"/>
+                  <w:hideMark/>
+                </w:tcPr>
+                <w:p>
+                  <w:pPr>
+                    <w:spacing w:line="240" w:lineRule="auto"/>
+                    <w:jc w:val="right"/>
+                    <w:rPr>
+                      <w:rFonts w:ascii="Aptos Narrow" w:eastAsia="Times New Roman" w:hAnsi="Aptos Narrow" w:cs="Times New Roman"/>
+                      <w:color w:val="000000"/>
+                      <w:sz w:val="18"/>
+                      <w:szCs w:val="18"/>
+                    </w:rPr>
+                  </w:pPr>
+                  <w:r>
+                    <w:rPr>
+                      <w:rFonts w:ascii="Aptos Narrow" w:eastAsia="Times New Roman" w:hAnsi="Aptos Narrow" w:cs="Times New Roman"/>
+                      <w:color w:val="000000"/>
+                      <w:sz w:val="18"/>
+                      <w:szCs w:val="18"/>
+                    </w:rPr>
+                    <w:t>0,585</w:t>
+                  </w:r>
+                </w:p>
+              </w:tc>
+              <w:tc>
+                <w:tcPr>
+                  <w:tcW w:w="1072" w:type="dxa"/>
+                  <w:tcBorders>
+                    <w:top w:val="nil"/>
+                    <w:left w:val="nil"/>
+                    <w:bottom w:val="single" w:sz="4" w:space="0" w:color="auto"/>
+                    <w:right w:val="single" w:sz="4" w:space="0" w:color="auto"/>
+                  </w:tcBorders>
+                  <w:shd w:val="clear" w:color="auto" w:fill="auto"/>
+                  <w:noWrap/>
+                  <w:vAlign w:val="bottom"/>
+                  <w:hideMark/>
+                </w:tcPr>
+                <w:p>
+                  <w:pPr>
+                    <w:spacing w:line="240" w:lineRule="auto"/>
+                    <w:jc w:val="right"/>
+                    <w:rPr>
+                      <w:rFonts w:ascii="Aptos Narrow" w:eastAsia="Times New Roman" w:hAnsi="Aptos Narrow" w:cs="Times New Roman"/>
+                      <w:color w:val="000000"/>
+                      <w:sz w:val="18"/>
+                      <w:szCs w:val="18"/>
+                    </w:rPr>
+                  </w:pPr>
+                  <w:r>
+                    <w:rPr>
+                      <w:rFonts w:ascii="Aptos Narrow" w:eastAsia="Times New Roman" w:hAnsi="Aptos Narrow" w:cs="Times New Roman"/>
+                      <w:color w:val="000000"/>
+                      <w:sz w:val="18"/>
+                      <w:szCs w:val="18"/>
+                    </w:rPr>
+                    <w:t>0,415</w:t>
+                  </w:r>
+                </w:p>
+              </w:tc>
+              <w:tc>
+                <w:tcPr>
+                  <w:tcW w:w="848" w:type="dxa"/>
+                  <w:tcBorders>
+                    <w:top w:val="nil"/>
+                    <w:left w:val="nil"/>
+                    <w:bottom w:val="single" w:sz="4" w:space="0" w:color="auto"/>
+                    <w:right w:val="single" w:sz="4" w:space="0" w:color="auto"/>
+                  </w:tcBorders>
+                  <w:shd w:val="clear" w:color="auto" w:fill="auto"/>
+                  <w:noWrap/>
+                  <w:vAlign w:val="bottom"/>
+                  <w:hideMark/>
+                </w:tcPr>
+                <w:p>
+                  <w:pPr>
+                    <w:spacing w:line="240" w:lineRule="auto"/>
+                    <w:jc w:val="right"/>
+                    <w:rPr>
+                      <w:rFonts w:ascii="Aptos Narrow" w:eastAsia="Times New Roman" w:hAnsi="Aptos Narrow" w:cs="Times New Roman"/>
+                      <w:color w:val="000000"/>
+                      <w:sz w:val="18"/>
+                      <w:szCs w:val="18"/>
+                    </w:rPr>
+                  </w:pPr>
+                  <w:r>
+                    <w:rPr>
+                      <w:rFonts w:ascii="Aptos Narrow" w:eastAsia="Times New Roman" w:hAnsi="Aptos Narrow" w:cs="Times New Roman"/>
+                      <w:color w:val="000000"/>
+                      <w:sz w:val="18"/>
+                      <w:szCs w:val="18"/>
+                    </w:rPr>
+                    <w:t>0,5</w:t>
+                  </w:r>
+                </w:p>
+              </w:tc>
+              <w:tc>
+                <w:tcPr>
+                  <w:tcW w:w="848" w:type="dxa"/>
+                  <w:tcBorders>
+                    <w:top w:val="nil"/>
+                    <w:left w:val="nil"/>
+                    <w:bottom w:val="single" w:sz="4" w:space="0" w:color="auto"/>
+                    <w:right w:val="single" w:sz="4" w:space="0" w:color="auto"/>
+                  </w:tcBorders>
+                  <w:shd w:val="clear" w:color="auto" w:fill="auto"/>
+                  <w:noWrap/>
+                  <w:vAlign w:val="bottom"/>
+                  <w:hideMark/>
+                </w:tcPr>
+                <w:p>
+                  <w:pPr>
+                    <w:spacing w:line="240" w:lineRule="auto"/>
+                    <w:jc w:val="right"/>
+                    <w:rPr>
+                      <w:rFonts w:ascii="Aptos Narrow" w:eastAsia="Times New Roman" w:hAnsi="Aptos Narrow" w:cs="Times New Roman"/>
+                      <w:color w:val="000000"/>
+                      <w:sz w:val="18"/>
+                      <w:szCs w:val="18"/>
+                    </w:rPr>
+                  </w:pPr>
+                  <w:r>
+                    <w:rPr>
+                      <w:rFonts w:ascii="Aptos Narrow" w:eastAsia="Times New Roman" w:hAnsi="Aptos Narrow" w:cs="Times New Roman"/>
+                      <w:color w:val="000000"/>
+                      <w:sz w:val="18"/>
+                      <w:szCs w:val="18"/>
+                    </w:rPr>
+                    <w:t>0,5</w:t>
+                  </w:r>
+                </w:p>
+              </w:tc>
+            </w:tr>
+            <w:tr>
+              <w:trPr>
+                <w:trHeight w:val="288"/>
+              </w:trPr>
+              <w:tc>
+                <w:tcPr>
+                  <w:tcW w:w="1065" w:type="dxa"/>
+                  <w:tcBorders>
+                    <w:top w:val="nil"/>
+                    <w:left w:val="single" w:sz="4" w:space="0" w:color="auto"/>
+                    <w:bottom w:val="single" w:sz="4" w:space="0" w:color="auto"/>
+                    <w:right w:val="single" w:sz="4" w:space="0" w:color="auto"/>
+                  </w:tcBorders>
+                  <w:shd w:val="clear" w:color="auto" w:fill="auto"/>
+                  <w:noWrap/>
+                  <w:vAlign w:val="bottom"/>
+                  <w:hideMark/>
+                </w:tcPr>
+                <w:p>
+                  <w:pPr>
+                    <w:spacing w:line="240" w:lineRule="auto"/>
+                    <w:jc w:val="right"/>
+                    <w:rPr>
+                      <w:rFonts w:ascii="Aptos Narrow" w:eastAsia="Times New Roman" w:hAnsi="Aptos Narrow" w:cs="Times New Roman"/>
+                      <w:color w:val="000000"/>
+                      <w:sz w:val="18"/>
+                      <w:szCs w:val="18"/>
+                    </w:rPr>
+                  </w:pPr>
+                  <w:r>
+                    <w:rPr>
+                      <w:rFonts w:ascii="Aptos Narrow" w:eastAsia="Times New Roman" w:hAnsi="Aptos Narrow" w:cs="Times New Roman"/>
+                      <w:color w:val="000000"/>
+                      <w:sz w:val="18"/>
+                      <w:szCs w:val="18"/>
+                    </w:rPr>
+                    <w:t>0,071</w:t>
+                  </w:r>
+                </w:p>
+              </w:tc>
+              <w:tc>
+                <w:tcPr>
+                  <w:tcW w:w="1065" w:type="dxa"/>
+                  <w:tcBorders>
+                    <w:top w:val="nil"/>
+                    <w:left w:val="nil"/>
+                    <w:bottom w:val="single" w:sz="4" w:space="0" w:color="auto"/>
+                    <w:right w:val="single" w:sz="4" w:space="0" w:color="auto"/>
+                  </w:tcBorders>
+                  <w:shd w:val="clear" w:color="auto" w:fill="auto"/>
+                  <w:noWrap/>
+                  <w:vAlign w:val="bottom"/>
+                  <w:hideMark/>
+                </w:tcPr>
+                <w:p>
+                  <w:pPr>
+                    <w:spacing w:line="240" w:lineRule="auto"/>
+                    <w:jc w:val="right"/>
+                    <w:rPr>
+                      <w:rFonts w:ascii="Aptos Narrow" w:eastAsia="Times New Roman" w:hAnsi="Aptos Narrow" w:cs="Times New Roman"/>
+                      <w:color w:val="000000"/>
+                      <w:sz w:val="18"/>
+                      <w:szCs w:val="18"/>
+                    </w:rPr>
+                  </w:pPr>
+                  <w:r>
+                    <w:rPr>
+                      <w:rFonts w:ascii="Aptos Narrow" w:eastAsia="Times New Roman" w:hAnsi="Aptos Narrow" w:cs="Times New Roman"/>
+                      <w:color w:val="000000"/>
+                      <w:sz w:val="18"/>
+                      <w:szCs w:val="18"/>
+                    </w:rPr>
+                    <w:t>0,929</w:t>
+                  </w:r>
+                </w:p>
+              </w:tc>
+              <w:tc>
+                <w:tcPr>
+                  <w:tcW w:w="1065" w:type="dxa"/>
+                  <w:tcBorders>
+                    <w:top w:val="nil"/>
+                    <w:left w:val="nil"/>
+                    <w:bottom w:val="single" w:sz="4" w:space="0" w:color="auto"/>
+                    <w:right w:val="single" w:sz="4" w:space="0" w:color="auto"/>
+                  </w:tcBorders>
+                  <w:shd w:val="clear" w:color="auto" w:fill="auto"/>
+                  <w:noWrap/>
+                  <w:vAlign w:val="bottom"/>
+                  <w:hideMark/>
+                </w:tcPr>
+                <w:p>
+                  <w:pPr>
+                    <w:spacing w:line="240" w:lineRule="auto"/>
+                    <w:jc w:val="right"/>
+                    <w:rPr>
+                      <w:rFonts w:ascii="Aptos Narrow" w:eastAsia="Times New Roman" w:hAnsi="Aptos Narrow" w:cs="Times New Roman"/>
+                      <w:color w:val="000000"/>
+                      <w:sz w:val="18"/>
+                      <w:szCs w:val="18"/>
+                    </w:rPr>
+                  </w:pPr>
+                  <w:r>
+                    <w:rPr>
+                      <w:rFonts w:ascii="Aptos Narrow" w:eastAsia="Times New Roman" w:hAnsi="Aptos Narrow" w:cs="Times New Roman"/>
+                      <w:color w:val="000000"/>
+                      <w:sz w:val="18"/>
+                      <w:szCs w:val="18"/>
+                    </w:rPr>
+                    <w:t>0,066</w:t>
+                  </w:r>
+                </w:p>
+              </w:tc>
+              <w:tc>
+                <w:tcPr>
+                  <w:tcW w:w="1065" w:type="dxa"/>
+                  <w:tcBorders>
+                    <w:top w:val="nil"/>
+                    <w:left w:val="nil"/>
+                    <w:bottom w:val="single" w:sz="4" w:space="0" w:color="auto"/>
+                    <w:right w:val="single" w:sz="4" w:space="0" w:color="auto"/>
+                  </w:tcBorders>
+                  <w:shd w:val="clear" w:color="auto" w:fill="auto"/>
+                  <w:noWrap/>
+                  <w:vAlign w:val="bottom"/>
+                  <w:hideMark/>
+                </w:tcPr>
+                <w:p>
+                  <w:pPr>
+                    <w:spacing w:line="240" w:lineRule="auto"/>
+                    <w:jc w:val="right"/>
+                    <w:rPr>
+                      <w:rFonts w:ascii="Aptos Narrow" w:eastAsia="Times New Roman" w:hAnsi="Aptos Narrow" w:cs="Times New Roman"/>
+                      <w:color w:val="000000"/>
+                      <w:sz w:val="18"/>
+                      <w:szCs w:val="18"/>
+                    </w:rPr>
+                  </w:pPr>
+                  <w:r>
+                    <w:rPr>
+                      <w:rFonts w:ascii="Aptos Narrow" w:eastAsia="Times New Roman" w:hAnsi="Aptos Narrow" w:cs="Times New Roman"/>
+                      <w:color w:val="000000"/>
+                      <w:sz w:val="18"/>
+                      <w:szCs w:val="18"/>
+                    </w:rPr>
+                    <w:t>0,934</w:t>
+                  </w:r>
+                </w:p>
+              </w:tc>
+              <w:tc>
+                <w:tcPr>
+                  <w:tcW w:w="960" w:type="dxa"/>
+                  <w:tcBorders>
+                    <w:top w:val="nil"/>
+                    <w:left w:val="nil"/>
+                    <w:bottom w:val="single" w:sz="4" w:space="0" w:color="auto"/>
+                    <w:right w:val="single" w:sz="4" w:space="0" w:color="auto"/>
+                  </w:tcBorders>
+                  <w:shd w:val="clear" w:color="auto" w:fill="auto"/>
+                  <w:noWrap/>
+                  <w:vAlign w:val="bottom"/>
+                  <w:hideMark/>
+                </w:tcPr>
+                <w:p>
+                  <w:pPr>
+                    <w:spacing w:line="240" w:lineRule="auto"/>
+                    <w:jc w:val="right"/>
+                    <w:rPr>
+                      <w:rFonts w:ascii="Aptos Narrow" w:eastAsia="Times New Roman" w:hAnsi="Aptos Narrow" w:cs="Times New Roman"/>
+                      <w:color w:val="000000"/>
+                      <w:sz w:val="18"/>
+                      <w:szCs w:val="18"/>
+                    </w:rPr>
+                  </w:pPr>
+                  <w:r>
+                    <w:rPr>
+                      <w:rFonts w:ascii="Aptos Narrow" w:eastAsia="Times New Roman" w:hAnsi="Aptos Narrow" w:cs="Times New Roman"/>
+                      <w:color w:val="000000"/>
+                      <w:sz w:val="18"/>
+                      <w:szCs w:val="18"/>
+                    </w:rPr>
+                    <w:t>0,051</w:t>
+                  </w:r>
+                </w:p>
+              </w:tc>
+              <w:tc>
+                <w:tcPr>
+                  <w:tcW w:w="960" w:type="dxa"/>
+                  <w:tcBorders>
+                    <w:top w:val="nil"/>
+                    <w:left w:val="nil"/>
+                    <w:bottom w:val="single" w:sz="4" w:space="0" w:color="auto"/>
+                    <w:right w:val="single" w:sz="4" w:space="0" w:color="auto"/>
+                  </w:tcBorders>
+                  <w:shd w:val="clear" w:color="auto" w:fill="auto"/>
+                  <w:noWrap/>
+                  <w:vAlign w:val="bottom"/>
+                  <w:hideMark/>
+                </w:tcPr>
+                <w:p>
+                  <w:pPr>
+                    <w:spacing w:line="240" w:lineRule="auto"/>
+                    <w:jc w:val="right"/>
+                    <w:rPr>
+                      <w:rFonts w:ascii="Aptos Narrow" w:eastAsia="Times New Roman" w:hAnsi="Aptos Narrow" w:cs="Times New Roman"/>
+                      <w:color w:val="000000"/>
+                      <w:sz w:val="18"/>
+                      <w:szCs w:val="18"/>
+                    </w:rPr>
+                  </w:pPr>
+                  <w:r>
+                    <w:rPr>
+                      <w:rFonts w:ascii="Aptos Narrow" w:eastAsia="Times New Roman" w:hAnsi="Aptos Narrow" w:cs="Times New Roman"/>
+                      <w:color w:val="000000"/>
+                      <w:sz w:val="18"/>
+                      <w:szCs w:val="18"/>
+                    </w:rPr>
+                    <w:t>0,949</w:t>
+                  </w:r>
+                </w:p>
+              </w:tc>
+              <w:tc>
+                <w:tcPr>
+                  <w:tcW w:w="960" w:type="dxa"/>
+                  <w:tcBorders>
+                    <w:top w:val="nil"/>
+                    <w:left w:val="nil"/>
+                    <w:bottom w:val="single" w:sz="4" w:space="0" w:color="auto"/>
+                    <w:right w:val="single" w:sz="4" w:space="0" w:color="auto"/>
+                  </w:tcBorders>
+                  <w:shd w:val="clear" w:color="auto" w:fill="auto"/>
+                  <w:noWrap/>
+                  <w:vAlign w:val="bottom"/>
+                  <w:hideMark/>
+                </w:tcPr>
+                <w:p>
+                  <w:pPr>
+                    <w:spacing w:line="240" w:lineRule="auto"/>
+                    <w:jc w:val="right"/>
+                    <w:rPr>
+                      <w:rFonts w:ascii="Aptos Narrow" w:eastAsia="Times New Roman" w:hAnsi="Aptos Narrow" w:cs="Times New Roman"/>
+                      <w:color w:val="000000"/>
+                      <w:sz w:val="18"/>
+                      <w:szCs w:val="18"/>
+                    </w:rPr>
+                  </w:pPr>
+                  <w:r>
+                    <w:rPr>
+                      <w:rFonts w:ascii="Aptos Narrow" w:eastAsia="Times New Roman" w:hAnsi="Aptos Narrow" w:cs="Times New Roman"/>
+                      <w:color w:val="000000"/>
+                      <w:sz w:val="18"/>
+                      <w:szCs w:val="18"/>
+                    </w:rPr>
+                    <w:t>0,048</w:t>
+                  </w:r>
+                </w:p>
+              </w:tc>
+              <w:tc>
+                <w:tcPr>
+                  <w:tcW w:w="960" w:type="dxa"/>
+                  <w:tcBorders>
+                    <w:top w:val="nil"/>
+                    <w:left w:val="nil"/>
+                    <w:bottom w:val="single" w:sz="4" w:space="0" w:color="auto"/>
+                    <w:right w:val="single" w:sz="4" w:space="0" w:color="auto"/>
+                  </w:tcBorders>
+                  <w:shd w:val="clear" w:color="auto" w:fill="auto"/>
+                  <w:noWrap/>
+                  <w:vAlign w:val="bottom"/>
+                  <w:hideMark/>
+                </w:tcPr>
+                <w:p>
+                  <w:pPr>
+                    <w:spacing w:line="240" w:lineRule="auto"/>
+                    <w:jc w:val="right"/>
+                    <w:rPr>
+                      <w:rFonts w:ascii="Aptos Narrow" w:eastAsia="Times New Roman" w:hAnsi="Aptos Narrow" w:cs="Times New Roman"/>
+                      <w:color w:val="000000"/>
+                      <w:sz w:val="18"/>
+                      <w:szCs w:val="18"/>
+                    </w:rPr>
+                  </w:pPr>
+                  <w:r>
+                    <w:rPr>
+                      <w:rFonts w:ascii="Aptos Narrow" w:eastAsia="Times New Roman" w:hAnsi="Aptos Narrow" w:cs="Times New Roman"/>
+                      <w:color w:val="000000"/>
+                      <w:sz w:val="18"/>
+                      <w:szCs w:val="18"/>
+                    </w:rPr>
+                    <w:t>0,952</w:t>
+                  </w:r>
+                </w:p>
+              </w:tc>
+              <w:tc>
+                <w:tcPr>
+                  <w:tcW w:w="1072" w:type="dxa"/>
+                  <w:tcBorders>
+                    <w:top w:val="nil"/>
+                    <w:left w:val="nil"/>
+                    <w:bottom w:val="single" w:sz="4" w:space="0" w:color="auto"/>
+                    <w:right w:val="single" w:sz="4" w:space="0" w:color="auto"/>
+                  </w:tcBorders>
+                  <w:shd w:val="clear" w:color="auto" w:fill="auto"/>
+                  <w:noWrap/>
+                  <w:vAlign w:val="bottom"/>
+                  <w:hideMark/>
+                </w:tcPr>
+                <w:p>
+                  <w:pPr>
+                    <w:spacing w:line="240" w:lineRule="auto"/>
+                    <w:jc w:val="right"/>
+                    <w:rPr>
+                      <w:rFonts w:ascii="Aptos Narrow" w:eastAsia="Times New Roman" w:hAnsi="Aptos Narrow" w:cs="Times New Roman"/>
+                      <w:color w:val="000000"/>
+                      <w:sz w:val="18"/>
+                      <w:szCs w:val="18"/>
+                    </w:rPr>
+                  </w:pPr>
+                  <w:r>
+                    <w:rPr>
+                      <w:rFonts w:ascii="Aptos Narrow" w:eastAsia="Times New Roman" w:hAnsi="Aptos Narrow" w:cs="Times New Roman"/>
+                      <w:color w:val="000000"/>
+                      <w:sz w:val="18"/>
+                      <w:szCs w:val="18"/>
+                    </w:rPr>
+                    <w:t>0,056</w:t>
+                  </w:r>
+                </w:p>
+              </w:tc>
+              <w:tc>
+                <w:tcPr>
+                  <w:tcW w:w="1072" w:type="dxa"/>
+                  <w:tcBorders>
+                    <w:top w:val="nil"/>
+                    <w:left w:val="nil"/>
+                    <w:bottom w:val="single" w:sz="4" w:space="0" w:color="auto"/>
+                    <w:right w:val="single" w:sz="4" w:space="0" w:color="auto"/>
+                  </w:tcBorders>
+                  <w:shd w:val="clear" w:color="auto" w:fill="auto"/>
+                  <w:noWrap/>
+                  <w:vAlign w:val="bottom"/>
+                  <w:hideMark/>
+                </w:tcPr>
+                <w:p>
+                  <w:pPr>
+                    <w:spacing w:line="240" w:lineRule="auto"/>
+                    <w:jc w:val="right"/>
+                    <w:rPr>
+                      <w:rFonts w:ascii="Aptos Narrow" w:eastAsia="Times New Roman" w:hAnsi="Aptos Narrow" w:cs="Times New Roman"/>
+                      <w:color w:val="000000"/>
+                      <w:sz w:val="18"/>
+                      <w:szCs w:val="18"/>
+                    </w:rPr>
+                  </w:pPr>
+                  <w:r>
+                    <w:rPr>
+                      <w:rFonts w:ascii="Aptos Narrow" w:eastAsia="Times New Roman" w:hAnsi="Aptos Narrow" w:cs="Times New Roman"/>
+                      <w:color w:val="000000"/>
+                      <w:sz w:val="18"/>
+                      <w:szCs w:val="18"/>
+                    </w:rPr>
+                    <w:t>0,944</w:t>
+                  </w:r>
+                </w:p>
+              </w:tc>
+              <w:tc>
+                <w:tcPr>
+                  <w:tcW w:w="848" w:type="dxa"/>
+                  <w:tcBorders>
+                    <w:top w:val="nil"/>
+                    <w:left w:val="nil"/>
+                    <w:bottom w:val="single" w:sz="4" w:space="0" w:color="auto"/>
+                    <w:right w:val="single" w:sz="4" w:space="0" w:color="auto"/>
+                  </w:tcBorders>
+                  <w:shd w:val="clear" w:color="auto" w:fill="auto"/>
+                  <w:noWrap/>
+                  <w:vAlign w:val="bottom"/>
+                  <w:hideMark/>
+                </w:tcPr>
+                <w:p>
+                  <w:pPr>
+                    <w:spacing w:line="240" w:lineRule="auto"/>
+                    <w:jc w:val="right"/>
+                    <w:rPr>
+                      <w:rFonts w:ascii="Aptos Narrow" w:eastAsia="Times New Roman" w:hAnsi="Aptos Narrow" w:cs="Times New Roman"/>
+                      <w:color w:val="000000"/>
+                      <w:sz w:val="18"/>
+                      <w:szCs w:val="18"/>
+                    </w:rPr>
+                  </w:pPr>
+                  <w:r>
+                    <w:rPr>
+                      <w:rFonts w:ascii="Aptos Narrow" w:eastAsia="Times New Roman" w:hAnsi="Aptos Narrow" w:cs="Times New Roman"/>
+                      <w:color w:val="000000"/>
+                      <w:sz w:val="18"/>
+                      <w:szCs w:val="18"/>
+                    </w:rPr>
+                    <w:t>0,05</w:t>
+                  </w:r>
+                </w:p>
+              </w:tc>
+              <w:tc>
+                <w:tcPr>
+                  <w:tcW w:w="848" w:type="dxa"/>
+                  <w:tcBorders>
+                    <w:top w:val="nil"/>
+                    <w:left w:val="nil"/>
+                    <w:bottom w:val="single" w:sz="4" w:space="0" w:color="auto"/>
+                    <w:right w:val="single" w:sz="4" w:space="0" w:color="auto"/>
+                  </w:tcBorders>
+                  <w:shd w:val="clear" w:color="auto" w:fill="auto"/>
+                  <w:noWrap/>
+                  <w:vAlign w:val="bottom"/>
+                  <w:hideMark/>
+                </w:tcPr>
+                <w:p>
+                  <w:pPr>
+                    <w:spacing w:line="240" w:lineRule="auto"/>
+                    <w:jc w:val="right"/>
+                    <w:rPr>
+                      <w:rFonts w:ascii="Aptos Narrow" w:eastAsia="Times New Roman" w:hAnsi="Aptos Narrow" w:cs="Times New Roman"/>
+                      <w:color w:val="000000"/>
+                      <w:sz w:val="18"/>
+                      <w:szCs w:val="18"/>
+                    </w:rPr>
+                  </w:pPr>
+                  <w:r>
+                    <w:rPr>
+                      <w:rFonts w:ascii="Aptos Narrow" w:eastAsia="Times New Roman" w:hAnsi="Aptos Narrow" w:cs="Times New Roman"/>
+                      <w:color w:val="000000"/>
+                      <w:sz w:val="18"/>
+                      <w:szCs w:val="18"/>
+                    </w:rPr>
+                    <w:t>0,95</w:t>
+                  </w:r>
+                </w:p>
+              </w:tc>
+            </w:tr>
+          </w:tbl>
+          <w:p>
+            <w:pPr>
+              <w:pStyle w:val="PargrafodaLista"/>
+              <w:ind w:left="0"/>
+              <w:jc w:val="both"/>
+              <w:rPr>
+                <w:rFonts w:ascii="Times New Roman" w:eastAsia="Times New Roman" w:hAnsi="Times New Roman" w:cs="Times New Roman"/>
+                <w:sz w:val="24"/>
+                <w:szCs w:val="24"/>
+              </w:rPr>
+            </w:pPr>
+          </w:p>
+        </w:tc>
+      </w:tr>
+    </w:tbl>
+    <w:p>
+      <w:pPr>
+        <w:jc w:val="both"/>
+        <w:rPr>
+          <w:rFonts w:ascii="Times New Roman" w:eastAsia="Times New Roman" w:hAnsi="Times New Roman" w:cs="Times New Roman"/>
+          <w:sz w:val="24"/>
+          <w:szCs w:val="24"/>
+        </w:rPr>
+      </w:pPr>
+    </w:p>
+    <w:p>
+      <w:pPr>
+        <w:pStyle w:val="PargrafodaLista"/>
+        <w:numPr>
+          <w:ilvl w:val="0"/>
+          <w:numId w:val="8"/>
+        </w:numPr>
+        <w:jc w:val="both"/>
+        <w:rPr>
+          <w:rFonts w:ascii="Times New Roman" w:eastAsia="Times New Roman" w:hAnsi="Times New Roman" w:cs="Times New Roman"/>
+          <w:sz w:val="24"/>
+          <w:szCs w:val="24"/>
+        </w:rPr>
+      </w:pPr>
+      <w:r>
+        <w:rPr>
+          <w:rFonts w:ascii="Times New Roman" w:eastAsia="Times New Roman" w:hAnsi="Times New Roman" w:cs="Times New Roman"/>
+          <w:sz w:val="24"/>
+          <w:szCs w:val="24"/>
+        </w:rPr>
+        <w:t>Por raça:</w:t>
+      </w:r>
+    </w:p>
+    <w:tbl>
+      <w:tblPr>
+        <w:tblStyle w:val="Tabelacomgrade"/>
+        <w:tblW w:w="0" w:type="auto"/>
+        <w:tblInd w:w="720" w:type="dxa"/>
+        <w:tblLook w:val="04A0" w:firstRow="1" w:lastRow="0" w:firstColumn="1" w:lastColumn="0" w:noHBand="0" w:noVBand="1"/>
+      </w:tblPr>
+      <w:tblGrid>
+        <w:gridCol w:w="8343"/>
+      </w:tblGrid>
+      <w:tr>
+        <w:tc>
+          <w:tcPr>
+            <w:tcW w:w="9063" w:type="dxa"/>
+          </w:tcPr>
+          <w:tbl>
+            <w:tblPr>
+              <w:tblW w:w="8104" w:type="dxa"/>
+              <w:tblCellMar>
+                <w:left w:w="70" w:type="dxa"/>
+                <w:right w:w="70" w:type="dxa"/>
+              </w:tblCellMar>
+              <w:tblLook w:val="04A0" w:firstRow="1" w:lastRow="0" w:firstColumn="1" w:lastColumn="0" w:noHBand="0" w:noVBand="1"/>
+            </w:tblPr>
+            <w:tblGrid>
+              <w:gridCol w:w="1013"/>
+              <w:gridCol w:w="1013"/>
+              <w:gridCol w:w="1013"/>
+              <w:gridCol w:w="1013"/>
+              <w:gridCol w:w="1013"/>
+              <w:gridCol w:w="1013"/>
+              <w:gridCol w:w="1013"/>
+              <w:gridCol w:w="1013"/>
+            </w:tblGrid>
+            <w:tr>
+              <w:trPr>
+                <w:trHeight w:val="288"/>
+              </w:trPr>
+              <w:tc>
+                <w:tcPr>
+                  <w:tcW w:w="8104" w:type="dxa"/>
+                  <w:gridSpan w:val="8"/>
+                  <w:tcBorders>
+                    <w:top w:val="single" w:sz="4" w:space="0" w:color="auto"/>
+                    <w:left w:val="single" w:sz="4" w:space="0" w:color="auto"/>
+                    <w:bottom w:val="single" w:sz="4" w:space="0" w:color="auto"/>
+                    <w:right w:val="single" w:sz="4" w:space="0" w:color="auto"/>
+                  </w:tcBorders>
+                  <w:shd w:val="clear" w:color="auto" w:fill="auto"/>
+                  <w:noWrap/>
+                  <w:vAlign w:val="bottom"/>
+                  <w:hideMark/>
+                </w:tcPr>
+                <w:p>
+                  <w:pPr>
+                    <w:spacing w:line="240" w:lineRule="auto"/>
+                    <w:jc w:val="center"/>
+                    <w:rPr>
+                      <w:rFonts w:ascii="Aptos Narrow" w:eastAsia="Times New Roman" w:hAnsi="Aptos Narrow" w:cs="Times New Roman"/>
+                      <w:color w:val="000000"/>
+                      <w:sz w:val="18"/>
+                      <w:szCs w:val="18"/>
+                    </w:rPr>
+                  </w:pPr>
+                  <w:proofErr w:type="spellStart"/>
+                  <w:r>
+                    <w:rPr>
+                      <w:rFonts w:ascii="Aptos Narrow" w:eastAsia="Times New Roman" w:hAnsi="Aptos Narrow" w:cs="Times New Roman"/>
+                      <w:color w:val="000000"/>
+                      <w:sz w:val="18"/>
+                      <w:szCs w:val="18"/>
+                    </w:rPr>
+                    <w:t>Pré</w:t>
+                  </w:r>
+                  <w:proofErr w:type="spellEnd"/>
+                  <w:r>
+                    <w:rPr>
+                      <w:rFonts w:ascii="Aptos Narrow" w:eastAsia="Times New Roman" w:hAnsi="Aptos Narrow" w:cs="Times New Roman"/>
+                      <w:color w:val="000000"/>
+                      <w:sz w:val="18"/>
+                      <w:szCs w:val="18"/>
+                    </w:rPr>
+                    <w:t>-pandemia</w:t>
+                  </w:r>
+                </w:p>
+              </w:tc>
+            </w:tr>
+            <w:tr>
+              <w:trPr>
+                <w:trHeight w:val="288"/>
+              </w:trPr>
+              <w:tc>
+                <w:tcPr>
+                  <w:tcW w:w="2026" w:type="dxa"/>
+                  <w:gridSpan w:val="2"/>
+                  <w:tcBorders>
+                    <w:top w:val="single" w:sz="4" w:space="0" w:color="auto"/>
+                    <w:left w:val="single" w:sz="4" w:space="0" w:color="auto"/>
+                    <w:bottom w:val="single" w:sz="4" w:space="0" w:color="auto"/>
+                    <w:right w:val="single" w:sz="4" w:space="0" w:color="auto"/>
+                  </w:tcBorders>
+                  <w:shd w:val="clear" w:color="auto" w:fill="auto"/>
+                  <w:noWrap/>
+                  <w:vAlign w:val="bottom"/>
+                  <w:hideMark/>
+                </w:tcPr>
+                <w:p>
+                  <w:pPr>
+                    <w:spacing w:line="240" w:lineRule="auto"/>
+                    <w:jc w:val="center"/>
+                    <w:rPr>
+                      <w:rFonts w:ascii="Aptos Narrow" w:eastAsia="Times New Roman" w:hAnsi="Aptos Narrow" w:cs="Times New Roman"/>
+                      <w:color w:val="000000"/>
+                      <w:sz w:val="18"/>
+                      <w:szCs w:val="18"/>
+                    </w:rPr>
+                  </w:pPr>
+                  <w:r>
+                    <w:rPr>
+                      <w:rFonts w:ascii="Aptos Narrow" w:eastAsia="Times New Roman" w:hAnsi="Aptos Narrow" w:cs="Times New Roman"/>
+                      <w:color w:val="000000"/>
+                      <w:sz w:val="18"/>
+                      <w:szCs w:val="18"/>
+                    </w:rPr>
+                    <w:t>Branca</w:t>
+                  </w:r>
+                </w:p>
+              </w:tc>
+              <w:tc>
+                <w:tcPr>
+                  <w:tcW w:w="2026" w:type="dxa"/>
+                  <w:gridSpan w:val="2"/>
+                  <w:tcBorders>
+                    <w:top w:val="single" w:sz="4" w:space="0" w:color="auto"/>
+                    <w:left w:val="nil"/>
+                    <w:bottom w:val="single" w:sz="4" w:space="0" w:color="auto"/>
+                    <w:right w:val="single" w:sz="4" w:space="0" w:color="auto"/>
+                  </w:tcBorders>
+                  <w:shd w:val="clear" w:color="auto" w:fill="auto"/>
+                  <w:noWrap/>
+                  <w:vAlign w:val="bottom"/>
+                  <w:hideMark/>
+                </w:tcPr>
+                <w:p>
+                  <w:pPr>
+                    <w:spacing w:line="240" w:lineRule="auto"/>
+                    <w:jc w:val="center"/>
+                    <w:rPr>
+                      <w:rFonts w:ascii="Aptos Narrow" w:eastAsia="Times New Roman" w:hAnsi="Aptos Narrow" w:cs="Times New Roman"/>
+                      <w:color w:val="000000"/>
+                      <w:sz w:val="18"/>
+                      <w:szCs w:val="18"/>
+                    </w:rPr>
+                  </w:pPr>
+                  <w:r>
+                    <w:rPr>
+                      <w:rFonts w:ascii="Aptos Narrow" w:eastAsia="Times New Roman" w:hAnsi="Aptos Narrow" w:cs="Times New Roman"/>
+                      <w:color w:val="000000"/>
+                      <w:sz w:val="18"/>
+                      <w:szCs w:val="18"/>
+                    </w:rPr>
+                    <w:t>Preta</w:t>
+                  </w:r>
+                </w:p>
+              </w:tc>
+              <w:tc>
+                <w:tcPr>
+                  <w:tcW w:w="2026" w:type="dxa"/>
+                  <w:gridSpan w:val="2"/>
+                  <w:tcBorders>
+                    <w:top w:val="single" w:sz="4" w:space="0" w:color="auto"/>
+                    <w:left w:val="nil"/>
+                    <w:bottom w:val="single" w:sz="4" w:space="0" w:color="auto"/>
+                    <w:right w:val="single" w:sz="4" w:space="0" w:color="auto"/>
+                  </w:tcBorders>
+                  <w:shd w:val="clear" w:color="auto" w:fill="auto"/>
+                  <w:noWrap/>
+                  <w:vAlign w:val="bottom"/>
+                  <w:hideMark/>
+                </w:tcPr>
+                <w:p>
+                  <w:pPr>
+                    <w:spacing w:line="240" w:lineRule="auto"/>
+                    <w:jc w:val="center"/>
+                    <w:rPr>
+                      <w:rFonts w:ascii="Aptos Narrow" w:eastAsia="Times New Roman" w:hAnsi="Aptos Narrow" w:cs="Times New Roman"/>
+                      <w:color w:val="000000"/>
+                      <w:sz w:val="18"/>
+                      <w:szCs w:val="18"/>
+                    </w:rPr>
+                  </w:pPr>
+                  <w:r>
+                    <w:rPr>
+                      <w:rFonts w:ascii="Aptos Narrow" w:eastAsia="Times New Roman" w:hAnsi="Aptos Narrow" w:cs="Times New Roman"/>
+                      <w:color w:val="000000"/>
+                      <w:sz w:val="18"/>
+                      <w:szCs w:val="18"/>
+                    </w:rPr>
+                    <w:t>Parda</w:t>
+                  </w:r>
+                </w:p>
+              </w:tc>
+              <w:tc>
+                <w:tcPr>
+                  <w:tcW w:w="2026" w:type="dxa"/>
+                  <w:gridSpan w:val="2"/>
+                  <w:tcBorders>
+                    <w:top w:val="single" w:sz="4" w:space="0" w:color="auto"/>
+                    <w:left w:val="nil"/>
+                    <w:bottom w:val="single" w:sz="4" w:space="0" w:color="auto"/>
+                    <w:right w:val="single" w:sz="4" w:space="0" w:color="auto"/>
+                  </w:tcBorders>
+                  <w:shd w:val="clear" w:color="auto" w:fill="auto"/>
+                  <w:noWrap/>
+                  <w:vAlign w:val="bottom"/>
+                  <w:hideMark/>
+                </w:tcPr>
+                <w:p>
+                  <w:pPr>
+                    <w:spacing w:line="240" w:lineRule="auto"/>
+                    <w:jc w:val="center"/>
+                    <w:rPr>
+                      <w:rFonts w:ascii="Aptos Narrow" w:eastAsia="Times New Roman" w:hAnsi="Aptos Narrow" w:cs="Times New Roman"/>
+                      <w:color w:val="000000"/>
+                      <w:sz w:val="18"/>
+                      <w:szCs w:val="18"/>
+                    </w:rPr>
+                  </w:pPr>
+                  <w:r>
+                    <w:rPr>
+                      <w:rFonts w:ascii="Aptos Narrow" w:eastAsia="Times New Roman" w:hAnsi="Aptos Narrow" w:cs="Times New Roman"/>
+                      <w:color w:val="000000"/>
+                      <w:sz w:val="18"/>
+                      <w:szCs w:val="18"/>
+                    </w:rPr>
+                    <w:t>Outros</w:t>
+                  </w:r>
+                </w:p>
+              </w:tc>
+            </w:tr>
+            <w:tr>
+              <w:trPr>
+                <w:trHeight w:val="288"/>
+              </w:trPr>
+              <w:tc>
+                <w:tcPr>
+                  <w:tcW w:w="1013" w:type="dxa"/>
+                  <w:tcBorders>
+                    <w:top w:val="nil"/>
+                    <w:left w:val="single" w:sz="4" w:space="0" w:color="auto"/>
+                    <w:bottom w:val="single" w:sz="4" w:space="0" w:color="auto"/>
+                    <w:right w:val="single" w:sz="4" w:space="0" w:color="auto"/>
+                  </w:tcBorders>
+                  <w:shd w:val="clear" w:color="auto" w:fill="auto"/>
+                  <w:noWrap/>
+                  <w:vAlign w:val="bottom"/>
+                  <w:hideMark/>
+                </w:tcPr>
+                <w:p>
+                  <w:pPr>
+                    <w:spacing w:line="240" w:lineRule="auto"/>
+                    <w:jc w:val="right"/>
+                    <w:rPr>
+                      <w:rFonts w:ascii="Aptos Narrow" w:eastAsia="Times New Roman" w:hAnsi="Aptos Narrow" w:cs="Times New Roman"/>
+                      <w:color w:val="000000"/>
+                      <w:sz w:val="18"/>
+                      <w:szCs w:val="18"/>
+                    </w:rPr>
+                  </w:pPr>
+                  <w:r>
+                    <w:rPr>
+                      <w:rFonts w:ascii="Aptos Narrow" w:eastAsia="Times New Roman" w:hAnsi="Aptos Narrow" w:cs="Times New Roman"/>
+                      <w:color w:val="000000"/>
+                      <w:sz w:val="18"/>
+                      <w:szCs w:val="18"/>
+                    </w:rPr>
+                    <w:t>0,644</w:t>
+                  </w:r>
+                </w:p>
+              </w:tc>
+              <w:tc>
+                <w:tcPr>
+                  <w:tcW w:w="1013" w:type="dxa"/>
+                  <w:tcBorders>
+                    <w:top w:val="nil"/>
+                    <w:left w:val="nil"/>
+                    <w:bottom w:val="single" w:sz="4" w:space="0" w:color="auto"/>
+                    <w:right w:val="single" w:sz="4" w:space="0" w:color="auto"/>
+                  </w:tcBorders>
+                  <w:shd w:val="clear" w:color="auto" w:fill="auto"/>
+                  <w:noWrap/>
+                  <w:vAlign w:val="bottom"/>
+                  <w:hideMark/>
+                </w:tcPr>
+                <w:p>
+                  <w:pPr>
+                    <w:spacing w:line="240" w:lineRule="auto"/>
+                    <w:jc w:val="right"/>
+                    <w:rPr>
+                      <w:rFonts w:ascii="Aptos Narrow" w:eastAsia="Times New Roman" w:hAnsi="Aptos Narrow" w:cs="Times New Roman"/>
+                      <w:color w:val="000000"/>
+                      <w:sz w:val="18"/>
+                      <w:szCs w:val="18"/>
+                    </w:rPr>
+                  </w:pPr>
+                  <w:r>
+                    <w:rPr>
+                      <w:rFonts w:ascii="Aptos Narrow" w:eastAsia="Times New Roman" w:hAnsi="Aptos Narrow" w:cs="Times New Roman"/>
+                      <w:color w:val="000000"/>
+                      <w:sz w:val="18"/>
+                      <w:szCs w:val="18"/>
+                    </w:rPr>
+                    <w:t>0,356</w:t>
+                  </w:r>
+                </w:p>
+              </w:tc>
+              <w:tc>
+                <w:tcPr>
+                  <w:tcW w:w="1013" w:type="dxa"/>
+                  <w:tcBorders>
+                    <w:top w:val="nil"/>
+                    <w:left w:val="nil"/>
+                    <w:bottom w:val="single" w:sz="4" w:space="0" w:color="auto"/>
+                    <w:right w:val="single" w:sz="4" w:space="0" w:color="auto"/>
+                  </w:tcBorders>
+                  <w:shd w:val="clear" w:color="auto" w:fill="auto"/>
+                  <w:noWrap/>
+                  <w:vAlign w:val="bottom"/>
+                  <w:hideMark/>
+                </w:tcPr>
+                <w:p>
+                  <w:pPr>
+                    <w:spacing w:line="240" w:lineRule="auto"/>
+                    <w:jc w:val="right"/>
+                    <w:rPr>
+                      <w:rFonts w:ascii="Aptos Narrow" w:eastAsia="Times New Roman" w:hAnsi="Aptos Narrow" w:cs="Times New Roman"/>
+                      <w:color w:val="000000"/>
+                      <w:sz w:val="18"/>
+                      <w:szCs w:val="18"/>
+                    </w:rPr>
+                  </w:pPr>
+                  <w:r>
+                    <w:rPr>
+                      <w:rFonts w:ascii="Aptos Narrow" w:eastAsia="Times New Roman" w:hAnsi="Aptos Narrow" w:cs="Times New Roman"/>
+                      <w:color w:val="000000"/>
+                      <w:sz w:val="18"/>
+                      <w:szCs w:val="18"/>
+                    </w:rPr>
+                    <w:t>0,639</w:t>
+                  </w:r>
+                </w:p>
+              </w:tc>
+              <w:tc>
+                <w:tcPr>
+                  <w:tcW w:w="1013" w:type="dxa"/>
+                  <w:tcBorders>
+                    <w:top w:val="nil"/>
+                    <w:left w:val="nil"/>
+                    <w:bottom w:val="single" w:sz="4" w:space="0" w:color="auto"/>
+                    <w:right w:val="single" w:sz="4" w:space="0" w:color="auto"/>
+                  </w:tcBorders>
+                  <w:shd w:val="clear" w:color="auto" w:fill="auto"/>
+                  <w:noWrap/>
+                  <w:vAlign w:val="bottom"/>
+                  <w:hideMark/>
+                </w:tcPr>
+                <w:p>
+                  <w:pPr>
+                    <w:spacing w:line="240" w:lineRule="auto"/>
+                    <w:jc w:val="right"/>
+                    <w:rPr>
+                      <w:rFonts w:ascii="Aptos Narrow" w:eastAsia="Times New Roman" w:hAnsi="Aptos Narrow" w:cs="Times New Roman"/>
+                      <w:color w:val="000000"/>
+                      <w:sz w:val="18"/>
+                      <w:szCs w:val="18"/>
+                    </w:rPr>
+                  </w:pPr>
+                  <w:r>
+                    <w:rPr>
+                      <w:rFonts w:ascii="Aptos Narrow" w:eastAsia="Times New Roman" w:hAnsi="Aptos Narrow" w:cs="Times New Roman"/>
+                      <w:color w:val="000000"/>
+                      <w:sz w:val="18"/>
+                      <w:szCs w:val="18"/>
+                    </w:rPr>
+                    <w:t>0,361</w:t>
+                  </w:r>
+                </w:p>
+              </w:tc>
+              <w:tc>
+                <w:tcPr>
+                  <w:tcW w:w="1013" w:type="dxa"/>
+                  <w:tcBorders>
+                    <w:top w:val="nil"/>
+                    <w:left w:val="nil"/>
+                    <w:bottom w:val="single" w:sz="4" w:space="0" w:color="auto"/>
+                    <w:right w:val="single" w:sz="4" w:space="0" w:color="auto"/>
+                  </w:tcBorders>
+                  <w:shd w:val="clear" w:color="auto" w:fill="auto"/>
+                  <w:noWrap/>
+                  <w:vAlign w:val="bottom"/>
+                  <w:hideMark/>
+                </w:tcPr>
+                <w:p>
+                  <w:pPr>
+                    <w:spacing w:line="240" w:lineRule="auto"/>
+                    <w:jc w:val="right"/>
+                    <w:rPr>
+                      <w:rFonts w:ascii="Aptos Narrow" w:eastAsia="Times New Roman" w:hAnsi="Aptos Narrow" w:cs="Times New Roman"/>
+                      <w:color w:val="000000"/>
+                      <w:sz w:val="18"/>
+                      <w:szCs w:val="18"/>
+                    </w:rPr>
+                  </w:pPr>
+                  <w:r>
+                    <w:rPr>
+                      <w:rFonts w:ascii="Aptos Narrow" w:eastAsia="Times New Roman" w:hAnsi="Aptos Narrow" w:cs="Times New Roman"/>
+                      <w:color w:val="000000"/>
+                      <w:sz w:val="18"/>
+                      <w:szCs w:val="18"/>
+                    </w:rPr>
+                    <w:t>0,617</w:t>
+                  </w:r>
+                </w:p>
+              </w:tc>
+              <w:tc>
+                <w:tcPr>
+                  <w:tcW w:w="1013" w:type="dxa"/>
+                  <w:tcBorders>
+                    <w:top w:val="nil"/>
+                    <w:left w:val="nil"/>
+                    <w:bottom w:val="single" w:sz="4" w:space="0" w:color="auto"/>
+                    <w:right w:val="single" w:sz="4" w:space="0" w:color="auto"/>
+                  </w:tcBorders>
+                  <w:shd w:val="clear" w:color="auto" w:fill="auto"/>
+                  <w:noWrap/>
+                  <w:vAlign w:val="bottom"/>
+                  <w:hideMark/>
+                </w:tcPr>
+                <w:p>
+                  <w:pPr>
+                    <w:spacing w:line="240" w:lineRule="auto"/>
+                    <w:jc w:val="right"/>
+                    <w:rPr>
+                      <w:rFonts w:ascii="Aptos Narrow" w:eastAsia="Times New Roman" w:hAnsi="Aptos Narrow" w:cs="Times New Roman"/>
+                      <w:color w:val="000000"/>
+                      <w:sz w:val="18"/>
+                      <w:szCs w:val="18"/>
+                    </w:rPr>
+                  </w:pPr>
+                  <w:r>
+                    <w:rPr>
+                      <w:rFonts w:ascii="Aptos Narrow" w:eastAsia="Times New Roman" w:hAnsi="Aptos Narrow" w:cs="Times New Roman"/>
+                      <w:color w:val="000000"/>
+                      <w:sz w:val="18"/>
+                      <w:szCs w:val="18"/>
+                    </w:rPr>
+                    <w:t>0,383</w:t>
+                  </w:r>
+                </w:p>
+              </w:tc>
+              <w:tc>
+                <w:tcPr>
+                  <w:tcW w:w="1013" w:type="dxa"/>
+                  <w:tcBorders>
+                    <w:top w:val="nil"/>
+                    <w:left w:val="nil"/>
+                    <w:bottom w:val="single" w:sz="4" w:space="0" w:color="auto"/>
+                    <w:right w:val="single" w:sz="4" w:space="0" w:color="auto"/>
+                  </w:tcBorders>
+                  <w:shd w:val="clear" w:color="auto" w:fill="auto"/>
+                  <w:noWrap/>
+                  <w:vAlign w:val="bottom"/>
+                  <w:hideMark/>
+                </w:tcPr>
+                <w:p>
+                  <w:pPr>
+                    <w:spacing w:line="240" w:lineRule="auto"/>
+                    <w:jc w:val="right"/>
+                    <w:rPr>
+                      <w:rFonts w:ascii="Aptos Narrow" w:eastAsia="Times New Roman" w:hAnsi="Aptos Narrow" w:cs="Times New Roman"/>
+                      <w:color w:val="000000"/>
+                      <w:sz w:val="18"/>
+                      <w:szCs w:val="18"/>
+                    </w:rPr>
+                  </w:pPr>
+                  <w:r>
+                    <w:rPr>
+                      <w:rFonts w:ascii="Aptos Narrow" w:eastAsia="Times New Roman" w:hAnsi="Aptos Narrow" w:cs="Times New Roman"/>
+                      <w:color w:val="000000"/>
+                      <w:sz w:val="18"/>
+                      <w:szCs w:val="18"/>
+                    </w:rPr>
+                    <w:t>0,61</w:t>
+                  </w:r>
+                </w:p>
+              </w:tc>
+              <w:tc>
+                <w:tcPr>
+                  <w:tcW w:w="1013" w:type="dxa"/>
+                  <w:tcBorders>
+                    <w:top w:val="nil"/>
+                    <w:left w:val="nil"/>
+                    <w:bottom w:val="single" w:sz="4" w:space="0" w:color="auto"/>
+                    <w:right w:val="single" w:sz="4" w:space="0" w:color="auto"/>
+                  </w:tcBorders>
+                  <w:shd w:val="clear" w:color="auto" w:fill="auto"/>
+                  <w:noWrap/>
+                  <w:vAlign w:val="bottom"/>
+                  <w:hideMark/>
+                </w:tcPr>
+                <w:p>
+                  <w:pPr>
+                    <w:spacing w:line="240" w:lineRule="auto"/>
+                    <w:jc w:val="right"/>
+                    <w:rPr>
+                      <w:rFonts w:ascii="Aptos Narrow" w:eastAsia="Times New Roman" w:hAnsi="Aptos Narrow" w:cs="Times New Roman"/>
+                      <w:color w:val="000000"/>
+                      <w:sz w:val="18"/>
+                      <w:szCs w:val="18"/>
+                    </w:rPr>
+                  </w:pPr>
+                  <w:r>
+                    <w:rPr>
+                      <w:rFonts w:ascii="Aptos Narrow" w:eastAsia="Times New Roman" w:hAnsi="Aptos Narrow" w:cs="Times New Roman"/>
+                      <w:color w:val="000000"/>
+                      <w:sz w:val="18"/>
+                      <w:szCs w:val="18"/>
+                    </w:rPr>
+                    <w:t>0,39</w:t>
+                  </w:r>
+                </w:p>
+              </w:tc>
+            </w:tr>
+            <w:tr>
+              <w:trPr>
+                <w:trHeight w:val="288"/>
+              </w:trPr>
+              <w:tc>
+                <w:tcPr>
+                  <w:tcW w:w="1013" w:type="dxa"/>
+                  <w:tcBorders>
+                    <w:top w:val="nil"/>
+                    <w:left w:val="single" w:sz="4" w:space="0" w:color="auto"/>
+                    <w:bottom w:val="single" w:sz="4" w:space="0" w:color="auto"/>
+                    <w:right w:val="single" w:sz="4" w:space="0" w:color="auto"/>
+                  </w:tcBorders>
+                  <w:shd w:val="clear" w:color="auto" w:fill="auto"/>
+                  <w:noWrap/>
+                  <w:vAlign w:val="bottom"/>
+                  <w:hideMark/>
+                </w:tcPr>
+                <w:p>
+                  <w:pPr>
+                    <w:spacing w:line="240" w:lineRule="auto"/>
+                    <w:jc w:val="right"/>
+                    <w:rPr>
+                      <w:rFonts w:ascii="Aptos Narrow" w:eastAsia="Times New Roman" w:hAnsi="Aptos Narrow" w:cs="Times New Roman"/>
+                      <w:color w:val="000000"/>
+                      <w:sz w:val="18"/>
+                      <w:szCs w:val="18"/>
+                    </w:rPr>
+                  </w:pPr>
+                  <w:r>
+                    <w:rPr>
+                      <w:rFonts w:ascii="Aptos Narrow" w:eastAsia="Times New Roman" w:hAnsi="Aptos Narrow" w:cs="Times New Roman"/>
+                      <w:color w:val="000000"/>
+                      <w:sz w:val="18"/>
+                      <w:szCs w:val="18"/>
+                    </w:rPr>
+                    <w:t>0,052</w:t>
+                  </w:r>
+                </w:p>
+              </w:tc>
+              <w:tc>
+                <w:tcPr>
+                  <w:tcW w:w="1013" w:type="dxa"/>
+                  <w:tcBorders>
+                    <w:top w:val="nil"/>
+                    <w:left w:val="nil"/>
+                    <w:bottom w:val="single" w:sz="4" w:space="0" w:color="auto"/>
+                    <w:right w:val="single" w:sz="4" w:space="0" w:color="auto"/>
+                  </w:tcBorders>
+                  <w:shd w:val="clear" w:color="auto" w:fill="auto"/>
+                  <w:noWrap/>
+                  <w:vAlign w:val="bottom"/>
+                  <w:hideMark/>
+                </w:tcPr>
+                <w:p>
+                  <w:pPr>
+                    <w:spacing w:line="240" w:lineRule="auto"/>
+                    <w:jc w:val="right"/>
+                    <w:rPr>
+                      <w:rFonts w:ascii="Aptos Narrow" w:eastAsia="Times New Roman" w:hAnsi="Aptos Narrow" w:cs="Times New Roman"/>
+                      <w:color w:val="000000"/>
+                      <w:sz w:val="18"/>
+                      <w:szCs w:val="18"/>
+                    </w:rPr>
+                  </w:pPr>
+                  <w:r>
+                    <w:rPr>
+                      <w:rFonts w:ascii="Aptos Narrow" w:eastAsia="Times New Roman" w:hAnsi="Aptos Narrow" w:cs="Times New Roman"/>
+                      <w:color w:val="000000"/>
+                      <w:sz w:val="18"/>
+                      <w:szCs w:val="18"/>
+                    </w:rPr>
+                    <w:t>0,948</w:t>
+                  </w:r>
+                </w:p>
+              </w:tc>
+              <w:tc>
+                <w:tcPr>
+                  <w:tcW w:w="1013" w:type="dxa"/>
+                  <w:tcBorders>
+                    <w:top w:val="nil"/>
+                    <w:left w:val="nil"/>
+                    <w:bottom w:val="single" w:sz="4" w:space="0" w:color="auto"/>
+                    <w:right w:val="single" w:sz="4" w:space="0" w:color="auto"/>
+                  </w:tcBorders>
+                  <w:shd w:val="clear" w:color="auto" w:fill="auto"/>
+                  <w:noWrap/>
+                  <w:vAlign w:val="bottom"/>
+                  <w:hideMark/>
+                </w:tcPr>
+                <w:p>
+                  <w:pPr>
+                    <w:spacing w:line="240" w:lineRule="auto"/>
+                    <w:jc w:val="right"/>
+                    <w:rPr>
+                      <w:rFonts w:ascii="Aptos Narrow" w:eastAsia="Times New Roman" w:hAnsi="Aptos Narrow" w:cs="Times New Roman"/>
+                      <w:color w:val="000000"/>
+                      <w:sz w:val="18"/>
+                      <w:szCs w:val="18"/>
+                    </w:rPr>
+                  </w:pPr>
+                  <w:r>
+                    <w:rPr>
+                      <w:rFonts w:ascii="Aptos Narrow" w:eastAsia="Times New Roman" w:hAnsi="Aptos Narrow" w:cs="Times New Roman"/>
+                      <w:color w:val="000000"/>
+                      <w:sz w:val="18"/>
+                      <w:szCs w:val="18"/>
+                    </w:rPr>
+                    <w:t>0,089</w:t>
+                  </w:r>
+                </w:p>
+              </w:tc>
+              <w:tc>
+                <w:tcPr>
+                  <w:tcW w:w="1013" w:type="dxa"/>
+                  <w:tcBorders>
+                    <w:top w:val="nil"/>
+                    <w:left w:val="nil"/>
+                    <w:bottom w:val="single" w:sz="4" w:space="0" w:color="auto"/>
+                    <w:right w:val="single" w:sz="4" w:space="0" w:color="auto"/>
+                  </w:tcBorders>
+                  <w:shd w:val="clear" w:color="auto" w:fill="auto"/>
+                  <w:noWrap/>
+                  <w:vAlign w:val="bottom"/>
+                  <w:hideMark/>
+                </w:tcPr>
+                <w:p>
+                  <w:pPr>
+                    <w:spacing w:line="240" w:lineRule="auto"/>
+                    <w:jc w:val="right"/>
+                    <w:rPr>
+                      <w:rFonts w:ascii="Aptos Narrow" w:eastAsia="Times New Roman" w:hAnsi="Aptos Narrow" w:cs="Times New Roman"/>
+                      <w:color w:val="000000"/>
+                      <w:sz w:val="18"/>
+                      <w:szCs w:val="18"/>
+                    </w:rPr>
+                  </w:pPr>
+                  <w:r>
+                    <w:rPr>
+                      <w:rFonts w:ascii="Aptos Narrow" w:eastAsia="Times New Roman" w:hAnsi="Aptos Narrow" w:cs="Times New Roman"/>
+                      <w:color w:val="000000"/>
+                      <w:sz w:val="18"/>
+                      <w:szCs w:val="18"/>
+                    </w:rPr>
+                    <w:t>0,911</w:t>
+                  </w:r>
+                </w:p>
+              </w:tc>
+              <w:tc>
+                <w:tcPr>
+                  <w:tcW w:w="1013" w:type="dxa"/>
+                  <w:tcBorders>
+                    <w:top w:val="nil"/>
+                    <w:left w:val="nil"/>
+                    <w:bottom w:val="single" w:sz="4" w:space="0" w:color="auto"/>
+                    <w:right w:val="single" w:sz="4" w:space="0" w:color="auto"/>
+                  </w:tcBorders>
+                  <w:shd w:val="clear" w:color="auto" w:fill="auto"/>
+                  <w:noWrap/>
+                  <w:vAlign w:val="bottom"/>
+                  <w:hideMark/>
+                </w:tcPr>
+                <w:p>
+                  <w:pPr>
+                    <w:spacing w:line="240" w:lineRule="auto"/>
+                    <w:jc w:val="right"/>
+                    <w:rPr>
+                      <w:rFonts w:ascii="Aptos Narrow" w:eastAsia="Times New Roman" w:hAnsi="Aptos Narrow" w:cs="Times New Roman"/>
+                      <w:color w:val="000000"/>
+                      <w:sz w:val="18"/>
+                      <w:szCs w:val="18"/>
+                    </w:rPr>
+                  </w:pPr>
+                  <w:r>
+                    <w:rPr>
+                      <w:rFonts w:ascii="Aptos Narrow" w:eastAsia="Times New Roman" w:hAnsi="Aptos Narrow" w:cs="Times New Roman"/>
+                      <w:color w:val="000000"/>
+                      <w:sz w:val="18"/>
+                      <w:szCs w:val="18"/>
+                    </w:rPr>
+                    <w:t>0,077</w:t>
+                  </w:r>
+                </w:p>
+              </w:tc>
+              <w:tc>
+                <w:tcPr>
+                  <w:tcW w:w="1013" w:type="dxa"/>
+                  <w:tcBorders>
+                    <w:top w:val="nil"/>
+                    <w:left w:val="nil"/>
+                    <w:bottom w:val="single" w:sz="4" w:space="0" w:color="auto"/>
+                    <w:right w:val="single" w:sz="4" w:space="0" w:color="auto"/>
+                  </w:tcBorders>
+                  <w:shd w:val="clear" w:color="auto" w:fill="auto"/>
+                  <w:noWrap/>
+                  <w:vAlign w:val="bottom"/>
+                  <w:hideMark/>
+                </w:tcPr>
+                <w:p>
+                  <w:pPr>
+                    <w:spacing w:line="240" w:lineRule="auto"/>
+                    <w:jc w:val="right"/>
+                    <w:rPr>
+                      <w:rFonts w:ascii="Aptos Narrow" w:eastAsia="Times New Roman" w:hAnsi="Aptos Narrow" w:cs="Times New Roman"/>
+                      <w:color w:val="000000"/>
+                      <w:sz w:val="18"/>
+                      <w:szCs w:val="18"/>
+                    </w:rPr>
+                  </w:pPr>
+                  <w:r>
+                    <w:rPr>
+                      <w:rFonts w:ascii="Aptos Narrow" w:eastAsia="Times New Roman" w:hAnsi="Aptos Narrow" w:cs="Times New Roman"/>
+                      <w:color w:val="000000"/>
+                      <w:sz w:val="18"/>
+                      <w:szCs w:val="18"/>
+                    </w:rPr>
+                    <w:t>0,923</w:t>
+                  </w:r>
+                </w:p>
+              </w:tc>
+              <w:tc>
+                <w:tcPr>
+                  <w:tcW w:w="1013" w:type="dxa"/>
+                  <w:tcBorders>
+                    <w:top w:val="nil"/>
+                    <w:left w:val="nil"/>
+                    <w:bottom w:val="single" w:sz="4" w:space="0" w:color="auto"/>
+                    <w:right w:val="single" w:sz="4" w:space="0" w:color="auto"/>
+                  </w:tcBorders>
+                  <w:shd w:val="clear" w:color="auto" w:fill="auto"/>
+                  <w:noWrap/>
+                  <w:vAlign w:val="bottom"/>
+                  <w:hideMark/>
+                </w:tcPr>
+                <w:p>
+                  <w:pPr>
+                    <w:spacing w:line="240" w:lineRule="auto"/>
+                    <w:jc w:val="right"/>
+                    <w:rPr>
+                      <w:rFonts w:ascii="Aptos Narrow" w:eastAsia="Times New Roman" w:hAnsi="Aptos Narrow" w:cs="Times New Roman"/>
+                      <w:color w:val="000000"/>
+                      <w:sz w:val="18"/>
+                      <w:szCs w:val="18"/>
+                    </w:rPr>
+                  </w:pPr>
+                  <w:r>
+                    <w:rPr>
+                      <w:rFonts w:ascii="Aptos Narrow" w:eastAsia="Times New Roman" w:hAnsi="Aptos Narrow" w:cs="Times New Roman"/>
+                      <w:color w:val="000000"/>
+                      <w:sz w:val="18"/>
+                      <w:szCs w:val="18"/>
+                    </w:rPr>
+                    <w:t>0,067</w:t>
+                  </w:r>
+                </w:p>
+              </w:tc>
+              <w:tc>
+                <w:tcPr>
+                  <w:tcW w:w="1013" w:type="dxa"/>
+                  <w:tcBorders>
+                    <w:top w:val="nil"/>
+                    <w:left w:val="nil"/>
+                    <w:bottom w:val="single" w:sz="4" w:space="0" w:color="auto"/>
+                    <w:right w:val="single" w:sz="4" w:space="0" w:color="auto"/>
+                  </w:tcBorders>
+                  <w:shd w:val="clear" w:color="auto" w:fill="auto"/>
+                  <w:noWrap/>
+                  <w:vAlign w:val="bottom"/>
+                  <w:hideMark/>
+                </w:tcPr>
+                <w:p>
+                  <w:pPr>
+                    <w:spacing w:line="240" w:lineRule="auto"/>
+                    <w:jc w:val="right"/>
+                    <w:rPr>
+                      <w:rFonts w:ascii="Aptos Narrow" w:eastAsia="Times New Roman" w:hAnsi="Aptos Narrow" w:cs="Times New Roman"/>
+                      <w:color w:val="000000"/>
+                      <w:sz w:val="18"/>
+                      <w:szCs w:val="18"/>
+                    </w:rPr>
+                  </w:pPr>
+                  <w:r>
+                    <w:rPr>
+                      <w:rFonts w:ascii="Aptos Narrow" w:eastAsia="Times New Roman" w:hAnsi="Aptos Narrow" w:cs="Times New Roman"/>
+                      <w:color w:val="000000"/>
+                      <w:sz w:val="18"/>
+                      <w:szCs w:val="18"/>
+                    </w:rPr>
+                    <w:t>0,933</w:t>
+                  </w:r>
+                </w:p>
+              </w:tc>
+            </w:tr>
+          </w:tbl>
+          <w:p>
+            <w:pPr>
+              <w:pStyle w:val="PargrafodaLista"/>
+              <w:ind w:left="0"/>
+              <w:jc w:val="both"/>
+              <w:rPr>
+                <w:rFonts w:ascii="Times New Roman" w:eastAsia="Times New Roman" w:hAnsi="Times New Roman" w:cs="Times New Roman"/>
+                <w:sz w:val="18"/>
+                <w:szCs w:val="18"/>
+              </w:rPr>
+            </w:pPr>
+          </w:p>
+        </w:tc>
+      </w:tr>
+    </w:tbl>
+    <w:p>
+      <w:pPr>
+        <w:pStyle w:val="PargrafodaLista"/>
+        <w:jc w:val="both"/>
+        <w:rPr>
+          <w:rFonts w:ascii="Times New Roman" w:eastAsia="Times New Roman" w:hAnsi="Times New Roman" w:cs="Times New Roman"/>
+          <w:sz w:val="18"/>
+          <w:szCs w:val="18"/>
+        </w:rPr>
+      </w:pPr>
+    </w:p>
+    <w:tbl>
+      <w:tblPr>
+        <w:tblStyle w:val="Tabelacomgrade"/>
+        <w:tblW w:w="0" w:type="auto"/>
+        <w:tblInd w:w="720" w:type="dxa"/>
+        <w:tblLook w:val="04A0" w:firstRow="1" w:lastRow="0" w:firstColumn="1" w:lastColumn="0" w:noHBand="0" w:noVBand="1"/>
+      </w:tblPr>
+      <w:tblGrid>
+        <w:gridCol w:w="8343"/>
+      </w:tblGrid>
+      <w:tr>
+        <w:tc>
+          <w:tcPr>
+            <w:tcW w:w="9063" w:type="dxa"/>
+          </w:tcPr>
+          <w:tbl>
+            <w:tblPr>
+              <w:tblW w:w="7680" w:type="dxa"/>
+              <w:tblCellMar>
+                <w:left w:w="70" w:type="dxa"/>
+                <w:right w:w="70" w:type="dxa"/>
+              </w:tblCellMar>
+              <w:tblLook w:val="04A0" w:firstRow="1" w:lastRow="0" w:firstColumn="1" w:lastColumn="0" w:noHBand="0" w:noVBand="1"/>
+            </w:tblPr>
+            <w:tblGrid>
+              <w:gridCol w:w="960"/>
+              <w:gridCol w:w="960"/>
+              <w:gridCol w:w="960"/>
+              <w:gridCol w:w="960"/>
+              <w:gridCol w:w="960"/>
+              <w:gridCol w:w="960"/>
+              <w:gridCol w:w="960"/>
+              <w:gridCol w:w="960"/>
+            </w:tblGrid>
+            <w:tr>
+              <w:trPr>
+                <w:trHeight w:val="288"/>
+              </w:trPr>
+              <w:tc>
+                <w:tcPr>
+                  <w:tcW w:w="7680" w:type="dxa"/>
+                  <w:gridSpan w:val="8"/>
+                  <w:tcBorders>
+                    <w:top w:val="single" w:sz="4" w:space="0" w:color="auto"/>
+                    <w:left w:val="single" w:sz="4" w:space="0" w:color="auto"/>
+                    <w:bottom w:val="single" w:sz="4" w:space="0" w:color="auto"/>
+                    <w:right w:val="single" w:sz="4" w:space="0" w:color="auto"/>
+                  </w:tcBorders>
+                  <w:shd w:val="clear" w:color="auto" w:fill="auto"/>
+                  <w:noWrap/>
+                  <w:vAlign w:val="bottom"/>
+                  <w:hideMark/>
+                </w:tcPr>
+                <w:p>
+                  <w:pPr>
+                    <w:spacing w:line="240" w:lineRule="auto"/>
+                    <w:jc w:val="center"/>
+                    <w:rPr>
+                      <w:rFonts w:ascii="Aptos Narrow" w:eastAsia="Times New Roman" w:hAnsi="Aptos Narrow" w:cs="Times New Roman"/>
+                      <w:color w:val="000000"/>
+                      <w:sz w:val="18"/>
+                      <w:szCs w:val="18"/>
+                    </w:rPr>
+                  </w:pPr>
+                  <w:r>
+                    <w:rPr>
+                      <w:rFonts w:ascii="Aptos Narrow" w:eastAsia="Times New Roman" w:hAnsi="Aptos Narrow" w:cs="Times New Roman"/>
+                      <w:color w:val="000000"/>
+                      <w:sz w:val="18"/>
+                      <w:szCs w:val="18"/>
+                    </w:rPr>
+                    <w:t>Durante a Pandemia</w:t>
+                  </w:r>
+                </w:p>
+              </w:tc>
+            </w:tr>
+            <w:tr>
+              <w:trPr>
+                <w:trHeight w:val="288"/>
+              </w:trPr>
+              <w:tc>
+                <w:tcPr>
+                  <w:tcW w:w="1920" w:type="dxa"/>
+                  <w:gridSpan w:val="2"/>
+                  <w:tcBorders>
+                    <w:top w:val="single" w:sz="4" w:space="0" w:color="auto"/>
+                    <w:left w:val="single" w:sz="4" w:space="0" w:color="auto"/>
+                    <w:bottom w:val="single" w:sz="4" w:space="0" w:color="auto"/>
+                    <w:right w:val="single" w:sz="4" w:space="0" w:color="auto"/>
+                  </w:tcBorders>
+                  <w:shd w:val="clear" w:color="auto" w:fill="auto"/>
+                  <w:noWrap/>
+                  <w:vAlign w:val="bottom"/>
+                  <w:hideMark/>
+                </w:tcPr>
+                <w:p>
+                  <w:pPr>
+                    <w:spacing w:line="240" w:lineRule="auto"/>
+                    <w:jc w:val="center"/>
+                    <w:rPr>
+                      <w:rFonts w:ascii="Aptos Narrow" w:eastAsia="Times New Roman" w:hAnsi="Aptos Narrow" w:cs="Times New Roman"/>
+                      <w:color w:val="000000"/>
+                      <w:sz w:val="18"/>
+                      <w:szCs w:val="18"/>
+                    </w:rPr>
+                  </w:pPr>
+                  <w:r>
+                    <w:rPr>
+                      <w:rFonts w:ascii="Aptos Narrow" w:eastAsia="Times New Roman" w:hAnsi="Aptos Narrow" w:cs="Times New Roman"/>
+                      <w:color w:val="000000"/>
+                      <w:sz w:val="18"/>
+                      <w:szCs w:val="18"/>
+                    </w:rPr>
+                    <w:t>Branca</w:t>
+                  </w:r>
+                </w:p>
+              </w:tc>
+              <w:tc>
+                <w:tcPr>
+                  <w:tcW w:w="1920" w:type="dxa"/>
+                  <w:gridSpan w:val="2"/>
+                  <w:tcBorders>
+                    <w:top w:val="single" w:sz="4" w:space="0" w:color="auto"/>
+                    <w:left w:val="nil"/>
+                    <w:bottom w:val="single" w:sz="4" w:space="0" w:color="auto"/>
+                    <w:right w:val="single" w:sz="4" w:space="0" w:color="auto"/>
+                  </w:tcBorders>
+                  <w:shd w:val="clear" w:color="auto" w:fill="auto"/>
+                  <w:noWrap/>
+                  <w:vAlign w:val="bottom"/>
+                  <w:hideMark/>
+                </w:tcPr>
+                <w:p>
+                  <w:pPr>
+                    <w:spacing w:line="240" w:lineRule="auto"/>
+                    <w:jc w:val="center"/>
+                    <w:rPr>
+                      <w:rFonts w:ascii="Aptos Narrow" w:eastAsia="Times New Roman" w:hAnsi="Aptos Narrow" w:cs="Times New Roman"/>
+                      <w:color w:val="000000"/>
+                      <w:sz w:val="18"/>
+                      <w:szCs w:val="18"/>
+                    </w:rPr>
+                  </w:pPr>
+                  <w:r>
+                    <w:rPr>
+                      <w:rFonts w:ascii="Aptos Narrow" w:eastAsia="Times New Roman" w:hAnsi="Aptos Narrow" w:cs="Times New Roman"/>
+                      <w:color w:val="000000"/>
+                      <w:sz w:val="18"/>
+                      <w:szCs w:val="18"/>
+                    </w:rPr>
+                    <w:t>Preta</w:t>
+                  </w:r>
+                </w:p>
+              </w:tc>
+              <w:tc>
+                <w:tcPr>
+                  <w:tcW w:w="1920" w:type="dxa"/>
+                  <w:gridSpan w:val="2"/>
+                  <w:tcBorders>
+                    <w:top w:val="single" w:sz="4" w:space="0" w:color="auto"/>
+                    <w:left w:val="nil"/>
+                    <w:bottom w:val="single" w:sz="4" w:space="0" w:color="auto"/>
+                    <w:right w:val="single" w:sz="4" w:space="0" w:color="auto"/>
+                  </w:tcBorders>
+                  <w:shd w:val="clear" w:color="auto" w:fill="auto"/>
+                  <w:noWrap/>
+                  <w:vAlign w:val="bottom"/>
+                  <w:hideMark/>
+                </w:tcPr>
+                <w:p>
+                  <w:pPr>
+                    <w:spacing w:line="240" w:lineRule="auto"/>
+                    <w:jc w:val="center"/>
+                    <w:rPr>
+                      <w:rFonts w:ascii="Aptos Narrow" w:eastAsia="Times New Roman" w:hAnsi="Aptos Narrow" w:cs="Times New Roman"/>
+                      <w:color w:val="000000"/>
+                      <w:sz w:val="18"/>
+                      <w:szCs w:val="18"/>
+                    </w:rPr>
+                  </w:pPr>
+                  <w:r>
+                    <w:rPr>
+                      <w:rFonts w:ascii="Aptos Narrow" w:eastAsia="Times New Roman" w:hAnsi="Aptos Narrow" w:cs="Times New Roman"/>
+                      <w:color w:val="000000"/>
+                      <w:sz w:val="18"/>
+                      <w:szCs w:val="18"/>
+                    </w:rPr>
+                    <w:t>Parda</w:t>
+                  </w:r>
+                </w:p>
+              </w:tc>
+              <w:tc>
+                <w:tcPr>
+                  <w:tcW w:w="1920" w:type="dxa"/>
+                  <w:gridSpan w:val="2"/>
+                  <w:tcBorders>
+                    <w:top w:val="single" w:sz="4" w:space="0" w:color="auto"/>
+                    <w:left w:val="nil"/>
+                    <w:bottom w:val="single" w:sz="4" w:space="0" w:color="auto"/>
+                    <w:right w:val="single" w:sz="4" w:space="0" w:color="auto"/>
+                  </w:tcBorders>
+                  <w:shd w:val="clear" w:color="auto" w:fill="auto"/>
+                  <w:noWrap/>
+                  <w:vAlign w:val="bottom"/>
+                  <w:hideMark/>
+                </w:tcPr>
+                <w:p>
+                  <w:pPr>
+                    <w:spacing w:line="240" w:lineRule="auto"/>
+                    <w:jc w:val="center"/>
+                    <w:rPr>
+                      <w:rFonts w:ascii="Aptos Narrow" w:eastAsia="Times New Roman" w:hAnsi="Aptos Narrow" w:cs="Times New Roman"/>
+                      <w:color w:val="000000"/>
+                      <w:sz w:val="18"/>
+                      <w:szCs w:val="18"/>
+                    </w:rPr>
+                  </w:pPr>
+                  <w:r>
+                    <w:rPr>
+                      <w:rFonts w:ascii="Aptos Narrow" w:eastAsia="Times New Roman" w:hAnsi="Aptos Narrow" w:cs="Times New Roman"/>
+                      <w:color w:val="000000"/>
+                      <w:sz w:val="18"/>
+                      <w:szCs w:val="18"/>
+                    </w:rPr>
+                    <w:t>Outros</w:t>
+                  </w:r>
+                </w:p>
+              </w:tc>
+            </w:tr>
+            <w:tr>
+              <w:trPr>
+                <w:trHeight w:val="288"/>
+              </w:trPr>
+              <w:tc>
+                <w:tcPr>
+                  <w:tcW w:w="960" w:type="dxa"/>
+                  <w:tcBorders>
+                    <w:top w:val="nil"/>
+                    <w:left w:val="single" w:sz="4" w:space="0" w:color="auto"/>
+                    <w:bottom w:val="single" w:sz="4" w:space="0" w:color="auto"/>
+                    <w:right w:val="single" w:sz="4" w:space="0" w:color="auto"/>
+                  </w:tcBorders>
+                  <w:shd w:val="clear" w:color="auto" w:fill="auto"/>
+                  <w:noWrap/>
+                  <w:vAlign w:val="bottom"/>
+                  <w:hideMark/>
+                </w:tcPr>
+                <w:p>
+                  <w:pPr>
+                    <w:spacing w:line="240" w:lineRule="auto"/>
+                    <w:jc w:val="right"/>
+                    <w:rPr>
+                      <w:rFonts w:ascii="Aptos Narrow" w:eastAsia="Times New Roman" w:hAnsi="Aptos Narrow" w:cs="Times New Roman"/>
+                      <w:color w:val="000000"/>
+                      <w:sz w:val="18"/>
+                      <w:szCs w:val="18"/>
+                    </w:rPr>
+                  </w:pPr>
+                  <w:r>
+                    <w:rPr>
+                      <w:rFonts w:ascii="Aptos Narrow" w:eastAsia="Times New Roman" w:hAnsi="Aptos Narrow" w:cs="Times New Roman"/>
+                      <w:color w:val="000000"/>
+                      <w:sz w:val="18"/>
+                      <w:szCs w:val="18"/>
+                    </w:rPr>
+                    <w:t>0,793</w:t>
+                  </w:r>
+                </w:p>
+              </w:tc>
+              <w:tc>
+                <w:tcPr>
+                  <w:tcW w:w="960" w:type="dxa"/>
+                  <w:tcBorders>
+                    <w:top w:val="nil"/>
+                    <w:left w:val="nil"/>
+                    <w:bottom w:val="single" w:sz="4" w:space="0" w:color="auto"/>
+                    <w:right w:val="single" w:sz="4" w:space="0" w:color="auto"/>
+                  </w:tcBorders>
+                  <w:shd w:val="clear" w:color="auto" w:fill="auto"/>
+                  <w:noWrap/>
+                  <w:vAlign w:val="bottom"/>
+                  <w:hideMark/>
+                </w:tcPr>
+                <w:p>
+                  <w:pPr>
+                    <w:spacing w:line="240" w:lineRule="auto"/>
+                    <w:jc w:val="right"/>
+                    <w:rPr>
+                      <w:rFonts w:ascii="Aptos Narrow" w:eastAsia="Times New Roman" w:hAnsi="Aptos Narrow" w:cs="Times New Roman"/>
+                      <w:color w:val="000000"/>
+                      <w:sz w:val="18"/>
+                      <w:szCs w:val="18"/>
+                    </w:rPr>
+                  </w:pPr>
+                  <w:r>
+                    <w:rPr>
+                      <w:rFonts w:ascii="Aptos Narrow" w:eastAsia="Times New Roman" w:hAnsi="Aptos Narrow" w:cs="Times New Roman"/>
+                      <w:color w:val="000000"/>
+                      <w:sz w:val="18"/>
+                      <w:szCs w:val="18"/>
+                    </w:rPr>
+                    <w:t>0,207</w:t>
+                  </w:r>
+                </w:p>
+              </w:tc>
+              <w:tc>
+                <w:tcPr>
+                  <w:tcW w:w="960" w:type="dxa"/>
+                  <w:tcBorders>
+                    <w:top w:val="nil"/>
+                    <w:left w:val="nil"/>
+                    <w:bottom w:val="single" w:sz="4" w:space="0" w:color="auto"/>
+                    <w:right w:val="single" w:sz="4" w:space="0" w:color="auto"/>
+                  </w:tcBorders>
+                  <w:shd w:val="clear" w:color="auto" w:fill="auto"/>
+                  <w:noWrap/>
+                  <w:vAlign w:val="bottom"/>
+                  <w:hideMark/>
+                </w:tcPr>
+                <w:p>
+                  <w:pPr>
+                    <w:spacing w:line="240" w:lineRule="auto"/>
+                    <w:jc w:val="right"/>
+                    <w:rPr>
+                      <w:rFonts w:ascii="Aptos Narrow" w:eastAsia="Times New Roman" w:hAnsi="Aptos Narrow" w:cs="Times New Roman"/>
+                      <w:color w:val="000000"/>
+                      <w:sz w:val="18"/>
+                      <w:szCs w:val="18"/>
+                    </w:rPr>
+                  </w:pPr>
+                  <w:r>
+                    <w:rPr>
+                      <w:rFonts w:ascii="Aptos Narrow" w:eastAsia="Times New Roman" w:hAnsi="Aptos Narrow" w:cs="Times New Roman"/>
+                      <w:color w:val="000000"/>
+                      <w:sz w:val="18"/>
+                      <w:szCs w:val="18"/>
+                    </w:rPr>
+                    <w:t>0,797</w:t>
+                  </w:r>
+                </w:p>
+              </w:tc>
+              <w:tc>
+                <w:tcPr>
+                  <w:tcW w:w="960" w:type="dxa"/>
+                  <w:tcBorders>
+                    <w:top w:val="nil"/>
+                    <w:left w:val="nil"/>
+                    <w:bottom w:val="single" w:sz="4" w:space="0" w:color="auto"/>
+                    <w:right w:val="single" w:sz="4" w:space="0" w:color="auto"/>
+                  </w:tcBorders>
+                  <w:shd w:val="clear" w:color="auto" w:fill="auto"/>
+                  <w:noWrap/>
+                  <w:vAlign w:val="bottom"/>
+                  <w:hideMark/>
+                </w:tcPr>
+                <w:p>
+                  <w:pPr>
+                    <w:spacing w:line="240" w:lineRule="auto"/>
+                    <w:jc w:val="right"/>
+                    <w:rPr>
+                      <w:rFonts w:ascii="Aptos Narrow" w:eastAsia="Times New Roman" w:hAnsi="Aptos Narrow" w:cs="Times New Roman"/>
+                      <w:color w:val="000000"/>
+                      <w:sz w:val="18"/>
+                      <w:szCs w:val="18"/>
+                    </w:rPr>
+                  </w:pPr>
+                  <w:r>
+                    <w:rPr>
+                      <w:rFonts w:ascii="Aptos Narrow" w:eastAsia="Times New Roman" w:hAnsi="Aptos Narrow" w:cs="Times New Roman"/>
+                      <w:color w:val="000000"/>
+                      <w:sz w:val="18"/>
+                      <w:szCs w:val="18"/>
+                    </w:rPr>
+                    <w:t>0,203</w:t>
+                  </w:r>
+                </w:p>
+              </w:tc>
+              <w:tc>
+                <w:tcPr>
+                  <w:tcW w:w="960" w:type="dxa"/>
+                  <w:tcBorders>
+                    <w:top w:val="nil"/>
+                    <w:left w:val="nil"/>
+                    <w:bottom w:val="single" w:sz="4" w:space="0" w:color="auto"/>
+                    <w:right w:val="single" w:sz="4" w:space="0" w:color="auto"/>
+                  </w:tcBorders>
+                  <w:shd w:val="clear" w:color="auto" w:fill="auto"/>
+                  <w:noWrap/>
+                  <w:vAlign w:val="bottom"/>
+                  <w:hideMark/>
+                </w:tcPr>
+                <w:p>
+                  <w:pPr>
+                    <w:spacing w:line="240" w:lineRule="auto"/>
+                    <w:jc w:val="right"/>
+                    <w:rPr>
+                      <w:rFonts w:ascii="Aptos Narrow" w:eastAsia="Times New Roman" w:hAnsi="Aptos Narrow" w:cs="Times New Roman"/>
+                      <w:color w:val="000000"/>
+                      <w:sz w:val="18"/>
+                      <w:szCs w:val="18"/>
+                    </w:rPr>
+                  </w:pPr>
+                  <w:r>
+                    <w:rPr>
+                      <w:rFonts w:ascii="Aptos Narrow" w:eastAsia="Times New Roman" w:hAnsi="Aptos Narrow" w:cs="Times New Roman"/>
+                      <w:color w:val="000000"/>
+                      <w:sz w:val="18"/>
+                      <w:szCs w:val="18"/>
+                    </w:rPr>
+                    <w:t>0,801</w:t>
+                  </w:r>
+                </w:p>
+              </w:tc>
+              <w:tc>
+                <w:tcPr>
+                  <w:tcW w:w="960" w:type="dxa"/>
+                  <w:tcBorders>
+                    <w:top w:val="nil"/>
+                    <w:left w:val="nil"/>
+                    <w:bottom w:val="single" w:sz="4" w:space="0" w:color="auto"/>
+                    <w:right w:val="single" w:sz="4" w:space="0" w:color="auto"/>
+                  </w:tcBorders>
+                  <w:shd w:val="clear" w:color="auto" w:fill="auto"/>
+                  <w:noWrap/>
+                  <w:vAlign w:val="bottom"/>
+                  <w:hideMark/>
+                </w:tcPr>
+                <w:p>
+                  <w:pPr>
+                    <w:spacing w:line="240" w:lineRule="auto"/>
+                    <w:jc w:val="right"/>
+                    <w:rPr>
+                      <w:rFonts w:ascii="Aptos Narrow" w:eastAsia="Times New Roman" w:hAnsi="Aptos Narrow" w:cs="Times New Roman"/>
+                      <w:color w:val="000000"/>
+                      <w:sz w:val="18"/>
+                      <w:szCs w:val="18"/>
+                    </w:rPr>
+                  </w:pPr>
+                  <w:r>
+                    <w:rPr>
+                      <w:rFonts w:ascii="Aptos Narrow" w:eastAsia="Times New Roman" w:hAnsi="Aptos Narrow" w:cs="Times New Roman"/>
+                      <w:color w:val="000000"/>
+                      <w:sz w:val="18"/>
+                      <w:szCs w:val="18"/>
+                    </w:rPr>
+                    <w:t>0,199</w:t>
+                  </w:r>
+                </w:p>
+              </w:tc>
+              <w:tc>
+                <w:tcPr>
+                  <w:tcW w:w="960" w:type="dxa"/>
+                  <w:tcBorders>
+                    <w:top w:val="nil"/>
+                    <w:left w:val="nil"/>
+                    <w:bottom w:val="single" w:sz="4" w:space="0" w:color="auto"/>
+                    <w:right w:val="single" w:sz="4" w:space="0" w:color="auto"/>
+                  </w:tcBorders>
+                  <w:shd w:val="clear" w:color="auto" w:fill="auto"/>
+                  <w:noWrap/>
+                  <w:vAlign w:val="bottom"/>
+                  <w:hideMark/>
+                </w:tcPr>
+                <w:p>
+                  <w:pPr>
+                    <w:spacing w:line="240" w:lineRule="auto"/>
+                    <w:jc w:val="right"/>
+                    <w:rPr>
+                      <w:rFonts w:ascii="Aptos Narrow" w:eastAsia="Times New Roman" w:hAnsi="Aptos Narrow" w:cs="Times New Roman"/>
+                      <w:color w:val="000000"/>
+                      <w:sz w:val="18"/>
+                      <w:szCs w:val="18"/>
+                    </w:rPr>
+                  </w:pPr>
+                  <w:r>
+                    <w:rPr>
+                      <w:rFonts w:ascii="Aptos Narrow" w:eastAsia="Times New Roman" w:hAnsi="Aptos Narrow" w:cs="Times New Roman"/>
+                      <w:color w:val="000000"/>
+                      <w:sz w:val="18"/>
+                      <w:szCs w:val="18"/>
+                    </w:rPr>
+                    <w:t>0,778</w:t>
+                  </w:r>
+                </w:p>
+              </w:tc>
+              <w:tc>
+                <w:tcPr>
+                  <w:tcW w:w="960" w:type="dxa"/>
+                  <w:tcBorders>
+                    <w:top w:val="nil"/>
+                    <w:left w:val="nil"/>
+                    <w:bottom w:val="single" w:sz="4" w:space="0" w:color="auto"/>
+                    <w:right w:val="single" w:sz="4" w:space="0" w:color="auto"/>
+                  </w:tcBorders>
+                  <w:shd w:val="clear" w:color="auto" w:fill="auto"/>
+                  <w:noWrap/>
+                  <w:vAlign w:val="bottom"/>
+                  <w:hideMark/>
+                </w:tcPr>
+                <w:p>
+                  <w:pPr>
+                    <w:spacing w:line="240" w:lineRule="auto"/>
+                    <w:jc w:val="right"/>
+                    <w:rPr>
+                      <w:rFonts w:ascii="Aptos Narrow" w:eastAsia="Times New Roman" w:hAnsi="Aptos Narrow" w:cs="Times New Roman"/>
+                      <w:color w:val="000000"/>
+                      <w:sz w:val="18"/>
+                      <w:szCs w:val="18"/>
+                    </w:rPr>
+                  </w:pPr>
+                  <w:r>
+                    <w:rPr>
+                      <w:rFonts w:ascii="Aptos Narrow" w:eastAsia="Times New Roman" w:hAnsi="Aptos Narrow" w:cs="Times New Roman"/>
+                      <w:color w:val="000000"/>
+                      <w:sz w:val="18"/>
+                      <w:szCs w:val="18"/>
+                    </w:rPr>
+                    <w:t>0,222</w:t>
+                  </w:r>
+                </w:p>
+              </w:tc>
+            </w:tr>
+            <w:tr>
+              <w:trPr>
+                <w:trHeight w:val="288"/>
+              </w:trPr>
+              <w:tc>
+                <w:tcPr>
+                  <w:tcW w:w="960" w:type="dxa"/>
+                  <w:tcBorders>
+                    <w:top w:val="nil"/>
+                    <w:left w:val="single" w:sz="4" w:space="0" w:color="auto"/>
+                    <w:bottom w:val="single" w:sz="4" w:space="0" w:color="auto"/>
+                    <w:right w:val="single" w:sz="4" w:space="0" w:color="auto"/>
+                  </w:tcBorders>
+                  <w:shd w:val="clear" w:color="auto" w:fill="auto"/>
+                  <w:noWrap/>
+                  <w:vAlign w:val="bottom"/>
+                  <w:hideMark/>
+                </w:tcPr>
+                <w:p>
+                  <w:pPr>
+                    <w:spacing w:line="240" w:lineRule="auto"/>
+                    <w:jc w:val="right"/>
+                    <w:rPr>
+                      <w:rFonts w:ascii="Aptos Narrow" w:eastAsia="Times New Roman" w:hAnsi="Aptos Narrow" w:cs="Times New Roman"/>
+                      <w:color w:val="000000"/>
+                      <w:sz w:val="18"/>
+                      <w:szCs w:val="18"/>
+                    </w:rPr>
+                  </w:pPr>
+                  <w:r>
+                    <w:rPr>
+                      <w:rFonts w:ascii="Aptos Narrow" w:eastAsia="Times New Roman" w:hAnsi="Aptos Narrow" w:cs="Times New Roman"/>
+                      <w:color w:val="000000"/>
+                      <w:sz w:val="18"/>
+                      <w:szCs w:val="18"/>
+                    </w:rPr>
+                    <w:t>0,038</w:t>
+                  </w:r>
+                </w:p>
+              </w:tc>
+              <w:tc>
+                <w:tcPr>
+                  <w:tcW w:w="960" w:type="dxa"/>
+                  <w:tcBorders>
+                    <w:top w:val="nil"/>
+                    <w:left w:val="nil"/>
+                    <w:bottom w:val="single" w:sz="4" w:space="0" w:color="auto"/>
+                    <w:right w:val="single" w:sz="4" w:space="0" w:color="auto"/>
+                  </w:tcBorders>
+                  <w:shd w:val="clear" w:color="auto" w:fill="auto"/>
+                  <w:noWrap/>
+                  <w:vAlign w:val="bottom"/>
+                  <w:hideMark/>
+                </w:tcPr>
+                <w:p>
+                  <w:pPr>
+                    <w:spacing w:line="240" w:lineRule="auto"/>
+                    <w:jc w:val="right"/>
+                    <w:rPr>
+                      <w:rFonts w:ascii="Aptos Narrow" w:eastAsia="Times New Roman" w:hAnsi="Aptos Narrow" w:cs="Times New Roman"/>
+                      <w:color w:val="000000"/>
+                      <w:sz w:val="18"/>
+                      <w:szCs w:val="18"/>
+                    </w:rPr>
+                  </w:pPr>
+                  <w:r>
+                    <w:rPr>
+                      <w:rFonts w:ascii="Aptos Narrow" w:eastAsia="Times New Roman" w:hAnsi="Aptos Narrow" w:cs="Times New Roman"/>
+                      <w:color w:val="000000"/>
+                      <w:sz w:val="18"/>
+                      <w:szCs w:val="18"/>
+                    </w:rPr>
+                    <w:t>0,962</w:t>
+                  </w:r>
+                </w:p>
+              </w:tc>
+              <w:tc>
+                <w:tcPr>
+                  <w:tcW w:w="960" w:type="dxa"/>
+                  <w:tcBorders>
+                    <w:top w:val="nil"/>
+                    <w:left w:val="nil"/>
+                    <w:bottom w:val="single" w:sz="4" w:space="0" w:color="auto"/>
+                    <w:right w:val="single" w:sz="4" w:space="0" w:color="auto"/>
+                  </w:tcBorders>
+                  <w:shd w:val="clear" w:color="auto" w:fill="auto"/>
+                  <w:noWrap/>
+                  <w:vAlign w:val="bottom"/>
+                  <w:hideMark/>
+                </w:tcPr>
+                <w:p>
+                  <w:pPr>
+                    <w:spacing w:line="240" w:lineRule="auto"/>
+                    <w:jc w:val="right"/>
+                    <w:rPr>
+                      <w:rFonts w:ascii="Aptos Narrow" w:eastAsia="Times New Roman" w:hAnsi="Aptos Narrow" w:cs="Times New Roman"/>
+                      <w:color w:val="000000"/>
+                      <w:sz w:val="18"/>
+                      <w:szCs w:val="18"/>
+                    </w:rPr>
+                  </w:pPr>
+                  <w:r>
+                    <w:rPr>
+                      <w:rFonts w:ascii="Aptos Narrow" w:eastAsia="Times New Roman" w:hAnsi="Aptos Narrow" w:cs="Times New Roman"/>
+                      <w:color w:val="000000"/>
+                      <w:sz w:val="18"/>
+                      <w:szCs w:val="18"/>
+                    </w:rPr>
+                    <w:t>0,066</w:t>
+                  </w:r>
+                </w:p>
+              </w:tc>
+              <w:tc>
+                <w:tcPr>
+                  <w:tcW w:w="960" w:type="dxa"/>
+                  <w:tcBorders>
+                    <w:top w:val="nil"/>
+                    <w:left w:val="nil"/>
+                    <w:bottom w:val="single" w:sz="4" w:space="0" w:color="auto"/>
+                    <w:right w:val="single" w:sz="4" w:space="0" w:color="auto"/>
+                  </w:tcBorders>
+                  <w:shd w:val="clear" w:color="auto" w:fill="auto"/>
+                  <w:noWrap/>
+                  <w:vAlign w:val="bottom"/>
+                  <w:hideMark/>
+                </w:tcPr>
+                <w:p>
+                  <w:pPr>
+                    <w:spacing w:line="240" w:lineRule="auto"/>
+                    <w:jc w:val="right"/>
+                    <w:rPr>
+                      <w:rFonts w:ascii="Aptos Narrow" w:eastAsia="Times New Roman" w:hAnsi="Aptos Narrow" w:cs="Times New Roman"/>
+                      <w:color w:val="000000"/>
+                      <w:sz w:val="18"/>
+                      <w:szCs w:val="18"/>
+                    </w:rPr>
+                  </w:pPr>
+                  <w:r>
+                    <w:rPr>
+                      <w:rFonts w:ascii="Aptos Narrow" w:eastAsia="Times New Roman" w:hAnsi="Aptos Narrow" w:cs="Times New Roman"/>
+                      <w:color w:val="000000"/>
+                      <w:sz w:val="18"/>
+                      <w:szCs w:val="18"/>
+                    </w:rPr>
+                    <w:t>0,934</w:t>
+                  </w:r>
+                </w:p>
+              </w:tc>
+              <w:tc>
+                <w:tcPr>
+                  <w:tcW w:w="960" w:type="dxa"/>
+                  <w:tcBorders>
+                    <w:top w:val="nil"/>
+                    <w:left w:val="nil"/>
+                    <w:bottom w:val="single" w:sz="4" w:space="0" w:color="auto"/>
+                    <w:right w:val="single" w:sz="4" w:space="0" w:color="auto"/>
+                  </w:tcBorders>
+                  <w:shd w:val="clear" w:color="auto" w:fill="auto"/>
+                  <w:noWrap/>
+                  <w:vAlign w:val="bottom"/>
+                  <w:hideMark/>
+                </w:tcPr>
+                <w:p>
+                  <w:pPr>
+                    <w:spacing w:line="240" w:lineRule="auto"/>
+                    <w:jc w:val="right"/>
+                    <w:rPr>
+                      <w:rFonts w:ascii="Aptos Narrow" w:eastAsia="Times New Roman" w:hAnsi="Aptos Narrow" w:cs="Times New Roman"/>
+                      <w:color w:val="000000"/>
+                      <w:sz w:val="18"/>
+                      <w:szCs w:val="18"/>
+                    </w:rPr>
+                  </w:pPr>
+                  <w:r>
+                    <w:rPr>
+                      <w:rFonts w:ascii="Aptos Narrow" w:eastAsia="Times New Roman" w:hAnsi="Aptos Narrow" w:cs="Times New Roman"/>
+                      <w:color w:val="000000"/>
+                      <w:sz w:val="18"/>
+                      <w:szCs w:val="18"/>
+                    </w:rPr>
+                    <w:t>0,055</w:t>
+                  </w:r>
+                </w:p>
+              </w:tc>
+              <w:tc>
+                <w:tcPr>
+                  <w:tcW w:w="960" w:type="dxa"/>
+                  <w:tcBorders>
+                    <w:top w:val="nil"/>
+                    <w:left w:val="nil"/>
+                    <w:bottom w:val="single" w:sz="4" w:space="0" w:color="auto"/>
+                    <w:right w:val="single" w:sz="4" w:space="0" w:color="auto"/>
+                  </w:tcBorders>
+                  <w:shd w:val="clear" w:color="auto" w:fill="auto"/>
+                  <w:noWrap/>
+                  <w:vAlign w:val="bottom"/>
+                  <w:hideMark/>
+                </w:tcPr>
+                <w:p>
+                  <w:pPr>
+                    <w:spacing w:line="240" w:lineRule="auto"/>
+                    <w:jc w:val="right"/>
+                    <w:rPr>
+                      <w:rFonts w:ascii="Aptos Narrow" w:eastAsia="Times New Roman" w:hAnsi="Aptos Narrow" w:cs="Times New Roman"/>
+                      <w:color w:val="000000"/>
+                      <w:sz w:val="18"/>
+                      <w:szCs w:val="18"/>
+                    </w:rPr>
+                  </w:pPr>
+                  <w:r>
+                    <w:rPr>
+                      <w:rFonts w:ascii="Aptos Narrow" w:eastAsia="Times New Roman" w:hAnsi="Aptos Narrow" w:cs="Times New Roman"/>
+                      <w:color w:val="000000"/>
+                      <w:sz w:val="18"/>
+                      <w:szCs w:val="18"/>
+                    </w:rPr>
+                    <w:t>0,945</w:t>
+                  </w:r>
+                </w:p>
+              </w:tc>
+              <w:tc>
+                <w:tcPr>
+                  <w:tcW w:w="960" w:type="dxa"/>
+                  <w:tcBorders>
+                    <w:top w:val="nil"/>
+                    <w:left w:val="nil"/>
+                    <w:bottom w:val="single" w:sz="4" w:space="0" w:color="auto"/>
+                    <w:right w:val="single" w:sz="4" w:space="0" w:color="auto"/>
+                  </w:tcBorders>
+                  <w:shd w:val="clear" w:color="auto" w:fill="auto"/>
+                  <w:noWrap/>
+                  <w:vAlign w:val="bottom"/>
+                  <w:hideMark/>
+                </w:tcPr>
+                <w:p>
+                  <w:pPr>
+                    <w:spacing w:line="240" w:lineRule="auto"/>
+                    <w:jc w:val="right"/>
+                    <w:rPr>
+                      <w:rFonts w:ascii="Aptos Narrow" w:eastAsia="Times New Roman" w:hAnsi="Aptos Narrow" w:cs="Times New Roman"/>
+                      <w:color w:val="000000"/>
+                      <w:sz w:val="18"/>
+                      <w:szCs w:val="18"/>
+                    </w:rPr>
+                  </w:pPr>
+                  <w:r>
+                    <w:rPr>
+                      <w:rFonts w:ascii="Aptos Narrow" w:eastAsia="Times New Roman" w:hAnsi="Aptos Narrow" w:cs="Times New Roman"/>
+                      <w:color w:val="000000"/>
+                      <w:sz w:val="18"/>
+                      <w:szCs w:val="18"/>
+                    </w:rPr>
+                    <w:t>0,055</w:t>
+                  </w:r>
+                </w:p>
+              </w:tc>
+              <w:tc>
+                <w:tcPr>
+                  <w:tcW w:w="960" w:type="dxa"/>
+                  <w:tcBorders>
+                    <w:top w:val="nil"/>
+                    <w:left w:val="nil"/>
+                    <w:bottom w:val="single" w:sz="4" w:space="0" w:color="auto"/>
+                    <w:right w:val="single" w:sz="4" w:space="0" w:color="auto"/>
+                  </w:tcBorders>
+                  <w:shd w:val="clear" w:color="auto" w:fill="auto"/>
+                  <w:noWrap/>
+                  <w:vAlign w:val="bottom"/>
+                  <w:hideMark/>
+                </w:tcPr>
+                <w:p>
+                  <w:pPr>
+                    <w:spacing w:line="240" w:lineRule="auto"/>
+                    <w:jc w:val="right"/>
+                    <w:rPr>
+                      <w:rFonts w:ascii="Aptos Narrow" w:eastAsia="Times New Roman" w:hAnsi="Aptos Narrow" w:cs="Times New Roman"/>
+                      <w:color w:val="000000"/>
+                      <w:sz w:val="18"/>
+                      <w:szCs w:val="18"/>
+                    </w:rPr>
+                  </w:pPr>
+                  <w:r>
+                    <w:rPr>
+                      <w:rFonts w:ascii="Aptos Narrow" w:eastAsia="Times New Roman" w:hAnsi="Aptos Narrow" w:cs="Times New Roman"/>
+                      <w:color w:val="000000"/>
+                      <w:sz w:val="18"/>
+                      <w:szCs w:val="18"/>
+                    </w:rPr>
+                    <w:t>0,945</w:t>
+                  </w:r>
+                </w:p>
+              </w:tc>
+            </w:tr>
+          </w:tbl>
+          <w:p>
+            <w:pPr>
+              <w:pStyle w:val="PargrafodaLista"/>
+              <w:ind w:left="0"/>
+              <w:jc w:val="both"/>
+              <w:rPr>
+                <w:rFonts w:ascii="Times New Roman" w:eastAsia="Times New Roman" w:hAnsi="Times New Roman" w:cs="Times New Roman"/>
+                <w:sz w:val="18"/>
+                <w:szCs w:val="18"/>
+              </w:rPr>
+            </w:pPr>
+          </w:p>
+        </w:tc>
+      </w:tr>
+    </w:tbl>
+    <w:p>
+      <w:pPr>
+        <w:pStyle w:val="PargrafodaLista"/>
+        <w:jc w:val="both"/>
+        <w:rPr>
+          <w:rFonts w:ascii="Times New Roman" w:eastAsia="Times New Roman" w:hAnsi="Times New Roman" w:cs="Times New Roman"/>
+          <w:sz w:val="24"/>
+          <w:szCs w:val="24"/>
+        </w:rPr>
+      </w:pPr>
+    </w:p>
+    <w:tbl>
+      <w:tblPr>
+        <w:tblStyle w:val="Tabelacomgrade"/>
+        <w:tblW w:w="0" w:type="auto"/>
+        <w:tblInd w:w="720" w:type="dxa"/>
+        <w:tblLook w:val="04A0" w:firstRow="1" w:lastRow="0" w:firstColumn="1" w:lastColumn="0" w:noHBand="0" w:noVBand="1"/>
+      </w:tblPr>
+      <w:tblGrid>
+        <w:gridCol w:w="8343"/>
+      </w:tblGrid>
+      <w:tr>
+        <w:tc>
+          <w:tcPr>
+            <w:tcW w:w="9063" w:type="dxa"/>
+          </w:tcPr>
+          <w:tbl>
+            <w:tblPr>
+              <w:tblW w:w="7680" w:type="dxa"/>
+              <w:tblCellMar>
+                <w:left w:w="70" w:type="dxa"/>
+                <w:right w:w="70" w:type="dxa"/>
+              </w:tblCellMar>
+              <w:tblLook w:val="04A0" w:firstRow="1" w:lastRow="0" w:firstColumn="1" w:lastColumn="0" w:noHBand="0" w:noVBand="1"/>
+            </w:tblPr>
+            <w:tblGrid>
+              <w:gridCol w:w="960"/>
+              <w:gridCol w:w="960"/>
+              <w:gridCol w:w="960"/>
+              <w:gridCol w:w="960"/>
+              <w:gridCol w:w="960"/>
+              <w:gridCol w:w="960"/>
+              <w:gridCol w:w="960"/>
+              <w:gridCol w:w="960"/>
+            </w:tblGrid>
+            <w:tr>
+              <w:trPr>
+                <w:trHeight w:val="288"/>
+              </w:trPr>
+              <w:tc>
+                <w:tcPr>
+                  <w:tcW w:w="7680" w:type="dxa"/>
+                  <w:gridSpan w:val="8"/>
+                  <w:tcBorders>
+                    <w:top w:val="single" w:sz="4" w:space="0" w:color="auto"/>
+                    <w:left w:val="single" w:sz="4" w:space="0" w:color="auto"/>
+                    <w:bottom w:val="single" w:sz="4" w:space="0" w:color="auto"/>
+                    <w:right w:val="single" w:sz="4" w:space="0" w:color="auto"/>
+                  </w:tcBorders>
+                  <w:shd w:val="clear" w:color="auto" w:fill="auto"/>
+                  <w:noWrap/>
+                  <w:vAlign w:val="bottom"/>
+                  <w:hideMark/>
+                </w:tcPr>
+                <w:p>
+                  <w:pPr>
+                    <w:spacing w:line="240" w:lineRule="auto"/>
+                    <w:jc w:val="center"/>
+                    <w:rPr>
+                      <w:rFonts w:ascii="Aptos Narrow" w:eastAsia="Times New Roman" w:hAnsi="Aptos Narrow" w:cs="Times New Roman"/>
+                      <w:color w:val="000000"/>
+                      <w:sz w:val="18"/>
+                      <w:szCs w:val="18"/>
+                    </w:rPr>
+                  </w:pPr>
+                  <w:r>
+                    <w:rPr>
+                      <w:rFonts w:ascii="Aptos Narrow" w:eastAsia="Times New Roman" w:hAnsi="Aptos Narrow" w:cs="Times New Roman"/>
+                      <w:color w:val="000000"/>
+                      <w:sz w:val="18"/>
+                      <w:szCs w:val="18"/>
+                    </w:rPr>
+                    <w:t>Pós-pandemia</w:t>
+                  </w:r>
+                </w:p>
+              </w:tc>
+            </w:tr>
+            <w:tr>
+              <w:trPr>
+                <w:trHeight w:val="288"/>
+              </w:trPr>
+              <w:tc>
+                <w:tcPr>
+                  <w:tcW w:w="1920" w:type="dxa"/>
+                  <w:gridSpan w:val="2"/>
+                  <w:tcBorders>
+                    <w:top w:val="single" w:sz="4" w:space="0" w:color="auto"/>
+                    <w:left w:val="single" w:sz="4" w:space="0" w:color="auto"/>
+                    <w:bottom w:val="single" w:sz="4" w:space="0" w:color="auto"/>
+                    <w:right w:val="single" w:sz="4" w:space="0" w:color="auto"/>
+                  </w:tcBorders>
+                  <w:shd w:val="clear" w:color="auto" w:fill="auto"/>
+                  <w:noWrap/>
+                  <w:vAlign w:val="bottom"/>
+                  <w:hideMark/>
+                </w:tcPr>
+                <w:p>
+                  <w:pPr>
+                    <w:spacing w:line="240" w:lineRule="auto"/>
+                    <w:jc w:val="center"/>
+                    <w:rPr>
+                      <w:rFonts w:ascii="Aptos Narrow" w:eastAsia="Times New Roman" w:hAnsi="Aptos Narrow" w:cs="Times New Roman"/>
+                      <w:color w:val="000000"/>
+                      <w:sz w:val="18"/>
+                      <w:szCs w:val="18"/>
+                    </w:rPr>
+                  </w:pPr>
+                  <w:r>
+                    <w:rPr>
+                      <w:rFonts w:ascii="Aptos Narrow" w:eastAsia="Times New Roman" w:hAnsi="Aptos Narrow" w:cs="Times New Roman"/>
+                      <w:color w:val="000000"/>
+                      <w:sz w:val="18"/>
+                      <w:szCs w:val="18"/>
+                    </w:rPr>
+                    <w:t>Branca</w:t>
+                  </w:r>
+                </w:p>
+              </w:tc>
+              <w:tc>
+                <w:tcPr>
+                  <w:tcW w:w="1920" w:type="dxa"/>
+                  <w:gridSpan w:val="2"/>
+                  <w:tcBorders>
+                    <w:top w:val="single" w:sz="4" w:space="0" w:color="auto"/>
+                    <w:left w:val="nil"/>
+                    <w:bottom w:val="single" w:sz="4" w:space="0" w:color="auto"/>
+                    <w:right w:val="single" w:sz="4" w:space="0" w:color="auto"/>
+                  </w:tcBorders>
+                  <w:shd w:val="clear" w:color="auto" w:fill="auto"/>
+                  <w:noWrap/>
+                  <w:vAlign w:val="bottom"/>
+                  <w:hideMark/>
+                </w:tcPr>
+                <w:p>
+                  <w:pPr>
+                    <w:spacing w:line="240" w:lineRule="auto"/>
+                    <w:jc w:val="center"/>
+                    <w:rPr>
+                      <w:rFonts w:ascii="Aptos Narrow" w:eastAsia="Times New Roman" w:hAnsi="Aptos Narrow" w:cs="Times New Roman"/>
+                      <w:color w:val="000000"/>
+                      <w:sz w:val="18"/>
+                      <w:szCs w:val="18"/>
+                    </w:rPr>
+                  </w:pPr>
+                  <w:r>
+                    <w:rPr>
+                      <w:rFonts w:ascii="Aptos Narrow" w:eastAsia="Times New Roman" w:hAnsi="Aptos Narrow" w:cs="Times New Roman"/>
+                      <w:color w:val="000000"/>
+                      <w:sz w:val="18"/>
+                      <w:szCs w:val="18"/>
+                    </w:rPr>
+                    <w:t>Preta</w:t>
+                  </w:r>
+                </w:p>
+              </w:tc>
+              <w:tc>
+                <w:tcPr>
+                  <w:tcW w:w="1920" w:type="dxa"/>
+                  <w:gridSpan w:val="2"/>
+                  <w:tcBorders>
+                    <w:top w:val="single" w:sz="4" w:space="0" w:color="auto"/>
+                    <w:left w:val="nil"/>
+                    <w:bottom w:val="single" w:sz="4" w:space="0" w:color="auto"/>
+                    <w:right w:val="single" w:sz="4" w:space="0" w:color="auto"/>
+                  </w:tcBorders>
+                  <w:shd w:val="clear" w:color="auto" w:fill="auto"/>
+                  <w:noWrap/>
+                  <w:vAlign w:val="bottom"/>
+                  <w:hideMark/>
+                </w:tcPr>
+                <w:p>
+                  <w:pPr>
+                    <w:spacing w:line="240" w:lineRule="auto"/>
+                    <w:jc w:val="center"/>
+                    <w:rPr>
+                      <w:rFonts w:ascii="Aptos Narrow" w:eastAsia="Times New Roman" w:hAnsi="Aptos Narrow" w:cs="Times New Roman"/>
+                      <w:color w:val="000000"/>
+                      <w:sz w:val="18"/>
+                      <w:szCs w:val="18"/>
+                    </w:rPr>
+                  </w:pPr>
+                  <w:r>
+                    <w:rPr>
+                      <w:rFonts w:ascii="Aptos Narrow" w:eastAsia="Times New Roman" w:hAnsi="Aptos Narrow" w:cs="Times New Roman"/>
+                      <w:color w:val="000000"/>
+                      <w:sz w:val="18"/>
+                      <w:szCs w:val="18"/>
+                    </w:rPr>
+                    <w:t>Parda</w:t>
+                  </w:r>
+                </w:p>
+              </w:tc>
+              <w:tc>
+                <w:tcPr>
+                  <w:tcW w:w="1920" w:type="dxa"/>
+                  <w:gridSpan w:val="2"/>
+                  <w:tcBorders>
+                    <w:top w:val="single" w:sz="4" w:space="0" w:color="auto"/>
+                    <w:left w:val="nil"/>
+                    <w:bottom w:val="single" w:sz="4" w:space="0" w:color="auto"/>
+                    <w:right w:val="single" w:sz="4" w:space="0" w:color="auto"/>
+                  </w:tcBorders>
+                  <w:shd w:val="clear" w:color="auto" w:fill="auto"/>
+                  <w:noWrap/>
+                  <w:vAlign w:val="bottom"/>
+                  <w:hideMark/>
+                </w:tcPr>
+                <w:p>
+                  <w:pPr>
+                    <w:spacing w:line="240" w:lineRule="auto"/>
+                    <w:jc w:val="center"/>
+                    <w:rPr>
+                      <w:rFonts w:ascii="Aptos Narrow" w:eastAsia="Times New Roman" w:hAnsi="Aptos Narrow" w:cs="Times New Roman"/>
+                      <w:color w:val="000000"/>
+                      <w:sz w:val="18"/>
+                      <w:szCs w:val="18"/>
+                    </w:rPr>
+                  </w:pPr>
+                  <w:r>
+                    <w:rPr>
+                      <w:rFonts w:ascii="Aptos Narrow" w:eastAsia="Times New Roman" w:hAnsi="Aptos Narrow" w:cs="Times New Roman"/>
+                      <w:color w:val="000000"/>
+                      <w:sz w:val="18"/>
+                      <w:szCs w:val="18"/>
+                    </w:rPr>
+                    <w:t>Outros</w:t>
+                  </w:r>
+                </w:p>
+              </w:tc>
+            </w:tr>
+            <w:tr>
+              <w:trPr>
+                <w:trHeight w:val="288"/>
+              </w:trPr>
+              <w:tc>
+                <w:tcPr>
+                  <w:tcW w:w="960" w:type="dxa"/>
+                  <w:tcBorders>
+                    <w:top w:val="nil"/>
+                    <w:left w:val="single" w:sz="4" w:space="0" w:color="auto"/>
+                    <w:bottom w:val="single" w:sz="4" w:space="0" w:color="auto"/>
+                    <w:right w:val="single" w:sz="4" w:space="0" w:color="auto"/>
+                  </w:tcBorders>
+                  <w:shd w:val="clear" w:color="auto" w:fill="auto"/>
+                  <w:noWrap/>
+                  <w:vAlign w:val="bottom"/>
+                  <w:hideMark/>
+                </w:tcPr>
+                <w:p>
+                  <w:pPr>
+                    <w:spacing w:line="240" w:lineRule="auto"/>
+                    <w:jc w:val="right"/>
+                    <w:rPr>
+                      <w:rFonts w:ascii="Aptos Narrow" w:eastAsia="Times New Roman" w:hAnsi="Aptos Narrow" w:cs="Times New Roman"/>
+                      <w:color w:val="000000"/>
+                      <w:sz w:val="18"/>
+                      <w:szCs w:val="18"/>
+                    </w:rPr>
+                  </w:pPr>
+                  <w:r>
+                    <w:rPr>
+                      <w:rFonts w:ascii="Aptos Narrow" w:eastAsia="Times New Roman" w:hAnsi="Aptos Narrow" w:cs="Times New Roman"/>
+                      <w:color w:val="000000"/>
+                      <w:sz w:val="18"/>
+                      <w:szCs w:val="18"/>
+                    </w:rPr>
+                    <w:t>0,544</w:t>
+                  </w:r>
+                </w:p>
+              </w:tc>
+              <w:tc>
+                <w:tcPr>
+                  <w:tcW w:w="960" w:type="dxa"/>
+                  <w:tcBorders>
+                    <w:top w:val="nil"/>
+                    <w:left w:val="nil"/>
+                    <w:bottom w:val="single" w:sz="4" w:space="0" w:color="auto"/>
+                    <w:right w:val="single" w:sz="4" w:space="0" w:color="auto"/>
+                  </w:tcBorders>
+                  <w:shd w:val="clear" w:color="auto" w:fill="auto"/>
+                  <w:noWrap/>
+                  <w:vAlign w:val="bottom"/>
+                  <w:hideMark/>
+                </w:tcPr>
+                <w:p>
+                  <w:pPr>
+                    <w:spacing w:line="240" w:lineRule="auto"/>
+                    <w:jc w:val="right"/>
+                    <w:rPr>
+                      <w:rFonts w:ascii="Aptos Narrow" w:eastAsia="Times New Roman" w:hAnsi="Aptos Narrow" w:cs="Times New Roman"/>
+                      <w:color w:val="000000"/>
+                      <w:sz w:val="18"/>
+                      <w:szCs w:val="18"/>
+                    </w:rPr>
+                  </w:pPr>
+                  <w:r>
+                    <w:rPr>
+                      <w:rFonts w:ascii="Aptos Narrow" w:eastAsia="Times New Roman" w:hAnsi="Aptos Narrow" w:cs="Times New Roman"/>
+                      <w:color w:val="000000"/>
+                      <w:sz w:val="18"/>
+                      <w:szCs w:val="18"/>
+                    </w:rPr>
+                    <w:t>0,456</w:t>
+                  </w:r>
+                </w:p>
+              </w:tc>
+              <w:tc>
+                <w:tcPr>
+                  <w:tcW w:w="960" w:type="dxa"/>
+                  <w:tcBorders>
+                    <w:top w:val="nil"/>
+                    <w:left w:val="nil"/>
+                    <w:bottom w:val="single" w:sz="4" w:space="0" w:color="auto"/>
+                    <w:right w:val="single" w:sz="4" w:space="0" w:color="auto"/>
+                  </w:tcBorders>
+                  <w:shd w:val="clear" w:color="auto" w:fill="auto"/>
+                  <w:noWrap/>
+                  <w:vAlign w:val="bottom"/>
+                  <w:hideMark/>
+                </w:tcPr>
+                <w:p>
+                  <w:pPr>
+                    <w:spacing w:line="240" w:lineRule="auto"/>
+                    <w:jc w:val="right"/>
+                    <w:rPr>
+                      <w:rFonts w:ascii="Aptos Narrow" w:eastAsia="Times New Roman" w:hAnsi="Aptos Narrow" w:cs="Times New Roman"/>
+                      <w:color w:val="000000"/>
+                      <w:sz w:val="18"/>
+                      <w:szCs w:val="18"/>
+                    </w:rPr>
+                  </w:pPr>
+                  <w:r>
+                    <w:rPr>
+                      <w:rFonts w:ascii="Aptos Narrow" w:eastAsia="Times New Roman" w:hAnsi="Aptos Narrow" w:cs="Times New Roman"/>
+                      <w:color w:val="000000"/>
+                      <w:sz w:val="18"/>
+                      <w:szCs w:val="18"/>
+                    </w:rPr>
+                    <w:t>0,563</w:t>
+                  </w:r>
+                </w:p>
+              </w:tc>
+              <w:tc>
+                <w:tcPr>
+                  <w:tcW w:w="960" w:type="dxa"/>
+                  <w:tcBorders>
+                    <w:top w:val="nil"/>
+                    <w:left w:val="nil"/>
+                    <w:bottom w:val="single" w:sz="4" w:space="0" w:color="auto"/>
+                    <w:right w:val="single" w:sz="4" w:space="0" w:color="auto"/>
+                  </w:tcBorders>
+                  <w:shd w:val="clear" w:color="auto" w:fill="auto"/>
+                  <w:noWrap/>
+                  <w:vAlign w:val="bottom"/>
+                  <w:hideMark/>
+                </w:tcPr>
+                <w:p>
+                  <w:pPr>
+                    <w:spacing w:line="240" w:lineRule="auto"/>
+                    <w:jc w:val="right"/>
+                    <w:rPr>
+                      <w:rFonts w:ascii="Aptos Narrow" w:eastAsia="Times New Roman" w:hAnsi="Aptos Narrow" w:cs="Times New Roman"/>
+                      <w:color w:val="000000"/>
+                      <w:sz w:val="18"/>
+                      <w:szCs w:val="18"/>
+                    </w:rPr>
+                  </w:pPr>
+                  <w:r>
+                    <w:rPr>
+                      <w:rFonts w:ascii="Aptos Narrow" w:eastAsia="Times New Roman" w:hAnsi="Aptos Narrow" w:cs="Times New Roman"/>
+                      <w:color w:val="000000"/>
+                      <w:sz w:val="18"/>
+                      <w:szCs w:val="18"/>
+                    </w:rPr>
+                    <w:t>0,437</w:t>
+                  </w:r>
+                </w:p>
+              </w:tc>
+              <w:tc>
+                <w:tcPr>
+                  <w:tcW w:w="960" w:type="dxa"/>
+                  <w:tcBorders>
+                    <w:top w:val="nil"/>
+                    <w:left w:val="nil"/>
+                    <w:bottom w:val="single" w:sz="4" w:space="0" w:color="auto"/>
+                    <w:right w:val="single" w:sz="4" w:space="0" w:color="auto"/>
+                  </w:tcBorders>
+                  <w:shd w:val="clear" w:color="auto" w:fill="auto"/>
+                  <w:noWrap/>
+                  <w:vAlign w:val="bottom"/>
+                  <w:hideMark/>
+                </w:tcPr>
+                <w:p>
+                  <w:pPr>
+                    <w:spacing w:line="240" w:lineRule="auto"/>
+                    <w:jc w:val="right"/>
+                    <w:rPr>
+                      <w:rFonts w:ascii="Aptos Narrow" w:eastAsia="Times New Roman" w:hAnsi="Aptos Narrow" w:cs="Times New Roman"/>
+                      <w:color w:val="000000"/>
+                      <w:sz w:val="18"/>
+                      <w:szCs w:val="18"/>
+                    </w:rPr>
+                  </w:pPr>
+                  <w:r>
+                    <w:rPr>
+                      <w:rFonts w:ascii="Aptos Narrow" w:eastAsia="Times New Roman" w:hAnsi="Aptos Narrow" w:cs="Times New Roman"/>
+                      <w:color w:val="000000"/>
+                      <w:sz w:val="18"/>
+                      <w:szCs w:val="18"/>
+                    </w:rPr>
+                    <w:t>0,536</w:t>
+                  </w:r>
+                </w:p>
+              </w:tc>
+              <w:tc>
+                <w:tcPr>
+                  <w:tcW w:w="960" w:type="dxa"/>
+                  <w:tcBorders>
+                    <w:top w:val="nil"/>
+                    <w:left w:val="nil"/>
+                    <w:bottom w:val="single" w:sz="4" w:space="0" w:color="auto"/>
+                    <w:right w:val="single" w:sz="4" w:space="0" w:color="auto"/>
+                  </w:tcBorders>
+                  <w:shd w:val="clear" w:color="auto" w:fill="auto"/>
+                  <w:noWrap/>
+                  <w:vAlign w:val="bottom"/>
+                  <w:hideMark/>
+                </w:tcPr>
+                <w:p>
+                  <w:pPr>
+                    <w:spacing w:line="240" w:lineRule="auto"/>
+                    <w:jc w:val="right"/>
+                    <w:rPr>
+                      <w:rFonts w:ascii="Aptos Narrow" w:eastAsia="Times New Roman" w:hAnsi="Aptos Narrow" w:cs="Times New Roman"/>
+                      <w:color w:val="000000"/>
+                      <w:sz w:val="18"/>
+                      <w:szCs w:val="18"/>
+                    </w:rPr>
+                  </w:pPr>
+                  <w:r>
+                    <w:rPr>
+                      <w:rFonts w:ascii="Aptos Narrow" w:eastAsia="Times New Roman" w:hAnsi="Aptos Narrow" w:cs="Times New Roman"/>
+                      <w:color w:val="000000"/>
+                      <w:sz w:val="18"/>
+                      <w:szCs w:val="18"/>
+                    </w:rPr>
+                    <w:t>0,464</w:t>
+                  </w:r>
+                </w:p>
+              </w:tc>
+              <w:tc>
+                <w:tcPr>
+                  <w:tcW w:w="960" w:type="dxa"/>
+                  <w:tcBorders>
+                    <w:top w:val="nil"/>
+                    <w:left w:val="nil"/>
+                    <w:bottom w:val="single" w:sz="4" w:space="0" w:color="auto"/>
+                    <w:right w:val="single" w:sz="4" w:space="0" w:color="auto"/>
+                  </w:tcBorders>
+                  <w:shd w:val="clear" w:color="auto" w:fill="auto"/>
+                  <w:noWrap/>
+                  <w:vAlign w:val="bottom"/>
+                  <w:hideMark/>
+                </w:tcPr>
+                <w:p>
+                  <w:pPr>
+                    <w:spacing w:line="240" w:lineRule="auto"/>
+                    <w:jc w:val="right"/>
+                    <w:rPr>
+                      <w:rFonts w:ascii="Aptos Narrow" w:eastAsia="Times New Roman" w:hAnsi="Aptos Narrow" w:cs="Times New Roman"/>
+                      <w:color w:val="000000"/>
+                      <w:sz w:val="18"/>
+                      <w:szCs w:val="18"/>
+                    </w:rPr>
+                  </w:pPr>
+                  <w:r>
+                    <w:rPr>
+                      <w:rFonts w:ascii="Aptos Narrow" w:eastAsia="Times New Roman" w:hAnsi="Aptos Narrow" w:cs="Times New Roman"/>
+                      <w:color w:val="000000"/>
+                      <w:sz w:val="18"/>
+                      <w:szCs w:val="18"/>
+                    </w:rPr>
+                    <w:t>0,536</w:t>
+                  </w:r>
+                </w:p>
+              </w:tc>
+              <w:tc>
+                <w:tcPr>
+                  <w:tcW w:w="960" w:type="dxa"/>
+                  <w:tcBorders>
+                    <w:top w:val="nil"/>
+                    <w:left w:val="nil"/>
+                    <w:bottom w:val="single" w:sz="4" w:space="0" w:color="auto"/>
+                    <w:right w:val="single" w:sz="4" w:space="0" w:color="auto"/>
+                  </w:tcBorders>
+                  <w:shd w:val="clear" w:color="auto" w:fill="auto"/>
+                  <w:noWrap/>
+                  <w:vAlign w:val="bottom"/>
+                  <w:hideMark/>
+                </w:tcPr>
+                <w:p>
+                  <w:pPr>
+                    <w:spacing w:line="240" w:lineRule="auto"/>
+                    <w:jc w:val="right"/>
+                    <w:rPr>
+                      <w:rFonts w:ascii="Aptos Narrow" w:eastAsia="Times New Roman" w:hAnsi="Aptos Narrow" w:cs="Times New Roman"/>
+                      <w:color w:val="000000"/>
+                      <w:sz w:val="18"/>
+                      <w:szCs w:val="18"/>
+                    </w:rPr>
+                  </w:pPr>
+                  <w:r>
+                    <w:rPr>
+                      <w:rFonts w:ascii="Aptos Narrow" w:eastAsia="Times New Roman" w:hAnsi="Aptos Narrow" w:cs="Times New Roman"/>
+                      <w:color w:val="000000"/>
+                      <w:sz w:val="18"/>
+                      <w:szCs w:val="18"/>
+                    </w:rPr>
+                    <w:t>0,464</w:t>
+                  </w:r>
+                </w:p>
+              </w:tc>
+            </w:tr>
+            <w:tr>
+              <w:trPr>
+                <w:trHeight w:val="288"/>
+              </w:trPr>
+              <w:tc>
+                <w:tcPr>
+                  <w:tcW w:w="960" w:type="dxa"/>
+                  <w:tcBorders>
+                    <w:top w:val="nil"/>
+                    <w:left w:val="single" w:sz="4" w:space="0" w:color="auto"/>
+                    <w:bottom w:val="single" w:sz="4" w:space="0" w:color="auto"/>
+                    <w:right w:val="single" w:sz="4" w:space="0" w:color="auto"/>
+                  </w:tcBorders>
+                  <w:shd w:val="clear" w:color="auto" w:fill="auto"/>
+                  <w:noWrap/>
+                  <w:vAlign w:val="bottom"/>
+                  <w:hideMark/>
+                </w:tcPr>
+                <w:p>
+                  <w:pPr>
+                    <w:spacing w:line="240" w:lineRule="auto"/>
+                    <w:jc w:val="right"/>
+                    <w:rPr>
+                      <w:rFonts w:ascii="Aptos Narrow" w:eastAsia="Times New Roman" w:hAnsi="Aptos Narrow" w:cs="Times New Roman"/>
+                      <w:color w:val="000000"/>
+                      <w:sz w:val="18"/>
+                      <w:szCs w:val="18"/>
+                    </w:rPr>
+                  </w:pPr>
+                  <w:r>
+                    <w:rPr>
+                      <w:rFonts w:ascii="Aptos Narrow" w:eastAsia="Times New Roman" w:hAnsi="Aptos Narrow" w:cs="Times New Roman"/>
+                      <w:color w:val="000000"/>
+                      <w:sz w:val="18"/>
+                      <w:szCs w:val="18"/>
+                    </w:rPr>
+                    <w:t>0,04</w:t>
+                  </w:r>
+                </w:p>
+              </w:tc>
+              <w:tc>
+                <w:tcPr>
+                  <w:tcW w:w="960" w:type="dxa"/>
+                  <w:tcBorders>
+                    <w:top w:val="nil"/>
+                    <w:left w:val="nil"/>
+                    <w:bottom w:val="single" w:sz="4" w:space="0" w:color="auto"/>
+                    <w:right w:val="single" w:sz="4" w:space="0" w:color="auto"/>
+                  </w:tcBorders>
+                  <w:shd w:val="clear" w:color="auto" w:fill="auto"/>
+                  <w:noWrap/>
+                  <w:vAlign w:val="bottom"/>
+                  <w:hideMark/>
+                </w:tcPr>
+                <w:p>
+                  <w:pPr>
+                    <w:spacing w:line="240" w:lineRule="auto"/>
+                    <w:jc w:val="right"/>
+                    <w:rPr>
+                      <w:rFonts w:ascii="Aptos Narrow" w:eastAsia="Times New Roman" w:hAnsi="Aptos Narrow" w:cs="Times New Roman"/>
+                      <w:color w:val="000000"/>
+                      <w:sz w:val="18"/>
+                      <w:szCs w:val="18"/>
+                    </w:rPr>
+                  </w:pPr>
+                  <w:r>
+                    <w:rPr>
+                      <w:rFonts w:ascii="Aptos Narrow" w:eastAsia="Times New Roman" w:hAnsi="Aptos Narrow" w:cs="Times New Roman"/>
+                      <w:color w:val="000000"/>
+                      <w:sz w:val="18"/>
+                      <w:szCs w:val="18"/>
+                    </w:rPr>
+                    <w:t>0,96</w:t>
+                  </w:r>
+                </w:p>
+              </w:tc>
+              <w:tc>
+                <w:tcPr>
+                  <w:tcW w:w="960" w:type="dxa"/>
+                  <w:tcBorders>
+                    <w:top w:val="nil"/>
+                    <w:left w:val="nil"/>
+                    <w:bottom w:val="single" w:sz="4" w:space="0" w:color="auto"/>
+                    <w:right w:val="single" w:sz="4" w:space="0" w:color="auto"/>
+                  </w:tcBorders>
+                  <w:shd w:val="clear" w:color="auto" w:fill="auto"/>
+                  <w:noWrap/>
+                  <w:vAlign w:val="bottom"/>
+                  <w:hideMark/>
+                </w:tcPr>
+                <w:p>
+                  <w:pPr>
+                    <w:spacing w:line="240" w:lineRule="auto"/>
+                    <w:jc w:val="right"/>
+                    <w:rPr>
+                      <w:rFonts w:ascii="Aptos Narrow" w:eastAsia="Times New Roman" w:hAnsi="Aptos Narrow" w:cs="Times New Roman"/>
+                      <w:color w:val="000000"/>
+                      <w:sz w:val="18"/>
+                      <w:szCs w:val="18"/>
+                    </w:rPr>
+                  </w:pPr>
+                  <w:r>
+                    <w:rPr>
+                      <w:rFonts w:ascii="Aptos Narrow" w:eastAsia="Times New Roman" w:hAnsi="Aptos Narrow" w:cs="Times New Roman"/>
+                      <w:color w:val="000000"/>
+                      <w:sz w:val="18"/>
+                      <w:szCs w:val="18"/>
+                    </w:rPr>
+                    <w:t>0,067</w:t>
+                  </w:r>
+                </w:p>
+              </w:tc>
+              <w:tc>
+                <w:tcPr>
+                  <w:tcW w:w="960" w:type="dxa"/>
+                  <w:tcBorders>
+                    <w:top w:val="nil"/>
+                    <w:left w:val="nil"/>
+                    <w:bottom w:val="single" w:sz="4" w:space="0" w:color="auto"/>
+                    <w:right w:val="single" w:sz="4" w:space="0" w:color="auto"/>
+                  </w:tcBorders>
+                  <w:shd w:val="clear" w:color="auto" w:fill="auto"/>
+                  <w:noWrap/>
+                  <w:vAlign w:val="bottom"/>
+                  <w:hideMark/>
+                </w:tcPr>
+                <w:p>
+                  <w:pPr>
+                    <w:spacing w:line="240" w:lineRule="auto"/>
+                    <w:jc w:val="right"/>
+                    <w:rPr>
+                      <w:rFonts w:ascii="Aptos Narrow" w:eastAsia="Times New Roman" w:hAnsi="Aptos Narrow" w:cs="Times New Roman"/>
+                      <w:color w:val="000000"/>
+                      <w:sz w:val="18"/>
+                      <w:szCs w:val="18"/>
+                    </w:rPr>
+                  </w:pPr>
+                  <w:r>
+                    <w:rPr>
+                      <w:rFonts w:ascii="Aptos Narrow" w:eastAsia="Times New Roman" w:hAnsi="Aptos Narrow" w:cs="Times New Roman"/>
+                      <w:color w:val="000000"/>
+                      <w:sz w:val="18"/>
+                      <w:szCs w:val="18"/>
+                    </w:rPr>
+                    <w:t>0,933</w:t>
+                  </w:r>
+                </w:p>
+              </w:tc>
+              <w:tc>
+                <w:tcPr>
+                  <w:tcW w:w="960" w:type="dxa"/>
+                  <w:tcBorders>
+                    <w:top w:val="nil"/>
+                    <w:left w:val="nil"/>
+                    <w:bottom w:val="single" w:sz="4" w:space="0" w:color="auto"/>
+                    <w:right w:val="single" w:sz="4" w:space="0" w:color="auto"/>
+                  </w:tcBorders>
+                  <w:shd w:val="clear" w:color="auto" w:fill="auto"/>
+                  <w:noWrap/>
+                  <w:vAlign w:val="bottom"/>
+                  <w:hideMark/>
+                </w:tcPr>
+                <w:p>
+                  <w:pPr>
+                    <w:spacing w:line="240" w:lineRule="auto"/>
+                    <w:jc w:val="right"/>
+                    <w:rPr>
+                      <w:rFonts w:ascii="Aptos Narrow" w:eastAsia="Times New Roman" w:hAnsi="Aptos Narrow" w:cs="Times New Roman"/>
+                      <w:color w:val="000000"/>
+                      <w:sz w:val="18"/>
+                      <w:szCs w:val="18"/>
+                    </w:rPr>
+                  </w:pPr>
+                  <w:r>
+                    <w:rPr>
+                      <w:rFonts w:ascii="Aptos Narrow" w:eastAsia="Times New Roman" w:hAnsi="Aptos Narrow" w:cs="Times New Roman"/>
+                      <w:color w:val="000000"/>
+                      <w:sz w:val="18"/>
+                      <w:szCs w:val="18"/>
+                    </w:rPr>
+                    <w:t>0,059</w:t>
+                  </w:r>
+                </w:p>
+              </w:tc>
+              <w:tc>
+                <w:tcPr>
+                  <w:tcW w:w="960" w:type="dxa"/>
+                  <w:tcBorders>
+                    <w:top w:val="nil"/>
+                    <w:left w:val="nil"/>
+                    <w:bottom w:val="single" w:sz="4" w:space="0" w:color="auto"/>
+                    <w:right w:val="single" w:sz="4" w:space="0" w:color="auto"/>
+                  </w:tcBorders>
+                  <w:shd w:val="clear" w:color="auto" w:fill="auto"/>
+                  <w:noWrap/>
+                  <w:vAlign w:val="bottom"/>
+                  <w:hideMark/>
+                </w:tcPr>
+                <w:p>
+                  <w:pPr>
+                    <w:spacing w:line="240" w:lineRule="auto"/>
+                    <w:jc w:val="right"/>
+                    <w:rPr>
+                      <w:rFonts w:ascii="Aptos Narrow" w:eastAsia="Times New Roman" w:hAnsi="Aptos Narrow" w:cs="Times New Roman"/>
+                      <w:color w:val="000000"/>
+                      <w:sz w:val="18"/>
+                      <w:szCs w:val="18"/>
+                    </w:rPr>
+                  </w:pPr>
+                  <w:r>
+                    <w:rPr>
+                      <w:rFonts w:ascii="Aptos Narrow" w:eastAsia="Times New Roman" w:hAnsi="Aptos Narrow" w:cs="Times New Roman"/>
+                      <w:color w:val="000000"/>
+                      <w:sz w:val="18"/>
+                      <w:szCs w:val="18"/>
+                    </w:rPr>
+                    <w:t>0,941</w:t>
+                  </w:r>
+                </w:p>
+              </w:tc>
+              <w:tc>
+                <w:tcPr>
+                  <w:tcW w:w="960" w:type="dxa"/>
+                  <w:tcBorders>
+                    <w:top w:val="nil"/>
+                    <w:left w:val="nil"/>
+                    <w:bottom w:val="single" w:sz="4" w:space="0" w:color="auto"/>
+                    <w:right w:val="single" w:sz="4" w:space="0" w:color="auto"/>
+                  </w:tcBorders>
+                  <w:shd w:val="clear" w:color="auto" w:fill="auto"/>
+                  <w:noWrap/>
+                  <w:vAlign w:val="bottom"/>
+                  <w:hideMark/>
+                </w:tcPr>
+                <w:p>
+                  <w:pPr>
+                    <w:spacing w:line="240" w:lineRule="auto"/>
+                    <w:jc w:val="right"/>
+                    <w:rPr>
+                      <w:rFonts w:ascii="Aptos Narrow" w:eastAsia="Times New Roman" w:hAnsi="Aptos Narrow" w:cs="Times New Roman"/>
+                      <w:color w:val="000000"/>
+                      <w:sz w:val="18"/>
+                      <w:szCs w:val="18"/>
+                    </w:rPr>
+                  </w:pPr>
+                  <w:r>
+                    <w:rPr>
+                      <w:rFonts w:ascii="Aptos Narrow" w:eastAsia="Times New Roman" w:hAnsi="Aptos Narrow" w:cs="Times New Roman"/>
+                      <w:color w:val="000000"/>
+                      <w:sz w:val="18"/>
+                      <w:szCs w:val="18"/>
+                    </w:rPr>
+                    <w:t>0,058</w:t>
+                  </w:r>
+                </w:p>
+              </w:tc>
+              <w:tc>
+                <w:tcPr>
+                  <w:tcW w:w="960" w:type="dxa"/>
+                  <w:tcBorders>
+                    <w:top w:val="nil"/>
+                    <w:left w:val="nil"/>
+                    <w:bottom w:val="single" w:sz="4" w:space="0" w:color="auto"/>
+                    <w:right w:val="single" w:sz="4" w:space="0" w:color="auto"/>
+                  </w:tcBorders>
+                  <w:shd w:val="clear" w:color="auto" w:fill="auto"/>
+                  <w:noWrap/>
+                  <w:vAlign w:val="bottom"/>
+                  <w:hideMark/>
+                </w:tcPr>
+                <w:p>
+                  <w:pPr>
+                    <w:spacing w:line="240" w:lineRule="auto"/>
+                    <w:jc w:val="right"/>
+                    <w:rPr>
+                      <w:rFonts w:ascii="Aptos Narrow" w:eastAsia="Times New Roman" w:hAnsi="Aptos Narrow" w:cs="Times New Roman"/>
+                      <w:color w:val="000000"/>
+                      <w:sz w:val="18"/>
+                      <w:szCs w:val="18"/>
+                    </w:rPr>
+                  </w:pPr>
+                  <w:r>
+                    <w:rPr>
+                      <w:rFonts w:ascii="Aptos Narrow" w:eastAsia="Times New Roman" w:hAnsi="Aptos Narrow" w:cs="Times New Roman"/>
+                      <w:color w:val="000000"/>
+                      <w:sz w:val="18"/>
+                      <w:szCs w:val="18"/>
+                    </w:rPr>
+                    <w:t>0,942</w:t>
+                  </w:r>
+                </w:p>
+              </w:tc>
+            </w:tr>
+          </w:tbl>
+          <w:p>
+            <w:pPr>
+              <w:pStyle w:val="PargrafodaLista"/>
+              <w:ind w:left="0"/>
+              <w:jc w:val="both"/>
+              <w:rPr>
+                <w:rFonts w:ascii="Times New Roman" w:eastAsia="Times New Roman" w:hAnsi="Times New Roman" w:cs="Times New Roman"/>
+                <w:sz w:val="18"/>
+                <w:szCs w:val="18"/>
+              </w:rPr>
+            </w:pPr>
+          </w:p>
+        </w:tc>
+      </w:tr>
+    </w:tbl>
+    <w:p>
+      <w:pPr>
+        <w:pStyle w:val="PargrafodaLista"/>
+        <w:jc w:val="both"/>
+        <w:rPr>
+          <w:rFonts w:ascii="Times New Roman" w:eastAsia="Times New Roman" w:hAnsi="Times New Roman" w:cs="Times New Roman"/>
+          <w:sz w:val="18"/>
+          <w:szCs w:val="18"/>
+        </w:rPr>
+      </w:pPr>
+    </w:p>
+    <w:p>
+      <w:pPr>
+        <w:pStyle w:val="Ttulo2"/>
+        <w:numPr>
+          <w:ilvl w:val="0"/>
+          <w:numId w:val="1"/>
+        </w:numPr>
+        <w:jc w:val="both"/>
+      </w:pPr>
+      <w:bookmarkStart w:id="19" w:name="_3m13tb8aieyo" w:colFirst="0" w:colLast="0"/>
+      <w:bookmarkEnd w:id="19"/>
+      <w:r>
+        <w:rPr>
+          <w:rFonts w:ascii="Times New Roman" w:eastAsia="Times New Roman" w:hAnsi="Times New Roman" w:cs="Times New Roman"/>
+        </w:rPr>
+        <w:t>Principais conclusões</w:t>
+      </w:r>
+    </w:p>
+    <w:p>
+      <w:pPr>
+        <w:jc w:val="both"/>
+        <w:rPr>
+          <w:rFonts w:ascii="Times New Roman" w:eastAsia="Times New Roman" w:hAnsi="Times New Roman" w:cs="Times New Roman"/>
+          <w:sz w:val="24"/>
+          <w:szCs w:val="24"/>
+        </w:rPr>
+      </w:pPr>
+    </w:p>
+    <w:p>
+      <w:pPr>
+        <w:pStyle w:val="PargrafodaLista"/>
+        <w:numPr>
+          <w:ilvl w:val="0"/>
+          <w:numId w:val="7"/>
+        </w:numPr>
+        <w:rPr>
+          <w:rFonts w:ascii="Times New Roman" w:eastAsiaTheme="minorEastAsia" w:hAnsi="Times New Roman" w:cs="Times New Roman"/>
+        </w:rPr>
+      </w:pPr>
+      <w:r>
+        <w:rPr>
+          <w:rFonts w:ascii="Times New Roman" w:eastAsia="Times New Roman" w:hAnsi="Times New Roman" w:cs="Times New Roman"/>
+          <w:color w:val="000000"/>
+          <w:sz w:val="24"/>
+          <w:szCs w:val="24"/>
+        </w:rPr>
+        <w:t xml:space="preserve">As chances de transição para o emprego entre jovens eram baixas já no período </w:t>
+      </w:r>
+      <w:proofErr w:type="spellStart"/>
+      <w:r>
+        <w:rPr>
+          <w:rFonts w:ascii="Times New Roman" w:eastAsia="Times New Roman" w:hAnsi="Times New Roman" w:cs="Times New Roman"/>
+          <w:color w:val="000000"/>
+          <w:sz w:val="24"/>
+          <w:szCs w:val="24"/>
+        </w:rPr>
+        <w:t>pré</w:t>
+      </w:r>
+      <w:proofErr w:type="spellEnd"/>
+      <w:r>
+        <w:rPr>
+          <w:rFonts w:ascii="Times New Roman" w:eastAsia="Times New Roman" w:hAnsi="Times New Roman" w:cs="Times New Roman"/>
+          <w:color w:val="000000"/>
+          <w:sz w:val="24"/>
+          <w:szCs w:val="24"/>
+        </w:rPr>
+        <w:t>-pandemia (~37%), caíram drasticamente na pandemia (~20%), e se recuperaram parcialmente no pós-pandemia (~45%).</w:t>
+      </w:r>
+    </w:p>
+    <w:p>
+      <w:pPr>
+        <w:ind w:left="360"/>
+        <w:rPr>
+          <w:rFonts w:ascii="Times New Roman" w:eastAsiaTheme="minorEastAsia" w:hAnsi="Times New Roman" w:cs="Times New Roman"/>
+          <w:sz w:val="18"/>
+          <w:szCs w:val="18"/>
+        </w:rPr>
+      </w:pPr>
+    </w:p>
+    <w:p>
+      <w:pPr>
         <w:pBdr>
           <w:top w:val="nil"/>
           <w:left w:val="nil"/>
@@ -6365,161 +12523,11 @@
           <w:right w:val="nil"/>
           <w:between w:val="nil"/>
         </w:pBdr>
-        <w:ind w:left="720"/>
+        <w:ind w:left="709"/>
         <w:jc w:val="both"/>
         <w:rPr>
           <w:rFonts w:ascii="Times New Roman" w:eastAsia="Times New Roman" w:hAnsi="Times New Roman" w:cs="Times New Roman"/>
           <w:color w:val="000000"/>
-          <w:sz w:val="24"/>
-          <w:szCs w:val="24"/>
-        </w:rPr>
-      </w:pPr>
-    </w:p>
-    <w:p>
-      <w:pPr>
-        <w:pStyle w:val="Ttulo1"/>
-        <w:jc w:val="both"/>
-        <w:rPr>
-          <w:rFonts w:ascii="Times New Roman" w:eastAsia="Times New Roman" w:hAnsi="Times New Roman" w:cs="Times New Roman"/>
-        </w:rPr>
-      </w:pPr>
-      <w:bookmarkStart w:id="17" w:name="_3gwm5hggoqz4" w:colFirst="0" w:colLast="0"/>
-      <w:bookmarkEnd w:id="17"/>
-      <w:r>
-        <w:rPr>
-          <w:rFonts w:ascii="Times New Roman" w:eastAsia="Times New Roman" w:hAnsi="Times New Roman" w:cs="Times New Roman"/>
-        </w:rPr>
-        <w:t>RESULTADOS E ANÁLISES</w:t>
-      </w:r>
-    </w:p>
-    <w:p>
-      <w:pPr>
-        <w:jc w:val="both"/>
-        <w:rPr>
-          <w:rFonts w:ascii="Times New Roman" w:eastAsia="Times New Roman" w:hAnsi="Times New Roman" w:cs="Times New Roman"/>
-          <w:b/>
-          <w:sz w:val="24"/>
-          <w:szCs w:val="24"/>
-        </w:rPr>
-      </w:pPr>
-    </w:p>
-    <w:p>
-      <w:pPr>
-        <w:pStyle w:val="Ttulo2"/>
-        <w:numPr>
-          <w:ilvl w:val="0"/>
-          <w:numId w:val="1"/>
-        </w:numPr>
-        <w:jc w:val="both"/>
-      </w:pPr>
-      <w:bookmarkStart w:id="18" w:name="_jitcuzfv45v4" w:colFirst="0" w:colLast="0"/>
-      <w:bookmarkEnd w:id="18"/>
-      <w:r>
-        <w:rPr>
-          <w:rFonts w:ascii="Times New Roman" w:eastAsia="Times New Roman" w:hAnsi="Times New Roman" w:cs="Times New Roman"/>
-        </w:rPr>
-        <w:t>Apresentação dos dados</w:t>
-      </w:r>
-    </w:p>
-    <w:p>
-      <w:pPr>
-        <w:jc w:val="both"/>
-        <w:rPr>
-          <w:rFonts w:ascii="Times New Roman" w:eastAsia="Times New Roman" w:hAnsi="Times New Roman" w:cs="Times New Roman"/>
-          <w:sz w:val="24"/>
-          <w:szCs w:val="24"/>
-        </w:rPr>
-      </w:pPr>
-    </w:p>
-    <w:p>
-      <w:pPr>
-        <w:ind w:left="360"/>
-        <w:jc w:val="both"/>
-        <w:rPr>
-          <w:rFonts w:ascii="Times New Roman" w:eastAsia="Times New Roman" w:hAnsi="Times New Roman" w:cs="Times New Roman"/>
-          <w:sz w:val="24"/>
-          <w:szCs w:val="24"/>
-        </w:rPr>
-      </w:pPr>
-      <w:r>
-        <w:rPr>
-          <w:rFonts w:ascii="Times New Roman" w:eastAsia="Times New Roman" w:hAnsi="Times New Roman" w:cs="Times New Roman"/>
-          <w:sz w:val="24"/>
-          <w:szCs w:val="24"/>
-        </w:rPr>
-        <w:t xml:space="preserve">O painel longitudinal da PNAD foi construído com cerca de 1,8 milhão de observações juvenis, emparelhadas entre trimestres consecutivos, permitindo mensuração direta de transições ocupacionais. As admissões do CAGED foram agregadas trimestralmente por faixa etária e cruzadas com as séries da PNAD, possibilitando a estimação de </w:t>
-      </w:r>
-      <w:proofErr w:type="spellStart"/>
-      <w:r>
-        <w:rPr>
-          <w:rFonts w:ascii="Times New Roman" w:eastAsia="Times New Roman" w:hAnsi="Times New Roman" w:cs="Times New Roman"/>
-          <w:sz w:val="24"/>
-          <w:szCs w:val="24"/>
-        </w:rPr>
-        <w:t>tightness</w:t>
-      </w:r>
-      <w:proofErr w:type="spellEnd"/>
-      <w:r>
-        <w:rPr>
-          <w:rFonts w:ascii="Times New Roman" w:eastAsia="Times New Roman" w:hAnsi="Times New Roman" w:cs="Times New Roman"/>
-          <w:sz w:val="24"/>
-          <w:szCs w:val="24"/>
-        </w:rPr>
-        <w:t xml:space="preserve"> e eficiência do </w:t>
-      </w:r>
-      <w:proofErr w:type="spellStart"/>
-      <w:r>
-        <w:rPr>
-          <w:rFonts w:ascii="Times New Roman" w:eastAsia="Times New Roman" w:hAnsi="Times New Roman" w:cs="Times New Roman"/>
-          <w:sz w:val="24"/>
-          <w:szCs w:val="24"/>
-        </w:rPr>
-        <w:t>matching</w:t>
-      </w:r>
-      <w:proofErr w:type="spellEnd"/>
-      <w:r>
-        <w:rPr>
-          <w:rFonts w:ascii="Times New Roman" w:eastAsia="Times New Roman" w:hAnsi="Times New Roman" w:cs="Times New Roman"/>
-          <w:sz w:val="24"/>
-          <w:szCs w:val="24"/>
-        </w:rPr>
-        <w:t xml:space="preserve"> para jovens, homens, mulheres e grupos escolares.</w:t>
-      </w:r>
-    </w:p>
-    <w:p>
-      <w:pPr>
-        <w:ind w:left="360"/>
-        <w:jc w:val="both"/>
-        <w:rPr>
-          <w:rFonts w:ascii="Times New Roman" w:eastAsia="Times New Roman" w:hAnsi="Times New Roman" w:cs="Times New Roman"/>
-          <w:sz w:val="24"/>
-          <w:szCs w:val="24"/>
-        </w:rPr>
-      </w:pPr>
-    </w:p>
-    <w:p>
-      <w:pPr>
-        <w:pStyle w:val="Ttulo2"/>
-        <w:numPr>
-          <w:ilvl w:val="0"/>
-          <w:numId w:val="1"/>
-        </w:numPr>
-        <w:jc w:val="both"/>
-      </w:pPr>
-      <w:bookmarkStart w:id="19" w:name="_3m13tb8aieyo" w:colFirst="0" w:colLast="0"/>
-      <w:bookmarkEnd w:id="19"/>
-      <w:r>
-        <w:rPr>
-          <w:rFonts w:ascii="Times New Roman" w:eastAsia="Times New Roman" w:hAnsi="Times New Roman" w:cs="Times New Roman"/>
-        </w:rPr>
-        <w:t>Principais conclusões</w:t>
-      </w:r>
-    </w:p>
-    <w:p>
-      <w:pPr>
-        <w:jc w:val="both"/>
-        <w:rPr>
-          <w:rFonts w:ascii="Times New Roman" w:eastAsia="Times New Roman" w:hAnsi="Times New Roman" w:cs="Times New Roman"/>
           <w:sz w:val="24"/>
           <w:szCs w:val="24"/>
         </w:rPr>
@@ -6553,7 +12561,7 @@
           <w:sz w:val="24"/>
           <w:szCs w:val="24"/>
         </w:rPr>
-        <w:t xml:space="preserve">As chances de transição para o emprego entre jovens eram baixas já no período </w:t>
+        <w:t xml:space="preserve">O modelo </w:t>
       </w:r>
       <w:proofErr w:type="spellStart"/>
       <w:r>
@@ -6563,7 +12571,7 @@
           <w:sz w:val="24"/>
           <w:szCs w:val="24"/>
         </w:rPr>
-        <w:t>pré</w:t>
+        <w:t>logit</w:t>
       </w:r>
       <w:proofErr w:type="spellEnd"/>
       <w:r>
@@ -6573,23 +12581,14 @@
           <w:sz w:val="24"/>
           <w:szCs w:val="24"/>
         </w:rPr>
-        <w:t>-pandemia (~37%), caíram drasticamente na pandemia (~20%), e se recuperaram parcialmente no pós-pandemia (~45%).</w:t>
-      </w:r>
-    </w:p>
-    <w:p>
-      <w:pPr>
-        <w:pBdr>
-          <w:top w:val="nil"/>
-          <w:left w:val="nil"/>
-          <w:bottom w:val="nil"/>
-          <w:right w:val="nil"/>
-          <w:between w:val="nil"/>
-        </w:pBdr>
-        <w:ind w:left="709"/>
-        <w:jc w:val="both"/>
-        <w:rPr>
-          <w:rFonts w:ascii="Times New Roman" w:eastAsia="Times New Roman" w:hAnsi="Times New Roman" w:cs="Times New Roman"/>
-          <w:color w:val="000000"/>
+        <w:t xml:space="preserve"> indica que mulheres e jovens não-brancos apresentaram maior probabilidade de transição, enquanto a escolaridade não teve efeito estatisticamente significativo.</w:t>
+      </w:r>
+    </w:p>
+    <w:p>
+      <w:pPr>
+        <w:jc w:val="both"/>
+        <w:rPr>
+          <w:rFonts w:ascii="Times New Roman" w:eastAsia="Times New Roman" w:hAnsi="Times New Roman" w:cs="Times New Roman"/>
           <w:sz w:val="24"/>
           <w:szCs w:val="24"/>
         </w:rPr>
@@ -6608,7 +12607,6 @@
           <w:right w:val="nil"/>
           <w:between w:val="nil"/>
         </w:pBdr>
-        <w:ind w:left="709"/>
         <w:jc w:val="both"/>
         <w:rPr>
           <w:color w:val="000000"/>
@@ -6623,9 +12621,9 @@
           <w:sz w:val="24"/>
           <w:szCs w:val="24"/>
         </w:rPr>
-        <w:t xml:space="preserve">O modelo </w:t>
-      </w:r>
-      <w:proofErr w:type="spellStart"/>
+        <w:t xml:space="preserve">O modelo DIF-in-DIF mostrou que a pandemia penalizou de forma desproporcional os pardos e, em menor medida, pretos e mulheres, mas apenas as mulheres apresentaram recuperação total </w:t>
+      </w:r>
+      <w:proofErr w:type="gramStart"/>
       <w:r>
         <w:rPr>
           <w:rFonts w:ascii="Times New Roman" w:eastAsia="Times New Roman" w:hAnsi="Times New Roman" w:cs="Times New Roman"/>
@@ -6633,9 +12631,9 @@
           <w:sz w:val="24"/>
           <w:szCs w:val="24"/>
         </w:rPr>
-        <w:t>logit</w:t>
-      </w:r>
-      <w:proofErr w:type="spellEnd"/>
+        <w:t>no pós</w:t>
+      </w:r>
+      <w:proofErr w:type="gramEnd"/>
       <w:r>
         <w:rPr>
           <w:rFonts w:ascii="Times New Roman" w:eastAsia="Times New Roman" w:hAnsi="Times New Roman" w:cs="Times New Roman"/>
@@ -6643,7 +12641,7 @@
           <w:sz w:val="24"/>
           <w:szCs w:val="24"/>
         </w:rPr>
-        <w:t xml:space="preserve"> indica que mulheres e jovens não-brancos apresentaram maior probabilidade de transição, enquanto a escolaridade não teve efeito estatisticamente significativo.</w:t>
+        <w:t>.</w:t>
       </w:r>
     </w:p>
     <w:p>
@@ -6683,9 +12681,9 @@
           <w:sz w:val="24"/>
           <w:szCs w:val="24"/>
         </w:rPr>
-        <w:t xml:space="preserve">O modelo DIF-in-DIF mostrou que a pandemia penalizou de forma desproporcional os pardos e, em menor medida, pretos e mulheres, mas apenas as mulheres apresentaram recuperação total </w:t>
-      </w:r>
-      <w:proofErr w:type="gramStart"/>
+        <w:t xml:space="preserve">A eficiência de </w:t>
+      </w:r>
+      <w:proofErr w:type="spellStart"/>
       <w:r>
         <w:rPr>
           <w:rFonts w:ascii="Times New Roman" w:eastAsia="Times New Roman" w:hAnsi="Times New Roman" w:cs="Times New Roman"/>
@@ -6693,9 +12691,9 @@
           <w:sz w:val="24"/>
           <w:szCs w:val="24"/>
         </w:rPr>
-        <w:t>no pós</w:t>
-      </w:r>
-      <w:proofErr w:type="gramEnd"/>
+        <w:t>matching</w:t>
+      </w:r>
+      <w:proofErr w:type="spellEnd"/>
       <w:r>
         <w:rPr>
           <w:rFonts w:ascii="Times New Roman" w:eastAsia="Times New Roman" w:hAnsi="Times New Roman" w:cs="Times New Roman"/>
@@ -6703,7 +12701,7 @@
           <w:sz w:val="24"/>
           <w:szCs w:val="24"/>
         </w:rPr>
-        <w:t>.</w:t>
+        <w:t xml:space="preserve"> juvenil caiu drasticamente com o choque da pandemia, com recuperação apenas parcial, indicando fricções adicionais persistentes no mercado.</w:t>
       </w:r>
     </w:p>
     <w:p>
@@ -6743,66 +12741,6 @@
           <w:sz w:val="24"/>
           <w:szCs w:val="24"/>
         </w:rPr>
-        <w:t xml:space="preserve">A eficiência de </w:t>
-      </w:r>
-      <w:proofErr w:type="spellStart"/>
-      <w:r>
-        <w:rPr>
-          <w:rFonts w:ascii="Times New Roman" w:eastAsia="Times New Roman" w:hAnsi="Times New Roman" w:cs="Times New Roman"/>
-          <w:color w:val="000000"/>
-          <w:sz w:val="24"/>
-          <w:szCs w:val="24"/>
-        </w:rPr>
-        <w:t>matching</w:t>
-      </w:r>
-      <w:proofErr w:type="spellEnd"/>
-      <w:r>
-        <w:rPr>
-          <w:rFonts w:ascii="Times New Roman" w:eastAsia="Times New Roman" w:hAnsi="Times New Roman" w:cs="Times New Roman"/>
-          <w:color w:val="000000"/>
-          <w:sz w:val="24"/>
-          <w:szCs w:val="24"/>
-        </w:rPr>
-        <w:t xml:space="preserve"> juvenil caiu drasticamente com o choque da pandemia, com recuperação apenas parcial, indicando fricções adicionais persistentes no mercado.</w:t>
-      </w:r>
-    </w:p>
-    <w:p>
-      <w:pPr>
-        <w:jc w:val="both"/>
-        <w:rPr>
-          <w:rFonts w:ascii="Times New Roman" w:eastAsia="Times New Roman" w:hAnsi="Times New Roman" w:cs="Times New Roman"/>
-          <w:sz w:val="24"/>
-          <w:szCs w:val="24"/>
-        </w:rPr>
-      </w:pPr>
-    </w:p>
-    <w:p>
-      <w:pPr>
-        <w:numPr>
-          <w:ilvl w:val="0"/>
-          <w:numId w:val="4"/>
-        </w:numPr>
-        <w:pBdr>
-          <w:top w:val="nil"/>
-          <w:left w:val="nil"/>
-          <w:bottom w:val="nil"/>
-          <w:right w:val="nil"/>
-          <w:between w:val="nil"/>
-        </w:pBdr>
-        <w:jc w:val="both"/>
-        <w:rPr>
-          <w:color w:val="000000"/>
-          <w:sz w:val="24"/>
-          <w:szCs w:val="24"/>
-        </w:rPr>
-      </w:pPr>
-      <w:r>
-        <w:rPr>
-          <w:rFonts w:ascii="Times New Roman" w:eastAsia="Times New Roman" w:hAnsi="Times New Roman" w:cs="Times New Roman"/>
-          <w:color w:val="000000"/>
-          <w:sz w:val="24"/>
-          <w:szCs w:val="24"/>
-        </w:rPr>
         <w:t xml:space="preserve">O modelo DMP estimado mostra que a </w:t>
       </w:r>
       <w:proofErr w:type="spellStart"/>
@@ -6860,7 +12798,6 @@
         <w:rPr>
           <w:rFonts w:ascii="Times New Roman" w:eastAsia="Times New Roman" w:hAnsi="Times New Roman" w:cs="Times New Roman"/>
         </w:rPr>
-        <w:lastRenderedPageBreak/>
         <w:t>Análise estatística</w:t>
       </w:r>
     </w:p>
@@ -7294,6 +13231,7 @@
         <w:rPr>
           <w:rFonts w:ascii="Times New Roman" w:eastAsia="Times New Roman" w:hAnsi="Times New Roman" w:cs="Times New Roman"/>
         </w:rPr>
+        <w:lastRenderedPageBreak/>
         <w:t>Síntese dos resultados</w:t>
       </w:r>
     </w:p>
@@ -7446,7 +13384,6 @@
         <w:rPr>
           <w:rFonts w:ascii="Times New Roman" w:eastAsia="Times New Roman" w:hAnsi="Times New Roman" w:cs="Times New Roman"/>
         </w:rPr>
-        <w:lastRenderedPageBreak/>
         <w:t>Implicações dos resultados</w:t>
       </w:r>
     </w:p>
@@ -7870,6 +13807,7 @@
           <w:sz w:val="24"/>
           <w:szCs w:val="24"/>
         </w:rPr>
+        <w:lastRenderedPageBreak/>
         <w:t xml:space="preserve">A pesquisa confirmou que a pandemia representou um choque severo e assimétrico no mercado de trabalho juvenil brasileiro. Contudo, ao contrário do que parte da literatura previa, os efeitos não foram integralmente permanentes. Houve reacomodação estrutural no pós-pandemia, com </w:t>
       </w:r>
       <w:proofErr w:type="spellStart"/>
@@ -9349,6 +15287,232 @@
 <file path=word/numbering.xml><?xml version="1.0" encoding="utf-8"?>
 <w:numbering xmlns:wpc="http://schemas.microsoft.com/office/word/2010/wordprocessingCanvas" xmlns:cx="http://schemas.microsoft.com/office/drawing/2014/chartex" xmlns:cx1="http://schemas.microsoft.com/office/drawing/2015/9/8/chartex" xmlns:cx2="http://schemas.microsoft.com/office/drawing/2015/10/21/chartex" xmlns:cx3="http://schemas.microsoft.com/office/drawing/2016/5/9/chartex" xmlns:cx4="http://schemas.microsoft.com/office/drawing/2016/5/10/chartex" xmlns:cx5="http://schemas.microsoft.com/office/drawing/2016/5/11/chartex" xmlns:cx6="http://schemas.microsoft.com/office/drawing/2016/5/12/chartex" xmlns:cx7="http://schemas.microsoft.com/office/drawing/2016/5/13/chartex" xmlns:cx8="http://schemas.microsoft.com/office/drawing/2016/5/14/chartex" xmlns:mc="http://schemas.openxmlformats.org/markup-compatibility/2006" xmlns:aink="http://schemas.microsoft.com/office/drawing/2016/ink" xmlns:am3d="http://schemas.microsoft.com/office/drawing/2017/model3d" xmlns:o="urn:schemas-microsoft-com:office:office" xmlns:oel="http://schemas.microsoft.com/office/2019/extlst" xmlns:r="http://schemas.openxmlformats.org/officeDocument/2006/relationships" xmlns:m="http://schemas.openxmlformats.org/officeDocument/2006/math" xmlns:v="urn:schemas-microsoft-com:vml" xmlns:wp14="http://schemas.microsoft.com/office/word/2010/wordprocessingDrawing" xmlns:wp="http://schemas.openxmlformats.org/drawingml/2006/wordprocessingDrawing" xmlns:w10="urn:schemas-microsoft-com:office:word" xmlns:w="http://schemas.openxmlformats.org/wordprocessingml/2006/main" xmlns:w14="http://schemas.microsoft.com/office/word/2010/wordml" xmlns:w15="http://schemas.microsoft.com/office/word/2012/wordml" xmlns:w16cex="http://schemas.microsoft.com/office/word/2018/wordml/cex" xmlns:w16cid="http://schemas.microsoft.com/office/word/2016/wordml/cid" xmlns:w16="http://schemas.microsoft.com/office/word/2018/wordml" xmlns:w16du="http://schemas.microsoft.com/office/word/2023/wordml/word16du" xmlns:w16sdtdh="http://schemas.microsoft.com/office/word/2020/wordml/sdtdatahash" xmlns:w16sdtfl="http://schemas.microsoft.com/office/word/2024/wordml/sdtformatlock" xmlns:w16se="http://schemas.microsoft.com/office/word/2015/wordml/symex" xmlns:wpg="http://schemas.microsoft.com/office/word/2010/wordprocessingGroup" xmlns:wpi="http://schemas.microsoft.com/office/word/2010/wordprocessingInk" xmlns:wne="http://schemas.microsoft.com/office/word/2006/wordml" xmlns:wps="http://schemas.microsoft.com/office/word/2010/wordprocessingShape" mc:Ignorable="w14 w15 w16se w16cid w16 w16cex w16sdtdh w16sdtfl w16du wp14">
   <w:abstractNum w:abstractNumId="0" w15:restartNumberingAfterBreak="0">
+    <w:nsid w:val="0BEF0397"/>
+    <w:multiLevelType w:val="hybridMultilevel"/>
+    <w:tmpl w:val="ED9E8038"/>
+    <w:lvl w:ilvl="0" w:tplc="04160001">
+      <w:numFmt w:val="bullet"/>
+      <w:lvlText w:val=""/>
+      <w:lvlJc w:val="left"/>
+      <w:pPr>
+        <w:ind w:left="720" w:hanging="360"/>
+      </w:pPr>
+      <w:rPr>
+        <w:rFonts w:ascii="Symbol" w:eastAsia="Times New Roman" w:hAnsi="Symbol" w:cs="Times New Roman" w:hint="default"/>
+      </w:rPr>
+    </w:lvl>
+    <w:lvl w:ilvl="1" w:tplc="04160003" w:tentative="1">
+      <w:start w:val="1"/>
+      <w:numFmt w:val="bullet"/>
+      <w:lvlText w:val="o"/>
+      <w:lvlJc w:val="left"/>
+      <w:pPr>
+        <w:ind w:left="1440" w:hanging="360"/>
+      </w:pPr>
+      <w:rPr>
+        <w:rFonts w:ascii="Courier New" w:hAnsi="Courier New" w:cs="Courier New" w:hint="default"/>
+      </w:rPr>
+    </w:lvl>
+    <w:lvl w:ilvl="2" w:tplc="04160005" w:tentative="1">
+      <w:start w:val="1"/>
+      <w:numFmt w:val="bullet"/>
+      <w:lvlText w:val=""/>
+      <w:lvlJc w:val="left"/>
+      <w:pPr>
+        <w:ind w:left="2160" w:hanging="360"/>
+      </w:pPr>
+      <w:rPr>
+        <w:rFonts w:ascii="Wingdings" w:hAnsi="Wingdings" w:hint="default"/>
+      </w:rPr>
+    </w:lvl>
+    <w:lvl w:ilvl="3" w:tplc="04160001" w:tentative="1">
+      <w:start w:val="1"/>
+      <w:numFmt w:val="bullet"/>
+      <w:lvlText w:val=""/>
+      <w:lvlJc w:val="left"/>
+      <w:pPr>
+        <w:ind w:left="2880" w:hanging="360"/>
+      </w:pPr>
+      <w:rPr>
+        <w:rFonts w:ascii="Symbol" w:hAnsi="Symbol" w:hint="default"/>
+      </w:rPr>
+    </w:lvl>
+    <w:lvl w:ilvl="4" w:tplc="04160003" w:tentative="1">
+      <w:start w:val="1"/>
+      <w:numFmt w:val="bullet"/>
+      <w:lvlText w:val="o"/>
+      <w:lvlJc w:val="left"/>
+      <w:pPr>
+        <w:ind w:left="3600" w:hanging="360"/>
+      </w:pPr>
+      <w:rPr>
+        <w:rFonts w:ascii="Courier New" w:hAnsi="Courier New" w:cs="Courier New" w:hint="default"/>
+      </w:rPr>
+    </w:lvl>
+    <w:lvl w:ilvl="5" w:tplc="04160005" w:tentative="1">
+      <w:start w:val="1"/>
+      <w:numFmt w:val="bullet"/>
+      <w:lvlText w:val=""/>
+      <w:lvlJc w:val="left"/>
+      <w:pPr>
+        <w:ind w:left="4320" w:hanging="360"/>
+      </w:pPr>
+      <w:rPr>
+        <w:rFonts w:ascii="Wingdings" w:hAnsi="Wingdings" w:hint="default"/>
+      </w:rPr>
+    </w:lvl>
+    <w:lvl w:ilvl="6" w:tplc="04160001" w:tentative="1">
+      <w:start w:val="1"/>
+      <w:numFmt w:val="bullet"/>
+      <w:lvlText w:val=""/>
+      <w:lvlJc w:val="left"/>
+      <w:pPr>
+        <w:ind w:left="5040" w:hanging="360"/>
+      </w:pPr>
+      <w:rPr>
+        <w:rFonts w:ascii="Symbol" w:hAnsi="Symbol" w:hint="default"/>
+      </w:rPr>
+    </w:lvl>
+    <w:lvl w:ilvl="7" w:tplc="04160003" w:tentative="1">
+      <w:start w:val="1"/>
+      <w:numFmt w:val="bullet"/>
+      <w:lvlText w:val="o"/>
+      <w:lvlJc w:val="left"/>
+      <w:pPr>
+        <w:ind w:left="5760" w:hanging="360"/>
+      </w:pPr>
+      <w:rPr>
+        <w:rFonts w:ascii="Courier New" w:hAnsi="Courier New" w:cs="Courier New" w:hint="default"/>
+      </w:rPr>
+    </w:lvl>
+    <w:lvl w:ilvl="8" w:tplc="04160005" w:tentative="1">
+      <w:start w:val="1"/>
+      <w:numFmt w:val="bullet"/>
+      <w:lvlText w:val=""/>
+      <w:lvlJc w:val="left"/>
+      <w:pPr>
+        <w:ind w:left="6480" w:hanging="360"/>
+      </w:pPr>
+      <w:rPr>
+        <w:rFonts w:ascii="Wingdings" w:hAnsi="Wingdings" w:hint="default"/>
+      </w:rPr>
+    </w:lvl>
+  </w:abstractNum>
+  <w:abstractNum w:abstractNumId="1" w15:restartNumberingAfterBreak="0">
+    <w:nsid w:val="0DDC6E96"/>
+    <w:multiLevelType w:val="hybridMultilevel"/>
+    <w:tmpl w:val="D13455E2"/>
+    <w:lvl w:ilvl="0" w:tplc="932C8B4E">
+      <w:numFmt w:val="bullet"/>
+      <w:lvlText w:val=""/>
+      <w:lvlJc w:val="left"/>
+      <w:pPr>
+        <w:ind w:left="720" w:hanging="360"/>
+      </w:pPr>
+      <w:rPr>
+        <w:rFonts w:ascii="Symbol" w:eastAsia="Times New Roman" w:hAnsi="Symbol" w:cs="Times New Roman" w:hint="default"/>
+        <w:color w:val="000000"/>
+        <w:sz w:val="24"/>
+      </w:rPr>
+    </w:lvl>
+    <w:lvl w:ilvl="1" w:tplc="04160003" w:tentative="1">
+      <w:start w:val="1"/>
+      <w:numFmt w:val="bullet"/>
+      <w:lvlText w:val="o"/>
+      <w:lvlJc w:val="left"/>
+      <w:pPr>
+        <w:ind w:left="1440" w:hanging="360"/>
+      </w:pPr>
+      <w:rPr>
+        <w:rFonts w:ascii="Courier New" w:hAnsi="Courier New" w:cs="Courier New" w:hint="default"/>
+      </w:rPr>
+    </w:lvl>
+    <w:lvl w:ilvl="2" w:tplc="04160005" w:tentative="1">
+      <w:start w:val="1"/>
+      <w:numFmt w:val="bullet"/>
+      <w:lvlText w:val=""/>
+      <w:lvlJc w:val="left"/>
+      <w:pPr>
+        <w:ind w:left="2160" w:hanging="360"/>
+      </w:pPr>
+      <w:rPr>
+        <w:rFonts w:ascii="Wingdings" w:hAnsi="Wingdings" w:hint="default"/>
+      </w:rPr>
+    </w:lvl>
+    <w:lvl w:ilvl="3" w:tplc="04160001" w:tentative="1">
+      <w:start w:val="1"/>
+      <w:numFmt w:val="bullet"/>
+      <w:lvlText w:val=""/>
+      <w:lvlJc w:val="left"/>
+      <w:pPr>
+        <w:ind w:left="2880" w:hanging="360"/>
+      </w:pPr>
+      <w:rPr>
+        <w:rFonts w:ascii="Symbol" w:hAnsi="Symbol" w:hint="default"/>
+      </w:rPr>
+    </w:lvl>
+    <w:lvl w:ilvl="4" w:tplc="04160003" w:tentative="1">
+      <w:start w:val="1"/>
+      <w:numFmt w:val="bullet"/>
+      <w:lvlText w:val="o"/>
+      <w:lvlJc w:val="left"/>
+      <w:pPr>
+        <w:ind w:left="3600" w:hanging="360"/>
+      </w:pPr>
+      <w:rPr>
+        <w:rFonts w:ascii="Courier New" w:hAnsi="Courier New" w:cs="Courier New" w:hint="default"/>
+      </w:rPr>
+    </w:lvl>
+    <w:lvl w:ilvl="5" w:tplc="04160005" w:tentative="1">
+      <w:start w:val="1"/>
+      <w:numFmt w:val="bullet"/>
+      <w:lvlText w:val=""/>
+      <w:lvlJc w:val="left"/>
+      <w:pPr>
+        <w:ind w:left="4320" w:hanging="360"/>
+      </w:pPr>
+      <w:rPr>
+        <w:rFonts w:ascii="Wingdings" w:hAnsi="Wingdings" w:hint="default"/>
+      </w:rPr>
+    </w:lvl>
+    <w:lvl w:ilvl="6" w:tplc="04160001" w:tentative="1">
+      <w:start w:val="1"/>
+      <w:numFmt w:val="bullet"/>
+      <w:lvlText w:val=""/>
+      <w:lvlJc w:val="left"/>
+      <w:pPr>
+        <w:ind w:left="5040" w:hanging="360"/>
+      </w:pPr>
+      <w:rPr>
+        <w:rFonts w:ascii="Symbol" w:hAnsi="Symbol" w:hint="default"/>
+      </w:rPr>
+    </w:lvl>
+    <w:lvl w:ilvl="7" w:tplc="04160003" w:tentative="1">
+      <w:start w:val="1"/>
+      <w:numFmt w:val="bullet"/>
+      <w:lvlText w:val="o"/>
+      <w:lvlJc w:val="left"/>
+      <w:pPr>
+        <w:ind w:left="5760" w:hanging="360"/>
+      </w:pPr>
+      <w:rPr>
+        <w:rFonts w:ascii="Courier New" w:hAnsi="Courier New" w:cs="Courier New" w:hint="default"/>
+      </w:rPr>
+    </w:lvl>
+    <w:lvl w:ilvl="8" w:tplc="04160005" w:tentative="1">
+      <w:start w:val="1"/>
+      <w:numFmt w:val="bullet"/>
+      <w:lvlText w:val=""/>
+      <w:lvlJc w:val="left"/>
+      <w:pPr>
+        <w:ind w:left="6480" w:hanging="360"/>
+      </w:pPr>
+      <w:rPr>
+        <w:rFonts w:ascii="Wingdings" w:hAnsi="Wingdings" w:hint="default"/>
+      </w:rPr>
+    </w:lvl>
+  </w:abstractNum>
+  <w:abstractNum w:abstractNumId="2" w15:restartNumberingAfterBreak="0">
     <w:nsid w:val="3610443B"/>
     <w:multiLevelType w:val="multilevel"/>
     <w:tmpl w:val="880A6D58"/>
@@ -9461,7 +15625,7 @@
       </w:rPr>
     </w:lvl>
   </w:abstractNum>
-  <w:abstractNum w:abstractNumId="1" w15:restartNumberingAfterBreak="0">
+  <w:abstractNum w:abstractNumId="3" w15:restartNumberingAfterBreak="0">
     <w:nsid w:val="454B17F5"/>
     <w:multiLevelType w:val="multilevel"/>
     <w:tmpl w:val="82BC0A7A"/>
@@ -9573,7 +15737,7 @@
       </w:rPr>
     </w:lvl>
   </w:abstractNum>
-  <w:abstractNum w:abstractNumId="2" w15:restartNumberingAfterBreak="0">
+  <w:abstractNum w:abstractNumId="4" w15:restartNumberingAfterBreak="0">
     <w:nsid w:val="5B2448C8"/>
     <w:multiLevelType w:val="multilevel"/>
     <w:tmpl w:val="D89445E2"/>
@@ -9686,7 +15850,7 @@
       </w:rPr>
     </w:lvl>
   </w:abstractNum>
-  <w:abstractNum w:abstractNumId="3" w15:restartNumberingAfterBreak="0">
+  <w:abstractNum w:abstractNumId="5" w15:restartNumberingAfterBreak="0">
     <w:nsid w:val="5FF8041D"/>
     <w:multiLevelType w:val="multilevel"/>
     <w:tmpl w:val="F4109A44"/>
@@ -9799,7 +15963,7 @@
       </w:rPr>
     </w:lvl>
   </w:abstractNum>
-  <w:abstractNum w:abstractNumId="4" w15:restartNumberingAfterBreak="0">
+  <w:abstractNum w:abstractNumId="6" w15:restartNumberingAfterBreak="0">
     <w:nsid w:val="6F7E0A85"/>
     <w:multiLevelType w:val="multilevel"/>
     <w:tmpl w:val="6E08C176"/>
@@ -9885,7 +16049,7 @@
       </w:pPr>
     </w:lvl>
   </w:abstractNum>
-  <w:abstractNum w:abstractNumId="5" w15:restartNumberingAfterBreak="0">
+  <w:abstractNum w:abstractNumId="7" w15:restartNumberingAfterBreak="0">
     <w:nsid w:val="701B78E4"/>
     <w:multiLevelType w:val="multilevel"/>
     <w:tmpl w:val="46244C9A"/>
@@ -10001,22 +16165,28 @@
     </w:lvl>
   </w:abstractNum>
   <w:num w:numId="1" w16cid:durableId="1914655137">
+    <w:abstractNumId w:val="7"/>
+  </w:num>
+  <w:num w:numId="2" w16cid:durableId="782264622">
+    <w:abstractNumId w:val="3"/>
+  </w:num>
+  <w:num w:numId="3" w16cid:durableId="226117034">
+    <w:abstractNumId w:val="6"/>
+  </w:num>
+  <w:num w:numId="4" w16cid:durableId="428887067">
+    <w:abstractNumId w:val="2"/>
+  </w:num>
+  <w:num w:numId="5" w16cid:durableId="174391499">
     <w:abstractNumId w:val="5"/>
   </w:num>
-  <w:num w:numId="2" w16cid:durableId="782264622">
+  <w:num w:numId="6" w16cid:durableId="1280066168">
+    <w:abstractNumId w:val="4"/>
+  </w:num>
+  <w:num w:numId="7" w16cid:durableId="108207017">
     <w:abstractNumId w:val="1"/>
   </w:num>
-  <w:num w:numId="3" w16cid:durableId="226117034">
-    <w:abstractNumId w:val="4"/>
-  </w:num>
-  <w:num w:numId="4" w16cid:durableId="428887067">
+  <w:num w:numId="8" w16cid:durableId="74596675">
     <w:abstractNumId w:val="0"/>
-  </w:num>
-  <w:num w:numId="5" w16cid:durableId="174391499">
-    <w:abstractNumId w:val="3"/>
-  </w:num>
-  <w:num w:numId="6" w16cid:durableId="1280066168">
-    <w:abstractNumId w:val="2"/>
   </w:num>
 </w:numbering>
 </file>
@@ -10661,6 +16831,36 @@
     <w:uiPriority w:val="99"/>
     <w:rsid w:val="00AE3682"/>
   </w:style>
+  <w:style w:type="paragraph" w:styleId="PargrafodaLista">
+    <w:name w:val="List Paragraph"/>
+    <w:basedOn w:val="Normal"/>
+    <w:uiPriority w:val="34"/>
+    <w:qFormat/>
+    <w:rsid w:val="00AC6186"/>
+    <w:pPr>
+      <w:ind w:left="720"/>
+      <w:contextualSpacing/>
+    </w:pPr>
+  </w:style>
+  <w:style w:type="table" w:styleId="Tabelacomgrade">
+    <w:name w:val="Table Grid"/>
+    <w:basedOn w:val="Tabelanormal"/>
+    <w:uiPriority w:val="39"/>
+    <w:rsid w:val="00AC6186"/>
+    <w:pPr>
+      <w:spacing w:line="240" w:lineRule="auto"/>
+    </w:pPr>
+    <w:tblPr>
+      <w:tblBorders>
+        <w:top w:val="single" w:sz="4" w:space="0" w:color="auto"/>
+        <w:left w:val="single" w:sz="4" w:space="0" w:color="auto"/>
+        <w:bottom w:val="single" w:sz="4" w:space="0" w:color="auto"/>
+        <w:right w:val="single" w:sz="4" w:space="0" w:color="auto"/>
+        <w:insideH w:val="single" w:sz="4" w:space="0" w:color="auto"/>
+        <w:insideV w:val="single" w:sz="4" w:space="0" w:color="auto"/>
+      </w:tblBorders>
+    </w:tblPr>
+  </w:style>
 </w:styles>
 </file>
 

--- a/resultados/Relatório da Pesquisa.docx
+++ b/resultados/Relatório da Pesquisa.docx
@@ -515,7 +515,6 @@
           <w:docPartUnique/>
         </w:docPartObj>
       </w:sdtPr>
-      <w:sdtEndPr/>
       <w:sdtContent>
         <w:p>
           <w:pPr>
@@ -538,7 +537,7 @@
           <w:r>
             <w:fldChar w:fldCharType="separate"/>
           </w:r>
-          <w:hyperlink w:anchor="_Toc199448377" w:history="1">
+          <w:hyperlink w:anchor="_Toc199516229" w:history="1">
             <w:r>
               <w:rPr>
                 <w:rStyle w:val="Hyperlink"/>
@@ -561,7 +560,7 @@
               <w:rPr>
                 <w:webHidden/>
               </w:rPr>
-              <w:instrText xml:space="preserve"> PAGEREF _Toc199448377 \h </w:instrText>
+              <w:instrText xml:space="preserve"> PAGEREF _Toc199516229 \h </w:instrText>
             </w:r>
             <w:r>
               <w:rPr>
@@ -603,7 +602,7 @@
               <w14:ligatures w14:val="standardContextual"/>
             </w:rPr>
           </w:pPr>
-          <w:hyperlink w:anchor="_Toc199448378" w:history="1">
+          <w:hyperlink w:anchor="_Toc199516230" w:history="1">
             <w:r>
               <w:rPr>
                 <w:rStyle w:val="Hyperlink"/>
@@ -647,7 +646,7 @@
                 <w:noProof/>
                 <w:webHidden/>
               </w:rPr>
-              <w:instrText xml:space="preserve"> PAGEREF _Toc199448378 \h </w:instrText>
+              <w:instrText xml:space="preserve"> PAGEREF _Toc199516230 \h </w:instrText>
             </w:r>
             <w:r>
               <w:rPr>
@@ -692,7 +691,7 @@
               <w14:ligatures w14:val="standardContextual"/>
             </w:rPr>
           </w:pPr>
-          <w:hyperlink w:anchor="_Toc199448379" w:history="1">
+          <w:hyperlink w:anchor="_Toc199516231" w:history="1">
             <w:r>
               <w:rPr>
                 <w:rStyle w:val="Hyperlink"/>
@@ -719,7 +718,7 @@
                 <w:noProof/>
                 <w:webHidden/>
               </w:rPr>
-              <w:instrText xml:space="preserve"> PAGEREF _Toc199448379 \h </w:instrText>
+              <w:instrText xml:space="preserve"> PAGEREF _Toc199516231 \h </w:instrText>
             </w:r>
             <w:r>
               <w:rPr>
@@ -764,7 +763,7 @@
               <w14:ligatures w14:val="standardContextual"/>
             </w:rPr>
           </w:pPr>
-          <w:hyperlink w:anchor="_Toc199448380" w:history="1">
+          <w:hyperlink w:anchor="_Toc199516232" w:history="1">
             <w:r>
               <w:rPr>
                 <w:rStyle w:val="Hyperlink"/>
@@ -791,7 +790,7 @@
                 <w:noProof/>
                 <w:webHidden/>
               </w:rPr>
-              <w:instrText xml:space="preserve"> PAGEREF _Toc199448380 \h </w:instrText>
+              <w:instrText xml:space="preserve"> PAGEREF _Toc199516232 \h </w:instrText>
             </w:r>
             <w:r>
               <w:rPr>
@@ -836,7 +835,7 @@
               <w14:ligatures w14:val="standardContextual"/>
             </w:rPr>
           </w:pPr>
-          <w:hyperlink w:anchor="_Toc199448381" w:history="1">
+          <w:hyperlink w:anchor="_Toc199516233" w:history="1">
             <w:r>
               <w:rPr>
                 <w:rStyle w:val="Hyperlink"/>
@@ -863,7 +862,7 @@
                 <w:noProof/>
                 <w:webHidden/>
               </w:rPr>
-              <w:instrText xml:space="preserve"> PAGEREF _Toc199448381 \h </w:instrText>
+              <w:instrText xml:space="preserve"> PAGEREF _Toc199516233 \h </w:instrText>
             </w:r>
             <w:r>
               <w:rPr>
@@ -883,7 +882,7 @@
                 <w:noProof/>
                 <w:webHidden/>
               </w:rPr>
-              <w:t>6</w:t>
+              <w:t>7</w:t>
             </w:r>
             <w:r>
               <w:rPr>
@@ -908,7 +907,7 @@
               <w14:ligatures w14:val="standardContextual"/>
             </w:rPr>
           </w:pPr>
-          <w:hyperlink w:anchor="_Toc199448382" w:history="1">
+          <w:hyperlink w:anchor="_Toc199516234" w:history="1">
             <w:r>
               <w:rPr>
                 <w:rStyle w:val="Hyperlink"/>
@@ -935,7 +934,7 @@
                 <w:noProof/>
                 <w:webHidden/>
               </w:rPr>
-              <w:instrText xml:space="preserve"> PAGEREF _Toc199448382 \h </w:instrText>
+              <w:instrText xml:space="preserve"> PAGEREF _Toc199516234 \h </w:instrText>
             </w:r>
             <w:r>
               <w:rPr>
@@ -980,7 +979,7 @@
               <w14:ligatures w14:val="standardContextual"/>
             </w:rPr>
           </w:pPr>
-          <w:hyperlink w:anchor="_Toc199448383" w:history="1">
+          <w:hyperlink w:anchor="_Toc199516235" w:history="1">
             <w:r>
               <w:rPr>
                 <w:rStyle w:val="Hyperlink"/>
@@ -1007,7 +1006,7 @@
                 <w:noProof/>
                 <w:webHidden/>
               </w:rPr>
-              <w:instrText xml:space="preserve"> PAGEREF _Toc199448383 \h </w:instrText>
+              <w:instrText xml:space="preserve"> PAGEREF _Toc199516235 \h </w:instrText>
             </w:r>
             <w:r>
               <w:rPr>
@@ -1050,7 +1049,7 @@
               <w14:ligatures w14:val="standardContextual"/>
             </w:rPr>
           </w:pPr>
-          <w:hyperlink w:anchor="_Toc199448384" w:history="1">
+          <w:hyperlink w:anchor="_Toc199516236" w:history="1">
             <w:r>
               <w:rPr>
                 <w:rStyle w:val="Hyperlink"/>
@@ -1073,7 +1072,7 @@
               <w:rPr>
                 <w:webHidden/>
               </w:rPr>
-              <w:instrText xml:space="preserve"> PAGEREF _Toc199448384 \h </w:instrText>
+              <w:instrText xml:space="preserve"> PAGEREF _Toc199516236 \h </w:instrText>
             </w:r>
             <w:r>
               <w:rPr>
@@ -1114,7 +1113,7 @@
               <w14:ligatures w14:val="standardContextual"/>
             </w:rPr>
           </w:pPr>
-          <w:hyperlink w:anchor="_Toc199448385" w:history="1">
+          <w:hyperlink w:anchor="_Toc199516237" w:history="1">
             <w:r>
               <w:rPr>
                 <w:rStyle w:val="Hyperlink"/>
@@ -1141,7 +1140,7 @@
                 <w:noProof/>
                 <w:webHidden/>
               </w:rPr>
-              <w:instrText xml:space="preserve"> PAGEREF _Toc199448385 \h </w:instrText>
+              <w:instrText xml:space="preserve"> PAGEREF _Toc199516237 \h </w:instrText>
             </w:r>
             <w:r>
               <w:rPr>
@@ -1184,7 +1183,7 @@
               <w14:ligatures w14:val="standardContextual"/>
             </w:rPr>
           </w:pPr>
-          <w:hyperlink w:anchor="_Toc199448386" w:history="1">
+          <w:hyperlink w:anchor="_Toc199516238" w:history="1">
             <w:r>
               <w:rPr>
                 <w:rStyle w:val="Hyperlink"/>
@@ -1207,7 +1206,7 @@
               <w:rPr>
                 <w:webHidden/>
               </w:rPr>
-              <w:instrText xml:space="preserve"> PAGEREF _Toc199448386 \h </w:instrText>
+              <w:instrText xml:space="preserve"> PAGEREF _Toc199516238 \h </w:instrText>
             </w:r>
             <w:r>
               <w:rPr>
@@ -1249,7 +1248,7 @@
               <w14:ligatures w14:val="standardContextual"/>
             </w:rPr>
           </w:pPr>
-          <w:hyperlink w:anchor="_Toc199448387" w:history="1">
+          <w:hyperlink w:anchor="_Toc199516239" w:history="1">
             <w:r>
               <w:rPr>
                 <w:rStyle w:val="Hyperlink"/>
@@ -1265,7 +1264,7 @@
                 <w:szCs w:val="24"/>
                 <w14:ligatures w14:val="standardContextual"/>
               </w:rPr>
-              <w:t xml:space="preserve"> </w:t>
+              <w:tab/>
             </w:r>
             <w:r>
               <w:rPr>
@@ -1293,7 +1292,7 @@
                 <w:noProof/>
                 <w:webHidden/>
               </w:rPr>
-              <w:instrText xml:space="preserve"> PAGEREF _Toc199448387 \h </w:instrText>
+              <w:instrText xml:space="preserve"> PAGEREF _Toc199516239 \h </w:instrText>
             </w:r>
             <w:r>
               <w:rPr>
@@ -1338,7 +1337,7 @@
               <w14:ligatures w14:val="standardContextual"/>
             </w:rPr>
           </w:pPr>
-          <w:hyperlink w:anchor="_Toc199448388" w:history="1">
+          <w:hyperlink w:anchor="_Toc199516240" w:history="1">
             <w:r>
               <w:rPr>
                 <w:rStyle w:val="Hyperlink"/>
@@ -1365,7 +1364,7 @@
                 <w:noProof/>
                 <w:webHidden/>
               </w:rPr>
-              <w:instrText xml:space="preserve"> PAGEREF _Toc199448388 \h </w:instrText>
+              <w:instrText xml:space="preserve"> PAGEREF _Toc199516240 \h </w:instrText>
             </w:r>
             <w:r>
               <w:rPr>
@@ -1410,7 +1409,7 @@
               <w14:ligatures w14:val="standardContextual"/>
             </w:rPr>
           </w:pPr>
-          <w:hyperlink w:anchor="_Toc199448389" w:history="1">
+          <w:hyperlink w:anchor="_Toc199516241" w:history="1">
             <w:r>
               <w:rPr>
                 <w:rStyle w:val="Hyperlink"/>
@@ -1437,7 +1436,7 @@
                 <w:noProof/>
                 <w:webHidden/>
               </w:rPr>
-              <w:instrText xml:space="preserve"> PAGEREF _Toc199448389 \h </w:instrText>
+              <w:instrText xml:space="preserve"> PAGEREF _Toc199516241 \h </w:instrText>
             </w:r>
             <w:r>
               <w:rPr>
@@ -1482,7 +1481,7 @@
               <w14:ligatures w14:val="standardContextual"/>
             </w:rPr>
           </w:pPr>
-          <w:hyperlink w:anchor="_Toc199448390" w:history="1">
+          <w:hyperlink w:anchor="_Toc199516242" w:history="1">
             <w:r>
               <w:rPr>
                 <w:rStyle w:val="Hyperlink"/>
@@ -1509,7 +1508,7 @@
                 <w:noProof/>
                 <w:webHidden/>
               </w:rPr>
-              <w:instrText xml:space="preserve"> PAGEREF _Toc199448390 \h </w:instrText>
+              <w:instrText xml:space="preserve"> PAGEREF _Toc199516242 \h </w:instrText>
             </w:r>
             <w:r>
               <w:rPr>
@@ -1554,7 +1553,7 @@
               <w14:ligatures w14:val="standardContextual"/>
             </w:rPr>
           </w:pPr>
-          <w:hyperlink w:anchor="_Toc199448391" w:history="1">
+          <w:hyperlink w:anchor="_Toc199516243" w:history="1">
             <w:r>
               <w:rPr>
                 <w:rStyle w:val="Hyperlink"/>
@@ -1581,7 +1580,7 @@
                 <w:noProof/>
                 <w:webHidden/>
               </w:rPr>
-              <w:instrText xml:space="preserve"> PAGEREF _Toc199448391 \h </w:instrText>
+              <w:instrText xml:space="preserve"> PAGEREF _Toc199516243 \h </w:instrText>
             </w:r>
             <w:r>
               <w:rPr>
@@ -1626,7 +1625,7 @@
               <w14:ligatures w14:val="standardContextual"/>
             </w:rPr>
           </w:pPr>
-          <w:hyperlink w:anchor="_Toc199448392" w:history="1">
+          <w:hyperlink w:anchor="_Toc199516244" w:history="1">
             <w:r>
               <w:rPr>
                 <w:rStyle w:val="Hyperlink"/>
@@ -1653,7 +1652,7 @@
                 <w:noProof/>
                 <w:webHidden/>
               </w:rPr>
-              <w:instrText xml:space="preserve"> PAGEREF _Toc199448392 \h </w:instrText>
+              <w:instrText xml:space="preserve"> PAGEREF _Toc199516244 \h </w:instrText>
             </w:r>
             <w:r>
               <w:rPr>
@@ -1698,7 +1697,7 @@
               <w14:ligatures w14:val="standardContextual"/>
             </w:rPr>
           </w:pPr>
-          <w:hyperlink w:anchor="_Toc199448393" w:history="1">
+          <w:hyperlink w:anchor="_Toc199516245" w:history="1">
             <w:r>
               <w:rPr>
                 <w:rStyle w:val="Hyperlink"/>
@@ -1725,7 +1724,7 @@
                 <w:noProof/>
                 <w:webHidden/>
               </w:rPr>
-              <w:instrText xml:space="preserve"> PAGEREF _Toc199448393 \h </w:instrText>
+              <w:instrText xml:space="preserve"> PAGEREF _Toc199516245 \h </w:instrText>
             </w:r>
             <w:r>
               <w:rPr>
@@ -1768,7 +1767,7 @@
               <w14:ligatures w14:val="standardContextual"/>
             </w:rPr>
           </w:pPr>
-          <w:hyperlink w:anchor="_Toc199448394" w:history="1">
+          <w:hyperlink w:anchor="_Toc199516246" w:history="1">
             <w:r>
               <w:rPr>
                 <w:rStyle w:val="Hyperlink"/>
@@ -1791,7 +1790,7 @@
               <w:rPr>
                 <w:webHidden/>
               </w:rPr>
-              <w:instrText xml:space="preserve"> PAGEREF _Toc199448394 \h </w:instrText>
+              <w:instrText xml:space="preserve"> PAGEREF _Toc199516246 \h </w:instrText>
             </w:r>
             <w:r>
               <w:rPr>
@@ -1832,7 +1831,7 @@
               <w14:ligatures w14:val="standardContextual"/>
             </w:rPr>
           </w:pPr>
-          <w:hyperlink w:anchor="_Toc199448395" w:history="1">
+          <w:hyperlink w:anchor="_Toc199516247" w:history="1">
             <w:r>
               <w:rPr>
                 <w:rStyle w:val="Hyperlink"/>
@@ -1859,7 +1858,7 @@
                 <w:noProof/>
                 <w:webHidden/>
               </w:rPr>
-              <w:instrText xml:space="preserve"> PAGEREF _Toc199448395 \h </w:instrText>
+              <w:instrText xml:space="preserve"> PAGEREF _Toc199516247 \h </w:instrText>
             </w:r>
             <w:r>
               <w:rPr>
@@ -1904,7 +1903,7 @@
               <w14:ligatures w14:val="standardContextual"/>
             </w:rPr>
           </w:pPr>
-          <w:hyperlink w:anchor="_Toc199448396" w:history="1">
+          <w:hyperlink w:anchor="_Toc199516248" w:history="1">
             <w:r>
               <w:rPr>
                 <w:rStyle w:val="Hyperlink"/>
@@ -1931,7 +1930,7 @@
                 <w:noProof/>
                 <w:webHidden/>
               </w:rPr>
-              <w:instrText xml:space="preserve"> PAGEREF _Toc199448396 \h </w:instrText>
+              <w:instrText xml:space="preserve"> PAGEREF _Toc199516248 \h </w:instrText>
             </w:r>
             <w:r>
               <w:rPr>
@@ -1976,7 +1975,7 @@
               <w14:ligatures w14:val="standardContextual"/>
             </w:rPr>
           </w:pPr>
-          <w:hyperlink w:anchor="_Toc199448397" w:history="1">
+          <w:hyperlink w:anchor="_Toc199516249" w:history="1">
             <w:r>
               <w:rPr>
                 <w:rStyle w:val="Hyperlink"/>
@@ -2003,7 +2002,7 @@
                 <w:noProof/>
                 <w:webHidden/>
               </w:rPr>
-              <w:instrText xml:space="preserve"> PAGEREF _Toc199448397 \h </w:instrText>
+              <w:instrText xml:space="preserve"> PAGEREF _Toc199516249 \h </w:instrText>
             </w:r>
             <w:r>
               <w:rPr>
@@ -2048,7 +2047,7 @@
               <w14:ligatures w14:val="standardContextual"/>
             </w:rPr>
           </w:pPr>
-          <w:hyperlink w:anchor="_Toc199448398" w:history="1">
+          <w:hyperlink w:anchor="_Toc199516250" w:history="1">
             <w:r>
               <w:rPr>
                 <w:rStyle w:val="Hyperlink"/>
@@ -2075,7 +2074,7 @@
                 <w:noProof/>
                 <w:webHidden/>
               </w:rPr>
-              <w:instrText xml:space="preserve"> PAGEREF _Toc199448398 \h </w:instrText>
+              <w:instrText xml:space="preserve"> PAGEREF _Toc199516250 \h </w:instrText>
             </w:r>
             <w:r>
               <w:rPr>
@@ -2118,7 +2117,7 @@
               <w14:ligatures w14:val="standardContextual"/>
             </w:rPr>
           </w:pPr>
-          <w:hyperlink w:anchor="_Toc199448399" w:history="1">
+          <w:hyperlink w:anchor="_Toc199516251" w:history="1">
             <w:r>
               <w:rPr>
                 <w:rStyle w:val="Hyperlink"/>
@@ -2141,7 +2140,7 @@
               <w:rPr>
                 <w:webHidden/>
               </w:rPr>
-              <w:instrText xml:space="preserve"> PAGEREF _Toc199448399 \h </w:instrText>
+              <w:instrText xml:space="preserve"> PAGEREF _Toc199516251 \h </w:instrText>
             </w:r>
             <w:r>
               <w:rPr>
@@ -2182,7 +2181,7 @@
               <w14:ligatures w14:val="standardContextual"/>
             </w:rPr>
           </w:pPr>
-          <w:hyperlink w:anchor="_Toc199448400" w:history="1">
+          <w:hyperlink w:anchor="_Toc199516252" w:history="1">
             <w:r>
               <w:rPr>
                 <w:rStyle w:val="Hyperlink"/>
@@ -2209,7 +2208,7 @@
                 <w:noProof/>
                 <w:webHidden/>
               </w:rPr>
-              <w:instrText xml:space="preserve"> PAGEREF _Toc199448400 \h </w:instrText>
+              <w:instrText xml:space="preserve"> PAGEREF _Toc199516252 \h </w:instrText>
             </w:r>
             <w:r>
               <w:rPr>
@@ -2254,7 +2253,7 @@
               <w14:ligatures w14:val="standardContextual"/>
             </w:rPr>
           </w:pPr>
-          <w:hyperlink w:anchor="_Toc199448401" w:history="1">
+          <w:hyperlink w:anchor="_Toc199516253" w:history="1">
             <w:r>
               <w:rPr>
                 <w:rStyle w:val="Hyperlink"/>
@@ -2281,7 +2280,7 @@
                 <w:noProof/>
                 <w:webHidden/>
               </w:rPr>
-              <w:instrText xml:space="preserve"> PAGEREF _Toc199448401 \h </w:instrText>
+              <w:instrText xml:space="preserve"> PAGEREF _Toc199516253 \h </w:instrText>
             </w:r>
             <w:r>
               <w:rPr>
@@ -2326,7 +2325,7 @@
               <w14:ligatures w14:val="standardContextual"/>
             </w:rPr>
           </w:pPr>
-          <w:hyperlink w:anchor="_Toc199448402" w:history="1">
+          <w:hyperlink w:anchor="_Toc199516254" w:history="1">
             <w:r>
               <w:rPr>
                 <w:rStyle w:val="Hyperlink"/>
@@ -2353,7 +2352,7 @@
                 <w:noProof/>
                 <w:webHidden/>
               </w:rPr>
-              <w:instrText xml:space="preserve"> PAGEREF _Toc199448402 \h </w:instrText>
+              <w:instrText xml:space="preserve"> PAGEREF _Toc199516254 \h </w:instrText>
             </w:r>
             <w:r>
               <w:rPr>
@@ -2398,7 +2397,7 @@
               <w14:ligatures w14:val="standardContextual"/>
             </w:rPr>
           </w:pPr>
-          <w:hyperlink w:anchor="_Toc199448403" w:history="1">
+          <w:hyperlink w:anchor="_Toc199516255" w:history="1">
             <w:r>
               <w:rPr>
                 <w:rStyle w:val="Hyperlink"/>
@@ -2425,7 +2424,7 @@
                 <w:noProof/>
                 <w:webHidden/>
               </w:rPr>
-              <w:instrText xml:space="preserve"> PAGEREF _Toc199448403 \h </w:instrText>
+              <w:instrText xml:space="preserve"> PAGEREF _Toc199516255 \h </w:instrText>
             </w:r>
             <w:r>
               <w:rPr>
@@ -2468,7 +2467,7 @@
               <w14:ligatures w14:val="standardContextual"/>
             </w:rPr>
           </w:pPr>
-          <w:hyperlink w:anchor="_Toc199448404" w:history="1">
+          <w:hyperlink w:anchor="_Toc199516256" w:history="1">
             <w:r>
               <w:rPr>
                 <w:rStyle w:val="Hyperlink"/>
@@ -2491,7 +2490,7 @@
               <w:rPr>
                 <w:webHidden/>
               </w:rPr>
-              <w:instrText xml:space="preserve"> PAGEREF _Toc199448404 \h </w:instrText>
+              <w:instrText xml:space="preserve"> PAGEREF _Toc199516256 \h </w:instrText>
             </w:r>
             <w:r>
               <w:rPr>
@@ -2532,7 +2531,7 @@
               <w14:ligatures w14:val="standardContextual"/>
             </w:rPr>
           </w:pPr>
-          <w:hyperlink w:anchor="_Toc199448405" w:history="1">
+          <w:hyperlink w:anchor="_Toc199516257" w:history="1">
             <w:r>
               <w:rPr>
                 <w:rStyle w:val="Hyperlink"/>
@@ -2559,7 +2558,7 @@
                 <w:noProof/>
                 <w:webHidden/>
               </w:rPr>
-              <w:instrText xml:space="preserve"> PAGEREF _Toc199448405 \h </w:instrText>
+              <w:instrText xml:space="preserve"> PAGEREF _Toc199516257 \h </w:instrText>
             </w:r>
             <w:r>
               <w:rPr>
@@ -2602,7 +2601,7 @@
               <w14:ligatures w14:val="standardContextual"/>
             </w:rPr>
           </w:pPr>
-          <w:hyperlink w:anchor="_Toc199448406" w:history="1">
+          <w:hyperlink w:anchor="_Toc199516258" w:history="1">
             <w:r>
               <w:rPr>
                 <w:rStyle w:val="Hyperlink"/>
@@ -2625,7 +2624,7 @@
               <w:rPr>
                 <w:webHidden/>
               </w:rPr>
-              <w:instrText xml:space="preserve"> PAGEREF _Toc199448406 \h </w:instrText>
+              <w:instrText xml:space="preserve"> PAGEREF _Toc199516258 \h </w:instrText>
             </w:r>
             <w:r>
               <w:rPr>
@@ -2664,7 +2663,7 @@
               <w14:ligatures w14:val="standardContextual"/>
             </w:rPr>
           </w:pPr>
-          <w:hyperlink w:anchor="_Toc199448407" w:history="1">
+          <w:hyperlink w:anchor="_Toc199516259" w:history="1">
             <w:r>
               <w:rPr>
                 <w:rStyle w:val="Hyperlink"/>
@@ -2687,7 +2686,7 @@
               <w:rPr>
                 <w:webHidden/>
               </w:rPr>
-              <w:instrText xml:space="preserve"> PAGEREF _Toc199448407 \h </w:instrText>
+              <w:instrText xml:space="preserve"> PAGEREF _Toc199516259 \h </w:instrText>
             </w:r>
             <w:r>
               <w:rPr>
@@ -2728,7 +2727,7 @@
               <w14:ligatures w14:val="standardContextual"/>
             </w:rPr>
           </w:pPr>
-          <w:hyperlink w:anchor="_Toc199448408" w:history="1">
+          <w:hyperlink w:anchor="_Toc199516260" w:history="1">
             <w:r>
               <w:rPr>
                 <w:rStyle w:val="Hyperlink"/>
@@ -2755,7 +2754,7 @@
                 <w:noProof/>
                 <w:webHidden/>
               </w:rPr>
-              <w:instrText xml:space="preserve"> PAGEREF _Toc199448408 \h </w:instrText>
+              <w:instrText xml:space="preserve"> PAGEREF _Toc199516260 \h </w:instrText>
             </w:r>
             <w:r>
               <w:rPr>
@@ -2800,7 +2799,7 @@
               <w14:ligatures w14:val="standardContextual"/>
             </w:rPr>
           </w:pPr>
-          <w:hyperlink w:anchor="_Toc199448409" w:history="1">
+          <w:hyperlink w:anchor="_Toc199516261" w:history="1">
             <w:r>
               <w:rPr>
                 <w:rStyle w:val="Hyperlink"/>
@@ -2827,7 +2826,7 @@
                 <w:noProof/>
                 <w:webHidden/>
               </w:rPr>
-              <w:instrText xml:space="preserve"> PAGEREF _Toc199448409 \h </w:instrText>
+              <w:instrText xml:space="preserve"> PAGEREF _Toc199516261 \h </w:instrText>
             </w:r>
             <w:r>
               <w:rPr>
@@ -2904,7 +2903,7 @@
         <w:spacing w:line="360" w:lineRule="auto"/>
         <w:jc w:val="left"/>
       </w:pPr>
-      <w:bookmarkStart w:id="0" w:name="_Toc199448377"/>
+      <w:bookmarkStart w:id="0" w:name="_Toc199516229"/>
       <w:r>
         <w:lastRenderedPageBreak/>
         <w:t xml:space="preserve">1 </w:t>
@@ -2925,7 +2924,7 @@
           <w:numId w:val="23"/>
         </w:numPr>
       </w:pPr>
-      <w:bookmarkStart w:id="1" w:name="_Toc199448378"/>
+      <w:bookmarkStart w:id="1" w:name="_Toc199516230"/>
       <w:r>
         <w:t>C</w:t>
       </w:r>
@@ -2941,7 +2940,7 @@
         <w:jc w:val="both"/>
       </w:pPr>
       <w:r>
-        <w:t>Historicamente, o mercado de trabalho na América Latina, especialmente no Brasil, tem apresentado altos índices de desemprego e informalidade, com a nação brasileira tendo registrado, em 2021, a quarta maior taxa de desocupação entre as principais economias, alcançando cerca de 13,2%. Questões como a dependência da exportação de commodities, crises políticas e profundas desigualdades sociais contribuem significativamente para a instabilidade dessas economias, agravando o desemprego e o subemprego.</w:t>
+        <w:t>Historicamente, o mercado de trabalho na América Latina, especialmente no Brasil, tem apresentado altos índices de desemprego e informalidade. Em 2021, o país registrou a quarta maior taxa de desocupação entre as principais economias, alcançando cerca de 13,2%. Fatores como a dependência da exportação de commodities, crises políticas recorrentes e profundas desigualdades sociais contribuem significativamente para a instabilidade dessas economias, agravando tanto o desemprego quanto o subemprego.</w:t>
       </w:r>
     </w:p>
     <w:p>
@@ -2951,7 +2950,7 @@
         <w:jc w:val="both"/>
       </w:pPr>
       <w:r>
-        <w:t>A análise do quadro do mercado laboral para os jovens, especificamente aqueles entre 14 e 24 anos de idade, atesta uma preocupante deterioração dos indicadores de ocupação, e tem gerado alargamento da literatura acadêmica cuja investigação tem por objeto as causas das dificuldades de inserção laboral juvenil. Dentre as vulnerabilidades observadas destacam-se, estruturalmente, a falta de complexidade e diversificação econômica, caracterizada por um perfil produtivo em que se predomina atividades de baixo valor agregado, produtividade relativamente baixa, e, portanto, de menor rendimento ao trabalho em relação aos retornos a empregados do pequeno e concentrado setor especializado; isto condena a grande massa dos trabalhadores, e os jovens, a empregos de baixa qualidade e à informalidade. Também se tecem muitas críticas à rigidez da legislação trabalhista que, ao onerar o custo de contratação em postos formais, reduzem os incentivos à contratação, especificamente a trabalhadores nessa faixa etária, tão preteridos. Ainda, a qualidade da infraestrutura e concentração produtiva em determinadas regiões do país são considerados gargalos estruturais ao crescimento econômico e dificuldades ao acesso pelas populações periféricas.</w:t>
+        <w:t xml:space="preserve">A análise do mercado de trabalho para os jovens, especificamente aqueles entre 14 e 24 anos, evidencia uma preocupante deterioração dos indicadores de ocupação, o que tem gerado a expansão da literatura acadêmica voltada à investigação das causas das dificuldades de inserção laboral juvenil. Dentre as vulnerabilidades observadas, destacam-se, estruturalmente, a falta de complexidade e diversificação econômica, caracterizada por um perfil produtivo predominantemente baseado em atividades de baixo valor agregado, baixa produtividade e, consequentemente, menor  renumeração, especialmente quando compara aos rendimentos do reduzido e concentrado setor especializado. Esse cenário condena a maior parte da força de trabalho, sobretudo os jovens, a empregos precários e à informalidade. </w:t>
       </w:r>
     </w:p>
     <w:p>
@@ -2961,11 +2960,7 @@
         <w:jc w:val="both"/>
       </w:pPr>
       <w:r>
-        <w:t xml:space="preserve">No entanto, o setor produtivo brasileiro e as relações de trabalho foram beneficiados por algumas mudanças estruturais significativas a partir do início dos anos 2000 que, a partir de 2004, deram frutos em termos de aumento da formalização do mercado de trabalho. Pode-se afirmar, com amplos fundamentos, que muitas das deficiências anteriormente apontadas foram atenuadas nos anos de crescimento notável da referida década. Contudo, de alguma forma a força de trabalho juvenil não foi afetada por tais melhorias, com sua taxa de ocupação mantendo a trajetória de declínio iniciada ainda na década de 1990. A aplicação do Índice de Participação Relativa em Postos Formais de Emprego, desenvolvido em Filho et al. (2015), em microdados da Informação Social Anual (RAIS) fornecidos pelo Ministério do Trabalho e Emprego (MTE), para os anos de 1992, 2002 e 2012, retorna mensurações de uma redução de cerca de 18,55% do índice entre os jovens de 14 a 24 anos. Curiosamente, a região do Sudeste do Brasil, a </w:t>
-      </w:r>
-      <w:r>
-        <w:lastRenderedPageBreak/>
-        <w:t>economicamente mais ativa do país, apresentou a maior taxa de redução em termos absolutos do mesmo indicador (21,03%).</w:t>
+        <w:t>Outro aspecto frequentemente criticado é a rigidez da legislação trabalhista, que, ao onerar o custo de contratação formal, reduz os incentivos à admissão de trabalhadores, especificamente os mais jovens, comumente preteridos. Além disso, a baixa qualidade da infraestrutura e concentração produtiva em determinadas regiões do país configuram-se como gargalos estruturais ao crescimento econômico e obstáculos ao acesso ao emprego por parte das populações periféricas.</w:t>
       </w:r>
     </w:p>
     <w:p>
@@ -2975,7 +2970,7 @@
         <w:jc w:val="both"/>
       </w:pPr>
       <w:r>
-        <w:t>Esse fato impulsionou a pesquisa especializada a voltar sua investigação para fatores peculiares dos jovens. Pois, de fato, a capacidade de integração deles ao mercado de trabalho formal está condicionada, além da disponibilidade de postos de trabalho, à sua qualificação para o desempenho de funções no mercado de trabalho modernizado; logo, há de se questionar a qualidade do ensino que o Estado oferece e sobre as oportunidades de qualificação proporcionadas. Sem formações que atendam às demandas específicas deste mercado, nem ao menos alguma experiência informal, dificilmente esses jovens são absorvidos no mercado formal, e são empurrados para a informalidade, ou desalento. Ademais, entre os empregáveis observa-se alta taxa de rotatividade, que compromete a aquisição de experiência profissional enquanto ocupados. Estabelece-se, então, um ciclo de vulnerabilidades, onde, a falta de experiência profissional impede estes jovens de se integrarem, mas, sem essa integração, eles não conseguem adquirir experiência.</w:t>
+        <w:t xml:space="preserve">Apesar disso, o setor produtivo brasileiro e as relações de trabalho passaram por mudanças estruturais significativas a partir dos anos 2000, especialmente após 2004, que resultaram em avanços na formalização do mercado de trabalho. É possível afirmar, com base em ampla evidência, que muitas das deficiências anteriormente apontadas foram parcialmente atenuadas durante os anos de crescimento expressivo daquela década. Contudo, a juventude brasileira parece não ter sido beneficiada por tais melhorias: sua taxa de ocupação manteve a tendência de queda iniciada ainda na década de 1990. </w:t>
       </w:r>
     </w:p>
     <w:p>
@@ -2985,7 +2980,11 @@
         <w:jc w:val="both"/>
       </w:pPr>
       <w:r>
-        <w:t>Consequentemente, a progressão em termos de conhecimento científico acerca dessas relações foi acompanhada de implementações de políticas públicas direcionadas às vulnerabilidades dos jovens, nomeadamente, à promoção da acumulação de capital humano. O Programa Nacional de Acesso ao Ensino Técnico e ao Emprego, que ofereceu cursos de educação profissional e tecnológica a mais de 10 milhões de jovens, a partir de 2011, é um dos exemplos de sucesso desses empreendimentos. Ainda em 2018, foi lançado o programa Brasil Jovem, que promoveu além da formação técnica, desenvolvimento cultural e incentivos ao empreendedorismo. Complementarmente, baseados na Lei do Aprendiz do início da década de 2000, foi consolidado o Programa Jovem Aprendiz, que promove entre as empresas contratação de jovens em regime especial de trabalho de meio período focado em funções de aprendizagem.</w:t>
+        <w:t xml:space="preserve">A aplicação do Índice de Participação Relativa em Postos Formais de Emprego, desenvolvido em Filho et al. (2015), aos microdados da Relação Anual de Informações Sociais (RAIS), fornecidos pelo Ministério do Trabalho e Emprego (MTE), para os anos de 1992, 2002 </w:t>
+      </w:r>
+      <w:r>
+        <w:lastRenderedPageBreak/>
+        <w:t>e 2012, revela uma redução de aproximadamente 18,55% do índice entre os jovens de 14 a 24 anos. Curiosamente, a região Sudeste, a mais economicamente dinâmica do país, apresentou a maior taxa de redução em termos absolutos do mesmo indicador, atingindo 21,03%.</w:t>
       </w:r>
     </w:p>
     <w:p>
@@ -2995,7 +2994,7 @@
         <w:jc w:val="both"/>
       </w:pPr>
       <w:r>
-        <w:t>Esta última política social, em especial, tem sido alvo de diversas avaliações de eficácia ao longo de sua implementação. Avaliações de Almeida et al. (2018), expõem impactos positivos sobre a ocupação juvenil; mais interessante, é o perfil dos negócios nos quais parcela expressiva dessa força de trabalho tem sido empregada, a saber, nas microempresas. Como ressaltado por este trabalho do Banco Mundial, os diversos incentivos aplicados sobre o pequeno e médio empresariado resultou em crescente demanda por jovens aprendizes, pois, a aplicação em conjunto de políticas de simplificação tributária, facilitação de acesso ao crédito, redução da burocracia para formalização etc., impulsionou o microempreendedorismo, especialmente na região Sudeste, onde o quadro de subocupação entre os jovens mais se deteriorava.</w:t>
+        <w:t xml:space="preserve">Esse cenário impulsionou a pesquisa especializada a direcionar suas investigações para fatores específicos dos jovens. De fato, a capacidade de integração desse grupo ao mercado de trabalho formal está condicionada não apenas à disponibilidade de vagas, mas também à sua qualificação para exercer funções em um mercado cada vez mais modernizado. Assim, torna-se essencial questionar a qualidade do ensino oferecido pelo Estado e as oportunidades reais de qualificação disponíveis. Sem uma formação compatível com as exigências do mercado, ou mesmo alguma experiência, ainda que informal, esses jovens têm poucas chances de inserção no setor formal, sendo empurrados para a informalidade ou para o desalento. </w:t>
       </w:r>
     </w:p>
     <w:p>
@@ -3005,8 +3004,7 @@
         <w:jc w:val="both"/>
       </w:pPr>
       <w:r>
-        <w:lastRenderedPageBreak/>
-        <w:t>No entanto, os ganhos foram heterogêneos entre as regiões do país, e insuficientes para reverter a trajetória de declínio no longo prazo. De acordo com os dados da Pesquisa Nacional por Amostra de Domicílios (PNAD) para 2011, sem acesso ao mercado formal, a taxa de informalidade entre os jovens brasileiros era de 16,3%, com as cidades das regiões metropolitanas da região Nordeste liderando o ranking de predominância informa no mercado de trabalho para a faixa etária de 14-29 anos. Isto, apesar do crescimento da produtividade do trabalho e melhorias do capital humano, entre 2001 e 2008, resultante da expansão dos investimentos de educação nessas localidades, como a construção e ampliação de universidades e institutos federais de educação, por exemplo (FILHO; SILVA; QUEIROZ, 2015).</w:t>
+        <w:t>Adicionalmente, entre os jovens considerado empregáveis, observa-se uma alta taxa de rotatividade, que compromete a consolidação da experiência profissional durante os períodos de ocupação. Forma-se, assim, um ciclo de vulnerabilidade: a ausência de experiência impede a inserção, mas, sem inserção, não há acúmulo de experiência.</w:t>
       </w:r>
     </w:p>
     <w:p>
@@ -3016,7 +3014,15 @@
         <w:jc w:val="both"/>
       </w:pPr>
       <w:r>
-        <w:t>Ademais, uma parcela expressiva de pesquisas recentes, entre elas Souza (2020), focalizam no papel fundamental das altas taxas de rotatividade  na manutenção dessas dificuldades à inclusão dos jovens no mercado laboral. É consenso que, a falta de qualificação  e experiência profissional do trabalhador recém-saído da escola, torna difícil seu ingresso no mercado formal, e que, quando muito, restam a ele trabalhos de péssima qualidade, mal renumeração, sem seguridades sociais e do trabalho, como previstas pela Consolidação das Leis do Trabalho (CLT). E, como demonstra Corseuil et al. (2014), assim como as taxas de ocupação, a taxa de rotatividade expressa o grau de vulnerabilidade do jovem que, consegue um emprego, mas devido à volatilidade macroeconômica, às vulnerabilidades do setor no qual está empregado, e à sua baixa produtividade, são facilmente despedidos, passando pouco tempo em um mesmo posto de trabalho. Às vezes, precavendo-se, este mesmo jovem precisa conciliar o horário de serviço com cursos profissionalizantes, se metendo em problemas que levam à sua demissão ou trocando por uma oportunidade com horário mais flexível. O que resulta é o mesmo explorado nas implicações da não inclusão por falta de experiência: o pouco tempo de trabalho impede que o jovem trabalhador desenvolva as habilidades e competências pertinentes àquela função que podem ser aproveitadas em uma outra oportunidade de trabalho. Psicologicamente, deduz-se o pessimismo generalizado quanto a um futuro laboral de estabilidade, e sobretudo, de mobilidade social, já que, a informalidade é o ponto de massa para o qual convergem essa parcela desprovida da força de trabalho juvenil. Outras pesquisas destacam a relevância da competitividade dos jovens por poucas vagas como fator não negligenciável.</w:t>
+        <w:t xml:space="preserve">Consequentemente, o avanço do conhecimento científico sobre essas relações foi acompanhado pela implementação de políticas públicas voltadas à mitigação das vulnerabilidades enfrentadas pelos jovens, especialmente no que diz respeito à promoção da acumulação de capital humano. O Programa Nacional de Acesso ao Ensino Técnico e ao Emprego (Pronatec), por exemplo, ofereceu cursos de educação profissional e tecnológica a mais de 10 milhões de jovens a partir de 2011, sendo um caso de sucesso nesse campo. Já em 2018, foi lançado o programa Brasil Jovem, que promoveu, além da formação técnica, o desenvolvimento cultural e incentivos ao empreendedorismo. Complementarmente, com </w:t>
+      </w:r>
+      <w:proofErr w:type="spellStart"/>
+      <w:r>
+        <w:t>abse</w:t>
+      </w:r>
+      <w:proofErr w:type="spellEnd"/>
+      <w:r>
+        <w:t xml:space="preserve"> na Lei do Aprendiz, criada no início da década de 2000, foi consolidado o Programa Jovem Aprendiz, que promove a contratação de jovens por empresas em regime especial de trabalho de meio período, com foco em atividades de aprendizagem.</w:t>
       </w:r>
     </w:p>
     <w:p>
@@ -3026,25 +3032,57 @@
         <w:jc w:val="both"/>
       </w:pPr>
       <w:r>
-        <w:t>Esse quadro é ainda mais desestabilizador frente a oportunidade de crescimento e desenvolvimento que o Brasil teve na década de 2000 com o bônus demográfico. Havia mais pessoas em idade ativa que idosos e crianças, mas o país não conseguiu, e não consegue, empregá-las.</w:t>
-      </w:r>
-    </w:p>
-    <w:p>
-      <w:pPr>
-        <w:pStyle w:val="Ttulo2"/>
-      </w:pPr>
-      <w:bookmarkStart w:id="2" w:name="_Toc199448379"/>
+        <w:t xml:space="preserve">Esta última política, em especial, tem sido alvo de diversas avaliações de eficácia ao longo de sua implementação. Estudo conduzido por Almeida et al. (2018) demonstrou impactos positivos sobre a ocupação juvenil. Destaca-se, ainda, o perfil das empesas que mias absorvem essa força de trabalho: as microempresas. Conforme ressaltado em estudo do Banco Mundial, diversos incentivos aplicados ao pequeno e médio empresariado resultaram em uma crescente demanda por jovens aprendizes </w:t>
+      </w:r>
+      <w:r>
+        <w:rPr>
+          <w:rFonts w:cs="Times New Roman"/>
+        </w:rPr>
+        <w:t>(</w:t>
+      </w:r>
+      <w:r>
+        <w:t>ALMEIDA;</w:t>
+      </w:r>
+      <w:r>
+        <w:rPr>
+          <w:rFonts w:cs="Times New Roman"/>
+        </w:rPr>
+        <w:t xml:space="preserve"> </w:t>
+      </w:r>
+      <w:r>
+        <w:t>TRUMAM</w:t>
+      </w:r>
+      <w:r>
+        <w:rPr>
+          <w:rFonts w:cs="Times New Roman"/>
+        </w:rPr>
+        <w:t xml:space="preserve"> G.</w:t>
+      </w:r>
+      <w:r>
+        <w:t>;</w:t>
+      </w:r>
+      <w:r>
+        <w:rPr>
+          <w:rFonts w:cs="Times New Roman"/>
+        </w:rPr>
+        <w:t xml:space="preserve"> </w:t>
+      </w:r>
+      <w:r>
+        <w:t>PACKARD</w:t>
+      </w:r>
+      <w:r>
+        <w:rPr>
+          <w:rFonts w:cs="Times New Roman"/>
+        </w:rPr>
+        <w:t>, 2018)</w:t>
+      </w:r>
+      <w:r>
+        <w:t xml:space="preserve">. A aplicação conjunta de políticas de simplificação tributária, ampliação do acesso ao crédito e redução da </w:t>
+      </w:r>
       <w:r>
         <w:lastRenderedPageBreak/>
-        <w:t xml:space="preserve">1.2 </w:t>
-      </w:r>
-      <w:r>
-        <w:t>P</w:t>
-      </w:r>
-      <w:r>
-        <w:t>ROBLEMA DE PESQUISA</w:t>
-      </w:r>
-      <w:bookmarkEnd w:id="2"/>
+        <w:t>burocracia para formalização impulsionou o microempreendedorismo, especialmente na região Sudeste, justamente onde os indicadores de subocupação juvenil se mostravam mais críticos.</w:t>
+      </w:r>
     </w:p>
     <w:p>
       <w:pPr>
@@ -3053,7 +3091,7 @@
         <w:jc w:val="both"/>
       </w:pPr>
       <w:r>
-        <w:t>Na história recente, a economia brasileira sofreu choques econômicos no contexto da pandemia de COVID-19, como resultado das medidas de restrição necessárias para conter a disseminação do vírus, assim como da interrupção de cadeias globais de comércio e indústria. Trabalhadores em geral, especialmente os do setor informal, onde predominam atividades de contato físico mais intenso, foram obrigados a paralisar suas atividades em respeito às medidas de distanciamento e temor pelas suas vidas; e, dado que a parcela juvenil de trabalho está concentrada neste lado do mercado laboral, os jovens foram profundamente afetados.</w:t>
+        <w:t>No entanto, os ganhos dessas políticas foram heterogêneos entre as regiões do país e insuficientes para reverter a trajetória de declínio no longo prazo. Segundo dados da Pesquisa Nacional por Amostra de Domicílios (PNAD) de 2011, a taxa de informalidade entre os jovens brasileiros era de 16,3%. As regiões metropolitanas do Nordeste lideravam o ranking de predominância da informalidade entre os jovens de 14 a 29 anos, mesmo diante do crescimento da produtividade do trabalho e das melhorias no capital humano observadas entre 2001 e 2008, resultado da ampliação dos investimentos em educação, como a construção e expansão de universidades e institutos federais (FILHO; SILVA; QUEIROZ, 2015).</w:t>
       </w:r>
     </w:p>
     <w:p>
@@ -3063,7 +3101,7 @@
         <w:jc w:val="both"/>
       </w:pPr>
       <w:r>
-        <w:t>A vulnerabilidade dos jovens a choques econômicos é amplamente estudada na literatura econômica. Conseiul et al. (2020), ao analisar os canais de transmissão dos choques negativos que levaram à recessão histórica em 2015, período conhecido como crise da Nova Matriz Econômica, enfatizou fatores importantes que fragilizam os jovens, e tornam a sua força de trabalho descartável em relação aos mais velhos e experientes. Aparentemente contraditório são os fenômenos consequentes de elevação da taxa de rotatividade e queda da taxa de desemprego entre eles, o que na verdade acontece porque com a redução do tempo em um mesmo posto de trabalho, as vagas são facilmente preenchidas, e para consultados em um intervalo de três meses por exemplo, para uma pesquisa trimestral, os jovens estão sempre ocupados. Logo, há uma subestimação do desemprego, ou a taxa de ocupação não é o indicador mais recomendado para observação da dinâmica desse mercado de trabalho.</w:t>
+        <w:t xml:space="preserve">Ademais, uma parcela expressiva das pesquisas recentes, entre elas, Souza (2020), tem focalizado o papel fundamental das altas taxas de rotatividade na manutenção das dificuldades de inclusão dos jovens no mercado de trabalho. É consenso que a falta de qualificação e de experiência profissional do trabalhador recém-egresso da escola dificulta seu ingresso no mercado formal. Quando muito, restam-lhe ocupações de baixíssima qualidade, com baixa renumeração, sem garantias trabalhistas e previdenciárias, como as previstas na Consolidação das Leis do Trabalho (CLT). </w:t>
       </w:r>
     </w:p>
     <w:p>
@@ -3073,7 +3111,7 @@
         <w:jc w:val="both"/>
       </w:pPr>
       <w:r>
-        <w:t>Trabalhos recentes, como Branco et al. (2020), observando a evolução destes indicadores, se mostram pessimistas quanto à recuperação das condições de ocupação dos jovens, pelo menos para os níveis pré-pandêmicos, ressaltando mudanças estruturais nos setores econômicos que possam ter impactado os mecanismos de integração ao mercado de trabalho.</w:t>
+        <w:t xml:space="preserve">Como demonstrado por Corseuil et al. (2014), assim como as taxas de ocupação, a taxa de rotatividade expressa o grau de vulnerabilidade do jovem trabalhador, que até consegue um emprego, mas, devido à volatilidade macroeconômica, às fragilidades do setor produtivo em que atua e à sua baixa produtividade, acaba sendo facilmente dispensado, permanecendo pouco tempo em um mesmo posto. Em muitos casos, esse mesmo jovem precisa conciliar o horário de trabalho com cursos de qualificação, levando, por vezes, à demissão ou à troca por outra ocupação com jornada mais flexível. </w:t>
       </w:r>
     </w:p>
     <w:p>
@@ -3083,7 +3121,7 @@
         <w:jc w:val="both"/>
       </w:pPr>
       <w:r>
-        <w:t>No entanto, esta pesquisa, em adição aos esforços de outros trabalhos, objetiva analisar esses choques negativos da pandemia de COVID-19 sobre a ocupação juvenil no mercado de trabalho brasileiro, a partir de fatores estruturais do mercado de trabalho, baseando-se no arcabouço teórico do Modelo Search &amp; Matching conforme a abordagem de Diamond-Mortensen-Pissarides.</w:t>
+        <w:t xml:space="preserve">O resultado é semelhante àquele observado nos casos de não inclusão por falta de experiência: o pouco tempo no emprego impede o desenvolvimento de habilidades e competências específicas que poderiam ser aproveitadas em futuras oportunidades. Psicologicamente, isso contribui para um sentimento generalizado de pessimismo quanto ao futuro profissional, especialmente no que se refere à estabilidade no trabalho e à possibilidade de mobilidade social. A informalidade, assim, torna-se o destino majoritário para grande parte da força de trabalho juvenil desprovida de perspectivas. </w:t>
       </w:r>
     </w:p>
     <w:p>
@@ -3093,57 +3131,196 @@
         <w:jc w:val="both"/>
       </w:pPr>
       <w:r>
-        <w:t>Pretende-se mensurar as chances de inclusão via modelagem matricial à la Markov, e estimar os parâmetros do modelo DMP para um período pré-pandêmico (2016-2019), pandêmico (2020-2021) e pós-pandêmico (2022-2023), e compará-los com vistas a extrair o impacto pandêmico.</w:t>
+        <w:t>Além disso, outras pesquisas ressaltam a relevância da concorrência por poucas vagas como um fator adicional que não pode ser negligenciado.</w:t>
+      </w:r>
+    </w:p>
+    <w:p>
+      <w:pPr>
+        <w:spacing w:line="360" w:lineRule="auto"/>
+        <w:ind w:firstLine="709"/>
+        <w:jc w:val="both"/>
+      </w:pPr>
+      <w:r>
+        <w:lastRenderedPageBreak/>
+        <w:t>Esse quadro torna-se ainda mais alarmante quando contrastado com a oportunidade histórica de crescimento e desenvolvimento que o Brasil teve na década de 2000, durante o chamado bônus demográfico, período em que a proporção de pessoas em idade ativa superava a de crianças e idosos. No entanto, o país não conseguiu, e ainda não consegue, absorver essa população economicamente ativa de forma produtiva e sustentável.</w:t>
       </w:r>
     </w:p>
     <w:p>
       <w:pPr>
         <w:pStyle w:val="Ttulo2"/>
       </w:pPr>
-      <w:bookmarkStart w:id="3" w:name="_Toc199448380"/>
+      <w:bookmarkStart w:id="2" w:name="_Toc199515442"/>
+      <w:bookmarkStart w:id="3" w:name="_Toc199516231"/>
+      <w:r>
+        <w:t>1.2 PROBLEMA DE PESQUISA</w:t>
+      </w:r>
+      <w:bookmarkEnd w:id="2"/>
+      <w:bookmarkEnd w:id="3"/>
+    </w:p>
+    <w:p>
+      <w:pPr>
+        <w:spacing w:line="360" w:lineRule="auto"/>
+        <w:ind w:firstLine="709"/>
+        <w:jc w:val="both"/>
+      </w:pPr>
+      <w:r>
+        <w:t>Na história recente, a economia brasileira foi impactada por choques econômicos decorrentes da pandemia de COVID-19, resultado tanto das medidas de restrição adotadas para conter a disseminação do vírus quanto da interrupção das cadeias globais de comércio e produção industrial. Os trabalhadores, em especial aqueles inseridos no setor informal, onde predominam ocupações que exigem maior contato físico, foram forçados a paralisar suas atividades em cumprimento às medidas de distanciamento social e em razão do temor pela própria saúde. Como uma parcela significativa da força de trabalho juvenil está concentrada nesse segmento do mercado de trabalho, os jovens foram profundamente afetados.</w:t>
+      </w:r>
+    </w:p>
+    <w:p>
+      <w:pPr>
+        <w:spacing w:line="360" w:lineRule="auto"/>
+        <w:ind w:firstLine="709"/>
+        <w:jc w:val="both"/>
+      </w:pPr>
+      <w:r>
+        <w:t xml:space="preserve">A vulnerabilidade dos jovens a choques econômicos é amplamente documentada na literatura especializada. </w:t>
+      </w:r>
+      <w:proofErr w:type="spellStart"/>
+      <w:r>
+        <w:t>Conseiul</w:t>
+      </w:r>
+      <w:proofErr w:type="spellEnd"/>
+      <w:r>
+        <w:t xml:space="preserve"> et al. (2020), ao analisar os canais de transmissão dos choques negativos que conduziram à recessão histórica de 2015, associada à chamada crise da Nova Matriz Econômica, destacaram diversos fatores que fragilizam a inserção juvenil, tornando essa força de trabalho mais descartável quando comparada à de trabalhadores mais velhos e experientes. </w:t>
+      </w:r>
+    </w:p>
+    <w:p>
+      <w:pPr>
+        <w:spacing w:line="360" w:lineRule="auto"/>
+        <w:ind w:firstLine="709"/>
+        <w:jc w:val="both"/>
+      </w:pPr>
+      <w:r>
+        <w:t>Um aspecto aparentemente contraditório é o fato de que, com o aumento da taxa de rotatividade, verifica-se uma queda na taxa de desemprego entre os jovens. Isso ocorre porque, com a redução do tempo médio em um mesmo posto de trabalho, as vagas são rapidamente preenchidas. Assim, em levantamentos com janelas de observação curtas, como uma pesquisa trimestral, muitos jovens aparecem como ocupados no momento da coleta de dados, mascarando a instabilidade de suas trajetórias. Portanto, há uma subestimação do desemprego juvenil, o que indica que a taxa de ocupação não é, isoladamente, o melhor indicador para capturar a dinâmica desse segmento do mercado de trabalho.</w:t>
+      </w:r>
+    </w:p>
+    <w:p>
+      <w:pPr>
+        <w:spacing w:line="360" w:lineRule="auto"/>
+        <w:ind w:firstLine="709"/>
+        <w:jc w:val="both"/>
+      </w:pPr>
+      <w:r>
+        <w:t xml:space="preserve">Estudos recentes, como Branco et al. (2020), ao observarem a evolução desses indicadores, demostram ceticismo quanto à plena recuperação das condições de inserção ocupacional juvenil, ao menos aos níveis observados no período </w:t>
+      </w:r>
+      <w:proofErr w:type="spellStart"/>
+      <w:r>
+        <w:t>pré</w:t>
+      </w:r>
+      <w:proofErr w:type="spellEnd"/>
+      <w:r>
+        <w:t>-pandêmico. Tais trabalhos enfatizam a existência de mudanças estruturais nos setores econômicos, que podem ter alterado profundamente os mecanismos de integração dos jovens ao mercado de trabalho.</w:t>
+      </w:r>
+    </w:p>
+    <w:p>
+      <w:pPr>
+        <w:spacing w:line="360" w:lineRule="auto"/>
+        <w:ind w:firstLine="709"/>
+        <w:jc w:val="both"/>
+      </w:pPr>
       <w:r>
         <w:lastRenderedPageBreak/>
+        <w:t xml:space="preserve">Nesse contexto, a presente pesquisa, em consonância com os esforços anteriores, objetiva analisar os impactos negativos da pandemia de COVID-19 sobre a ocupação juvenil no mercado de trabalho brasileiro, com base nos fatores estruturais que caracterizam esse mercado de trabalho. Para tanto, adota-se o arcabouço teórico do modelo de Search &amp; </w:t>
+      </w:r>
+      <w:proofErr w:type="spellStart"/>
+      <w:r>
+        <w:t>Matching</w:t>
+      </w:r>
+      <w:proofErr w:type="spellEnd"/>
+      <w:r>
+        <w:t>, na formulação de Diamond-Mortensen-</w:t>
+      </w:r>
+      <w:proofErr w:type="spellStart"/>
+      <w:r>
+        <w:t>Pissarides</w:t>
+      </w:r>
+      <w:proofErr w:type="spellEnd"/>
+      <w:r>
+        <w:t xml:space="preserve"> (DMP).</w:t>
+      </w:r>
+    </w:p>
+    <w:p>
+      <w:pPr>
+        <w:spacing w:line="360" w:lineRule="auto"/>
+        <w:ind w:firstLine="709"/>
+        <w:jc w:val="both"/>
+      </w:pPr>
+      <w:r>
+        <w:t xml:space="preserve">Pretende-se mensurar as probabilidades de inclusão ocupacional por meio da modelagem matricial à </w:t>
+      </w:r>
+      <w:proofErr w:type="spellStart"/>
+      <w:r>
+        <w:t>la</w:t>
+      </w:r>
+      <w:proofErr w:type="spellEnd"/>
+      <w:r>
+        <w:t xml:space="preserve"> Markov e estimar os parâmetros do modelo DMP para três períodos distintos: </w:t>
+      </w:r>
+      <w:proofErr w:type="spellStart"/>
+      <w:r>
+        <w:t>pré</w:t>
+      </w:r>
+      <w:proofErr w:type="spellEnd"/>
+      <w:r>
+        <w:t>-pandêmico (2016-2019), pandêmico (2020-2021) e pós-pandêmico (2022-2023).  Esses resultados serão então compará-los, com o intuito de identificar e quantificar os efeitos da pandemia sobre o equilíbrio do mercado de trabalho juvenil.</w:t>
+      </w:r>
+    </w:p>
+    <w:p>
+      <w:pPr>
+        <w:pStyle w:val="Ttulo2"/>
+      </w:pPr>
+      <w:bookmarkStart w:id="4" w:name="_Toc199516232"/>
+      <w:r>
         <w:t xml:space="preserve">1.3 </w:t>
       </w:r>
       <w:r>
         <w:t>SIGNIFICÂNCIA DO ESTUDO</w:t>
       </w:r>
-      <w:bookmarkEnd w:id="3"/>
+      <w:bookmarkEnd w:id="4"/>
     </w:p>
     <w:p>
       <w:pPr>
         <w:spacing w:line="360" w:lineRule="auto"/>
-        <w:ind w:firstLine="720"/>
+        <w:ind w:firstLine="709"/>
         <w:jc w:val="both"/>
       </w:pPr>
       <w:r>
-        <w:t>O ciclo de vulnerabilidade histórica que caracteriza a dinâmica de integração dos jovens ao mercado de trabalho brasileiro compromete seu desenvolvimento econômico e social. Coma chegada da pandemia de COVID-19, essas vulnerabilidades foram acentuadas, seja vida redução da absorção da força de trabalho resultante da contração abrupta da atividade econômica, seja pela transição forçada para novas modalidades digitais de contratação e produção.</w:t>
+        <w:t>O ciclo histórico de vulnerabilidade que caracteriza a dinâmica de inserção dos jovens no mercado de trabalho brasileiro compromete seu desenvolvimento econômico e social. Com a chegada da pandemia de COVID-19, essas vulnerabilidades foram acentuadas, seja pela redução na absorção da força de trabalho, resultante da abrupta contração da atividade econômica, seja pela transição forçada para novas modalidades digitais de contratação e produção.</w:t>
       </w:r>
     </w:p>
     <w:p>
       <w:pPr>
         <w:spacing w:line="360" w:lineRule="auto"/>
-        <w:ind w:firstLine="720"/>
+        <w:ind w:firstLine="709"/>
         <w:jc w:val="both"/>
       </w:pPr>
       <w:r>
-        <w:t>As análises dos dados agregados já apontaram elevações nas taxas de desemprego e na inatividade, mas não permitem mensurar com precisão os mecanismos internos dessas mudanças nem suas implicações a médio prazo. Diante desse cenário, torna-se urgente investigar os efeitos da pandemia sobre a estrutura profunda de funcionamento do mercado de trabalho juvenil, indo além desse exame de dados agregados. É necessário integrar abordagens empíricas com modelos teóricos capazes de capturar as fricções inerentes à busca e ao emparelhamento entre os jovens trabalhadores e as vagas.</w:t>
+        <w:t>As análises com base em dados agregados já apontaram elevações nas taxas de desemprego e inatividade. No entanto, essas abordagens não permitem mensurar com precisão os mecanismos internos dessas mudanças, tampouco suas implicações de médio prazo. Diante desse cenário, torna-se urgente investigar os efeitos da pandemia sobre a estrutura profunda de funcionamento do mercado de trabalho juvenil, superando as limitações da análise meramente agregada. É necessário integrar abordagens empíricas a modelos teóricos capazes de capturar as fricções inerentes ao processo de busca e emparelhamento entre os jovens trabalhadores e vagas disponíveis.</w:t>
       </w:r>
     </w:p>
     <w:p>
       <w:pPr>
         <w:spacing w:line="360" w:lineRule="auto"/>
-        <w:ind w:firstLine="720"/>
+        <w:ind w:firstLine="709"/>
         <w:jc w:val="both"/>
       </w:pPr>
       <w:r>
-        <w:t>O modelo de Diamond-Mortensen-Pissarides (DMP), amplamente utilizado na macroeconomia do trabalho, oferece essa capacidade, permitindo interpretar taxas de desemprego, rotatividade e admissão como equilíbrios derivados de decisões interdependentes entre trabalhadores e empresas.</w:t>
+        <w:t>O modelo de Diamond-Mortensen-</w:t>
+      </w:r>
+      <w:proofErr w:type="spellStart"/>
+      <w:r>
+        <w:t>Pissarides</w:t>
+      </w:r>
+      <w:proofErr w:type="spellEnd"/>
+      <w:r>
+        <w:t xml:space="preserve"> (DMP), amplamente adotado na macroeconomia do trabalho, oferece essa capacidade analítica, permitindo interpretar taxas de desemprego, rotatividade e admissão como equilíbrios endógenos, resultantes de decisões interdependentes entre trabalhadores e empregadores.</w:t>
       </w:r>
     </w:p>
     <w:p>
       <w:pPr>
         <w:spacing w:line="360" w:lineRule="auto"/>
-        <w:ind w:firstLine="720"/>
+        <w:ind w:firstLine="709"/>
         <w:jc w:val="both"/>
       </w:pPr>
       <w:r>
@@ -3155,16 +3332,13 @@
         <w:pStyle w:val="PargrafodaLista"/>
         <w:numPr>
           <w:ilvl w:val="0"/>
-          <w:numId w:val="26"/>
+          <w:numId w:val="29"/>
         </w:numPr>
         <w:spacing w:line="360" w:lineRule="auto"/>
         <w:jc w:val="both"/>
-        <w:rPr>
-          <w:bCs/>
-        </w:rPr>
-      </w:pPr>
-      <w:r>
-        <w:t>A necessidade analítica de compreender o impacto da pandemia com base em microdados, com detalhamento das transições e dinâmicas temporais;</w:t>
+      </w:pPr>
+      <w:r>
+        <w:t>A necessidade analítica de compreender o impacto da pandemia com base em microdados, detalhando transições e dinâmicas temporais;</w:t>
       </w:r>
     </w:p>
     <w:p>
@@ -3172,16 +3346,14 @@
         <w:pStyle w:val="PargrafodaLista"/>
         <w:numPr>
           <w:ilvl w:val="0"/>
-          <w:numId w:val="26"/>
+          <w:numId w:val="29"/>
         </w:numPr>
         <w:spacing w:line="360" w:lineRule="auto"/>
         <w:jc w:val="both"/>
-        <w:rPr>
-          <w:bCs/>
-        </w:rPr>
-      </w:pPr>
-      <w:r>
-        <w:t>A relevância social e política, do quadro laboral da juventude;</w:t>
+      </w:pPr>
+      <w:r>
+        <w:lastRenderedPageBreak/>
+        <w:t>A relevância social e política do quadro laboral da juventude;</w:t>
       </w:r>
     </w:p>
     <w:p>
@@ -3189,40 +3361,30 @@
         <w:pStyle w:val="PargrafodaLista"/>
         <w:numPr>
           <w:ilvl w:val="0"/>
-          <w:numId w:val="26"/>
+          <w:numId w:val="29"/>
         </w:numPr>
+        <w:spacing w:after="240" w:line="360" w:lineRule="auto"/>
+        <w:jc w:val="both"/>
+      </w:pPr>
+      <w:r>
+        <w:t>A aplicação esclarecedora de um modelo estrutural calibrado (DMP) aos microdados da PNAD Contínua, articulando fundamentos teóricos com evidência empírica.</w:t>
+      </w:r>
+    </w:p>
+    <w:p>
+      <w:pPr>
         <w:spacing w:line="360" w:lineRule="auto"/>
+        <w:ind w:firstLine="709"/>
         <w:jc w:val="both"/>
-        <w:rPr>
-          <w:bCs/>
-        </w:rPr>
-      </w:pPr>
-      <w:r>
-        <w:t>A aplicação esclarecedora de um modelo estrutural calibrado (DMP) aos microdados da PNAD Contínua, articulando fundamentos teóricos com evidência empírica.</w:t>
-      </w:r>
-    </w:p>
-    <w:p>
-      <w:pPr>
-        <w:pStyle w:val="PargrafodaLista"/>
-        <w:numPr>
-          <w:ilvl w:val="0"/>
-          <w:numId w:val="26"/>
-        </w:numPr>
-        <w:spacing w:line="360" w:lineRule="auto"/>
-        <w:jc w:val="both"/>
-        <w:rPr>
-          <w:bCs/>
-        </w:rPr>
-      </w:pPr>
-      <w:r>
-        <w:t>Pretende-se, ao fim, agregar ao estoque acadêmico insumos concretos para o desenho de políticas públicas mais eficazes.</w:t>
+      </w:pPr>
+      <w:r>
+        <w:t>Pretende-se, ao final, contribuir concretamente para o acervo acadêmico e fornecer subsídios eficazes ao desenho de políticas públicas voltadas à juventude brasileira.</w:t>
       </w:r>
     </w:p>
     <w:p>
       <w:pPr>
         <w:pStyle w:val="Ttulo2"/>
       </w:pPr>
-      <w:bookmarkStart w:id="4" w:name="_Toc199448381"/>
+      <w:bookmarkStart w:id="5" w:name="_Toc199516233"/>
       <w:r>
         <w:t xml:space="preserve">1.4 </w:t>
       </w:r>
@@ -3232,7 +3394,7 @@
       <w:r>
         <w:t>ERGUNTAS DA PESQUISA</w:t>
       </w:r>
-      <w:bookmarkEnd w:id="4"/>
+      <w:bookmarkEnd w:id="5"/>
     </w:p>
     <w:p>
       <w:pPr>
@@ -3294,7 +3456,6 @@
           <w:color w:val="000000"/>
           <w:szCs w:val="24"/>
         </w:rPr>
-        <w:lastRenderedPageBreak/>
         <w:t>Qual características tornam os jovens mais vulneráveis ao choque decorrente da pandemia?</w:t>
       </w:r>
     </w:p>
@@ -3343,7 +3504,7 @@
       <w:pPr>
         <w:pStyle w:val="Ttulo2"/>
       </w:pPr>
-      <w:bookmarkStart w:id="5" w:name="_Toc199448382"/>
+      <w:bookmarkStart w:id="6" w:name="_Toc199516234"/>
       <w:r>
         <w:t xml:space="preserve">1.5 </w:t>
       </w:r>
@@ -3353,23 +3514,15 @@
       <w:r>
         <w:t>BJETIVOS</w:t>
       </w:r>
-      <w:bookmarkEnd w:id="5"/>
+      <w:bookmarkEnd w:id="6"/>
     </w:p>
     <w:p>
       <w:pPr>
         <w:spacing w:line="360" w:lineRule="auto"/>
         <w:ind w:firstLine="709"/>
         <w:jc w:val="both"/>
-        <w:rPr>
-          <w:rFonts w:eastAsia="Times New Roman" w:cs="Times New Roman"/>
-          <w:szCs w:val="24"/>
-        </w:rPr>
-      </w:pPr>
-      <w:r>
-        <w:rPr>
-          <w:rFonts w:eastAsia="Times New Roman" w:cs="Times New Roman"/>
-          <w:szCs w:val="24"/>
-        </w:rPr>
+      </w:pPr>
+      <w:r>
         <w:t>Objetivo Geral:</w:t>
       </w:r>
     </w:p>
@@ -3378,30 +3531,38 @@
         <w:pStyle w:val="PargrafodaLista"/>
         <w:numPr>
           <w:ilvl w:val="0"/>
-          <w:numId w:val="26"/>
+          <w:numId w:val="29"/>
         </w:numPr>
-        <w:spacing w:after="240" w:line="360" w:lineRule="auto"/>
+        <w:spacing w:line="360" w:lineRule="auto"/>
         <w:jc w:val="both"/>
       </w:pPr>
       <w:r>
-        <w:t>Mensurar os efeitos do choque econômico no contexto da pandemia de COVID-19 sobre o mercado de trabalho juvenil brasileiro, analisando mudanças nas probabilidades de transição ocupacional, nas desigualdades de acesso ao emprego e na estrutura de emparelhamento entre jovens e vagas, com base em microdados da PNAD Contínua Trimestral e dados administrativos do antigo e novo CAGED, à luz do modelo teórico de busca e matching de Diamond-Morrtensen-Pissarides (DMP).</w:t>
+        <w:t>Mensurar os efeitos do choque econômico decorrente da pandemia de COVID-19 sobre o mercado de trabalho juvenil brasileiro, analisando mudanças nas probabilidades de transição ocupacional, nas desigualdades de acesso ao emprego e na estrutura de emparelhamento entre jovens e vagas, com base nos microdados da PNAD Contínua Trimestral e nos dados administrativos do CAGED (antigo e novo), à luz do modelo teórico de busca e emparelhamento de Diamond-</w:t>
+      </w:r>
+      <w:proofErr w:type="spellStart"/>
+      <w:r>
+        <w:t>Morrtensen</w:t>
+      </w:r>
+      <w:proofErr w:type="spellEnd"/>
+      <w:r>
+        <w:t>-</w:t>
+      </w:r>
+      <w:proofErr w:type="spellStart"/>
+      <w:r>
+        <w:t>Pissarides</w:t>
+      </w:r>
+      <w:proofErr w:type="spellEnd"/>
+      <w:r>
+        <w:t xml:space="preserve"> (DMP).</w:t>
       </w:r>
     </w:p>
     <w:p>
       <w:pPr>
         <w:spacing w:line="360" w:lineRule="auto"/>
-        <w:ind w:left="709"/>
+        <w:ind w:firstLine="709"/>
         <w:jc w:val="both"/>
-        <w:rPr>
-          <w:rFonts w:eastAsia="Times New Roman" w:cs="Times New Roman"/>
-          <w:szCs w:val="24"/>
-        </w:rPr>
-      </w:pPr>
-      <w:r>
-        <w:rPr>
-          <w:rFonts w:eastAsia="Times New Roman" w:cs="Times New Roman"/>
-          <w:szCs w:val="24"/>
-        </w:rPr>
+      </w:pPr>
+      <w:r>
         <w:t>Objetivos Específicos:</w:t>
       </w:r>
     </w:p>
@@ -3410,43 +3571,29 @@
         <w:pStyle w:val="PargrafodaLista"/>
         <w:numPr>
           <w:ilvl w:val="0"/>
-          <w:numId w:val="14"/>
+          <w:numId w:val="29"/>
         </w:numPr>
         <w:spacing w:line="360" w:lineRule="auto"/>
-        <w:ind w:left="1418" w:hanging="284"/>
         <w:jc w:val="both"/>
-        <w:rPr>
-          <w:rFonts w:eastAsia="Times New Roman" w:cs="Times New Roman"/>
-          <w:szCs w:val="24"/>
-        </w:rPr>
-      </w:pPr>
-      <w:r>
-        <w:rPr>
-          <w:rFonts w:eastAsia="Times New Roman" w:cs="Times New Roman"/>
-          <w:szCs w:val="24"/>
-        </w:rPr>
-        <w:t xml:space="preserve">Construir matrizes de transição ocupacional à la Markov, com base em microdados da PNAD Contínua, para estimar as probabilidades condicionais de permanência ou saída do desemprego entre os jovens (14–29 anos), segmentadas por período (pré-pandemia, </w:t>
-      </w:r>
-      <w:r>
-        <w:rPr>
-          <w:rFonts w:eastAsia="Times New Roman" w:cs="Times New Roman"/>
-          <w:szCs w:val="24"/>
-        </w:rPr>
-        <w:t xml:space="preserve">durante </w:t>
-      </w:r>
-      <w:r>
-        <w:rPr>
-          <w:rFonts w:eastAsia="Times New Roman" w:cs="Times New Roman"/>
-          <w:szCs w:val="24"/>
-        </w:rPr>
-        <w:t>pandemia e pós-pandemia)</w:t>
-      </w:r>
-      <w:r>
-        <w:rPr>
-          <w:rFonts w:eastAsia="Times New Roman" w:cs="Times New Roman"/>
-          <w:szCs w:val="24"/>
-        </w:rPr>
-        <w:t>;</w:t>
+      </w:pPr>
+      <w:r>
+        <w:t xml:space="preserve">Construir matrizes de transição ocupacional à </w:t>
+      </w:r>
+      <w:proofErr w:type="spellStart"/>
+      <w:r>
+        <w:t>la</w:t>
+      </w:r>
+      <w:proofErr w:type="spellEnd"/>
+      <w:r>
+        <w:t xml:space="preserve"> Markov, com base nos microdados da PNAD Contínua, estimando as probabilidades condicionais de permanência ou saída do desemprego entre os jovens (14-29 anos), segmentadas por período (</w:t>
+      </w:r>
+      <w:proofErr w:type="spellStart"/>
+      <w:r>
+        <w:t>pré</w:t>
+      </w:r>
+      <w:proofErr w:type="spellEnd"/>
+      <w:r>
+        <w:t>-pandemia, durante a pandemia e pós-pandemia).</w:t>
       </w:r>
     </w:p>
     <w:p>
@@ -3454,21 +3601,25 @@
         <w:pStyle w:val="PargrafodaLista"/>
         <w:numPr>
           <w:ilvl w:val="0"/>
-          <w:numId w:val="14"/>
+          <w:numId w:val="29"/>
         </w:numPr>
         <w:spacing w:line="360" w:lineRule="auto"/>
-        <w:ind w:left="1418" w:hanging="284"/>
         <w:jc w:val="both"/>
-        <w:rPr>
-          <w:rFonts w:eastAsia="Times New Roman" w:cs="Times New Roman"/>
-          <w:szCs w:val="24"/>
-        </w:rPr>
-      </w:pPr>
-      <w:r>
-        <w:rPr>
-          <w:szCs w:val="24"/>
-        </w:rPr>
-        <w:t>Mensurar os efeitos heterogêneos da pandemia sobre a transição ocupacional dos jovens, aplicando regressões logísticas e modelos de Diferenças-em-Diferenças (DIF-in-DIF) com interações para identificar os impactos diferenciados por sexo, cor ou raça, escolaridade, faixa etária e condições de moradia.</w:t>
+      </w:pPr>
+      <w:r>
+        <w:t xml:space="preserve">Mensurar os efeitos heterogêneos da pandemia sobre a transição ocupacional dos jovens, por meio de regressões logísticas e modelos de Diferenças-em-Diferenças </w:t>
+      </w:r>
+      <w:r>
+        <w:lastRenderedPageBreak/>
+        <w:t xml:space="preserve">(DIF-in-DIF) com interações, </w:t>
+      </w:r>
+      <w:proofErr w:type="gramStart"/>
+      <w:r>
+        <w:t>afim</w:t>
+      </w:r>
+      <w:proofErr w:type="gramEnd"/>
+      <w:r>
+        <w:t xml:space="preserve"> de identificar os impactos diferenciados por sexo, cor ou raça, escolaridade, faixa etária e condições de moradia.</w:t>
       </w:r>
     </w:p>
     <w:p>
@@ -3476,21 +3627,21 @@
         <w:pStyle w:val="PargrafodaLista"/>
         <w:numPr>
           <w:ilvl w:val="0"/>
-          <w:numId w:val="14"/>
+          <w:numId w:val="29"/>
         </w:numPr>
         <w:spacing w:line="360" w:lineRule="auto"/>
-        <w:ind w:left="1418" w:hanging="284"/>
         <w:jc w:val="both"/>
-        <w:rPr>
-          <w:rFonts w:eastAsia="Times New Roman" w:cs="Times New Roman"/>
-          <w:szCs w:val="24"/>
-        </w:rPr>
-      </w:pPr>
-      <w:r>
-        <w:rPr>
-          <w:szCs w:val="24"/>
-        </w:rPr>
-        <w:t>Estimar a eficiência do emparelhamento entre trabalhadores e vagas, por meio da função de matching do tipo Cobb-Douglas, identificando choques de eficiência e desalinhamentos estruturais no mercado de trabalho juvenil ao longo do período analisado.</w:t>
+      </w:pPr>
+      <w:r>
+        <w:t xml:space="preserve">Estimar a eficiência do emparelhamento entre trabalhadores e vagas, utilizando a função de </w:t>
+      </w:r>
+      <w:proofErr w:type="spellStart"/>
+      <w:r>
+        <w:t>matching</w:t>
+      </w:r>
+      <w:proofErr w:type="spellEnd"/>
+      <w:r>
+        <w:t xml:space="preserve"> do tipo Cobb-Douglas, a fim de identificar choques de eficiência e desalinhamentos estruturais no mercado de trabalho juvenil ao longo do período analisado.</w:t>
       </w:r>
     </w:p>
     <w:p>
@@ -3498,21 +3649,58 @@
         <w:pStyle w:val="PargrafodaLista"/>
         <w:numPr>
           <w:ilvl w:val="0"/>
-          <w:numId w:val="14"/>
+          <w:numId w:val="29"/>
         </w:numPr>
         <w:spacing w:line="360" w:lineRule="auto"/>
-        <w:ind w:left="1418" w:hanging="284"/>
         <w:jc w:val="both"/>
-        <w:rPr>
-          <w:rFonts w:eastAsia="Times New Roman" w:cs="Times New Roman"/>
-          <w:szCs w:val="24"/>
-        </w:rPr>
-      </w:pPr>
-      <w:r>
-        <w:rPr>
-          <w:szCs w:val="24"/>
-        </w:rPr>
-        <w:t>Aplicar e calibrar o modelo estrutural de Diamond-Mortensen-Pissarides (DMP) em equilíbrio estacionário, utilizando os parâmetros empíricos estimados (taxas de desemprego, separação, matching e tightness) para calcular a produtividade, salários de barganha e custo de manutenção de vaga para o mercado de jovens.</w:t>
+      </w:pPr>
+      <w:r>
+        <w:t>Aplicar e calibrar o modelo estrutural de Diamond-Mortensen-</w:t>
+      </w:r>
+      <w:proofErr w:type="spellStart"/>
+      <w:r>
+        <w:t>Pissarides</w:t>
+      </w:r>
+      <w:proofErr w:type="spellEnd"/>
+      <w:r>
+        <w:t xml:space="preserve"> (DMP) em equilíbrio estacionário, </w:t>
+      </w:r>
+      <w:r>
+        <w:t>com base nos</w:t>
+      </w:r>
+      <w:r>
+        <w:t xml:space="preserve"> parâmetros empíricos estimados (taxas de desemprego, separação, </w:t>
+      </w:r>
+      <w:proofErr w:type="spellStart"/>
+      <w:r>
+        <w:t>matching</w:t>
+      </w:r>
+      <w:proofErr w:type="spellEnd"/>
+      <w:r>
+        <w:t xml:space="preserve"> e </w:t>
+      </w:r>
+      <w:proofErr w:type="spellStart"/>
+      <w:r>
+        <w:t>tightness</w:t>
+      </w:r>
+      <w:proofErr w:type="spellEnd"/>
+      <w:r>
+        <w:t>)</w:t>
+      </w:r>
+      <w:r>
+        <w:t>,</w:t>
+      </w:r>
+      <w:r>
+        <w:t xml:space="preserve"> para calcular produtividade, salários de barganha e custo de manutenção de vaga</w:t>
+      </w:r>
+      <w:r>
+        <w:t>s</w:t>
+      </w:r>
+      <w:r>
+        <w:t xml:space="preserve"> para o </w:t>
+      </w:r>
+      <w:r>
+        <w:t>segmento jovem.</w:t>
       </w:r>
     </w:p>
     <w:p>
@@ -3520,22 +3708,30 @@
         <w:pStyle w:val="PargrafodaLista"/>
         <w:numPr>
           <w:ilvl w:val="0"/>
-          <w:numId w:val="14"/>
+          <w:numId w:val="29"/>
         </w:numPr>
         <w:spacing w:line="360" w:lineRule="auto"/>
-        <w:ind w:left="1418" w:hanging="284"/>
         <w:jc w:val="both"/>
-        <w:rPr>
-          <w:rFonts w:eastAsia="Times New Roman" w:cs="Times New Roman"/>
-          <w:szCs w:val="24"/>
-        </w:rPr>
-      </w:pPr>
-      <w:r>
-        <w:rPr>
-          <w:szCs w:val="24"/>
-        </w:rPr>
-        <w:lastRenderedPageBreak/>
-        <w:t>Comparar os equilíbrios estruturais estimados para os períodos pré-pandemia, durante pandemia e pós-pandemia, avaliando se houve retorno às condições anteriores, reestruturação do mercado ou persistência dos efeitos do choque pandêmico sobre a juventude.</w:t>
+      </w:pPr>
+      <w:r>
+        <w:t xml:space="preserve">Comparar os equilíbrios estruturais estimados para os períodos </w:t>
+      </w:r>
+      <w:proofErr w:type="spellStart"/>
+      <w:r>
+        <w:t>pré</w:t>
+      </w:r>
+      <w:proofErr w:type="spellEnd"/>
+      <w:r>
+        <w:t xml:space="preserve">-pandemia, durante </w:t>
+      </w:r>
+      <w:r>
+        <w:t xml:space="preserve">a </w:t>
+      </w:r>
+      <w:r>
+        <w:t>pandemia e pós-pandemia, avaliando se houve retorno às condições anteriores, reestruturação do mercado ou persistência dos efeitos do choque pandêmico sobre a juventude</w:t>
+      </w:r>
+      <w:r>
+        <w:t>.</w:t>
       </w:r>
     </w:p>
     <w:p>
@@ -3543,25 +3739,38 @@
         <w:pStyle w:val="PargrafodaLista"/>
         <w:numPr>
           <w:ilvl w:val="0"/>
-          <w:numId w:val="14"/>
+          <w:numId w:val="29"/>
         </w:numPr>
         <w:spacing w:line="360" w:lineRule="auto"/>
-        <w:ind w:left="1418" w:hanging="284"/>
         <w:jc w:val="both"/>
-        <w:rPr>
-          <w:rFonts w:eastAsia="Times New Roman" w:cs="Times New Roman"/>
-          <w:szCs w:val="24"/>
-        </w:rPr>
-      </w:pPr>
-      <w:r>
-        <w:t>Subsidiar o debate sobre políticas públicas de inserção juvenil no mercado de trabalho, com base em evidências teóricas e empíricas sobre as fricções, desigualdades e oportunidades que caracterizam a trajetória ocupacional da juventude brasileira.</w:t>
+      </w:pPr>
+      <w:r>
+        <w:t xml:space="preserve">Subsidiar o debate sobre políticas públicas de inserção juvenil no mercado de trabalho, com base em evidências teóricas e empíricas </w:t>
+      </w:r>
+      <w:r>
+        <w:t>acerca</w:t>
+      </w:r>
+      <w:r>
+        <w:t xml:space="preserve"> </w:t>
+      </w:r>
+      <w:r>
+        <w:t>d</w:t>
+      </w:r>
+      <w:r>
+        <w:t xml:space="preserve">as fricções, desigualdades e oportunidades que </w:t>
+      </w:r>
+      <w:r>
+        <w:t>moldam</w:t>
+      </w:r>
+      <w:r>
+        <w:t xml:space="preserve"> a trajetória ocupacional da juventude brasileira.</w:t>
       </w:r>
     </w:p>
     <w:p>
       <w:pPr>
         <w:pStyle w:val="Ttulo2"/>
       </w:pPr>
-      <w:bookmarkStart w:id="6" w:name="_Toc199448383"/>
+      <w:bookmarkStart w:id="7" w:name="_Toc199516235"/>
       <w:r>
         <w:t xml:space="preserve">1.6 </w:t>
       </w:r>
@@ -3571,7 +3780,7 @@
       <w:r>
         <w:t>ECLARAÇÃO DA TESE</w:t>
       </w:r>
-      <w:bookmarkEnd w:id="6"/>
+      <w:bookmarkEnd w:id="7"/>
     </w:p>
     <w:p>
       <w:pPr>
@@ -3583,8 +3792,8 @@
           <w:szCs w:val="24"/>
         </w:rPr>
       </w:pPr>
-      <w:bookmarkStart w:id="7" w:name="_4spodxq3til1" w:colFirst="0" w:colLast="0"/>
-      <w:bookmarkEnd w:id="7"/>
+      <w:bookmarkStart w:id="8" w:name="_4spodxq3til1" w:colFirst="0" w:colLast="0"/>
+      <w:bookmarkEnd w:id="8"/>
       <w:r>
         <w:rPr>
           <w:rFonts w:eastAsia="Times New Roman" w:cs="Times New Roman"/>
@@ -3618,7 +3827,23 @@
           <w:rFonts w:eastAsia="Times New Roman" w:cs="Times New Roman"/>
           <w:szCs w:val="24"/>
         </w:rPr>
-        <w:t xml:space="preserve">tecnologias de serviços, como de transporte e dellivery, tem </w:t>
+        <w:t xml:space="preserve">tecnologias de serviços, como de transporte e </w:t>
+      </w:r>
+      <w:proofErr w:type="spellStart"/>
+      <w:r>
+        <w:rPr>
+          <w:rFonts w:eastAsia="Times New Roman" w:cs="Times New Roman"/>
+          <w:szCs w:val="24"/>
+        </w:rPr>
+        <w:t>dellivery</w:t>
+      </w:r>
+      <w:proofErr w:type="spellEnd"/>
+      <w:r>
+        <w:rPr>
+          <w:rFonts w:eastAsia="Times New Roman" w:cs="Times New Roman"/>
+          <w:szCs w:val="24"/>
+        </w:rPr>
+        <w:t xml:space="preserve">, tem </w:t>
       </w:r>
       <w:r>
         <w:rPr>
@@ -3646,7 +3871,7 @@
         <w:spacing w:line="360" w:lineRule="auto"/>
         <w:jc w:val="left"/>
       </w:pPr>
-      <w:bookmarkStart w:id="8" w:name="_Toc199448384"/>
+      <w:bookmarkStart w:id="9" w:name="_Toc199516236"/>
       <w:r>
         <w:lastRenderedPageBreak/>
         <w:t xml:space="preserve">2 </w:t>
@@ -3654,13 +3879,13 @@
       <w:r>
         <w:t>REVISÃO DA LITERATURA</w:t>
       </w:r>
-      <w:bookmarkEnd w:id="8"/>
+      <w:bookmarkEnd w:id="9"/>
     </w:p>
     <w:p>
       <w:pPr>
         <w:pStyle w:val="Ttulo2"/>
       </w:pPr>
-      <w:bookmarkStart w:id="9" w:name="_Toc199448385"/>
+      <w:bookmarkStart w:id="10" w:name="_Toc199516237"/>
       <w:r>
         <w:t xml:space="preserve">2.1 </w:t>
       </w:r>
@@ -3670,9 +3895,9 @@
       <w:r>
         <w:t>EFERENCIAL TEÓRICO</w:t>
       </w:r>
-      <w:bookmarkStart w:id="10" w:name="_vvo1l2a27t" w:colFirst="0" w:colLast="0"/>
+      <w:bookmarkStart w:id="11" w:name="_vvo1l2a27t" w:colFirst="0" w:colLast="0"/>
       <w:bookmarkEnd w:id="10"/>
-      <w:bookmarkEnd w:id="9"/>
+      <w:bookmarkEnd w:id="11"/>
     </w:p>
     <w:p>
       <w:pPr>
@@ -3687,7 +3912,7 @@
         <w:rPr>
           <w:szCs w:val="24"/>
         </w:rPr>
-        <w:t>A inserção dos jovens no mercado de trabalho é um tema recorrente na literatura econômica e sociológica, dada a sua importância para o desenvolvimento social e crescimento sustentado. No contexto brasileiro, essa inserção tem sido marcada por altos índices de informalidade, rotatividade e subutilização da força de trabalho juvenil, conforme destacam Pastore (2019) e Guimarães et al. (2021). Esses autores ressaltam que fatores como escolaridade média ou inferior, experiência profissional limitada e desigualdades estruturais de raça, gênero e localização agravam a vulnerabilidade dos jovens, os situando desproporcionalmente entre os desempregados, os trabalhadores informais e os subutilizados.</w:t>
+        <w:t>A inserção dos jovens no mercado de trabalho é um tema recorrente na literatura econômica e sociológica, dada sua relevância para o desenvolvimento social e o crescimento sustentado. No contexto brasileiro, essa inserção tem sido marcada por altos índices de informalidade, rotatividade e subutilização da força de trabalho juvenil, conforme destacam Pastore (2019) e Guimarães et al. (2021). Esses autores ressaltam que fatores como escolaridade média ou inferior, experiência profissional limitada e desigualdades estruturais de raça, gênero e localização agravam a vulnerabilidade dos jovens, posicionando-os de forma desproporcional entre os desempregados, os trabalhadores informais e os subutilizados.</w:t>
       </w:r>
     </w:p>
     <w:p>
@@ -3703,7 +3928,49 @@
         <w:rPr>
           <w:szCs w:val="24"/>
         </w:rPr>
-        <w:t>A pandemia de COVID-19 acentuou essas desigualdades. Estudos recentes, como Andrade et al. (2024) e Javaroni e Lehfeld (2023), mostram que jovens de baixa escolaridade, especialmente mulheres negras e pardas, foram os mais afetados pelas perdas de emprego. Guimarães e Mendes (2022) reforçam que, mesmo com alguma recuperação do mercado de trabalho em 2023 e 2024, a taxa de participação juvenil permanece abaixo dos níveis pré-pandemia.</w:t>
+        <w:t xml:space="preserve">A pandemia de COVID-19 acentuou essas desigualdades. Estudos recentes, como os de Andrade et al. (2024) e </w:t>
+      </w:r>
+      <w:proofErr w:type="spellStart"/>
+      <w:r>
+        <w:rPr>
+          <w:szCs w:val="24"/>
+        </w:rPr>
+        <w:t>Javaroni</w:t>
+      </w:r>
+      <w:proofErr w:type="spellEnd"/>
+      <w:r>
+        <w:rPr>
+          <w:szCs w:val="24"/>
+        </w:rPr>
+        <w:t xml:space="preserve"> e </w:t>
+      </w:r>
+      <w:proofErr w:type="spellStart"/>
+      <w:r>
+        <w:rPr>
+          <w:szCs w:val="24"/>
+        </w:rPr>
+        <w:t>Lehfeld</w:t>
+      </w:r>
+      <w:proofErr w:type="spellEnd"/>
+      <w:r>
+        <w:rPr>
+          <w:szCs w:val="24"/>
+        </w:rPr>
+        <w:t xml:space="preserve"> (2023), demostram que jovens de baixa escolaridade, especialmente mulheres negras e pardas, foram os mais afetados pelas perdas de emprego. Guimarães e Mendes (2022) reforçam que, mesmo com certa recuperação do mercado de trabalho em 2023 e 2024, a taxa de participação juvenil permanece abaixo dos níveis </w:t>
+      </w:r>
+      <w:proofErr w:type="spellStart"/>
+      <w:r>
+        <w:rPr>
+          <w:szCs w:val="24"/>
+        </w:rPr>
+        <w:t>pré</w:t>
+      </w:r>
+      <w:proofErr w:type="spellEnd"/>
+      <w:r>
+        <w:rPr>
+          <w:szCs w:val="24"/>
+        </w:rPr>
+        <w:t>-pandemia.</w:t>
       </w:r>
     </w:p>
     <w:p>
@@ -3719,7 +3986,49 @@
         <w:rPr>
           <w:szCs w:val="24"/>
         </w:rPr>
-        <w:t>No campo da teoria econômica, os modelos tradicionais de oferta e demanda não explicam adequadamente as fricções no processo de busca e alocação de trabalhadores no mundo real. Por isso a literatura passou a adotar modelos de Search &amp; Matching, com destaque para o modelo Diamond-Mortensen-Pissarides (DMP) formalizado por Pissarides (2000), que reconhecem a existência de custos informacionais, tempo de espera, assimetrias de informação e decisões estratégicas entre trabalhadores e empresas.</w:t>
+        <w:t xml:space="preserve">No campo da teoria econômica, os modelos tradicionais de oferta e demanda não explicam adequadamente as fricções no processo de busca e alocação de trabalhadores no mundo real. Por essa razão, a literatura passou a adotar modelos de Search &amp; </w:t>
+      </w:r>
+      <w:proofErr w:type="spellStart"/>
+      <w:r>
+        <w:rPr>
+          <w:szCs w:val="24"/>
+        </w:rPr>
+        <w:t>Matching</w:t>
+      </w:r>
+      <w:proofErr w:type="spellEnd"/>
+      <w:r>
+        <w:rPr>
+          <w:szCs w:val="24"/>
+        </w:rPr>
+        <w:t>, com destaque para o modelo Diamond-Mortensen-</w:t>
+      </w:r>
+      <w:proofErr w:type="spellStart"/>
+      <w:r>
+        <w:rPr>
+          <w:szCs w:val="24"/>
+        </w:rPr>
+        <w:t>Pissarides</w:t>
+      </w:r>
+      <w:proofErr w:type="spellEnd"/>
+      <w:r>
+        <w:rPr>
+          <w:szCs w:val="24"/>
+        </w:rPr>
+        <w:t xml:space="preserve"> (DMP), formalizado por </w:t>
+      </w:r>
+      <w:proofErr w:type="spellStart"/>
+      <w:r>
+        <w:rPr>
+          <w:szCs w:val="24"/>
+        </w:rPr>
+        <w:t>Pissarides</w:t>
+      </w:r>
+      <w:proofErr w:type="spellEnd"/>
+      <w:r>
+        <w:rPr>
+          <w:szCs w:val="24"/>
+        </w:rPr>
+        <w:t xml:space="preserve"> (2000), que incorpora custos informacionais, tempo de espera, assimetrias de informação e decisões estratégicas entre trabalhadores e empresas.</w:t>
       </w:r>
     </w:p>
     <w:p>
@@ -3735,7 +4044,49 @@
         <w:rPr>
           <w:szCs w:val="24"/>
         </w:rPr>
-        <w:t>Esse modelo seminal DMP (Diamond, 1982; Mortensen, 1982; Pissarides, 1985; Pissarides, 2000) formaliza essa interação através de uma função de emparelhamento agregada, ou de matching, que relaciona o número de combinações bem-sucedidas de trabalhadores e vagas às quantidades relativas de desempregados e postos disponíveis. No equilíbrio, a taxa de desemprego é determinada pela interação entre a taxa de separação/rotatividade (s) e a taxa de contratação (f), que por sua vez depende da tightness (</w:t>
+        <w:t xml:space="preserve">Esse modelo seminal, desenvolvido por Diamond (1982), Mortensen (1982) e </w:t>
+      </w:r>
+      <w:proofErr w:type="spellStart"/>
+      <w:r>
+        <w:rPr>
+          <w:szCs w:val="24"/>
+        </w:rPr>
+        <w:t>Pissarides</w:t>
+      </w:r>
+      <w:proofErr w:type="spellEnd"/>
+      <w:r>
+        <w:rPr>
+          <w:szCs w:val="24"/>
+        </w:rPr>
+        <w:t xml:space="preserve"> (1985, 2000), formaliza tais interações por meio de uma função agregada de </w:t>
+      </w:r>
+      <w:proofErr w:type="spellStart"/>
+      <w:r>
+        <w:rPr>
+          <w:szCs w:val="24"/>
+        </w:rPr>
+        <w:t>matching</w:t>
+      </w:r>
+      <w:proofErr w:type="spellEnd"/>
+      <w:r>
+        <w:rPr>
+          <w:szCs w:val="24"/>
+        </w:rPr>
+        <w:t xml:space="preserve">, que relaciona o número de combinações bem-sucedidas de trabalhadores e vagas às quantidades relativas de desempregados e postos disponíveis. No equilíbrio, a taxa de desemprego é determinada pela interação entre a taxa de separação/rotatividade (s) e a taxa de contratação (f),  esta última dependente da </w:t>
+      </w:r>
+      <w:proofErr w:type="spellStart"/>
+      <w:r>
+        <w:rPr>
+          <w:szCs w:val="24"/>
+        </w:rPr>
+        <w:t>tightness</w:t>
+      </w:r>
+      <w:proofErr w:type="spellEnd"/>
+      <w:r>
+        <w:rPr>
+          <w:szCs w:val="24"/>
+        </w:rPr>
+        <w:t xml:space="preserve"> (</w:t>
       </w:r>
       <m:oMath>
         <m:r>
@@ -3753,7 +4104,7 @@
         <w:rPr>
           <w:szCs w:val="24"/>
         </w:rPr>
-        <w:t>), ou seja, da razão entre vagas disponíveis e número de desempregados.</w:t>
+        <w:t>), razão entre vagas disponíveis e número de desempregados.</w:t>
       </w:r>
     </w:p>
     <w:p>
@@ -3769,14 +4120,14 @@
         <w:rPr>
           <w:szCs w:val="24"/>
         </w:rPr>
-        <w:t xml:space="preserve">Está pesquisa adotará a versão estacionária do modelo, que permite investigar a estrutura de incentivos e custos envolvidos na contratação de jovens, bem como simular o impacto de choques exógenos (como a pandemia) sobre as condições de equilíbrio. Também será </w:t>
+        <w:t xml:space="preserve">Esta pesquisa adotará a versão estacionária do modelo, que permite investigar a estrutura de incentivos e custos envolvidos na contratação de jovens, bem como simular os impactos de choques exógenos, como a pandemia, sobre as condições de equilíbrio. Será incorporada </w:t>
       </w:r>
       <w:r>
         <w:rPr>
           <w:szCs w:val="24"/>
         </w:rPr>
         <w:lastRenderedPageBreak/>
-        <w:t>incorporada ao modelo a função de barganha de Nash, que define os salários como resultado de uma negociação entre empresas e trabalhadores, ponderada por seus respectivos poderes de barganha (</w:t>
+        <w:t>também a função de barganha de Nash, na qual os salários são determinados por uma negociação entre empresas e trabalhadores, ponderada por seus respectivos poderes de barganha (</w:t>
       </w:r>
       <m:oMath>
         <m:r>
@@ -3794,7 +4145,7 @@
         <w:rPr>
           <w:szCs w:val="24"/>
         </w:rPr>
-        <w:t>) e pelos valores alternativos disponíveis (salário-desemprego, z).</w:t>
+        <w:t>) e pelos valores alternativos disponíveis (salário de reserva, z).</w:t>
       </w:r>
     </w:p>
     <w:p>
@@ -3810,7 +4161,49 @@
         <w:rPr>
           <w:szCs w:val="24"/>
         </w:rPr>
-        <w:t>Estudos como Acemoglu (2001) e Pissarides (2000) demonstram que choques macroeconômicos podem gerar efeitos persistentes sobre a eficiência de matching e sobre o próprio nível estrutural de desemprego, fenômeno conhecido como histerese. A pandemia de COVID-19 pode ser interpretada, nesse contexto, como um choque de múltiplas frentes: sanitário, econômico, informacional e institucional. Seus efeitos, portanto, não se restringem ao aumento do desemprego, mas podem afetar permanentemente os parâmetros que coordenam o funcionamento do mercado de trabalho.</w:t>
+        <w:t xml:space="preserve">Estudos como </w:t>
+      </w:r>
+      <w:proofErr w:type="spellStart"/>
+      <w:r>
+        <w:rPr>
+          <w:szCs w:val="24"/>
+        </w:rPr>
+        <w:t>Acemoglu</w:t>
+      </w:r>
+      <w:proofErr w:type="spellEnd"/>
+      <w:r>
+        <w:rPr>
+          <w:szCs w:val="24"/>
+        </w:rPr>
+        <w:t xml:space="preserve"> (2001) e </w:t>
+      </w:r>
+      <w:proofErr w:type="spellStart"/>
+      <w:r>
+        <w:rPr>
+          <w:szCs w:val="24"/>
+        </w:rPr>
+        <w:t>Pissarides</w:t>
+      </w:r>
+      <w:proofErr w:type="spellEnd"/>
+      <w:r>
+        <w:rPr>
+          <w:szCs w:val="24"/>
+        </w:rPr>
+        <w:t xml:space="preserve"> (2000) demonstram que choques macroeconômicos podem gerar efeitos persistentes sobre a eficiência de </w:t>
+      </w:r>
+      <w:proofErr w:type="spellStart"/>
+      <w:r>
+        <w:rPr>
+          <w:szCs w:val="24"/>
+        </w:rPr>
+        <w:t>matching</w:t>
+      </w:r>
+      <w:proofErr w:type="spellEnd"/>
+      <w:r>
+        <w:rPr>
+          <w:szCs w:val="24"/>
+        </w:rPr>
+        <w:t xml:space="preserve"> e sobre o próprio nível estrutural de desemprego, fenômeno conhecido como histerese. A pandemia de COVID-19 pode, nesse contexto, ser interpretada como um choque de multidimensional - sanitário, econômico, informacional e institucional. Seus efeitos, portanto, não se restringem ao aumento conjuntural do desemprego, mas podem alterar permanentemente os parâmetros que coordenam o funcionamento do mercado de trabalho.</w:t>
       </w:r>
     </w:p>
     <w:p>
@@ -3826,7 +4219,7 @@
         <w:rPr>
           <w:szCs w:val="24"/>
         </w:rPr>
-        <w:t>A literatura nacional sobre a juventude e trabalho reconhece que o acesso ao emprego formal depende não apenas de intermediação (CARNEIRO; ARBACHE, 2003), de políticas públicas ativas (MTE, 2021) e de redes sociais ou institucionais que reduzam o custo da busca. A pesquisa aqui apresentada contribuirá com esse debate ao quantificar, com base empírica robusta, os impactos da pandemia sobre o emparelhamento entre jovens e empregos no Brasil, articulando as desigualdades observadas a um arcabouço teórico macroeconômico formalizado.</w:t>
+        <w:t>A literatura nacional sobre a juventude e trabalho reconhece que o acesso ao emprego formal depende não apenas de intermediação (CARNEIRO; ARBACHE, 2003), mas também de políticas públicas ativas (MTE, 2021) e de redes sociais e institucionais que reduzem o custo da busca. A pesquisa aqui proposta pretende contribuir com esse debate, ao quantificar, com base empírica robusta, os impactos da pandemia sobre o emparelhamento entre jovens e empregos no Brasil, articulando as desigualdades observadas a um arcabouço teórico macroeconômico formalizado.</w:t>
       </w:r>
     </w:p>
     <w:p>
@@ -3843,7 +4236,7 @@
         <w:rPr>
           <w:szCs w:val="24"/>
         </w:rPr>
-        <w:t>Com isso, o referencial teórico do projeto oferece suporte para a construção das hipóteses empíricas e interpretação dos resultados dos modelos estatísticos e estruturais.</w:t>
+        <w:t>Com isso, o referencial teórico do projeto oferece suporte à construção das hipóteses empíricas e à interpretação dos resultados dos modelos estatísticos e estruturais.</w:t>
       </w:r>
     </w:p>
     <w:p>
@@ -3864,7 +4257,7 @@
         <w:spacing w:line="360" w:lineRule="auto"/>
         <w:jc w:val="left"/>
       </w:pPr>
-      <w:bookmarkStart w:id="11" w:name="_Toc199448386"/>
+      <w:bookmarkStart w:id="12" w:name="_Toc199516238"/>
       <w:r>
         <w:lastRenderedPageBreak/>
         <w:t xml:space="preserve">3 </w:t>
@@ -3872,7 +4265,7 @@
       <w:r>
         <w:t>METODOLOGIA</w:t>
       </w:r>
-      <w:bookmarkEnd w:id="11"/>
+      <w:bookmarkEnd w:id="12"/>
     </w:p>
     <w:p>
       <w:pPr>
@@ -3882,11 +4275,11 @@
           <w:numId w:val="16"/>
         </w:numPr>
       </w:pPr>
-      <w:bookmarkStart w:id="12" w:name="_Toc199448387"/>
+      <w:bookmarkStart w:id="13" w:name="_Toc199516239"/>
       <w:r>
         <w:t>PROJETO DE PESQUISA</w:t>
       </w:r>
-      <w:bookmarkEnd w:id="12"/>
+      <w:bookmarkEnd w:id="13"/>
     </w:p>
     <w:p>
       <w:pPr>
@@ -3903,18 +4296,34 @@
           <w:rFonts w:eastAsia="Times New Roman" w:cs="Times New Roman"/>
           <w:szCs w:val="24"/>
         </w:rPr>
-        <w:t>Este projeto visa estimar e interpretar os efeitos da pandemia de COVID-19 sobre a ocupação juvenil no Brasil, por meio da integração entre evidências empíricas (com dados da PNAD Contínua Trimestral e do Novo CAGED) e uma modelagem teórica ancorada no modelo estrutural de busca e emparelhamento (Diamond-Mortensen-Pissarides – DMP). A proposta envolve a reconstrução de um painel longitudinal com identificação individual dos jovens ao longo dos trimestres (2012–2023), aplicação de modelos estatísticos para mensuração das transições no mercado de trabalho, estimações econométricas de impacto heterogêneo por características individuais (sexo, raça, escolaridade, localidade), e calibração de parâmetros de equilíbrio estrutural do mercado juvenil. Busca-se, assim, avaliar se os efeitos do choque pandêmico foram meramente conjunturais ou se provocaram alterações estruturais e persistentes no processo de inserção e retenção dos jovens no mercado de trabalho.</w:t>
+        <w:t>Este projeto visa estimar e interpretar os efeitos da pandemia de COVID-19 sobre a ocupação juvenil no Brasil, por meio da integração entre evidências empíricas (com dados da PNAD Contínua Trimestral e do Novo CAGED) e uma modelagem teórica ancorada no modelo estrutural de busca e emparelhamento (Diamond-Mortensen-</w:t>
+      </w:r>
+      <w:proofErr w:type="spellStart"/>
+      <w:r>
+        <w:rPr>
+          <w:rFonts w:eastAsia="Times New Roman" w:cs="Times New Roman"/>
+          <w:szCs w:val="24"/>
+        </w:rPr>
+        <w:t>Pissarides</w:t>
+      </w:r>
+      <w:proofErr w:type="spellEnd"/>
+      <w:r>
+        <w:rPr>
+          <w:rFonts w:eastAsia="Times New Roman" w:cs="Times New Roman"/>
+          <w:szCs w:val="24"/>
+        </w:rPr>
+        <w:t xml:space="preserve"> – DMP). A proposta envolve a reconstrução de um painel longitudinal com identificação individual dos jovens ao longo dos trimestres (2012–2023), aplicação de modelos estatísticos para mensuração das transições no mercado de trabalho, estimações econométricas de impacto heterogêneo por características individuais (sexo, raça, escolaridade, localidade), e calibração de parâmetros de equilíbrio estrutural do mercado juvenil. Busca-se, assim, avaliar se os efeitos do choque pandêmico foram meramente conjunturais ou se provocaram alterações estruturais e persistentes no processo de inserção e retenção dos jovens no mercado de trabalho.</w:t>
       </w:r>
     </w:p>
     <w:p>
       <w:pPr>
         <w:pStyle w:val="Ttulo2"/>
       </w:pPr>
-      <w:bookmarkStart w:id="13" w:name="_Toc199448388"/>
+      <w:bookmarkStart w:id="14" w:name="_Toc199516240"/>
       <w:r>
         <w:t>3.2 MÉTODOS DE COLETA DE DADOS</w:t>
       </w:r>
-      <w:bookmarkEnd w:id="13"/>
+      <w:bookmarkEnd w:id="14"/>
     </w:p>
     <w:p>
       <w:pPr>
@@ -3938,13 +4347,21 @@
           <w:rFonts w:eastAsia="Times New Roman" w:cs="Times New Roman"/>
           <w:szCs w:val="24"/>
         </w:rPr>
-        <w:t>coletados a partir do módulo datazoom_p</w:t>
-      </w:r>
+        <w:t xml:space="preserve">coletados a partir do módulo </w:t>
+      </w:r>
+      <w:proofErr w:type="spellStart"/>
       <w:r>
         <w:rPr>
           <w:rFonts w:eastAsia="Times New Roman" w:cs="Times New Roman"/>
           <w:szCs w:val="24"/>
         </w:rPr>
+        <w:t>datazoom_p</w:t>
+      </w:r>
+      <w:r>
+        <w:rPr>
+          <w:rFonts w:eastAsia="Times New Roman" w:cs="Times New Roman"/>
+          <w:szCs w:val="24"/>
+        </w:rPr>
         <w:t>na</w:t>
       </w:r>
       <w:r>
@@ -3954,6 +4371,7 @@
         </w:rPr>
         <w:t>dcontinua</w:t>
       </w:r>
+      <w:proofErr w:type="spellEnd"/>
       <w:r>
         <w:rPr>
           <w:rFonts w:eastAsia="Times New Roman" w:cs="Times New Roman"/>
@@ -4010,6 +4428,7 @@
         </w:rPr>
         <w:t xml:space="preserve">são adicionados elementos de identificação </w:t>
       </w:r>
+      <w:proofErr w:type="spellStart"/>
       <w:r>
         <w:rPr>
           <w:rFonts w:eastAsia="Times New Roman" w:cs="Times New Roman"/>
@@ -4019,6 +4438,7 @@
         </w:rPr>
         <w:t>hous_id</w:t>
       </w:r>
+      <w:proofErr w:type="spellEnd"/>
       <w:r>
         <w:rPr>
           <w:rFonts w:eastAsia="Times New Roman" w:cs="Times New Roman"/>
@@ -4026,6 +4446,7 @@
         </w:rPr>
         <w:t xml:space="preserve"> e </w:t>
       </w:r>
+      <w:proofErr w:type="spellStart"/>
       <w:r>
         <w:rPr>
           <w:rFonts w:eastAsia="Times New Roman" w:cs="Times New Roman"/>
@@ -4035,6 +4456,7 @@
         </w:rPr>
         <w:t>ind_id</w:t>
       </w:r>
+      <w:proofErr w:type="spellEnd"/>
       <w:r>
         <w:rPr>
           <w:rFonts w:eastAsia="Times New Roman" w:cs="Times New Roman"/>
@@ -4276,6 +4698,7 @@
         </w:rPr>
         <w:t xml:space="preserve"> A partir disso, criou-se uma variável indicadora </w:t>
       </w:r>
+      <w:proofErr w:type="spellStart"/>
       <w:r>
         <w:rPr>
           <w:rFonts w:eastAsia="Times New Roman" w:cs="Times New Roman"/>
@@ -4285,6 +4708,7 @@
         </w:rPr>
         <w:t>estado_ocupacional</w:t>
       </w:r>
+      <w:proofErr w:type="spellEnd"/>
       <w:r>
         <w:rPr>
           <w:rFonts w:eastAsia="Times New Roman" w:cs="Times New Roman"/>
@@ -4322,24 +4746,24 @@
       <w:pPr>
         <w:pStyle w:val="Ttulo2"/>
       </w:pPr>
-      <w:bookmarkStart w:id="14" w:name="_Toc199448389"/>
+      <w:bookmarkStart w:id="15" w:name="_Toc199516241"/>
       <w:r>
         <w:t xml:space="preserve">3.3 </w:t>
       </w:r>
       <w:r>
         <w:t>ABORDAGEM ANALÍTICA</w:t>
       </w:r>
-      <w:bookmarkEnd w:id="14"/>
+      <w:bookmarkEnd w:id="15"/>
     </w:p>
     <w:p>
       <w:pPr>
         <w:pStyle w:val="Ttulo2"/>
       </w:pPr>
-      <w:bookmarkStart w:id="15" w:name="_Toc199448390"/>
+      <w:bookmarkStart w:id="16" w:name="_Toc199516242"/>
       <w:r>
         <w:t>3.3.1 Matrizes de Transição</w:t>
       </w:r>
-      <w:bookmarkEnd w:id="15"/>
+      <w:bookmarkEnd w:id="16"/>
     </w:p>
     <w:p>
       <w:pPr>
@@ -4351,7 +4775,15 @@
         <w:t>Para a c</w:t>
       </w:r>
       <w:r>
-        <w:t>onstrução de matrizes de transição à la Markov, com probabilidades condicionais de transição trimestral entre os estados de desempregado e empregado</w:t>
+        <w:t xml:space="preserve">onstrução de matrizes de transição à </w:t>
+      </w:r>
+      <w:proofErr w:type="spellStart"/>
+      <w:r>
+        <w:t>la</w:t>
+      </w:r>
+      <w:proofErr w:type="spellEnd"/>
+      <w:r>
+        <w:t xml:space="preserve"> Markov, com probabilidades condicionais de transição trimestral entre os estados de desempregado e empregado</w:t>
       </w:r>
       <w:r>
         <w:t>, inicialmente e</w:t>
@@ -4404,7 +4836,15 @@
         <w:t>,</w:t>
       </w:r>
       <w:r>
-        <w:t xml:space="preserve"> gerou-se matrizes de Markov para cada período: Pré-pandemia (2019), </w:t>
+        <w:t xml:space="preserve"> gerou-se matrizes de Markov para cada período: </w:t>
+      </w:r>
+      <w:proofErr w:type="spellStart"/>
+      <w:r>
+        <w:t>Pré</w:t>
+      </w:r>
+      <w:proofErr w:type="spellEnd"/>
+      <w:r>
+        <w:t xml:space="preserve">-pandemia (2019), </w:t>
       </w:r>
       <w:proofErr w:type="gramStart"/>
       <w:r>
@@ -4433,19 +4873,13 @@
     </w:p>
     <w:p>
       <w:pPr>
-        <w:spacing w:line="360" w:lineRule="auto"/>
-        <w:jc w:val="both"/>
-      </w:pPr>
-    </w:p>
-    <w:p>
-      <w:pPr>
         <w:pStyle w:val="Ttulo2"/>
       </w:pPr>
-      <w:bookmarkStart w:id="16" w:name="_Toc199448391"/>
+      <w:bookmarkStart w:id="17" w:name="_Toc199516243"/>
       <w:r>
         <w:t>3.3.2 Modelagem Econométrica</w:t>
       </w:r>
-      <w:bookmarkEnd w:id="16"/>
+      <w:bookmarkEnd w:id="17"/>
     </w:p>
     <w:p>
       <w:pPr>
@@ -4461,15 +4895,23 @@
       <w:pPr>
         <w:pStyle w:val="Ttulo2"/>
       </w:pPr>
-      <w:bookmarkStart w:id="17" w:name="_Toc199448392"/>
+      <w:bookmarkStart w:id="18" w:name="_Toc199516244"/>
       <w:r>
         <w:lastRenderedPageBreak/>
         <w:t xml:space="preserve">3.3.3 </w:t>
       </w:r>
       <w:r>
-        <w:t>Estimação da função de matching Cobb-Douglas</w:t>
-      </w:r>
-      <w:bookmarkEnd w:id="17"/>
+        <w:t xml:space="preserve">Estimação da função de </w:t>
+      </w:r>
+      <w:proofErr w:type="spellStart"/>
+      <w:r>
+        <w:t>matching</w:t>
+      </w:r>
+      <w:proofErr w:type="spellEnd"/>
+      <w:r>
+        <w:t xml:space="preserve"> Cobb-Douglas</w:t>
+      </w:r>
+      <w:bookmarkEnd w:id="18"/>
     </w:p>
     <w:p>
       <w:pPr>
@@ -4481,21 +4923,29 @@
         <w:t>O</w:t>
       </w:r>
       <w:r>
-        <w:t>nde a taxa de transição é modelada como função da tightness (razão entre vagas e desempregados), estimando a eficiência empírica do mercado juvenil;</w:t>
+        <w:t xml:space="preserve">nde a taxa de transição é modelada como função da </w:t>
+      </w:r>
+      <w:proofErr w:type="spellStart"/>
+      <w:r>
+        <w:t>tightness</w:t>
+      </w:r>
+      <w:proofErr w:type="spellEnd"/>
+      <w:r>
+        <w:t xml:space="preserve"> (razão entre vagas e desempregados), estimando a eficiência empírica do mercado juvenil;</w:t>
       </w:r>
     </w:p>
     <w:p>
       <w:pPr>
         <w:pStyle w:val="Ttulo2"/>
       </w:pPr>
-      <w:bookmarkStart w:id="18" w:name="_Toc199448393"/>
+      <w:bookmarkStart w:id="19" w:name="_Toc199516245"/>
       <w:r>
         <w:t xml:space="preserve">3.3.4 </w:t>
       </w:r>
       <w:r>
         <w:t>Calibração do modelo estrutural DMP em equilíbrio estacionário</w:t>
       </w:r>
-      <w:bookmarkEnd w:id="18"/>
+      <w:bookmarkEnd w:id="19"/>
     </w:p>
     <w:p>
       <w:pPr>
@@ -4527,7 +4977,7 @@
         <w:spacing w:line="360" w:lineRule="auto"/>
         <w:jc w:val="left"/>
       </w:pPr>
-      <w:bookmarkStart w:id="19" w:name="_Toc199448394"/>
+      <w:bookmarkStart w:id="20" w:name="_Toc199516246"/>
       <w:r>
         <w:lastRenderedPageBreak/>
         <w:t xml:space="preserve">4 </w:t>
@@ -4535,17 +4985,17 @@
       <w:r>
         <w:t>RESULTADOS E ANÁLISES</w:t>
       </w:r>
-      <w:bookmarkEnd w:id="19"/>
+      <w:bookmarkEnd w:id="20"/>
     </w:p>
     <w:p>
       <w:pPr>
         <w:pStyle w:val="Ttulo2"/>
       </w:pPr>
-      <w:bookmarkStart w:id="20" w:name="_Toc199448395"/>
+      <w:bookmarkStart w:id="21" w:name="_Toc199516247"/>
       <w:r>
         <w:t>4.1 APRESENTAÇÃO DOS DADOS</w:t>
       </w:r>
-      <w:bookmarkEnd w:id="20"/>
+      <w:bookmarkEnd w:id="21"/>
     </w:p>
     <w:p>
       <w:pPr>
@@ -4558,21 +5008,53 @@
           <w:rFonts w:eastAsia="Times New Roman" w:cs="Times New Roman"/>
           <w:szCs w:val="24"/>
         </w:rPr>
-        <w:t>O painel longitudinal da PNAD foi construído com cerca de 1,8 milhão de observações juvenis, emparelhadas entre trimestres consecutivos, permitindo mensuração direta de transições ocupacionais. As admissões do CAGED foram agregadas trimestralmente por faixa etária e cruzadas com as séries da PNAD, possibilitando a estimação de tightness e eficiência do matching para jovens, homens, mulheres e grupos escolares.</w:t>
+        <w:t xml:space="preserve">O painel longitudinal da PNAD foi construído com cerca de 1,8 milhão de observações juvenis, emparelhadas entre trimestres consecutivos, permitindo mensuração direta de transições ocupacionais. As admissões do CAGED foram agregadas trimestralmente por faixa etária e cruzadas com as séries da PNAD, possibilitando a estimação de </w:t>
+      </w:r>
+      <w:proofErr w:type="spellStart"/>
+      <w:r>
+        <w:rPr>
+          <w:rFonts w:eastAsia="Times New Roman" w:cs="Times New Roman"/>
+          <w:szCs w:val="24"/>
+        </w:rPr>
+        <w:t>tightness</w:t>
+      </w:r>
+      <w:proofErr w:type="spellEnd"/>
+      <w:r>
+        <w:rPr>
+          <w:rFonts w:eastAsia="Times New Roman" w:cs="Times New Roman"/>
+          <w:szCs w:val="24"/>
+        </w:rPr>
+        <w:t xml:space="preserve"> e eficiência do </w:t>
+      </w:r>
+      <w:proofErr w:type="spellStart"/>
+      <w:r>
+        <w:rPr>
+          <w:rFonts w:eastAsia="Times New Roman" w:cs="Times New Roman"/>
+          <w:szCs w:val="24"/>
+        </w:rPr>
+        <w:t>matching</w:t>
+      </w:r>
+      <w:proofErr w:type="spellEnd"/>
+      <w:r>
+        <w:rPr>
+          <w:rFonts w:eastAsia="Times New Roman" w:cs="Times New Roman"/>
+          <w:szCs w:val="24"/>
+        </w:rPr>
+        <w:t xml:space="preserve"> para jovens, homens, mulheres e grupos escolares.</w:t>
       </w:r>
     </w:p>
     <w:p>
       <w:pPr>
         <w:pStyle w:val="Ttulo2"/>
       </w:pPr>
-      <w:bookmarkStart w:id="21" w:name="_Toc199448396"/>
+      <w:bookmarkStart w:id="22" w:name="_Toc199516248"/>
       <w:r>
         <w:t xml:space="preserve">4.2 </w:t>
       </w:r>
       <w:r>
         <w:t>PRINCIPAIS RESULTADOS</w:t>
       </w:r>
-      <w:bookmarkEnd w:id="21"/>
+      <w:bookmarkEnd w:id="22"/>
     </w:p>
     <w:p>
       <w:pPr>
@@ -4603,7 +5085,25 @@
           <w:color w:val="000000"/>
           <w:szCs w:val="24"/>
         </w:rPr>
-        <w:t>As chances de transição para o emprego entre jovens eram baixas já no período pré-pandemia (~37%), caíram drasticamente na pandemia (~20%), e se recuperaram parcialmente no pós-pandemia (~45%).</w:t>
+        <w:t xml:space="preserve">As chances de transição para o emprego entre jovens eram baixas já no período </w:t>
+      </w:r>
+      <w:proofErr w:type="spellStart"/>
+      <w:r>
+        <w:rPr>
+          <w:rFonts w:eastAsia="Times New Roman" w:cs="Times New Roman"/>
+          <w:color w:val="000000"/>
+          <w:szCs w:val="24"/>
+        </w:rPr>
+        <w:t>pré</w:t>
+      </w:r>
+      <w:proofErr w:type="spellEnd"/>
+      <w:r>
+        <w:rPr>
+          <w:rFonts w:eastAsia="Times New Roman" w:cs="Times New Roman"/>
+          <w:color w:val="000000"/>
+          <w:szCs w:val="24"/>
+        </w:rPr>
+        <w:t>-pandemia (~37%), caíram drasticamente na pandemia (~20%), e se recuperaram parcialmente no pós-pandemia (~45%).</w:t>
       </w:r>
     </w:p>
     <w:p>
@@ -4633,7 +5133,25 @@
           <w:color w:val="000000"/>
           <w:szCs w:val="24"/>
         </w:rPr>
-        <w:t>O modelo logit indica que mulheres e jovens não-brancos apresentaram maior probabilidade de transição, enquanto a escolaridade não teve efeito estatisticamente significativo.</w:t>
+        <w:t xml:space="preserve">O modelo </w:t>
+      </w:r>
+      <w:proofErr w:type="spellStart"/>
+      <w:r>
+        <w:rPr>
+          <w:rFonts w:eastAsia="Times New Roman" w:cs="Times New Roman"/>
+          <w:color w:val="000000"/>
+          <w:szCs w:val="24"/>
+        </w:rPr>
+        <w:t>logit</w:t>
+      </w:r>
+      <w:proofErr w:type="spellEnd"/>
+      <w:r>
+        <w:rPr>
+          <w:rFonts w:eastAsia="Times New Roman" w:cs="Times New Roman"/>
+          <w:color w:val="000000"/>
+          <w:szCs w:val="24"/>
+        </w:rPr>
+        <w:t xml:space="preserve"> indica que mulheres e jovens não-brancos apresentaram maior probabilidade de transição, enquanto a escolaridade não teve efeito estatisticamente significativo.</w:t>
       </w:r>
     </w:p>
     <w:p>
@@ -4711,7 +5229,25 @@
           <w:color w:val="000000"/>
           <w:szCs w:val="24"/>
         </w:rPr>
-        <w:t>A eficiência de matching juvenil caiu drasticamente com o choque da pandemia, com recuperação apenas parcial, indicando fricções adicionais persistentes no mercado.</w:t>
+        <w:t xml:space="preserve">A eficiência de </w:t>
+      </w:r>
+      <w:proofErr w:type="spellStart"/>
+      <w:r>
+        <w:rPr>
+          <w:rFonts w:eastAsia="Times New Roman" w:cs="Times New Roman"/>
+          <w:color w:val="000000"/>
+          <w:szCs w:val="24"/>
+        </w:rPr>
+        <w:t>matching</w:t>
+      </w:r>
+      <w:proofErr w:type="spellEnd"/>
+      <w:r>
+        <w:rPr>
+          <w:rFonts w:eastAsia="Times New Roman" w:cs="Times New Roman"/>
+          <w:color w:val="000000"/>
+          <w:szCs w:val="24"/>
+        </w:rPr>
+        <w:t xml:space="preserve"> juvenil caiu drasticamente com o choque da pandemia, com recuperação apenas parcial, indicando fricções adicionais persistentes no mercado.</w:t>
       </w:r>
     </w:p>
     <w:p>
@@ -4741,18 +5277,36 @@
           <w:color w:val="000000"/>
           <w:szCs w:val="24"/>
         </w:rPr>
-        <w:t>O modelo DMP estimado mostra que a tightness do mercado juvenil aumentou no pós-pandemia, a taxa de separação caiu, e o desemprego recuou para níveis menores que os pré-crise, indicando reestruturação das dinâmicas de contratação.</w:t>
+        <w:t xml:space="preserve">O modelo DMP estimado mostra que a </w:t>
+      </w:r>
+      <w:proofErr w:type="spellStart"/>
+      <w:r>
+        <w:rPr>
+          <w:rFonts w:eastAsia="Times New Roman" w:cs="Times New Roman"/>
+          <w:color w:val="000000"/>
+          <w:szCs w:val="24"/>
+        </w:rPr>
+        <w:t>tightness</w:t>
+      </w:r>
+      <w:proofErr w:type="spellEnd"/>
+      <w:r>
+        <w:rPr>
+          <w:rFonts w:eastAsia="Times New Roman" w:cs="Times New Roman"/>
+          <w:color w:val="000000"/>
+          <w:szCs w:val="24"/>
+        </w:rPr>
+        <w:t xml:space="preserve"> do mercado juvenil aumentou no pós-pandemia, a taxa de separação caiu, e o desemprego recuou para níveis menores que os pré-crise, indicando reestruturação das dinâmicas de contratação.</w:t>
       </w:r>
     </w:p>
     <w:p>
       <w:pPr>
         <w:pStyle w:val="Ttulo2"/>
       </w:pPr>
-      <w:bookmarkStart w:id="22" w:name="_Toc199448397"/>
+      <w:bookmarkStart w:id="23" w:name="_Toc199516249"/>
       <w:r>
         <w:t>4.3 ANÁLISE ESTATÍSTICA</w:t>
       </w:r>
-      <w:bookmarkEnd w:id="22"/>
+      <w:bookmarkEnd w:id="23"/>
     </w:p>
     <w:p>
       <w:pPr>
@@ -4787,7 +5341,23 @@
           <w:rFonts w:eastAsia="Times New Roman" w:cs="Times New Roman"/>
           <w:szCs w:val="24"/>
         </w:rPr>
-        <w:t>A eficiência de matching foi estimada por meio da regressão:</w:t>
+        <w:t xml:space="preserve">A eficiência de </w:t>
+      </w:r>
+      <w:proofErr w:type="spellStart"/>
+      <w:r>
+        <w:rPr>
+          <w:rFonts w:eastAsia="Times New Roman" w:cs="Times New Roman"/>
+          <w:szCs w:val="24"/>
+        </w:rPr>
+        <w:t>matching</w:t>
+      </w:r>
+      <w:proofErr w:type="spellEnd"/>
+      <w:r>
+        <w:rPr>
+          <w:rFonts w:eastAsia="Times New Roman" w:cs="Times New Roman"/>
+          <w:szCs w:val="24"/>
+        </w:rPr>
+        <w:t xml:space="preserve"> foi estimada por meio da regressão:</w:t>
       </w:r>
     </w:p>
     <w:p>
@@ -4963,11 +5533,11 @@
       <w:pPr>
         <w:pStyle w:val="Ttulo2"/>
       </w:pPr>
-      <w:bookmarkStart w:id="23" w:name="_Toc199448398"/>
+      <w:bookmarkStart w:id="24" w:name="_Toc199516250"/>
       <w:r>
         <w:t>4.4 INTERPRETAÇÃO DOS RESULTADOS</w:t>
       </w:r>
-      <w:bookmarkEnd w:id="23"/>
+      <w:bookmarkEnd w:id="24"/>
     </w:p>
     <w:p>
       <w:pPr>
@@ -4984,7 +5554,39 @@
           <w:rFonts w:eastAsia="Times New Roman" w:cs="Times New Roman"/>
           <w:szCs w:val="24"/>
         </w:rPr>
-        <w:t>A hipótese de que a pandemia acentuou desigualdades preexistentes é parcialmente confirmada: mulheres e não-brancos ampliaram sua inserção, mas pardos e jovens adultos foram penalizados. A hipótese de que o mercado se tornaria estruturalmente menos eficiente também se confirmou parcialmente, dada a queda na eficiência de matching. Contudo, a elevação da tightness e redução da separação indicam reorganização estrutural, com melhora nos vínculos e talvez maior seletividade empresarial.</w:t>
+        <w:t xml:space="preserve">A hipótese de que a pandemia acentuou desigualdades preexistentes é parcialmente confirmada: mulheres e não-brancos ampliaram sua inserção, mas pardos e jovens adultos foram penalizados. A hipótese de que o mercado se tornaria estruturalmente menos eficiente também se confirmou parcialmente, dada a queda na eficiência de </w:t>
+      </w:r>
+      <w:proofErr w:type="spellStart"/>
+      <w:r>
+        <w:rPr>
+          <w:rFonts w:eastAsia="Times New Roman" w:cs="Times New Roman"/>
+          <w:szCs w:val="24"/>
+        </w:rPr>
+        <w:t>matching</w:t>
+      </w:r>
+      <w:proofErr w:type="spellEnd"/>
+      <w:r>
+        <w:rPr>
+          <w:rFonts w:eastAsia="Times New Roman" w:cs="Times New Roman"/>
+          <w:szCs w:val="24"/>
+        </w:rPr>
+        <w:t xml:space="preserve">. Contudo, a elevação da </w:t>
+      </w:r>
+      <w:proofErr w:type="spellStart"/>
+      <w:r>
+        <w:rPr>
+          <w:rFonts w:eastAsia="Times New Roman" w:cs="Times New Roman"/>
+          <w:szCs w:val="24"/>
+        </w:rPr>
+        <w:t>tightness</w:t>
+      </w:r>
+      <w:proofErr w:type="spellEnd"/>
+      <w:r>
+        <w:rPr>
+          <w:rFonts w:eastAsia="Times New Roman" w:cs="Times New Roman"/>
+          <w:szCs w:val="24"/>
+        </w:rPr>
+        <w:t xml:space="preserve"> e redução da separação indicam reorganização estrutural, com melhora nos vínculos e talvez maior seletividade empresarial.</w:t>
       </w:r>
     </w:p>
     <w:p>
@@ -5004,7 +5606,7 @@
         <w:spacing w:line="360" w:lineRule="auto"/>
         <w:jc w:val="left"/>
       </w:pPr>
-      <w:bookmarkStart w:id="24" w:name="_Toc199448399"/>
+      <w:bookmarkStart w:id="25" w:name="_Toc199516251"/>
       <w:r>
         <w:lastRenderedPageBreak/>
         <w:t xml:space="preserve">5 </w:t>
@@ -5012,17 +5614,17 @@
       <w:r>
         <w:t>DISCUSSÃO</w:t>
       </w:r>
-      <w:bookmarkEnd w:id="24"/>
+      <w:bookmarkEnd w:id="25"/>
     </w:p>
     <w:p>
       <w:pPr>
         <w:pStyle w:val="Ttulo2"/>
       </w:pPr>
-      <w:bookmarkStart w:id="25" w:name="_Toc199448400"/>
+      <w:bookmarkStart w:id="26" w:name="_Toc199516252"/>
       <w:r>
         <w:t>5.1 SÍNTESE DOS RESULTADOS</w:t>
       </w:r>
-      <w:bookmarkEnd w:id="25"/>
+      <w:bookmarkEnd w:id="26"/>
     </w:p>
     <w:p>
       <w:pPr>
@@ -5039,18 +5641,34 @@
           <w:rFonts w:eastAsia="Times New Roman" w:cs="Times New Roman"/>
           <w:szCs w:val="24"/>
         </w:rPr>
-        <w:t>O mercado de trabalho juvenil foi gravemente afetado pela pandemia, mas os resultados apontam para um choque transitório com efeitos permanentes moderados. A recuperação de indicadores quantitativos (tightness, desemprego, separação) contrasta com a persistência de fricções e desigualdades estruturais, exigindo políticas mais focadas e permanentes.</w:t>
+        <w:t>O mercado de trabalho juvenil foi gravemente afetado pela pandemia, mas os resultados apontam para um choque transitório com efeitos permanentes moderados. A recuperação de indicadores quantitativos (</w:t>
+      </w:r>
+      <w:proofErr w:type="spellStart"/>
+      <w:r>
+        <w:rPr>
+          <w:rFonts w:eastAsia="Times New Roman" w:cs="Times New Roman"/>
+          <w:szCs w:val="24"/>
+        </w:rPr>
+        <w:t>tightness</w:t>
+      </w:r>
+      <w:proofErr w:type="spellEnd"/>
+      <w:r>
+        <w:rPr>
+          <w:rFonts w:eastAsia="Times New Roman" w:cs="Times New Roman"/>
+          <w:szCs w:val="24"/>
+        </w:rPr>
+        <w:t>, desemprego, separação) contrasta com a persistência de fricções e desigualdades estruturais, exigindo políticas mais focadas e permanentes.</w:t>
       </w:r>
     </w:p>
     <w:p>
       <w:pPr>
         <w:pStyle w:val="Ttulo2"/>
       </w:pPr>
-      <w:bookmarkStart w:id="26" w:name="_Toc199448401"/>
+      <w:bookmarkStart w:id="27" w:name="_Toc199516253"/>
       <w:r>
         <w:t>5.2 RELAÇÕES COM AS QUESTÕES DA PESQUISA</w:t>
       </w:r>
-      <w:bookmarkEnd w:id="26"/>
+      <w:bookmarkEnd w:id="27"/>
     </w:p>
     <w:p>
       <w:pPr>
@@ -5068,18 +5686,34 @@
           <w:rFonts w:eastAsia="Times New Roman" w:cs="Times New Roman"/>
           <w:szCs w:val="24"/>
         </w:rPr>
-        <w:t>As perguntas centrais da pesquisa — se a pandemia alterou as chances de ocupação juvenil, se houve penalizações específicas e se houve recuperação estrutural — foram respondidas afirmativamente e com nuances. Houve deterioração significativa nas transições, penalizações específicas por cor e idade, e rearranjo parcial das estruturas de matching. A hipótese de que a pandemia representou uma inflexão nas estruturas de alocação juvenil é parcialmente confirmada.</w:t>
+        <w:t xml:space="preserve">As perguntas centrais da pesquisa — se a pandemia alterou as chances de ocupação juvenil, se houve penalizações específicas e se houve recuperação estrutural — foram respondidas afirmativamente e com nuances. Houve deterioração significativa nas transições, penalizações específicas por cor e idade, e rearranjo parcial das estruturas de </w:t>
+      </w:r>
+      <w:proofErr w:type="spellStart"/>
+      <w:r>
+        <w:rPr>
+          <w:rFonts w:eastAsia="Times New Roman" w:cs="Times New Roman"/>
+          <w:szCs w:val="24"/>
+        </w:rPr>
+        <w:t>matching</w:t>
+      </w:r>
+      <w:proofErr w:type="spellEnd"/>
+      <w:r>
+        <w:rPr>
+          <w:rFonts w:eastAsia="Times New Roman" w:cs="Times New Roman"/>
+          <w:szCs w:val="24"/>
+        </w:rPr>
+        <w:t>. A hipótese de que a pandemia representou uma inflexão nas estruturas de alocação juvenil é parcialmente confirmada.</w:t>
       </w:r>
     </w:p>
     <w:p>
       <w:pPr>
         <w:pStyle w:val="Ttulo2"/>
       </w:pPr>
-      <w:bookmarkStart w:id="27" w:name="_Toc199448402"/>
+      <w:bookmarkStart w:id="28" w:name="_Toc199516254"/>
       <w:r>
         <w:t>5.3 IMPLICAÇÕES DOS RESULTADOS</w:t>
       </w:r>
-      <w:bookmarkEnd w:id="27"/>
+      <w:bookmarkEnd w:id="28"/>
     </w:p>
     <w:p>
       <w:pPr>
@@ -5138,7 +5772,25 @@
           <w:color w:val="000000"/>
           <w:szCs w:val="24"/>
         </w:rPr>
-        <w:t>A persistência da baixa eficiência de matching pós-pandemia alerta para desalinhamentos entre perfis juvenis e demanda do setor formal, demandando mediação ativa via serviços públicos de intermediação.</w:t>
+        <w:t xml:space="preserve">A persistência da baixa eficiência de </w:t>
+      </w:r>
+      <w:proofErr w:type="spellStart"/>
+      <w:r>
+        <w:rPr>
+          <w:rFonts w:eastAsia="Times New Roman" w:cs="Times New Roman"/>
+          <w:color w:val="000000"/>
+          <w:szCs w:val="24"/>
+        </w:rPr>
+        <w:t>matching</w:t>
+      </w:r>
+      <w:proofErr w:type="spellEnd"/>
+      <w:r>
+        <w:rPr>
+          <w:rFonts w:eastAsia="Times New Roman" w:cs="Times New Roman"/>
+          <w:color w:val="000000"/>
+          <w:szCs w:val="24"/>
+        </w:rPr>
+        <w:t xml:space="preserve"> pós-pandemia alerta para desalinhamentos entre perfis juvenis e demanda do setor formal, demandando mediação ativa via serviços públicos de intermediação.</w:t>
       </w:r>
     </w:p>
     <w:p>
@@ -5175,11 +5827,11 @@
       <w:pPr>
         <w:pStyle w:val="Ttulo2"/>
       </w:pPr>
-      <w:bookmarkStart w:id="28" w:name="_Toc199448403"/>
+      <w:bookmarkStart w:id="29" w:name="_Toc199516255"/>
       <w:r>
         <w:t>5.4 LIMITAÇÕES DO ESTUDO</w:t>
       </w:r>
-      <w:bookmarkEnd w:id="28"/>
+      <w:bookmarkEnd w:id="29"/>
     </w:p>
     <w:p>
       <w:pPr>
@@ -5208,7 +5860,25 @@
           <w:color w:val="000000"/>
           <w:szCs w:val="24"/>
         </w:rPr>
-        <w:t>A utilização de proxies para o número de vagas (admissões formais) pode subestimar a tightness real do mercado informal.</w:t>
+        <w:t xml:space="preserve">A utilização de proxies para o número de vagas (admissões formais) pode subestimar a </w:t>
+      </w:r>
+      <w:proofErr w:type="spellStart"/>
+      <w:r>
+        <w:rPr>
+          <w:rFonts w:eastAsia="Times New Roman" w:cs="Times New Roman"/>
+          <w:color w:val="000000"/>
+          <w:szCs w:val="24"/>
+        </w:rPr>
+        <w:t>tightness</w:t>
+      </w:r>
+      <w:proofErr w:type="spellEnd"/>
+      <w:r>
+        <w:rPr>
+          <w:rFonts w:eastAsia="Times New Roman" w:cs="Times New Roman"/>
+          <w:color w:val="000000"/>
+          <w:szCs w:val="24"/>
+        </w:rPr>
+        <w:t xml:space="preserve"> real do mercado informal.</w:t>
       </w:r>
     </w:p>
     <w:p>
@@ -5270,8 +5940,8 @@
         </w:rPr>
         <w:t>Algumas interações com a variável escolaridade apresentaram imprecisão nas estimativas, limitando inferências conclusivas.</w:t>
       </w:r>
-      <w:bookmarkStart w:id="29" w:name="_flbwpk3h4y40" w:colFirst="0" w:colLast="0"/>
-      <w:bookmarkEnd w:id="29"/>
+      <w:bookmarkStart w:id="30" w:name="_flbwpk3h4y40" w:colFirst="0" w:colLast="0"/>
+      <w:bookmarkEnd w:id="30"/>
     </w:p>
     <w:p>
       <w:pPr>
@@ -5279,7 +5949,7 @@
         <w:spacing w:line="360" w:lineRule="auto"/>
         <w:jc w:val="left"/>
       </w:pPr>
-      <w:bookmarkStart w:id="30" w:name="_Toc199448404"/>
+      <w:bookmarkStart w:id="31" w:name="_Toc199516256"/>
       <w:r>
         <w:lastRenderedPageBreak/>
         <w:t xml:space="preserve">6 </w:t>
@@ -5287,17 +5957,17 @@
       <w:r>
         <w:t>CONCLUSÃO</w:t>
       </w:r>
-      <w:bookmarkEnd w:id="30"/>
+      <w:bookmarkEnd w:id="31"/>
     </w:p>
     <w:p>
       <w:pPr>
         <w:pStyle w:val="Ttulo2"/>
       </w:pPr>
-      <w:bookmarkStart w:id="31" w:name="_Toc199448405"/>
+      <w:bookmarkStart w:id="32" w:name="_Toc199516257"/>
       <w:r>
         <w:t>6.1 RESUMO DOS PRINCIPAIS PONTOS</w:t>
       </w:r>
-      <w:bookmarkEnd w:id="31"/>
+      <w:bookmarkEnd w:id="32"/>
     </w:p>
     <w:p>
       <w:pPr>
@@ -5314,7 +5984,39 @@
           <w:rFonts w:eastAsia="Times New Roman" w:cs="Times New Roman"/>
           <w:szCs w:val="24"/>
         </w:rPr>
-        <w:t>A pesquisa confirmou que a pandemia representou um choque severo e assimétrico no mercado de trabalho juvenil brasileiro. Contudo, ao contrário do que parte da literatura previa, os efeitos não foram integralmente permanentes. Houve reacomodação estrutural no pós-pandemia, com tightness elevada e queda na separação, mas a eficiência de matching permanece aquém do esperado, especialmente para grupos como jovens adultos e pardos. O uso integrado de modelos econométricos e estruturais como o DMP mostrou-se essencial para compreender não apenas os sintomas da crise, mas suas engrenagens internas. Os resultados reforçam a urgência de políticas públicas que operem simultaneamente nos canais da qualificação, do incentivo à contratação e da redução das fricções institucionais.</w:t>
+        <w:t xml:space="preserve">A pesquisa confirmou que a pandemia representou um choque severo e assimétrico no mercado de trabalho juvenil brasileiro. Contudo, ao contrário do que parte da literatura previa, os efeitos não foram integralmente permanentes. Houve reacomodação estrutural no pós-pandemia, com </w:t>
+      </w:r>
+      <w:proofErr w:type="spellStart"/>
+      <w:r>
+        <w:rPr>
+          <w:rFonts w:eastAsia="Times New Roman" w:cs="Times New Roman"/>
+          <w:szCs w:val="24"/>
+        </w:rPr>
+        <w:t>tightness</w:t>
+      </w:r>
+      <w:proofErr w:type="spellEnd"/>
+      <w:r>
+        <w:rPr>
+          <w:rFonts w:eastAsia="Times New Roman" w:cs="Times New Roman"/>
+          <w:szCs w:val="24"/>
+        </w:rPr>
+        <w:t xml:space="preserve"> elevada e queda na separação, mas a eficiência de </w:t>
+      </w:r>
+      <w:proofErr w:type="spellStart"/>
+      <w:r>
+        <w:rPr>
+          <w:rFonts w:eastAsia="Times New Roman" w:cs="Times New Roman"/>
+          <w:szCs w:val="24"/>
+        </w:rPr>
+        <w:t>matching</w:t>
+      </w:r>
+      <w:proofErr w:type="spellEnd"/>
+      <w:r>
+        <w:rPr>
+          <w:rFonts w:eastAsia="Times New Roman" w:cs="Times New Roman"/>
+          <w:szCs w:val="24"/>
+        </w:rPr>
+        <w:t xml:space="preserve"> permanece aquém do esperado, especialmente para grupos como jovens adultos e pardos. O uso integrado de modelos econométricos e estruturais como o DMP mostrou-se essencial para compreender não apenas os sintomas da crise, mas suas engrenagens internas. Os resultados reforçam a urgência de políticas públicas que operem simultaneamente nos canais da qualificação, do incentivo à contratação e da redução das fricções institucionais.</w:t>
       </w:r>
     </w:p>
     <w:p>
@@ -5335,7 +6037,7 @@
         <w:pStyle w:val="Ttulo1"/>
         <w:spacing w:line="360" w:lineRule="auto"/>
       </w:pPr>
-      <w:bookmarkStart w:id="32" w:name="_Toc199448406"/>
+      <w:bookmarkStart w:id="33" w:name="_Toc199516258"/>
       <w:r>
         <w:lastRenderedPageBreak/>
         <w:t xml:space="preserve">7 </w:t>
@@ -5343,7 +6045,7 @@
       <w:r>
         <w:t>REFERÊNCIAS BIBLIOGRÁFICAS</w:t>
       </w:r>
-      <w:bookmarkEnd w:id="32"/>
+      <w:bookmarkEnd w:id="33"/>
     </w:p>
     <w:p>
       <w:pPr>
@@ -5358,50 +6060,55 @@
     <w:p>
       <w:pPr>
         <w:spacing w:line="360" w:lineRule="auto"/>
-        <w:jc w:val="both"/>
-        <w:rPr>
-          <w:rFonts w:eastAsia="Times New Roman" w:cs="Times New Roman"/>
+        <w:rPr>
           <w:szCs w:val="24"/>
           <w:lang w:val="en-US"/>
         </w:rPr>
       </w:pPr>
       <w:r>
         <w:rPr>
-          <w:rFonts w:eastAsia="Times New Roman" w:cs="Times New Roman"/>
-          <w:szCs w:val="24"/>
-        </w:rPr>
-        <w:t xml:space="preserve">[1] BRASIL. </w:t>
-      </w:r>
-      <w:r>
-        <w:rPr>
-          <w:rFonts w:eastAsia="Times New Roman" w:cs="Times New Roman"/>
+          <w:szCs w:val="24"/>
+          <w:lang w:val="en-US"/>
+        </w:rPr>
+        <w:t xml:space="preserve">ACEMOGLU, D. Good Jobs versus Bad Jobs. </w:t>
+      </w:r>
+      <w:r>
+        <w:rPr>
           <w:b/>
-          <w:szCs w:val="24"/>
-        </w:rPr>
-        <w:t>Brasil tem a 4a maior taxa de desemprego do mundo, aponta ranking com 44 países</w:t>
-      </w:r>
-      <w:r>
-        <w:rPr>
-          <w:rFonts w:eastAsia="Times New Roman" w:cs="Times New Roman"/>
-          <w:szCs w:val="24"/>
-        </w:rPr>
-        <w:t xml:space="preserve">. Disponível em: &lt;https://g1.globo.com/economia/noticia/2021/11/22/brasil-tem-a-4a-maior-taxa-de-desemprego-do-mundo-aponta-ranking-com-44-paises.ghtml&gt;. </w:t>
-      </w:r>
-      <w:r>
-        <w:rPr>
-          <w:rFonts w:eastAsia="Times New Roman" w:cs="Times New Roman"/>
+          <w:bCs/>
           <w:szCs w:val="24"/>
           <w:lang w:val="en-US"/>
         </w:rPr>
-        <w:t>Acesso em: 27 jan. 2025.</w:t>
+        <w:t>Journal of Labor Economics</w:t>
+      </w:r>
+      <w:r>
+        <w:rPr>
+          <w:szCs w:val="24"/>
+          <w:lang w:val="en-US"/>
+        </w:rPr>
+        <w:t xml:space="preserve">, v. 19, n. 1, p. 1–21, </w:t>
+      </w:r>
+      <w:proofErr w:type="spellStart"/>
+      <w:r>
+        <w:rPr>
+          <w:szCs w:val="24"/>
+          <w:lang w:val="en-US"/>
+        </w:rPr>
+        <w:t>jan.</w:t>
+      </w:r>
+      <w:proofErr w:type="spellEnd"/>
+      <w:r>
+        <w:rPr>
+          <w:szCs w:val="24"/>
+          <w:lang w:val="en-US"/>
+        </w:rPr>
+        <w:t xml:space="preserve"> 2001. </w:t>
       </w:r>
     </w:p>
     <w:p>
       <w:pPr>
         <w:spacing w:line="360" w:lineRule="auto"/>
-        <w:jc w:val="both"/>
-        <w:rPr>
-          <w:rFonts w:eastAsia="Times New Roman" w:cs="Times New Roman"/>
+        <w:rPr>
           <w:szCs w:val="24"/>
           <w:lang w:val="en-US"/>
         </w:rPr>
@@ -5410,25 +6117,22 @@
     <w:p>
       <w:pPr>
         <w:spacing w:line="360" w:lineRule="auto"/>
-        <w:jc w:val="both"/>
-        <w:rPr>
-          <w:rFonts w:eastAsia="Times New Roman" w:cs="Times New Roman"/>
+        <w:rPr>
           <w:szCs w:val="24"/>
           <w:lang w:val="en-US"/>
         </w:rPr>
       </w:pPr>
       <w:r>
         <w:rPr>
-          <w:rFonts w:eastAsia="Times New Roman" w:cs="Times New Roman"/>
           <w:szCs w:val="24"/>
           <w:lang w:val="en-US"/>
         </w:rPr>
-        <w:t xml:space="preserve">ALMEIDA, Rita; PACKARD, Truman. </w:t>
-      </w:r>
-      <w:r>
-        <w:rPr>
-          <w:rFonts w:eastAsia="Times New Roman" w:cs="Times New Roman"/>
+        <w:t xml:space="preserve">ALMEIDA, R. K.; PACKARD, T. G. </w:t>
+      </w:r>
+      <w:r>
+        <w:rPr>
           <w:b/>
+          <w:bCs/>
           <w:szCs w:val="24"/>
           <w:lang w:val="en-US"/>
         </w:rPr>
@@ -5436,19 +6140,32 @@
       </w:r>
       <w:r>
         <w:rPr>
-          <w:rFonts w:eastAsia="Times New Roman" w:cs="Times New Roman"/>
           <w:szCs w:val="24"/>
           <w:lang w:val="en-US"/>
         </w:rPr>
-        <w:t>. The World Bank. 2018. DOI: 10.1596/978-1-4648-1293-4.</w:t>
+        <w:t>. [</w:t>
+      </w:r>
+      <w:proofErr w:type="spellStart"/>
+      <w:r>
+        <w:rPr>
+          <w:szCs w:val="24"/>
+          <w:lang w:val="en-US"/>
+        </w:rPr>
+        <w:t>s.l.</w:t>
+      </w:r>
+      <w:proofErr w:type="spellEnd"/>
+      <w:r>
+        <w:rPr>
+          <w:szCs w:val="24"/>
+          <w:lang w:val="en-US"/>
+        </w:rPr>
+        <w:t xml:space="preserve">] The World Bank, 2018. </w:t>
       </w:r>
     </w:p>
     <w:p>
       <w:pPr>
         <w:spacing w:line="360" w:lineRule="auto"/>
-        <w:jc w:val="both"/>
-        <w:rPr>
-          <w:rFonts w:eastAsia="Times New Roman" w:cs="Times New Roman"/>
+        <w:rPr>
           <w:szCs w:val="24"/>
           <w:lang w:val="en-US"/>
         </w:rPr>
@@ -5457,45 +6174,55 @@
     <w:p>
       <w:pPr>
         <w:spacing w:line="360" w:lineRule="auto"/>
-        <w:jc w:val="both"/>
-        <w:rPr>
-          <w:rFonts w:eastAsia="Times New Roman" w:cs="Times New Roman"/>
+        <w:rPr>
           <w:szCs w:val="24"/>
           <w:lang w:val="en-US"/>
         </w:rPr>
       </w:pPr>
       <w:r>
         <w:rPr>
-          <w:rFonts w:eastAsia="Times New Roman" w:cs="Times New Roman"/>
           <w:szCs w:val="24"/>
           <w:lang w:val="en-US"/>
         </w:rPr>
-        <w:t xml:space="preserve">ANDRADE, Marcela Alves; MORIGUCHI DE CASTRO, Cristiane Shinohara; MININEL, Vivian Aline; et al. Age and schooling are associated with job loss in the initial months of the COVID-19 pandemic in Brazil. </w:t>
-      </w:r>
-      <w:r>
-        <w:rPr>
-          <w:rFonts w:eastAsia="Times New Roman" w:cs="Times New Roman"/>
+        <w:t xml:space="preserve">ANDRADE, J. et al. Age and schooling are associated with job loss in the initial months of the COVID-19 pandemic in Brazil. </w:t>
+      </w:r>
+      <w:r>
+        <w:rPr>
           <w:b/>
+          <w:bCs/>
           <w:szCs w:val="24"/>
           <w:lang w:val="en-US"/>
         </w:rPr>
-        <w:t>Research, Society and Development</w:t>
-      </w:r>
-      <w:r>
-        <w:rPr>
-          <w:rFonts w:eastAsia="Times New Roman" w:cs="Times New Roman"/>
+        <w:t>Research Society and Development</w:t>
+      </w:r>
+      <w:r>
+        <w:rPr>
           <w:szCs w:val="24"/>
           <w:lang w:val="en-US"/>
         </w:rPr>
-        <w:t>, 2024.</w:t>
+        <w:t xml:space="preserve">, v. 13, n. 5, p. e5813545787-e5813545787, 16 </w:t>
+      </w:r>
+      <w:proofErr w:type="spellStart"/>
+      <w:r>
+        <w:rPr>
+          <w:szCs w:val="24"/>
+          <w:lang w:val="en-US"/>
+        </w:rPr>
+        <w:t>maio</w:t>
+      </w:r>
+      <w:proofErr w:type="spellEnd"/>
+      <w:r>
+        <w:rPr>
+          <w:szCs w:val="24"/>
+          <w:lang w:val="en-US"/>
+        </w:rPr>
+        <w:t xml:space="preserve"> 2024. </w:t>
       </w:r>
     </w:p>
     <w:p>
       <w:pPr>
         <w:spacing w:line="360" w:lineRule="auto"/>
-        <w:jc w:val="both"/>
-        <w:rPr>
-          <w:rFonts w:eastAsia="Times New Roman" w:cs="Times New Roman"/>
+        <w:rPr>
           <w:szCs w:val="24"/>
           <w:lang w:val="en-US"/>
         </w:rPr>
@@ -5504,227 +6231,905 @@
     <w:p>
       <w:pPr>
         <w:spacing w:line="360" w:lineRule="auto"/>
-        <w:jc w:val="both"/>
-        <w:rPr>
-          <w:rFonts w:eastAsia="Times New Roman" w:cs="Times New Roman"/>
-          <w:szCs w:val="24"/>
-        </w:rPr>
-      </w:pPr>
-      <w:r>
-        <w:rPr>
-          <w:rFonts w:eastAsia="Times New Roman" w:cs="Times New Roman"/>
+        <w:rPr>
+          <w:szCs w:val="24"/>
+        </w:rPr>
+      </w:pPr>
+      <w:r>
+        <w:rPr>
+          <w:szCs w:val="24"/>
+        </w:rPr>
+        <w:t xml:space="preserve">BANCO CENTRAL DO BRASIL. Evolução do Seguro-desemprego no Brasil: uma simulação de Cadeia de Markov. </w:t>
+      </w:r>
+      <w:r>
+        <w:rPr>
+          <w:b/>
+          <w:bCs/>
+          <w:szCs w:val="24"/>
+        </w:rPr>
+        <w:t>Relatório de Inflação</w:t>
+      </w:r>
+      <w:r>
+        <w:rPr>
+          <w:szCs w:val="24"/>
+        </w:rPr>
+        <w:t xml:space="preserve">, v. 15, n. 4, p. 41–46, dez. 2013. </w:t>
+      </w:r>
+    </w:p>
+    <w:p>
+      <w:pPr>
+        <w:spacing w:line="360" w:lineRule="auto"/>
+        <w:rPr>
+          <w:szCs w:val="24"/>
+        </w:rPr>
+      </w:pPr>
+    </w:p>
+    <w:p>
+      <w:pPr>
+        <w:spacing w:line="360" w:lineRule="auto"/>
+        <w:rPr>
           <w:szCs w:val="24"/>
           <w:lang w:val="en-US"/>
         </w:rPr>
-        <w:t xml:space="preserve">BANCO CENTRAL DO BRASIL. </w:t>
-      </w:r>
-      <w:r>
-        <w:rPr>
-          <w:rFonts w:eastAsia="Times New Roman" w:cs="Times New Roman"/>
-          <w:szCs w:val="24"/>
-        </w:rPr>
-        <w:t xml:space="preserve">Evolução do Seguro-desemprego no Brasil: uma simulação de Cadeia de Markov. </w:t>
-      </w:r>
-      <w:r>
-        <w:rPr>
-          <w:rFonts w:eastAsia="Times New Roman" w:cs="Times New Roman"/>
+      </w:pPr>
+      <w:r>
+        <w:rPr>
+          <w:szCs w:val="24"/>
+        </w:rPr>
+        <w:t xml:space="preserve">BHATIA, A. et al. </w:t>
+      </w:r>
+      <w:r>
+        <w:rPr>
+          <w:szCs w:val="24"/>
+          <w:lang w:val="en-US"/>
+        </w:rPr>
+        <w:t xml:space="preserve">The Epidemiology of Young People’s Work and Experiences of Violence in Nine Countries: Evidence from the Violence against Children Surveys. </w:t>
+      </w:r>
+      <w:r>
+        <w:rPr>
           <w:b/>
-          <w:szCs w:val="24"/>
-        </w:rPr>
-        <w:t>Relatório de Inflação</w:t>
-      </w:r>
-      <w:r>
-        <w:rPr>
-          <w:rFonts w:eastAsia="Times New Roman" w:cs="Times New Roman"/>
-          <w:szCs w:val="24"/>
-        </w:rPr>
-        <w:t>, Brasília, v. 15, n. 4, p. 41-46, dez. 2013. Disponível em: https://www.bcb.gov.br/content/ri/relatorioinflacao/201312/RELINF201312-ri201312b2p.pdf. Acesso em: 24 fev. 2025.</w:t>
+          <w:bCs/>
+          <w:szCs w:val="24"/>
+          <w:lang w:val="en-US"/>
+        </w:rPr>
+        <w:t>International Journal of Environmental Research and Public Health</w:t>
+      </w:r>
+      <w:r>
+        <w:rPr>
+          <w:szCs w:val="24"/>
+          <w:lang w:val="en-US"/>
+        </w:rPr>
+        <w:t xml:space="preserve">, v. 19, n. 24, p. 16936, 1 </w:t>
+      </w:r>
+      <w:proofErr w:type="spellStart"/>
+      <w:r>
+        <w:rPr>
+          <w:szCs w:val="24"/>
+          <w:lang w:val="en-US"/>
+        </w:rPr>
+        <w:t>jan.</w:t>
+      </w:r>
+      <w:proofErr w:type="spellEnd"/>
+      <w:r>
+        <w:rPr>
+          <w:szCs w:val="24"/>
+          <w:lang w:val="en-US"/>
+        </w:rPr>
+        <w:t xml:space="preserve"> 2022. </w:t>
       </w:r>
     </w:p>
     <w:p>
       <w:pPr>
         <w:spacing w:line="360" w:lineRule="auto"/>
-        <w:jc w:val="both"/>
-        <w:rPr>
-          <w:rFonts w:eastAsia="Times New Roman" w:cs="Times New Roman"/>
-          <w:szCs w:val="24"/>
+        <w:rPr>
+          <w:szCs w:val="24"/>
+          <w:lang w:val="en-US"/>
         </w:rPr>
       </w:pPr>
     </w:p>
     <w:p>
       <w:pPr>
         <w:spacing w:line="360" w:lineRule="auto"/>
-        <w:jc w:val="both"/>
-        <w:rPr>
-          <w:rFonts w:eastAsia="Times New Roman" w:cs="Times New Roman"/>
-          <w:szCs w:val="24"/>
-        </w:rPr>
-      </w:pPr>
-      <w:r>
-        <w:rPr>
-          <w:rFonts w:eastAsia="Times New Roman" w:cs="Times New Roman"/>
+        <w:rPr>
+          <w:szCs w:val="24"/>
+        </w:rPr>
+      </w:pPr>
+      <w:r>
+        <w:rPr>
           <w:szCs w:val="24"/>
           <w:lang w:val="en-US"/>
         </w:rPr>
-        <w:t xml:space="preserve">BHATIA, A. et al. The Epidemiology of Young People’s Work and Experiences of Violence in Nine Countries: Evidence from the Violence against Children Surveys. </w:t>
-      </w:r>
-      <w:r>
-        <w:rPr>
-          <w:rFonts w:eastAsia="Times New Roman" w:cs="Times New Roman"/>
+        <w:t>CAMARGO, V.; TESSMANN, M. S. H</w:t>
+      </w:r>
+      <w:r>
+        <w:rPr>
+          <w:szCs w:val="24"/>
+          <w:lang w:val="en-US"/>
+        </w:rPr>
+        <w:t>eterogeneous</w:t>
+      </w:r>
+      <w:r>
+        <w:rPr>
+          <w:szCs w:val="24"/>
+          <w:lang w:val="en-US"/>
+        </w:rPr>
+        <w:t xml:space="preserve"> </w:t>
+      </w:r>
+      <w:r>
+        <w:rPr>
+          <w:szCs w:val="24"/>
+          <w:lang w:val="en-US"/>
+        </w:rPr>
+        <w:t>Impacts</w:t>
+      </w:r>
+      <w:r>
+        <w:rPr>
+          <w:szCs w:val="24"/>
+          <w:lang w:val="en-US"/>
+        </w:rPr>
+        <w:t xml:space="preserve"> </w:t>
+      </w:r>
+      <w:r>
+        <w:rPr>
+          <w:szCs w:val="24"/>
+          <w:lang w:val="en-US"/>
+        </w:rPr>
+        <w:t>of</w:t>
+      </w:r>
+      <w:r>
+        <w:rPr>
+          <w:szCs w:val="24"/>
+          <w:lang w:val="en-US"/>
+        </w:rPr>
+        <w:t xml:space="preserve"> COVID-19 </w:t>
+      </w:r>
+      <w:r>
+        <w:rPr>
+          <w:szCs w:val="24"/>
+          <w:lang w:val="en-US"/>
+        </w:rPr>
+        <w:t>on</w:t>
+      </w:r>
+      <w:r>
+        <w:rPr>
+          <w:szCs w:val="24"/>
+          <w:lang w:val="en-US"/>
+        </w:rPr>
+        <w:t xml:space="preserve"> </w:t>
+      </w:r>
+      <w:r>
+        <w:rPr>
+          <w:szCs w:val="24"/>
+          <w:lang w:val="en-US"/>
+        </w:rPr>
+        <w:t>youth</w:t>
+      </w:r>
+      <w:r>
+        <w:rPr>
+          <w:szCs w:val="24"/>
+          <w:lang w:val="en-US"/>
+        </w:rPr>
+        <w:t xml:space="preserve"> </w:t>
+      </w:r>
+      <w:r>
+        <w:rPr>
+          <w:szCs w:val="24"/>
+          <w:lang w:val="en-US"/>
+        </w:rPr>
+        <w:t>employment</w:t>
+      </w:r>
+      <w:r>
+        <w:rPr>
+          <w:szCs w:val="24"/>
+          <w:lang w:val="en-US"/>
+        </w:rPr>
+        <w:t xml:space="preserve">: </w:t>
+      </w:r>
+      <w:r>
+        <w:rPr>
+          <w:szCs w:val="24"/>
+          <w:lang w:val="en-US"/>
+        </w:rPr>
+        <w:t>a</w:t>
+      </w:r>
+      <w:r>
+        <w:rPr>
+          <w:szCs w:val="24"/>
+          <w:lang w:val="en-US"/>
+        </w:rPr>
+        <w:t xml:space="preserve"> </w:t>
+      </w:r>
+      <w:r>
+        <w:rPr>
+          <w:szCs w:val="24"/>
+          <w:lang w:val="en-US"/>
+        </w:rPr>
+        <w:t>study</w:t>
+      </w:r>
+      <w:r>
+        <w:rPr>
+          <w:szCs w:val="24"/>
+          <w:lang w:val="en-US"/>
+        </w:rPr>
+        <w:t xml:space="preserve"> </w:t>
+      </w:r>
+      <w:r>
+        <w:rPr>
+          <w:szCs w:val="24"/>
+          <w:lang w:val="en-US"/>
+        </w:rPr>
+        <w:t>for</w:t>
+      </w:r>
+      <w:r>
+        <w:rPr>
+          <w:szCs w:val="24"/>
+          <w:lang w:val="en-US"/>
+        </w:rPr>
+        <w:t xml:space="preserve"> </w:t>
+      </w:r>
+      <w:proofErr w:type="spellStart"/>
+      <w:r>
+        <w:rPr>
+          <w:szCs w:val="24"/>
+          <w:lang w:val="en-US"/>
+        </w:rPr>
+        <w:t>brazilian</w:t>
+      </w:r>
+      <w:proofErr w:type="spellEnd"/>
+      <w:r>
+        <w:rPr>
+          <w:szCs w:val="24"/>
+          <w:lang w:val="en-US"/>
+        </w:rPr>
+        <w:t xml:space="preserve"> </w:t>
+      </w:r>
+      <w:r>
+        <w:rPr>
+          <w:szCs w:val="24"/>
+          <w:lang w:val="en-US"/>
+        </w:rPr>
+        <w:t>regions</w:t>
+      </w:r>
+      <w:r>
+        <w:rPr>
+          <w:szCs w:val="24"/>
+          <w:lang w:val="en-US"/>
+        </w:rPr>
+        <w:t xml:space="preserve">. </w:t>
+      </w:r>
+      <w:proofErr w:type="spellStart"/>
+      <w:r>
+        <w:rPr>
           <w:b/>
+          <w:bCs/>
+          <w:szCs w:val="24"/>
+        </w:rPr>
+        <w:t>J</w:t>
+      </w:r>
+      <w:r>
+        <w:rPr>
+          <w:b/>
+          <w:bCs/>
+          <w:szCs w:val="24"/>
+        </w:rPr>
+        <w:t>ournal</w:t>
+      </w:r>
+      <w:proofErr w:type="spellEnd"/>
+      <w:r>
+        <w:rPr>
+          <w:b/>
+          <w:bCs/>
+          <w:szCs w:val="24"/>
+        </w:rPr>
+        <w:t xml:space="preserve"> </w:t>
+      </w:r>
+      <w:proofErr w:type="spellStart"/>
+      <w:r>
+        <w:rPr>
+          <w:b/>
+          <w:bCs/>
+          <w:szCs w:val="24"/>
+        </w:rPr>
+        <w:t>of</w:t>
+      </w:r>
+      <w:proofErr w:type="spellEnd"/>
+      <w:r>
+        <w:rPr>
+          <w:b/>
+          <w:bCs/>
+          <w:szCs w:val="24"/>
+        </w:rPr>
+        <w:t xml:space="preserve"> </w:t>
+      </w:r>
+      <w:proofErr w:type="spellStart"/>
+      <w:r>
+        <w:rPr>
+          <w:b/>
+          <w:bCs/>
+          <w:szCs w:val="24"/>
+        </w:rPr>
+        <w:t>Q</w:t>
+      </w:r>
+      <w:r>
+        <w:rPr>
+          <w:b/>
+          <w:bCs/>
+          <w:szCs w:val="24"/>
+        </w:rPr>
+        <w:t>uantative</w:t>
+      </w:r>
+      <w:proofErr w:type="spellEnd"/>
+      <w:r>
+        <w:rPr>
+          <w:b/>
+          <w:bCs/>
+          <w:szCs w:val="24"/>
+        </w:rPr>
+        <w:t xml:space="preserve"> </w:t>
+      </w:r>
+      <w:proofErr w:type="spellStart"/>
+      <w:r>
+        <w:rPr>
+          <w:b/>
+          <w:bCs/>
+          <w:szCs w:val="24"/>
+        </w:rPr>
+        <w:t>F</w:t>
+      </w:r>
+      <w:r>
+        <w:rPr>
+          <w:b/>
+          <w:bCs/>
+          <w:szCs w:val="24"/>
+        </w:rPr>
+        <w:t>inance</w:t>
+      </w:r>
+      <w:proofErr w:type="spellEnd"/>
+      <w:r>
+        <w:rPr>
+          <w:b/>
+          <w:bCs/>
+          <w:szCs w:val="24"/>
+        </w:rPr>
+        <w:t xml:space="preserve"> </w:t>
+      </w:r>
+      <w:r>
+        <w:rPr>
+          <w:b/>
+          <w:bCs/>
+          <w:szCs w:val="24"/>
+        </w:rPr>
+        <w:t>and</w:t>
+      </w:r>
+      <w:r>
+        <w:rPr>
+          <w:b/>
+          <w:bCs/>
+          <w:szCs w:val="24"/>
+        </w:rPr>
+        <w:t xml:space="preserve"> </w:t>
+      </w:r>
+      <w:proofErr w:type="spellStart"/>
+      <w:r>
+        <w:rPr>
+          <w:b/>
+          <w:bCs/>
+          <w:szCs w:val="24"/>
+        </w:rPr>
+        <w:t>E</w:t>
+      </w:r>
+      <w:r>
+        <w:rPr>
+          <w:b/>
+          <w:bCs/>
+          <w:szCs w:val="24"/>
+        </w:rPr>
+        <w:t>conomics</w:t>
+      </w:r>
+      <w:proofErr w:type="spellEnd"/>
+      <w:r>
+        <w:rPr>
+          <w:szCs w:val="24"/>
+        </w:rPr>
+        <w:t>, v. 5, n. 1, p. 159–183, 2023.</w:t>
+      </w:r>
+    </w:p>
+    <w:p>
+      <w:pPr>
+        <w:spacing w:line="360" w:lineRule="auto"/>
+        <w:rPr>
+          <w:szCs w:val="24"/>
+        </w:rPr>
+      </w:pPr>
+      <w:r>
+        <w:rPr>
+          <w:szCs w:val="24"/>
+        </w:rPr>
+        <w:t xml:space="preserve"> </w:t>
+      </w:r>
+    </w:p>
+    <w:p>
+      <w:pPr>
+        <w:spacing w:line="360" w:lineRule="auto"/>
+        <w:rPr>
+          <w:szCs w:val="24"/>
+        </w:rPr>
+      </w:pPr>
+      <w:r>
+        <w:rPr>
+          <w:szCs w:val="24"/>
+        </w:rPr>
+        <w:t xml:space="preserve">CASTELO BRANCO, P. M.; COMARU, F. D. A.; DA SILVA, S. J. Uberização e Covid-19: esgarçando as contradições do trabalho no século XXI. </w:t>
+      </w:r>
+      <w:r>
+        <w:rPr>
+          <w:b/>
+          <w:bCs/>
+          <w:szCs w:val="24"/>
+        </w:rPr>
+        <w:t>Novos Rumos Sociológicos</w:t>
+      </w:r>
+      <w:r>
+        <w:rPr>
+          <w:szCs w:val="24"/>
+        </w:rPr>
+        <w:t xml:space="preserve">, v. 8, n. 14, p. 116–135, 29 dez. 2020. </w:t>
+      </w:r>
+    </w:p>
+    <w:p>
+      <w:pPr>
+        <w:spacing w:line="360" w:lineRule="auto"/>
+        <w:rPr>
+          <w:szCs w:val="24"/>
+        </w:rPr>
+      </w:pPr>
+    </w:p>
+    <w:p>
+      <w:pPr>
+        <w:spacing w:line="360" w:lineRule="auto"/>
+        <w:rPr>
           <w:szCs w:val="24"/>
           <w:lang w:val="en-US"/>
         </w:rPr>
-        <w:t>International Journal of Environmental Research and Public Health</w:t>
-      </w:r>
-      <w:r>
-        <w:rPr>
-          <w:rFonts w:eastAsia="Times New Roman" w:cs="Times New Roman"/>
+      </w:pPr>
+      <w:r>
+        <w:rPr>
+          <w:szCs w:val="24"/>
+        </w:rPr>
+        <w:t xml:space="preserve">CORSEUIL, C. H. et al. </w:t>
+      </w:r>
+      <w:r>
+        <w:rPr>
           <w:szCs w:val="24"/>
           <w:lang w:val="en-US"/>
         </w:rPr>
-        <w:t xml:space="preserve">, v. 19, n. 24, p. 16936, 1 jan. 2022. </w:t>
-      </w:r>
-      <w:r>
-        <w:rPr>
-          <w:rFonts w:eastAsia="Times New Roman" w:cs="Times New Roman"/>
-          <w:szCs w:val="24"/>
-        </w:rPr>
-        <w:t>DOI: 10.3390/ijerph192416936. Disponível em: https://www.mdpi.com/1660-4601/19/24/16936. Acesso em: 11 mar. 2024.</w:t>
+        <w:t xml:space="preserve">Youth Turnover in Brazil: Job and Worker Flows and an Evaluation of a Youth-Targeted Training Program. </w:t>
+      </w:r>
+      <w:proofErr w:type="spellStart"/>
+      <w:r>
+        <w:rPr>
+          <w:b/>
+          <w:bCs/>
+          <w:szCs w:val="24"/>
+          <w:lang w:val="en-US"/>
+        </w:rPr>
+        <w:t>RePEc</w:t>
+      </w:r>
+      <w:proofErr w:type="spellEnd"/>
+      <w:r>
+        <w:rPr>
+          <w:b/>
+          <w:bCs/>
+          <w:szCs w:val="24"/>
+          <w:lang w:val="en-US"/>
+        </w:rPr>
+        <w:t>: Research Papers in Economics</w:t>
+      </w:r>
+      <w:r>
+        <w:rPr>
+          <w:szCs w:val="24"/>
+          <w:lang w:val="en-US"/>
+        </w:rPr>
+        <w:t xml:space="preserve">, 1 </w:t>
+      </w:r>
+      <w:proofErr w:type="spellStart"/>
+      <w:r>
+        <w:rPr>
+          <w:szCs w:val="24"/>
+          <w:lang w:val="en-US"/>
+        </w:rPr>
+        <w:t>fev</w:t>
+      </w:r>
+      <w:proofErr w:type="spellEnd"/>
+      <w:r>
+        <w:rPr>
+          <w:szCs w:val="24"/>
+          <w:lang w:val="en-US"/>
+        </w:rPr>
+        <w:t xml:space="preserve">. 2014. </w:t>
       </w:r>
     </w:p>
     <w:p>
       <w:pPr>
         <w:spacing w:line="360" w:lineRule="auto"/>
-        <w:jc w:val="both"/>
-        <w:rPr>
-          <w:rFonts w:eastAsia="Times New Roman" w:cs="Times New Roman"/>
-          <w:szCs w:val="24"/>
+        <w:rPr>
+          <w:szCs w:val="24"/>
+          <w:lang w:val="en-US"/>
         </w:rPr>
       </w:pPr>
     </w:p>
     <w:p>
       <w:pPr>
         <w:spacing w:line="360" w:lineRule="auto"/>
-        <w:jc w:val="both"/>
-        <w:rPr>
-          <w:rFonts w:eastAsia="Times New Roman" w:cs="Times New Roman"/>
-          <w:szCs w:val="24"/>
-        </w:rPr>
-      </w:pPr>
-      <w:r>
-        <w:rPr>
-          <w:rFonts w:eastAsia="Times New Roman" w:cs="Times New Roman"/>
-          <w:szCs w:val="24"/>
-        </w:rPr>
-        <w:t xml:space="preserve">CAMARGO, Veridiana Pires de; TESSMANN, Mathias Schneid. </w:t>
-      </w:r>
-      <w:r>
-        <w:rPr>
-          <w:rFonts w:eastAsia="Times New Roman" w:cs="Times New Roman"/>
-          <w:szCs w:val="24"/>
-          <w:lang w:val="en-US"/>
-        </w:rPr>
-        <w:t xml:space="preserve">Heterogeneous impacts of covid-19 on youth employment: a study for brazilian regions. </w:t>
-      </w:r>
-      <w:r>
-        <w:rPr>
-          <w:rFonts w:eastAsia="Times New Roman" w:cs="Times New Roman"/>
+        <w:rPr>
+          <w:szCs w:val="24"/>
+        </w:rPr>
+      </w:pPr>
+      <w:r>
+        <w:rPr>
+          <w:szCs w:val="24"/>
+        </w:rPr>
+        <w:lastRenderedPageBreak/>
+        <w:t xml:space="preserve">CORSEUIL, C. H. L.; FRANCA, M. P.; POLOPONSKY, K. A INSERÇÃO DOS JOVENS BRASILEIROS NO MERCADO DE TRABALHO NUM CONTEXTO DE RECESSÃO. </w:t>
+      </w:r>
+      <w:r>
+        <w:rPr>
           <w:b/>
-          <w:szCs w:val="24"/>
-        </w:rPr>
-        <w:t>JOURNAL OF QUANTITATIVE FINANCE AND ECONOMICS</w:t>
-      </w:r>
-      <w:r>
-        <w:rPr>
-          <w:rFonts w:eastAsia="Times New Roman" w:cs="Times New Roman"/>
-          <w:szCs w:val="24"/>
-        </w:rPr>
-        <w:t>, v. 5, n. 1, p. 159–183, 2023.</w:t>
+          <w:bCs/>
+          <w:szCs w:val="24"/>
+        </w:rPr>
+        <w:t>Novos estudos CEBRAP</w:t>
+      </w:r>
+      <w:r>
+        <w:rPr>
+          <w:szCs w:val="24"/>
+        </w:rPr>
+        <w:t xml:space="preserve">, v. 39, p. 501–520, 15 jan. 2021. </w:t>
       </w:r>
     </w:p>
     <w:p>
       <w:pPr>
         <w:spacing w:line="360" w:lineRule="auto"/>
-        <w:jc w:val="both"/>
-        <w:rPr>
-          <w:rFonts w:eastAsia="Times New Roman" w:cs="Times New Roman"/>
-          <w:szCs w:val="24"/>
-        </w:rPr>
-      </w:pPr>
+        <w:rPr>
+          <w:szCs w:val="24"/>
+        </w:rPr>
+      </w:pPr>
+      <w:r>
+        <w:rPr>
+          <w:szCs w:val="24"/>
+        </w:rPr>
+        <w:t xml:space="preserve">DA SILVA FILHO, L. A.; FERREIRA DA SILVA, F. J.; NUNES DE QUEIROZ, S. </w:t>
+      </w:r>
+      <w:proofErr w:type="spellStart"/>
+      <w:r>
+        <w:rPr>
+          <w:szCs w:val="24"/>
+        </w:rPr>
+        <w:t>Jóvenes</w:t>
+      </w:r>
+      <w:proofErr w:type="spellEnd"/>
+      <w:r>
+        <w:rPr>
+          <w:szCs w:val="24"/>
+        </w:rPr>
+        <w:t xml:space="preserve"> </w:t>
+      </w:r>
+      <w:proofErr w:type="spellStart"/>
+      <w:r>
+        <w:rPr>
+          <w:szCs w:val="24"/>
+        </w:rPr>
+        <w:t>en</w:t>
+      </w:r>
+      <w:proofErr w:type="spellEnd"/>
+      <w:r>
+        <w:rPr>
+          <w:szCs w:val="24"/>
+        </w:rPr>
+        <w:t xml:space="preserve"> </w:t>
+      </w:r>
+      <w:proofErr w:type="spellStart"/>
+      <w:r>
+        <w:rPr>
+          <w:szCs w:val="24"/>
+        </w:rPr>
+        <w:t>el</w:t>
+      </w:r>
+      <w:proofErr w:type="spellEnd"/>
+      <w:r>
+        <w:rPr>
+          <w:szCs w:val="24"/>
+        </w:rPr>
+        <w:t xml:space="preserve"> mercado de </w:t>
+      </w:r>
+      <w:proofErr w:type="spellStart"/>
+      <w:r>
+        <w:rPr>
+          <w:szCs w:val="24"/>
+        </w:rPr>
+        <w:t>trabajo</w:t>
+      </w:r>
+      <w:proofErr w:type="spellEnd"/>
+      <w:r>
+        <w:rPr>
+          <w:szCs w:val="24"/>
+        </w:rPr>
+        <w:t xml:space="preserve"> formal </w:t>
+      </w:r>
+      <w:proofErr w:type="spellStart"/>
+      <w:r>
+        <w:rPr>
+          <w:szCs w:val="24"/>
+        </w:rPr>
+        <w:t>brasileño</w:t>
+      </w:r>
+      <w:proofErr w:type="spellEnd"/>
+      <w:r>
+        <w:rPr>
+          <w:szCs w:val="24"/>
+        </w:rPr>
+        <w:t xml:space="preserve">: </w:t>
+      </w:r>
+      <w:proofErr w:type="spellStart"/>
+      <w:r>
+        <w:rPr>
+          <w:szCs w:val="24"/>
+        </w:rPr>
+        <w:t>un</w:t>
+      </w:r>
+      <w:proofErr w:type="spellEnd"/>
+      <w:r>
+        <w:rPr>
+          <w:szCs w:val="24"/>
+        </w:rPr>
+        <w:t xml:space="preserve"> </w:t>
+      </w:r>
+      <w:proofErr w:type="spellStart"/>
+      <w:r>
+        <w:rPr>
+          <w:szCs w:val="24"/>
+        </w:rPr>
+        <w:t>análisis</w:t>
+      </w:r>
+      <w:proofErr w:type="spellEnd"/>
+      <w:r>
+        <w:rPr>
+          <w:szCs w:val="24"/>
+        </w:rPr>
+        <w:t xml:space="preserve"> </w:t>
+      </w:r>
+      <w:proofErr w:type="spellStart"/>
+      <w:r>
+        <w:rPr>
+          <w:szCs w:val="24"/>
+        </w:rPr>
+        <w:t>cuantitativo</w:t>
+      </w:r>
+      <w:proofErr w:type="spellEnd"/>
+      <w:r>
+        <w:rPr>
+          <w:szCs w:val="24"/>
+        </w:rPr>
+        <w:t xml:space="preserve">. </w:t>
+      </w:r>
+      <w:r>
+        <w:rPr>
+          <w:b/>
+          <w:bCs/>
+          <w:szCs w:val="24"/>
+        </w:rPr>
+        <w:t xml:space="preserve">Revista </w:t>
+      </w:r>
+      <w:proofErr w:type="spellStart"/>
+      <w:r>
+        <w:rPr>
+          <w:b/>
+          <w:bCs/>
+          <w:szCs w:val="24"/>
+        </w:rPr>
+        <w:t>Facultad</w:t>
+      </w:r>
+      <w:proofErr w:type="spellEnd"/>
+      <w:r>
+        <w:rPr>
+          <w:b/>
+          <w:bCs/>
+          <w:szCs w:val="24"/>
+        </w:rPr>
+        <w:t xml:space="preserve"> de </w:t>
+      </w:r>
+      <w:proofErr w:type="spellStart"/>
+      <w:r>
+        <w:rPr>
+          <w:b/>
+          <w:bCs/>
+          <w:szCs w:val="24"/>
+        </w:rPr>
+        <w:t>Ciencias</w:t>
+      </w:r>
+      <w:proofErr w:type="spellEnd"/>
+      <w:r>
+        <w:rPr>
+          <w:b/>
+          <w:bCs/>
+          <w:szCs w:val="24"/>
+        </w:rPr>
+        <w:t xml:space="preserve"> Económicas</w:t>
+      </w:r>
+      <w:r>
+        <w:rPr>
+          <w:szCs w:val="24"/>
+        </w:rPr>
+        <w:t xml:space="preserve">, v. 23, n. 2, 20 dez. 2015. </w:t>
+      </w:r>
     </w:p>
     <w:p>
       <w:pPr>
         <w:spacing w:line="360" w:lineRule="auto"/>
-        <w:jc w:val="both"/>
-        <w:rPr>
-          <w:rFonts w:eastAsia="Times New Roman" w:cs="Times New Roman"/>
-          <w:szCs w:val="24"/>
-        </w:rPr>
-      </w:pPr>
-      <w:r>
-        <w:rPr>
-          <w:rFonts w:eastAsia="Times New Roman" w:cs="Times New Roman"/>
-          <w:szCs w:val="24"/>
-        </w:rPr>
-        <w:t xml:space="preserve">CORSEUIL, Carlos Henrique Leite; FRANCA, Maíra Penna; POLOPONSKY, Katcha. A Inserção dos Jovens Brasileiros no Mercado de Trabalho num Contexto de Recessão. </w:t>
-      </w:r>
-      <w:r>
-        <w:rPr>
-          <w:rFonts w:eastAsia="Times New Roman" w:cs="Times New Roman"/>
+        <w:rPr>
+          <w:szCs w:val="24"/>
+        </w:rPr>
+      </w:pPr>
+    </w:p>
+    <w:p>
+      <w:pPr>
+        <w:spacing w:line="360" w:lineRule="auto"/>
+        <w:rPr>
+          <w:szCs w:val="24"/>
+        </w:rPr>
+      </w:pPr>
+      <w:r>
+        <w:rPr>
+          <w:szCs w:val="24"/>
+        </w:rPr>
+        <w:t>DE CARVALHO GUIMARAES, J.; KESSIA DE SOUSA FELIX MENDES, K. P</w:t>
+      </w:r>
+      <w:r>
+        <w:rPr>
+          <w:szCs w:val="24"/>
+        </w:rPr>
+        <w:t>recarização do trabalho e juventude</w:t>
+      </w:r>
+      <w:r>
+        <w:rPr>
+          <w:szCs w:val="24"/>
+        </w:rPr>
+        <w:t xml:space="preserve">: </w:t>
+      </w:r>
+      <w:r>
+        <w:rPr>
+          <w:szCs w:val="24"/>
+        </w:rPr>
+        <w:t>uma análise sobre a realidade laboral</w:t>
+      </w:r>
+      <w:r>
+        <w:rPr>
+          <w:szCs w:val="24"/>
+        </w:rPr>
+        <w:t xml:space="preserve"> </w:t>
+      </w:r>
+      <w:r>
+        <w:rPr>
+          <w:szCs w:val="24"/>
+        </w:rPr>
+        <w:t>face à pandemia de</w:t>
+      </w:r>
+      <w:r>
+        <w:rPr>
+          <w:szCs w:val="24"/>
+        </w:rPr>
+        <w:t xml:space="preserve"> COVID-19. </w:t>
+      </w:r>
+      <w:r>
+        <w:rPr>
           <w:b/>
-          <w:szCs w:val="24"/>
-        </w:rPr>
-        <w:t>Novos estudos CEBRAP</w:t>
-      </w:r>
-      <w:r>
-        <w:rPr>
-          <w:rFonts w:eastAsia="Times New Roman" w:cs="Times New Roman"/>
-          <w:szCs w:val="24"/>
-        </w:rPr>
-        <w:t xml:space="preserve">. 2020, v. 39, n. 3 [Acessado 26 </w:t>
-      </w:r>
-      <w:proofErr w:type="gramStart"/>
-      <w:r>
-        <w:rPr>
-          <w:rFonts w:eastAsia="Times New Roman" w:cs="Times New Roman"/>
-          <w:szCs w:val="24"/>
-        </w:rPr>
-        <w:t>Março</w:t>
-      </w:r>
-      <w:proofErr w:type="gramEnd"/>
-      <w:r>
-        <w:rPr>
-          <w:rFonts w:eastAsia="Times New Roman" w:cs="Times New Roman"/>
-          <w:szCs w:val="24"/>
-        </w:rPr>
-        <w:t xml:space="preserve"> 2024], pp. 501-520. Disponível em: &lt;</w:t>
-      </w:r>
-      <w:hyperlink r:id="rId11">
+          <w:bCs/>
+          <w:szCs w:val="24"/>
+        </w:rPr>
+        <w:t>O S</w:t>
+      </w:r>
+      <w:r>
+        <w:rPr>
+          <w:b/>
+          <w:bCs/>
+          <w:szCs w:val="24"/>
+        </w:rPr>
+        <w:t>ocial</w:t>
+      </w:r>
+      <w:r>
+        <w:rPr>
+          <w:b/>
+          <w:bCs/>
+          <w:szCs w:val="24"/>
+        </w:rPr>
+        <w:t xml:space="preserve"> </w:t>
+      </w:r>
+      <w:r>
+        <w:rPr>
+          <w:b/>
+          <w:bCs/>
+          <w:szCs w:val="24"/>
+        </w:rPr>
+        <w:t>em</w:t>
+      </w:r>
+      <w:r>
+        <w:rPr>
+          <w:b/>
+          <w:bCs/>
+          <w:szCs w:val="24"/>
+        </w:rPr>
+        <w:t xml:space="preserve"> </w:t>
+      </w:r>
+      <w:r>
+        <w:rPr>
+          <w:b/>
+          <w:bCs/>
+          <w:szCs w:val="24"/>
+        </w:rPr>
+        <w:t>questão</w:t>
+      </w:r>
+      <w:r>
+        <w:rPr>
+          <w:szCs w:val="24"/>
+        </w:rPr>
+        <w:t xml:space="preserve">, v. 4, n. 53, 3 maio 2022. </w:t>
+      </w:r>
+    </w:p>
+    <w:p>
+      <w:pPr>
+        <w:spacing w:line="360" w:lineRule="auto"/>
+        <w:rPr>
+          <w:szCs w:val="24"/>
+        </w:rPr>
+      </w:pPr>
+    </w:p>
+    <w:p>
+      <w:pPr>
+        <w:spacing w:line="360" w:lineRule="auto"/>
+        <w:rPr>
+          <w:szCs w:val="24"/>
+        </w:rPr>
+      </w:pPr>
+      <w:r>
+        <w:rPr>
+          <w:szCs w:val="24"/>
+        </w:rPr>
+        <w:t xml:space="preserve">FEIJÓ, J.; PERUCHETTI, P. </w:t>
+      </w:r>
+      <w:r>
+        <w:rPr>
+          <w:b/>
+          <w:bCs/>
+          <w:szCs w:val="24"/>
+        </w:rPr>
+        <w:t>Performance dos jovens no mercado de trabalho | Blog do IBRE</w:t>
+      </w:r>
+      <w:r>
+        <w:rPr>
+          <w:szCs w:val="24"/>
+        </w:rPr>
+        <w:t>. Disponível em: &lt;</w:t>
+      </w:r>
+      <w:hyperlink r:id="rId11" w:history="1">
         <w:r>
           <w:rPr>
-            <w:rFonts w:eastAsia="Times New Roman" w:cs="Times New Roman"/>
-            <w:color w:val="1155CC"/>
+            <w:rStyle w:val="Hyperlink"/>
             <w:szCs w:val="24"/>
-            <w:u w:val="single"/>
           </w:rPr>
-          <w:t>https://doi.org/10.25091/s01013300202000030003</w:t>
+          <w:t>https://blogdoibre.fgv.br/posts/performance-dos-jovens-no-mercado-de-trabalho</w:t>
         </w:r>
       </w:hyperlink>
       <w:r>
         <w:rPr>
-          <w:rFonts w:eastAsia="Times New Roman" w:cs="Times New Roman"/>
-          <w:szCs w:val="24"/>
-        </w:rPr>
-        <w:t>&gt;.</w:t>
+          <w:szCs w:val="24"/>
+        </w:rPr>
+        <w:t xml:space="preserve">&gt;. </w:t>
       </w:r>
     </w:p>
     <w:p>
       <w:pPr>
         <w:spacing w:line="360" w:lineRule="auto"/>
-        <w:jc w:val="both"/>
-        <w:rPr>
-          <w:rFonts w:eastAsia="Times New Roman" w:cs="Times New Roman"/>
+        <w:rPr>
           <w:szCs w:val="24"/>
         </w:rPr>
       </w:pPr>
@@ -5732,50 +7137,56 @@
     <w:p>
       <w:pPr>
         <w:spacing w:line="360" w:lineRule="auto"/>
-        <w:jc w:val="both"/>
-        <w:rPr>
-          <w:rFonts w:eastAsia="Times New Roman" w:cs="Times New Roman"/>
-          <w:szCs w:val="24"/>
-        </w:rPr>
-      </w:pPr>
-      <w:r>
-        <w:rPr>
-          <w:rFonts w:eastAsia="Times New Roman" w:cs="Times New Roman"/>
-          <w:szCs w:val="24"/>
-        </w:rPr>
-        <w:t xml:space="preserve">CORSEUIL, Carlos Henrique Leite; FOGUEL, Miguel; GONZAGA, Gustavo; RIBEIRO; Eduardo Pontual. </w:t>
-      </w:r>
-      <w:r>
-        <w:rPr>
-          <w:rFonts w:eastAsia="Times New Roman" w:cs="Times New Roman"/>
+        <w:rPr>
+          <w:szCs w:val="24"/>
+        </w:rPr>
+      </w:pPr>
+      <w:r>
+        <w:rPr>
+          <w:szCs w:val="24"/>
+          <w:lang w:val="en-US"/>
+        </w:rPr>
+        <w:t xml:space="preserve">FLÁVIA, A.; DE, A. Education, pandemic and youth in Brazil. </w:t>
+      </w:r>
+      <w:proofErr w:type="spellStart"/>
+      <w:r>
+        <w:rPr>
           <w:b/>
-          <w:szCs w:val="24"/>
-          <w:lang w:val="en-US"/>
-        </w:rPr>
-        <w:t>Youth Turnover in Brazil: Job and Worker Flows and an Evaluation of a Youth-Targeted Training Program</w:t>
-      </w:r>
-      <w:r>
-        <w:rPr>
-          <w:rFonts w:eastAsia="Times New Roman" w:cs="Times New Roman"/>
-          <w:szCs w:val="24"/>
-          <w:lang w:val="en-US"/>
-        </w:rPr>
-        <w:t xml:space="preserve">. </w:t>
-      </w:r>
-      <w:r>
-        <w:rPr>
-          <w:rFonts w:eastAsia="Times New Roman" w:cs="Times New Roman"/>
-          <w:szCs w:val="24"/>
-        </w:rPr>
-        <w:t>CEDLAS Working Papers. 2014. Disponível em: https://ideas.repec.org/p/dls/wpaper/0155.html. Acesso em: 11 mar. 2024.</w:t>
+          <w:bCs/>
+          <w:szCs w:val="24"/>
+        </w:rPr>
+        <w:t>Seven</w:t>
+      </w:r>
+      <w:proofErr w:type="spellEnd"/>
+      <w:r>
+        <w:rPr>
+          <w:b/>
+          <w:bCs/>
+          <w:szCs w:val="24"/>
+        </w:rPr>
+        <w:t xml:space="preserve"> Editora </w:t>
+      </w:r>
+      <w:proofErr w:type="spellStart"/>
+      <w:r>
+        <w:rPr>
+          <w:b/>
+          <w:bCs/>
+          <w:szCs w:val="24"/>
+        </w:rPr>
+        <w:t>eBooks</w:t>
+      </w:r>
+      <w:proofErr w:type="spellEnd"/>
+      <w:r>
+        <w:rPr>
+          <w:szCs w:val="24"/>
+        </w:rPr>
+        <w:t xml:space="preserve">, 4 ago. 2023. </w:t>
       </w:r>
     </w:p>
     <w:p>
       <w:pPr>
         <w:spacing w:line="360" w:lineRule="auto"/>
-        <w:jc w:val="both"/>
-        <w:rPr>
-          <w:rFonts w:eastAsia="Times New Roman" w:cs="Times New Roman"/>
+        <w:rPr>
           <w:szCs w:val="24"/>
         </w:rPr>
       </w:pPr>
@@ -5783,41 +7194,35 @@
     <w:p>
       <w:pPr>
         <w:spacing w:line="360" w:lineRule="auto"/>
-        <w:jc w:val="both"/>
-        <w:rPr>
-          <w:rFonts w:eastAsia="Times New Roman" w:cs="Times New Roman"/>
-          <w:szCs w:val="24"/>
-        </w:rPr>
-      </w:pPr>
-      <w:r>
-        <w:rPr>
-          <w:rFonts w:eastAsia="Times New Roman" w:cs="Times New Roman"/>
-          <w:szCs w:val="24"/>
-        </w:rPr>
-        <w:t xml:space="preserve">DA SILVA FILHO, L. A.; FERREIRA DA SILVA, F. J.; NUNES DE QUEIROZ, S. Jóvenes en el mercado de trabajo formal brasileño: un análisis cuantitativo. </w:t>
-      </w:r>
-      <w:r>
-        <w:rPr>
-          <w:rFonts w:eastAsia="Times New Roman" w:cs="Times New Roman"/>
+        <w:rPr>
+          <w:szCs w:val="24"/>
+        </w:rPr>
+      </w:pPr>
+      <w:r>
+        <w:rPr>
+          <w:szCs w:val="24"/>
+        </w:rPr>
+        <w:t xml:space="preserve">MACIEL, L. P.; ROSSIGNOLI, M. A regulação estatal para incentivar o primeiro emprego dos jovens no Brasil: elementos para o desenvolvimento econômico. </w:t>
+      </w:r>
+      <w:r>
+        <w:rPr>
           <w:b/>
-          <w:szCs w:val="24"/>
-        </w:rPr>
-        <w:t>Revista Facultad de Ciencias Económicas</w:t>
-      </w:r>
-      <w:r>
-        <w:rPr>
-          <w:rFonts w:eastAsia="Times New Roman" w:cs="Times New Roman"/>
-          <w:szCs w:val="24"/>
-        </w:rPr>
-        <w:t>, [S. l.], v. 23, n. 2, p. 21–34, 2015. DOI: 10.18359/rfce.1605. Disponível em: https://revistas.unimilitar.edu.co/index.php/rfce/article/view/1605. Acesso em: 11 mar. 2024.</w:t>
+          <w:bCs/>
+          <w:szCs w:val="24"/>
+        </w:rPr>
+        <w:t>Direito e Desenvolvimento</w:t>
+      </w:r>
+      <w:r>
+        <w:rPr>
+          <w:szCs w:val="24"/>
+        </w:rPr>
+        <w:t xml:space="preserve">, v. 10, n. 2, p. 141–156, 19 dez. 2019. </w:t>
       </w:r>
     </w:p>
     <w:p>
       <w:pPr>
         <w:spacing w:line="360" w:lineRule="auto"/>
-        <w:jc w:val="both"/>
-        <w:rPr>
-          <w:rFonts w:eastAsia="Times New Roman" w:cs="Times New Roman"/>
+        <w:rPr>
           <w:szCs w:val="24"/>
         </w:rPr>
       </w:pPr>
@@ -5825,519 +7230,417 @@
     <w:p>
       <w:pPr>
         <w:spacing w:line="360" w:lineRule="auto"/>
-        <w:jc w:val="both"/>
-        <w:rPr>
-          <w:rFonts w:eastAsia="Times New Roman" w:cs="Times New Roman"/>
-          <w:szCs w:val="24"/>
-        </w:rPr>
-      </w:pPr>
-      <w:r>
-        <w:rPr>
-          <w:rFonts w:eastAsia="Times New Roman" w:cs="Times New Roman"/>
-          <w:szCs w:val="24"/>
-        </w:rPr>
-        <w:t xml:space="preserve">FEIJÓ, Janaína; PERUCHETTI, Paulo. </w:t>
-      </w:r>
-      <w:r>
-        <w:rPr>
-          <w:rFonts w:eastAsia="Times New Roman" w:cs="Times New Roman"/>
+        <w:rPr>
+          <w:szCs w:val="24"/>
+        </w:rPr>
+      </w:pPr>
+      <w:r>
+        <w:rPr>
+          <w:szCs w:val="24"/>
+        </w:rPr>
+        <w:t xml:space="preserve">NOTÍCIAS, G. </w:t>
+      </w:r>
+      <w:r>
+        <w:rPr>
           <w:b/>
-          <w:szCs w:val="24"/>
-        </w:rPr>
-        <w:t>Performance dos jovens no mercado de trabalho</w:t>
-      </w:r>
-      <w:r>
-        <w:rPr>
-          <w:rFonts w:eastAsia="Times New Roman" w:cs="Times New Roman"/>
-          <w:szCs w:val="24"/>
-        </w:rPr>
-        <w:t>. In: FGV IBRE. Blog do IBRE. São Paulo, 26 jul. 2024. Disponível em: https://blogdoibre.fgv.br/posts/performance-dos-jovens-no-mercado-de-trabalho. Acesso em: 17 fev. 2025.</w:t>
-      </w:r>
-    </w:p>
-    <w:p>
-      <w:pPr>
-        <w:spacing w:line="360" w:lineRule="auto"/>
-        <w:jc w:val="both"/>
-        <w:rPr>
-          <w:rFonts w:eastAsia="Times New Roman" w:cs="Times New Roman"/>
-          <w:szCs w:val="24"/>
-        </w:rPr>
-      </w:pPr>
-    </w:p>
-    <w:p>
-      <w:pPr>
-        <w:spacing w:line="360" w:lineRule="auto"/>
-        <w:jc w:val="both"/>
-        <w:rPr>
-          <w:rFonts w:eastAsia="Times New Roman" w:cs="Times New Roman"/>
-          <w:szCs w:val="24"/>
-        </w:rPr>
-      </w:pPr>
-      <w:r>
-        <w:rPr>
-          <w:rFonts w:eastAsia="Times New Roman" w:cs="Times New Roman"/>
-          <w:szCs w:val="24"/>
-        </w:rPr>
-        <w:t xml:space="preserve">FILHO, P. R. F. O desemprego dos jovens e as políticas públicas no Brasil pós 1990. </w:t>
-      </w:r>
-      <w:r>
-        <w:rPr>
-          <w:rFonts w:eastAsia="Times New Roman" w:cs="Times New Roman"/>
+          <w:bCs/>
+          <w:szCs w:val="24"/>
+        </w:rPr>
+        <w:t>Brasil tem a 4</w:t>
+      </w:r>
+      <w:r>
+        <w:rPr>
           <w:b/>
-          <w:szCs w:val="24"/>
-        </w:rPr>
-        <w:t>Revista Norus</w:t>
-      </w:r>
-      <w:r>
-        <w:rPr>
-          <w:rFonts w:eastAsia="Times New Roman" w:cs="Times New Roman"/>
-          <w:szCs w:val="24"/>
-        </w:rPr>
-        <w:t>, v. 8, n. 14, p. 116-134, 2020. DOI: 10.15210/norus.v8i14.20035. Disponível em: https://periodicos.ufpel.edu.br/index.php/NORUS/article/view/20035. Acesso em: 11 mar. 2024.</w:t>
-      </w:r>
-    </w:p>
-    <w:p>
-      <w:pPr>
-        <w:spacing w:line="360" w:lineRule="auto"/>
-        <w:jc w:val="both"/>
-        <w:rPr>
-          <w:rFonts w:eastAsia="Times New Roman" w:cs="Times New Roman"/>
-          <w:szCs w:val="24"/>
-        </w:rPr>
-      </w:pPr>
-    </w:p>
-    <w:p>
-      <w:pPr>
-        <w:spacing w:line="360" w:lineRule="auto"/>
-        <w:jc w:val="both"/>
-        <w:rPr>
-          <w:rFonts w:eastAsia="Times New Roman" w:cs="Times New Roman"/>
-          <w:szCs w:val="24"/>
-        </w:rPr>
-      </w:pPr>
-      <w:r>
-        <w:rPr>
-          <w:rFonts w:eastAsia="Times New Roman" w:cs="Times New Roman"/>
-          <w:szCs w:val="24"/>
-        </w:rPr>
-        <w:t xml:space="preserve">GUIMARÃES, Jairo de Carvalho; MENDES, Karine Késsia de Sousa Félix. </w:t>
-      </w:r>
-      <w:r>
-        <w:rPr>
-          <w:rFonts w:eastAsia="Times New Roman" w:cs="Times New Roman"/>
+          <w:bCs/>
+          <w:szCs w:val="24"/>
+          <w:vertAlign w:val="superscript"/>
+        </w:rPr>
+        <w:t>a</w:t>
+      </w:r>
+      <w:r>
+        <w:rPr>
           <w:b/>
-          <w:szCs w:val="24"/>
-        </w:rPr>
-        <w:t>Precarização do trabalho e juventude: uma análise sobre a realidade laboral face à pandemia da covid-19</w:t>
-      </w:r>
-      <w:r>
-        <w:rPr>
-          <w:rFonts w:eastAsia="Times New Roman" w:cs="Times New Roman"/>
-          <w:szCs w:val="24"/>
-        </w:rPr>
-        <w:t xml:space="preserve">. O Social em Questão, v. 4, n. 53, 2022. Disponível em: </w:t>
-      </w:r>
-      <w:hyperlink r:id="rId12">
+          <w:bCs/>
+          <w:szCs w:val="24"/>
+        </w:rPr>
+        <w:t xml:space="preserve"> maior taxa de desemprego do mundo, aponta ranking com 44 países</w:t>
+      </w:r>
+      <w:r>
+        <w:rPr>
+          <w:szCs w:val="24"/>
+        </w:rPr>
+        <w:t>. Disponível em: &lt;</w:t>
+      </w:r>
+      <w:hyperlink r:id="rId12" w:history="1">
         <w:r>
           <w:rPr>
-            <w:rFonts w:eastAsia="Times New Roman" w:cs="Times New Roman"/>
-            <w:color w:val="1155CC"/>
+            <w:rStyle w:val="Hyperlink"/>
             <w:szCs w:val="24"/>
-            <w:u w:val="single"/>
           </w:rPr>
-          <w:t>https://doi.org/10.17771/pucrio.osq.58558</w:t>
+          <w:t>https://g1.globo.com/economia/noticia/2021/11/22/brasil-tem-a-4a-maior-taxa-de-desemprego-do-mundo-aponta-ranking-com-44-paises.ghtml</w:t>
         </w:r>
       </w:hyperlink>
       <w:r>
         <w:rPr>
+          <w:szCs w:val="24"/>
+        </w:rPr>
+        <w:t xml:space="preserve">&gt;. </w:t>
+      </w:r>
+    </w:p>
+    <w:p>
+      <w:pPr>
+        <w:spacing w:line="360" w:lineRule="auto"/>
+        <w:rPr>
+          <w:szCs w:val="24"/>
+        </w:rPr>
+      </w:pPr>
+    </w:p>
+    <w:p>
+      <w:pPr>
+        <w:spacing w:line="360" w:lineRule="auto"/>
+        <w:rPr>
+          <w:szCs w:val="24"/>
+        </w:rPr>
+      </w:pPr>
+      <w:r>
+        <w:rPr>
+          <w:szCs w:val="24"/>
+          <w:lang w:val="en-US"/>
+        </w:rPr>
+        <w:t xml:space="preserve">OLIVEIRA, G. DE; RAIHER, A. P. The inclusion of poor youth in the Brazilian </w:t>
+      </w:r>
+      <w:proofErr w:type="spellStart"/>
+      <w:r>
+        <w:rPr>
+          <w:szCs w:val="24"/>
+          <w:lang w:val="en-US"/>
+        </w:rPr>
+        <w:t>labour</w:t>
+      </w:r>
+      <w:proofErr w:type="spellEnd"/>
+      <w:r>
+        <w:rPr>
+          <w:szCs w:val="24"/>
+          <w:lang w:val="en-US"/>
+        </w:rPr>
+        <w:t xml:space="preserve"> market and the impact of the Bolsa Família </w:t>
+      </w:r>
+      <w:proofErr w:type="spellStart"/>
+      <w:r>
+        <w:rPr>
+          <w:szCs w:val="24"/>
+          <w:lang w:val="en-US"/>
+        </w:rPr>
+        <w:t>programme</w:t>
+      </w:r>
+      <w:proofErr w:type="spellEnd"/>
+      <w:r>
+        <w:rPr>
+          <w:szCs w:val="24"/>
+          <w:lang w:val="en-US"/>
+        </w:rPr>
+        <w:t xml:space="preserve">. </w:t>
+      </w:r>
+      <w:r>
+        <w:rPr>
+          <w:b/>
+          <w:bCs/>
+          <w:szCs w:val="24"/>
+        </w:rPr>
+        <w:t>CEPAL Review</w:t>
+      </w:r>
+      <w:r>
+        <w:rPr>
+          <w:szCs w:val="24"/>
+        </w:rPr>
+        <w:t xml:space="preserve">, v. 2021, n. 135, p. 163–176, 31 maio 2022. </w:t>
+      </w:r>
+    </w:p>
+    <w:p>
+      <w:pPr>
+        <w:spacing w:line="360" w:lineRule="auto"/>
+        <w:rPr>
+          <w:szCs w:val="24"/>
+        </w:rPr>
+      </w:pPr>
+    </w:p>
+    <w:p>
+      <w:pPr>
+        <w:spacing w:line="360" w:lineRule="auto"/>
+        <w:rPr>
+          <w:szCs w:val="24"/>
+        </w:rPr>
+      </w:pPr>
+      <w:r>
+        <w:rPr>
+          <w:szCs w:val="24"/>
+        </w:rPr>
+        <w:t xml:space="preserve">PASTORE, J. </w:t>
+      </w:r>
+      <w:r>
+        <w:rPr>
+          <w:b/>
+          <w:bCs/>
+          <w:szCs w:val="24"/>
+        </w:rPr>
+        <w:t>As dificuldades dos jovens no mercado de trabalho, por José Pastore</w:t>
+      </w:r>
+      <w:r>
+        <w:rPr>
+          <w:szCs w:val="24"/>
+        </w:rPr>
+        <w:t>. Disponível em: &lt;</w:t>
+      </w:r>
+      <w:hyperlink r:id="rId13" w:history="1">
+        <w:r>
+          <w:rPr>
+            <w:rStyle w:val="Hyperlink"/>
+            <w:szCs w:val="24"/>
+          </w:rPr>
+          <w:t>https://www.fecomercio.com.br/noticia/as-dificuldades-dos-jovens-no-mercado-de-trabalho-por-jose-pastore</w:t>
+        </w:r>
+      </w:hyperlink>
+      <w:r>
+        <w:rPr>
+          <w:szCs w:val="24"/>
+        </w:rPr>
+        <w:t xml:space="preserve">&gt;. </w:t>
+      </w:r>
+    </w:p>
+    <w:p>
+      <w:pPr>
+        <w:spacing w:line="360" w:lineRule="auto"/>
+        <w:rPr>
+          <w:szCs w:val="24"/>
+        </w:rPr>
+      </w:pPr>
+    </w:p>
+    <w:p>
+      <w:pPr>
+        <w:spacing w:line="360" w:lineRule="auto"/>
+        <w:rPr>
+          <w:szCs w:val="24"/>
+          <w:lang w:val="en-US"/>
+        </w:rPr>
+      </w:pPr>
+      <w:r>
+        <w:rPr>
+          <w:szCs w:val="24"/>
+          <w:lang w:val="en-US"/>
+        </w:rPr>
+        <w:lastRenderedPageBreak/>
+        <w:t xml:space="preserve">PINHEIRO, D.; RIBEIRO, E.; PEREGRINO, M. School and work: elements to discuss youth in Brazil. </w:t>
+      </w:r>
+      <w:r>
+        <w:rPr>
+          <w:b/>
+          <w:bCs/>
+          <w:szCs w:val="24"/>
+          <w:lang w:val="en-US"/>
+        </w:rPr>
+        <w:t>Sociology International Journal</w:t>
+      </w:r>
+      <w:r>
+        <w:rPr>
+          <w:szCs w:val="24"/>
+          <w:lang w:val="en-US"/>
+        </w:rPr>
+        <w:t xml:space="preserve">, v. Volume 2, n. Issue 5, 10 set. 2018. </w:t>
+      </w:r>
+    </w:p>
+    <w:p>
+      <w:pPr>
+        <w:spacing w:line="360" w:lineRule="auto"/>
+        <w:rPr>
+          <w:szCs w:val="24"/>
+          <w:lang w:val="en-US"/>
+        </w:rPr>
+      </w:pPr>
+      <w:r>
+        <w:rPr>
+          <w:szCs w:val="24"/>
+          <w:lang w:val="en-US"/>
+        </w:rPr>
+        <w:t xml:space="preserve">PISSARIDES, C. A. </w:t>
+      </w:r>
+      <w:r>
+        <w:rPr>
+          <w:b/>
+          <w:bCs/>
+          <w:szCs w:val="24"/>
+          <w:lang w:val="en-US"/>
+        </w:rPr>
+        <w:t>Equilibrium Unemployment Theory.</w:t>
+      </w:r>
+      <w:r>
+        <w:rPr>
+          <w:szCs w:val="24"/>
+          <w:lang w:val="en-US"/>
+        </w:rPr>
+        <w:t xml:space="preserve"> [</w:t>
+      </w:r>
+      <w:proofErr w:type="spellStart"/>
+      <w:r>
+        <w:rPr>
+          <w:szCs w:val="24"/>
+          <w:lang w:val="en-US"/>
+        </w:rPr>
+        <w:t>s.l.</w:t>
+      </w:r>
+      <w:proofErr w:type="spellEnd"/>
+      <w:r>
+        <w:rPr>
+          <w:szCs w:val="24"/>
+          <w:lang w:val="en-US"/>
+        </w:rPr>
+        <w:t xml:space="preserve">] Cambridge, Mass. Mit Press Ltd, 2017. </w:t>
+      </w:r>
+    </w:p>
+    <w:p>
+      <w:pPr>
+        <w:spacing w:line="360" w:lineRule="auto"/>
+        <w:rPr>
+          <w:szCs w:val="24"/>
+          <w:lang w:val="en-US"/>
+        </w:rPr>
+      </w:pPr>
+    </w:p>
+    <w:p>
+      <w:pPr>
+        <w:spacing w:line="360" w:lineRule="auto"/>
+        <w:rPr>
+          <w:szCs w:val="24"/>
+        </w:rPr>
+      </w:pPr>
+      <w:r>
+        <w:rPr>
+          <w:szCs w:val="24"/>
+          <w:lang w:val="en-US"/>
+        </w:rPr>
+        <w:t xml:space="preserve">SALAS, M. M.; PABLO, J. Youth, Labor Market Exclusion, and Social Violence in Central America. </w:t>
+      </w:r>
+      <w:r>
+        <w:rPr>
+          <w:b/>
+          <w:bCs/>
+          <w:szCs w:val="24"/>
+        </w:rPr>
+        <w:t xml:space="preserve">Perspectives </w:t>
+      </w:r>
+      <w:proofErr w:type="spellStart"/>
+      <w:r>
+        <w:rPr>
+          <w:b/>
+          <w:bCs/>
+          <w:szCs w:val="24"/>
+        </w:rPr>
+        <w:t>on</w:t>
+      </w:r>
+      <w:proofErr w:type="spellEnd"/>
+      <w:r>
+        <w:rPr>
+          <w:b/>
+          <w:bCs/>
+          <w:szCs w:val="24"/>
+        </w:rPr>
+        <w:t xml:space="preserve"> </w:t>
+      </w:r>
+      <w:proofErr w:type="spellStart"/>
+      <w:r>
+        <w:rPr>
+          <w:b/>
+          <w:bCs/>
+          <w:szCs w:val="24"/>
+        </w:rPr>
+        <w:t>children</w:t>
+      </w:r>
+      <w:proofErr w:type="spellEnd"/>
+      <w:r>
+        <w:rPr>
+          <w:b/>
+          <w:bCs/>
+          <w:szCs w:val="24"/>
+        </w:rPr>
+        <w:t xml:space="preserve"> and </w:t>
+      </w:r>
+      <w:proofErr w:type="spellStart"/>
+      <w:r>
+        <w:rPr>
+          <w:b/>
+          <w:bCs/>
+          <w:szCs w:val="24"/>
+        </w:rPr>
+        <w:t>young</w:t>
+      </w:r>
+      <w:proofErr w:type="spellEnd"/>
+      <w:r>
+        <w:rPr>
+          <w:b/>
+          <w:bCs/>
+          <w:szCs w:val="24"/>
+        </w:rPr>
+        <w:t xml:space="preserve"> </w:t>
+      </w:r>
+      <w:proofErr w:type="spellStart"/>
+      <w:r>
+        <w:rPr>
+          <w:b/>
+          <w:bCs/>
+          <w:szCs w:val="24"/>
+        </w:rPr>
+        <w:t>people</w:t>
+      </w:r>
+      <w:proofErr w:type="spellEnd"/>
+      <w:r>
+        <w:rPr>
+          <w:szCs w:val="24"/>
+        </w:rPr>
+        <w:t xml:space="preserve">, p. 17–31, 1 jan. 2019. </w:t>
+      </w:r>
+    </w:p>
+    <w:p>
+      <w:pPr>
+        <w:spacing w:line="360" w:lineRule="auto"/>
+        <w:rPr>
+          <w:szCs w:val="24"/>
+        </w:rPr>
+      </w:pPr>
+    </w:p>
+    <w:p>
+      <w:pPr>
+        <w:spacing w:line="360" w:lineRule="auto"/>
+        <w:rPr>
+          <w:szCs w:val="24"/>
+          <w:lang w:val="es-ES_tradnl"/>
+        </w:rPr>
+      </w:pPr>
+      <w:r>
+        <w:rPr>
+          <w:szCs w:val="24"/>
+        </w:rPr>
+        <w:t xml:space="preserve">SOUSA, R. L. Um breve comentário sobre o mercado de trabalho brasileiro. </w:t>
+      </w:r>
+      <w:r>
+        <w:rPr>
+          <w:b/>
+          <w:bCs/>
+          <w:szCs w:val="24"/>
+          <w:lang w:val="es-ES_tradnl"/>
+        </w:rPr>
+        <w:t>Revista de Ciencias Empresariales y Sociales</w:t>
+      </w:r>
+      <w:r>
+        <w:rPr>
+          <w:szCs w:val="24"/>
+          <w:lang w:val="es-ES_tradnl"/>
+        </w:rPr>
+        <w:t>, v. 2, n. 3, p. 26–41, 30 jun. 2020.</w:t>
+      </w:r>
+      <w:r>
+        <w:rPr>
           <w:rFonts w:eastAsia="Times New Roman" w:cs="Times New Roman"/>
           <w:szCs w:val="24"/>
-        </w:rPr>
-        <w:t>.</w:t>
-      </w:r>
-    </w:p>
-    <w:p>
-      <w:pPr>
-        <w:spacing w:line="360" w:lineRule="auto"/>
-        <w:jc w:val="both"/>
-        <w:rPr>
-          <w:rFonts w:eastAsia="Times New Roman" w:cs="Times New Roman"/>
-          <w:szCs w:val="24"/>
-        </w:rPr>
-      </w:pPr>
-    </w:p>
-    <w:p>
-      <w:pPr>
-        <w:spacing w:line="360" w:lineRule="auto"/>
-        <w:jc w:val="both"/>
-        <w:rPr>
-          <w:rFonts w:eastAsia="Times New Roman" w:cs="Times New Roman"/>
-          <w:szCs w:val="24"/>
-        </w:rPr>
-      </w:pPr>
-      <w:r>
-        <w:rPr>
-          <w:rFonts w:eastAsia="Times New Roman" w:cs="Times New Roman"/>
-          <w:szCs w:val="24"/>
-        </w:rPr>
-        <w:t xml:space="preserve">JAVARONI, Ana Flávia Merchan Ferraz; LEHFELD, Neide Aparecida de Souza. </w:t>
-      </w:r>
-      <w:r>
-        <w:rPr>
-          <w:rFonts w:eastAsia="Times New Roman" w:cs="Times New Roman"/>
-          <w:b/>
-          <w:szCs w:val="24"/>
-          <w:lang w:val="en-US"/>
-        </w:rPr>
-        <w:t>Education, pandemic and youth in Brazil</w:t>
-      </w:r>
-      <w:r>
-        <w:rPr>
-          <w:rFonts w:eastAsia="Times New Roman" w:cs="Times New Roman"/>
-          <w:szCs w:val="24"/>
-          <w:lang w:val="en-US"/>
-        </w:rPr>
-        <w:t xml:space="preserve">. In: [s.l.]: Seven Editora, 2023. </w:t>
-      </w:r>
-      <w:r>
-        <w:rPr>
-          <w:rFonts w:eastAsia="Times New Roman" w:cs="Times New Roman"/>
-          <w:szCs w:val="24"/>
-        </w:rPr>
-        <w:t>Disponível em: &lt;https://sevenpublicacoes.com.br/index.php/editora/article/download/2242/3147&gt;.</w:t>
-      </w:r>
-    </w:p>
-    <w:p>
-      <w:pPr>
-        <w:spacing w:line="360" w:lineRule="auto"/>
-        <w:jc w:val="both"/>
-        <w:rPr>
-          <w:rFonts w:eastAsia="Times New Roman" w:cs="Times New Roman"/>
-          <w:szCs w:val="24"/>
-        </w:rPr>
-      </w:pPr>
-    </w:p>
-    <w:p>
-      <w:pPr>
-        <w:spacing w:line="360" w:lineRule="auto"/>
-        <w:jc w:val="both"/>
-        <w:rPr>
-          <w:rFonts w:eastAsia="Times New Roman" w:cs="Times New Roman"/>
-          <w:szCs w:val="24"/>
-          <w:lang w:val="en-US"/>
-        </w:rPr>
-      </w:pPr>
-      <w:r>
-        <w:rPr>
-          <w:rFonts w:eastAsia="Times New Roman" w:cs="Times New Roman"/>
-          <w:szCs w:val="24"/>
-        </w:rPr>
-        <w:t xml:space="preserve">MACIEL, Lucas Pires; ROSSIGNOLI, Marisa. A regulação estatal para incentivar o primeiro emprego dos jovens no Brasil: elementos para o desenvolvimento econômico. </w:t>
-      </w:r>
-      <w:r>
-        <w:rPr>
-          <w:rFonts w:eastAsia="Times New Roman" w:cs="Times New Roman"/>
-          <w:b/>
-          <w:szCs w:val="24"/>
-        </w:rPr>
-        <w:t>Direito e Desenvolvimento</w:t>
-      </w:r>
-      <w:r>
-        <w:rPr>
-          <w:rFonts w:eastAsia="Times New Roman" w:cs="Times New Roman"/>
-          <w:szCs w:val="24"/>
-        </w:rPr>
-        <w:t xml:space="preserve">, [S. l.], v. 10, n. 2, p. 141–156, 2019. DOI: </w:t>
-      </w:r>
-      <w:r>
-        <w:rPr>
-          <w:rFonts w:eastAsia="Times New Roman" w:cs="Times New Roman"/>
-          <w:szCs w:val="24"/>
-        </w:rPr>
-        <w:lastRenderedPageBreak/>
-        <w:t xml:space="preserve">10.26843/direitoedesenvolvimento.v10i2.1048. Disponível em: https://periodicos.unipe.br/index.php/direitoedesenvolvimento/article/view/1048. </w:t>
-      </w:r>
-      <w:r>
-        <w:rPr>
-          <w:rFonts w:eastAsia="Times New Roman" w:cs="Times New Roman"/>
-          <w:szCs w:val="24"/>
-          <w:lang w:val="en-US"/>
-        </w:rPr>
-        <w:t xml:space="preserve">Acesso em: 11 </w:t>
-      </w:r>
-      <w:proofErr w:type="gramStart"/>
-      <w:r>
-        <w:rPr>
-          <w:rFonts w:eastAsia="Times New Roman" w:cs="Times New Roman"/>
-          <w:szCs w:val="24"/>
-          <w:lang w:val="en-US"/>
-        </w:rPr>
-        <w:t>mar</w:t>
-      </w:r>
-      <w:proofErr w:type="gramEnd"/>
-      <w:r>
-        <w:rPr>
-          <w:rFonts w:eastAsia="Times New Roman" w:cs="Times New Roman"/>
-          <w:szCs w:val="24"/>
-          <w:lang w:val="en-US"/>
-        </w:rPr>
-        <w:t>. 2024.</w:t>
-      </w:r>
-    </w:p>
-    <w:p>
-      <w:pPr>
-        <w:spacing w:line="360" w:lineRule="auto"/>
-        <w:jc w:val="both"/>
-        <w:rPr>
-          <w:rFonts w:eastAsia="Times New Roman" w:cs="Times New Roman"/>
-          <w:szCs w:val="24"/>
-          <w:lang w:val="en-US"/>
-        </w:rPr>
-      </w:pPr>
-    </w:p>
-    <w:p>
-      <w:pPr>
-        <w:spacing w:line="360" w:lineRule="auto"/>
-        <w:jc w:val="both"/>
-        <w:rPr>
-          <w:rFonts w:eastAsia="Times New Roman" w:cs="Times New Roman"/>
-          <w:szCs w:val="24"/>
-          <w:lang w:val="en-US"/>
-        </w:rPr>
-      </w:pPr>
-      <w:r>
-        <w:rPr>
-          <w:rFonts w:eastAsia="Times New Roman" w:cs="Times New Roman"/>
-          <w:szCs w:val="24"/>
-          <w:lang w:val="en-US"/>
-        </w:rPr>
-        <w:t xml:space="preserve">OLIVEIRA, Gilson de; RAIHER, Augusta Pelinski. The inclusion of poor youth in the Brazilian labour market and the impact of the Bolsa Família programme. </w:t>
-      </w:r>
-      <w:r>
-        <w:rPr>
-          <w:rFonts w:eastAsia="Times New Roman" w:cs="Times New Roman"/>
-          <w:b/>
-          <w:szCs w:val="24"/>
-        </w:rPr>
-        <w:t>CEPAL Review</w:t>
-      </w:r>
-      <w:r>
-        <w:rPr>
-          <w:rFonts w:eastAsia="Times New Roman" w:cs="Times New Roman"/>
-          <w:szCs w:val="24"/>
-        </w:rPr>
-        <w:t xml:space="preserve">, v. 2021, n. 135, p. 163–176, 31 maio 2022. DOI: https://doi.org/10.18356/16840348-2021-135-8. Disponível em: https://www.un-ilibrary.org/content/journals/16840348/2021/135/8. </w:t>
-      </w:r>
-      <w:r>
-        <w:rPr>
-          <w:rFonts w:eastAsia="Times New Roman" w:cs="Times New Roman"/>
-          <w:szCs w:val="24"/>
-          <w:lang w:val="en-US"/>
-        </w:rPr>
-        <w:t xml:space="preserve">Acesso em: 11 </w:t>
-      </w:r>
-      <w:proofErr w:type="gramStart"/>
-      <w:r>
-        <w:rPr>
-          <w:rFonts w:eastAsia="Times New Roman" w:cs="Times New Roman"/>
-          <w:szCs w:val="24"/>
-          <w:lang w:val="en-US"/>
-        </w:rPr>
-        <w:t>mar</w:t>
-      </w:r>
-      <w:proofErr w:type="gramEnd"/>
-      <w:r>
-        <w:rPr>
-          <w:rFonts w:eastAsia="Times New Roman" w:cs="Times New Roman"/>
-          <w:szCs w:val="24"/>
-          <w:lang w:val="en-US"/>
-        </w:rPr>
-        <w:t>. 2024.</w:t>
-      </w:r>
-    </w:p>
-    <w:p>
-      <w:pPr>
-        <w:spacing w:line="360" w:lineRule="auto"/>
-        <w:jc w:val="both"/>
-        <w:rPr>
-          <w:rFonts w:eastAsia="Times New Roman" w:cs="Times New Roman"/>
-          <w:szCs w:val="24"/>
-          <w:lang w:val="en-US"/>
-        </w:rPr>
-      </w:pPr>
-    </w:p>
-    <w:p>
-      <w:pPr>
-        <w:spacing w:line="360" w:lineRule="auto"/>
-        <w:jc w:val="both"/>
-        <w:rPr>
-          <w:rFonts w:eastAsia="Times New Roman" w:cs="Times New Roman"/>
-          <w:szCs w:val="24"/>
-        </w:rPr>
-      </w:pPr>
-      <w:r>
-        <w:rPr>
-          <w:rFonts w:eastAsia="Times New Roman" w:cs="Times New Roman"/>
-          <w:szCs w:val="24"/>
-          <w:lang w:val="en-US"/>
-        </w:rPr>
-        <w:t xml:space="preserve">PINHEIRO, Diógenes; RIBEIRO, Eliane; PEREGRINO, Mônica. School and work: elements to discuss youth in Brazil. </w:t>
-      </w:r>
-      <w:r>
-        <w:rPr>
-          <w:rFonts w:eastAsia="Times New Roman" w:cs="Times New Roman"/>
-          <w:b/>
-          <w:szCs w:val="24"/>
-          <w:lang w:val="en-US"/>
-        </w:rPr>
-        <w:t>Sociology International Journal</w:t>
-      </w:r>
-      <w:r>
-        <w:rPr>
-          <w:rFonts w:eastAsia="Times New Roman" w:cs="Times New Roman"/>
-          <w:szCs w:val="24"/>
-          <w:lang w:val="en-US"/>
-        </w:rPr>
-        <w:t xml:space="preserve">, [s. l.], v. 2, ed. 5, p. 349-353, 10 set. 2018. </w:t>
-      </w:r>
-      <w:r>
-        <w:rPr>
-          <w:rFonts w:eastAsia="Times New Roman" w:cs="Times New Roman"/>
-          <w:szCs w:val="24"/>
-        </w:rPr>
-        <w:t>DOI https://doi.org/10.15406/sij.2018.02.00068. Disponível em: https://medcraveonline.com/SIJ/SIJ-02-00068.pdf. Acesso em: 11 mar. 2024.</w:t>
-      </w:r>
-    </w:p>
-    <w:p>
-      <w:pPr>
-        <w:spacing w:line="360" w:lineRule="auto"/>
-        <w:jc w:val="both"/>
-        <w:rPr>
-          <w:rFonts w:eastAsia="Times New Roman" w:cs="Times New Roman"/>
-          <w:szCs w:val="24"/>
-        </w:rPr>
-      </w:pPr>
-    </w:p>
-    <w:p>
-      <w:pPr>
-        <w:spacing w:line="360" w:lineRule="auto"/>
-        <w:jc w:val="both"/>
-        <w:rPr>
-          <w:rFonts w:eastAsia="Times New Roman" w:cs="Times New Roman"/>
-          <w:szCs w:val="24"/>
-        </w:rPr>
-      </w:pPr>
-      <w:r>
-        <w:rPr>
-          <w:rFonts w:eastAsia="Times New Roman" w:cs="Times New Roman"/>
-          <w:szCs w:val="24"/>
           <w:lang w:val="es-ES_tradnl"/>
-        </w:rPr>
-        <w:t xml:space="preserve">SALAS, M.M.; PABLO, J. Youth. </w:t>
-      </w:r>
-      <w:r>
-        <w:rPr>
-          <w:rFonts w:eastAsia="Times New Roman" w:cs="Times New Roman"/>
-          <w:szCs w:val="24"/>
-          <w:lang w:val="en-US"/>
-        </w:rPr>
-        <w:t xml:space="preserve">Labor Market Exclusion, and Social Violence in Central America. </w:t>
-      </w:r>
-      <w:r>
-        <w:rPr>
-          <w:rFonts w:eastAsia="Times New Roman" w:cs="Times New Roman"/>
-          <w:b/>
-          <w:szCs w:val="24"/>
-          <w:lang w:val="en-US"/>
-        </w:rPr>
-        <w:t>Perspectives on children and young people</w:t>
-      </w:r>
-      <w:r>
-        <w:rPr>
-          <w:rFonts w:eastAsia="Times New Roman" w:cs="Times New Roman"/>
-          <w:szCs w:val="24"/>
-          <w:lang w:val="en-US"/>
-        </w:rPr>
-        <w:t xml:space="preserve">, p. 17–31, 1 jan. 2019. DOI: 10.1007/978-981-13-3750-5_2. </w:t>
-      </w:r>
-      <w:r>
-        <w:rPr>
-          <w:rFonts w:eastAsia="Times New Roman" w:cs="Times New Roman"/>
-          <w:szCs w:val="24"/>
-        </w:rPr>
-        <w:t xml:space="preserve">Disponível em: https://link.springer.com/chapter/10.1007/978-981-13-3750-5_2. </w:t>
-      </w:r>
-      <w:r>
-        <w:rPr>
-          <w:rFonts w:eastAsia="Times New Roman" w:cs="Times New Roman"/>
-          <w:szCs w:val="24"/>
-        </w:rPr>
-        <w:t>Acesso em: 11 mar. 2024.</w:t>
-      </w:r>
-    </w:p>
-    <w:p>
-      <w:pPr>
-        <w:spacing w:line="360" w:lineRule="auto"/>
-        <w:jc w:val="both"/>
-        <w:rPr>
-          <w:rFonts w:eastAsia="Times New Roman" w:cs="Times New Roman"/>
-          <w:szCs w:val="24"/>
-        </w:rPr>
-      </w:pPr>
-    </w:p>
-    <w:p>
-      <w:pPr>
-        <w:spacing w:line="360" w:lineRule="auto"/>
-        <w:jc w:val="both"/>
-        <w:rPr>
-          <w:rFonts w:eastAsia="Times New Roman" w:cs="Times New Roman"/>
-          <w:szCs w:val="24"/>
-        </w:rPr>
-      </w:pPr>
-      <w:r>
-        <w:rPr>
-          <w:rFonts w:eastAsia="Times New Roman" w:cs="Times New Roman"/>
-          <w:szCs w:val="24"/>
-        </w:rPr>
-        <w:t xml:space="preserve">SOUSA, Rodrigo Leme. Um breve comentário do mercado de trabalho do Brasil. </w:t>
-      </w:r>
-      <w:r>
-        <w:rPr>
-          <w:rFonts w:eastAsia="Times New Roman" w:cs="Times New Roman"/>
-          <w:b/>
-          <w:szCs w:val="24"/>
-          <w:lang w:val="es-ES_tradnl"/>
-        </w:rPr>
-        <w:t>Revista de Ciencias Empresariales y Sociales</w:t>
-      </w:r>
-      <w:r>
-        <w:rPr>
-          <w:rFonts w:eastAsia="Times New Roman" w:cs="Times New Roman"/>
-          <w:szCs w:val="24"/>
-          <w:lang w:val="es-ES_tradnl"/>
-        </w:rPr>
-        <w:t xml:space="preserve">, [s. l.], v. 2, ed. 3, p. 26-41, 30 jun. 2020. </w:t>
-      </w:r>
-      <w:r>
-        <w:rPr>
-          <w:rFonts w:eastAsia="Times New Roman" w:cs="Times New Roman"/>
-          <w:szCs w:val="24"/>
-        </w:rPr>
-        <w:t>Disponível em: http://dspace.uces.edu.ar:8180/xmlui/handle/123456789/4890. Acesso em: 11 mar. 2024.</w:t>
-      </w:r>
-    </w:p>
-    <w:p>
-      <w:pPr>
-        <w:spacing w:line="360" w:lineRule="auto"/>
-        <w:rPr>
-          <w:rFonts w:eastAsia="Times New Roman" w:cs="Times New Roman"/>
-          <w:szCs w:val="24"/>
-        </w:rPr>
-      </w:pPr>
-      <w:r>
-        <w:rPr>
-          <w:rFonts w:eastAsia="Times New Roman" w:cs="Times New Roman"/>
-          <w:szCs w:val="24"/>
         </w:rPr>
         <w:br w:type="page"/>
       </w:r>
@@ -6347,7 +7650,7 @@
         <w:pStyle w:val="Ttulo1"/>
         <w:spacing w:line="360" w:lineRule="auto"/>
       </w:pPr>
-      <w:bookmarkStart w:id="33" w:name="_Toc199448407"/>
+      <w:bookmarkStart w:id="34" w:name="_Toc199516259"/>
       <w:r>
         <w:lastRenderedPageBreak/>
         <w:t xml:space="preserve">8 </w:t>
@@ -6355,7 +7658,7 @@
       <w:r>
         <w:t>APÊNDICE/ANEXOS</w:t>
       </w:r>
-      <w:bookmarkEnd w:id="33"/>
+      <w:bookmarkEnd w:id="34"/>
     </w:p>
     <w:p>
       <w:pPr>
@@ -6364,14 +7667,14 @@
           <w:rFonts w:eastAsia="Arial" w:cs="Arial"/>
         </w:rPr>
       </w:pPr>
-      <w:bookmarkStart w:id="34" w:name="_Toc199448408"/>
+      <w:bookmarkStart w:id="35" w:name="_Toc199516260"/>
       <w:r>
         <w:t xml:space="preserve">8.1 </w:t>
       </w:r>
       <w:r>
         <w:t>QUADRO COMPARATIVO</w:t>
       </w:r>
-      <w:bookmarkEnd w:id="34"/>
+      <w:bookmarkEnd w:id="35"/>
     </w:p>
     <w:tbl>
       <w:tblPr>
@@ -6532,6 +7835,7 @@
                 <w:szCs w:val="20"/>
               </w:rPr>
             </w:pPr>
+            <w:proofErr w:type="spellStart"/>
             <w:r>
               <w:rPr>
                 <w:rFonts w:eastAsia="Times New Roman" w:cs="Times New Roman"/>
@@ -6539,7 +7843,17 @@
                 <w:sz w:val="20"/>
                 <w:szCs w:val="20"/>
               </w:rPr>
-              <w:t>Pissarides (2000)</w:t>
+              <w:t>Pissarides</w:t>
+            </w:r>
+            <w:proofErr w:type="spellEnd"/>
+            <w:r>
+              <w:rPr>
+                <w:rFonts w:eastAsia="Times New Roman" w:cs="Times New Roman"/>
+                <w:b/>
+                <w:sz w:val="20"/>
+                <w:szCs w:val="20"/>
+              </w:rPr>
+              <w:t xml:space="preserve"> (2000)</w:t>
             </w:r>
           </w:p>
         </w:tc>
@@ -6691,8 +8005,19 @@
                 <w:sz w:val="20"/>
                 <w:szCs w:val="20"/>
               </w:rPr>
-              <w:t>Feijó e Peruchetti</w:t>
-            </w:r>
+              <w:t xml:space="preserve">Feijó e </w:t>
+            </w:r>
+            <w:proofErr w:type="spellStart"/>
+            <w:r>
+              <w:rPr>
+                <w:rFonts w:eastAsia="Times New Roman" w:cs="Times New Roman"/>
+                <w:b/>
+                <w:sz w:val="20"/>
+                <w:szCs w:val="20"/>
+              </w:rPr>
+              <w:t>Peruchetti</w:t>
+            </w:r>
+            <w:proofErr w:type="spellEnd"/>
           </w:p>
           <w:p>
             <w:pPr>
@@ -6747,6 +8072,7 @@
                 <w:szCs w:val="20"/>
               </w:rPr>
             </w:pPr>
+            <w:proofErr w:type="spellStart"/>
             <w:r>
               <w:rPr>
                 <w:rFonts w:eastAsia="Times New Roman" w:cs="Times New Roman"/>
@@ -6754,7 +8080,17 @@
                 <w:sz w:val="20"/>
                 <w:szCs w:val="20"/>
               </w:rPr>
-              <w:t>Acemoglu (2002)</w:t>
+              <w:t>Acemoglu</w:t>
+            </w:r>
+            <w:proofErr w:type="spellEnd"/>
+            <w:r>
+              <w:rPr>
+                <w:rFonts w:eastAsia="Times New Roman" w:cs="Times New Roman"/>
+                <w:b/>
+                <w:sz w:val="20"/>
+                <w:szCs w:val="20"/>
+              </w:rPr>
+              <w:t xml:space="preserve"> (2002)</w:t>
             </w:r>
           </w:p>
         </w:tc>
@@ -6868,8 +8204,18 @@
                 <w:sz w:val="20"/>
                 <w:szCs w:val="20"/>
               </w:rPr>
-              <w:t>World Bank, Harvard University</w:t>
-            </w:r>
+              <w:t xml:space="preserve">World Bank, Harvard </w:t>
+            </w:r>
+            <w:proofErr w:type="spellStart"/>
+            <w:r>
+              <w:rPr>
+                <w:rFonts w:eastAsia="Times New Roman" w:cs="Times New Roman"/>
+                <w:sz w:val="20"/>
+                <w:szCs w:val="20"/>
+              </w:rPr>
+              <w:t>University</w:t>
+            </w:r>
+            <w:proofErr w:type="spellEnd"/>
           </w:p>
         </w:tc>
         <w:tc>
@@ -6907,8 +8253,54 @@
                 <w:sz w:val="20"/>
                 <w:szCs w:val="20"/>
               </w:rPr>
-              <w:t>London School of Economics</w:t>
-            </w:r>
+              <w:t xml:space="preserve">London </w:t>
+            </w:r>
+            <w:proofErr w:type="spellStart"/>
+            <w:r>
+              <w:rPr>
+                <w:rFonts w:eastAsia="Times New Roman" w:cs="Times New Roman"/>
+                <w:sz w:val="20"/>
+                <w:szCs w:val="20"/>
+              </w:rPr>
+              <w:t>School</w:t>
+            </w:r>
+            <w:proofErr w:type="spellEnd"/>
+            <w:r>
+              <w:rPr>
+                <w:rFonts w:eastAsia="Times New Roman" w:cs="Times New Roman"/>
+                <w:sz w:val="20"/>
+                <w:szCs w:val="20"/>
+              </w:rPr>
+              <w:t xml:space="preserve"> </w:t>
+            </w:r>
+            <w:proofErr w:type="spellStart"/>
+            <w:r>
+              <w:rPr>
+                <w:rFonts w:eastAsia="Times New Roman" w:cs="Times New Roman"/>
+                <w:sz w:val="20"/>
+                <w:szCs w:val="20"/>
+              </w:rPr>
+              <w:t>of</w:t>
+            </w:r>
+            <w:proofErr w:type="spellEnd"/>
+            <w:r>
+              <w:rPr>
+                <w:rFonts w:eastAsia="Times New Roman" w:cs="Times New Roman"/>
+                <w:sz w:val="20"/>
+                <w:szCs w:val="20"/>
+              </w:rPr>
+              <w:t xml:space="preserve"> </w:t>
+            </w:r>
+            <w:proofErr w:type="spellStart"/>
+            <w:r>
+              <w:rPr>
+                <w:rFonts w:eastAsia="Times New Roman" w:cs="Times New Roman"/>
+                <w:sz w:val="20"/>
+                <w:szCs w:val="20"/>
+              </w:rPr>
+              <w:t>Economics</w:t>
+            </w:r>
+            <w:proofErr w:type="spellEnd"/>
           </w:p>
         </w:tc>
         <w:tc>
@@ -7207,8 +8599,36 @@
                 <w:sz w:val="20"/>
                 <w:szCs w:val="20"/>
               </w:rPr>
-              <w:t>Modelo teórico de equilíbrio geral com search &amp; matching</w:t>
-            </w:r>
+              <w:t xml:space="preserve">Modelo teórico de equilíbrio geral com </w:t>
+            </w:r>
+            <w:proofErr w:type="spellStart"/>
+            <w:r>
+              <w:rPr>
+                <w:rFonts w:eastAsia="Times New Roman" w:cs="Times New Roman"/>
+                <w:sz w:val="20"/>
+                <w:szCs w:val="20"/>
+              </w:rPr>
+              <w:t>search</w:t>
+            </w:r>
+            <w:proofErr w:type="spellEnd"/>
+            <w:r>
+              <w:rPr>
+                <w:rFonts w:eastAsia="Times New Roman" w:cs="Times New Roman"/>
+                <w:sz w:val="20"/>
+                <w:szCs w:val="20"/>
+              </w:rPr>
+              <w:t xml:space="preserve"> &amp; </w:t>
+            </w:r>
+            <w:proofErr w:type="spellStart"/>
+            <w:r>
+              <w:rPr>
+                <w:rFonts w:eastAsia="Times New Roman" w:cs="Times New Roman"/>
+                <w:sz w:val="20"/>
+                <w:szCs w:val="20"/>
+              </w:rPr>
+              <w:t>matching</w:t>
+            </w:r>
+            <w:proofErr w:type="spellEnd"/>
           </w:p>
         </w:tc>
         <w:tc>
@@ -7512,7 +8932,25 @@
                 <w:sz w:val="20"/>
                 <w:szCs w:val="20"/>
               </w:rPr>
-              <w:t>O desemprego é função da taxa de separação e da eficiência de matching; políticas afetam equilíbrio de longo prazo</w:t>
+              <w:t xml:space="preserve">O desemprego é função da taxa de separação e da eficiência de </w:t>
+            </w:r>
+            <w:proofErr w:type="spellStart"/>
+            <w:r>
+              <w:rPr>
+                <w:rFonts w:eastAsia="Times New Roman" w:cs="Times New Roman"/>
+                <w:sz w:val="20"/>
+                <w:szCs w:val="20"/>
+              </w:rPr>
+              <w:t>matching</w:t>
+            </w:r>
+            <w:proofErr w:type="spellEnd"/>
+            <w:r>
+              <w:rPr>
+                <w:rFonts w:eastAsia="Times New Roman" w:cs="Times New Roman"/>
+                <w:sz w:val="20"/>
+                <w:szCs w:val="20"/>
+              </w:rPr>
+              <w:t>; políticas afetam equilíbrio de longo prazo</w:t>
             </w:r>
           </w:p>
         </w:tc>
@@ -7544,7 +8982,25 @@
                 <w:sz w:val="20"/>
                 <w:szCs w:val="20"/>
               </w:rPr>
-              <w:t>Imperfeições no matching exigem gestão agregada da demanda para eficiência</w:t>
+              <w:t xml:space="preserve">Imperfeições no </w:t>
+            </w:r>
+            <w:proofErr w:type="spellStart"/>
+            <w:r>
+              <w:rPr>
+                <w:rFonts w:eastAsia="Times New Roman" w:cs="Times New Roman"/>
+                <w:sz w:val="20"/>
+                <w:szCs w:val="20"/>
+              </w:rPr>
+              <w:t>matching</w:t>
+            </w:r>
+            <w:proofErr w:type="spellEnd"/>
+            <w:r>
+              <w:rPr>
+                <w:rFonts w:eastAsia="Times New Roman" w:cs="Times New Roman"/>
+                <w:sz w:val="20"/>
+                <w:szCs w:val="20"/>
+              </w:rPr>
+              <w:t xml:space="preserve"> exigem gestão agregada da demanda para eficiência</w:t>
             </w:r>
           </w:p>
         </w:tc>
@@ -7686,8 +9142,18 @@
                 <w:sz w:val="20"/>
                 <w:szCs w:val="20"/>
               </w:rPr>
-              <w:t>Bônus demográfico está se encerrando; desafios previdenciários e de produtividade virão com evelhecimento</w:t>
-            </w:r>
+              <w:t xml:space="preserve">Bônus demográfico está se encerrando; desafios previdenciários e de produtividade virão com </w:t>
+            </w:r>
+            <w:proofErr w:type="spellStart"/>
+            <w:r>
+              <w:rPr>
+                <w:rFonts w:eastAsia="Times New Roman" w:cs="Times New Roman"/>
+                <w:sz w:val="20"/>
+                <w:szCs w:val="20"/>
+              </w:rPr>
+              <w:t>evelhecimento</w:t>
+            </w:r>
+            <w:proofErr w:type="spellEnd"/>
           </w:p>
         </w:tc>
       </w:tr>
@@ -7845,8 +9311,54 @@
                 <w:sz w:val="20"/>
                 <w:szCs w:val="20"/>
               </w:rPr>
-              <w:t>Fundador do arcabouço search &amp; matching usado por Mortensen e Pissarides</w:t>
-            </w:r>
+              <w:t xml:space="preserve">Fundador do arcabouço </w:t>
+            </w:r>
+            <w:proofErr w:type="spellStart"/>
+            <w:r>
+              <w:rPr>
+                <w:rFonts w:eastAsia="Times New Roman" w:cs="Times New Roman"/>
+                <w:sz w:val="20"/>
+                <w:szCs w:val="20"/>
+              </w:rPr>
+              <w:t>search</w:t>
+            </w:r>
+            <w:proofErr w:type="spellEnd"/>
+            <w:r>
+              <w:rPr>
+                <w:rFonts w:eastAsia="Times New Roman" w:cs="Times New Roman"/>
+                <w:sz w:val="20"/>
+                <w:szCs w:val="20"/>
+              </w:rPr>
+              <w:t xml:space="preserve"> &amp; </w:t>
+            </w:r>
+            <w:proofErr w:type="spellStart"/>
+            <w:r>
+              <w:rPr>
+                <w:rFonts w:eastAsia="Times New Roman" w:cs="Times New Roman"/>
+                <w:sz w:val="20"/>
+                <w:szCs w:val="20"/>
+              </w:rPr>
+              <w:t>matching</w:t>
+            </w:r>
+            <w:proofErr w:type="spellEnd"/>
+            <w:r>
+              <w:rPr>
+                <w:rFonts w:eastAsia="Times New Roman" w:cs="Times New Roman"/>
+                <w:sz w:val="20"/>
+                <w:szCs w:val="20"/>
+              </w:rPr>
+              <w:t xml:space="preserve"> usado por Mortensen e </w:t>
+            </w:r>
+            <w:proofErr w:type="spellStart"/>
+            <w:r>
+              <w:rPr>
+                <w:rFonts w:eastAsia="Times New Roman" w:cs="Times New Roman"/>
+                <w:sz w:val="20"/>
+                <w:szCs w:val="20"/>
+              </w:rPr>
+              <w:t>Pissarides</w:t>
+            </w:r>
+            <w:proofErr w:type="spellEnd"/>
           </w:p>
         </w:tc>
         <w:tc>
@@ -8639,7 +10151,7 @@
       <w:pPr>
         <w:pStyle w:val="Ttulo2"/>
       </w:pPr>
-      <w:bookmarkStart w:id="35" w:name="_Toc199448409"/>
+      <w:bookmarkStart w:id="36" w:name="_Toc199516261"/>
       <w:r>
         <w:lastRenderedPageBreak/>
         <w:t xml:space="preserve">8.2 </w:t>
@@ -8647,7 +10159,7 @@
       <w:r>
         <w:t>MATRIZES DE TRANSIÇÃO</w:t>
       </w:r>
-      <w:bookmarkEnd w:id="35"/>
+      <w:bookmarkEnd w:id="36"/>
     </w:p>
     <w:p>
       <w:pPr>
@@ -8736,6 +10248,7 @@
                       <w:szCs w:val="18"/>
                     </w:rPr>
                   </w:pPr>
+                  <w:proofErr w:type="spellStart"/>
                   <w:r>
                     <w:rPr>
                       <w:rFonts w:ascii="Aptos Narrow" w:eastAsia="Times New Roman" w:hAnsi="Aptos Narrow" w:cs="Times New Roman"/>
@@ -8743,7 +10256,17 @@
                       <w:sz w:val="18"/>
                       <w:szCs w:val="18"/>
                     </w:rPr>
-                    <w:t>Pré-pandemia</w:t>
+                    <w:t>Pré</w:t>
+                  </w:r>
+                  <w:proofErr w:type="spellEnd"/>
+                  <w:r>
+                    <w:rPr>
+                      <w:rFonts w:ascii="Aptos Narrow" w:eastAsia="Times New Roman" w:hAnsi="Aptos Narrow" w:cs="Times New Roman"/>
+                      <w:color w:val="000000"/>
+                      <w:sz w:val="18"/>
+                      <w:szCs w:val="18"/>
+                    </w:rPr>
+                    <w:t>-pandemia</w:t>
                   </w:r>
                 </w:p>
               </w:tc>
@@ -9737,6 +11260,7 @@
                       <w:szCs w:val="18"/>
                     </w:rPr>
                   </w:pPr>
+                  <w:proofErr w:type="spellStart"/>
                   <w:r>
                     <w:rPr>
                       <w:rFonts w:ascii="Aptos Narrow" w:eastAsia="Times New Roman" w:hAnsi="Aptos Narrow" w:cs="Times New Roman"/>
@@ -9744,7 +11268,17 @@
                       <w:sz w:val="18"/>
                       <w:szCs w:val="18"/>
                     </w:rPr>
-                    <w:t>Pré-pandemia</w:t>
+                    <w:t>Pré</w:t>
+                  </w:r>
+                  <w:proofErr w:type="spellEnd"/>
+                  <w:r>
+                    <w:rPr>
+                      <w:rFonts w:ascii="Aptos Narrow" w:eastAsia="Times New Roman" w:hAnsi="Aptos Narrow" w:cs="Times New Roman"/>
+                      <w:color w:val="000000"/>
+                      <w:sz w:val="18"/>
+                      <w:szCs w:val="18"/>
+                    </w:rPr>
+                    <w:t>-pandemia</w:t>
                   </w:r>
                 </w:p>
               </w:tc>
@@ -11071,6 +12605,7 @@
                       <w:szCs w:val="18"/>
                     </w:rPr>
                   </w:pPr>
+                  <w:proofErr w:type="spellStart"/>
                   <w:r>
                     <w:rPr>
                       <w:rFonts w:ascii="Aptos Narrow" w:eastAsia="Times New Roman" w:hAnsi="Aptos Narrow" w:cs="Times New Roman"/>
@@ -11078,7 +12613,17 @@
                       <w:sz w:val="18"/>
                       <w:szCs w:val="18"/>
                     </w:rPr>
-                    <w:t>Pré-pandemia</w:t>
+                    <w:t>Pré</w:t>
+                  </w:r>
+                  <w:proofErr w:type="spellEnd"/>
+                  <w:r>
+                    <w:rPr>
+                      <w:rFonts w:ascii="Aptos Narrow" w:eastAsia="Times New Roman" w:hAnsi="Aptos Narrow" w:cs="Times New Roman"/>
+                      <w:color w:val="000000"/>
+                      <w:sz w:val="18"/>
+                      <w:szCs w:val="18"/>
+                    </w:rPr>
+                    <w:t>-pandemia</w:t>
                   </w:r>
                 </w:p>
               </w:tc>
@@ -13597,7 +15142,7 @@
       </w:pPr>
     </w:p>
     <w:sectPr>
-      <w:headerReference w:type="default" r:id="rId13"/>
+      <w:headerReference w:type="default" r:id="rId14"/>
       <w:pgSz w:w="11906" w:h="16838"/>
       <w:pgMar w:top="1701" w:right="1134" w:bottom="1134" w:left="1701" w:header="720" w:footer="720" w:gutter="0"/>
       <w:pgNumType w:start="2"/>
@@ -13713,7 +15258,6 @@
         <w:docPartUnique/>
       </w:docPartObj>
     </w:sdtPr>
-    <w:sdtEndPr/>
     <w:sdtContent>
       <w:p>
         <w:pPr>
@@ -15662,6 +17206,119 @@
     </w:lvl>
   </w:abstractNum>
   <w:abstractNum w:abstractNumId="18" w15:restartNumberingAfterBreak="0">
+    <w:nsid w:val="4F0073EA"/>
+    <w:multiLevelType w:val="hybridMultilevel"/>
+    <w:tmpl w:val="69A2C4FC"/>
+    <w:lvl w:ilvl="0" w:tplc="04160001">
+      <w:start w:val="1"/>
+      <w:numFmt w:val="bullet"/>
+      <w:lvlText w:val=""/>
+      <w:lvlJc w:val="left"/>
+      <w:pPr>
+        <w:ind w:left="1429" w:hanging="360"/>
+      </w:pPr>
+      <w:rPr>
+        <w:rFonts w:ascii="Symbol" w:hAnsi="Symbol" w:hint="default"/>
+      </w:rPr>
+    </w:lvl>
+    <w:lvl w:ilvl="1" w:tplc="04160003" w:tentative="1">
+      <w:start w:val="1"/>
+      <w:numFmt w:val="bullet"/>
+      <w:lvlText w:val="o"/>
+      <w:lvlJc w:val="left"/>
+      <w:pPr>
+        <w:ind w:left="2149" w:hanging="360"/>
+      </w:pPr>
+      <w:rPr>
+        <w:rFonts w:ascii="Courier New" w:hAnsi="Courier New" w:cs="Courier New" w:hint="default"/>
+      </w:rPr>
+    </w:lvl>
+    <w:lvl w:ilvl="2" w:tplc="04160005" w:tentative="1">
+      <w:start w:val="1"/>
+      <w:numFmt w:val="bullet"/>
+      <w:lvlText w:val=""/>
+      <w:lvlJc w:val="left"/>
+      <w:pPr>
+        <w:ind w:left="2869" w:hanging="360"/>
+      </w:pPr>
+      <w:rPr>
+        <w:rFonts w:ascii="Wingdings" w:hAnsi="Wingdings" w:hint="default"/>
+      </w:rPr>
+    </w:lvl>
+    <w:lvl w:ilvl="3" w:tplc="04160001" w:tentative="1">
+      <w:start w:val="1"/>
+      <w:numFmt w:val="bullet"/>
+      <w:lvlText w:val=""/>
+      <w:lvlJc w:val="left"/>
+      <w:pPr>
+        <w:ind w:left="3589" w:hanging="360"/>
+      </w:pPr>
+      <w:rPr>
+        <w:rFonts w:ascii="Symbol" w:hAnsi="Symbol" w:hint="default"/>
+      </w:rPr>
+    </w:lvl>
+    <w:lvl w:ilvl="4" w:tplc="04160003" w:tentative="1">
+      <w:start w:val="1"/>
+      <w:numFmt w:val="bullet"/>
+      <w:lvlText w:val="o"/>
+      <w:lvlJc w:val="left"/>
+      <w:pPr>
+        <w:ind w:left="4309" w:hanging="360"/>
+      </w:pPr>
+      <w:rPr>
+        <w:rFonts w:ascii="Courier New" w:hAnsi="Courier New" w:cs="Courier New" w:hint="default"/>
+      </w:rPr>
+    </w:lvl>
+    <w:lvl w:ilvl="5" w:tplc="04160005" w:tentative="1">
+      <w:start w:val="1"/>
+      <w:numFmt w:val="bullet"/>
+      <w:lvlText w:val=""/>
+      <w:lvlJc w:val="left"/>
+      <w:pPr>
+        <w:ind w:left="5029" w:hanging="360"/>
+      </w:pPr>
+      <w:rPr>
+        <w:rFonts w:ascii="Wingdings" w:hAnsi="Wingdings" w:hint="default"/>
+      </w:rPr>
+    </w:lvl>
+    <w:lvl w:ilvl="6" w:tplc="04160001" w:tentative="1">
+      <w:start w:val="1"/>
+      <w:numFmt w:val="bullet"/>
+      <w:lvlText w:val=""/>
+      <w:lvlJc w:val="left"/>
+      <w:pPr>
+        <w:ind w:left="5749" w:hanging="360"/>
+      </w:pPr>
+      <w:rPr>
+        <w:rFonts w:ascii="Symbol" w:hAnsi="Symbol" w:hint="default"/>
+      </w:rPr>
+    </w:lvl>
+    <w:lvl w:ilvl="7" w:tplc="04160003" w:tentative="1">
+      <w:start w:val="1"/>
+      <w:numFmt w:val="bullet"/>
+      <w:lvlText w:val="o"/>
+      <w:lvlJc w:val="left"/>
+      <w:pPr>
+        <w:ind w:left="6469" w:hanging="360"/>
+      </w:pPr>
+      <w:rPr>
+        <w:rFonts w:ascii="Courier New" w:hAnsi="Courier New" w:cs="Courier New" w:hint="default"/>
+      </w:rPr>
+    </w:lvl>
+    <w:lvl w:ilvl="8" w:tplc="04160005" w:tentative="1">
+      <w:start w:val="1"/>
+      <w:numFmt w:val="bullet"/>
+      <w:lvlText w:val=""/>
+      <w:lvlJc w:val="left"/>
+      <w:pPr>
+        <w:ind w:left="7189" w:hanging="360"/>
+      </w:pPr>
+      <w:rPr>
+        <w:rFonts w:ascii="Wingdings" w:hAnsi="Wingdings" w:hint="default"/>
+      </w:rPr>
+    </w:lvl>
+  </w:abstractNum>
+  <w:abstractNum w:abstractNumId="19" w15:restartNumberingAfterBreak="0">
     <w:nsid w:val="539D7278"/>
     <w:multiLevelType w:val="hybridMultilevel"/>
     <w:tmpl w:val="2B14F2CC"/>
@@ -15750,7 +17407,7 @@
       </w:pPr>
     </w:lvl>
   </w:abstractNum>
-  <w:abstractNum w:abstractNumId="19" w15:restartNumberingAfterBreak="0">
+  <w:abstractNum w:abstractNumId="20" w15:restartNumberingAfterBreak="0">
     <w:nsid w:val="548416EE"/>
     <w:multiLevelType w:val="multilevel"/>
     <w:tmpl w:val="D4601A80"/>
@@ -15872,7 +17529,7 @@
       </w:rPr>
     </w:lvl>
   </w:abstractNum>
-  <w:abstractNum w:abstractNumId="20" w15:restartNumberingAfterBreak="0">
+  <w:abstractNum w:abstractNumId="21" w15:restartNumberingAfterBreak="0">
     <w:nsid w:val="54923B6F"/>
     <w:multiLevelType w:val="multilevel"/>
     <w:tmpl w:val="5C4A1ABA"/>
@@ -15985,7 +17642,7 @@
       </w:rPr>
     </w:lvl>
   </w:abstractNum>
-  <w:abstractNum w:abstractNumId="21" w15:restartNumberingAfterBreak="0">
+  <w:abstractNum w:abstractNumId="22" w15:restartNumberingAfterBreak="0">
     <w:nsid w:val="5B2448C8"/>
     <w:multiLevelType w:val="multilevel"/>
     <w:tmpl w:val="D89445E2"/>
@@ -16098,7 +17755,7 @@
       </w:rPr>
     </w:lvl>
   </w:abstractNum>
-  <w:abstractNum w:abstractNumId="22" w15:restartNumberingAfterBreak="0">
+  <w:abstractNum w:abstractNumId="23" w15:restartNumberingAfterBreak="0">
     <w:nsid w:val="5D8F6FAE"/>
     <w:multiLevelType w:val="hybridMultilevel"/>
     <w:tmpl w:val="74FC64A6"/>
@@ -16211,7 +17868,120 @@
       </w:rPr>
     </w:lvl>
   </w:abstractNum>
-  <w:abstractNum w:abstractNumId="23" w15:restartNumberingAfterBreak="0">
+  <w:abstractNum w:abstractNumId="24" w15:restartNumberingAfterBreak="0">
+    <w:nsid w:val="5FD66A8A"/>
+    <w:multiLevelType w:val="hybridMultilevel"/>
+    <w:tmpl w:val="073CD4FC"/>
+    <w:lvl w:ilvl="0" w:tplc="15FA68BA">
+      <w:start w:val="5"/>
+      <w:numFmt w:val="bullet"/>
+      <w:lvlText w:val=""/>
+      <w:lvlJc w:val="left"/>
+      <w:pPr>
+        <w:ind w:left="1069" w:hanging="360"/>
+      </w:pPr>
+      <w:rPr>
+        <w:rFonts w:ascii="Symbol" w:eastAsia="Arial" w:hAnsi="Symbol" w:cs="Arial" w:hint="default"/>
+      </w:rPr>
+    </w:lvl>
+    <w:lvl w:ilvl="1" w:tplc="04160003" w:tentative="1">
+      <w:start w:val="1"/>
+      <w:numFmt w:val="bullet"/>
+      <w:lvlText w:val="o"/>
+      <w:lvlJc w:val="left"/>
+      <w:pPr>
+        <w:ind w:left="1789" w:hanging="360"/>
+      </w:pPr>
+      <w:rPr>
+        <w:rFonts w:ascii="Courier New" w:hAnsi="Courier New" w:cs="Courier New" w:hint="default"/>
+      </w:rPr>
+    </w:lvl>
+    <w:lvl w:ilvl="2" w:tplc="04160005" w:tentative="1">
+      <w:start w:val="1"/>
+      <w:numFmt w:val="bullet"/>
+      <w:lvlText w:val=""/>
+      <w:lvlJc w:val="left"/>
+      <w:pPr>
+        <w:ind w:left="2509" w:hanging="360"/>
+      </w:pPr>
+      <w:rPr>
+        <w:rFonts w:ascii="Wingdings" w:hAnsi="Wingdings" w:hint="default"/>
+      </w:rPr>
+    </w:lvl>
+    <w:lvl w:ilvl="3" w:tplc="04160001" w:tentative="1">
+      <w:start w:val="1"/>
+      <w:numFmt w:val="bullet"/>
+      <w:lvlText w:val=""/>
+      <w:lvlJc w:val="left"/>
+      <w:pPr>
+        <w:ind w:left="3229" w:hanging="360"/>
+      </w:pPr>
+      <w:rPr>
+        <w:rFonts w:ascii="Symbol" w:hAnsi="Symbol" w:hint="default"/>
+      </w:rPr>
+    </w:lvl>
+    <w:lvl w:ilvl="4" w:tplc="04160003" w:tentative="1">
+      <w:start w:val="1"/>
+      <w:numFmt w:val="bullet"/>
+      <w:lvlText w:val="o"/>
+      <w:lvlJc w:val="left"/>
+      <w:pPr>
+        <w:ind w:left="3949" w:hanging="360"/>
+      </w:pPr>
+      <w:rPr>
+        <w:rFonts w:ascii="Courier New" w:hAnsi="Courier New" w:cs="Courier New" w:hint="default"/>
+      </w:rPr>
+    </w:lvl>
+    <w:lvl w:ilvl="5" w:tplc="04160005" w:tentative="1">
+      <w:start w:val="1"/>
+      <w:numFmt w:val="bullet"/>
+      <w:lvlText w:val=""/>
+      <w:lvlJc w:val="left"/>
+      <w:pPr>
+        <w:ind w:left="4669" w:hanging="360"/>
+      </w:pPr>
+      <w:rPr>
+        <w:rFonts w:ascii="Wingdings" w:hAnsi="Wingdings" w:hint="default"/>
+      </w:rPr>
+    </w:lvl>
+    <w:lvl w:ilvl="6" w:tplc="04160001" w:tentative="1">
+      <w:start w:val="1"/>
+      <w:numFmt w:val="bullet"/>
+      <w:lvlText w:val=""/>
+      <w:lvlJc w:val="left"/>
+      <w:pPr>
+        <w:ind w:left="5389" w:hanging="360"/>
+      </w:pPr>
+      <w:rPr>
+        <w:rFonts w:ascii="Symbol" w:hAnsi="Symbol" w:hint="default"/>
+      </w:rPr>
+    </w:lvl>
+    <w:lvl w:ilvl="7" w:tplc="04160003" w:tentative="1">
+      <w:start w:val="1"/>
+      <w:numFmt w:val="bullet"/>
+      <w:lvlText w:val="o"/>
+      <w:lvlJc w:val="left"/>
+      <w:pPr>
+        <w:ind w:left="6109" w:hanging="360"/>
+      </w:pPr>
+      <w:rPr>
+        <w:rFonts w:ascii="Courier New" w:hAnsi="Courier New" w:cs="Courier New" w:hint="default"/>
+      </w:rPr>
+    </w:lvl>
+    <w:lvl w:ilvl="8" w:tplc="04160005" w:tentative="1">
+      <w:start w:val="1"/>
+      <w:numFmt w:val="bullet"/>
+      <w:lvlText w:val=""/>
+      <w:lvlJc w:val="left"/>
+      <w:pPr>
+        <w:ind w:left="6829" w:hanging="360"/>
+      </w:pPr>
+      <w:rPr>
+        <w:rFonts w:ascii="Wingdings" w:hAnsi="Wingdings" w:hint="default"/>
+      </w:rPr>
+    </w:lvl>
+  </w:abstractNum>
+  <w:abstractNum w:abstractNumId="25" w15:restartNumberingAfterBreak="0">
     <w:nsid w:val="5FF8041D"/>
     <w:multiLevelType w:val="multilevel"/>
     <w:tmpl w:val="F4109A44"/>
@@ -16324,7 +18094,7 @@
       </w:rPr>
     </w:lvl>
   </w:abstractNum>
-  <w:abstractNum w:abstractNumId="24" w15:restartNumberingAfterBreak="0">
+  <w:abstractNum w:abstractNumId="26" w15:restartNumberingAfterBreak="0">
     <w:nsid w:val="675A3EB5"/>
     <w:multiLevelType w:val="hybridMultilevel"/>
     <w:tmpl w:val="4250660C"/>
@@ -16437,7 +18207,7 @@
       </w:rPr>
     </w:lvl>
   </w:abstractNum>
-  <w:abstractNum w:abstractNumId="25" w15:restartNumberingAfterBreak="0">
+  <w:abstractNum w:abstractNumId="27" w15:restartNumberingAfterBreak="0">
     <w:nsid w:val="6F7E0A85"/>
     <w:multiLevelType w:val="multilevel"/>
     <w:tmpl w:val="6E08C176"/>
@@ -16523,7 +18293,7 @@
       </w:pPr>
     </w:lvl>
   </w:abstractNum>
-  <w:abstractNum w:abstractNumId="26" w15:restartNumberingAfterBreak="0">
+  <w:abstractNum w:abstractNumId="28" w15:restartNumberingAfterBreak="0">
     <w:nsid w:val="701B78E4"/>
     <w:multiLevelType w:val="multilevel"/>
     <w:tmpl w:val="46244C9A"/>
@@ -16639,22 +18409,22 @@
     </w:lvl>
   </w:abstractNum>
   <w:num w:numId="1" w16cid:durableId="1914655137">
-    <w:abstractNumId w:val="26"/>
+    <w:abstractNumId w:val="28"/>
   </w:num>
   <w:num w:numId="2" w16cid:durableId="782264622">
     <w:abstractNumId w:val="14"/>
   </w:num>
   <w:num w:numId="3" w16cid:durableId="226117034">
-    <w:abstractNumId w:val="25"/>
+    <w:abstractNumId w:val="27"/>
   </w:num>
   <w:num w:numId="4" w16cid:durableId="428887067">
     <w:abstractNumId w:val="10"/>
   </w:num>
   <w:num w:numId="5" w16cid:durableId="174391499">
-    <w:abstractNumId w:val="23"/>
+    <w:abstractNumId w:val="25"/>
   </w:num>
   <w:num w:numId="6" w16cid:durableId="1280066168">
-    <w:abstractNumId w:val="21"/>
+    <w:abstractNumId w:val="22"/>
   </w:num>
   <w:num w:numId="7" w16cid:durableId="108207017">
     <w:abstractNumId w:val="4"/>
@@ -16663,7 +18433,7 @@
     <w:abstractNumId w:val="3"/>
   </w:num>
   <w:num w:numId="9" w16cid:durableId="986935957">
-    <w:abstractNumId w:val="18"/>
+    <w:abstractNumId w:val="19"/>
   </w:num>
   <w:num w:numId="10" w16cid:durableId="539322728">
     <w:abstractNumId w:val="9"/>
@@ -16675,7 +18445,7 @@
     <w:abstractNumId w:val="7"/>
   </w:num>
   <w:num w:numId="13" w16cid:durableId="2015450059">
-    <w:abstractNumId w:val="19"/>
+    <w:abstractNumId w:val="20"/>
   </w:num>
   <w:num w:numId="14" w16cid:durableId="1326279472">
     <w:abstractNumId w:val="13"/>
@@ -16684,7 +18454,7 @@
     <w:abstractNumId w:val="15"/>
   </w:num>
   <w:num w:numId="16" w16cid:durableId="1624192822">
-    <w:abstractNumId w:val="20"/>
+    <w:abstractNumId w:val="21"/>
   </w:num>
   <w:num w:numId="17" w16cid:durableId="1618297328">
     <w:abstractNumId w:val="0"/>
@@ -16711,12 +18481,18 @@
     <w:abstractNumId w:val="1"/>
   </w:num>
   <w:num w:numId="25" w16cid:durableId="64843808">
-    <w:abstractNumId w:val="22"/>
+    <w:abstractNumId w:val="23"/>
   </w:num>
   <w:num w:numId="26" w16cid:durableId="533738650">
     <w:abstractNumId w:val="11"/>
   </w:num>
   <w:num w:numId="27" w16cid:durableId="1111584550">
+    <w:abstractNumId w:val="26"/>
+  </w:num>
+  <w:num w:numId="28" w16cid:durableId="125784411">
+    <w:abstractNumId w:val="18"/>
+  </w:num>
+  <w:num w:numId="29" w16cid:durableId="582842389">
     <w:abstractNumId w:val="24"/>
   </w:num>
 </w:numbering>

--- a/resultados/Relatório da Pesquisa.docx
+++ b/resultados/Relatório da Pesquisa.docx
@@ -515,7 +515,6 @@
           <w:docPartUnique/>
         </w:docPartObj>
       </w:sdtPr>
-      <w:sdtEndPr/>
       <w:sdtContent>
         <w:p>
           <w:pPr>
@@ -3944,8 +3943,8 @@
         <w:t>EFERENCIAL TEÓRICO</w:t>
       </w:r>
       <w:bookmarkStart w:id="11" w:name="_vvo1l2a27t" w:colFirst="0" w:colLast="0"/>
+      <w:bookmarkEnd w:id="10"/>
       <w:bookmarkEnd w:id="11"/>
-      <w:bookmarkEnd w:id="10"/>
     </w:p>
     <w:p>
       <w:pPr>
@@ -4704,23 +4703,7 @@
           <w:rFonts w:eastAsia="Times New Roman" w:cs="Times New Roman"/>
           <w:szCs w:val="24"/>
         </w:rPr>
-        <w:t xml:space="preserve">Adolescente (14-17), Jovem (18-24) </w:t>
-      </w:r>
-      <w:proofErr w:type="gramStart"/>
-      <w:r>
-        <w:rPr>
-          <w:rFonts w:eastAsia="Times New Roman" w:cs="Times New Roman"/>
-          <w:szCs w:val="24"/>
-        </w:rPr>
-        <w:t>e Jovem</w:t>
-      </w:r>
-      <w:proofErr w:type="gramEnd"/>
-      <w:r>
-        <w:rPr>
-          <w:rFonts w:eastAsia="Times New Roman" w:cs="Times New Roman"/>
-          <w:szCs w:val="24"/>
-        </w:rPr>
-        <w:t xml:space="preserve"> adulto (25-29).</w:t>
+        <w:t>Adolescente (14-17), Jovem (18-24) e Jovem adulto (25-29).</w:t>
       </w:r>
     </w:p>
     <w:p>
@@ -4980,15 +4963,7 @@
       </w:r>
       <w:proofErr w:type="spellEnd"/>
       <w:r>
-        <w:t xml:space="preserve">-pandemia (2019), </w:t>
-      </w:r>
-      <w:proofErr w:type="gramStart"/>
-      <w:r>
-        <w:t>Durante</w:t>
-      </w:r>
-      <w:proofErr w:type="gramEnd"/>
-      <w:r>
-        <w:t xml:space="preserve"> pandemia (2020-2021) e Pós-pandemia (202</w:t>
+        <w:t>-pandemia (2019), Durante pandemia (2020-2021) e Pós-pandemia (202</w:t>
       </w:r>
       <w:r>
         <w:t>2).</w:t>
@@ -5442,15 +5417,7 @@
         </m:sSub>
       </m:oMath>
       <w:r>
-        <w:t xml:space="preserve">: vetor de características individuais (sexo, cor ou raça, </w:t>
-      </w:r>
-      <w:proofErr w:type="gramStart"/>
-      <w:r>
-        <w:t>escolaridade, etc.</w:t>
-      </w:r>
-      <w:proofErr w:type="gramEnd"/>
-      <w:r>
-        <w:t xml:space="preserve">) no tempo </w:t>
+        <w:t xml:space="preserve">: vetor de características individuais (sexo, cor ou raça, escolaridade, etc.) no tempo </w:t>
       </w:r>
       <w:r>
         <w:rPr>
@@ -5625,13 +5592,7 @@
             <w:rPr>
               <w:rFonts w:ascii="Cambria Math" w:hAnsi="Cambria Math"/>
             </w:rPr>
-            <m:t>=</m:t>
-          </m:r>
-          <m:r>
-            <w:rPr>
-              <w:rFonts w:ascii="Cambria Math" w:hAnsi="Cambria Math"/>
-            </w:rPr>
-            <m:t>periodo</m:t>
+            <m:t>=periodo</m:t>
           </m:r>
           <m:r>
             <m:rPr>
@@ -8127,13 +8088,7 @@
                 <w:rPr>
                   <w:rFonts w:ascii="Cambria Math" w:hAnsi="Cambria Math"/>
                 </w:rPr>
-                <m:t>1-</m:t>
-              </m:r>
-              <m:r>
-                <w:rPr>
-                  <w:rFonts w:ascii="Cambria Math" w:hAnsi="Cambria Math"/>
-                </w:rPr>
-                <m:t>α</m:t>
+                <m:t>1-α</m:t>
               </m:r>
             </m:sup>
           </m:sSup>
@@ -8144,16 +8099,7 @@
             <w:rPr>
               <w:rFonts w:ascii="Cambria Math" w:hAnsi="Cambria Math"/>
             </w:rPr>
-            <m:t xml:space="preserve"> </m:t>
-          </m:r>
-          <m:r>
-            <m:rPr>
-              <m:sty m:val="p"/>
-            </m:rPr>
-            <w:rPr>
-              <w:rFonts w:ascii="Cambria Math" w:hAnsi="Cambria Math"/>
-            </w:rPr>
-            <m:t>→</m:t>
+            <m:t xml:space="preserve"> →</m:t>
           </m:r>
           <m:r>
             <w:rPr>
@@ -8221,13 +8167,7 @@
                 <w:rPr>
                   <w:rFonts w:ascii="Cambria Math" w:hAnsi="Cambria Math"/>
                 </w:rPr>
-                <m:t>1-</m:t>
-              </m:r>
-              <m:r>
-                <w:rPr>
-                  <w:rFonts w:ascii="Cambria Math" w:hAnsi="Cambria Math"/>
-                </w:rPr>
-                <m:t>α</m:t>
+                <m:t>1-α</m:t>
               </m:r>
             </m:sup>
           </m:sSup>
@@ -9281,12 +9221,6 @@
     <w:p>
       <w:pPr>
         <w:pStyle w:val="PargrafodaLista"/>
-        <w:numPr>
-          <w:ilvl w:val="0"/>
-          <w:numId w:val="40"/>
-        </w:numPr>
-        <w:spacing w:line="360" w:lineRule="auto"/>
-        <w:jc w:val="both"/>
         <w:rPr>
           <w:rFonts w:eastAsia="Times New Roman" w:cs="Times New Roman"/>
           <w:szCs w:val="24"/>
@@ -9935,7 +9869,6 @@
                     <w:bottom w:val="single" w:sz="12" w:space="0" w:color="auto"/>
                     <w:right w:val="nil"/>
                   </w:tcBorders>
-                  <w:shd w:val="clear" w:color="auto" w:fill="auto"/>
                   <w:noWrap/>
                   <w:vAlign w:val="bottom"/>
                   <w:hideMark/>
@@ -10003,7 +9936,6 @@
                     <w:bottom w:val="nil"/>
                     <w:right w:val="nil"/>
                   </w:tcBorders>
-                  <w:shd w:val="clear" w:color="auto" w:fill="auto"/>
                   <w:noWrap/>
                   <w:vAlign w:val="bottom"/>
                   <w:hideMark/>
@@ -10042,7 +9974,6 @@
                     <w:bottom w:val="double" w:sz="6" w:space="0" w:color="auto"/>
                     <w:right w:val="nil"/>
                   </w:tcBorders>
-                  <w:shd w:val="clear" w:color="auto" w:fill="auto"/>
                   <w:noWrap/>
                   <w:vAlign w:val="bottom"/>
                   <w:hideMark/>
@@ -10094,7 +10025,6 @@
                     <w:bottom w:val="double" w:sz="6" w:space="0" w:color="auto"/>
                     <w:right w:val="nil"/>
                   </w:tcBorders>
-                  <w:shd w:val="clear" w:color="auto" w:fill="auto"/>
                   <w:noWrap/>
                   <w:vAlign w:val="bottom"/>
                   <w:hideMark/>
@@ -10146,7 +10076,6 @@
                     <w:bottom w:val="double" w:sz="6" w:space="0" w:color="auto"/>
                     <w:right w:val="nil"/>
                   </w:tcBorders>
-                  <w:shd w:val="clear" w:color="auto" w:fill="auto"/>
                   <w:noWrap/>
                   <w:vAlign w:val="bottom"/>
                   <w:hideMark/>
@@ -10198,7 +10127,6 @@
                     <w:bottom w:val="nil"/>
                     <w:right w:val="nil"/>
                   </w:tcBorders>
-                  <w:shd w:val="clear" w:color="auto" w:fill="auto"/>
                   <w:noWrap/>
                   <w:vAlign w:val="bottom"/>
                   <w:hideMark/>
@@ -10237,7 +10165,6 @@
                     <w:bottom w:val="nil"/>
                     <w:right w:val="nil"/>
                   </w:tcBorders>
-                  <w:shd w:val="clear" w:color="auto" w:fill="auto"/>
                   <w:noWrap/>
                   <w:vAlign w:val="bottom"/>
                   <w:hideMark/>
@@ -10281,7 +10208,6 @@
                     <w:bottom w:val="nil"/>
                     <w:right w:val="nil"/>
                   </w:tcBorders>
-                  <w:shd w:val="clear" w:color="auto" w:fill="auto"/>
                   <w:noWrap/>
                   <w:vAlign w:val="bottom"/>
                   <w:hideMark/>
@@ -10316,7 +10242,6 @@
                     <w:bottom w:val="nil"/>
                     <w:right w:val="nil"/>
                   </w:tcBorders>
-                  <w:shd w:val="clear" w:color="auto" w:fill="auto"/>
                   <w:noWrap/>
                   <w:vAlign w:val="bottom"/>
                   <w:hideMark/>
@@ -10352,7 +10277,6 @@
                     <w:bottom w:val="nil"/>
                     <w:right w:val="nil"/>
                   </w:tcBorders>
-                  <w:shd w:val="clear" w:color="auto" w:fill="auto"/>
                   <w:noWrap/>
                   <w:vAlign w:val="bottom"/>
                   <w:hideMark/>
@@ -10388,7 +10312,6 @@
                     <w:bottom w:val="nil"/>
                     <w:right w:val="nil"/>
                   </w:tcBorders>
-                  <w:shd w:val="clear" w:color="auto" w:fill="auto"/>
                   <w:noWrap/>
                   <w:vAlign w:val="bottom"/>
                   <w:hideMark/>
@@ -10424,7 +10347,6 @@
                     <w:bottom w:val="nil"/>
                     <w:right w:val="nil"/>
                   </w:tcBorders>
-                  <w:shd w:val="clear" w:color="auto" w:fill="auto"/>
                   <w:noWrap/>
                   <w:vAlign w:val="bottom"/>
                   <w:hideMark/>
@@ -10460,7 +10382,6 @@
                     <w:bottom w:val="nil"/>
                     <w:right w:val="nil"/>
                   </w:tcBorders>
-                  <w:shd w:val="clear" w:color="auto" w:fill="auto"/>
                   <w:noWrap/>
                   <w:vAlign w:val="bottom"/>
                   <w:hideMark/>
@@ -10501,7 +10422,6 @@
                     <w:bottom w:val="nil"/>
                     <w:right w:val="nil"/>
                   </w:tcBorders>
-                  <w:shd w:val="clear" w:color="auto" w:fill="auto"/>
                   <w:noWrap/>
                   <w:vAlign w:val="bottom"/>
                   <w:hideMark/>
@@ -10536,7 +10456,6 @@
                     <w:bottom w:val="nil"/>
                     <w:right w:val="nil"/>
                   </w:tcBorders>
-                  <w:shd w:val="clear" w:color="auto" w:fill="auto"/>
                   <w:noWrap/>
                   <w:vAlign w:val="bottom"/>
                   <w:hideMark/>
@@ -10572,7 +10491,6 @@
                     <w:bottom w:val="nil"/>
                     <w:right w:val="nil"/>
                   </w:tcBorders>
-                  <w:shd w:val="clear" w:color="auto" w:fill="auto"/>
                   <w:noWrap/>
                   <w:vAlign w:val="bottom"/>
                   <w:hideMark/>
@@ -10608,7 +10526,6 @@
                     <w:bottom w:val="nil"/>
                     <w:right w:val="nil"/>
                   </w:tcBorders>
-                  <w:shd w:val="clear" w:color="auto" w:fill="auto"/>
                   <w:noWrap/>
                   <w:vAlign w:val="bottom"/>
                   <w:hideMark/>
@@ -10644,7 +10561,6 @@
                     <w:bottom w:val="nil"/>
                     <w:right w:val="nil"/>
                   </w:tcBorders>
-                  <w:shd w:val="clear" w:color="auto" w:fill="auto"/>
                   <w:noWrap/>
                   <w:vAlign w:val="bottom"/>
                   <w:hideMark/>
@@ -10680,7 +10596,6 @@
                     <w:bottom w:val="nil"/>
                     <w:right w:val="nil"/>
                   </w:tcBorders>
-                  <w:shd w:val="clear" w:color="auto" w:fill="auto"/>
                   <w:noWrap/>
                   <w:vAlign w:val="bottom"/>
                   <w:hideMark/>
@@ -10721,7 +10636,6 @@
                     <w:bottom w:val="nil"/>
                     <w:right w:val="nil"/>
                   </w:tcBorders>
-                  <w:shd w:val="clear" w:color="auto" w:fill="auto"/>
                   <w:noWrap/>
                   <w:vAlign w:val="bottom"/>
                   <w:hideMark/>
@@ -10756,7 +10670,6 @@
                     <w:bottom w:val="nil"/>
                     <w:right w:val="nil"/>
                   </w:tcBorders>
-                  <w:shd w:val="clear" w:color="auto" w:fill="auto"/>
                   <w:noWrap/>
                   <w:vAlign w:val="bottom"/>
                   <w:hideMark/>
@@ -10792,7 +10705,6 @@
                     <w:bottom w:val="nil"/>
                     <w:right w:val="nil"/>
                   </w:tcBorders>
-                  <w:shd w:val="clear" w:color="auto" w:fill="auto"/>
                   <w:noWrap/>
                   <w:vAlign w:val="bottom"/>
                   <w:hideMark/>
@@ -10828,7 +10740,6 @@
                     <w:bottom w:val="nil"/>
                     <w:right w:val="nil"/>
                   </w:tcBorders>
-                  <w:shd w:val="clear" w:color="auto" w:fill="auto"/>
                   <w:noWrap/>
                   <w:vAlign w:val="bottom"/>
                   <w:hideMark/>
@@ -10864,7 +10775,6 @@
                     <w:bottom w:val="nil"/>
                     <w:right w:val="nil"/>
                   </w:tcBorders>
-                  <w:shd w:val="clear" w:color="auto" w:fill="auto"/>
                   <w:noWrap/>
                   <w:vAlign w:val="bottom"/>
                   <w:hideMark/>
@@ -10900,7 +10810,6 @@
                     <w:bottom w:val="nil"/>
                     <w:right w:val="nil"/>
                   </w:tcBorders>
-                  <w:shd w:val="clear" w:color="auto" w:fill="auto"/>
                   <w:noWrap/>
                   <w:vAlign w:val="bottom"/>
                   <w:hideMark/>
@@ -10941,7 +10850,6 @@
                     <w:bottom w:val="nil"/>
                     <w:right w:val="nil"/>
                   </w:tcBorders>
-                  <w:shd w:val="clear" w:color="auto" w:fill="auto"/>
                   <w:noWrap/>
                   <w:vAlign w:val="bottom"/>
                   <w:hideMark/>
@@ -10976,7 +10884,6 @@
                     <w:bottom w:val="nil"/>
                     <w:right w:val="nil"/>
                   </w:tcBorders>
-                  <w:shd w:val="clear" w:color="auto" w:fill="auto"/>
                   <w:noWrap/>
                   <w:vAlign w:val="bottom"/>
                   <w:hideMark/>
@@ -11012,7 +10919,6 @@
                     <w:bottom w:val="nil"/>
                     <w:right w:val="nil"/>
                   </w:tcBorders>
-                  <w:shd w:val="clear" w:color="auto" w:fill="auto"/>
                   <w:noWrap/>
                   <w:vAlign w:val="bottom"/>
                   <w:hideMark/>
@@ -11048,7 +10954,6 @@
                     <w:bottom w:val="nil"/>
                     <w:right w:val="nil"/>
                   </w:tcBorders>
-                  <w:shd w:val="clear" w:color="auto" w:fill="auto"/>
                   <w:noWrap/>
                   <w:vAlign w:val="bottom"/>
                   <w:hideMark/>
@@ -11084,7 +10989,6 @@
                     <w:bottom w:val="nil"/>
                     <w:right w:val="nil"/>
                   </w:tcBorders>
-                  <w:shd w:val="clear" w:color="auto" w:fill="auto"/>
                   <w:noWrap/>
                   <w:vAlign w:val="bottom"/>
                   <w:hideMark/>
@@ -11120,7 +11024,6 @@
                     <w:bottom w:val="nil"/>
                     <w:right w:val="nil"/>
                   </w:tcBorders>
-                  <w:shd w:val="clear" w:color="auto" w:fill="auto"/>
                   <w:noWrap/>
                   <w:vAlign w:val="bottom"/>
                   <w:hideMark/>
@@ -11161,7 +11064,6 @@
                     <w:bottom w:val="nil"/>
                     <w:right w:val="nil"/>
                   </w:tcBorders>
-                  <w:shd w:val="clear" w:color="auto" w:fill="auto"/>
                   <w:noWrap/>
                   <w:vAlign w:val="bottom"/>
                   <w:hideMark/>
@@ -11196,7 +11098,6 @@
                     <w:bottom w:val="nil"/>
                     <w:right w:val="nil"/>
                   </w:tcBorders>
-                  <w:shd w:val="clear" w:color="auto" w:fill="auto"/>
                   <w:noWrap/>
                   <w:vAlign w:val="bottom"/>
                   <w:hideMark/>
@@ -11232,7 +11133,6 @@
                     <w:bottom w:val="nil"/>
                     <w:right w:val="nil"/>
                   </w:tcBorders>
-                  <w:shd w:val="clear" w:color="auto" w:fill="auto"/>
                   <w:noWrap/>
                   <w:vAlign w:val="bottom"/>
                   <w:hideMark/>
@@ -11268,7 +11168,6 @@
                     <w:bottom w:val="nil"/>
                     <w:right w:val="nil"/>
                   </w:tcBorders>
-                  <w:shd w:val="clear" w:color="auto" w:fill="auto"/>
                   <w:noWrap/>
                   <w:vAlign w:val="bottom"/>
                   <w:hideMark/>
@@ -11304,7 +11203,6 @@
                     <w:bottom w:val="nil"/>
                     <w:right w:val="nil"/>
                   </w:tcBorders>
-                  <w:shd w:val="clear" w:color="auto" w:fill="auto"/>
                   <w:noWrap/>
                   <w:vAlign w:val="bottom"/>
                   <w:hideMark/>
@@ -11340,7 +11238,6 @@
                     <w:bottom w:val="nil"/>
                     <w:right w:val="nil"/>
                   </w:tcBorders>
-                  <w:shd w:val="clear" w:color="auto" w:fill="auto"/>
                   <w:noWrap/>
                   <w:vAlign w:val="bottom"/>
                   <w:hideMark/>
@@ -11381,7 +11278,6 @@
                     <w:bottom w:val="nil"/>
                     <w:right w:val="nil"/>
                   </w:tcBorders>
-                  <w:shd w:val="clear" w:color="auto" w:fill="auto"/>
                   <w:noWrap/>
                   <w:vAlign w:val="bottom"/>
                   <w:hideMark/>
@@ -11416,7 +11312,6 @@
                     <w:bottom w:val="nil"/>
                     <w:right w:val="nil"/>
                   </w:tcBorders>
-                  <w:shd w:val="clear" w:color="auto" w:fill="auto"/>
                   <w:noWrap/>
                   <w:vAlign w:val="bottom"/>
                   <w:hideMark/>
@@ -11452,7 +11347,6 @@
                     <w:bottom w:val="nil"/>
                     <w:right w:val="nil"/>
                   </w:tcBorders>
-                  <w:shd w:val="clear" w:color="auto" w:fill="auto"/>
                   <w:noWrap/>
                   <w:vAlign w:val="bottom"/>
                   <w:hideMark/>
@@ -11488,7 +11382,6 @@
                     <w:bottom w:val="nil"/>
                     <w:right w:val="nil"/>
                   </w:tcBorders>
-                  <w:shd w:val="clear" w:color="auto" w:fill="auto"/>
                   <w:noWrap/>
                   <w:vAlign w:val="bottom"/>
                   <w:hideMark/>
@@ -11524,7 +11417,6 @@
                     <w:bottom w:val="nil"/>
                     <w:right w:val="nil"/>
                   </w:tcBorders>
-                  <w:shd w:val="clear" w:color="auto" w:fill="auto"/>
                   <w:noWrap/>
                   <w:vAlign w:val="bottom"/>
                   <w:hideMark/>
@@ -11560,7 +11452,6 @@
                     <w:bottom w:val="nil"/>
                     <w:right w:val="nil"/>
                   </w:tcBorders>
-                  <w:shd w:val="clear" w:color="auto" w:fill="auto"/>
                   <w:noWrap/>
                   <w:vAlign w:val="bottom"/>
                   <w:hideMark/>
@@ -11601,7 +11492,6 @@
                     <w:bottom w:val="nil"/>
                     <w:right w:val="nil"/>
                   </w:tcBorders>
-                  <w:shd w:val="clear" w:color="auto" w:fill="auto"/>
                   <w:noWrap/>
                   <w:vAlign w:val="bottom"/>
                   <w:hideMark/>
@@ -11636,7 +11526,6 @@
                     <w:bottom w:val="nil"/>
                     <w:right w:val="nil"/>
                   </w:tcBorders>
-                  <w:shd w:val="clear" w:color="auto" w:fill="auto"/>
                   <w:noWrap/>
                   <w:vAlign w:val="bottom"/>
                   <w:hideMark/>
@@ -11672,7 +11561,6 @@
                     <w:bottom w:val="nil"/>
                     <w:right w:val="nil"/>
                   </w:tcBorders>
-                  <w:shd w:val="clear" w:color="auto" w:fill="auto"/>
                   <w:noWrap/>
                   <w:vAlign w:val="bottom"/>
                   <w:hideMark/>
@@ -11708,7 +11596,6 @@
                     <w:bottom w:val="nil"/>
                     <w:right w:val="nil"/>
                   </w:tcBorders>
-                  <w:shd w:val="clear" w:color="auto" w:fill="auto"/>
                   <w:noWrap/>
                   <w:vAlign w:val="bottom"/>
                   <w:hideMark/>
@@ -11744,7 +11631,6 @@
                     <w:bottom w:val="nil"/>
                     <w:right w:val="nil"/>
                   </w:tcBorders>
-                  <w:shd w:val="clear" w:color="auto" w:fill="auto"/>
                   <w:noWrap/>
                   <w:vAlign w:val="bottom"/>
                   <w:hideMark/>
@@ -11780,7 +11666,6 @@
                     <w:bottom w:val="nil"/>
                     <w:right w:val="nil"/>
                   </w:tcBorders>
-                  <w:shd w:val="clear" w:color="auto" w:fill="auto"/>
                   <w:noWrap/>
                   <w:vAlign w:val="bottom"/>
                   <w:hideMark/>
@@ -11821,7 +11706,6 @@
                     <w:bottom w:val="nil"/>
                     <w:right w:val="nil"/>
                   </w:tcBorders>
-                  <w:shd w:val="clear" w:color="auto" w:fill="auto"/>
                   <w:noWrap/>
                   <w:vAlign w:val="bottom"/>
                   <w:hideMark/>
@@ -11856,7 +11740,6 @@
                     <w:bottom w:val="nil"/>
                     <w:right w:val="nil"/>
                   </w:tcBorders>
-                  <w:shd w:val="clear" w:color="auto" w:fill="auto"/>
                   <w:noWrap/>
                   <w:vAlign w:val="bottom"/>
                   <w:hideMark/>
@@ -11892,7 +11775,6 @@
                     <w:bottom w:val="nil"/>
                     <w:right w:val="nil"/>
                   </w:tcBorders>
-                  <w:shd w:val="clear" w:color="auto" w:fill="auto"/>
                   <w:noWrap/>
                   <w:vAlign w:val="bottom"/>
                   <w:hideMark/>
@@ -11928,7 +11810,6 @@
                     <w:bottom w:val="nil"/>
                     <w:right w:val="nil"/>
                   </w:tcBorders>
-                  <w:shd w:val="clear" w:color="auto" w:fill="auto"/>
                   <w:noWrap/>
                   <w:vAlign w:val="bottom"/>
                   <w:hideMark/>
@@ -11964,7 +11845,6 @@
                     <w:bottom w:val="nil"/>
                     <w:right w:val="nil"/>
                   </w:tcBorders>
-                  <w:shd w:val="clear" w:color="auto" w:fill="auto"/>
                   <w:noWrap/>
                   <w:vAlign w:val="bottom"/>
                   <w:hideMark/>
@@ -12000,7 +11880,6 @@
                     <w:bottom w:val="nil"/>
                     <w:right w:val="nil"/>
                   </w:tcBorders>
-                  <w:shd w:val="clear" w:color="auto" w:fill="auto"/>
                   <w:noWrap/>
                   <w:vAlign w:val="bottom"/>
                   <w:hideMark/>
@@ -12041,7 +11920,6 @@
                     <w:bottom w:val="nil"/>
                     <w:right w:val="nil"/>
                   </w:tcBorders>
-                  <w:shd w:val="clear" w:color="auto" w:fill="auto"/>
                   <w:noWrap/>
                   <w:vAlign w:val="bottom"/>
                   <w:hideMark/>
@@ -12076,7 +11954,6 @@
                     <w:bottom w:val="nil"/>
                     <w:right w:val="nil"/>
                   </w:tcBorders>
-                  <w:shd w:val="clear" w:color="auto" w:fill="auto"/>
                   <w:noWrap/>
                   <w:vAlign w:val="bottom"/>
                   <w:hideMark/>
@@ -12112,7 +11989,6 @@
                     <w:bottom w:val="nil"/>
                     <w:right w:val="nil"/>
                   </w:tcBorders>
-                  <w:shd w:val="clear" w:color="auto" w:fill="auto"/>
                   <w:noWrap/>
                   <w:vAlign w:val="bottom"/>
                   <w:hideMark/>
@@ -12148,7 +12024,6 @@
                     <w:bottom w:val="nil"/>
                     <w:right w:val="nil"/>
                   </w:tcBorders>
-                  <w:shd w:val="clear" w:color="auto" w:fill="auto"/>
                   <w:noWrap/>
                   <w:vAlign w:val="bottom"/>
                   <w:hideMark/>
@@ -12184,7 +12059,6 @@
                     <w:bottom w:val="nil"/>
                     <w:right w:val="nil"/>
                   </w:tcBorders>
-                  <w:shd w:val="clear" w:color="auto" w:fill="auto"/>
                   <w:noWrap/>
                   <w:vAlign w:val="bottom"/>
                   <w:hideMark/>
@@ -12220,7 +12094,6 @@
                     <w:bottom w:val="nil"/>
                     <w:right w:val="nil"/>
                   </w:tcBorders>
-                  <w:shd w:val="clear" w:color="auto" w:fill="auto"/>
                   <w:noWrap/>
                   <w:vAlign w:val="bottom"/>
                   <w:hideMark/>
@@ -12261,7 +12134,6 @@
                     <w:bottom w:val="nil"/>
                     <w:right w:val="nil"/>
                   </w:tcBorders>
-                  <w:shd w:val="clear" w:color="auto" w:fill="auto"/>
                   <w:noWrap/>
                   <w:vAlign w:val="bottom"/>
                   <w:hideMark/>
@@ -12296,7 +12168,6 @@
                     <w:bottom w:val="nil"/>
                     <w:right w:val="nil"/>
                   </w:tcBorders>
-                  <w:shd w:val="clear" w:color="auto" w:fill="auto"/>
                   <w:noWrap/>
                   <w:vAlign w:val="bottom"/>
                   <w:hideMark/>
@@ -12332,7 +12203,6 @@
                     <w:bottom w:val="nil"/>
                     <w:right w:val="nil"/>
                   </w:tcBorders>
-                  <w:shd w:val="clear" w:color="auto" w:fill="auto"/>
                   <w:noWrap/>
                   <w:vAlign w:val="bottom"/>
                   <w:hideMark/>
@@ -12368,7 +12238,6 @@
                     <w:bottom w:val="nil"/>
                     <w:right w:val="nil"/>
                   </w:tcBorders>
-                  <w:shd w:val="clear" w:color="auto" w:fill="auto"/>
                   <w:noWrap/>
                   <w:vAlign w:val="bottom"/>
                   <w:hideMark/>
@@ -12404,7 +12273,6 @@
                     <w:bottom w:val="nil"/>
                     <w:right w:val="nil"/>
                   </w:tcBorders>
-                  <w:shd w:val="clear" w:color="auto" w:fill="auto"/>
                   <w:noWrap/>
                   <w:vAlign w:val="bottom"/>
                   <w:hideMark/>
@@ -12440,7 +12308,6 @@
                     <w:bottom w:val="nil"/>
                     <w:right w:val="nil"/>
                   </w:tcBorders>
-                  <w:shd w:val="clear" w:color="auto" w:fill="auto"/>
                   <w:noWrap/>
                   <w:vAlign w:val="bottom"/>
                   <w:hideMark/>
@@ -12481,7 +12348,6 @@
                     <w:bottom w:val="nil"/>
                     <w:right w:val="nil"/>
                   </w:tcBorders>
-                  <w:shd w:val="clear" w:color="auto" w:fill="auto"/>
                   <w:noWrap/>
                   <w:vAlign w:val="bottom"/>
                   <w:hideMark/>
@@ -12516,7 +12382,6 @@
                     <w:bottom w:val="nil"/>
                     <w:right w:val="nil"/>
                   </w:tcBorders>
-                  <w:shd w:val="clear" w:color="auto" w:fill="auto"/>
                   <w:noWrap/>
                   <w:vAlign w:val="bottom"/>
                   <w:hideMark/>
@@ -12552,7 +12417,6 @@
                     <w:bottom w:val="nil"/>
                     <w:right w:val="nil"/>
                   </w:tcBorders>
-                  <w:shd w:val="clear" w:color="auto" w:fill="auto"/>
                   <w:noWrap/>
                   <w:vAlign w:val="bottom"/>
                   <w:hideMark/>
@@ -12588,7 +12452,6 @@
                     <w:bottom w:val="nil"/>
                     <w:right w:val="nil"/>
                   </w:tcBorders>
-                  <w:shd w:val="clear" w:color="auto" w:fill="auto"/>
                   <w:noWrap/>
                   <w:vAlign w:val="bottom"/>
                   <w:hideMark/>
@@ -12624,7 +12487,6 @@
                     <w:bottom w:val="nil"/>
                     <w:right w:val="nil"/>
                   </w:tcBorders>
-                  <w:shd w:val="clear" w:color="auto" w:fill="auto"/>
                   <w:noWrap/>
                   <w:vAlign w:val="bottom"/>
                   <w:hideMark/>
@@ -12660,7 +12522,6 @@
                     <w:bottom w:val="nil"/>
                     <w:right w:val="nil"/>
                   </w:tcBorders>
-                  <w:shd w:val="clear" w:color="auto" w:fill="auto"/>
                   <w:noWrap/>
                   <w:vAlign w:val="bottom"/>
                   <w:hideMark/>
@@ -12701,7 +12562,6 @@
                     <w:bottom w:val="double" w:sz="6" w:space="0" w:color="auto"/>
                     <w:right w:val="nil"/>
                   </w:tcBorders>
-                  <w:shd w:val="clear" w:color="auto" w:fill="auto"/>
                   <w:noWrap/>
                   <w:vAlign w:val="bottom"/>
                   <w:hideMark/>
@@ -12736,7 +12596,6 @@
                     <w:bottom w:val="double" w:sz="6" w:space="0" w:color="auto"/>
                     <w:right w:val="nil"/>
                   </w:tcBorders>
-                  <w:shd w:val="clear" w:color="auto" w:fill="auto"/>
                   <w:noWrap/>
                   <w:vAlign w:val="bottom"/>
                   <w:hideMark/>
@@ -12772,7 +12631,6 @@
                     <w:bottom w:val="double" w:sz="6" w:space="0" w:color="auto"/>
                     <w:right w:val="nil"/>
                   </w:tcBorders>
-                  <w:shd w:val="clear" w:color="auto" w:fill="auto"/>
                   <w:noWrap/>
                   <w:vAlign w:val="bottom"/>
                   <w:hideMark/>
@@ -12808,7 +12666,6 @@
                     <w:bottom w:val="double" w:sz="6" w:space="0" w:color="auto"/>
                     <w:right w:val="nil"/>
                   </w:tcBorders>
-                  <w:shd w:val="clear" w:color="auto" w:fill="auto"/>
                   <w:noWrap/>
                   <w:vAlign w:val="bottom"/>
                   <w:hideMark/>
@@ -12844,7 +12701,6 @@
                     <w:bottom w:val="double" w:sz="6" w:space="0" w:color="auto"/>
                     <w:right w:val="nil"/>
                   </w:tcBorders>
-                  <w:shd w:val="clear" w:color="auto" w:fill="auto"/>
                   <w:noWrap/>
                   <w:vAlign w:val="bottom"/>
                   <w:hideMark/>
@@ -12880,7 +12736,6 @@
                     <w:bottom w:val="double" w:sz="6" w:space="0" w:color="auto"/>
                     <w:right w:val="nil"/>
                   </w:tcBorders>
-                  <w:shd w:val="clear" w:color="auto" w:fill="auto"/>
                   <w:noWrap/>
                   <w:vAlign w:val="bottom"/>
                   <w:hideMark/>
@@ -12921,7 +12776,6 @@
                     <w:bottom w:val="nil"/>
                     <w:right w:val="nil"/>
                   </w:tcBorders>
-                  <w:shd w:val="clear" w:color="auto" w:fill="auto"/>
                   <w:noWrap/>
                   <w:vAlign w:val="bottom"/>
                   <w:hideMark/>
@@ -12960,7 +12814,6 @@
                     <w:bottom w:val="nil"/>
                     <w:right w:val="nil"/>
                   </w:tcBorders>
-                  <w:shd w:val="clear" w:color="auto" w:fill="auto"/>
                   <w:noWrap/>
                   <w:vAlign w:val="bottom"/>
                   <w:hideMark/>
@@ -12996,7 +12849,6 @@
                     <w:bottom w:val="nil"/>
                     <w:right w:val="nil"/>
                   </w:tcBorders>
-                  <w:shd w:val="clear" w:color="auto" w:fill="auto"/>
                   <w:noWrap/>
                   <w:vAlign w:val="bottom"/>
                   <w:hideMark/>
@@ -13023,7 +12875,6 @@
                     <w:bottom w:val="nil"/>
                     <w:right w:val="nil"/>
                   </w:tcBorders>
-                  <w:shd w:val="clear" w:color="auto" w:fill="auto"/>
                   <w:noWrap/>
                   <w:vAlign w:val="bottom"/>
                   <w:hideMark/>
@@ -13048,7 +12899,6 @@
                     <w:bottom w:val="nil"/>
                     <w:right w:val="nil"/>
                   </w:tcBorders>
-                  <w:shd w:val="clear" w:color="auto" w:fill="auto"/>
                   <w:noWrap/>
                   <w:vAlign w:val="bottom"/>
                   <w:hideMark/>
@@ -13073,7 +12923,6 @@
                     <w:bottom w:val="nil"/>
                     <w:right w:val="nil"/>
                   </w:tcBorders>
-                  <w:shd w:val="clear" w:color="auto" w:fill="auto"/>
                   <w:noWrap/>
                   <w:vAlign w:val="bottom"/>
                   <w:hideMark/>
@@ -13102,7 +12951,6 @@
                     <w:left w:val="nil"/>
                     <w:right w:val="nil"/>
                   </w:tcBorders>
-                  <w:shd w:val="clear" w:color="auto" w:fill="auto"/>
                   <w:noWrap/>
                   <w:vAlign w:val="bottom"/>
                   <w:hideMark/>
@@ -13140,7 +12988,6 @@
                     <w:left w:val="nil"/>
                     <w:right w:val="nil"/>
                   </w:tcBorders>
-                  <w:shd w:val="clear" w:color="auto" w:fill="auto"/>
                   <w:noWrap/>
                   <w:vAlign w:val="bottom"/>
                   <w:hideMark/>
@@ -13175,7 +13022,6 @@
                     <w:left w:val="nil"/>
                     <w:right w:val="nil"/>
                   </w:tcBorders>
-                  <w:shd w:val="clear" w:color="auto" w:fill="auto"/>
                   <w:noWrap/>
                   <w:vAlign w:val="bottom"/>
                   <w:hideMark/>
@@ -13201,7 +13047,6 @@
                     <w:left w:val="nil"/>
                     <w:right w:val="nil"/>
                   </w:tcBorders>
-                  <w:shd w:val="clear" w:color="auto" w:fill="auto"/>
                   <w:noWrap/>
                   <w:vAlign w:val="bottom"/>
                   <w:hideMark/>
@@ -13225,7 +13070,6 @@
                     <w:left w:val="nil"/>
                     <w:right w:val="nil"/>
                   </w:tcBorders>
-                  <w:shd w:val="clear" w:color="auto" w:fill="auto"/>
                   <w:noWrap/>
                   <w:vAlign w:val="bottom"/>
                   <w:hideMark/>
@@ -13249,7 +13093,6 @@
                     <w:left w:val="nil"/>
                     <w:right w:val="nil"/>
                   </w:tcBorders>
-                  <w:shd w:val="clear" w:color="auto" w:fill="auto"/>
                   <w:noWrap/>
                   <w:vAlign w:val="bottom"/>
                   <w:hideMark/>
@@ -13279,7 +13122,6 @@
                     <w:bottom w:val="single" w:sz="18" w:space="0" w:color="auto"/>
                     <w:right w:val="nil"/>
                   </w:tcBorders>
-                  <w:shd w:val="clear" w:color="auto" w:fill="auto"/>
                   <w:noWrap/>
                   <w:vAlign w:val="bottom"/>
                   <w:hideMark/>
@@ -13331,7 +13173,6 @@
                     <w:bottom w:val="single" w:sz="18" w:space="0" w:color="auto"/>
                     <w:right w:val="nil"/>
                   </w:tcBorders>
-                  <w:shd w:val="clear" w:color="auto" w:fill="auto"/>
                   <w:noWrap/>
                   <w:vAlign w:val="bottom"/>
                   <w:hideMark/>
@@ -13367,7 +13208,6 @@
                     <w:bottom w:val="single" w:sz="18" w:space="0" w:color="auto"/>
                     <w:right w:val="nil"/>
                   </w:tcBorders>
-                  <w:shd w:val="clear" w:color="auto" w:fill="auto"/>
                   <w:noWrap/>
                   <w:vAlign w:val="bottom"/>
                   <w:hideMark/>
@@ -13402,7 +13242,6 @@
                     <w:bottom w:val="single" w:sz="18" w:space="0" w:color="auto"/>
                     <w:right w:val="nil"/>
                   </w:tcBorders>
-                  <w:shd w:val="clear" w:color="auto" w:fill="auto"/>
                   <w:noWrap/>
                   <w:vAlign w:val="bottom"/>
                   <w:hideMark/>
@@ -13428,7 +13267,6 @@
                     <w:bottom w:val="single" w:sz="18" w:space="0" w:color="auto"/>
                     <w:right w:val="nil"/>
                   </w:tcBorders>
-                  <w:shd w:val="clear" w:color="auto" w:fill="auto"/>
                   <w:noWrap/>
                   <w:vAlign w:val="bottom"/>
                   <w:hideMark/>
@@ -13453,7 +13291,6 @@
                     <w:bottom w:val="single" w:sz="18" w:space="0" w:color="auto"/>
                     <w:right w:val="nil"/>
                   </w:tcBorders>
-                  <w:shd w:val="clear" w:color="auto" w:fill="auto"/>
                   <w:noWrap/>
                   <w:vAlign w:val="bottom"/>
                   <w:hideMark/>
@@ -13821,7 +13658,6 @@
                     <w:bottom w:val="single" w:sz="12" w:space="0" w:color="auto"/>
                     <w:right w:val="nil"/>
                   </w:tcBorders>
-                  <w:shd w:val="clear" w:color="auto" w:fill="auto"/>
                   <w:noWrap/>
                   <w:vAlign w:val="bottom"/>
                   <w:hideMark/>
@@ -13903,7 +13739,6 @@
                     <w:bottom w:val="nil"/>
                     <w:right w:val="nil"/>
                   </w:tcBorders>
-                  <w:shd w:val="clear" w:color="auto" w:fill="auto"/>
                   <w:noWrap/>
                   <w:vAlign w:val="bottom"/>
                   <w:hideMark/>
@@ -13943,7 +13778,6 @@
                     <w:bottom w:val="double" w:sz="6" w:space="0" w:color="auto"/>
                     <w:right w:val="nil"/>
                   </w:tcBorders>
-                  <w:shd w:val="clear" w:color="auto" w:fill="auto"/>
                   <w:noWrap/>
                   <w:vAlign w:val="bottom"/>
                   <w:hideMark/>
@@ -13995,7 +13829,6 @@
                     <w:bottom w:val="double" w:sz="6" w:space="0" w:color="auto"/>
                     <w:right w:val="nil"/>
                   </w:tcBorders>
-                  <w:shd w:val="clear" w:color="auto" w:fill="auto"/>
                   <w:noWrap/>
                   <w:vAlign w:val="bottom"/>
                   <w:hideMark/>
@@ -14047,7 +13880,6 @@
                     <w:bottom w:val="double" w:sz="6" w:space="0" w:color="auto"/>
                     <w:right w:val="nil"/>
                   </w:tcBorders>
-                  <w:shd w:val="clear" w:color="auto" w:fill="auto"/>
                   <w:noWrap/>
                   <w:vAlign w:val="bottom"/>
                   <w:hideMark/>
@@ -14099,7 +13931,6 @@
                     <w:bottom w:val="nil"/>
                     <w:right w:val="nil"/>
                   </w:tcBorders>
-                  <w:shd w:val="clear" w:color="auto" w:fill="auto"/>
                   <w:noWrap/>
                   <w:vAlign w:val="bottom"/>
                   <w:hideMark/>
@@ -14138,7 +13969,6 @@
                     <w:bottom w:val="nil"/>
                     <w:right w:val="nil"/>
                   </w:tcBorders>
-                  <w:shd w:val="clear" w:color="auto" w:fill="auto"/>
                   <w:noWrap/>
                   <w:vAlign w:val="bottom"/>
                   <w:hideMark/>
@@ -14182,7 +14012,6 @@
                     <w:bottom w:val="nil"/>
                     <w:right w:val="single" w:sz="4" w:space="0" w:color="auto"/>
                   </w:tcBorders>
-                  <w:shd w:val="clear" w:color="auto" w:fill="auto"/>
                   <w:noWrap/>
                   <w:vAlign w:val="bottom"/>
                   <w:hideMark/>
@@ -14217,7 +14046,6 @@
                     <w:bottom w:val="nil"/>
                     <w:right w:val="single" w:sz="4" w:space="0" w:color="auto"/>
                   </w:tcBorders>
-                  <w:shd w:val="clear" w:color="auto" w:fill="auto"/>
                   <w:noWrap/>
                   <w:vAlign w:val="bottom"/>
                   <w:hideMark/>
@@ -14254,7 +14082,6 @@
                     <w:bottom w:val="nil"/>
                     <w:right w:val="single" w:sz="4" w:space="0" w:color="auto"/>
                   </w:tcBorders>
-                  <w:shd w:val="clear" w:color="auto" w:fill="auto"/>
                   <w:noWrap/>
                   <w:vAlign w:val="bottom"/>
                   <w:hideMark/>
@@ -14290,7 +14117,6 @@
                     <w:bottom w:val="nil"/>
                     <w:right w:val="single" w:sz="4" w:space="0" w:color="auto"/>
                   </w:tcBorders>
-                  <w:shd w:val="clear" w:color="auto" w:fill="auto"/>
                   <w:noWrap/>
                   <w:vAlign w:val="bottom"/>
                   <w:hideMark/>
@@ -14326,7 +14152,6 @@
                     <w:bottom w:val="nil"/>
                     <w:right w:val="single" w:sz="4" w:space="0" w:color="auto"/>
                   </w:tcBorders>
-                  <w:shd w:val="clear" w:color="auto" w:fill="auto"/>
                   <w:noWrap/>
                   <w:vAlign w:val="bottom"/>
                   <w:hideMark/>
@@ -14362,7 +14187,6 @@
                     <w:bottom w:val="nil"/>
                     <w:right w:val="nil"/>
                   </w:tcBorders>
-                  <w:shd w:val="clear" w:color="auto" w:fill="auto"/>
                   <w:noWrap/>
                   <w:vAlign w:val="bottom"/>
                   <w:hideMark/>
@@ -14403,7 +14227,6 @@
                     <w:bottom w:val="nil"/>
                     <w:right w:val="single" w:sz="4" w:space="0" w:color="auto"/>
                   </w:tcBorders>
-                  <w:shd w:val="clear" w:color="auto" w:fill="auto"/>
                   <w:noWrap/>
                   <w:vAlign w:val="bottom"/>
                   <w:hideMark/>
@@ -14438,7 +14261,6 @@
                     <w:bottom w:val="nil"/>
                     <w:right w:val="single" w:sz="4" w:space="0" w:color="auto"/>
                   </w:tcBorders>
-                  <w:shd w:val="clear" w:color="auto" w:fill="auto"/>
                   <w:noWrap/>
                   <w:vAlign w:val="bottom"/>
                   <w:hideMark/>
@@ -14475,7 +14297,6 @@
                     <w:bottom w:val="nil"/>
                     <w:right w:val="single" w:sz="4" w:space="0" w:color="auto"/>
                   </w:tcBorders>
-                  <w:shd w:val="clear" w:color="auto" w:fill="auto"/>
                   <w:noWrap/>
                   <w:vAlign w:val="bottom"/>
                   <w:hideMark/>
@@ -14511,7 +14332,6 @@
                     <w:bottom w:val="nil"/>
                     <w:right w:val="single" w:sz="4" w:space="0" w:color="auto"/>
                   </w:tcBorders>
-                  <w:shd w:val="clear" w:color="auto" w:fill="auto"/>
                   <w:noWrap/>
                   <w:vAlign w:val="bottom"/>
                   <w:hideMark/>
@@ -14547,7 +14367,6 @@
                     <w:bottom w:val="nil"/>
                     <w:right w:val="single" w:sz="4" w:space="0" w:color="auto"/>
                   </w:tcBorders>
-                  <w:shd w:val="clear" w:color="auto" w:fill="auto"/>
                   <w:noWrap/>
                   <w:vAlign w:val="bottom"/>
                   <w:hideMark/>
@@ -14583,7 +14402,6 @@
                     <w:bottom w:val="nil"/>
                     <w:right w:val="nil"/>
                   </w:tcBorders>
-                  <w:shd w:val="clear" w:color="auto" w:fill="auto"/>
                   <w:noWrap/>
                   <w:vAlign w:val="bottom"/>
                   <w:hideMark/>
@@ -14624,7 +14442,6 @@
                     <w:bottom w:val="nil"/>
                     <w:right w:val="single" w:sz="4" w:space="0" w:color="auto"/>
                   </w:tcBorders>
-                  <w:shd w:val="clear" w:color="auto" w:fill="auto"/>
                   <w:noWrap/>
                   <w:vAlign w:val="bottom"/>
                   <w:hideMark/>
@@ -14659,7 +14476,6 @@
                     <w:bottom w:val="nil"/>
                     <w:right w:val="single" w:sz="4" w:space="0" w:color="auto"/>
                   </w:tcBorders>
-                  <w:shd w:val="clear" w:color="auto" w:fill="auto"/>
                   <w:noWrap/>
                   <w:vAlign w:val="bottom"/>
                   <w:hideMark/>
@@ -14696,7 +14512,6 @@
                     <w:bottom w:val="nil"/>
                     <w:right w:val="single" w:sz="4" w:space="0" w:color="auto"/>
                   </w:tcBorders>
-                  <w:shd w:val="clear" w:color="auto" w:fill="auto"/>
                   <w:noWrap/>
                   <w:vAlign w:val="bottom"/>
                   <w:hideMark/>
@@ -14732,7 +14547,6 @@
                     <w:bottom w:val="nil"/>
                     <w:right w:val="single" w:sz="4" w:space="0" w:color="auto"/>
                   </w:tcBorders>
-                  <w:shd w:val="clear" w:color="auto" w:fill="auto"/>
                   <w:noWrap/>
                   <w:vAlign w:val="bottom"/>
                   <w:hideMark/>
@@ -14768,7 +14582,6 @@
                     <w:bottom w:val="nil"/>
                     <w:right w:val="single" w:sz="4" w:space="0" w:color="auto"/>
                   </w:tcBorders>
-                  <w:shd w:val="clear" w:color="auto" w:fill="auto"/>
                   <w:noWrap/>
                   <w:vAlign w:val="bottom"/>
                   <w:hideMark/>
@@ -14804,7 +14617,6 @@
                     <w:bottom w:val="nil"/>
                     <w:right w:val="nil"/>
                   </w:tcBorders>
-                  <w:shd w:val="clear" w:color="auto" w:fill="auto"/>
                   <w:noWrap/>
                   <w:vAlign w:val="bottom"/>
                   <w:hideMark/>
@@ -14845,7 +14657,6 @@
                     <w:bottom w:val="nil"/>
                     <w:right w:val="single" w:sz="4" w:space="0" w:color="auto"/>
                   </w:tcBorders>
-                  <w:shd w:val="clear" w:color="auto" w:fill="auto"/>
                   <w:noWrap/>
                   <w:vAlign w:val="bottom"/>
                   <w:hideMark/>
@@ -14880,7 +14691,6 @@
                     <w:bottom w:val="nil"/>
                     <w:right w:val="single" w:sz="4" w:space="0" w:color="auto"/>
                   </w:tcBorders>
-                  <w:shd w:val="clear" w:color="auto" w:fill="auto"/>
                   <w:noWrap/>
                   <w:vAlign w:val="bottom"/>
                   <w:hideMark/>
@@ -14917,7 +14727,6 @@
                     <w:bottom w:val="nil"/>
                     <w:right w:val="single" w:sz="4" w:space="0" w:color="auto"/>
                   </w:tcBorders>
-                  <w:shd w:val="clear" w:color="auto" w:fill="auto"/>
                   <w:noWrap/>
                   <w:vAlign w:val="bottom"/>
                   <w:hideMark/>
@@ -14953,7 +14762,6 @@
                     <w:bottom w:val="nil"/>
                     <w:right w:val="single" w:sz="4" w:space="0" w:color="auto"/>
                   </w:tcBorders>
-                  <w:shd w:val="clear" w:color="auto" w:fill="auto"/>
                   <w:noWrap/>
                   <w:vAlign w:val="bottom"/>
                   <w:hideMark/>
@@ -14989,7 +14797,6 @@
                     <w:bottom w:val="nil"/>
                     <w:right w:val="single" w:sz="4" w:space="0" w:color="auto"/>
                   </w:tcBorders>
-                  <w:shd w:val="clear" w:color="auto" w:fill="auto"/>
                   <w:noWrap/>
                   <w:vAlign w:val="bottom"/>
                   <w:hideMark/>
@@ -15025,7 +14832,6 @@
                     <w:bottom w:val="nil"/>
                     <w:right w:val="nil"/>
                   </w:tcBorders>
-                  <w:shd w:val="clear" w:color="auto" w:fill="auto"/>
                   <w:noWrap/>
                   <w:vAlign w:val="bottom"/>
                   <w:hideMark/>
@@ -15066,7 +14872,6 @@
                     <w:bottom w:val="nil"/>
                     <w:right w:val="single" w:sz="4" w:space="0" w:color="auto"/>
                   </w:tcBorders>
-                  <w:shd w:val="clear" w:color="auto" w:fill="auto"/>
                   <w:noWrap/>
                   <w:vAlign w:val="bottom"/>
                   <w:hideMark/>
@@ -15101,7 +14906,6 @@
                     <w:bottom w:val="nil"/>
                     <w:right w:val="single" w:sz="4" w:space="0" w:color="auto"/>
                   </w:tcBorders>
-                  <w:shd w:val="clear" w:color="auto" w:fill="auto"/>
                   <w:noWrap/>
                   <w:vAlign w:val="bottom"/>
                   <w:hideMark/>
@@ -15138,7 +14942,6 @@
                     <w:bottom w:val="nil"/>
                     <w:right w:val="single" w:sz="4" w:space="0" w:color="auto"/>
                   </w:tcBorders>
-                  <w:shd w:val="clear" w:color="auto" w:fill="auto"/>
                   <w:noWrap/>
                   <w:vAlign w:val="bottom"/>
                   <w:hideMark/>
@@ -15174,7 +14977,6 @@
                     <w:bottom w:val="nil"/>
                     <w:right w:val="single" w:sz="4" w:space="0" w:color="auto"/>
                   </w:tcBorders>
-                  <w:shd w:val="clear" w:color="auto" w:fill="auto"/>
                   <w:noWrap/>
                   <w:vAlign w:val="bottom"/>
                   <w:hideMark/>
@@ -15210,7 +15012,6 @@
                     <w:bottom w:val="nil"/>
                     <w:right w:val="single" w:sz="4" w:space="0" w:color="auto"/>
                   </w:tcBorders>
-                  <w:shd w:val="clear" w:color="auto" w:fill="auto"/>
                   <w:noWrap/>
                   <w:vAlign w:val="bottom"/>
                   <w:hideMark/>
@@ -15246,7 +15047,6 @@
                     <w:bottom w:val="nil"/>
                     <w:right w:val="nil"/>
                   </w:tcBorders>
-                  <w:shd w:val="clear" w:color="auto" w:fill="auto"/>
                   <w:noWrap/>
                   <w:vAlign w:val="bottom"/>
                   <w:hideMark/>
@@ -15287,7 +15087,6 @@
                     <w:bottom w:val="nil"/>
                     <w:right w:val="single" w:sz="4" w:space="0" w:color="auto"/>
                   </w:tcBorders>
-                  <w:shd w:val="clear" w:color="auto" w:fill="auto"/>
                   <w:noWrap/>
                   <w:vAlign w:val="bottom"/>
                   <w:hideMark/>
@@ -15322,7 +15121,6 @@
                     <w:bottom w:val="nil"/>
                     <w:right w:val="single" w:sz="4" w:space="0" w:color="auto"/>
                   </w:tcBorders>
-                  <w:shd w:val="clear" w:color="auto" w:fill="auto"/>
                   <w:noWrap/>
                   <w:vAlign w:val="bottom"/>
                   <w:hideMark/>
@@ -15359,7 +15157,6 @@
                     <w:bottom w:val="nil"/>
                     <w:right w:val="single" w:sz="4" w:space="0" w:color="auto"/>
                   </w:tcBorders>
-                  <w:shd w:val="clear" w:color="auto" w:fill="auto"/>
                   <w:noWrap/>
                   <w:vAlign w:val="bottom"/>
                   <w:hideMark/>
@@ -15395,7 +15192,6 @@
                     <w:bottom w:val="nil"/>
                     <w:right w:val="single" w:sz="4" w:space="0" w:color="auto"/>
                   </w:tcBorders>
-                  <w:shd w:val="clear" w:color="auto" w:fill="auto"/>
                   <w:noWrap/>
                   <w:vAlign w:val="bottom"/>
                   <w:hideMark/>
@@ -15431,7 +15227,6 @@
                     <w:bottom w:val="nil"/>
                     <w:right w:val="single" w:sz="4" w:space="0" w:color="auto"/>
                   </w:tcBorders>
-                  <w:shd w:val="clear" w:color="auto" w:fill="auto"/>
                   <w:noWrap/>
                   <w:vAlign w:val="bottom"/>
                   <w:hideMark/>
@@ -15467,7 +15262,6 @@
                     <w:bottom w:val="nil"/>
                     <w:right w:val="nil"/>
                   </w:tcBorders>
-                  <w:shd w:val="clear" w:color="auto" w:fill="auto"/>
                   <w:noWrap/>
                   <w:vAlign w:val="bottom"/>
                   <w:hideMark/>
@@ -15508,7 +15302,6 @@
                     <w:bottom w:val="nil"/>
                     <w:right w:val="single" w:sz="4" w:space="0" w:color="auto"/>
                   </w:tcBorders>
-                  <w:shd w:val="clear" w:color="auto" w:fill="auto"/>
                   <w:noWrap/>
                   <w:vAlign w:val="bottom"/>
                   <w:hideMark/>
@@ -15543,7 +15336,6 @@
                     <w:bottom w:val="nil"/>
                     <w:right w:val="single" w:sz="4" w:space="0" w:color="auto"/>
                   </w:tcBorders>
-                  <w:shd w:val="clear" w:color="auto" w:fill="auto"/>
                   <w:noWrap/>
                   <w:vAlign w:val="bottom"/>
                   <w:hideMark/>
@@ -15580,7 +15372,6 @@
                     <w:bottom w:val="nil"/>
                     <w:right w:val="single" w:sz="4" w:space="0" w:color="auto"/>
                   </w:tcBorders>
-                  <w:shd w:val="clear" w:color="auto" w:fill="auto"/>
                   <w:noWrap/>
                   <w:vAlign w:val="bottom"/>
                   <w:hideMark/>
@@ -15616,7 +15407,6 @@
                     <w:bottom w:val="nil"/>
                     <w:right w:val="single" w:sz="4" w:space="0" w:color="auto"/>
                   </w:tcBorders>
-                  <w:shd w:val="clear" w:color="auto" w:fill="auto"/>
                   <w:noWrap/>
                   <w:vAlign w:val="bottom"/>
                   <w:hideMark/>
@@ -15652,7 +15442,6 @@
                     <w:bottom w:val="nil"/>
                     <w:right w:val="single" w:sz="4" w:space="0" w:color="auto"/>
                   </w:tcBorders>
-                  <w:shd w:val="clear" w:color="auto" w:fill="auto"/>
                   <w:noWrap/>
                   <w:vAlign w:val="bottom"/>
                   <w:hideMark/>
@@ -15688,7 +15477,6 @@
                     <w:bottom w:val="nil"/>
                     <w:right w:val="nil"/>
                   </w:tcBorders>
-                  <w:shd w:val="clear" w:color="auto" w:fill="auto"/>
                   <w:noWrap/>
                   <w:vAlign w:val="bottom"/>
                   <w:hideMark/>
@@ -15729,7 +15517,6 @@
                     <w:bottom w:val="nil"/>
                     <w:right w:val="single" w:sz="4" w:space="0" w:color="auto"/>
                   </w:tcBorders>
-                  <w:shd w:val="clear" w:color="auto" w:fill="auto"/>
                   <w:noWrap/>
                   <w:vAlign w:val="bottom"/>
                   <w:hideMark/>
@@ -15764,7 +15551,6 @@
                     <w:bottom w:val="nil"/>
                     <w:right w:val="single" w:sz="4" w:space="0" w:color="auto"/>
                   </w:tcBorders>
-                  <w:shd w:val="clear" w:color="auto" w:fill="auto"/>
                   <w:noWrap/>
                   <w:vAlign w:val="bottom"/>
                   <w:hideMark/>
@@ -15801,7 +15587,6 @@
                     <w:bottom w:val="nil"/>
                     <w:right w:val="single" w:sz="4" w:space="0" w:color="auto"/>
                   </w:tcBorders>
-                  <w:shd w:val="clear" w:color="auto" w:fill="auto"/>
                   <w:noWrap/>
                   <w:vAlign w:val="bottom"/>
                   <w:hideMark/>
@@ -15837,7 +15622,6 @@
                     <w:bottom w:val="nil"/>
                     <w:right w:val="single" w:sz="4" w:space="0" w:color="auto"/>
                   </w:tcBorders>
-                  <w:shd w:val="clear" w:color="auto" w:fill="auto"/>
                   <w:noWrap/>
                   <w:vAlign w:val="bottom"/>
                   <w:hideMark/>
@@ -15873,7 +15657,6 @@
                     <w:bottom w:val="nil"/>
                     <w:right w:val="single" w:sz="4" w:space="0" w:color="auto"/>
                   </w:tcBorders>
-                  <w:shd w:val="clear" w:color="auto" w:fill="auto"/>
                   <w:noWrap/>
                   <w:vAlign w:val="bottom"/>
                   <w:hideMark/>
@@ -15909,7 +15692,6 @@
                     <w:bottom w:val="nil"/>
                     <w:right w:val="nil"/>
                   </w:tcBorders>
-                  <w:shd w:val="clear" w:color="auto" w:fill="auto"/>
                   <w:noWrap/>
                   <w:vAlign w:val="bottom"/>
                   <w:hideMark/>
@@ -15950,7 +15732,6 @@
                     <w:bottom w:val="nil"/>
                     <w:right w:val="single" w:sz="4" w:space="0" w:color="auto"/>
                   </w:tcBorders>
-                  <w:shd w:val="clear" w:color="auto" w:fill="auto"/>
                   <w:noWrap/>
                   <w:vAlign w:val="bottom"/>
                   <w:hideMark/>
@@ -15986,7 +15767,6 @@
                     <w:bottom w:val="nil"/>
                     <w:right w:val="single" w:sz="4" w:space="0" w:color="auto"/>
                   </w:tcBorders>
-                  <w:shd w:val="clear" w:color="auto" w:fill="auto"/>
                   <w:noWrap/>
                   <w:vAlign w:val="bottom"/>
                   <w:hideMark/>
@@ -16023,7 +15803,6 @@
                     <w:bottom w:val="nil"/>
                     <w:right w:val="single" w:sz="4" w:space="0" w:color="auto"/>
                   </w:tcBorders>
-                  <w:shd w:val="clear" w:color="auto" w:fill="auto"/>
                   <w:noWrap/>
                   <w:vAlign w:val="bottom"/>
                   <w:hideMark/>
@@ -16059,7 +15838,6 @@
                     <w:bottom w:val="nil"/>
                     <w:right w:val="single" w:sz="4" w:space="0" w:color="auto"/>
                   </w:tcBorders>
-                  <w:shd w:val="clear" w:color="auto" w:fill="auto"/>
                   <w:noWrap/>
                   <w:vAlign w:val="bottom"/>
                   <w:hideMark/>
@@ -16095,7 +15873,6 @@
                     <w:bottom w:val="nil"/>
                     <w:right w:val="single" w:sz="4" w:space="0" w:color="auto"/>
                   </w:tcBorders>
-                  <w:shd w:val="clear" w:color="auto" w:fill="auto"/>
                   <w:noWrap/>
                   <w:vAlign w:val="bottom"/>
                   <w:hideMark/>
@@ -16131,7 +15908,6 @@
                     <w:bottom w:val="nil"/>
                     <w:right w:val="nil"/>
                   </w:tcBorders>
-                  <w:shd w:val="clear" w:color="auto" w:fill="auto"/>
                   <w:noWrap/>
                   <w:vAlign w:val="bottom"/>
                   <w:hideMark/>
@@ -16172,7 +15948,6 @@
                     <w:bottom w:val="nil"/>
                     <w:right w:val="single" w:sz="4" w:space="0" w:color="auto"/>
                   </w:tcBorders>
-                  <w:shd w:val="clear" w:color="auto" w:fill="auto"/>
                   <w:noWrap/>
                   <w:vAlign w:val="bottom"/>
                   <w:hideMark/>
@@ -16207,7 +15982,6 @@
                     <w:bottom w:val="nil"/>
                     <w:right w:val="single" w:sz="4" w:space="0" w:color="auto"/>
                   </w:tcBorders>
-                  <w:shd w:val="clear" w:color="auto" w:fill="auto"/>
                   <w:noWrap/>
                   <w:vAlign w:val="bottom"/>
                   <w:hideMark/>
@@ -16244,7 +16018,6 @@
                     <w:bottom w:val="nil"/>
                     <w:right w:val="single" w:sz="4" w:space="0" w:color="auto"/>
                   </w:tcBorders>
-                  <w:shd w:val="clear" w:color="auto" w:fill="auto"/>
                   <w:noWrap/>
                   <w:vAlign w:val="bottom"/>
                   <w:hideMark/>
@@ -16280,7 +16053,6 @@
                     <w:bottom w:val="nil"/>
                     <w:right w:val="single" w:sz="4" w:space="0" w:color="auto"/>
                   </w:tcBorders>
-                  <w:shd w:val="clear" w:color="auto" w:fill="auto"/>
                   <w:noWrap/>
                   <w:vAlign w:val="bottom"/>
                   <w:hideMark/>
@@ -16316,7 +16088,6 @@
                     <w:bottom w:val="nil"/>
                     <w:right w:val="single" w:sz="4" w:space="0" w:color="auto"/>
                   </w:tcBorders>
-                  <w:shd w:val="clear" w:color="auto" w:fill="auto"/>
                   <w:noWrap/>
                   <w:vAlign w:val="bottom"/>
                   <w:hideMark/>
@@ -16352,7 +16123,6 @@
                     <w:bottom w:val="nil"/>
                     <w:right w:val="nil"/>
                   </w:tcBorders>
-                  <w:shd w:val="clear" w:color="auto" w:fill="auto"/>
                   <w:noWrap/>
                   <w:vAlign w:val="bottom"/>
                   <w:hideMark/>
@@ -16393,7 +16163,6 @@
                     <w:bottom w:val="nil"/>
                     <w:right w:val="single" w:sz="4" w:space="0" w:color="auto"/>
                   </w:tcBorders>
-                  <w:shd w:val="clear" w:color="auto" w:fill="auto"/>
                   <w:noWrap/>
                   <w:vAlign w:val="bottom"/>
                   <w:hideMark/>
@@ -16428,7 +16197,6 @@
                     <w:bottom w:val="nil"/>
                     <w:right w:val="single" w:sz="4" w:space="0" w:color="auto"/>
                   </w:tcBorders>
-                  <w:shd w:val="clear" w:color="auto" w:fill="auto"/>
                   <w:noWrap/>
                   <w:vAlign w:val="bottom"/>
                   <w:hideMark/>
@@ -16465,7 +16233,6 @@
                     <w:bottom w:val="nil"/>
                     <w:right w:val="single" w:sz="4" w:space="0" w:color="auto"/>
                   </w:tcBorders>
-                  <w:shd w:val="clear" w:color="auto" w:fill="auto"/>
                   <w:noWrap/>
                   <w:vAlign w:val="bottom"/>
                   <w:hideMark/>
@@ -16501,7 +16268,6 @@
                     <w:bottom w:val="nil"/>
                     <w:right w:val="single" w:sz="4" w:space="0" w:color="auto"/>
                   </w:tcBorders>
-                  <w:shd w:val="clear" w:color="auto" w:fill="auto"/>
                   <w:noWrap/>
                   <w:vAlign w:val="bottom"/>
                   <w:hideMark/>
@@ -16537,7 +16303,6 @@
                     <w:bottom w:val="nil"/>
                     <w:right w:val="single" w:sz="4" w:space="0" w:color="auto"/>
                   </w:tcBorders>
-                  <w:shd w:val="clear" w:color="auto" w:fill="auto"/>
                   <w:noWrap/>
                   <w:vAlign w:val="bottom"/>
                   <w:hideMark/>
@@ -16573,7 +16338,6 @@
                     <w:bottom w:val="nil"/>
                     <w:right w:val="nil"/>
                   </w:tcBorders>
-                  <w:shd w:val="clear" w:color="auto" w:fill="auto"/>
                   <w:noWrap/>
                   <w:vAlign w:val="bottom"/>
                   <w:hideMark/>
@@ -16614,7 +16378,6 @@
                     <w:bottom w:val="nil"/>
                     <w:right w:val="single" w:sz="4" w:space="0" w:color="auto"/>
                   </w:tcBorders>
-                  <w:shd w:val="clear" w:color="auto" w:fill="auto"/>
                   <w:noWrap/>
                   <w:vAlign w:val="bottom"/>
                   <w:hideMark/>
@@ -16649,7 +16412,6 @@
                     <w:bottom w:val="nil"/>
                     <w:right w:val="single" w:sz="4" w:space="0" w:color="auto"/>
                   </w:tcBorders>
-                  <w:shd w:val="clear" w:color="auto" w:fill="auto"/>
                   <w:noWrap/>
                   <w:vAlign w:val="bottom"/>
                   <w:hideMark/>
@@ -16686,7 +16448,6 @@
                     <w:bottom w:val="nil"/>
                     <w:right w:val="single" w:sz="4" w:space="0" w:color="auto"/>
                   </w:tcBorders>
-                  <w:shd w:val="clear" w:color="auto" w:fill="auto"/>
                   <w:noWrap/>
                   <w:vAlign w:val="bottom"/>
                   <w:hideMark/>
@@ -16722,7 +16483,6 @@
                     <w:bottom w:val="nil"/>
                     <w:right w:val="single" w:sz="4" w:space="0" w:color="auto"/>
                   </w:tcBorders>
-                  <w:shd w:val="clear" w:color="auto" w:fill="auto"/>
                   <w:noWrap/>
                   <w:vAlign w:val="bottom"/>
                   <w:hideMark/>
@@ -16758,7 +16518,6 @@
                     <w:bottom w:val="nil"/>
                     <w:right w:val="single" w:sz="4" w:space="0" w:color="auto"/>
                   </w:tcBorders>
-                  <w:shd w:val="clear" w:color="auto" w:fill="auto"/>
                   <w:noWrap/>
                   <w:vAlign w:val="bottom"/>
                   <w:hideMark/>
@@ -16794,7 +16553,6 @@
                     <w:bottom w:val="nil"/>
                     <w:right w:val="nil"/>
                   </w:tcBorders>
-                  <w:shd w:val="clear" w:color="auto" w:fill="auto"/>
                   <w:noWrap/>
                   <w:vAlign w:val="bottom"/>
                   <w:hideMark/>
@@ -16835,7 +16593,6 @@
                     <w:bottom w:val="nil"/>
                     <w:right w:val="single" w:sz="4" w:space="0" w:color="auto"/>
                   </w:tcBorders>
-                  <w:shd w:val="clear" w:color="auto" w:fill="auto"/>
                   <w:noWrap/>
                   <w:vAlign w:val="bottom"/>
                   <w:hideMark/>
@@ -16857,27 +16614,7 @@
                       <w:sz w:val="18"/>
                       <w:szCs w:val="18"/>
                     </w:rPr>
-                    <w:t xml:space="preserve">Mulher </w:t>
-                  </w:r>
-                  <w:proofErr w:type="gramStart"/>
-                  <w:r>
-                    <w:rPr>
-                      <w:rFonts w:ascii="Aptos Narrow" w:eastAsia="Times New Roman" w:hAnsi="Aptos Narrow" w:cs="Times New Roman"/>
-                      <w:color w:val="000000"/>
-                      <w:sz w:val="18"/>
-                      <w:szCs w:val="18"/>
-                    </w:rPr>
-                    <w:t>x Durante</w:t>
-                  </w:r>
-                  <w:proofErr w:type="gramEnd"/>
-                  <w:r>
-                    <w:rPr>
-                      <w:rFonts w:ascii="Aptos Narrow" w:eastAsia="Times New Roman" w:hAnsi="Aptos Narrow" w:cs="Times New Roman"/>
-                      <w:color w:val="000000"/>
-                      <w:sz w:val="18"/>
-                      <w:szCs w:val="18"/>
-                    </w:rPr>
-                    <w:t xml:space="preserve"> pandemia</w:t>
+                    <w:t>Mulher x Durante pandemia</w:t>
                   </w:r>
                 </w:p>
               </w:tc>
@@ -16890,7 +16627,6 @@
                     <w:bottom w:val="nil"/>
                     <w:right w:val="single" w:sz="4" w:space="0" w:color="auto"/>
                   </w:tcBorders>
-                  <w:shd w:val="clear" w:color="auto" w:fill="auto"/>
                   <w:noWrap/>
                   <w:vAlign w:val="bottom"/>
                   <w:hideMark/>
@@ -16927,7 +16663,6 @@
                     <w:bottom w:val="nil"/>
                     <w:right w:val="single" w:sz="4" w:space="0" w:color="auto"/>
                   </w:tcBorders>
-                  <w:shd w:val="clear" w:color="auto" w:fill="auto"/>
                   <w:noWrap/>
                   <w:vAlign w:val="bottom"/>
                   <w:hideMark/>
@@ -16963,7 +16698,6 @@
                     <w:bottom w:val="nil"/>
                     <w:right w:val="single" w:sz="4" w:space="0" w:color="auto"/>
                   </w:tcBorders>
-                  <w:shd w:val="clear" w:color="auto" w:fill="auto"/>
                   <w:noWrap/>
                   <w:vAlign w:val="bottom"/>
                   <w:hideMark/>
@@ -16999,7 +16733,6 @@
                     <w:bottom w:val="nil"/>
                     <w:right w:val="single" w:sz="4" w:space="0" w:color="auto"/>
                   </w:tcBorders>
-                  <w:shd w:val="clear" w:color="auto" w:fill="auto"/>
                   <w:noWrap/>
                   <w:vAlign w:val="bottom"/>
                   <w:hideMark/>
@@ -17035,7 +16768,6 @@
                     <w:bottom w:val="nil"/>
                     <w:right w:val="nil"/>
                   </w:tcBorders>
-                  <w:shd w:val="clear" w:color="auto" w:fill="auto"/>
                   <w:noWrap/>
                   <w:vAlign w:val="bottom"/>
                   <w:hideMark/>
@@ -17076,7 +16808,6 @@
                     <w:bottom w:val="nil"/>
                     <w:right w:val="single" w:sz="4" w:space="0" w:color="auto"/>
                   </w:tcBorders>
-                  <w:shd w:val="clear" w:color="auto" w:fill="auto"/>
                   <w:noWrap/>
                   <w:vAlign w:val="bottom"/>
                   <w:hideMark/>
@@ -17111,7 +16842,6 @@
                     <w:bottom w:val="nil"/>
                     <w:right w:val="single" w:sz="4" w:space="0" w:color="auto"/>
                   </w:tcBorders>
-                  <w:shd w:val="clear" w:color="auto" w:fill="auto"/>
                   <w:noWrap/>
                   <w:vAlign w:val="bottom"/>
                   <w:hideMark/>
@@ -17148,7 +16878,6 @@
                     <w:bottom w:val="nil"/>
                     <w:right w:val="single" w:sz="4" w:space="0" w:color="auto"/>
                   </w:tcBorders>
-                  <w:shd w:val="clear" w:color="auto" w:fill="auto"/>
                   <w:noWrap/>
                   <w:vAlign w:val="bottom"/>
                   <w:hideMark/>
@@ -17184,7 +16913,6 @@
                     <w:bottom w:val="nil"/>
                     <w:right w:val="single" w:sz="4" w:space="0" w:color="auto"/>
                   </w:tcBorders>
-                  <w:shd w:val="clear" w:color="auto" w:fill="auto"/>
                   <w:noWrap/>
                   <w:vAlign w:val="bottom"/>
                   <w:hideMark/>
@@ -17220,7 +16948,6 @@
                     <w:bottom w:val="nil"/>
                     <w:right w:val="single" w:sz="4" w:space="0" w:color="auto"/>
                   </w:tcBorders>
-                  <w:shd w:val="clear" w:color="auto" w:fill="auto"/>
                   <w:noWrap/>
                   <w:vAlign w:val="bottom"/>
                   <w:hideMark/>
@@ -17256,7 +16983,6 @@
                     <w:bottom w:val="nil"/>
                     <w:right w:val="nil"/>
                   </w:tcBorders>
-                  <w:shd w:val="clear" w:color="auto" w:fill="auto"/>
                   <w:noWrap/>
                   <w:vAlign w:val="bottom"/>
                   <w:hideMark/>
@@ -17297,7 +17023,6 @@
                     <w:bottom w:val="nil"/>
                     <w:right w:val="single" w:sz="4" w:space="0" w:color="auto"/>
                   </w:tcBorders>
-                  <w:shd w:val="clear" w:color="auto" w:fill="auto"/>
                   <w:noWrap/>
                   <w:vAlign w:val="bottom"/>
                   <w:hideMark/>
@@ -17332,7 +17057,6 @@
                     <w:bottom w:val="nil"/>
                     <w:right w:val="single" w:sz="4" w:space="0" w:color="auto"/>
                   </w:tcBorders>
-                  <w:shd w:val="clear" w:color="auto" w:fill="auto"/>
                   <w:noWrap/>
                   <w:vAlign w:val="bottom"/>
                   <w:hideMark/>
@@ -17369,7 +17093,6 @@
                     <w:bottom w:val="nil"/>
                     <w:right w:val="single" w:sz="4" w:space="0" w:color="auto"/>
                   </w:tcBorders>
-                  <w:shd w:val="clear" w:color="auto" w:fill="auto"/>
                   <w:noWrap/>
                   <w:vAlign w:val="bottom"/>
                   <w:hideMark/>
@@ -17405,7 +17128,6 @@
                     <w:bottom w:val="nil"/>
                     <w:right w:val="single" w:sz="4" w:space="0" w:color="auto"/>
                   </w:tcBorders>
-                  <w:shd w:val="clear" w:color="auto" w:fill="auto"/>
                   <w:noWrap/>
                   <w:vAlign w:val="bottom"/>
                   <w:hideMark/>
@@ -17441,7 +17163,6 @@
                     <w:bottom w:val="nil"/>
                     <w:right w:val="single" w:sz="4" w:space="0" w:color="auto"/>
                   </w:tcBorders>
-                  <w:shd w:val="clear" w:color="auto" w:fill="auto"/>
                   <w:noWrap/>
                   <w:vAlign w:val="bottom"/>
                   <w:hideMark/>
@@ -17477,7 +17198,6 @@
                     <w:bottom w:val="nil"/>
                     <w:right w:val="nil"/>
                   </w:tcBorders>
-                  <w:shd w:val="clear" w:color="auto" w:fill="auto"/>
                   <w:noWrap/>
                   <w:vAlign w:val="bottom"/>
                   <w:hideMark/>
@@ -17518,7 +17238,6 @@
                     <w:bottom w:val="nil"/>
                     <w:right w:val="single" w:sz="4" w:space="0" w:color="auto"/>
                   </w:tcBorders>
-                  <w:shd w:val="clear" w:color="auto" w:fill="auto"/>
                   <w:noWrap/>
                   <w:vAlign w:val="bottom"/>
                   <w:hideMark/>
@@ -17553,7 +17272,6 @@
                     <w:bottom w:val="nil"/>
                     <w:right w:val="single" w:sz="4" w:space="0" w:color="auto"/>
                   </w:tcBorders>
-                  <w:shd w:val="clear" w:color="auto" w:fill="auto"/>
                   <w:noWrap/>
                   <w:vAlign w:val="bottom"/>
                   <w:hideMark/>
@@ -17590,7 +17308,6 @@
                     <w:bottom w:val="nil"/>
                     <w:right w:val="single" w:sz="4" w:space="0" w:color="auto"/>
                   </w:tcBorders>
-                  <w:shd w:val="clear" w:color="auto" w:fill="auto"/>
                   <w:noWrap/>
                   <w:vAlign w:val="bottom"/>
                   <w:hideMark/>
@@ -17626,7 +17343,6 @@
                     <w:bottom w:val="nil"/>
                     <w:right w:val="single" w:sz="4" w:space="0" w:color="auto"/>
                   </w:tcBorders>
-                  <w:shd w:val="clear" w:color="auto" w:fill="auto"/>
                   <w:noWrap/>
                   <w:vAlign w:val="bottom"/>
                   <w:hideMark/>
@@ -17662,7 +17378,6 @@
                     <w:bottom w:val="nil"/>
                     <w:right w:val="single" w:sz="4" w:space="0" w:color="auto"/>
                   </w:tcBorders>
-                  <w:shd w:val="clear" w:color="auto" w:fill="auto"/>
                   <w:noWrap/>
                   <w:vAlign w:val="bottom"/>
                   <w:hideMark/>
@@ -17698,7 +17413,6 @@
                     <w:bottom w:val="nil"/>
                     <w:right w:val="nil"/>
                   </w:tcBorders>
-                  <w:shd w:val="clear" w:color="auto" w:fill="auto"/>
                   <w:noWrap/>
                   <w:vAlign w:val="bottom"/>
                   <w:hideMark/>
@@ -17739,7 +17453,6 @@
                     <w:bottom w:val="nil"/>
                     <w:right w:val="single" w:sz="4" w:space="0" w:color="auto"/>
                   </w:tcBorders>
-                  <w:shd w:val="clear" w:color="auto" w:fill="auto"/>
                   <w:noWrap/>
                   <w:vAlign w:val="bottom"/>
                   <w:hideMark/>
@@ -17774,7 +17487,6 @@
                     <w:bottom w:val="nil"/>
                     <w:right w:val="single" w:sz="4" w:space="0" w:color="auto"/>
                   </w:tcBorders>
-                  <w:shd w:val="clear" w:color="auto" w:fill="auto"/>
                   <w:noWrap/>
                   <w:vAlign w:val="bottom"/>
                   <w:hideMark/>
@@ -17811,7 +17523,6 @@
                     <w:bottom w:val="nil"/>
                     <w:right w:val="single" w:sz="4" w:space="0" w:color="auto"/>
                   </w:tcBorders>
-                  <w:shd w:val="clear" w:color="auto" w:fill="auto"/>
                   <w:noWrap/>
                   <w:vAlign w:val="bottom"/>
                   <w:hideMark/>
@@ -17847,7 +17558,6 @@
                     <w:bottom w:val="nil"/>
                     <w:right w:val="single" w:sz="4" w:space="0" w:color="auto"/>
                   </w:tcBorders>
-                  <w:shd w:val="clear" w:color="auto" w:fill="auto"/>
                   <w:noWrap/>
                   <w:vAlign w:val="bottom"/>
                   <w:hideMark/>
@@ -17883,7 +17593,6 @@
                     <w:bottom w:val="nil"/>
                     <w:right w:val="single" w:sz="4" w:space="0" w:color="auto"/>
                   </w:tcBorders>
-                  <w:shd w:val="clear" w:color="auto" w:fill="auto"/>
                   <w:noWrap/>
                   <w:vAlign w:val="bottom"/>
                   <w:hideMark/>
@@ -17919,7 +17628,6 @@
                     <w:bottom w:val="nil"/>
                     <w:right w:val="nil"/>
                   </w:tcBorders>
-                  <w:shd w:val="clear" w:color="auto" w:fill="auto"/>
                   <w:noWrap/>
                   <w:vAlign w:val="bottom"/>
                   <w:hideMark/>
@@ -17960,7 +17668,6 @@
                     <w:bottom w:val="nil"/>
                     <w:right w:val="single" w:sz="4" w:space="0" w:color="auto"/>
                   </w:tcBorders>
-                  <w:shd w:val="clear" w:color="auto" w:fill="auto"/>
                   <w:noWrap/>
                   <w:vAlign w:val="bottom"/>
                   <w:hideMark/>
@@ -17995,7 +17702,6 @@
                     <w:bottom w:val="nil"/>
                     <w:right w:val="single" w:sz="4" w:space="0" w:color="auto"/>
                   </w:tcBorders>
-                  <w:shd w:val="clear" w:color="auto" w:fill="auto"/>
                   <w:noWrap/>
                   <w:vAlign w:val="bottom"/>
                   <w:hideMark/>
@@ -18032,7 +17738,6 @@
                     <w:bottom w:val="nil"/>
                     <w:right w:val="single" w:sz="4" w:space="0" w:color="auto"/>
                   </w:tcBorders>
-                  <w:shd w:val="clear" w:color="auto" w:fill="auto"/>
                   <w:noWrap/>
                   <w:vAlign w:val="bottom"/>
                   <w:hideMark/>
@@ -18068,7 +17773,6 @@
                     <w:bottom w:val="nil"/>
                     <w:right w:val="single" w:sz="4" w:space="0" w:color="auto"/>
                   </w:tcBorders>
-                  <w:shd w:val="clear" w:color="auto" w:fill="auto"/>
                   <w:noWrap/>
                   <w:vAlign w:val="bottom"/>
                   <w:hideMark/>
@@ -18104,7 +17808,6 @@
                     <w:bottom w:val="nil"/>
                     <w:right w:val="single" w:sz="4" w:space="0" w:color="auto"/>
                   </w:tcBorders>
-                  <w:shd w:val="clear" w:color="auto" w:fill="auto"/>
                   <w:noWrap/>
                   <w:vAlign w:val="bottom"/>
                   <w:hideMark/>
@@ -18140,7 +17843,6 @@
                     <w:bottom w:val="nil"/>
                     <w:right w:val="nil"/>
                   </w:tcBorders>
-                  <w:shd w:val="clear" w:color="auto" w:fill="auto"/>
                   <w:noWrap/>
                   <w:vAlign w:val="bottom"/>
                   <w:hideMark/>
@@ -18181,7 +17883,6 @@
                     <w:bottom w:val="nil"/>
                     <w:right w:val="single" w:sz="4" w:space="0" w:color="auto"/>
                   </w:tcBorders>
-                  <w:shd w:val="clear" w:color="auto" w:fill="auto"/>
                   <w:noWrap/>
                   <w:vAlign w:val="bottom"/>
                   <w:hideMark/>
@@ -18216,7 +17917,6 @@
                     <w:bottom w:val="nil"/>
                     <w:right w:val="single" w:sz="4" w:space="0" w:color="auto"/>
                   </w:tcBorders>
-                  <w:shd w:val="clear" w:color="auto" w:fill="auto"/>
                   <w:noWrap/>
                   <w:vAlign w:val="bottom"/>
                   <w:hideMark/>
@@ -18253,7 +17953,6 @@
                     <w:bottom w:val="nil"/>
                     <w:right w:val="single" w:sz="4" w:space="0" w:color="auto"/>
                   </w:tcBorders>
-                  <w:shd w:val="clear" w:color="auto" w:fill="auto"/>
                   <w:noWrap/>
                   <w:vAlign w:val="bottom"/>
                   <w:hideMark/>
@@ -18289,7 +17988,6 @@
                     <w:bottom w:val="nil"/>
                     <w:right w:val="single" w:sz="4" w:space="0" w:color="auto"/>
                   </w:tcBorders>
-                  <w:shd w:val="clear" w:color="auto" w:fill="auto"/>
                   <w:noWrap/>
                   <w:vAlign w:val="bottom"/>
                   <w:hideMark/>
@@ -18325,7 +18023,6 @@
                     <w:bottom w:val="nil"/>
                     <w:right w:val="single" w:sz="4" w:space="0" w:color="auto"/>
                   </w:tcBorders>
-                  <w:shd w:val="clear" w:color="auto" w:fill="auto"/>
                   <w:noWrap/>
                   <w:vAlign w:val="bottom"/>
                   <w:hideMark/>
@@ -18361,7 +18058,6 @@
                     <w:bottom w:val="nil"/>
                     <w:right w:val="nil"/>
                   </w:tcBorders>
-                  <w:shd w:val="clear" w:color="auto" w:fill="auto"/>
                   <w:noWrap/>
                   <w:vAlign w:val="bottom"/>
                   <w:hideMark/>
@@ -18402,7 +18098,6 @@
                     <w:bottom w:val="nil"/>
                     <w:right w:val="single" w:sz="4" w:space="0" w:color="auto"/>
                   </w:tcBorders>
-                  <w:shd w:val="clear" w:color="auto" w:fill="auto"/>
                   <w:noWrap/>
                   <w:vAlign w:val="bottom"/>
                   <w:hideMark/>
@@ -18437,7 +18132,6 @@
                     <w:bottom w:val="nil"/>
                     <w:right w:val="single" w:sz="4" w:space="0" w:color="auto"/>
                   </w:tcBorders>
-                  <w:shd w:val="clear" w:color="auto" w:fill="auto"/>
                   <w:noWrap/>
                   <w:vAlign w:val="bottom"/>
                   <w:hideMark/>
@@ -18474,7 +18168,6 @@
                     <w:bottom w:val="nil"/>
                     <w:right w:val="single" w:sz="4" w:space="0" w:color="auto"/>
                   </w:tcBorders>
-                  <w:shd w:val="clear" w:color="auto" w:fill="auto"/>
                   <w:noWrap/>
                   <w:vAlign w:val="bottom"/>
                   <w:hideMark/>
@@ -18510,7 +18203,6 @@
                     <w:bottom w:val="nil"/>
                     <w:right w:val="single" w:sz="4" w:space="0" w:color="auto"/>
                   </w:tcBorders>
-                  <w:shd w:val="clear" w:color="auto" w:fill="auto"/>
                   <w:noWrap/>
                   <w:vAlign w:val="bottom"/>
                   <w:hideMark/>
@@ -18546,7 +18238,6 @@
                     <w:bottom w:val="nil"/>
                     <w:right w:val="single" w:sz="4" w:space="0" w:color="auto"/>
                   </w:tcBorders>
-                  <w:shd w:val="clear" w:color="auto" w:fill="auto"/>
                   <w:noWrap/>
                   <w:vAlign w:val="bottom"/>
                   <w:hideMark/>
@@ -18582,7 +18273,6 @@
                     <w:bottom w:val="nil"/>
                     <w:right w:val="nil"/>
                   </w:tcBorders>
-                  <w:shd w:val="clear" w:color="auto" w:fill="auto"/>
                   <w:noWrap/>
                   <w:vAlign w:val="bottom"/>
                   <w:hideMark/>
@@ -18623,7 +18313,6 @@
                     <w:bottom w:val="nil"/>
                     <w:right w:val="single" w:sz="4" w:space="0" w:color="auto"/>
                   </w:tcBorders>
-                  <w:shd w:val="clear" w:color="auto" w:fill="auto"/>
                   <w:noWrap/>
                   <w:vAlign w:val="bottom"/>
                   <w:hideMark/>
@@ -18658,7 +18347,6 @@
                     <w:bottom w:val="nil"/>
                     <w:right w:val="single" w:sz="4" w:space="0" w:color="auto"/>
                   </w:tcBorders>
-                  <w:shd w:val="clear" w:color="auto" w:fill="auto"/>
                   <w:noWrap/>
                   <w:vAlign w:val="bottom"/>
                   <w:hideMark/>
@@ -18695,7 +18383,6 @@
                     <w:bottom w:val="nil"/>
                     <w:right w:val="single" w:sz="4" w:space="0" w:color="auto"/>
                   </w:tcBorders>
-                  <w:shd w:val="clear" w:color="auto" w:fill="auto"/>
                   <w:noWrap/>
                   <w:vAlign w:val="bottom"/>
                   <w:hideMark/>
@@ -18731,7 +18418,6 @@
                     <w:bottom w:val="nil"/>
                     <w:right w:val="single" w:sz="4" w:space="0" w:color="auto"/>
                   </w:tcBorders>
-                  <w:shd w:val="clear" w:color="auto" w:fill="auto"/>
                   <w:noWrap/>
                   <w:vAlign w:val="bottom"/>
                   <w:hideMark/>
@@ -18767,7 +18453,6 @@
                     <w:bottom w:val="nil"/>
                     <w:right w:val="single" w:sz="4" w:space="0" w:color="auto"/>
                   </w:tcBorders>
-                  <w:shd w:val="clear" w:color="auto" w:fill="auto"/>
                   <w:noWrap/>
                   <w:vAlign w:val="bottom"/>
                   <w:hideMark/>
@@ -18803,7 +18488,6 @@
                     <w:bottom w:val="nil"/>
                     <w:right w:val="nil"/>
                   </w:tcBorders>
-                  <w:shd w:val="clear" w:color="auto" w:fill="auto"/>
                   <w:noWrap/>
                   <w:vAlign w:val="bottom"/>
                   <w:hideMark/>
@@ -18844,7 +18528,6 @@
                     <w:bottom w:val="nil"/>
                     <w:right w:val="single" w:sz="4" w:space="0" w:color="auto"/>
                   </w:tcBorders>
-                  <w:shd w:val="clear" w:color="auto" w:fill="auto"/>
                   <w:noWrap/>
                   <w:vAlign w:val="bottom"/>
                   <w:hideMark/>
@@ -18879,7 +18562,6 @@
                     <w:bottom w:val="nil"/>
                     <w:right w:val="single" w:sz="4" w:space="0" w:color="auto"/>
                   </w:tcBorders>
-                  <w:shd w:val="clear" w:color="auto" w:fill="auto"/>
                   <w:noWrap/>
                   <w:vAlign w:val="bottom"/>
                   <w:hideMark/>
@@ -18916,7 +18598,6 @@
                     <w:bottom w:val="nil"/>
                     <w:right w:val="single" w:sz="4" w:space="0" w:color="auto"/>
                   </w:tcBorders>
-                  <w:shd w:val="clear" w:color="auto" w:fill="auto"/>
                   <w:noWrap/>
                   <w:vAlign w:val="bottom"/>
                   <w:hideMark/>
@@ -18952,7 +18633,6 @@
                     <w:bottom w:val="nil"/>
                     <w:right w:val="single" w:sz="4" w:space="0" w:color="auto"/>
                   </w:tcBorders>
-                  <w:shd w:val="clear" w:color="auto" w:fill="auto"/>
                   <w:noWrap/>
                   <w:vAlign w:val="bottom"/>
                   <w:hideMark/>
@@ -18988,7 +18668,6 @@
                     <w:bottom w:val="nil"/>
                     <w:right w:val="single" w:sz="4" w:space="0" w:color="auto"/>
                   </w:tcBorders>
-                  <w:shd w:val="clear" w:color="auto" w:fill="auto"/>
                   <w:noWrap/>
                   <w:vAlign w:val="bottom"/>
                   <w:hideMark/>
@@ -19024,7 +18703,6 @@
                     <w:bottom w:val="nil"/>
                     <w:right w:val="nil"/>
                   </w:tcBorders>
-                  <w:shd w:val="clear" w:color="auto" w:fill="auto"/>
                   <w:noWrap/>
                   <w:vAlign w:val="bottom"/>
                   <w:hideMark/>
@@ -19065,7 +18743,6 @@
                     <w:bottom w:val="nil"/>
                     <w:right w:val="single" w:sz="4" w:space="0" w:color="auto"/>
                   </w:tcBorders>
-                  <w:shd w:val="clear" w:color="auto" w:fill="auto"/>
                   <w:noWrap/>
                   <w:vAlign w:val="bottom"/>
                   <w:hideMark/>
@@ -19100,7 +18777,6 @@
                     <w:bottom w:val="nil"/>
                     <w:right w:val="single" w:sz="4" w:space="0" w:color="auto"/>
                   </w:tcBorders>
-                  <w:shd w:val="clear" w:color="auto" w:fill="auto"/>
                   <w:noWrap/>
                   <w:vAlign w:val="bottom"/>
                   <w:hideMark/>
@@ -19137,7 +18813,6 @@
                     <w:bottom w:val="nil"/>
                     <w:right w:val="single" w:sz="4" w:space="0" w:color="auto"/>
                   </w:tcBorders>
-                  <w:shd w:val="clear" w:color="auto" w:fill="auto"/>
                   <w:noWrap/>
                   <w:vAlign w:val="bottom"/>
                   <w:hideMark/>
@@ -19173,7 +18848,6 @@
                     <w:bottom w:val="nil"/>
                     <w:right w:val="single" w:sz="4" w:space="0" w:color="auto"/>
                   </w:tcBorders>
-                  <w:shd w:val="clear" w:color="auto" w:fill="auto"/>
                   <w:noWrap/>
                   <w:vAlign w:val="bottom"/>
                   <w:hideMark/>
@@ -19209,7 +18883,6 @@
                     <w:bottom w:val="nil"/>
                     <w:right w:val="single" w:sz="4" w:space="0" w:color="auto"/>
                   </w:tcBorders>
-                  <w:shd w:val="clear" w:color="auto" w:fill="auto"/>
                   <w:noWrap/>
                   <w:vAlign w:val="bottom"/>
                   <w:hideMark/>
@@ -19245,7 +18918,6 @@
                     <w:bottom w:val="nil"/>
                     <w:right w:val="nil"/>
                   </w:tcBorders>
-                  <w:shd w:val="clear" w:color="auto" w:fill="auto"/>
                   <w:noWrap/>
                   <w:vAlign w:val="bottom"/>
                   <w:hideMark/>
@@ -19286,7 +18958,6 @@
                     <w:bottom w:val="nil"/>
                     <w:right w:val="single" w:sz="4" w:space="0" w:color="auto"/>
                   </w:tcBorders>
-                  <w:shd w:val="clear" w:color="auto" w:fill="auto"/>
                   <w:noWrap/>
                   <w:vAlign w:val="bottom"/>
                   <w:hideMark/>
@@ -19321,7 +18992,6 @@
                     <w:bottom w:val="nil"/>
                     <w:right w:val="single" w:sz="4" w:space="0" w:color="auto"/>
                   </w:tcBorders>
-                  <w:shd w:val="clear" w:color="auto" w:fill="auto"/>
                   <w:noWrap/>
                   <w:vAlign w:val="bottom"/>
                   <w:hideMark/>
@@ -19358,7 +19028,6 @@
                     <w:bottom w:val="nil"/>
                     <w:right w:val="single" w:sz="4" w:space="0" w:color="auto"/>
                   </w:tcBorders>
-                  <w:shd w:val="clear" w:color="auto" w:fill="auto"/>
                   <w:noWrap/>
                   <w:vAlign w:val="bottom"/>
                   <w:hideMark/>
@@ -19394,7 +19063,6 @@
                     <w:bottom w:val="nil"/>
                     <w:right w:val="single" w:sz="4" w:space="0" w:color="auto"/>
                   </w:tcBorders>
-                  <w:shd w:val="clear" w:color="auto" w:fill="auto"/>
                   <w:noWrap/>
                   <w:vAlign w:val="bottom"/>
                   <w:hideMark/>
@@ -19430,7 +19098,6 @@
                     <w:bottom w:val="nil"/>
                     <w:right w:val="single" w:sz="4" w:space="0" w:color="auto"/>
                   </w:tcBorders>
-                  <w:shd w:val="clear" w:color="auto" w:fill="auto"/>
                   <w:noWrap/>
                   <w:vAlign w:val="bottom"/>
                   <w:hideMark/>
@@ -19466,7 +19133,6 @@
                     <w:bottom w:val="nil"/>
                     <w:right w:val="nil"/>
                   </w:tcBorders>
-                  <w:shd w:val="clear" w:color="auto" w:fill="auto"/>
                   <w:noWrap/>
                   <w:vAlign w:val="bottom"/>
                   <w:hideMark/>
@@ -19507,7 +19173,6 @@
                     <w:bottom w:val="nil"/>
                     <w:right w:val="single" w:sz="4" w:space="0" w:color="auto"/>
                   </w:tcBorders>
-                  <w:shd w:val="clear" w:color="auto" w:fill="auto"/>
                   <w:noWrap/>
                   <w:vAlign w:val="bottom"/>
                   <w:hideMark/>
@@ -19529,27 +19194,7 @@
                       <w:sz w:val="18"/>
                       <w:szCs w:val="18"/>
                     </w:rPr>
-                    <w:t xml:space="preserve">Urbana </w:t>
-                  </w:r>
-                  <w:proofErr w:type="gramStart"/>
-                  <w:r>
-                    <w:rPr>
-                      <w:rFonts w:ascii="Aptos Narrow" w:eastAsia="Times New Roman" w:hAnsi="Aptos Narrow" w:cs="Times New Roman"/>
-                      <w:color w:val="000000"/>
-                      <w:sz w:val="18"/>
-                      <w:szCs w:val="18"/>
-                    </w:rPr>
-                    <w:t>x Durante</w:t>
-                  </w:r>
-                  <w:proofErr w:type="gramEnd"/>
-                  <w:r>
-                    <w:rPr>
-                      <w:rFonts w:ascii="Aptos Narrow" w:eastAsia="Times New Roman" w:hAnsi="Aptos Narrow" w:cs="Times New Roman"/>
-                      <w:color w:val="000000"/>
-                      <w:sz w:val="18"/>
-                      <w:szCs w:val="18"/>
-                    </w:rPr>
-                    <w:t xml:space="preserve"> pandemia</w:t>
+                    <w:t>Urbana x Durante pandemia</w:t>
                   </w:r>
                 </w:p>
               </w:tc>
@@ -19562,7 +19207,6 @@
                     <w:bottom w:val="nil"/>
                     <w:right w:val="single" w:sz="4" w:space="0" w:color="auto"/>
                   </w:tcBorders>
-                  <w:shd w:val="clear" w:color="auto" w:fill="auto"/>
                   <w:noWrap/>
                   <w:vAlign w:val="bottom"/>
                   <w:hideMark/>
@@ -19599,7 +19243,6 @@
                     <w:bottom w:val="nil"/>
                     <w:right w:val="single" w:sz="4" w:space="0" w:color="auto"/>
                   </w:tcBorders>
-                  <w:shd w:val="clear" w:color="auto" w:fill="auto"/>
                   <w:noWrap/>
                   <w:vAlign w:val="bottom"/>
                   <w:hideMark/>
@@ -19635,7 +19278,6 @@
                     <w:bottom w:val="nil"/>
                     <w:right w:val="single" w:sz="4" w:space="0" w:color="auto"/>
                   </w:tcBorders>
-                  <w:shd w:val="clear" w:color="auto" w:fill="auto"/>
                   <w:noWrap/>
                   <w:vAlign w:val="bottom"/>
                   <w:hideMark/>
@@ -19671,7 +19313,6 @@
                     <w:bottom w:val="nil"/>
                     <w:right w:val="single" w:sz="4" w:space="0" w:color="auto"/>
                   </w:tcBorders>
-                  <w:shd w:val="clear" w:color="auto" w:fill="auto"/>
                   <w:noWrap/>
                   <w:vAlign w:val="bottom"/>
                   <w:hideMark/>
@@ -19707,7 +19348,6 @@
                     <w:bottom w:val="nil"/>
                     <w:right w:val="nil"/>
                   </w:tcBorders>
-                  <w:shd w:val="clear" w:color="auto" w:fill="auto"/>
                   <w:noWrap/>
                   <w:vAlign w:val="bottom"/>
                   <w:hideMark/>
@@ -19748,7 +19388,6 @@
                     <w:bottom w:val="nil"/>
                     <w:right w:val="single" w:sz="4" w:space="0" w:color="auto"/>
                   </w:tcBorders>
-                  <w:shd w:val="clear" w:color="auto" w:fill="auto"/>
                   <w:noWrap/>
                   <w:vAlign w:val="bottom"/>
                   <w:hideMark/>
@@ -19783,7 +19422,6 @@
                     <w:bottom w:val="nil"/>
                     <w:right w:val="single" w:sz="4" w:space="0" w:color="auto"/>
                   </w:tcBorders>
-                  <w:shd w:val="clear" w:color="auto" w:fill="auto"/>
                   <w:noWrap/>
                   <w:vAlign w:val="bottom"/>
                   <w:hideMark/>
@@ -19820,7 +19458,6 @@
                     <w:bottom w:val="nil"/>
                     <w:right w:val="single" w:sz="4" w:space="0" w:color="auto"/>
                   </w:tcBorders>
-                  <w:shd w:val="clear" w:color="auto" w:fill="auto"/>
                   <w:noWrap/>
                   <w:vAlign w:val="bottom"/>
                   <w:hideMark/>
@@ -19856,7 +19493,6 @@
                     <w:bottom w:val="nil"/>
                     <w:right w:val="single" w:sz="4" w:space="0" w:color="auto"/>
                   </w:tcBorders>
-                  <w:shd w:val="clear" w:color="auto" w:fill="auto"/>
                   <w:noWrap/>
                   <w:vAlign w:val="bottom"/>
                   <w:hideMark/>
@@ -19892,7 +19528,6 @@
                     <w:bottom w:val="nil"/>
                     <w:right w:val="single" w:sz="4" w:space="0" w:color="auto"/>
                   </w:tcBorders>
-                  <w:shd w:val="clear" w:color="auto" w:fill="auto"/>
                   <w:noWrap/>
                   <w:vAlign w:val="bottom"/>
                   <w:hideMark/>
@@ -19928,7 +19563,6 @@
                     <w:bottom w:val="nil"/>
                     <w:right w:val="nil"/>
                   </w:tcBorders>
-                  <w:shd w:val="clear" w:color="auto" w:fill="auto"/>
                   <w:noWrap/>
                   <w:vAlign w:val="bottom"/>
                   <w:hideMark/>
@@ -19969,7 +19603,6 @@
                     <w:bottom w:val="nil"/>
                     <w:right w:val="single" w:sz="4" w:space="0" w:color="auto"/>
                   </w:tcBorders>
-                  <w:shd w:val="clear" w:color="auto" w:fill="auto"/>
                   <w:noWrap/>
                   <w:vAlign w:val="bottom"/>
                   <w:hideMark/>
@@ -19991,27 +19624,7 @@
                       <w:sz w:val="18"/>
                       <w:szCs w:val="18"/>
                     </w:rPr>
-                    <w:t xml:space="preserve">Jovem (18-24) </w:t>
-                  </w:r>
-                  <w:proofErr w:type="gramStart"/>
-                  <w:r>
-                    <w:rPr>
-                      <w:rFonts w:ascii="Aptos Narrow" w:eastAsia="Times New Roman" w:hAnsi="Aptos Narrow" w:cs="Times New Roman"/>
-                      <w:color w:val="000000"/>
-                      <w:sz w:val="18"/>
-                      <w:szCs w:val="18"/>
-                    </w:rPr>
-                    <w:t>x Durante</w:t>
-                  </w:r>
-                  <w:proofErr w:type="gramEnd"/>
-                  <w:r>
-                    <w:rPr>
-                      <w:rFonts w:ascii="Aptos Narrow" w:eastAsia="Times New Roman" w:hAnsi="Aptos Narrow" w:cs="Times New Roman"/>
-                      <w:color w:val="000000"/>
-                      <w:sz w:val="18"/>
-                      <w:szCs w:val="18"/>
-                    </w:rPr>
-                    <w:t xml:space="preserve"> pandemia</w:t>
+                    <w:t>Jovem (18-24) x Durante pandemia</w:t>
                   </w:r>
                 </w:p>
               </w:tc>
@@ -20024,7 +19637,6 @@
                     <w:bottom w:val="nil"/>
                     <w:right w:val="single" w:sz="4" w:space="0" w:color="auto"/>
                   </w:tcBorders>
-                  <w:shd w:val="clear" w:color="auto" w:fill="auto"/>
                   <w:noWrap/>
                   <w:vAlign w:val="bottom"/>
                   <w:hideMark/>
@@ -20061,7 +19673,6 @@
                     <w:bottom w:val="nil"/>
                     <w:right w:val="single" w:sz="4" w:space="0" w:color="auto"/>
                   </w:tcBorders>
-                  <w:shd w:val="clear" w:color="auto" w:fill="auto"/>
                   <w:noWrap/>
                   <w:vAlign w:val="bottom"/>
                   <w:hideMark/>
@@ -20097,7 +19708,6 @@
                     <w:bottom w:val="nil"/>
                     <w:right w:val="single" w:sz="4" w:space="0" w:color="auto"/>
                   </w:tcBorders>
-                  <w:shd w:val="clear" w:color="auto" w:fill="auto"/>
                   <w:noWrap/>
                   <w:vAlign w:val="bottom"/>
                   <w:hideMark/>
@@ -20133,7 +19743,6 @@
                     <w:bottom w:val="nil"/>
                     <w:right w:val="single" w:sz="4" w:space="0" w:color="auto"/>
                   </w:tcBorders>
-                  <w:shd w:val="clear" w:color="auto" w:fill="auto"/>
                   <w:noWrap/>
                   <w:vAlign w:val="bottom"/>
                   <w:hideMark/>
@@ -20169,7 +19778,6 @@
                     <w:bottom w:val="nil"/>
                     <w:right w:val="nil"/>
                   </w:tcBorders>
-                  <w:shd w:val="clear" w:color="auto" w:fill="auto"/>
                   <w:noWrap/>
                   <w:vAlign w:val="bottom"/>
                   <w:hideMark/>
@@ -20210,7 +19818,6 @@
                     <w:bottom w:val="nil"/>
                     <w:right w:val="single" w:sz="4" w:space="0" w:color="auto"/>
                   </w:tcBorders>
-                  <w:shd w:val="clear" w:color="auto" w:fill="auto"/>
                   <w:noWrap/>
                   <w:vAlign w:val="bottom"/>
                   <w:hideMark/>
@@ -20245,7 +19852,6 @@
                     <w:bottom w:val="nil"/>
                     <w:right w:val="single" w:sz="4" w:space="0" w:color="auto"/>
                   </w:tcBorders>
-                  <w:shd w:val="clear" w:color="auto" w:fill="auto"/>
                   <w:noWrap/>
                   <w:vAlign w:val="bottom"/>
                   <w:hideMark/>
@@ -20282,7 +19888,6 @@
                     <w:bottom w:val="nil"/>
                     <w:right w:val="single" w:sz="4" w:space="0" w:color="auto"/>
                   </w:tcBorders>
-                  <w:shd w:val="clear" w:color="auto" w:fill="auto"/>
                   <w:noWrap/>
                   <w:vAlign w:val="bottom"/>
                   <w:hideMark/>
@@ -20318,7 +19923,6 @@
                     <w:bottom w:val="nil"/>
                     <w:right w:val="single" w:sz="4" w:space="0" w:color="auto"/>
                   </w:tcBorders>
-                  <w:shd w:val="clear" w:color="auto" w:fill="auto"/>
                   <w:noWrap/>
                   <w:vAlign w:val="bottom"/>
                   <w:hideMark/>
@@ -20354,7 +19958,6 @@
                     <w:bottom w:val="nil"/>
                     <w:right w:val="single" w:sz="4" w:space="0" w:color="auto"/>
                   </w:tcBorders>
-                  <w:shd w:val="clear" w:color="auto" w:fill="auto"/>
                   <w:noWrap/>
                   <w:vAlign w:val="bottom"/>
                   <w:hideMark/>
@@ -20390,7 +19993,6 @@
                     <w:bottom w:val="nil"/>
                     <w:right w:val="nil"/>
                   </w:tcBorders>
-                  <w:shd w:val="clear" w:color="auto" w:fill="auto"/>
                   <w:noWrap/>
                   <w:vAlign w:val="bottom"/>
                   <w:hideMark/>
@@ -20430,7 +20032,6 @@
                     <w:left w:val="nil"/>
                     <w:right w:val="single" w:sz="4" w:space="0" w:color="auto"/>
                   </w:tcBorders>
-                  <w:shd w:val="clear" w:color="auto" w:fill="auto"/>
                   <w:noWrap/>
                   <w:vAlign w:val="bottom"/>
                   <w:hideMark/>
@@ -20452,27 +20053,7 @@
                       <w:sz w:val="18"/>
                       <w:szCs w:val="18"/>
                     </w:rPr>
-                    <w:t xml:space="preserve">Jovem adulto (19-24) </w:t>
-                  </w:r>
-                  <w:proofErr w:type="gramStart"/>
-                  <w:r>
-                    <w:rPr>
-                      <w:rFonts w:ascii="Aptos Narrow" w:eastAsia="Times New Roman" w:hAnsi="Aptos Narrow" w:cs="Times New Roman"/>
-                      <w:color w:val="000000"/>
-                      <w:sz w:val="18"/>
-                      <w:szCs w:val="18"/>
-                    </w:rPr>
-                    <w:t>x Durante</w:t>
-                  </w:r>
-                  <w:proofErr w:type="gramEnd"/>
-                  <w:r>
-                    <w:rPr>
-                      <w:rFonts w:ascii="Aptos Narrow" w:eastAsia="Times New Roman" w:hAnsi="Aptos Narrow" w:cs="Times New Roman"/>
-                      <w:color w:val="000000"/>
-                      <w:sz w:val="18"/>
-                      <w:szCs w:val="18"/>
-                    </w:rPr>
-                    <w:t xml:space="preserve"> pandemia</w:t>
+                    <w:t>Jovem adulto (19-24) x Durante pandemia</w:t>
                   </w:r>
                 </w:p>
               </w:tc>
@@ -20484,7 +20065,6 @@
                     <w:left w:val="single" w:sz="4" w:space="0" w:color="auto"/>
                     <w:right w:val="single" w:sz="4" w:space="0" w:color="auto"/>
                   </w:tcBorders>
-                  <w:shd w:val="clear" w:color="auto" w:fill="auto"/>
                   <w:noWrap/>
                   <w:vAlign w:val="bottom"/>
                   <w:hideMark/>
@@ -20520,7 +20100,6 @@
                     <w:left w:val="single" w:sz="4" w:space="0" w:color="auto"/>
                     <w:right w:val="single" w:sz="4" w:space="0" w:color="auto"/>
                   </w:tcBorders>
-                  <w:shd w:val="clear" w:color="auto" w:fill="auto"/>
                   <w:noWrap/>
                   <w:vAlign w:val="bottom"/>
                   <w:hideMark/>
@@ -20555,7 +20134,6 @@
                     <w:left w:val="single" w:sz="4" w:space="0" w:color="auto"/>
                     <w:right w:val="single" w:sz="4" w:space="0" w:color="auto"/>
                   </w:tcBorders>
-                  <w:shd w:val="clear" w:color="auto" w:fill="auto"/>
                   <w:noWrap/>
                   <w:vAlign w:val="bottom"/>
                   <w:hideMark/>
@@ -20590,7 +20168,6 @@
                     <w:left w:val="single" w:sz="4" w:space="0" w:color="auto"/>
                     <w:right w:val="single" w:sz="4" w:space="0" w:color="auto"/>
                   </w:tcBorders>
-                  <w:shd w:val="clear" w:color="auto" w:fill="auto"/>
                   <w:noWrap/>
                   <w:vAlign w:val="bottom"/>
                   <w:hideMark/>
@@ -20625,7 +20202,6 @@
                     <w:left w:val="single" w:sz="4" w:space="0" w:color="auto"/>
                     <w:right w:val="nil"/>
                   </w:tcBorders>
-                  <w:shd w:val="clear" w:color="auto" w:fill="auto"/>
                   <w:noWrap/>
                   <w:vAlign w:val="bottom"/>
                   <w:hideMark/>
@@ -20666,7 +20242,6 @@
                     <w:bottom w:val="single" w:sz="4" w:space="0" w:color="auto"/>
                     <w:right w:val="single" w:sz="4" w:space="0" w:color="auto"/>
                   </w:tcBorders>
-                  <w:shd w:val="clear" w:color="auto" w:fill="auto"/>
                   <w:noWrap/>
                   <w:vAlign w:val="bottom"/>
                   <w:hideMark/>
@@ -20701,7 +20276,6 @@
                     <w:bottom w:val="single" w:sz="4" w:space="0" w:color="auto"/>
                     <w:right w:val="single" w:sz="4" w:space="0" w:color="auto"/>
                   </w:tcBorders>
-                  <w:shd w:val="clear" w:color="auto" w:fill="auto"/>
                   <w:noWrap/>
                   <w:vAlign w:val="bottom"/>
                   <w:hideMark/>
@@ -20738,7 +20312,6 @@
                     <w:bottom w:val="single" w:sz="4" w:space="0" w:color="auto"/>
                     <w:right w:val="single" w:sz="4" w:space="0" w:color="auto"/>
                   </w:tcBorders>
-                  <w:shd w:val="clear" w:color="auto" w:fill="auto"/>
                   <w:noWrap/>
                   <w:vAlign w:val="bottom"/>
                   <w:hideMark/>
@@ -20774,7 +20347,6 @@
                     <w:bottom w:val="single" w:sz="4" w:space="0" w:color="auto"/>
                     <w:right w:val="single" w:sz="4" w:space="0" w:color="auto"/>
                   </w:tcBorders>
-                  <w:shd w:val="clear" w:color="auto" w:fill="auto"/>
                   <w:noWrap/>
                   <w:vAlign w:val="bottom"/>
                   <w:hideMark/>
@@ -20810,7 +20382,6 @@
                     <w:bottom w:val="single" w:sz="4" w:space="0" w:color="auto"/>
                     <w:right w:val="single" w:sz="4" w:space="0" w:color="auto"/>
                   </w:tcBorders>
-                  <w:shd w:val="clear" w:color="auto" w:fill="auto"/>
                   <w:noWrap/>
                   <w:vAlign w:val="bottom"/>
                   <w:hideMark/>
@@ -20846,7 +20417,6 @@
                     <w:bottom w:val="single" w:sz="4" w:space="0" w:color="auto"/>
                     <w:right w:val="nil"/>
                   </w:tcBorders>
-                  <w:shd w:val="clear" w:color="auto" w:fill="auto"/>
                   <w:noWrap/>
                   <w:vAlign w:val="bottom"/>
                   <w:hideMark/>
@@ -20887,7 +20457,6 @@
                     <w:bottom w:val="nil"/>
                     <w:right w:val="single" w:sz="4" w:space="0" w:color="auto"/>
                   </w:tcBorders>
-                  <w:shd w:val="clear" w:color="auto" w:fill="auto"/>
                   <w:noWrap/>
                   <w:vAlign w:val="bottom"/>
                   <w:hideMark/>
@@ -20926,7 +20495,6 @@
                     <w:bottom w:val="nil"/>
                     <w:right w:val="nil"/>
                   </w:tcBorders>
-                  <w:shd w:val="clear" w:color="auto" w:fill="auto"/>
                   <w:noWrap/>
                   <w:vAlign w:val="bottom"/>
                   <w:hideMark/>
@@ -20963,7 +20531,6 @@
                     <w:bottom w:val="nil"/>
                     <w:right w:val="nil"/>
                   </w:tcBorders>
-                  <w:shd w:val="clear" w:color="auto" w:fill="auto"/>
                   <w:noWrap/>
                   <w:vAlign w:val="bottom"/>
                   <w:hideMark/>
@@ -20990,7 +20557,6 @@
                     <w:bottom w:val="nil"/>
                     <w:right w:val="nil"/>
                   </w:tcBorders>
-                  <w:shd w:val="clear" w:color="auto" w:fill="auto"/>
                   <w:noWrap/>
                   <w:vAlign w:val="bottom"/>
                   <w:hideMark/>
@@ -21015,7 +20581,6 @@
                     <w:bottom w:val="nil"/>
                     <w:right w:val="nil"/>
                   </w:tcBorders>
-                  <w:shd w:val="clear" w:color="auto" w:fill="auto"/>
                   <w:noWrap/>
                   <w:vAlign w:val="bottom"/>
                   <w:hideMark/>
@@ -21040,7 +20605,6 @@
                     <w:bottom w:val="nil"/>
                     <w:right w:val="nil"/>
                   </w:tcBorders>
-                  <w:shd w:val="clear" w:color="auto" w:fill="auto"/>
                   <w:noWrap/>
                   <w:vAlign w:val="bottom"/>
                   <w:hideMark/>
@@ -21070,7 +20634,6 @@
                     <w:bottom w:val="nil"/>
                     <w:right w:val="single" w:sz="4" w:space="0" w:color="auto"/>
                   </w:tcBorders>
-                  <w:shd w:val="clear" w:color="auto" w:fill="auto"/>
                   <w:noWrap/>
                   <w:vAlign w:val="bottom"/>
                   <w:hideMark/>
@@ -21109,7 +20672,6 @@
                     <w:bottom w:val="nil"/>
                     <w:right w:val="nil"/>
                   </w:tcBorders>
-                  <w:shd w:val="clear" w:color="auto" w:fill="auto"/>
                   <w:noWrap/>
                   <w:vAlign w:val="bottom"/>
                   <w:hideMark/>
@@ -21146,7 +20708,6 @@
                     <w:bottom w:val="nil"/>
                     <w:right w:val="nil"/>
                   </w:tcBorders>
-                  <w:shd w:val="clear" w:color="auto" w:fill="auto"/>
                   <w:noWrap/>
                   <w:vAlign w:val="bottom"/>
                   <w:hideMark/>
@@ -21173,7 +20734,6 @@
                     <w:bottom w:val="nil"/>
                     <w:right w:val="nil"/>
                   </w:tcBorders>
-                  <w:shd w:val="clear" w:color="auto" w:fill="auto"/>
                   <w:noWrap/>
                   <w:vAlign w:val="bottom"/>
                   <w:hideMark/>
@@ -21198,7 +20758,6 @@
                     <w:bottom w:val="nil"/>
                     <w:right w:val="nil"/>
                   </w:tcBorders>
-                  <w:shd w:val="clear" w:color="auto" w:fill="auto"/>
                   <w:noWrap/>
                   <w:vAlign w:val="bottom"/>
                   <w:hideMark/>
@@ -21223,7 +20782,6 @@
                     <w:bottom w:val="nil"/>
                     <w:right w:val="nil"/>
                   </w:tcBorders>
-                  <w:shd w:val="clear" w:color="auto" w:fill="auto"/>
                   <w:noWrap/>
                   <w:vAlign w:val="bottom"/>
                   <w:hideMark/>
@@ -21253,7 +20811,6 @@
                     <w:bottom w:val="nil"/>
                     <w:right w:val="single" w:sz="4" w:space="0" w:color="auto"/>
                   </w:tcBorders>
-                  <w:shd w:val="clear" w:color="auto" w:fill="auto"/>
                   <w:noWrap/>
                   <w:vAlign w:val="bottom"/>
                   <w:hideMark/>
@@ -21292,7 +20849,6 @@
                     <w:bottom w:val="nil"/>
                     <w:right w:val="nil"/>
                   </w:tcBorders>
-                  <w:shd w:val="clear" w:color="auto" w:fill="auto"/>
                   <w:noWrap/>
                   <w:vAlign w:val="bottom"/>
                   <w:hideMark/>
@@ -21329,7 +20885,6 @@
                     <w:bottom w:val="nil"/>
                     <w:right w:val="nil"/>
                   </w:tcBorders>
-                  <w:shd w:val="clear" w:color="auto" w:fill="auto"/>
                   <w:noWrap/>
                   <w:vAlign w:val="bottom"/>
                   <w:hideMark/>
@@ -21356,7 +20911,6 @@
                     <w:bottom w:val="nil"/>
                     <w:right w:val="nil"/>
                   </w:tcBorders>
-                  <w:shd w:val="clear" w:color="auto" w:fill="auto"/>
                   <w:noWrap/>
                   <w:vAlign w:val="bottom"/>
                   <w:hideMark/>
@@ -21381,7 +20935,6 @@
                     <w:bottom w:val="single" w:sz="12" w:space="0" w:color="auto"/>
                     <w:right w:val="nil"/>
                   </w:tcBorders>
-                  <w:shd w:val="clear" w:color="auto" w:fill="auto"/>
                   <w:noWrap/>
                   <w:vAlign w:val="bottom"/>
                   <w:hideMark/>
@@ -21416,7 +20969,6 @@
                     <w:bottom w:val="nil"/>
                     <w:right w:val="nil"/>
                   </w:tcBorders>
-                  <w:shd w:val="clear" w:color="auto" w:fill="auto"/>
                   <w:noWrap/>
                   <w:vAlign w:val="bottom"/>
                   <w:hideMark/>
@@ -21840,25 +21392,7 @@
           <w:color w:val="000000"/>
           <w:szCs w:val="24"/>
         </w:rPr>
-        <w:t xml:space="preserve">O modelo DIF-in-DIF mostrou que a pandemia penalizou de forma desproporcional os pardos e, em menor medida, pretos e mulheres, mas apenas as mulheres apresentaram recuperação total </w:t>
-      </w:r>
-      <w:proofErr w:type="gramStart"/>
-      <w:r>
-        <w:rPr>
-          <w:rFonts w:eastAsia="Times New Roman" w:cs="Times New Roman"/>
-          <w:color w:val="000000"/>
-          <w:szCs w:val="24"/>
-        </w:rPr>
-        <w:t>no pós</w:t>
-      </w:r>
-      <w:proofErr w:type="gramEnd"/>
-      <w:r>
-        <w:rPr>
-          <w:rFonts w:eastAsia="Times New Roman" w:cs="Times New Roman"/>
-          <w:color w:val="000000"/>
-          <w:szCs w:val="24"/>
-        </w:rPr>
-        <w:t>.</w:t>
+        <w:t>O modelo DIF-in-DIF mostrou que a pandemia penalizou de forma desproporcional os pardos e, em menor medida, pretos e mulheres, mas apenas as mulheres apresentaram recuperação total no pós.</w:t>
       </w:r>
       <w:r>
         <w:rPr>
@@ -21899,7 +21433,6 @@
         <w:tc>
           <w:tcPr>
             <w:tcW w:w="1540" w:type="dxa"/>
-            <w:shd w:val="clear" w:color="auto" w:fill="auto"/>
             <w:vAlign w:val="center"/>
             <w:hideMark/>
           </w:tcPr>
@@ -21930,7 +21463,6 @@
         <w:tc>
           <w:tcPr>
             <w:tcW w:w="3640" w:type="dxa"/>
-            <w:shd w:val="clear" w:color="auto" w:fill="auto"/>
             <w:vAlign w:val="center"/>
             <w:hideMark/>
           </w:tcPr>
@@ -21961,7 +21493,6 @@
         <w:tc>
           <w:tcPr>
             <w:tcW w:w="3368" w:type="dxa"/>
-            <w:shd w:val="clear" w:color="auto" w:fill="auto"/>
             <w:vAlign w:val="center"/>
             <w:hideMark/>
           </w:tcPr>
@@ -21997,7 +21528,6 @@
         <w:tc>
           <w:tcPr>
             <w:tcW w:w="1540" w:type="dxa"/>
-            <w:shd w:val="clear" w:color="auto" w:fill="auto"/>
             <w:vAlign w:val="center"/>
             <w:hideMark/>
           </w:tcPr>
@@ -22027,7 +21557,6 @@
         <w:tc>
           <w:tcPr>
             <w:tcW w:w="3640" w:type="dxa"/>
-            <w:shd w:val="clear" w:color="auto" w:fill="auto"/>
             <w:vAlign w:val="center"/>
             <w:hideMark/>
           </w:tcPr>
@@ -22053,7 +21582,6 @@
         <w:tc>
           <w:tcPr>
             <w:tcW w:w="3368" w:type="dxa"/>
-            <w:shd w:val="clear" w:color="auto" w:fill="auto"/>
             <w:vAlign w:val="center"/>
             <w:hideMark/>
           </w:tcPr>
@@ -22072,25 +21600,7 @@
                 <w:color w:val="000000"/>
                 <w:sz w:val="22"/>
               </w:rPr>
-              <w:t xml:space="preserve">Recuperadas (sem efeito </w:t>
-            </w:r>
-            <w:proofErr w:type="gramStart"/>
-            <w:r>
-              <w:rPr>
-                <w:rFonts w:ascii="Aptos Narrow" w:eastAsia="Times New Roman" w:hAnsi="Aptos Narrow" w:cs="Times New Roman"/>
-                <w:color w:val="000000"/>
-                <w:sz w:val="22"/>
-              </w:rPr>
-              <w:t>no pós</w:t>
-            </w:r>
-            <w:proofErr w:type="gramEnd"/>
-            <w:r>
-              <w:rPr>
-                <w:rFonts w:ascii="Aptos Narrow" w:eastAsia="Times New Roman" w:hAnsi="Aptos Narrow" w:cs="Times New Roman"/>
-                <w:color w:val="000000"/>
-                <w:sz w:val="22"/>
-              </w:rPr>
-              <w:t>)</w:t>
+              <w:t>Recuperadas (sem efeito no pós)</w:t>
             </w:r>
           </w:p>
         </w:tc>
@@ -22102,7 +21612,6 @@
         <w:tc>
           <w:tcPr>
             <w:tcW w:w="1540" w:type="dxa"/>
-            <w:shd w:val="clear" w:color="auto" w:fill="auto"/>
             <w:vAlign w:val="center"/>
             <w:hideMark/>
           </w:tcPr>
@@ -22132,7 +21641,6 @@
         <w:tc>
           <w:tcPr>
             <w:tcW w:w="3640" w:type="dxa"/>
-            <w:shd w:val="clear" w:color="auto" w:fill="auto"/>
             <w:vAlign w:val="center"/>
             <w:hideMark/>
           </w:tcPr>
@@ -22158,7 +21666,6 @@
         <w:tc>
           <w:tcPr>
             <w:tcW w:w="3368" w:type="dxa"/>
-            <w:shd w:val="clear" w:color="auto" w:fill="auto"/>
             <w:vAlign w:val="center"/>
             <w:hideMark/>
           </w:tcPr>
@@ -22189,7 +21696,6 @@
         <w:tc>
           <w:tcPr>
             <w:tcW w:w="1540" w:type="dxa"/>
-            <w:shd w:val="clear" w:color="auto" w:fill="auto"/>
             <w:vAlign w:val="center"/>
             <w:hideMark/>
           </w:tcPr>
@@ -22219,7 +21725,6 @@
         <w:tc>
           <w:tcPr>
             <w:tcW w:w="3640" w:type="dxa"/>
-            <w:shd w:val="clear" w:color="auto" w:fill="auto"/>
             <w:vAlign w:val="center"/>
             <w:hideMark/>
           </w:tcPr>
@@ -22245,7 +21750,6 @@
         <w:tc>
           <w:tcPr>
             <w:tcW w:w="3368" w:type="dxa"/>
-            <w:shd w:val="clear" w:color="auto" w:fill="auto"/>
             <w:vAlign w:val="center"/>
             <w:hideMark/>
           </w:tcPr>
@@ -22264,18 +21768,8 @@
                 <w:color w:val="000000"/>
                 <w:sz w:val="22"/>
               </w:rPr>
-              <w:t xml:space="preserve">Recuperação </w:t>
+              <w:t>Recuperação no pós</w:t>
             </w:r>
-            <w:proofErr w:type="gramStart"/>
-            <w:r>
-              <w:rPr>
-                <w:rFonts w:ascii="Aptos Narrow" w:eastAsia="Times New Roman" w:hAnsi="Aptos Narrow" w:cs="Times New Roman"/>
-                <w:color w:val="000000"/>
-                <w:sz w:val="22"/>
-              </w:rPr>
-              <w:t>no pós</w:t>
-            </w:r>
-            <w:proofErr w:type="gramEnd"/>
           </w:p>
         </w:tc>
       </w:tr>
@@ -22286,7 +21780,6 @@
         <w:tc>
           <w:tcPr>
             <w:tcW w:w="1540" w:type="dxa"/>
-            <w:shd w:val="clear" w:color="auto" w:fill="auto"/>
             <w:vAlign w:val="center"/>
             <w:hideMark/>
           </w:tcPr>
@@ -22317,7 +21810,6 @@
         <w:tc>
           <w:tcPr>
             <w:tcW w:w="3640" w:type="dxa"/>
-            <w:shd w:val="clear" w:color="auto" w:fill="auto"/>
             <w:vAlign w:val="center"/>
             <w:hideMark/>
           </w:tcPr>
@@ -22343,7 +21835,6 @@
         <w:tc>
           <w:tcPr>
             <w:tcW w:w="3368" w:type="dxa"/>
-            <w:shd w:val="clear" w:color="auto" w:fill="auto"/>
             <w:vAlign w:val="center"/>
             <w:hideMark/>
           </w:tcPr>
@@ -22374,7 +21865,6 @@
         <w:tc>
           <w:tcPr>
             <w:tcW w:w="1540" w:type="dxa"/>
-            <w:shd w:val="clear" w:color="auto" w:fill="auto"/>
             <w:vAlign w:val="center"/>
             <w:hideMark/>
           </w:tcPr>
@@ -22404,7 +21894,6 @@
         <w:tc>
           <w:tcPr>
             <w:tcW w:w="3640" w:type="dxa"/>
-            <w:shd w:val="clear" w:color="auto" w:fill="auto"/>
             <w:vAlign w:val="center"/>
             <w:hideMark/>
           </w:tcPr>
@@ -22430,7 +21919,6 @@
         <w:tc>
           <w:tcPr>
             <w:tcW w:w="3368" w:type="dxa"/>
-            <w:shd w:val="clear" w:color="auto" w:fill="auto"/>
             <w:vAlign w:val="center"/>
             <w:hideMark/>
           </w:tcPr>
@@ -22461,7 +21949,6 @@
         <w:tc>
           <w:tcPr>
             <w:tcW w:w="1540" w:type="dxa"/>
-            <w:shd w:val="clear" w:color="auto" w:fill="auto"/>
             <w:vAlign w:val="center"/>
             <w:hideMark/>
           </w:tcPr>
@@ -22491,7 +21978,6 @@
         <w:tc>
           <w:tcPr>
             <w:tcW w:w="3640" w:type="dxa"/>
-            <w:shd w:val="clear" w:color="auto" w:fill="auto"/>
             <w:vAlign w:val="center"/>
             <w:hideMark/>
           </w:tcPr>
@@ -22517,7 +22003,6 @@
         <w:tc>
           <w:tcPr>
             <w:tcW w:w="3368" w:type="dxa"/>
-            <w:shd w:val="clear" w:color="auto" w:fill="auto"/>
             <w:vAlign w:val="center"/>
             <w:hideMark/>
           </w:tcPr>
@@ -22548,7 +22033,6 @@
         <w:tc>
           <w:tcPr>
             <w:tcW w:w="1540" w:type="dxa"/>
-            <w:shd w:val="clear" w:color="auto" w:fill="auto"/>
             <w:vAlign w:val="center"/>
             <w:hideMark/>
           </w:tcPr>
@@ -22578,7 +22062,6 @@
         <w:tc>
           <w:tcPr>
             <w:tcW w:w="3640" w:type="dxa"/>
-            <w:shd w:val="clear" w:color="auto" w:fill="auto"/>
             <w:vAlign w:val="center"/>
             <w:hideMark/>
           </w:tcPr>
@@ -22604,7 +22087,6 @@
         <w:tc>
           <w:tcPr>
             <w:tcW w:w="3368" w:type="dxa"/>
-            <w:shd w:val="clear" w:color="auto" w:fill="auto"/>
             <w:vAlign w:val="center"/>
             <w:hideMark/>
           </w:tcPr>
@@ -25618,15 +25100,16 @@
     <w:p>
       <w:pPr>
         <w:spacing w:line="360" w:lineRule="auto"/>
-        <w:rPr>
-          <w:szCs w:val="24"/>
-        </w:rPr>
-      </w:pPr>
-      <w:r>
-        <w:rPr>
-          <w:szCs w:val="24"/>
-        </w:rPr>
-        <w:t xml:space="preserve">CASTELO BRANCO, P. M.; COMARU, F. D. A.; DA SILVA, S. J. Uberização e Covid-19: esgarçando as contradições do trabalho no século XXI. </w:t>
+        <w:ind w:firstLine="720"/>
+        <w:rPr>
+          <w:szCs w:val="24"/>
+        </w:rPr>
+      </w:pPr>
+      <w:r>
+        <w:rPr>
+          <w:szCs w:val="24"/>
+        </w:rPr>
+        <w:t xml:space="preserve">, F. D. A.; DA SILVA, S. J. Uberização e Covid-19: esgarçando as contradições do trabalho no século XXI. </w:t>
       </w:r>
       <w:r>
         <w:rPr>
@@ -25743,7 +25226,6 @@
         <w:rPr>
           <w:szCs w:val="24"/>
         </w:rPr>
-        <w:lastRenderedPageBreak/>
         <w:t xml:space="preserve">CORSEUIL, C. H. L.; FRANCA, M. P.; POLOPONSKY, K. A INSERÇÃO DOS JOVENS BRASILEIROS NO MERCADO DE TRABALHO NUM CONTEXTO DE RECESSÃO. </w:t>
       </w:r>
       <w:r>
@@ -25772,6 +25254,7 @@
         <w:rPr>
           <w:szCs w:val="24"/>
         </w:rPr>
+        <w:lastRenderedPageBreak/>
         <w:t xml:space="preserve">DA SILVA FILHO, L. A.; FERREIRA DA SILVA, F. J.; NUNES DE QUEIROZ, S. </w:t>
       </w:r>
       <w:proofErr w:type="spellStart"/>
@@ -26388,7 +25871,6 @@
           <w:szCs w:val="24"/>
           <w:lang w:val="en-US"/>
         </w:rPr>
-        <w:lastRenderedPageBreak/>
         <w:t xml:space="preserve">PINHEIRO, D.; RIBEIRO, E.; PEREGRINO, M. School and work: elements to discuss youth in Brazil. </w:t>
       </w:r>
       <w:r>
@@ -26421,6 +25903,7 @@
           <w:szCs w:val="24"/>
           <w:lang w:val="en-US"/>
         </w:rPr>
+        <w:lastRenderedPageBreak/>
         <w:t xml:space="preserve">PISSARIDES, C. A. </w:t>
       </w:r>
       <w:r>
@@ -26665,7 +26148,6 @@
         <w:tc>
           <w:tcPr>
             <w:tcW w:w="1419" w:type="dxa"/>
-            <w:shd w:val="clear" w:color="auto" w:fill="auto"/>
             <w:tcMar>
               <w:top w:w="100" w:type="dxa"/>
               <w:left w:w="100" w:type="dxa"/>
@@ -26698,7 +26180,6 @@
         <w:tc>
           <w:tcPr>
             <w:tcW w:w="1134" w:type="dxa"/>
-            <w:shd w:val="clear" w:color="auto" w:fill="auto"/>
             <w:tcMar>
               <w:top w:w="100" w:type="dxa"/>
               <w:left w:w="100" w:type="dxa"/>
@@ -26768,7 +26249,6 @@
         <w:tc>
           <w:tcPr>
             <w:tcW w:w="1417" w:type="dxa"/>
-            <w:shd w:val="clear" w:color="auto" w:fill="auto"/>
             <w:tcMar>
               <w:top w:w="100" w:type="dxa"/>
               <w:left w:w="100" w:type="dxa"/>
@@ -26820,7 +26300,6 @@
         <w:tc>
           <w:tcPr>
             <w:tcW w:w="1701" w:type="dxa"/>
-            <w:shd w:val="clear" w:color="auto" w:fill="auto"/>
             <w:tcMar>
               <w:top w:w="100" w:type="dxa"/>
               <w:left w:w="100" w:type="dxa"/>
@@ -26861,7 +26340,6 @@
         <w:tc>
           <w:tcPr>
             <w:tcW w:w="1134" w:type="dxa"/>
-            <w:shd w:val="clear" w:color="auto" w:fill="auto"/>
             <w:tcMar>
               <w:top w:w="100" w:type="dxa"/>
               <w:left w:w="100" w:type="dxa"/>
@@ -26931,7 +26409,6 @@
         <w:tc>
           <w:tcPr>
             <w:tcW w:w="992" w:type="dxa"/>
-            <w:shd w:val="clear" w:color="auto" w:fill="auto"/>
             <w:tcMar>
               <w:top w:w="100" w:type="dxa"/>
               <w:left w:w="100" w:type="dxa"/>
@@ -27093,7 +26570,6 @@
         <w:tc>
           <w:tcPr>
             <w:tcW w:w="1419" w:type="dxa"/>
-            <w:shd w:val="clear" w:color="auto" w:fill="auto"/>
             <w:tcMar>
               <w:top w:w="100" w:type="dxa"/>
               <w:left w:w="100" w:type="dxa"/>
@@ -27132,7 +26608,6 @@
         <w:tc>
           <w:tcPr>
             <w:tcW w:w="1134" w:type="dxa"/>
-            <w:shd w:val="clear" w:color="auto" w:fill="auto"/>
             <w:tcMar>
               <w:top w:w="100" w:type="dxa"/>
               <w:left w:w="100" w:type="dxa"/>
@@ -27181,7 +26656,6 @@
         <w:tc>
           <w:tcPr>
             <w:tcW w:w="1417" w:type="dxa"/>
-            <w:shd w:val="clear" w:color="auto" w:fill="auto"/>
             <w:tcMar>
               <w:top w:w="100" w:type="dxa"/>
               <w:left w:w="100" w:type="dxa"/>
@@ -27266,7 +26740,6 @@
         <w:tc>
           <w:tcPr>
             <w:tcW w:w="1701" w:type="dxa"/>
-            <w:shd w:val="clear" w:color="auto" w:fill="auto"/>
             <w:tcMar>
               <w:top w:w="100" w:type="dxa"/>
               <w:left w:w="100" w:type="dxa"/>
@@ -27305,7 +26778,6 @@
         <w:tc>
           <w:tcPr>
             <w:tcW w:w="1134" w:type="dxa"/>
-            <w:shd w:val="clear" w:color="auto" w:fill="auto"/>
             <w:tcMar>
               <w:top w:w="100" w:type="dxa"/>
               <w:left w:w="100" w:type="dxa"/>
@@ -27344,7 +26816,6 @@
         <w:tc>
           <w:tcPr>
             <w:tcW w:w="992" w:type="dxa"/>
-            <w:shd w:val="clear" w:color="auto" w:fill="auto"/>
             <w:tcMar>
               <w:top w:w="100" w:type="dxa"/>
               <w:left w:w="100" w:type="dxa"/>
@@ -27449,7 +26920,6 @@
         <w:tc>
           <w:tcPr>
             <w:tcW w:w="1419" w:type="dxa"/>
-            <w:shd w:val="clear" w:color="auto" w:fill="auto"/>
             <w:tcMar>
               <w:top w:w="100" w:type="dxa"/>
               <w:left w:w="100" w:type="dxa"/>
@@ -27488,7 +26958,6 @@
         <w:tc>
           <w:tcPr>
             <w:tcW w:w="1134" w:type="dxa"/>
-            <w:shd w:val="clear" w:color="auto" w:fill="auto"/>
             <w:tcMar>
               <w:top w:w="100" w:type="dxa"/>
               <w:left w:w="100" w:type="dxa"/>
@@ -27527,7 +26996,6 @@
         <w:tc>
           <w:tcPr>
             <w:tcW w:w="1417" w:type="dxa"/>
-            <w:shd w:val="clear" w:color="auto" w:fill="auto"/>
             <w:tcMar>
               <w:top w:w="100" w:type="dxa"/>
               <w:left w:w="100" w:type="dxa"/>
@@ -27594,7 +27062,6 @@
         <w:tc>
           <w:tcPr>
             <w:tcW w:w="1701" w:type="dxa"/>
-            <w:shd w:val="clear" w:color="auto" w:fill="auto"/>
             <w:tcMar>
               <w:top w:w="100" w:type="dxa"/>
               <w:left w:w="100" w:type="dxa"/>
@@ -27645,7 +27112,6 @@
         <w:tc>
           <w:tcPr>
             <w:tcW w:w="1134" w:type="dxa"/>
-            <w:shd w:val="clear" w:color="auto" w:fill="auto"/>
             <w:tcMar>
               <w:top w:w="100" w:type="dxa"/>
               <w:left w:w="100" w:type="dxa"/>
@@ -27684,7 +27150,6 @@
         <w:tc>
           <w:tcPr>
             <w:tcW w:w="992" w:type="dxa"/>
-            <w:shd w:val="clear" w:color="auto" w:fill="auto"/>
             <w:tcMar>
               <w:top w:w="100" w:type="dxa"/>
               <w:left w:w="100" w:type="dxa"/>
@@ -27789,7 +27254,6 @@
         <w:tc>
           <w:tcPr>
             <w:tcW w:w="1419" w:type="dxa"/>
-            <w:shd w:val="clear" w:color="auto" w:fill="auto"/>
             <w:tcMar>
               <w:top w:w="100" w:type="dxa"/>
               <w:left w:w="100" w:type="dxa"/>
@@ -27828,7 +27292,6 @@
         <w:tc>
           <w:tcPr>
             <w:tcW w:w="1134" w:type="dxa"/>
-            <w:shd w:val="clear" w:color="auto" w:fill="auto"/>
             <w:tcMar>
               <w:top w:w="100" w:type="dxa"/>
               <w:left w:w="100" w:type="dxa"/>
@@ -27867,7 +27330,6 @@
         <w:tc>
           <w:tcPr>
             <w:tcW w:w="1417" w:type="dxa"/>
-            <w:shd w:val="clear" w:color="auto" w:fill="auto"/>
             <w:tcMar>
               <w:top w:w="100" w:type="dxa"/>
               <w:left w:w="100" w:type="dxa"/>
@@ -27917,7 +27379,6 @@
         <w:tc>
           <w:tcPr>
             <w:tcW w:w="1701" w:type="dxa"/>
-            <w:shd w:val="clear" w:color="auto" w:fill="auto"/>
             <w:tcMar>
               <w:top w:w="100" w:type="dxa"/>
               <w:left w:w="100" w:type="dxa"/>
@@ -27967,7 +27428,6 @@
         <w:tc>
           <w:tcPr>
             <w:tcW w:w="1134" w:type="dxa"/>
-            <w:shd w:val="clear" w:color="auto" w:fill="auto"/>
             <w:tcMar>
               <w:top w:w="100" w:type="dxa"/>
               <w:left w:w="100" w:type="dxa"/>
@@ -28006,7 +27466,6 @@
         <w:tc>
           <w:tcPr>
             <w:tcW w:w="992" w:type="dxa"/>
-            <w:shd w:val="clear" w:color="auto" w:fill="auto"/>
             <w:tcMar>
               <w:top w:w="100" w:type="dxa"/>
               <w:left w:w="100" w:type="dxa"/>
@@ -28121,7 +27580,6 @@
         <w:tc>
           <w:tcPr>
             <w:tcW w:w="1419" w:type="dxa"/>
-            <w:shd w:val="clear" w:color="auto" w:fill="auto"/>
             <w:tcMar>
               <w:top w:w="100" w:type="dxa"/>
               <w:left w:w="100" w:type="dxa"/>
@@ -28161,7 +27619,6 @@
         <w:tc>
           <w:tcPr>
             <w:tcW w:w="1134" w:type="dxa"/>
-            <w:shd w:val="clear" w:color="auto" w:fill="auto"/>
             <w:tcMar>
               <w:top w:w="100" w:type="dxa"/>
               <w:left w:w="100" w:type="dxa"/>
@@ -28200,7 +27657,6 @@
         <w:tc>
           <w:tcPr>
             <w:tcW w:w="1417" w:type="dxa"/>
-            <w:shd w:val="clear" w:color="auto" w:fill="auto"/>
             <w:tcMar>
               <w:top w:w="100" w:type="dxa"/>
               <w:left w:w="100" w:type="dxa"/>
@@ -28239,7 +27695,6 @@
         <w:tc>
           <w:tcPr>
             <w:tcW w:w="1701" w:type="dxa"/>
-            <w:shd w:val="clear" w:color="auto" w:fill="auto"/>
             <w:tcMar>
               <w:top w:w="100" w:type="dxa"/>
               <w:left w:w="100" w:type="dxa"/>
@@ -28324,7 +27779,6 @@
         <w:tc>
           <w:tcPr>
             <w:tcW w:w="1134" w:type="dxa"/>
-            <w:shd w:val="clear" w:color="auto" w:fill="auto"/>
             <w:tcMar>
               <w:top w:w="100" w:type="dxa"/>
               <w:left w:w="100" w:type="dxa"/>
@@ -28363,7 +27817,6 @@
         <w:tc>
           <w:tcPr>
             <w:tcW w:w="992" w:type="dxa"/>
-            <w:shd w:val="clear" w:color="auto" w:fill="auto"/>
             <w:tcMar>
               <w:top w:w="100" w:type="dxa"/>
               <w:left w:w="100" w:type="dxa"/>
@@ -28510,7 +27963,6 @@
         <w:tc>
           <w:tcPr>
             <w:tcW w:w="1145" w:type="dxa"/>
-            <w:shd w:val="clear" w:color="auto" w:fill="auto"/>
             <w:tcMar>
               <w:top w:w="100" w:type="dxa"/>
               <w:left w:w="100" w:type="dxa"/>
@@ -28543,7 +27995,6 @@
         <w:tc>
           <w:tcPr>
             <w:tcW w:w="2967" w:type="dxa"/>
-            <w:shd w:val="clear" w:color="auto" w:fill="auto"/>
             <w:tcMar>
               <w:top w:w="100" w:type="dxa"/>
               <w:left w:w="100" w:type="dxa"/>
@@ -28584,7 +28035,6 @@
         <w:tc>
           <w:tcPr>
             <w:tcW w:w="2977" w:type="dxa"/>
-            <w:shd w:val="clear" w:color="auto" w:fill="auto"/>
             <w:tcMar>
               <w:top w:w="100" w:type="dxa"/>
               <w:left w:w="100" w:type="dxa"/>
@@ -28627,7 +28077,6 @@
         <w:tc>
           <w:tcPr>
             <w:tcW w:w="1145" w:type="dxa"/>
-            <w:shd w:val="clear" w:color="auto" w:fill="auto"/>
             <w:tcMar>
               <w:top w:w="100" w:type="dxa"/>
               <w:left w:w="100" w:type="dxa"/>
@@ -28666,7 +28115,6 @@
         <w:tc>
           <w:tcPr>
             <w:tcW w:w="2967" w:type="dxa"/>
-            <w:shd w:val="clear" w:color="auto" w:fill="auto"/>
             <w:tcMar>
               <w:top w:w="100" w:type="dxa"/>
               <w:left w:w="100" w:type="dxa"/>
@@ -28705,7 +28153,6 @@
         <w:tc>
           <w:tcPr>
             <w:tcW w:w="2977" w:type="dxa"/>
-            <w:shd w:val="clear" w:color="auto" w:fill="auto"/>
             <w:tcMar>
               <w:top w:w="100" w:type="dxa"/>
               <w:left w:w="100" w:type="dxa"/>
@@ -28746,7 +28193,6 @@
         <w:tc>
           <w:tcPr>
             <w:tcW w:w="1145" w:type="dxa"/>
-            <w:shd w:val="clear" w:color="auto" w:fill="auto"/>
             <w:tcMar>
               <w:top w:w="100" w:type="dxa"/>
               <w:left w:w="100" w:type="dxa"/>
@@ -28785,7 +28231,6 @@
         <w:tc>
           <w:tcPr>
             <w:tcW w:w="2967" w:type="dxa"/>
-            <w:shd w:val="clear" w:color="auto" w:fill="auto"/>
             <w:tcMar>
               <w:top w:w="100" w:type="dxa"/>
               <w:left w:w="100" w:type="dxa"/>
@@ -28824,7 +28269,6 @@
         <w:tc>
           <w:tcPr>
             <w:tcW w:w="2977" w:type="dxa"/>
-            <w:shd w:val="clear" w:color="auto" w:fill="auto"/>
             <w:tcMar>
               <w:top w:w="100" w:type="dxa"/>
               <w:left w:w="100" w:type="dxa"/>
@@ -28865,7 +28309,6 @@
         <w:tc>
           <w:tcPr>
             <w:tcW w:w="1145" w:type="dxa"/>
-            <w:shd w:val="clear" w:color="auto" w:fill="auto"/>
             <w:tcMar>
               <w:top w:w="100" w:type="dxa"/>
               <w:left w:w="100" w:type="dxa"/>
@@ -28904,7 +28347,6 @@
         <w:tc>
           <w:tcPr>
             <w:tcW w:w="2967" w:type="dxa"/>
-            <w:shd w:val="clear" w:color="auto" w:fill="auto"/>
             <w:tcMar>
               <w:top w:w="100" w:type="dxa"/>
               <w:left w:w="100" w:type="dxa"/>
@@ -28943,7 +28385,6 @@
         <w:tc>
           <w:tcPr>
             <w:tcW w:w="2977" w:type="dxa"/>
-            <w:shd w:val="clear" w:color="auto" w:fill="auto"/>
             <w:tcMar>
               <w:top w:w="100" w:type="dxa"/>
               <w:left w:w="100" w:type="dxa"/>
@@ -28977,7 +28418,6 @@
         <w:tc>
           <w:tcPr>
             <w:tcW w:w="1145" w:type="dxa"/>
-            <w:shd w:val="clear" w:color="auto" w:fill="auto"/>
             <w:tcMar>
               <w:top w:w="100" w:type="dxa"/>
               <w:left w:w="100" w:type="dxa"/>
@@ -29017,7 +28457,6 @@
         <w:tc>
           <w:tcPr>
             <w:tcW w:w="2967" w:type="dxa"/>
-            <w:shd w:val="clear" w:color="auto" w:fill="auto"/>
             <w:tcMar>
               <w:top w:w="100" w:type="dxa"/>
               <w:left w:w="100" w:type="dxa"/>
@@ -29056,7 +28495,6 @@
         <w:tc>
           <w:tcPr>
             <w:tcW w:w="2977" w:type="dxa"/>
-            <w:shd w:val="clear" w:color="auto" w:fill="auto"/>
             <w:tcMar>
               <w:top w:w="100" w:type="dxa"/>
               <w:left w:w="100" w:type="dxa"/>
@@ -29191,7 +28629,6 @@
                     <w:bottom w:val="single" w:sz="4" w:space="0" w:color="auto"/>
                     <w:right w:val="single" w:sz="4" w:space="0" w:color="000000"/>
                   </w:tcBorders>
-                  <w:shd w:val="clear" w:color="auto" w:fill="auto"/>
                   <w:noWrap/>
                   <w:vAlign w:val="bottom"/>
                   <w:hideMark/>
@@ -29240,7 +28677,6 @@
                     <w:bottom w:val="single" w:sz="4" w:space="0" w:color="auto"/>
                     <w:right w:val="single" w:sz="4" w:space="0" w:color="000000"/>
                   </w:tcBorders>
-                  <w:shd w:val="clear" w:color="auto" w:fill="auto"/>
                   <w:noWrap/>
                   <w:vAlign w:val="bottom"/>
                   <w:hideMark/>
@@ -29278,7 +28714,6 @@
                     <w:bottom w:val="single" w:sz="4" w:space="0" w:color="auto"/>
                     <w:right w:val="single" w:sz="4" w:space="0" w:color="000000"/>
                   </w:tcBorders>
-                  <w:shd w:val="clear" w:color="auto" w:fill="auto"/>
                   <w:noWrap/>
                   <w:vAlign w:val="bottom"/>
                   <w:hideMark/>
@@ -29320,7 +28755,6 @@
                     <w:bottom w:val="single" w:sz="4" w:space="0" w:color="auto"/>
                     <w:right w:val="single" w:sz="4" w:space="0" w:color="auto"/>
                   </w:tcBorders>
-                  <w:shd w:val="clear" w:color="auto" w:fill="auto"/>
                   <w:noWrap/>
                   <w:vAlign w:val="bottom"/>
                   <w:hideMark/>
@@ -29357,7 +28791,6 @@
                     <w:bottom w:val="single" w:sz="4" w:space="0" w:color="auto"/>
                     <w:right w:val="single" w:sz="4" w:space="0" w:color="auto"/>
                   </w:tcBorders>
-                  <w:shd w:val="clear" w:color="auto" w:fill="auto"/>
                   <w:noWrap/>
                   <w:vAlign w:val="bottom"/>
                   <w:hideMark/>
@@ -29394,7 +28827,6 @@
                     <w:bottom w:val="single" w:sz="4" w:space="0" w:color="auto"/>
                     <w:right w:val="single" w:sz="4" w:space="0" w:color="auto"/>
                   </w:tcBorders>
-                  <w:shd w:val="clear" w:color="auto" w:fill="auto"/>
                   <w:noWrap/>
                   <w:vAlign w:val="bottom"/>
                   <w:hideMark/>
@@ -29431,7 +28863,6 @@
                     <w:bottom w:val="single" w:sz="4" w:space="0" w:color="auto"/>
                     <w:right w:val="single" w:sz="4" w:space="0" w:color="auto"/>
                   </w:tcBorders>
-                  <w:shd w:val="clear" w:color="auto" w:fill="auto"/>
                   <w:noWrap/>
                   <w:vAlign w:val="bottom"/>
                   <w:hideMark/>
@@ -29468,7 +28899,6 @@
                     <w:bottom w:val="single" w:sz="4" w:space="0" w:color="auto"/>
                     <w:right w:val="single" w:sz="4" w:space="0" w:color="auto"/>
                   </w:tcBorders>
-                  <w:shd w:val="clear" w:color="auto" w:fill="auto"/>
                   <w:noWrap/>
                   <w:vAlign w:val="bottom"/>
                   <w:hideMark/>
@@ -29505,7 +28935,6 @@
                     <w:bottom w:val="single" w:sz="4" w:space="0" w:color="auto"/>
                     <w:right w:val="single" w:sz="4" w:space="0" w:color="auto"/>
                   </w:tcBorders>
-                  <w:shd w:val="clear" w:color="auto" w:fill="auto"/>
                   <w:noWrap/>
                   <w:vAlign w:val="bottom"/>
                   <w:hideMark/>
@@ -29542,7 +28971,6 @@
                     <w:bottom w:val="single" w:sz="4" w:space="0" w:color="auto"/>
                     <w:right w:val="single" w:sz="4" w:space="0" w:color="auto"/>
                   </w:tcBorders>
-                  <w:shd w:val="clear" w:color="auto" w:fill="auto"/>
                   <w:noWrap/>
                   <w:vAlign w:val="bottom"/>
                   <w:hideMark/>
@@ -29584,7 +29012,6 @@
                     <w:bottom w:val="single" w:sz="4" w:space="0" w:color="auto"/>
                     <w:right w:val="single" w:sz="4" w:space="0" w:color="auto"/>
                   </w:tcBorders>
-                  <w:shd w:val="clear" w:color="auto" w:fill="auto"/>
                   <w:noWrap/>
                   <w:vAlign w:val="bottom"/>
                   <w:hideMark/>
@@ -29621,7 +29048,6 @@
                     <w:bottom w:val="single" w:sz="4" w:space="0" w:color="auto"/>
                     <w:right w:val="single" w:sz="4" w:space="0" w:color="auto"/>
                   </w:tcBorders>
-                  <w:shd w:val="clear" w:color="auto" w:fill="auto"/>
                   <w:noWrap/>
                   <w:vAlign w:val="bottom"/>
                   <w:hideMark/>
@@ -29658,7 +29084,6 @@
                     <w:bottom w:val="single" w:sz="4" w:space="0" w:color="auto"/>
                     <w:right w:val="single" w:sz="4" w:space="0" w:color="auto"/>
                   </w:tcBorders>
-                  <w:shd w:val="clear" w:color="auto" w:fill="auto"/>
                   <w:noWrap/>
                   <w:vAlign w:val="bottom"/>
                   <w:hideMark/>
@@ -29695,7 +29120,6 @@
                     <w:bottom w:val="single" w:sz="4" w:space="0" w:color="auto"/>
                     <w:right w:val="single" w:sz="4" w:space="0" w:color="auto"/>
                   </w:tcBorders>
-                  <w:shd w:val="clear" w:color="auto" w:fill="auto"/>
                   <w:noWrap/>
                   <w:vAlign w:val="bottom"/>
                   <w:hideMark/>
@@ -29732,7 +29156,6 @@
                     <w:bottom w:val="single" w:sz="4" w:space="0" w:color="auto"/>
                     <w:right w:val="single" w:sz="4" w:space="0" w:color="auto"/>
                   </w:tcBorders>
-                  <w:shd w:val="clear" w:color="auto" w:fill="auto"/>
                   <w:noWrap/>
                   <w:vAlign w:val="bottom"/>
                   <w:hideMark/>
@@ -29769,7 +29192,6 @@
                     <w:bottom w:val="single" w:sz="4" w:space="0" w:color="auto"/>
                     <w:right w:val="single" w:sz="4" w:space="0" w:color="auto"/>
                   </w:tcBorders>
-                  <w:shd w:val="clear" w:color="auto" w:fill="auto"/>
                   <w:noWrap/>
                   <w:vAlign w:val="bottom"/>
                   <w:hideMark/>
@@ -29806,7 +29228,6 @@
                     <w:bottom w:val="single" w:sz="4" w:space="0" w:color="auto"/>
                     <w:right w:val="single" w:sz="4" w:space="0" w:color="auto"/>
                   </w:tcBorders>
-                  <w:shd w:val="clear" w:color="auto" w:fill="auto"/>
                   <w:noWrap/>
                   <w:vAlign w:val="bottom"/>
                   <w:hideMark/>
@@ -29848,7 +29269,6 @@
                     <w:bottom w:val="single" w:sz="4" w:space="0" w:color="auto"/>
                     <w:right w:val="single" w:sz="4" w:space="0" w:color="auto"/>
                   </w:tcBorders>
-                  <w:shd w:val="clear" w:color="auto" w:fill="auto"/>
                   <w:noWrap/>
                   <w:vAlign w:val="bottom"/>
                   <w:hideMark/>
@@ -29885,7 +29305,6 @@
                     <w:bottom w:val="single" w:sz="4" w:space="0" w:color="auto"/>
                     <w:right w:val="single" w:sz="4" w:space="0" w:color="auto"/>
                   </w:tcBorders>
-                  <w:shd w:val="clear" w:color="auto" w:fill="auto"/>
                   <w:noWrap/>
                   <w:vAlign w:val="bottom"/>
                   <w:hideMark/>
@@ -29922,7 +29341,6 @@
                     <w:bottom w:val="single" w:sz="4" w:space="0" w:color="auto"/>
                     <w:right w:val="single" w:sz="4" w:space="0" w:color="auto"/>
                   </w:tcBorders>
-                  <w:shd w:val="clear" w:color="auto" w:fill="auto"/>
                   <w:noWrap/>
                   <w:vAlign w:val="bottom"/>
                   <w:hideMark/>
@@ -29959,7 +29377,6 @@
                     <w:bottom w:val="single" w:sz="4" w:space="0" w:color="auto"/>
                     <w:right w:val="single" w:sz="4" w:space="0" w:color="auto"/>
                   </w:tcBorders>
-                  <w:shd w:val="clear" w:color="auto" w:fill="auto"/>
                   <w:noWrap/>
                   <w:vAlign w:val="bottom"/>
                   <w:hideMark/>
@@ -29996,7 +29413,6 @@
                     <w:bottom w:val="single" w:sz="4" w:space="0" w:color="auto"/>
                     <w:right w:val="single" w:sz="4" w:space="0" w:color="auto"/>
                   </w:tcBorders>
-                  <w:shd w:val="clear" w:color="auto" w:fill="auto"/>
                   <w:noWrap/>
                   <w:vAlign w:val="bottom"/>
                   <w:hideMark/>
@@ -30033,7 +29449,6 @@
                     <w:bottom w:val="single" w:sz="4" w:space="0" w:color="auto"/>
                     <w:right w:val="single" w:sz="4" w:space="0" w:color="auto"/>
                   </w:tcBorders>
-                  <w:shd w:val="clear" w:color="auto" w:fill="auto"/>
                   <w:noWrap/>
                   <w:vAlign w:val="bottom"/>
                   <w:hideMark/>
@@ -30070,7 +29485,6 @@
                     <w:bottom w:val="single" w:sz="4" w:space="0" w:color="auto"/>
                     <w:right w:val="single" w:sz="4" w:space="0" w:color="auto"/>
                   </w:tcBorders>
-                  <w:shd w:val="clear" w:color="auto" w:fill="auto"/>
                   <w:noWrap/>
                   <w:vAlign w:val="bottom"/>
                   <w:hideMark/>
@@ -30203,7 +29617,6 @@
                     <w:bottom w:val="single" w:sz="4" w:space="0" w:color="auto"/>
                     <w:right w:val="single" w:sz="4" w:space="0" w:color="auto"/>
                   </w:tcBorders>
-                  <w:shd w:val="clear" w:color="auto" w:fill="auto"/>
                   <w:noWrap/>
                   <w:vAlign w:val="bottom"/>
                   <w:hideMark/>
@@ -30252,7 +29665,6 @@
                     <w:bottom w:val="single" w:sz="4" w:space="0" w:color="auto"/>
                     <w:right w:val="single" w:sz="4" w:space="0" w:color="auto"/>
                   </w:tcBorders>
-                  <w:shd w:val="clear" w:color="auto" w:fill="auto"/>
                   <w:noWrap/>
                   <w:vAlign w:val="bottom"/>
                   <w:hideMark/>
@@ -30290,7 +29702,6 @@
                     <w:bottom w:val="single" w:sz="4" w:space="0" w:color="auto"/>
                     <w:right w:val="single" w:sz="4" w:space="0" w:color="auto"/>
                   </w:tcBorders>
-                  <w:shd w:val="clear" w:color="auto" w:fill="auto"/>
                   <w:noWrap/>
                   <w:vAlign w:val="bottom"/>
                   <w:hideMark/>
@@ -30333,7 +29744,6 @@
                     <w:bottom w:val="single" w:sz="4" w:space="0" w:color="auto"/>
                     <w:right w:val="single" w:sz="4" w:space="0" w:color="auto"/>
                   </w:tcBorders>
-                  <w:shd w:val="clear" w:color="auto" w:fill="auto"/>
                   <w:noWrap/>
                   <w:vAlign w:val="bottom"/>
                   <w:hideMark/>
@@ -30371,7 +29781,6 @@
                     <w:bottom w:val="single" w:sz="4" w:space="0" w:color="auto"/>
                     <w:right w:val="single" w:sz="4" w:space="0" w:color="auto"/>
                   </w:tcBorders>
-                  <w:shd w:val="clear" w:color="auto" w:fill="auto"/>
                   <w:noWrap/>
                   <w:vAlign w:val="bottom"/>
                   <w:hideMark/>
@@ -30409,7 +29818,6 @@
                     <w:bottom w:val="single" w:sz="4" w:space="0" w:color="auto"/>
                     <w:right w:val="single" w:sz="4" w:space="0" w:color="auto"/>
                   </w:tcBorders>
-                  <w:shd w:val="clear" w:color="auto" w:fill="auto"/>
                   <w:noWrap/>
                   <w:vAlign w:val="bottom"/>
                   <w:hideMark/>
@@ -30447,7 +29855,6 @@
                     <w:bottom w:val="single" w:sz="4" w:space="0" w:color="auto"/>
                     <w:right w:val="single" w:sz="4" w:space="0" w:color="auto"/>
                   </w:tcBorders>
-                  <w:shd w:val="clear" w:color="auto" w:fill="auto"/>
                   <w:noWrap/>
                   <w:vAlign w:val="bottom"/>
                   <w:hideMark/>
@@ -30485,7 +29892,6 @@
                     <w:bottom w:val="single" w:sz="4" w:space="0" w:color="auto"/>
                     <w:right w:val="single" w:sz="4" w:space="0" w:color="auto"/>
                   </w:tcBorders>
-                  <w:shd w:val="clear" w:color="auto" w:fill="auto"/>
                   <w:noWrap/>
                   <w:vAlign w:val="bottom"/>
                   <w:hideMark/>
@@ -30523,7 +29929,6 @@
                     <w:bottom w:val="single" w:sz="4" w:space="0" w:color="auto"/>
                     <w:right w:val="single" w:sz="4" w:space="0" w:color="auto"/>
                   </w:tcBorders>
-                  <w:shd w:val="clear" w:color="auto" w:fill="auto"/>
                   <w:noWrap/>
                   <w:vAlign w:val="bottom"/>
                   <w:hideMark/>
@@ -30565,7 +29970,6 @@
                     <w:bottom w:val="single" w:sz="4" w:space="0" w:color="auto"/>
                     <w:right w:val="single" w:sz="4" w:space="0" w:color="auto"/>
                   </w:tcBorders>
-                  <w:shd w:val="clear" w:color="auto" w:fill="auto"/>
                   <w:noWrap/>
                   <w:vAlign w:val="bottom"/>
                   <w:hideMark/>
@@ -30602,7 +30006,6 @@
                     <w:bottom w:val="single" w:sz="4" w:space="0" w:color="auto"/>
                     <w:right w:val="single" w:sz="4" w:space="0" w:color="auto"/>
                   </w:tcBorders>
-                  <w:shd w:val="clear" w:color="auto" w:fill="auto"/>
                   <w:noWrap/>
                   <w:vAlign w:val="bottom"/>
                   <w:hideMark/>
@@ -30639,7 +30042,6 @@
                     <w:bottom w:val="single" w:sz="4" w:space="0" w:color="auto"/>
                     <w:right w:val="single" w:sz="4" w:space="0" w:color="auto"/>
                   </w:tcBorders>
-                  <w:shd w:val="clear" w:color="auto" w:fill="auto"/>
                   <w:noWrap/>
                   <w:vAlign w:val="bottom"/>
                   <w:hideMark/>
@@ -30676,7 +30078,6 @@
                     <w:bottom w:val="single" w:sz="4" w:space="0" w:color="auto"/>
                     <w:right w:val="single" w:sz="4" w:space="0" w:color="auto"/>
                   </w:tcBorders>
-                  <w:shd w:val="clear" w:color="auto" w:fill="auto"/>
                   <w:noWrap/>
                   <w:vAlign w:val="bottom"/>
                   <w:hideMark/>
@@ -30713,7 +30114,6 @@
                     <w:bottom w:val="single" w:sz="4" w:space="0" w:color="auto"/>
                     <w:right w:val="single" w:sz="4" w:space="0" w:color="auto"/>
                   </w:tcBorders>
-                  <w:shd w:val="clear" w:color="auto" w:fill="auto"/>
                   <w:noWrap/>
                   <w:vAlign w:val="bottom"/>
                   <w:hideMark/>
@@ -30750,7 +30150,6 @@
                     <w:bottom w:val="single" w:sz="4" w:space="0" w:color="auto"/>
                     <w:right w:val="single" w:sz="4" w:space="0" w:color="auto"/>
                   </w:tcBorders>
-                  <w:shd w:val="clear" w:color="auto" w:fill="auto"/>
                   <w:noWrap/>
                   <w:vAlign w:val="bottom"/>
                   <w:hideMark/>
@@ -30787,7 +30186,6 @@
                     <w:bottom w:val="single" w:sz="4" w:space="0" w:color="auto"/>
                     <w:right w:val="single" w:sz="4" w:space="0" w:color="auto"/>
                   </w:tcBorders>
-                  <w:shd w:val="clear" w:color="auto" w:fill="auto"/>
                   <w:noWrap/>
                   <w:vAlign w:val="bottom"/>
                   <w:hideMark/>
@@ -30824,7 +30222,6 @@
                     <w:bottom w:val="single" w:sz="4" w:space="0" w:color="auto"/>
                     <w:right w:val="single" w:sz="4" w:space="0" w:color="auto"/>
                   </w:tcBorders>
-                  <w:shd w:val="clear" w:color="auto" w:fill="auto"/>
                   <w:noWrap/>
                   <w:vAlign w:val="bottom"/>
                   <w:hideMark/>
@@ -30861,7 +30258,6 @@
                     <w:bottom w:val="single" w:sz="4" w:space="0" w:color="auto"/>
                     <w:right w:val="single" w:sz="4" w:space="0" w:color="auto"/>
                   </w:tcBorders>
-                  <w:shd w:val="clear" w:color="auto" w:fill="auto"/>
                   <w:noWrap/>
                   <w:vAlign w:val="bottom"/>
                   <w:hideMark/>
@@ -30898,7 +30294,6 @@
                     <w:bottom w:val="single" w:sz="4" w:space="0" w:color="auto"/>
                     <w:right w:val="single" w:sz="4" w:space="0" w:color="auto"/>
                   </w:tcBorders>
-                  <w:shd w:val="clear" w:color="auto" w:fill="auto"/>
                   <w:noWrap/>
                   <w:vAlign w:val="bottom"/>
                   <w:hideMark/>
@@ -30935,7 +30330,6 @@
                     <w:bottom w:val="single" w:sz="4" w:space="0" w:color="auto"/>
                     <w:right w:val="single" w:sz="4" w:space="0" w:color="auto"/>
                   </w:tcBorders>
-                  <w:shd w:val="clear" w:color="auto" w:fill="auto"/>
                   <w:noWrap/>
                   <w:vAlign w:val="bottom"/>
                   <w:hideMark/>
@@ -30972,7 +30366,6 @@
                     <w:bottom w:val="single" w:sz="4" w:space="0" w:color="auto"/>
                     <w:right w:val="single" w:sz="4" w:space="0" w:color="auto"/>
                   </w:tcBorders>
-                  <w:shd w:val="clear" w:color="auto" w:fill="auto"/>
                   <w:noWrap/>
                   <w:vAlign w:val="bottom"/>
                   <w:hideMark/>
@@ -31014,7 +30407,6 @@
                     <w:bottom w:val="single" w:sz="4" w:space="0" w:color="auto"/>
                     <w:right w:val="single" w:sz="4" w:space="0" w:color="auto"/>
                   </w:tcBorders>
-                  <w:shd w:val="clear" w:color="auto" w:fill="auto"/>
                   <w:noWrap/>
                   <w:vAlign w:val="bottom"/>
                   <w:hideMark/>
@@ -31051,7 +30443,6 @@
                     <w:bottom w:val="single" w:sz="4" w:space="0" w:color="auto"/>
                     <w:right w:val="single" w:sz="4" w:space="0" w:color="auto"/>
                   </w:tcBorders>
-                  <w:shd w:val="clear" w:color="auto" w:fill="auto"/>
                   <w:noWrap/>
                   <w:vAlign w:val="bottom"/>
                   <w:hideMark/>
@@ -31088,7 +30479,6 @@
                     <w:bottom w:val="single" w:sz="4" w:space="0" w:color="auto"/>
                     <w:right w:val="single" w:sz="4" w:space="0" w:color="auto"/>
                   </w:tcBorders>
-                  <w:shd w:val="clear" w:color="auto" w:fill="auto"/>
                   <w:noWrap/>
                   <w:vAlign w:val="bottom"/>
                   <w:hideMark/>
@@ -31125,7 +30515,6 @@
                     <w:bottom w:val="single" w:sz="4" w:space="0" w:color="auto"/>
                     <w:right w:val="single" w:sz="4" w:space="0" w:color="auto"/>
                   </w:tcBorders>
-                  <w:shd w:val="clear" w:color="auto" w:fill="auto"/>
                   <w:noWrap/>
                   <w:vAlign w:val="bottom"/>
                   <w:hideMark/>
@@ -31162,7 +30551,6 @@
                     <w:bottom w:val="single" w:sz="4" w:space="0" w:color="auto"/>
                     <w:right w:val="single" w:sz="4" w:space="0" w:color="auto"/>
                   </w:tcBorders>
-                  <w:shd w:val="clear" w:color="auto" w:fill="auto"/>
                   <w:noWrap/>
                   <w:vAlign w:val="bottom"/>
                   <w:hideMark/>
@@ -31199,7 +30587,6 @@
                     <w:bottom w:val="single" w:sz="4" w:space="0" w:color="auto"/>
                     <w:right w:val="single" w:sz="4" w:space="0" w:color="auto"/>
                   </w:tcBorders>
-                  <w:shd w:val="clear" w:color="auto" w:fill="auto"/>
                   <w:noWrap/>
                   <w:vAlign w:val="bottom"/>
                   <w:hideMark/>
@@ -31236,7 +30623,6 @@
                     <w:bottom w:val="single" w:sz="4" w:space="0" w:color="auto"/>
                     <w:right w:val="single" w:sz="4" w:space="0" w:color="auto"/>
                   </w:tcBorders>
-                  <w:shd w:val="clear" w:color="auto" w:fill="auto"/>
                   <w:noWrap/>
                   <w:vAlign w:val="bottom"/>
                   <w:hideMark/>
@@ -31273,7 +30659,6 @@
                     <w:bottom w:val="single" w:sz="4" w:space="0" w:color="auto"/>
                     <w:right w:val="single" w:sz="4" w:space="0" w:color="auto"/>
                   </w:tcBorders>
-                  <w:shd w:val="clear" w:color="auto" w:fill="auto"/>
                   <w:noWrap/>
                   <w:vAlign w:val="bottom"/>
                   <w:hideMark/>
@@ -31310,7 +30695,6 @@
                     <w:bottom w:val="single" w:sz="4" w:space="0" w:color="auto"/>
                     <w:right w:val="single" w:sz="4" w:space="0" w:color="auto"/>
                   </w:tcBorders>
-                  <w:shd w:val="clear" w:color="auto" w:fill="auto"/>
                   <w:noWrap/>
                   <w:vAlign w:val="bottom"/>
                   <w:hideMark/>
@@ -31347,7 +30731,6 @@
                     <w:bottom w:val="single" w:sz="4" w:space="0" w:color="auto"/>
                     <w:right w:val="single" w:sz="4" w:space="0" w:color="auto"/>
                   </w:tcBorders>
-                  <w:shd w:val="clear" w:color="auto" w:fill="auto"/>
                   <w:noWrap/>
                   <w:vAlign w:val="bottom"/>
                   <w:hideMark/>
@@ -31384,7 +30767,6 @@
                     <w:bottom w:val="single" w:sz="4" w:space="0" w:color="auto"/>
                     <w:right w:val="single" w:sz="4" w:space="0" w:color="auto"/>
                   </w:tcBorders>
-                  <w:shd w:val="clear" w:color="auto" w:fill="auto"/>
                   <w:noWrap/>
                   <w:vAlign w:val="bottom"/>
                   <w:hideMark/>
@@ -31421,7 +30803,6 @@
                     <w:bottom w:val="single" w:sz="4" w:space="0" w:color="auto"/>
                     <w:right w:val="single" w:sz="4" w:space="0" w:color="auto"/>
                   </w:tcBorders>
-                  <w:shd w:val="clear" w:color="auto" w:fill="auto"/>
                   <w:noWrap/>
                   <w:vAlign w:val="bottom"/>
                   <w:hideMark/>
@@ -31548,7 +30929,6 @@
                     <w:bottom w:val="single" w:sz="4" w:space="0" w:color="auto"/>
                     <w:right w:val="single" w:sz="4" w:space="0" w:color="auto"/>
                   </w:tcBorders>
-                  <w:shd w:val="clear" w:color="auto" w:fill="auto"/>
                   <w:noWrap/>
                   <w:vAlign w:val="bottom"/>
                   <w:hideMark/>
@@ -31602,7 +30982,6 @@
                     <w:bottom w:val="single" w:sz="4" w:space="0" w:color="auto"/>
                     <w:right w:val="single" w:sz="4" w:space="0" w:color="auto"/>
                   </w:tcBorders>
-                  <w:shd w:val="clear" w:color="auto" w:fill="auto"/>
                   <w:noWrap/>
                   <w:vAlign w:val="bottom"/>
                   <w:hideMark/>
@@ -31640,7 +31019,6 @@
                     <w:bottom w:val="single" w:sz="4" w:space="0" w:color="auto"/>
                     <w:right w:val="single" w:sz="4" w:space="0" w:color="auto"/>
                   </w:tcBorders>
-                  <w:shd w:val="clear" w:color="auto" w:fill="auto"/>
                   <w:noWrap/>
                   <w:vAlign w:val="bottom"/>
                   <w:hideMark/>
@@ -31678,7 +31056,6 @@
                     <w:bottom w:val="single" w:sz="4" w:space="0" w:color="auto"/>
                     <w:right w:val="single" w:sz="4" w:space="0" w:color="auto"/>
                   </w:tcBorders>
-                  <w:shd w:val="clear" w:color="auto" w:fill="auto"/>
                   <w:noWrap/>
                   <w:vAlign w:val="bottom"/>
                   <w:hideMark/>
@@ -31716,7 +31093,6 @@
                     <w:bottom w:val="single" w:sz="4" w:space="0" w:color="auto"/>
                     <w:right w:val="single" w:sz="4" w:space="0" w:color="auto"/>
                   </w:tcBorders>
-                  <w:shd w:val="clear" w:color="auto" w:fill="auto"/>
                   <w:noWrap/>
                   <w:vAlign w:val="bottom"/>
                   <w:hideMark/>
@@ -31758,7 +31134,6 @@
                     <w:bottom w:val="single" w:sz="4" w:space="0" w:color="auto"/>
                     <w:right w:val="single" w:sz="4" w:space="0" w:color="auto"/>
                   </w:tcBorders>
-                  <w:shd w:val="clear" w:color="auto" w:fill="auto"/>
                   <w:noWrap/>
                   <w:vAlign w:val="bottom"/>
                   <w:hideMark/>
@@ -31795,7 +31170,6 @@
                     <w:bottom w:val="single" w:sz="4" w:space="0" w:color="auto"/>
                     <w:right w:val="single" w:sz="4" w:space="0" w:color="auto"/>
                   </w:tcBorders>
-                  <w:shd w:val="clear" w:color="auto" w:fill="auto"/>
                   <w:noWrap/>
                   <w:vAlign w:val="bottom"/>
                   <w:hideMark/>
@@ -31832,7 +31206,6 @@
                     <w:bottom w:val="single" w:sz="4" w:space="0" w:color="auto"/>
                     <w:right w:val="single" w:sz="4" w:space="0" w:color="auto"/>
                   </w:tcBorders>
-                  <w:shd w:val="clear" w:color="auto" w:fill="auto"/>
                   <w:noWrap/>
                   <w:vAlign w:val="bottom"/>
                   <w:hideMark/>
@@ -31869,7 +31242,6 @@
                     <w:bottom w:val="single" w:sz="4" w:space="0" w:color="auto"/>
                     <w:right w:val="single" w:sz="4" w:space="0" w:color="auto"/>
                   </w:tcBorders>
-                  <w:shd w:val="clear" w:color="auto" w:fill="auto"/>
                   <w:noWrap/>
                   <w:vAlign w:val="bottom"/>
                   <w:hideMark/>
@@ -31906,7 +31278,6 @@
                     <w:bottom w:val="single" w:sz="4" w:space="0" w:color="auto"/>
                     <w:right w:val="single" w:sz="4" w:space="0" w:color="auto"/>
                   </w:tcBorders>
-                  <w:shd w:val="clear" w:color="auto" w:fill="auto"/>
                   <w:noWrap/>
                   <w:vAlign w:val="bottom"/>
                   <w:hideMark/>
@@ -31943,7 +31314,6 @@
                     <w:bottom w:val="single" w:sz="4" w:space="0" w:color="auto"/>
                     <w:right w:val="single" w:sz="4" w:space="0" w:color="auto"/>
                   </w:tcBorders>
-                  <w:shd w:val="clear" w:color="auto" w:fill="auto"/>
                   <w:noWrap/>
                   <w:vAlign w:val="bottom"/>
                   <w:hideMark/>
@@ -31980,7 +31350,6 @@
                     <w:bottom w:val="single" w:sz="4" w:space="0" w:color="auto"/>
                     <w:right w:val="single" w:sz="4" w:space="0" w:color="auto"/>
                   </w:tcBorders>
-                  <w:shd w:val="clear" w:color="auto" w:fill="auto"/>
                   <w:noWrap/>
                   <w:vAlign w:val="bottom"/>
                   <w:hideMark/>
@@ -32017,7 +31386,6 @@
                     <w:bottom w:val="single" w:sz="4" w:space="0" w:color="auto"/>
                     <w:right w:val="single" w:sz="4" w:space="0" w:color="auto"/>
                   </w:tcBorders>
-                  <w:shd w:val="clear" w:color="auto" w:fill="auto"/>
                   <w:noWrap/>
                   <w:vAlign w:val="bottom"/>
                   <w:hideMark/>
@@ -32059,7 +31427,6 @@
                     <w:bottom w:val="single" w:sz="4" w:space="0" w:color="auto"/>
                     <w:right w:val="single" w:sz="4" w:space="0" w:color="auto"/>
                   </w:tcBorders>
-                  <w:shd w:val="clear" w:color="auto" w:fill="auto"/>
                   <w:noWrap/>
                   <w:vAlign w:val="bottom"/>
                   <w:hideMark/>
@@ -32096,7 +31463,6 @@
                     <w:bottom w:val="single" w:sz="4" w:space="0" w:color="auto"/>
                     <w:right w:val="single" w:sz="4" w:space="0" w:color="auto"/>
                   </w:tcBorders>
-                  <w:shd w:val="clear" w:color="auto" w:fill="auto"/>
                   <w:noWrap/>
                   <w:vAlign w:val="bottom"/>
                   <w:hideMark/>
@@ -32133,7 +31499,6 @@
                     <w:bottom w:val="single" w:sz="4" w:space="0" w:color="auto"/>
                     <w:right w:val="single" w:sz="4" w:space="0" w:color="auto"/>
                   </w:tcBorders>
-                  <w:shd w:val="clear" w:color="auto" w:fill="auto"/>
                   <w:noWrap/>
                   <w:vAlign w:val="bottom"/>
                   <w:hideMark/>
@@ -32170,7 +31535,6 @@
                     <w:bottom w:val="single" w:sz="4" w:space="0" w:color="auto"/>
                     <w:right w:val="single" w:sz="4" w:space="0" w:color="auto"/>
                   </w:tcBorders>
-                  <w:shd w:val="clear" w:color="auto" w:fill="auto"/>
                   <w:noWrap/>
                   <w:vAlign w:val="bottom"/>
                   <w:hideMark/>
@@ -32207,7 +31571,6 @@
                     <w:bottom w:val="single" w:sz="4" w:space="0" w:color="auto"/>
                     <w:right w:val="single" w:sz="4" w:space="0" w:color="auto"/>
                   </w:tcBorders>
-                  <w:shd w:val="clear" w:color="auto" w:fill="auto"/>
                   <w:noWrap/>
                   <w:vAlign w:val="bottom"/>
                   <w:hideMark/>
@@ -32244,7 +31607,6 @@
                     <w:bottom w:val="single" w:sz="4" w:space="0" w:color="auto"/>
                     <w:right w:val="single" w:sz="4" w:space="0" w:color="auto"/>
                   </w:tcBorders>
-                  <w:shd w:val="clear" w:color="auto" w:fill="auto"/>
                   <w:noWrap/>
                   <w:vAlign w:val="bottom"/>
                   <w:hideMark/>
@@ -32281,7 +31643,6 @@
                     <w:bottom w:val="single" w:sz="4" w:space="0" w:color="auto"/>
                     <w:right w:val="single" w:sz="4" w:space="0" w:color="auto"/>
                   </w:tcBorders>
-                  <w:shd w:val="clear" w:color="auto" w:fill="auto"/>
                   <w:noWrap/>
                   <w:vAlign w:val="bottom"/>
                   <w:hideMark/>
@@ -32318,7 +31679,6 @@
                     <w:bottom w:val="single" w:sz="4" w:space="0" w:color="auto"/>
                     <w:right w:val="single" w:sz="4" w:space="0" w:color="auto"/>
                   </w:tcBorders>
-                  <w:shd w:val="clear" w:color="auto" w:fill="auto"/>
                   <w:noWrap/>
                   <w:vAlign w:val="bottom"/>
                   <w:hideMark/>
@@ -32425,7 +31785,6 @@
                     <w:bottom w:val="single" w:sz="4" w:space="0" w:color="auto"/>
                     <w:right w:val="single" w:sz="4" w:space="0" w:color="auto"/>
                   </w:tcBorders>
-                  <w:shd w:val="clear" w:color="auto" w:fill="auto"/>
                   <w:noWrap/>
                   <w:vAlign w:val="bottom"/>
                   <w:hideMark/>
@@ -32468,7 +31827,6 @@
                     <w:bottom w:val="single" w:sz="4" w:space="0" w:color="auto"/>
                     <w:right w:val="single" w:sz="4" w:space="0" w:color="auto"/>
                   </w:tcBorders>
-                  <w:shd w:val="clear" w:color="auto" w:fill="auto"/>
                   <w:noWrap/>
                   <w:vAlign w:val="bottom"/>
                   <w:hideMark/>
@@ -32506,7 +31864,6 @@
                     <w:bottom w:val="single" w:sz="4" w:space="0" w:color="auto"/>
                     <w:right w:val="single" w:sz="4" w:space="0" w:color="auto"/>
                   </w:tcBorders>
-                  <w:shd w:val="clear" w:color="auto" w:fill="auto"/>
                   <w:noWrap/>
                   <w:vAlign w:val="bottom"/>
                   <w:hideMark/>
@@ -32544,7 +31901,6 @@
                     <w:bottom w:val="single" w:sz="4" w:space="0" w:color="auto"/>
                     <w:right w:val="single" w:sz="4" w:space="0" w:color="auto"/>
                   </w:tcBorders>
-                  <w:shd w:val="clear" w:color="auto" w:fill="auto"/>
                   <w:noWrap/>
                   <w:vAlign w:val="bottom"/>
                   <w:hideMark/>
@@ -32582,7 +31938,6 @@
                     <w:bottom w:val="single" w:sz="4" w:space="0" w:color="auto"/>
                     <w:right w:val="single" w:sz="4" w:space="0" w:color="auto"/>
                   </w:tcBorders>
-                  <w:shd w:val="clear" w:color="auto" w:fill="auto"/>
                   <w:noWrap/>
                   <w:vAlign w:val="bottom"/>
                   <w:hideMark/>
@@ -32624,7 +31979,6 @@
                     <w:bottom w:val="single" w:sz="4" w:space="0" w:color="auto"/>
                     <w:right w:val="single" w:sz="4" w:space="0" w:color="auto"/>
                   </w:tcBorders>
-                  <w:shd w:val="clear" w:color="auto" w:fill="auto"/>
                   <w:noWrap/>
                   <w:vAlign w:val="bottom"/>
                   <w:hideMark/>
@@ -32661,7 +32015,6 @@
                     <w:bottom w:val="single" w:sz="4" w:space="0" w:color="auto"/>
                     <w:right w:val="single" w:sz="4" w:space="0" w:color="auto"/>
                   </w:tcBorders>
-                  <w:shd w:val="clear" w:color="auto" w:fill="auto"/>
                   <w:noWrap/>
                   <w:vAlign w:val="bottom"/>
                   <w:hideMark/>
@@ -32698,7 +32051,6 @@
                     <w:bottom w:val="single" w:sz="4" w:space="0" w:color="auto"/>
                     <w:right w:val="single" w:sz="4" w:space="0" w:color="auto"/>
                   </w:tcBorders>
-                  <w:shd w:val="clear" w:color="auto" w:fill="auto"/>
                   <w:noWrap/>
                   <w:vAlign w:val="bottom"/>
                   <w:hideMark/>
@@ -32735,7 +32087,6 @@
                     <w:bottom w:val="single" w:sz="4" w:space="0" w:color="auto"/>
                     <w:right w:val="single" w:sz="4" w:space="0" w:color="auto"/>
                   </w:tcBorders>
-                  <w:shd w:val="clear" w:color="auto" w:fill="auto"/>
                   <w:noWrap/>
                   <w:vAlign w:val="bottom"/>
                   <w:hideMark/>
@@ -32772,7 +32123,6 @@
                     <w:bottom w:val="single" w:sz="4" w:space="0" w:color="auto"/>
                     <w:right w:val="single" w:sz="4" w:space="0" w:color="auto"/>
                   </w:tcBorders>
-                  <w:shd w:val="clear" w:color="auto" w:fill="auto"/>
                   <w:noWrap/>
                   <w:vAlign w:val="bottom"/>
                   <w:hideMark/>
@@ -32809,7 +32159,6 @@
                     <w:bottom w:val="single" w:sz="4" w:space="0" w:color="auto"/>
                     <w:right w:val="single" w:sz="4" w:space="0" w:color="auto"/>
                   </w:tcBorders>
-                  <w:shd w:val="clear" w:color="auto" w:fill="auto"/>
                   <w:noWrap/>
                   <w:vAlign w:val="bottom"/>
                   <w:hideMark/>
@@ -32846,7 +32195,6 @@
                     <w:bottom w:val="single" w:sz="4" w:space="0" w:color="auto"/>
                     <w:right w:val="single" w:sz="4" w:space="0" w:color="auto"/>
                   </w:tcBorders>
-                  <w:shd w:val="clear" w:color="auto" w:fill="auto"/>
                   <w:noWrap/>
                   <w:vAlign w:val="bottom"/>
                   <w:hideMark/>
@@ -32883,7 +32231,6 @@
                     <w:bottom w:val="single" w:sz="4" w:space="0" w:color="auto"/>
                     <w:right w:val="single" w:sz="4" w:space="0" w:color="auto"/>
                   </w:tcBorders>
-                  <w:shd w:val="clear" w:color="auto" w:fill="auto"/>
                   <w:noWrap/>
                   <w:vAlign w:val="bottom"/>
                   <w:hideMark/>
@@ -32925,7 +32272,6 @@
                     <w:bottom w:val="single" w:sz="4" w:space="0" w:color="auto"/>
                     <w:right w:val="single" w:sz="4" w:space="0" w:color="auto"/>
                   </w:tcBorders>
-                  <w:shd w:val="clear" w:color="auto" w:fill="auto"/>
                   <w:noWrap/>
                   <w:vAlign w:val="bottom"/>
                   <w:hideMark/>
@@ -32962,7 +32308,6 @@
                     <w:bottom w:val="single" w:sz="4" w:space="0" w:color="auto"/>
                     <w:right w:val="single" w:sz="4" w:space="0" w:color="auto"/>
                   </w:tcBorders>
-                  <w:shd w:val="clear" w:color="auto" w:fill="auto"/>
                   <w:noWrap/>
                   <w:vAlign w:val="bottom"/>
                   <w:hideMark/>
@@ -32999,7 +32344,6 @@
                     <w:bottom w:val="single" w:sz="4" w:space="0" w:color="auto"/>
                     <w:right w:val="single" w:sz="4" w:space="0" w:color="auto"/>
                   </w:tcBorders>
-                  <w:shd w:val="clear" w:color="auto" w:fill="auto"/>
                   <w:noWrap/>
                   <w:vAlign w:val="bottom"/>
                   <w:hideMark/>
@@ -33036,7 +32380,6 @@
                     <w:bottom w:val="single" w:sz="4" w:space="0" w:color="auto"/>
                     <w:right w:val="single" w:sz="4" w:space="0" w:color="auto"/>
                   </w:tcBorders>
-                  <w:shd w:val="clear" w:color="auto" w:fill="auto"/>
                   <w:noWrap/>
                   <w:vAlign w:val="bottom"/>
                   <w:hideMark/>
@@ -33073,7 +32416,6 @@
                     <w:bottom w:val="single" w:sz="4" w:space="0" w:color="auto"/>
                     <w:right w:val="single" w:sz="4" w:space="0" w:color="auto"/>
                   </w:tcBorders>
-                  <w:shd w:val="clear" w:color="auto" w:fill="auto"/>
                   <w:noWrap/>
                   <w:vAlign w:val="bottom"/>
                   <w:hideMark/>
@@ -33110,7 +32452,6 @@
                     <w:bottom w:val="single" w:sz="4" w:space="0" w:color="auto"/>
                     <w:right w:val="single" w:sz="4" w:space="0" w:color="auto"/>
                   </w:tcBorders>
-                  <w:shd w:val="clear" w:color="auto" w:fill="auto"/>
                   <w:noWrap/>
                   <w:vAlign w:val="bottom"/>
                   <w:hideMark/>
@@ -33147,7 +32488,6 @@
                     <w:bottom w:val="single" w:sz="4" w:space="0" w:color="auto"/>
                     <w:right w:val="single" w:sz="4" w:space="0" w:color="auto"/>
                   </w:tcBorders>
-                  <w:shd w:val="clear" w:color="auto" w:fill="auto"/>
                   <w:noWrap/>
                   <w:vAlign w:val="bottom"/>
                   <w:hideMark/>
@@ -33184,7 +32524,6 @@
                     <w:bottom w:val="single" w:sz="4" w:space="0" w:color="auto"/>
                     <w:right w:val="single" w:sz="4" w:space="0" w:color="auto"/>
                   </w:tcBorders>
-                  <w:shd w:val="clear" w:color="auto" w:fill="auto"/>
                   <w:noWrap/>
                   <w:vAlign w:val="bottom"/>
                   <w:hideMark/>
@@ -33290,7 +32629,6 @@
                     <w:bottom w:val="single" w:sz="4" w:space="0" w:color="auto"/>
                     <w:right w:val="single" w:sz="4" w:space="0" w:color="auto"/>
                   </w:tcBorders>
-                  <w:shd w:val="clear" w:color="auto" w:fill="auto"/>
                   <w:noWrap/>
                   <w:vAlign w:val="bottom"/>
                   <w:hideMark/>
@@ -33333,7 +32671,6 @@
                     <w:bottom w:val="single" w:sz="4" w:space="0" w:color="auto"/>
                     <w:right w:val="single" w:sz="4" w:space="0" w:color="auto"/>
                   </w:tcBorders>
-                  <w:shd w:val="clear" w:color="auto" w:fill="auto"/>
                   <w:noWrap/>
                   <w:vAlign w:val="bottom"/>
                   <w:hideMark/>
@@ -33371,7 +32708,6 @@
                     <w:bottom w:val="single" w:sz="4" w:space="0" w:color="auto"/>
                     <w:right w:val="single" w:sz="4" w:space="0" w:color="auto"/>
                   </w:tcBorders>
-                  <w:shd w:val="clear" w:color="auto" w:fill="auto"/>
                   <w:noWrap/>
                   <w:vAlign w:val="bottom"/>
                   <w:hideMark/>
@@ -33409,7 +32745,6 @@
                     <w:bottom w:val="single" w:sz="4" w:space="0" w:color="auto"/>
                     <w:right w:val="single" w:sz="4" w:space="0" w:color="auto"/>
                   </w:tcBorders>
-                  <w:shd w:val="clear" w:color="auto" w:fill="auto"/>
                   <w:noWrap/>
                   <w:vAlign w:val="bottom"/>
                   <w:hideMark/>
@@ -33447,7 +32782,6 @@
                     <w:bottom w:val="single" w:sz="4" w:space="0" w:color="auto"/>
                     <w:right w:val="single" w:sz="4" w:space="0" w:color="auto"/>
                   </w:tcBorders>
-                  <w:shd w:val="clear" w:color="auto" w:fill="auto"/>
                   <w:noWrap/>
                   <w:vAlign w:val="bottom"/>
                   <w:hideMark/>
@@ -33489,7 +32823,6 @@
                     <w:bottom w:val="single" w:sz="4" w:space="0" w:color="auto"/>
                     <w:right w:val="single" w:sz="4" w:space="0" w:color="auto"/>
                   </w:tcBorders>
-                  <w:shd w:val="clear" w:color="auto" w:fill="auto"/>
                   <w:noWrap/>
                   <w:vAlign w:val="bottom"/>
                   <w:hideMark/>
@@ -33526,7 +32859,6 @@
                     <w:bottom w:val="single" w:sz="4" w:space="0" w:color="auto"/>
                     <w:right w:val="single" w:sz="4" w:space="0" w:color="auto"/>
                   </w:tcBorders>
-                  <w:shd w:val="clear" w:color="auto" w:fill="auto"/>
                   <w:noWrap/>
                   <w:vAlign w:val="bottom"/>
                   <w:hideMark/>
@@ -33563,7 +32895,6 @@
                     <w:bottom w:val="single" w:sz="4" w:space="0" w:color="auto"/>
                     <w:right w:val="single" w:sz="4" w:space="0" w:color="auto"/>
                   </w:tcBorders>
-                  <w:shd w:val="clear" w:color="auto" w:fill="auto"/>
                   <w:noWrap/>
                   <w:vAlign w:val="bottom"/>
                   <w:hideMark/>
@@ -33600,7 +32931,6 @@
                     <w:bottom w:val="single" w:sz="4" w:space="0" w:color="auto"/>
                     <w:right w:val="single" w:sz="4" w:space="0" w:color="auto"/>
                   </w:tcBorders>
-                  <w:shd w:val="clear" w:color="auto" w:fill="auto"/>
                   <w:noWrap/>
                   <w:vAlign w:val="bottom"/>
                   <w:hideMark/>
@@ -33637,7 +32967,6 @@
                     <w:bottom w:val="single" w:sz="4" w:space="0" w:color="auto"/>
                     <w:right w:val="single" w:sz="4" w:space="0" w:color="auto"/>
                   </w:tcBorders>
-                  <w:shd w:val="clear" w:color="auto" w:fill="auto"/>
                   <w:noWrap/>
                   <w:vAlign w:val="bottom"/>
                   <w:hideMark/>
@@ -33674,7 +33003,6 @@
                     <w:bottom w:val="single" w:sz="4" w:space="0" w:color="auto"/>
                     <w:right w:val="single" w:sz="4" w:space="0" w:color="auto"/>
                   </w:tcBorders>
-                  <w:shd w:val="clear" w:color="auto" w:fill="auto"/>
                   <w:noWrap/>
                   <w:vAlign w:val="bottom"/>
                   <w:hideMark/>
@@ -33711,7 +33039,6 @@
                     <w:bottom w:val="single" w:sz="4" w:space="0" w:color="auto"/>
                     <w:right w:val="single" w:sz="4" w:space="0" w:color="auto"/>
                   </w:tcBorders>
-                  <w:shd w:val="clear" w:color="auto" w:fill="auto"/>
                   <w:noWrap/>
                   <w:vAlign w:val="bottom"/>
                   <w:hideMark/>
@@ -33748,7 +33075,6 @@
                     <w:bottom w:val="single" w:sz="4" w:space="0" w:color="auto"/>
                     <w:right w:val="single" w:sz="4" w:space="0" w:color="auto"/>
                   </w:tcBorders>
-                  <w:shd w:val="clear" w:color="auto" w:fill="auto"/>
                   <w:noWrap/>
                   <w:vAlign w:val="bottom"/>
                   <w:hideMark/>
@@ -33790,7 +33116,6 @@
                     <w:bottom w:val="single" w:sz="4" w:space="0" w:color="auto"/>
                     <w:right w:val="single" w:sz="4" w:space="0" w:color="auto"/>
                   </w:tcBorders>
-                  <w:shd w:val="clear" w:color="auto" w:fill="auto"/>
                   <w:noWrap/>
                   <w:vAlign w:val="bottom"/>
                   <w:hideMark/>
@@ -33827,7 +33152,6 @@
                     <w:bottom w:val="single" w:sz="4" w:space="0" w:color="auto"/>
                     <w:right w:val="single" w:sz="4" w:space="0" w:color="auto"/>
                   </w:tcBorders>
-                  <w:shd w:val="clear" w:color="auto" w:fill="auto"/>
                   <w:noWrap/>
                   <w:vAlign w:val="bottom"/>
                   <w:hideMark/>
@@ -33864,7 +33188,6 @@
                     <w:bottom w:val="single" w:sz="4" w:space="0" w:color="auto"/>
                     <w:right w:val="single" w:sz="4" w:space="0" w:color="auto"/>
                   </w:tcBorders>
-                  <w:shd w:val="clear" w:color="auto" w:fill="auto"/>
                   <w:noWrap/>
                   <w:vAlign w:val="bottom"/>
                   <w:hideMark/>
@@ -33901,7 +33224,6 @@
                     <w:bottom w:val="single" w:sz="4" w:space="0" w:color="auto"/>
                     <w:right w:val="single" w:sz="4" w:space="0" w:color="auto"/>
                   </w:tcBorders>
-                  <w:shd w:val="clear" w:color="auto" w:fill="auto"/>
                   <w:noWrap/>
                   <w:vAlign w:val="bottom"/>
                   <w:hideMark/>
@@ -33938,7 +33260,6 @@
                     <w:bottom w:val="single" w:sz="4" w:space="0" w:color="auto"/>
                     <w:right w:val="single" w:sz="4" w:space="0" w:color="auto"/>
                   </w:tcBorders>
-                  <w:shd w:val="clear" w:color="auto" w:fill="auto"/>
                   <w:noWrap/>
                   <w:vAlign w:val="bottom"/>
                   <w:hideMark/>
@@ -33975,7 +33296,6 @@
                     <w:bottom w:val="single" w:sz="4" w:space="0" w:color="auto"/>
                     <w:right w:val="single" w:sz="4" w:space="0" w:color="auto"/>
                   </w:tcBorders>
-                  <w:shd w:val="clear" w:color="auto" w:fill="auto"/>
                   <w:noWrap/>
                   <w:vAlign w:val="bottom"/>
                   <w:hideMark/>
@@ -34012,7 +33332,6 @@
                     <w:bottom w:val="single" w:sz="4" w:space="0" w:color="auto"/>
                     <w:right w:val="single" w:sz="4" w:space="0" w:color="auto"/>
                   </w:tcBorders>
-                  <w:shd w:val="clear" w:color="auto" w:fill="auto"/>
                   <w:noWrap/>
                   <w:vAlign w:val="bottom"/>
                   <w:hideMark/>
@@ -34049,7 +33368,6 @@
                     <w:bottom w:val="single" w:sz="4" w:space="0" w:color="auto"/>
                     <w:right w:val="single" w:sz="4" w:space="0" w:color="auto"/>
                   </w:tcBorders>
-                  <w:shd w:val="clear" w:color="auto" w:fill="auto"/>
                   <w:noWrap/>
                   <w:vAlign w:val="bottom"/>
                   <w:hideMark/>
@@ -34218,7 +33536,6 @@
         <w:docPartUnique/>
       </w:docPartObj>
     </w:sdtPr>
-    <w:sdtEndPr/>
     <w:sdtContent>
       <w:p>
         <w:pPr>
